--- a/results/v3/report_v3.docx
+++ b/results/v3/report_v3.docx
@@ -28,7 +28,7 @@
         </w:p>
       </w:sdtContent>
     </w:sdt>
-    <w:bookmarkStart w:id="256" w:name="hyper-entities-v3-spotlight-report"/>
+    <w:bookmarkStart w:id="263" w:name="hyper-entities-v3-spotlight-report"/>
     <w:p>
       <w:pPr>
         <w:pStyle w:val="Heading1"/>
@@ -64,7 +64,7 @@
         </w:pict>
       </w:r>
     </w:p>
-    <w:bookmarkStart w:id="9" w:name="executive-summary"/>
+    <w:bookmarkStart w:id="16" w:name="executive-summary"/>
     <w:p>
       <w:pPr>
         <w:pStyle w:val="Heading2"/>
@@ -83,13 +83,16 @@
       <w:r>
         <w:t xml:space="preserve"> </w:t>
       </w:r>
-      <w:r>
-        <w:rPr>
-          <w:i/>
-          <w:iCs/>
-        </w:rPr>
-        <w:t xml:space="preserve">hyper-entity</w:t>
-      </w:r>
+      <w:hyperlink r:id="rId9">
+        <w:r>
+          <w:rPr>
+            <w:rStyle w:val="Hyperlink"/>
+            <w:i/>
+            <w:iCs/>
+          </w:rPr>
+          <w:t xml:space="preserve">hyper-entity</w:t>
+        </w:r>
+      </w:hyperlink>
       <w:r>
         <w:t xml:space="preserve"> </w:t>
       </w:r>
@@ -102,7 +105,24 @@
         <w:pStyle w:val="BodyText"/>
       </w:pPr>
       <w:r>
-        <w:t xml:space="preserve">The analysis applies the d/acc framework developed by Vitalik Buterin, which evaluates entities across four overlapping properties: democratic (distributing power rather than concentrating it), decentralized (resistant to single points of control or failure), defensive (strengthening protective over offensive capabilities), and differential (accelerating beneficial technologies faster than harmful ones). Entities were also scored on transformative potential and actionability, producing a composite score that determined tier placement.</w:t>
+        <w:t xml:space="preserve">The analysis applies the</w:t>
+      </w:r>
+      <w:r>
+        <w:t xml:space="preserve"> </w:t>
+      </w:r>
+      <w:hyperlink r:id="rId10">
+        <w:r>
+          <w:rPr>
+            <w:rStyle w:val="Hyperlink"/>
+          </w:rPr>
+          <w:t xml:space="preserve">d/acc framework</w:t>
+        </w:r>
+      </w:hyperlink>
+      <w:r>
+        <w:t xml:space="preserve"> </w:t>
+      </w:r>
+      <w:r>
+        <w:t xml:space="preserve">developed by Vitalik Buterin, which evaluates entities across four overlapping properties: democratic (distributing power rather than concentrating it), decentralized (resistant to single points of control or failure), defensive (strengthening protective over offensive capabilities), and differential (accelerating beneficial technologies faster than harmful ones). Entities were also scored on transformative potential and actionability, producing a composite score that determined tier placement.</w:t>
       </w:r>
     </w:p>
     <w:p>
@@ -142,7 +162,97 @@
         <w:pStyle w:val="BodyText"/>
       </w:pPr>
       <w:r>
-        <w:t xml:space="preserve">All candidates were sourced from Existential Hope (existentialhope.com), the Foresight Institute’s initiative cataloguing pathways to long-term human and civilizational flourishing, drawing on podcast transcripts, world gallery submissions, and AI pathways essays. Twenty-seven entities appeared in both this analysis and the prior v2 analysis, giving us a consistency check between two rounds.</w:t>
+        <w:t xml:space="preserve">All candidates were sourced from</w:t>
+      </w:r>
+      <w:r>
+        <w:t xml:space="preserve"> </w:t>
+      </w:r>
+      <w:hyperlink r:id="rId11">
+        <w:r>
+          <w:rPr>
+            <w:rStyle w:val="Hyperlink"/>
+          </w:rPr>
+          <w:t xml:space="preserve">Existential Hope</w:t>
+        </w:r>
+      </w:hyperlink>
+      <w:r>
+        <w:t xml:space="preserve"> </w:t>
+      </w:r>
+      <w:r>
+        <w:t xml:space="preserve">(</w:t>
+      </w:r>
+      <w:hyperlink r:id="rId11">
+        <w:r>
+          <w:rPr>
+            <w:rStyle w:val="Hyperlink"/>
+          </w:rPr>
+          <w:t xml:space="preserve">existentialhope.com</w:t>
+        </w:r>
+      </w:hyperlink>
+      <w:r>
+        <w:t xml:space="preserve">), the</w:t>
+      </w:r>
+      <w:r>
+        <w:t xml:space="preserve"> </w:t>
+      </w:r>
+      <w:hyperlink r:id="rId12">
+        <w:r>
+          <w:rPr>
+            <w:rStyle w:val="Hyperlink"/>
+          </w:rPr>
+          <w:t xml:space="preserve">Foresight Institute</w:t>
+        </w:r>
+      </w:hyperlink>
+      <w:r>
+        <w:t xml:space="preserve">’s initiative cataloguing pathways to long-term human and civilizational flourishing, drawing on</w:t>
+      </w:r>
+      <w:r>
+        <w:t xml:space="preserve"> </w:t>
+      </w:r>
+      <w:hyperlink r:id="rId13">
+        <w:r>
+          <w:rPr>
+            <w:rStyle w:val="Hyperlink"/>
+          </w:rPr>
+          <w:t xml:space="preserve">podcast transcripts</w:t>
+        </w:r>
+      </w:hyperlink>
+      <w:r>
+        <w:t xml:space="preserve">,</w:t>
+      </w:r>
+      <w:r>
+        <w:t xml:space="preserve"> </w:t>
+      </w:r>
+      <w:hyperlink r:id="rId14">
+        <w:r>
+          <w:rPr>
+            <w:rStyle w:val="Hyperlink"/>
+          </w:rPr>
+          <w:t xml:space="preserve">world gallery</w:t>
+        </w:r>
+      </w:hyperlink>
+      <w:r>
+        <w:t xml:space="preserve"> </w:t>
+      </w:r>
+      <w:r>
+        <w:t xml:space="preserve">submissions, and</w:t>
+      </w:r>
+      <w:r>
+        <w:t xml:space="preserve"> </w:t>
+      </w:r>
+      <w:hyperlink r:id="rId15">
+        <w:r>
+          <w:rPr>
+            <w:rStyle w:val="Hyperlink"/>
+          </w:rPr>
+          <w:t xml:space="preserve">AI pathways</w:t>
+        </w:r>
+      </w:hyperlink>
+      <w:r>
+        <w:t xml:space="preserve"> </w:t>
+      </w:r>
+      <w:r>
+        <w:t xml:space="preserve">essays. Twenty-seven entities appeared in both this analysis and the prior v2 analysis, giving us a consistency check between two rounds.</w:t>
       </w:r>
     </w:p>
     <w:p>
@@ -152,8 +262,8 @@
         </w:pict>
       </w:r>
     </w:p>
-    <w:bookmarkEnd w:id="9"/>
-    <w:bookmarkStart w:id="10" w:name="methodology"/>
+    <w:bookmarkEnd w:id="16"/>
+    <w:bookmarkStart w:id="17" w:name="methodology"/>
     <w:p>
       <w:pPr>
         <w:pStyle w:val="Heading2"/>
@@ -267,8 +377,8 @@
         </w:pict>
       </w:r>
     </w:p>
-    <w:bookmarkEnd w:id="10"/>
-    <w:bookmarkStart w:id="165" w:name="spotlight-entities-tier-1"/>
+    <w:bookmarkEnd w:id="17"/>
+    <w:bookmarkStart w:id="172" w:name="spotlight-entities-tier-1"/>
     <w:p>
       <w:pPr>
         <w:pStyle w:val="Heading2"/>
@@ -285,7 +395,7 @@
         <w:t xml:space="preserve">The following 19 entities scored highest on our composite metric (d/acc alignment + transformative potential + actionability). Each represents a system that doesn’t yet exist but is already shaping coordination and investment.</w:t>
       </w:r>
     </w:p>
-    <w:bookmarkStart w:id="20" w:name="community-governed-ai-mesh-systems"/>
+    <w:bookmarkStart w:id="27" w:name="community-governed-ai-mesh-systems"/>
     <w:p>
       <w:pPr>
         <w:pStyle w:val="Heading3"/>
@@ -335,7 +445,58 @@
         <w:t xml:space="preserve"> </w:t>
       </w:r>
       <w:r>
-        <w:t xml:space="preserve">Local communities retain sovereignty over data used to train and fine-tune AI models, with governance handled by designated trust circles (particularly Indigenous and racialized community groups) operating under consent frameworks those communities define. A mesh architecture distributes both compute and decision-making authority across nodes, so no single actor controls the system. Flower and OpenMined have proven federated learning works. GIDA has proven Indigenous data governance works. Mesh networks work. But nobody has tried to wire them together, partly because the governance conversations happen in completely different rooms from the engineering ones.</w:t>
+        <w:t xml:space="preserve">Local communities retain sovereignty over data used to train and fine-tune AI models, with governance handled by designated trust circles (particularly Indigenous and racialized community groups) operating under consent frameworks those communities define. A mesh architecture distributes both compute and decision-making authority across nodes, so no single actor controls the system.</w:t>
+      </w:r>
+      <w:r>
+        <w:t xml:space="preserve"> </w:t>
+      </w:r>
+      <w:hyperlink r:id="rId18">
+        <w:r>
+          <w:rPr>
+            <w:rStyle w:val="Hyperlink"/>
+          </w:rPr>
+          <w:t xml:space="preserve">Flower</w:t>
+        </w:r>
+      </w:hyperlink>
+      <w:r>
+        <w:t xml:space="preserve"> </w:t>
+      </w:r>
+      <w:r>
+        <w:t xml:space="preserve">and</w:t>
+      </w:r>
+      <w:r>
+        <w:t xml:space="preserve"> </w:t>
+      </w:r>
+      <w:hyperlink r:id="rId19">
+        <w:r>
+          <w:rPr>
+            <w:rStyle w:val="Hyperlink"/>
+          </w:rPr>
+          <w:t xml:space="preserve">OpenMined</w:t>
+        </w:r>
+      </w:hyperlink>
+      <w:r>
+        <w:t xml:space="preserve"> </w:t>
+      </w:r>
+      <w:r>
+        <w:t xml:space="preserve">have proven federated learning works.</w:t>
+      </w:r>
+      <w:r>
+        <w:t xml:space="preserve"> </w:t>
+      </w:r>
+      <w:hyperlink r:id="rId20">
+        <w:r>
+          <w:rPr>
+            <w:rStyle w:val="Hyperlink"/>
+          </w:rPr>
+          <w:t xml:space="preserve">GIDA</w:t>
+        </w:r>
+      </w:hyperlink>
+      <w:r>
+        <w:t xml:space="preserve"> </w:t>
+      </w:r>
+      <w:r>
+        <w:t xml:space="preserve">has proven Indigenous data governance works. Mesh networks work. But nobody has tried to wire them together, partly because the governance conversations happen in completely different rooms from the engineering ones.</w:t>
       </w:r>
     </w:p>
     <w:p>
@@ -352,62 +513,7 @@
       <w:r>
         <w:t xml:space="preserve"> </w:t>
       </w:r>
-      <w:r>
-        <w:t xml:space="preserve">Flower (adap gmbh) and OpenMined (PySyft) provide production-grade federated learning infrastructure for distributed model training. The Global Indigenous Data Alliance stewards the CARE Principles, and Local Contexts supports Indigenous data sovereignty and cultural heritage protection in digital systems. Bittensor is building decentralized AI infrastructure with community-governed token incentives. No dedicated funding for an integrated system has been identified.</w:t>
-      </w:r>
-      <w:r>
-        <w:t xml:space="preserve"> </w:t>
-      </w:r>
-      <w:r>
-        <w:rPr>
-          <w:b/>
-          <w:bCs/>
-        </w:rPr>
-        <w:t xml:space="preserve">TRL: 4</w:t>
-      </w:r>
-      <w:r>
-        <w:t xml:space="preserve">—individual components are mature and deployed; full integration remains unbuilt.</w:t>
-      </w:r>
-    </w:p>
-    <w:p>
-      <w:pPr>
-        <w:pStyle w:val="BodyText"/>
-      </w:pPr>
-      <w:r>
-        <w:rPr>
-          <w:b/>
-          <w:bCs/>
-        </w:rPr>
-        <w:t xml:space="preserve">d/acc alignment.</w:t>
-      </w:r>
-      <w:r>
-        <w:t xml:space="preserve"> </w:t>
-      </w:r>
-      <w:r>
-        <w:t xml:space="preserve">This entity scores at the ceiling on Democratic (5/5) and Decentralized (5/5) dimensions, reflecting structural governance design that places decision-making authority with affected communities rather than extracting it upward. Defensive posture scores 4/5, as the architecture resists both corporate data capture and state surveillance by design.</w:t>
-      </w:r>
-    </w:p>
-    <w:p>
-      <w:pPr>
-        <w:pStyle w:val="BodyText"/>
-      </w:pPr>
-      <w:r>
-        <w:rPr>
-          <w:b/>
-          <w:bCs/>
-        </w:rPr>
-        <w:t xml:space="preserve">Links.</w:t>
-      </w:r>
-      <w:r>
-        <w:t xml:space="preserve"> </w:t>
-      </w:r>
-      <w:r>
-        <w:t xml:space="preserve">-</w:t>
-      </w:r>
-      <w:r>
-        <w:t xml:space="preserve"> </w:t>
-      </w:r>
-      <w:hyperlink r:id="rId11">
+      <w:hyperlink r:id="rId18">
         <w:r>
           <w:rPr>
             <w:rStyle w:val="Hyperlink"/>
@@ -419,6 +525,123 @@
         <w:t xml:space="preserve"> </w:t>
       </w:r>
       <w:r>
+        <w:t xml:space="preserve">and OpenMined (PySyft) provide production-grade federated learning infrastructure for distributed model training. The</w:t>
+      </w:r>
+      <w:r>
+        <w:t xml:space="preserve"> </w:t>
+      </w:r>
+      <w:hyperlink r:id="rId20">
+        <w:r>
+          <w:rPr>
+            <w:rStyle w:val="Hyperlink"/>
+          </w:rPr>
+          <w:t xml:space="preserve">Global Indigenous Data Alliance</w:t>
+        </w:r>
+      </w:hyperlink>
+      <w:r>
+        <w:t xml:space="preserve"> </w:t>
+      </w:r>
+      <w:r>
+        <w:t xml:space="preserve">stewards the CARE Principles, and</w:t>
+      </w:r>
+      <w:r>
+        <w:t xml:space="preserve"> </w:t>
+      </w:r>
+      <w:hyperlink r:id="rId21">
+        <w:r>
+          <w:rPr>
+            <w:rStyle w:val="Hyperlink"/>
+          </w:rPr>
+          <w:t xml:space="preserve">Local Contexts</w:t>
+        </w:r>
+      </w:hyperlink>
+      <w:r>
+        <w:t xml:space="preserve"> </w:t>
+      </w:r>
+      <w:r>
+        <w:t xml:space="preserve">supports Indigenous data sovereignty and cultural heritage protection in digital systems.</w:t>
+      </w:r>
+      <w:r>
+        <w:t xml:space="preserve"> </w:t>
+      </w:r>
+      <w:hyperlink r:id="rId22">
+        <w:r>
+          <w:rPr>
+            <w:rStyle w:val="Hyperlink"/>
+          </w:rPr>
+          <w:t xml:space="preserve">Bittensor</w:t>
+        </w:r>
+      </w:hyperlink>
+      <w:r>
+        <w:t xml:space="preserve"> </w:t>
+      </w:r>
+      <w:r>
+        <w:t xml:space="preserve">is building decentralized AI infrastructure with community-governed token incentives. No dedicated funding for an integrated system has been identified.</w:t>
+      </w:r>
+      <w:r>
+        <w:t xml:space="preserve"> </w:t>
+      </w:r>
+      <w:r>
+        <w:rPr>
+          <w:b/>
+          <w:bCs/>
+        </w:rPr>
+        <w:t xml:space="preserve">TRL: 4</w:t>
+      </w:r>
+      <w:r>
+        <w:t xml:space="preserve">—individual components are mature and deployed; full integration remains unbuilt.</w:t>
+      </w:r>
+    </w:p>
+    <w:p>
+      <w:pPr>
+        <w:pStyle w:val="BodyText"/>
+      </w:pPr>
+      <w:r>
+        <w:rPr>
+          <w:b/>
+          <w:bCs/>
+        </w:rPr>
+        <w:t xml:space="preserve">d/acc alignment.</w:t>
+      </w:r>
+      <w:r>
+        <w:t xml:space="preserve"> </w:t>
+      </w:r>
+      <w:r>
+        <w:t xml:space="preserve">This entity scores at the ceiling on Democratic (5/5) and Decentralized (5/5) dimensions, reflecting structural governance design that places decision-making authority with affected communities rather than extracting it upward. Defensive posture scores 4/5, as the architecture resists both corporate data capture and state surveillance by design.</w:t>
+      </w:r>
+    </w:p>
+    <w:p>
+      <w:pPr>
+        <w:pStyle w:val="BodyText"/>
+      </w:pPr>
+      <w:r>
+        <w:rPr>
+          <w:b/>
+          <w:bCs/>
+        </w:rPr>
+        <w:t xml:space="preserve">Links.</w:t>
+      </w:r>
+      <w:r>
+        <w:t xml:space="preserve"> </w:t>
+      </w:r>
+      <w:r>
+        <w:t xml:space="preserve">-</w:t>
+      </w:r>
+      <w:r>
+        <w:t xml:space="preserve"> </w:t>
+      </w:r>
+      <w:hyperlink r:id="rId18">
+        <w:r>
+          <w:rPr>
+            <w:rStyle w:val="Hyperlink"/>
+          </w:rPr>
+          <w:t xml:space="preserve">Flower (adap gmbh)</w:t>
+        </w:r>
+      </w:hyperlink>
+      <w:r>
+        <w:t xml:space="preserve"> </w:t>
+      </w:r>
+      <w:r>
         <w:t xml:space="preserve">— Building federated learning framework for decentralized AI training</w:t>
       </w:r>
       <w:r>
@@ -430,7 +653,7 @@
       <w:r>
         <w:t xml:space="preserve"> </w:t>
       </w:r>
-      <w:hyperlink r:id="rId12">
+      <w:hyperlink r:id="rId19">
         <w:r>
           <w:rPr>
             <w:rStyle w:val="Hyperlink"/>
@@ -453,7 +676,7 @@
       <w:r>
         <w:t xml:space="preserve"> </w:t>
       </w:r>
-      <w:hyperlink r:id="rId13">
+      <w:hyperlink r:id="rId20">
         <w:r>
           <w:rPr>
             <w:rStyle w:val="Hyperlink"/>
@@ -476,7 +699,7 @@
       <w:r>
         <w:t xml:space="preserve"> </w:t>
       </w:r>
-      <w:hyperlink r:id="rId14">
+      <w:hyperlink r:id="rId21">
         <w:r>
           <w:rPr>
             <w:rStyle w:val="Hyperlink"/>
@@ -499,7 +722,7 @@
       <w:r>
         <w:t xml:space="preserve"> </w:t>
       </w:r>
-      <w:hyperlink r:id="rId15">
+      <w:hyperlink r:id="rId22">
         <w:r>
           <w:rPr>
             <w:rStyle w:val="Hyperlink"/>
@@ -522,7 +745,7 @@
       <w:r>
         <w:t xml:space="preserve"> </w:t>
       </w:r>
-      <w:hyperlink r:id="rId16">
+      <w:hyperlink r:id="rId23">
         <w:r>
           <w:rPr>
             <w:rStyle w:val="Hyperlink"/>
@@ -545,7 +768,7 @@
       <w:r>
         <w:t xml:space="preserve"> </w:t>
       </w:r>
-      <w:hyperlink r:id="rId17">
+      <w:hyperlink r:id="rId24">
         <w:r>
           <w:rPr>
             <w:rStyle w:val="Hyperlink"/>
@@ -568,7 +791,7 @@
       <w:r>
         <w:t xml:space="preserve"> </w:t>
       </w:r>
-      <w:hyperlink r:id="rId18">
+      <w:hyperlink r:id="rId25">
         <w:r>
           <w:rPr>
             <w:rStyle w:val="Hyperlink"/>
@@ -591,7 +814,7 @@
       <w:r>
         <w:t xml:space="preserve"> </w:t>
       </w:r>
-      <w:hyperlink r:id="rId19">
+      <w:hyperlink r:id="rId26">
         <w:r>
           <w:rPr>
             <w:rStyle w:val="Hyperlink"/>
@@ -648,7 +871,7 @@
         </w:rPr>
         <w:t xml:space="preserve"> </w:t>
       </w:r>
-      <w:hyperlink r:id="rId19">
+      <w:hyperlink r:id="rId26">
         <w:r>
           <w:rPr>
             <w:rStyle w:val="Hyperlink"/>
@@ -659,8 +882,8 @@
         </w:r>
       </w:hyperlink>
     </w:p>
-    <w:bookmarkEnd w:id="20"/>
-    <w:bookmarkStart w:id="30" w:name="universal-ai-learning-uncommons-ualu"/>
+    <w:bookmarkEnd w:id="27"/>
+    <w:bookmarkStart w:id="37" w:name="universal-ai-learning-uncommons-ualu"/>
     <w:p>
       <w:pPr>
         <w:pStyle w:val="Heading3"/>
@@ -710,7 +933,41 @@
         <w:t xml:space="preserve"> </w:t>
       </w:r>
       <w:r>
-        <w:t xml:space="preserve">UALU operates as a decentralized network of community nodes that co-create and oversee AI educational tools, with governance councils composed of elders, learners, technologists, and ethicists conducting regular audits and setting standards for bias mitigation and cultural appropriateness. The federated structure enables local adaptation while maintaining shared accountability frameworks across the network. Mozilla funds AI governance. The African Union Commission is building a continental AI strategy. UNESCO sets ethics standards. But none of them have binding enforcement mechanisms that give elder councils actual veto power over AI tools.</w:t>
+        <w:t xml:space="preserve">UALU operates as a decentralized network of community nodes that co-create and oversee AI educational tools, with governance councils composed of elders, learners, technologists, and ethicists conducting regular audits and setting standards for bias mitigation and cultural appropriateness. The federated structure enables local adaptation while maintaining shared accountability frameworks across the network. Mozilla funds AI governance. The</w:t>
+      </w:r>
+      <w:r>
+        <w:t xml:space="preserve"> </w:t>
+      </w:r>
+      <w:hyperlink r:id="rId28">
+        <w:r>
+          <w:rPr>
+            <w:rStyle w:val="Hyperlink"/>
+          </w:rPr>
+          <w:t xml:space="preserve">African Union Commission</w:t>
+        </w:r>
+      </w:hyperlink>
+      <w:r>
+        <w:t xml:space="preserve"> </w:t>
+      </w:r>
+      <w:r>
+        <w:t xml:space="preserve">is building a continental AI strategy.</w:t>
+      </w:r>
+      <w:r>
+        <w:t xml:space="preserve"> </w:t>
+      </w:r>
+      <w:hyperlink r:id="rId29">
+        <w:r>
+          <w:rPr>
+            <w:rStyle w:val="Hyperlink"/>
+          </w:rPr>
+          <w:t xml:space="preserve">UNESCO</w:t>
+        </w:r>
+      </w:hyperlink>
+      <w:r>
+        <w:t xml:space="preserve"> </w:t>
+      </w:r>
+      <w:r>
+        <w:t xml:space="preserve">sets ethics standards. But none of them have binding enforcement mechanisms that give elder councils actual veto power over AI tools.</w:t>
       </w:r>
     </w:p>
     <w:p>
@@ -727,8 +984,53 @@
       <w:r>
         <w:t xml:space="preserve"> </w:t>
       </w:r>
-      <w:r>
-        <w:t xml:space="preserve">Mozilla Foundation has committed $2.7M (2023) for its Responsible Computing Challenge across Kenya, India, and the US, and $1M (2025–2027) for its Democracy x AI Cohort. The African Union Commission is developing a Continental AI Strategy and Digital Education Strategy (2023–2028) through multi-stakeholder consultation. UNESCO is establishing AI ethics standards and competency frameworks for students and teachers. AIGN is developing operational AI governance frameworks for schools and universities with audit mechanisms. IDRC supports the EmpowerED initiative for responsible AI implementation in African education systems. The project sits at</w:t>
+      <w:hyperlink r:id="rId30">
+        <w:r>
+          <w:rPr>
+            <w:rStyle w:val="Hyperlink"/>
+          </w:rPr>
+          <w:t xml:space="preserve">Mozilla Foundation</w:t>
+        </w:r>
+      </w:hyperlink>
+      <w:r>
+        <w:t xml:space="preserve"> </w:t>
+      </w:r>
+      <w:r>
+        <w:t xml:space="preserve">has committed $2.7M (2023) for its Responsible Computing Challenge across Kenya, India, and the US, and $1M (2025–2027) for its Democracy x AI Cohort. The African Union Commission is developing a Continental AI Strategy and Digital Education Strategy (2023–2028) through multi-stakeholder consultation. UNESCO is establishing AI ethics standards and competency frameworks for students and teachers.</w:t>
+      </w:r>
+      <w:r>
+        <w:t xml:space="preserve"> </w:t>
+      </w:r>
+      <w:hyperlink r:id="rId31">
+        <w:r>
+          <w:rPr>
+            <w:rStyle w:val="Hyperlink"/>
+          </w:rPr>
+          <w:t xml:space="preserve">AIGN</w:t>
+        </w:r>
+      </w:hyperlink>
+      <w:r>
+        <w:t xml:space="preserve"> </w:t>
+      </w:r>
+      <w:r>
+        <w:t xml:space="preserve">is developing operational AI governance frameworks for schools and universities with audit mechanisms.</w:t>
+      </w:r>
+      <w:r>
+        <w:t xml:space="preserve"> </w:t>
+      </w:r>
+      <w:hyperlink r:id="rId32">
+        <w:r>
+          <w:rPr>
+            <w:rStyle w:val="Hyperlink"/>
+          </w:rPr>
+          <w:t xml:space="preserve">IDRC</w:t>
+        </w:r>
+      </w:hyperlink>
+      <w:r>
+        <w:t xml:space="preserve"> </w:t>
+      </w:r>
+      <w:r>
+        <w:t xml:space="preserve">supports the EmpowerED initiative for responsible AI implementation in African education systems. The project sits at</w:t>
       </w:r>
       <w:r>
         <w:t xml:space="preserve"> </w:t>
@@ -782,7 +1084,7 @@
       <w:r>
         <w:t xml:space="preserve"> </w:t>
       </w:r>
-      <w:hyperlink r:id="rId21">
+      <w:hyperlink r:id="rId31">
         <w:r>
           <w:rPr>
             <w:rStyle w:val="Hyperlink"/>
@@ -805,7 +1107,7 @@
       <w:r>
         <w:t xml:space="preserve"> </w:t>
       </w:r>
-      <w:hyperlink r:id="rId22">
+      <w:hyperlink r:id="rId30">
         <w:r>
           <w:rPr>
             <w:rStyle w:val="Hyperlink"/>
@@ -828,7 +1130,7 @@
       <w:r>
         <w:t xml:space="preserve"> </w:t>
       </w:r>
-      <w:hyperlink r:id="rId23">
+      <w:hyperlink r:id="rId28">
         <w:r>
           <w:rPr>
             <w:rStyle w:val="Hyperlink"/>
@@ -851,7 +1153,7 @@
       <w:r>
         <w:t xml:space="preserve"> </w:t>
       </w:r>
-      <w:hyperlink r:id="rId24">
+      <w:hyperlink r:id="rId29">
         <w:r>
           <w:rPr>
             <w:rStyle w:val="Hyperlink"/>
@@ -874,7 +1176,7 @@
       <w:r>
         <w:t xml:space="preserve"> </w:t>
       </w:r>
-      <w:hyperlink r:id="rId25">
+      <w:hyperlink r:id="rId32">
         <w:r>
           <w:rPr>
             <w:rStyle w:val="Hyperlink"/>
@@ -897,7 +1199,7 @@
       <w:r>
         <w:t xml:space="preserve"> </w:t>
       </w:r>
-      <w:hyperlink r:id="rId26">
+      <w:hyperlink r:id="rId33">
         <w:r>
           <w:rPr>
             <w:rStyle w:val="Hyperlink"/>
@@ -920,7 +1222,7 @@
       <w:r>
         <w:t xml:space="preserve"> </w:t>
       </w:r>
-      <w:hyperlink r:id="rId27">
+      <w:hyperlink r:id="rId34">
         <w:r>
           <w:rPr>
             <w:rStyle w:val="Hyperlink"/>
@@ -943,7 +1245,7 @@
       <w:r>
         <w:t xml:space="preserve"> </w:t>
       </w:r>
-      <w:hyperlink r:id="rId28">
+      <w:hyperlink r:id="rId35">
         <w:r>
           <w:rPr>
             <w:rStyle w:val="Hyperlink"/>
@@ -966,7 +1268,7 @@
       <w:r>
         <w:t xml:space="preserve"> </w:t>
       </w:r>
-      <w:hyperlink r:id="rId29">
+      <w:hyperlink r:id="rId36">
         <w:r>
           <w:rPr>
             <w:rStyle w:val="Hyperlink"/>
@@ -1023,7 +1325,7 @@
         </w:rPr>
         <w:t xml:space="preserve"> </w:t>
       </w:r>
-      <w:hyperlink r:id="rId29">
+      <w:hyperlink r:id="rId36">
         <w:r>
           <w:rPr>
             <w:rStyle w:val="Hyperlink"/>
@@ -1034,8 +1336,8 @@
         </w:r>
       </w:hyperlink>
     </w:p>
-    <w:bookmarkEnd w:id="30"/>
-    <w:bookmarkStart w:id="39" w:name="X9fc63e5d647b8f398d58452eea4cbb7aff2b61d"/>
+    <w:bookmarkEnd w:id="37"/>
+    <w:bookmarkStart w:id="46" w:name="X9fc63e5d647b8f398d58452eea4cbb7aff2b61d"/>
     <w:p>
       <w:pPr>
         <w:pStyle w:val="Heading3"/>
@@ -1114,13 +1416,16 @@
       <w:r>
         <w:t xml:space="preserve"> </w:t>
       </w:r>
-      <w:r>
-        <w:rPr>
-          <w:b/>
-          <w:bCs/>
-        </w:rPr>
-        <w:t xml:space="preserve">RISC Zero</w:t>
-      </w:r>
+      <w:hyperlink r:id="rId38">
+        <w:r>
+          <w:rPr>
+            <w:rStyle w:val="Hyperlink"/>
+            <w:b/>
+            <w:bCs/>
+          </w:rPr>
+          <w:t xml:space="preserve">RISC Zero</w:t>
+        </w:r>
+      </w:hyperlink>
       <w:r>
         <w:t xml:space="preserve"> </w:t>
       </w:r>
@@ -1130,13 +1435,16 @@
       <w:r>
         <w:t xml:space="preserve"> </w:t>
       </w:r>
-      <w:r>
-        <w:rPr>
-          <w:b/>
-          <w:bCs/>
-        </w:rPr>
-        <w:t xml:space="preserve">Chainlink</w:t>
-      </w:r>
+      <w:hyperlink r:id="rId39">
+        <w:r>
+          <w:rPr>
+            <w:rStyle w:val="Hyperlink"/>
+            <w:b/>
+            <w:bCs/>
+          </w:rPr>
+          <w:t xml:space="preserve">Chainlink</w:t>
+        </w:r>
+      </w:hyperlink>
       <w:r>
         <w:t xml:space="preserve"> </w:t>
       </w:r>
@@ -1146,13 +1454,16 @@
       <w:r>
         <w:t xml:space="preserve"> </w:t>
       </w:r>
-      <w:r>
-        <w:rPr>
-          <w:b/>
-          <w:bCs/>
-        </w:rPr>
-        <w:t xml:space="preserve">API3</w:t>
-      </w:r>
+      <w:hyperlink r:id="rId40">
+        <w:r>
+          <w:rPr>
+            <w:rStyle w:val="Hyperlink"/>
+            <w:b/>
+            <w:bCs/>
+          </w:rPr>
+          <w:t xml:space="preserve">API3</w:t>
+        </w:r>
+      </w:hyperlink>
       <w:r>
         <w:t xml:space="preserve"> </w:t>
       </w:r>
@@ -1162,13 +1473,16 @@
       <w:r>
         <w:t xml:space="preserve"> </w:t>
       </w:r>
-      <w:r>
-        <w:rPr>
-          <w:b/>
-          <w:bCs/>
-        </w:rPr>
-        <w:t xml:space="preserve">Kleros</w:t>
-      </w:r>
+      <w:hyperlink r:id="rId41">
+        <w:r>
+          <w:rPr>
+            <w:rStyle w:val="Hyperlink"/>
+            <w:b/>
+            <w:bCs/>
+          </w:rPr>
+          <w:t xml:space="preserve">Kleros</w:t>
+        </w:r>
+      </w:hyperlink>
       <w:r>
         <w:t xml:space="preserve"> </w:t>
       </w:r>
@@ -1214,7 +1528,7 @@
       <w:r>
         <w:t xml:space="preserve"> </w:t>
       </w:r>
-      <w:hyperlink r:id="rId31">
+      <w:hyperlink r:id="rId41">
         <w:r>
           <w:rPr>
             <w:rStyle w:val="Hyperlink"/>
@@ -1237,7 +1551,7 @@
       <w:r>
         <w:t xml:space="preserve"> </w:t>
       </w:r>
-      <w:hyperlink r:id="rId32">
+      <w:hyperlink r:id="rId38">
         <w:r>
           <w:rPr>
             <w:rStyle w:val="Hyperlink"/>
@@ -1260,7 +1574,7 @@
       <w:r>
         <w:t xml:space="preserve"> </w:t>
       </w:r>
-      <w:hyperlink r:id="rId33">
+      <w:hyperlink r:id="rId39">
         <w:r>
           <w:rPr>
             <w:rStyle w:val="Hyperlink"/>
@@ -1283,7 +1597,7 @@
       <w:r>
         <w:t xml:space="preserve"> </w:t>
       </w:r>
-      <w:hyperlink r:id="rId34">
+      <w:hyperlink r:id="rId40">
         <w:r>
           <w:rPr>
             <w:rStyle w:val="Hyperlink"/>
@@ -1306,7 +1620,7 @@
       <w:r>
         <w:t xml:space="preserve"> </w:t>
       </w:r>
-      <w:hyperlink r:id="rId35">
+      <w:hyperlink r:id="rId42">
         <w:r>
           <w:rPr>
             <w:rStyle w:val="Hyperlink"/>
@@ -1329,7 +1643,7 @@
       <w:r>
         <w:t xml:space="preserve"> </w:t>
       </w:r>
-      <w:hyperlink r:id="rId36">
+      <w:hyperlink r:id="rId43">
         <w:r>
           <w:rPr>
             <w:rStyle w:val="Hyperlink"/>
@@ -1352,7 +1666,7 @@
       <w:r>
         <w:t xml:space="preserve"> </w:t>
       </w:r>
-      <w:hyperlink r:id="rId37">
+      <w:hyperlink r:id="rId44">
         <w:r>
           <w:rPr>
             <w:rStyle w:val="Hyperlink"/>
@@ -1375,7 +1689,7 @@
       <w:r>
         <w:t xml:space="preserve"> </w:t>
       </w:r>
-      <w:hyperlink r:id="rId38">
+      <w:hyperlink r:id="rId45">
         <w:r>
           <w:rPr>
             <w:rStyle w:val="Hyperlink"/>
@@ -1444,7 +1758,7 @@
         </w:rPr>
         <w:t xml:space="preserve"> </w:t>
       </w:r>
-      <w:hyperlink r:id="rId38">
+      <w:hyperlink r:id="rId45">
         <w:r>
           <w:rPr>
             <w:rStyle w:val="Hyperlink"/>
@@ -1455,8 +1769,8 @@
         </w:r>
       </w:hyperlink>
     </w:p>
-    <w:bookmarkEnd w:id="39"/>
-    <w:bookmarkStart w:id="46" w:name="moral-trade"/>
+    <w:bookmarkEnd w:id="46"/>
+    <w:bookmarkStart w:id="53" w:name="moral-trade"/>
     <w:p>
       <w:pPr>
         <w:pStyle w:val="Heading3"/>
@@ -1565,7 +1879,7 @@
       <w:r>
         <w:t xml:space="preserve"> </w:t>
       </w:r>
-      <w:hyperlink r:id="rId40">
+      <w:hyperlink r:id="rId47">
         <w:r>
           <w:rPr>
             <w:rStyle w:val="Hyperlink"/>
@@ -1588,7 +1902,7 @@
       <w:r>
         <w:t xml:space="preserve"> </w:t>
       </w:r>
-      <w:hyperlink r:id="rId41">
+      <w:hyperlink r:id="rId48">
         <w:r>
           <w:rPr>
             <w:rStyle w:val="Hyperlink"/>
@@ -1611,7 +1925,7 @@
       <w:r>
         <w:t xml:space="preserve"> </w:t>
       </w:r>
-      <w:hyperlink r:id="rId42">
+      <w:hyperlink r:id="rId49">
         <w:r>
           <w:rPr>
             <w:rStyle w:val="Hyperlink"/>
@@ -1634,7 +1948,7 @@
       <w:r>
         <w:t xml:space="preserve"> </w:t>
       </w:r>
-      <w:hyperlink r:id="rId43">
+      <w:hyperlink r:id="rId50">
         <w:r>
           <w:rPr>
             <w:rStyle w:val="Hyperlink"/>
@@ -1657,7 +1971,7 @@
       <w:r>
         <w:t xml:space="preserve"> </w:t>
       </w:r>
-      <w:hyperlink r:id="rId44">
+      <w:hyperlink r:id="rId51">
         <w:r>
           <w:rPr>
             <w:rStyle w:val="Hyperlink"/>
@@ -1680,7 +1994,7 @@
       <w:r>
         <w:t xml:space="preserve"> </w:t>
       </w:r>
-      <w:hyperlink r:id="rId45">
+      <w:hyperlink r:id="rId52">
         <w:r>
           <w:rPr>
             <w:rStyle w:val="Hyperlink"/>
@@ -1737,7 +2051,7 @@
         </w:rPr>
         <w:t xml:space="preserve"> </w:t>
       </w:r>
-      <w:hyperlink r:id="rId45">
+      <w:hyperlink r:id="rId52">
         <w:r>
           <w:rPr>
             <w:rStyle w:val="Hyperlink"/>
@@ -1748,8 +2062,8 @@
         </w:r>
       </w:hyperlink>
     </w:p>
-    <w:bookmarkEnd w:id="46"/>
-    <w:bookmarkStart w:id="53" w:name="bci-operating-system-bci-os"/>
+    <w:bookmarkEnd w:id="53"/>
+    <w:bookmarkStart w:id="61" w:name="bci-operating-system-bci-os"/>
     <w:p>
       <w:pPr>
         <w:pStyle w:val="Heading3"/>
@@ -1816,49 +2130,7 @@
       <w:r>
         <w:t xml:space="preserve"> </w:t>
       </w:r>
-      <w:r>
-        <w:t xml:space="preserve">OpenBCI provides open-source hardware and software platforms with community adoption but without unified privacy or agency frameworks. AE Studio is developing agency-focused BCI tools including the Neurotech Development Kit, with neuroethical principles embedded in its approach. The Future of Privacy Forum is researching BCI-specific data protection standards, and the IEEE Standards Association published a 2024 Standards Roadmap for Neurotechnologies for Machine Interfacing covering sensing, feedback, and data management. No dedicated funding for a unified BCI-OS has been identified. TRL: 3.</w:t>
-      </w:r>
-    </w:p>
-    <w:p>
-      <w:pPr>
-        <w:pStyle w:val="BodyText"/>
-      </w:pPr>
-      <w:r>
-        <w:rPr>
-          <w:b/>
-          <w:bCs/>
-        </w:rPr>
-        <w:t xml:space="preserve">d/acc alignment.</w:t>
-      </w:r>
-      <w:r>
-        <w:t xml:space="preserve"> </w:t>
-      </w:r>
-      <w:r>
-        <w:t xml:space="preserve">BCI-OS scores highest on Defensive (5/5) and Democratic (4/5), reflecting its core architectural commitment to protecting user agency and neural data privacy, and its open-source governance model that distributes control away from any single manufacturer.</w:t>
-      </w:r>
-    </w:p>
-    <w:p>
-      <w:pPr>
-        <w:pStyle w:val="BodyText"/>
-      </w:pPr>
-      <w:r>
-        <w:rPr>
-          <w:b/>
-          <w:bCs/>
-        </w:rPr>
-        <w:t xml:space="preserve">Links.</w:t>
-      </w:r>
-      <w:r>
-        <w:t xml:space="preserve"> </w:t>
-      </w:r>
-      <w:r>
-        <w:t xml:space="preserve">-</w:t>
-      </w:r>
-      <w:r>
-        <w:t xml:space="preserve"> </w:t>
-      </w:r>
-      <w:hyperlink r:id="rId47">
+      <w:hyperlink r:id="rId54">
         <w:r>
           <w:rPr>
             <w:rStyle w:val="Hyperlink"/>
@@ -1870,18 +2142,12 @@
         <w:t xml:space="preserve"> </w:t>
       </w:r>
       <w:r>
-        <w:t xml:space="preserve">— Developing open-source BCI hardware and software platform with GUI, drivers, and developer tools</w:t>
-      </w:r>
-      <w:r>
-        <w:t xml:space="preserve"> </w:t>
-      </w:r>
-      <w:r>
-        <w:t xml:space="preserve">-</w:t>
-      </w:r>
-      <w:r>
-        <w:t xml:space="preserve"> </w:t>
-      </w:r>
-      <w:hyperlink r:id="rId48">
+        <w:t xml:space="preserve">provides open-source hardware and software platforms with community adoption but without unified privacy or agency frameworks.</w:t>
+      </w:r>
+      <w:r>
+        <w:t xml:space="preserve"> </w:t>
+      </w:r>
+      <w:hyperlink r:id="rId55">
         <w:r>
           <w:rPr>
             <w:rStyle w:val="Hyperlink"/>
@@ -1893,18 +2159,12 @@
         <w:t xml:space="preserve"> </w:t>
       </w:r>
       <w:r>
-        <w:t xml:space="preserve">— Building BCI operating system with agency evaluation, neuroethical principles, and open-source software like Neurotech Development Kit</w:t>
-      </w:r>
-      <w:r>
-        <w:t xml:space="preserve"> </w:t>
-      </w:r>
-      <w:r>
-        <w:t xml:space="preserve">-</w:t>
-      </w:r>
-      <w:r>
-        <w:t xml:space="preserve"> </w:t>
-      </w:r>
-      <w:hyperlink r:id="rId49">
+        <w:t xml:space="preserve">is developing agency-focused BCI tools including the Neurotech Development Kit, with neuroethical principles embedded in its approach. The</w:t>
+      </w:r>
+      <w:r>
+        <w:t xml:space="preserve"> </w:t>
+      </w:r>
+      <w:hyperlink r:id="rId56">
         <w:r>
           <w:rPr>
             <w:rStyle w:val="Hyperlink"/>
@@ -1916,18 +2176,12 @@
         <w:t xml:space="preserve"> </w:t>
       </w:r>
       <w:r>
-        <w:t xml:space="preserve">— Researching BCI privacy standards, data protection recommendations, and ethical frameworks for neurotechnology</w:t>
-      </w:r>
-      <w:r>
-        <w:t xml:space="preserve"> </w:t>
-      </w:r>
-      <w:r>
-        <w:t xml:space="preserve">-</w:t>
-      </w:r>
-      <w:r>
-        <w:t xml:space="preserve"> </w:t>
-      </w:r>
-      <w:hyperlink r:id="rId50">
+        <w:t xml:space="preserve">is researching BCI-specific data protection standards, and the</w:t>
+      </w:r>
+      <w:r>
+        <w:t xml:space="preserve"> </w:t>
+      </w:r>
+      <w:hyperlink r:id="rId57">
         <w:r>
           <w:rPr>
             <w:rStyle w:val="Hyperlink"/>
@@ -1939,6 +2193,128 @@
         <w:t xml:space="preserve"> </w:t>
       </w:r>
       <w:r>
+        <w:t xml:space="preserve">published a 2024 Standards Roadmap for Neurotechnologies for Machine Interfacing covering sensing, feedback, and data management. No dedicated funding for a unified BCI-OS has been identified. TRL: 3.</w:t>
+      </w:r>
+    </w:p>
+    <w:p>
+      <w:pPr>
+        <w:pStyle w:val="BodyText"/>
+      </w:pPr>
+      <w:r>
+        <w:rPr>
+          <w:b/>
+          <w:bCs/>
+        </w:rPr>
+        <w:t xml:space="preserve">d/acc alignment.</w:t>
+      </w:r>
+      <w:r>
+        <w:t xml:space="preserve"> </w:t>
+      </w:r>
+      <w:r>
+        <w:t xml:space="preserve">BCI-OS scores highest on Defensive (5/5) and Democratic (4/5), reflecting its core architectural commitment to protecting user agency and neural data privacy, and its open-source governance model that distributes control away from any single manufacturer.</w:t>
+      </w:r>
+    </w:p>
+    <w:p>
+      <w:pPr>
+        <w:pStyle w:val="BodyText"/>
+      </w:pPr>
+      <w:r>
+        <w:rPr>
+          <w:b/>
+          <w:bCs/>
+        </w:rPr>
+        <w:t xml:space="preserve">Links.</w:t>
+      </w:r>
+      <w:r>
+        <w:t xml:space="preserve"> </w:t>
+      </w:r>
+      <w:r>
+        <w:t xml:space="preserve">-</w:t>
+      </w:r>
+      <w:r>
+        <w:t xml:space="preserve"> </w:t>
+      </w:r>
+      <w:hyperlink r:id="rId54">
+        <w:r>
+          <w:rPr>
+            <w:rStyle w:val="Hyperlink"/>
+          </w:rPr>
+          <w:t xml:space="preserve">OpenBCI</w:t>
+        </w:r>
+      </w:hyperlink>
+      <w:r>
+        <w:t xml:space="preserve"> </w:t>
+      </w:r>
+      <w:r>
+        <w:t xml:space="preserve">— Developing open-source BCI hardware and software platform with GUI, drivers, and developer tools</w:t>
+      </w:r>
+      <w:r>
+        <w:t xml:space="preserve"> </w:t>
+      </w:r>
+      <w:r>
+        <w:t xml:space="preserve">-</w:t>
+      </w:r>
+      <w:r>
+        <w:t xml:space="preserve"> </w:t>
+      </w:r>
+      <w:hyperlink r:id="rId55">
+        <w:r>
+          <w:rPr>
+            <w:rStyle w:val="Hyperlink"/>
+          </w:rPr>
+          <w:t xml:space="preserve">AE Studio</w:t>
+        </w:r>
+      </w:hyperlink>
+      <w:r>
+        <w:t xml:space="preserve"> </w:t>
+      </w:r>
+      <w:r>
+        <w:t xml:space="preserve">— Building BCI operating system with agency evaluation, neuroethical principles, and open-source software like Neurotech Development Kit</w:t>
+      </w:r>
+      <w:r>
+        <w:t xml:space="preserve"> </w:t>
+      </w:r>
+      <w:r>
+        <w:t xml:space="preserve">-</w:t>
+      </w:r>
+      <w:r>
+        <w:t xml:space="preserve"> </w:t>
+      </w:r>
+      <w:hyperlink r:id="rId58">
+        <w:r>
+          <w:rPr>
+            <w:rStyle w:val="Hyperlink"/>
+          </w:rPr>
+          <w:t xml:space="preserve">Future of Privacy Forum</w:t>
+        </w:r>
+      </w:hyperlink>
+      <w:r>
+        <w:t xml:space="preserve"> </w:t>
+      </w:r>
+      <w:r>
+        <w:t xml:space="preserve">— Researching BCI privacy standards, data protection recommendations, and ethical frameworks for neurotechnology</w:t>
+      </w:r>
+      <w:r>
+        <w:t xml:space="preserve"> </w:t>
+      </w:r>
+      <w:r>
+        <w:t xml:space="preserve">-</w:t>
+      </w:r>
+      <w:r>
+        <w:t xml:space="preserve"> </w:t>
+      </w:r>
+      <w:hyperlink r:id="rId57">
+        <w:r>
+          <w:rPr>
+            <w:rStyle w:val="Hyperlink"/>
+          </w:rPr>
+          <w:t xml:space="preserve">IEEE Standards Association</w:t>
+        </w:r>
+      </w:hyperlink>
+      <w:r>
+        <w:t xml:space="preserve"> </w:t>
+      </w:r>
+      <w:r>
         <w:t xml:space="preserve">— Developing Standards Roadmap for Neurotechnologies for Machine Interfacing covering sensing, feedback, data management, and performance</w:t>
       </w:r>
       <w:r>
@@ -1950,7 +2326,7 @@
       <w:r>
         <w:t xml:space="preserve"> </w:t>
       </w:r>
-      <w:hyperlink r:id="rId51">
+      <w:hyperlink r:id="rId59">
         <w:r>
           <w:rPr>
             <w:rStyle w:val="Hyperlink"/>
@@ -1973,7 +2349,7 @@
       <w:r>
         <w:t xml:space="preserve"> </w:t>
       </w:r>
-      <w:hyperlink r:id="rId50">
+      <w:hyperlink r:id="rId57">
         <w:r>
           <w:rPr>
             <w:rStyle w:val="Hyperlink"/>
@@ -1996,7 +2372,7 @@
       <w:r>
         <w:t xml:space="preserve"> </w:t>
       </w:r>
-      <w:hyperlink r:id="rId52">
+      <w:hyperlink r:id="rId60">
         <w:r>
           <w:rPr>
             <w:rStyle w:val="Hyperlink"/>
@@ -2068,8 +2444,8 @@
         <w:t xml:space="preserve">Source: Diogo de Lucena, Judd Rosenblatt, Mamun Miah</w:t>
       </w:r>
     </w:p>
-    <w:bookmarkEnd w:id="53"/>
-    <w:bookmarkStart w:id="61" w:name="X20de297535c4a087b7ecbc72d9af88a0c9f1880"/>
+    <w:bookmarkEnd w:id="61"/>
+    <w:bookmarkStart w:id="68" w:name="X20de297535c4a087b7ecbc72d9af88a0c9f1880"/>
     <w:p>
       <w:pPr>
         <w:pStyle w:val="Heading3"/>
@@ -2119,64 +2495,12 @@
         <w:t xml:space="preserve"> </w:t>
       </w:r>
       <w:r>
-        <w:t xml:space="preserve">The Neurorights Foundation drives advocacy and state-level legislation for neural data privacy. The Future of Privacy Forum produces research and guidance on BCI privacy frameworks. Columbia University’s Neurotechnology Center works on neurorights and data protection frameworks. No funding for this specific architecture has been documented.</w:t>
-      </w:r>
-      <w:r>
-        <w:t xml:space="preserve"> </w:t>
-      </w:r>
-      <w:r>
-        <w:rPr>
-          <w:b/>
-          <w:bCs/>
-        </w:rPr>
-        <w:t xml:space="preserve">TRL: 2</w:t>
-      </w:r>
-      <w:r>
-        <w:t xml:space="preserve"> </w:t>
-      </w:r>
-      <w:r>
-        <w:t xml:space="preserve">— regulatory concepts exist and are codified in Colorado, California, Montana, and Chile’s constitutional protections, but no BCI system with tokenized selective-disclosure has been deployed or demonstrated.</w:t>
-      </w:r>
-    </w:p>
-    <w:p>
-      <w:pPr>
-        <w:pStyle w:val="BodyText"/>
-      </w:pPr>
-      <w:r>
-        <w:rPr>
-          <w:b/>
-          <w:bCs/>
-        </w:rPr>
-        <w:t xml:space="preserve">d/acc alignment.</w:t>
-      </w:r>
-      <w:r>
-        <w:t xml:space="preserve"> </w:t>
-      </w:r>
-      <w:r>
-        <w:t xml:space="preserve">This scores highest on Defensive (5/5) and Democratic empowerment (4/5), reflecting its core function as a user-controlled protection against involuntary neural data exposure. Decentralization scores lower (2/5) because current implementations rely on centralized regulatory and institutional frameworks.</w:t>
-      </w:r>
-    </w:p>
-    <w:p>
-      <w:pPr>
-        <w:pStyle w:val="BodyText"/>
-      </w:pPr>
-      <w:r>
-        <w:rPr>
-          <w:b/>
-          <w:bCs/>
-        </w:rPr>
-        <w:t xml:space="preserve">Links.</w:t>
-      </w:r>
-      <w:r>
-        <w:t xml:space="preserve"> </w:t>
-      </w:r>
-      <w:r>
-        <w:t xml:space="preserve">-</w:t>
-      </w:r>
-      <w:r>
-        <w:t xml:space="preserve"> </w:t>
-      </w:r>
-      <w:hyperlink r:id="rId54">
+        <w:t xml:space="preserve">The</w:t>
+      </w:r>
+      <w:r>
+        <w:t xml:space="preserve"> </w:t>
+      </w:r>
+      <w:hyperlink r:id="rId62">
         <w:r>
           <w:rPr>
             <w:rStyle w:val="Hyperlink"/>
@@ -2188,6 +2512,92 @@
         <w:t xml:space="preserve"> </w:t>
       </w:r>
       <w:r>
+        <w:t xml:space="preserve">drives advocacy and state-level legislation for neural data privacy. The</w:t>
+      </w:r>
+      <w:r>
+        <w:t xml:space="preserve"> </w:t>
+      </w:r>
+      <w:hyperlink r:id="rId56">
+        <w:r>
+          <w:rPr>
+            <w:rStyle w:val="Hyperlink"/>
+          </w:rPr>
+          <w:t xml:space="preserve">Future of Privacy Forum</w:t>
+        </w:r>
+      </w:hyperlink>
+      <w:r>
+        <w:t xml:space="preserve"> </w:t>
+      </w:r>
+      <w:r>
+        <w:t xml:space="preserve">produces research and guidance on BCI privacy frameworks. Columbia University’s Neurotechnology Center works on neurorights and data protection frameworks. No funding for this specific architecture has been documented.</w:t>
+      </w:r>
+      <w:r>
+        <w:t xml:space="preserve"> </w:t>
+      </w:r>
+      <w:r>
+        <w:rPr>
+          <w:b/>
+          <w:bCs/>
+        </w:rPr>
+        <w:t xml:space="preserve">TRL: 2</w:t>
+      </w:r>
+      <w:r>
+        <w:t xml:space="preserve"> </w:t>
+      </w:r>
+      <w:r>
+        <w:t xml:space="preserve">— regulatory concepts exist and are codified in Colorado, California, Montana, and Chile’s constitutional protections, but no BCI system with tokenized selective-disclosure has been deployed or demonstrated.</w:t>
+      </w:r>
+    </w:p>
+    <w:p>
+      <w:pPr>
+        <w:pStyle w:val="BodyText"/>
+      </w:pPr>
+      <w:r>
+        <w:rPr>
+          <w:b/>
+          <w:bCs/>
+        </w:rPr>
+        <w:t xml:space="preserve">d/acc alignment.</w:t>
+      </w:r>
+      <w:r>
+        <w:t xml:space="preserve"> </w:t>
+      </w:r>
+      <w:r>
+        <w:t xml:space="preserve">This scores highest on Defensive (5/5) and Democratic empowerment (4/5), reflecting its core function as a user-controlled protection against involuntary neural data exposure. Decentralization scores lower (2/5) because current implementations rely on centralized regulatory and institutional frameworks.</w:t>
+      </w:r>
+    </w:p>
+    <w:p>
+      <w:pPr>
+        <w:pStyle w:val="BodyText"/>
+      </w:pPr>
+      <w:r>
+        <w:rPr>
+          <w:b/>
+          <w:bCs/>
+        </w:rPr>
+        <w:t xml:space="preserve">Links.</w:t>
+      </w:r>
+      <w:r>
+        <w:t xml:space="preserve"> </w:t>
+      </w:r>
+      <w:r>
+        <w:t xml:space="preserve">-</w:t>
+      </w:r>
+      <w:r>
+        <w:t xml:space="preserve"> </w:t>
+      </w:r>
+      <w:hyperlink r:id="rId62">
+        <w:r>
+          <w:rPr>
+            <w:rStyle w:val="Hyperlink"/>
+          </w:rPr>
+          <w:t xml:space="preserve">Neurorights Foundation</w:t>
+        </w:r>
+      </w:hyperlink>
+      <w:r>
+        <w:t xml:space="preserve"> </w:t>
+      </w:r>
+      <w:r>
         <w:t xml:space="preserve">— Advocacy and policy development for neural data privacy; supports state-level legislation</w:t>
       </w:r>
       <w:r>
@@ -2199,7 +2609,7 @@
       <w:r>
         <w:t xml:space="preserve"> </w:t>
       </w:r>
-      <w:hyperlink r:id="rId55">
+      <w:hyperlink r:id="rId56">
         <w:r>
           <w:rPr>
             <w:rStyle w:val="Hyperlink"/>
@@ -2222,7 +2632,7 @@
       <w:r>
         <w:t xml:space="preserve"> </w:t>
       </w:r>
-      <w:hyperlink r:id="rId56">
+      <w:hyperlink r:id="rId63">
         <w:r>
           <w:rPr>
             <w:rStyle w:val="Hyperlink"/>
@@ -2245,7 +2655,7 @@
       <w:r>
         <w:t xml:space="preserve"> </w:t>
       </w:r>
-      <w:hyperlink r:id="rId57">
+      <w:hyperlink r:id="rId64">
         <w:r>
           <w:rPr>
             <w:rStyle w:val="Hyperlink"/>
@@ -2268,7 +2678,7 @@
       <w:r>
         <w:t xml:space="preserve"> </w:t>
       </w:r>
-      <w:hyperlink r:id="rId58">
+      <w:hyperlink r:id="rId65">
         <w:r>
           <w:rPr>
             <w:rStyle w:val="Hyperlink"/>
@@ -2291,7 +2701,7 @@
       <w:r>
         <w:t xml:space="preserve"> </w:t>
       </w:r>
-      <w:hyperlink r:id="rId59">
+      <w:hyperlink r:id="rId66">
         <w:r>
           <w:rPr>
             <w:rStyle w:val="Hyperlink"/>
@@ -2314,7 +2724,7 @@
       <w:r>
         <w:t xml:space="preserve"> </w:t>
       </w:r>
-      <w:hyperlink r:id="rId60">
+      <w:hyperlink r:id="rId67">
         <w:r>
           <w:rPr>
             <w:rStyle w:val="Hyperlink"/>
@@ -2371,7 +2781,7 @@
         </w:rPr>
         <w:t xml:space="preserve"> </w:t>
       </w:r>
-      <w:hyperlink r:id="rId60">
+      <w:hyperlink r:id="rId67">
         <w:r>
           <w:rPr>
             <w:rStyle w:val="Hyperlink"/>
@@ -2382,8 +2792,8 @@
         </w:r>
       </w:hyperlink>
     </w:p>
-    <w:bookmarkEnd w:id="61"/>
-    <w:bookmarkStart w:id="69" w:name="civic-systems-co-op"/>
+    <w:bookmarkEnd w:id="68"/>
+    <w:bookmarkStart w:id="76" w:name="civic-systems-co-op"/>
     <w:p>
       <w:pPr>
         <w:pStyle w:val="Heading3"/>
@@ -2433,7 +2843,58 @@
         <w:t xml:space="preserve"> </w:t>
       </w:r>
       <w:r>
-        <w:t xml:space="preserve">Member cities and communities contribute to and draw from a shared repository of AI governance tools, with the consortium setting ethical standards and maintaining transparent decision logs. Governance is distributed across member organizations rather than controlled by a single vendor or government, keeping systems adaptable to local needs. DPGA has a registry of 150+ open-source governance tools but no shared development infrastructure. OGP has the political relationships but no technical platform. OpenGov has the platform but locks cities into a proprietary vendor. A cooperative model would sit between these, combining what each has without the constraints each imposes.</w:t>
+        <w:t xml:space="preserve">Member cities and communities contribute to and draw from a shared repository of AI governance tools, with the consortium setting ethical standards and maintaining transparent decision logs. Governance is distributed across member organizations rather than controlled by a single vendor or government, keeping systems adaptable to local needs.</w:t>
+      </w:r>
+      <w:r>
+        <w:t xml:space="preserve"> </w:t>
+      </w:r>
+      <w:hyperlink r:id="rId69">
+        <w:r>
+          <w:rPr>
+            <w:rStyle w:val="Hyperlink"/>
+          </w:rPr>
+          <w:t xml:space="preserve">DPGA</w:t>
+        </w:r>
+      </w:hyperlink>
+      <w:r>
+        <w:t xml:space="preserve"> </w:t>
+      </w:r>
+      <w:r>
+        <w:t xml:space="preserve">has a registry of 150+ open-source governance tools but no shared development infrastructure.</w:t>
+      </w:r>
+      <w:r>
+        <w:t xml:space="preserve"> </w:t>
+      </w:r>
+      <w:hyperlink r:id="rId70">
+        <w:r>
+          <w:rPr>
+            <w:rStyle w:val="Hyperlink"/>
+          </w:rPr>
+          <w:t xml:space="preserve">OGP</w:t>
+        </w:r>
+      </w:hyperlink>
+      <w:r>
+        <w:t xml:space="preserve"> </w:t>
+      </w:r>
+      <w:r>
+        <w:t xml:space="preserve">has the political relationships but no technical platform.</w:t>
+      </w:r>
+      <w:r>
+        <w:t xml:space="preserve"> </w:t>
+      </w:r>
+      <w:hyperlink r:id="rId71">
+        <w:r>
+          <w:rPr>
+            <w:rStyle w:val="Hyperlink"/>
+          </w:rPr>
+          <w:t xml:space="preserve">OpenGov</w:t>
+        </w:r>
+      </w:hyperlink>
+      <w:r>
+        <w:t xml:space="preserve"> </w:t>
+      </w:r>
+      <w:r>
+        <w:t xml:space="preserve">has the platform but locks cities into a proprietary vendor. A cooperative model would sit between these, combining what each has without the constraints each imposes.</w:t>
       </w:r>
     </w:p>
     <w:p>
@@ -2456,13 +2917,16 @@
       <w:r>
         <w:t xml:space="preserve"> </w:t>
       </w:r>
-      <w:r>
-        <w:rPr>
-          <w:b/>
-          <w:bCs/>
-        </w:rPr>
-        <w:t xml:space="preserve">Digital Public Goods Alliance</w:t>
-      </w:r>
+      <w:hyperlink r:id="rId69">
+        <w:r>
+          <w:rPr>
+            <w:rStyle w:val="Hyperlink"/>
+            <w:b/>
+            <w:bCs/>
+          </w:rPr>
+          <w:t xml:space="preserve">Digital Public Goods Alliance</w:t>
+        </w:r>
+      </w:hyperlink>
       <w:r>
         <w:t xml:space="preserve"> </w:t>
       </w:r>
@@ -2472,13 +2936,16 @@
       <w:r>
         <w:t xml:space="preserve"> </w:t>
       </w:r>
-      <w:r>
-        <w:rPr>
-          <w:b/>
-          <w:bCs/>
-        </w:rPr>
-        <w:t xml:space="preserve">Open Government Partnership</w:t>
-      </w:r>
+      <w:hyperlink r:id="rId70">
+        <w:r>
+          <w:rPr>
+            <w:rStyle w:val="Hyperlink"/>
+            <w:b/>
+            <w:bCs/>
+          </w:rPr>
+          <w:t xml:space="preserve">Open Government Partnership</w:t>
+        </w:r>
+      </w:hyperlink>
       <w:r>
         <w:t xml:space="preserve"> </w:t>
       </w:r>
@@ -2504,13 +2971,16 @@
       <w:r>
         <w:t xml:space="preserve"> </w:t>
       </w:r>
-      <w:r>
-        <w:rPr>
-          <w:b/>
-          <w:bCs/>
-        </w:rPr>
-        <w:t xml:space="preserve">Open Knowledge Foundation</w:t>
-      </w:r>
+      <w:hyperlink r:id="rId72">
+        <w:r>
+          <w:rPr>
+            <w:rStyle w:val="Hyperlink"/>
+            <w:b/>
+            <w:bCs/>
+          </w:rPr>
+          <w:t xml:space="preserve">Open Knowledge Foundation</w:t>
+        </w:r>
+      </w:hyperlink>
       <w:r>
         <w:t xml:space="preserve"> </w:t>
       </w:r>
@@ -2556,7 +3026,7 @@
       <w:r>
         <w:t xml:space="preserve"> </w:t>
       </w:r>
-      <w:hyperlink r:id="rId62">
+      <w:hyperlink r:id="rId69">
         <w:r>
           <w:rPr>
             <w:rStyle w:val="Hyperlink"/>
@@ -2579,7 +3049,7 @@
       <w:r>
         <w:t xml:space="preserve"> </w:t>
       </w:r>
-      <w:hyperlink r:id="rId63">
+      <w:hyperlink r:id="rId70">
         <w:r>
           <w:rPr>
             <w:rStyle w:val="Hyperlink"/>
@@ -2602,7 +3072,7 @@
       <w:r>
         <w:t xml:space="preserve"> </w:t>
       </w:r>
-      <w:hyperlink r:id="rId64">
+      <w:hyperlink r:id="rId71">
         <w:r>
           <w:rPr>
             <w:rStyle w:val="Hyperlink"/>
@@ -2625,7 +3095,7 @@
       <w:r>
         <w:t xml:space="preserve"> </w:t>
       </w:r>
-      <w:hyperlink r:id="rId65">
+      <w:hyperlink r:id="rId72">
         <w:r>
           <w:rPr>
             <w:rStyle w:val="Hyperlink"/>
@@ -2648,7 +3118,7 @@
       <w:r>
         <w:t xml:space="preserve"> </w:t>
       </w:r>
-      <w:hyperlink r:id="rId66">
+      <w:hyperlink r:id="rId73">
         <w:r>
           <w:rPr>
             <w:rStyle w:val="Hyperlink"/>
@@ -2671,7 +3141,7 @@
       <w:r>
         <w:t xml:space="preserve"> </w:t>
       </w:r>
-      <w:hyperlink r:id="rId67">
+      <w:hyperlink r:id="rId74">
         <w:r>
           <w:rPr>
             <w:rStyle w:val="Hyperlink"/>
@@ -2694,7 +3164,7 @@
       <w:r>
         <w:t xml:space="preserve"> </w:t>
       </w:r>
-      <w:hyperlink r:id="rId68">
+      <w:hyperlink r:id="rId75">
         <w:r>
           <w:rPr>
             <w:rStyle w:val="Hyperlink"/>
@@ -2751,7 +3221,7 @@
         </w:rPr>
         <w:t xml:space="preserve"> </w:t>
       </w:r>
-      <w:hyperlink r:id="rId68">
+      <w:hyperlink r:id="rId75">
         <w:r>
           <w:rPr>
             <w:rStyle w:val="Hyperlink"/>
@@ -2762,8 +3232,8 @@
         </w:r>
       </w:hyperlink>
     </w:p>
-    <w:bookmarkEnd w:id="69"/>
-    <w:bookmarkStart w:id="78" w:name="interbeing-forum"/>
+    <w:bookmarkEnd w:id="76"/>
+    <w:bookmarkStart w:id="86" w:name="interbeing-forum"/>
     <w:p>
       <w:pPr>
         <w:pStyle w:val="Heading3"/>
@@ -2820,7 +3290,7 @@
         </w:rPr>
         <w:t xml:space="preserve"> </w:t>
       </w:r>
-      <w:hyperlink r:id="rId70">
+      <w:hyperlink r:id="rId77">
         <w:r>
           <w:rPr>
             <w:rStyle w:val="Hyperlink"/>
@@ -2871,49 +3341,7 @@
       <w:r>
         <w:t xml:space="preserve"> </w:t>
       </w:r>
-      <w:r>
-        <w:t xml:space="preserve">bioregional.agency (Austria, co-founded 2025 by Gordon Selbach and Jakob Travnik) is piloting bioregional assembly practices; Resilience.Earth is developing distributed decision-making and adaptive governance tools for bioregional communities; Department of Bioregion / CascadiaNow! has advanced bioregional education across the Cascadia region since 2005; and the Ozark Area Community Congress has operated a rotating, consensus-based bioregional assembly in the Ozarks since 1980. No dedicated funding has been identified for the integrated Interbeing Forum model. TRL: 3. The Ozark Area Community Congress has run a rotating bioregional assembly since 1980, but without ecosystem guardianship. New Zealand’s Whanganui River has legal personhood, but without a bioregional assembly. Nobody has tried both at once.</w:t>
-      </w:r>
-    </w:p>
-    <w:p>
-      <w:pPr>
-        <w:pStyle w:val="BodyText"/>
-      </w:pPr>
-      <w:r>
-        <w:rPr>
-          <w:b/>
-          <w:bCs/>
-        </w:rPr>
-        <w:t xml:space="preserve">d/acc alignment.</w:t>
-      </w:r>
-      <w:r>
-        <w:t xml:space="preserve"> </w:t>
-      </w:r>
-      <w:r>
-        <w:t xml:space="preserve">Democratic and Decentralized dimensions both score 4/5, reflecting the rotating stewardship structure and formal power-sharing across bioregions that structurally resists capture. Differential scores lowest (2/5), as the model does not yet create new civilizational action space beyond the governance domain.</w:t>
-      </w:r>
-    </w:p>
-    <w:p>
-      <w:pPr>
-        <w:pStyle w:val="BodyText"/>
-      </w:pPr>
-      <w:r>
-        <w:rPr>
-          <w:b/>
-          <w:bCs/>
-        </w:rPr>
-        <w:t xml:space="preserve">Links.</w:t>
-      </w:r>
-      <w:r>
-        <w:t xml:space="preserve"> </w:t>
-      </w:r>
-      <w:r>
-        <w:t xml:space="preserve">-</w:t>
-      </w:r>
-      <w:r>
-        <w:t xml:space="preserve"> </w:t>
-      </w:r>
-      <w:hyperlink r:id="rId71">
+      <w:hyperlink r:id="rId78">
         <w:r>
           <w:rPr>
             <w:rStyle w:val="Hyperlink"/>
@@ -2925,18 +3353,12 @@
         <w:t xml:space="preserve"> </w:t>
       </w:r>
       <w:r>
-        <w:t xml:space="preserve">— Implementing bioregional assembly practices in Austria; co-founded 2025 by Gordon Selbach and Jakob Travnik</w:t>
-      </w:r>
-      <w:r>
-        <w:t xml:space="preserve"> </w:t>
-      </w:r>
-      <w:r>
-        <w:t xml:space="preserve">-</w:t>
-      </w:r>
-      <w:r>
-        <w:t xml:space="preserve"> </w:t>
-      </w:r>
-      <w:hyperlink r:id="rId72">
+        <w:t xml:space="preserve">(Austria, co-founded 2025 by Gordon Selbach and Jakob Travnik) is piloting bioregional assembly practices;</w:t>
+      </w:r>
+      <w:r>
+        <w:t xml:space="preserve"> </w:t>
+      </w:r>
+      <w:hyperlink r:id="rId79">
         <w:r>
           <w:rPr>
             <w:rStyle w:val="Hyperlink"/>
@@ -2948,18 +3370,12 @@
         <w:t xml:space="preserve"> </w:t>
       </w:r>
       <w:r>
-        <w:t xml:space="preserve">— Developing distributed decision-making tools and adaptive governance systems for bioregional communities</w:t>
-      </w:r>
-      <w:r>
-        <w:t xml:space="preserve"> </w:t>
-      </w:r>
-      <w:r>
-        <w:t xml:space="preserve">-</w:t>
-      </w:r>
-      <w:r>
-        <w:t xml:space="preserve"> </w:t>
-      </w:r>
-      <w:hyperlink r:id="rId73">
+        <w:t xml:space="preserve">is developing distributed decision-making and adaptive governance tools for bioregional communities;</w:t>
+      </w:r>
+      <w:r>
+        <w:t xml:space="preserve"> </w:t>
+      </w:r>
+      <w:hyperlink r:id="rId80">
         <w:r>
           <w:rPr>
             <w:rStyle w:val="Hyperlink"/>
@@ -2971,6 +3387,122 @@
         <w:t xml:space="preserve"> </w:t>
       </w:r>
       <w:r>
+        <w:t xml:space="preserve">has advanced bioregional education across the Cascadia region since 2005; and the</w:t>
+      </w:r>
+      <w:r>
+        <w:t xml:space="preserve"> </w:t>
+      </w:r>
+      <w:hyperlink r:id="rId81">
+        <w:r>
+          <w:rPr>
+            <w:rStyle w:val="Hyperlink"/>
+          </w:rPr>
+          <w:t xml:space="preserve">Ozark Area Community Congress</w:t>
+        </w:r>
+      </w:hyperlink>
+      <w:r>
+        <w:t xml:space="preserve"> </w:t>
+      </w:r>
+      <w:r>
+        <w:t xml:space="preserve">has operated a rotating, consensus-based bioregional assembly in the Ozarks since 1980. No dedicated funding has been identified for the integrated Interbeing Forum model. TRL: 3. The Ozark Area Community Congress has run a rotating bioregional assembly since 1980, but without ecosystem guardianship. New Zealand’s Whanganui River has legal personhood, but without a bioregional assembly. Nobody has tried both at once.</w:t>
+      </w:r>
+    </w:p>
+    <w:p>
+      <w:pPr>
+        <w:pStyle w:val="BodyText"/>
+      </w:pPr>
+      <w:r>
+        <w:rPr>
+          <w:b/>
+          <w:bCs/>
+        </w:rPr>
+        <w:t xml:space="preserve">d/acc alignment.</w:t>
+      </w:r>
+      <w:r>
+        <w:t xml:space="preserve"> </w:t>
+      </w:r>
+      <w:r>
+        <w:t xml:space="preserve">Democratic and Decentralized dimensions both score 4/5, reflecting the rotating stewardship structure and formal power-sharing across bioregions that structurally resists capture. Differential scores lowest (2/5), as the model does not yet create new civilizational action space beyond the governance domain.</w:t>
+      </w:r>
+    </w:p>
+    <w:p>
+      <w:pPr>
+        <w:pStyle w:val="BodyText"/>
+      </w:pPr>
+      <w:r>
+        <w:rPr>
+          <w:b/>
+          <w:bCs/>
+        </w:rPr>
+        <w:t xml:space="preserve">Links.</w:t>
+      </w:r>
+      <w:r>
+        <w:t xml:space="preserve"> </w:t>
+      </w:r>
+      <w:r>
+        <w:t xml:space="preserve">-</w:t>
+      </w:r>
+      <w:r>
+        <w:t xml:space="preserve"> </w:t>
+      </w:r>
+      <w:hyperlink r:id="rId78">
+        <w:r>
+          <w:rPr>
+            <w:rStyle w:val="Hyperlink"/>
+          </w:rPr>
+          <w:t xml:space="preserve">bioregional.agency</w:t>
+        </w:r>
+      </w:hyperlink>
+      <w:r>
+        <w:t xml:space="preserve"> </w:t>
+      </w:r>
+      <w:r>
+        <w:t xml:space="preserve">— Implementing bioregional assembly practices in Austria; co-founded 2025 by Gordon Selbach and Jakob Travnik</w:t>
+      </w:r>
+      <w:r>
+        <w:t xml:space="preserve"> </w:t>
+      </w:r>
+      <w:r>
+        <w:t xml:space="preserve">-</w:t>
+      </w:r>
+      <w:r>
+        <w:t xml:space="preserve"> </w:t>
+      </w:r>
+      <w:hyperlink r:id="rId82">
+        <w:r>
+          <w:rPr>
+            <w:rStyle w:val="Hyperlink"/>
+          </w:rPr>
+          <w:t xml:space="preserve">Resilience.Earth</w:t>
+        </w:r>
+      </w:hyperlink>
+      <w:r>
+        <w:t xml:space="preserve"> </w:t>
+      </w:r>
+      <w:r>
+        <w:t xml:space="preserve">— Developing distributed decision-making tools and adaptive governance systems for bioregional communities</w:t>
+      </w:r>
+      <w:r>
+        <w:t xml:space="preserve"> </w:t>
+      </w:r>
+      <w:r>
+        <w:t xml:space="preserve">-</w:t>
+      </w:r>
+      <w:r>
+        <w:t xml:space="preserve"> </w:t>
+      </w:r>
+      <w:hyperlink r:id="rId80">
+        <w:r>
+          <w:rPr>
+            <w:rStyle w:val="Hyperlink"/>
+          </w:rPr>
+          <w:t xml:space="preserve">Department of Bioregion / CascadiaNow!</w:t>
+        </w:r>
+      </w:hyperlink>
+      <w:r>
+        <w:t xml:space="preserve"> </w:t>
+      </w:r>
+      <w:r>
         <w:t xml:space="preserve">— Advancing bioregional education and place-based regeneration strategies across Cascadia bioregion since 2005</w:t>
       </w:r>
       <w:r>
@@ -2982,7 +3514,7 @@
       <w:r>
         <w:t xml:space="preserve"> </w:t>
       </w:r>
-      <w:hyperlink r:id="rId74">
+      <w:hyperlink r:id="rId81">
         <w:r>
           <w:rPr>
             <w:rStyle w:val="Hyperlink"/>
@@ -3005,7 +3537,7 @@
       <w:r>
         <w:t xml:space="preserve"> </w:t>
       </w:r>
-      <w:hyperlink r:id="rId75">
+      <w:hyperlink r:id="rId83">
         <w:r>
           <w:rPr>
             <w:rStyle w:val="Hyperlink"/>
@@ -3028,7 +3560,7 @@
       <w:r>
         <w:t xml:space="preserve"> </w:t>
       </w:r>
-      <w:hyperlink r:id="rId76">
+      <w:hyperlink r:id="rId84">
         <w:r>
           <w:rPr>
             <w:rStyle w:val="Hyperlink"/>
@@ -3051,7 +3583,7 @@
       <w:r>
         <w:t xml:space="preserve"> </w:t>
       </w:r>
-      <w:hyperlink r:id="rId77">
+      <w:hyperlink r:id="rId85">
         <w:r>
           <w:rPr>
             <w:rStyle w:val="Hyperlink"/>
@@ -3074,7 +3606,7 @@
       <w:r>
         <w:t xml:space="preserve"> </w:t>
       </w:r>
-      <w:hyperlink r:id="rId70">
+      <w:hyperlink r:id="rId77">
         <w:r>
           <w:rPr>
             <w:rStyle w:val="Hyperlink"/>
@@ -3101,8 +3633,8 @@
         <w:t xml:space="preserve">Legal advocates and policy researchers should work to establish or extend ecosystem legal personhood frameworks, building on New Zealand’s Whanganui River precedent and Wales’s Future Generations Commissioner, into cross-jurisdictional bioregional contexts. Connecting existing practitioners (OACC, bioregional.agency) with environmental digital twin researchers would accelerate the governance integration that no institution has yet achieved.</w:t>
       </w:r>
     </w:p>
-    <w:bookmarkEnd w:id="78"/>
-    <w:bookmarkStart w:id="86" w:name="interoperable-governance-protocol-stack"/>
+    <w:bookmarkEnd w:id="86"/>
+    <w:bookmarkStart w:id="94" w:name="interoperable-governance-protocol-stack"/>
     <w:p>
       <w:pPr>
         <w:pStyle w:val="Heading3"/>
@@ -3155,13 +3687,16 @@
       <w:r>
         <w:t xml:space="preserve"> </w:t>
       </w:r>
-      <w:r>
-        <w:rPr>
-          <w:b/>
-          <w:bCs/>
-        </w:rPr>
-        <w:t xml:space="preserve">OpenID Foundation</w:t>
-      </w:r>
+      <w:hyperlink r:id="rId87">
+        <w:r>
+          <w:rPr>
+            <w:rStyle w:val="Hyperlink"/>
+            <w:b/>
+            <w:bCs/>
+          </w:rPr>
+          <w:t xml:space="preserve">OpenID Foundation</w:t>
+        </w:r>
+      </w:hyperlink>
       <w:r>
         <w:t xml:space="preserve"> </w:t>
       </w:r>
@@ -3171,13 +3706,16 @@
       <w:r>
         <w:t xml:space="preserve"> </w:t>
       </w:r>
-      <w:r>
-        <w:rPr>
-          <w:b/>
-          <w:bCs/>
-        </w:rPr>
-        <w:t xml:space="preserve">W3C</w:t>
-      </w:r>
+      <w:hyperlink r:id="rId88">
+        <w:r>
+          <w:rPr>
+            <w:rStyle w:val="Hyperlink"/>
+            <w:b/>
+            <w:bCs/>
+          </w:rPr>
+          <w:t xml:space="preserve">W3C</w:t>
+        </w:r>
+      </w:hyperlink>
       <w:r>
         <w:t xml:space="preserve"> </w:t>
       </w:r>
@@ -3187,13 +3725,16 @@
       <w:r>
         <w:t xml:space="preserve"> </w:t>
       </w:r>
-      <w:r>
-        <w:rPr>
-          <w:b/>
-          <w:bCs/>
-        </w:rPr>
-        <w:t xml:space="preserve">Trust Over IP Foundation</w:t>
-      </w:r>
+      <w:hyperlink r:id="rId89">
+        <w:r>
+          <w:rPr>
+            <w:rStyle w:val="Hyperlink"/>
+            <w:b/>
+            <w:bCs/>
+          </w:rPr>
+          <w:t xml:space="preserve">Trust Over IP Foundation</w:t>
+        </w:r>
+      </w:hyperlink>
       <w:r>
         <w:t xml:space="preserve"> </w:t>
       </w:r>
@@ -3203,13 +3744,16 @@
       <w:r>
         <w:t xml:space="preserve"> </w:t>
       </w:r>
-      <w:r>
-        <w:rPr>
-          <w:b/>
-          <w:bCs/>
-        </w:rPr>
-        <w:t xml:space="preserve">GovStack</w:t>
-      </w:r>
+      <w:hyperlink r:id="rId90">
+        <w:r>
+          <w:rPr>
+            <w:rStyle w:val="Hyperlink"/>
+            <w:b/>
+            <w:bCs/>
+          </w:rPr>
+          <w:t xml:space="preserve">GovStack</w:t>
+        </w:r>
+      </w:hyperlink>
       <w:r>
         <w:t xml:space="preserve"> </w:t>
       </w:r>
@@ -3255,7 +3799,7 @@
       <w:r>
         <w:t xml:space="preserve"> </w:t>
       </w:r>
-      <w:hyperlink r:id="rId79">
+      <w:hyperlink r:id="rId87">
         <w:r>
           <w:rPr>
             <w:rStyle w:val="Hyperlink"/>
@@ -3278,7 +3822,7 @@
       <w:r>
         <w:t xml:space="preserve"> </w:t>
       </w:r>
-      <w:hyperlink r:id="rId80">
+      <w:hyperlink r:id="rId88">
         <w:r>
           <w:rPr>
             <w:rStyle w:val="Hyperlink"/>
@@ -3301,7 +3845,7 @@
       <w:r>
         <w:t xml:space="preserve"> </w:t>
       </w:r>
-      <w:hyperlink r:id="rId81">
+      <w:hyperlink r:id="rId89">
         <w:r>
           <w:rPr>
             <w:rStyle w:val="Hyperlink"/>
@@ -3324,7 +3868,7 @@
       <w:r>
         <w:t xml:space="preserve"> </w:t>
       </w:r>
-      <w:hyperlink r:id="rId82">
+      <w:hyperlink r:id="rId90">
         <w:r>
           <w:rPr>
             <w:rStyle w:val="Hyperlink"/>
@@ -3347,7 +3891,7 @@
       <w:r>
         <w:t xml:space="preserve"> </w:t>
       </w:r>
-      <w:hyperlink r:id="rId83">
+      <w:hyperlink r:id="rId91">
         <w:r>
           <w:rPr>
             <w:rStyle w:val="Hyperlink"/>
@@ -3370,7 +3914,7 @@
       <w:r>
         <w:t xml:space="preserve"> </w:t>
       </w:r>
-      <w:hyperlink r:id="rId84">
+      <w:hyperlink r:id="rId92">
         <w:r>
           <w:rPr>
             <w:rStyle w:val="Hyperlink"/>
@@ -3393,7 +3937,7 @@
       <w:r>
         <w:t xml:space="preserve"> </w:t>
       </w:r>
-      <w:hyperlink r:id="rId85">
+      <w:hyperlink r:id="rId93">
         <w:r>
           <w:rPr>
             <w:rStyle w:val="Hyperlink"/>
@@ -3450,8 +3994,8 @@
         <w:t xml:space="preserve">Source: N/A</w:t>
       </w:r>
     </w:p>
-    <w:bookmarkEnd w:id="86"/>
-    <w:bookmarkStart w:id="90" w:name="comprehensive-ai-services-drexler"/>
+    <w:bookmarkEnd w:id="94"/>
+    <w:bookmarkStart w:id="98" w:name="comprehensive-ai-services-drexler"/>
     <w:p>
       <w:pPr>
         <w:pStyle w:val="Heading3"/>
@@ -3573,7 +4117,7 @@
       <w:r>
         <w:t xml:space="preserve"> </w:t>
       </w:r>
-      <w:hyperlink r:id="rId87">
+      <w:hyperlink r:id="rId95">
         <w:r>
           <w:rPr>
             <w:rStyle w:val="Hyperlink"/>
@@ -3596,7 +4140,7 @@
       <w:r>
         <w:t xml:space="preserve"> </w:t>
       </w:r>
-      <w:hyperlink r:id="rId88">
+      <w:hyperlink r:id="rId96">
         <w:r>
           <w:rPr>
             <w:rStyle w:val="Hyperlink"/>
@@ -3619,7 +4163,7 @@
       <w:r>
         <w:t xml:space="preserve"> </w:t>
       </w:r>
-      <w:hyperlink r:id="rId89">
+      <w:hyperlink r:id="rId97">
         <w:r>
           <w:rPr>
             <w:rStyle w:val="Hyperlink"/>
@@ -3676,7 +4220,7 @@
         </w:rPr>
         <w:t xml:space="preserve"> </w:t>
       </w:r>
-      <w:hyperlink r:id="rId89">
+      <w:hyperlink r:id="rId97">
         <w:r>
           <w:rPr>
             <w:rStyle w:val="Hyperlink"/>
@@ -3687,8 +4231,8 @@
         </w:r>
       </w:hyperlink>
     </w:p>
-    <w:bookmarkEnd w:id="90"/>
-    <w:bookmarkStart w:id="99" w:name="attack-dog-dao-for-climate"/>
+    <w:bookmarkEnd w:id="98"/>
+    <w:bookmarkStart w:id="107" w:name="attack-dog-dao-for-climate"/>
     <w:p>
       <w:pPr>
         <w:pStyle w:val="Heading3"/>
@@ -3761,13 +4305,16 @@
       <w:r>
         <w:t xml:space="preserve"> </w:t>
       </w:r>
-      <w:r>
-        <w:rPr>
-          <w:b/>
-          <w:bCs/>
-        </w:rPr>
-        <w:t xml:space="preserve">Ryval</w:t>
-      </w:r>
+      <w:hyperlink r:id="rId99">
+        <w:r>
+          <w:rPr>
+            <w:rStyle w:val="Hyperlink"/>
+            <w:b/>
+            <w:bCs/>
+          </w:rPr>
+          <w:t xml:space="preserve">Ryval</w:t>
+        </w:r>
+      </w:hyperlink>
       <w:r>
         <w:t xml:space="preserve"> </w:t>
       </w:r>
@@ -3777,13 +4324,16 @@
       <w:r>
         <w:t xml:space="preserve"> </w:t>
       </w:r>
-      <w:r>
-        <w:rPr>
-          <w:b/>
-          <w:bCs/>
-        </w:rPr>
-        <w:t xml:space="preserve">LawCoin</w:t>
-      </w:r>
+      <w:hyperlink r:id="rId100">
+        <w:r>
+          <w:rPr>
+            <w:rStyle w:val="Hyperlink"/>
+            <w:b/>
+            <w:bCs/>
+          </w:rPr>
+          <w:t xml:space="preserve">LawCoin</w:t>
+        </w:r>
+      </w:hyperlink>
       <w:r>
         <w:t xml:space="preserve"> </w:t>
       </w:r>
@@ -3793,13 +4343,16 @@
       <w:r>
         <w:t xml:space="preserve"> </w:t>
       </w:r>
-      <w:r>
-        <w:rPr>
-          <w:b/>
-          <w:bCs/>
-        </w:rPr>
-        <w:t xml:space="preserve">MediCoin</w:t>
-      </w:r>
+      <w:hyperlink r:id="rId101">
+        <w:r>
+          <w:rPr>
+            <w:rStyle w:val="Hyperlink"/>
+            <w:b/>
+            <w:bCs/>
+          </w:rPr>
+          <w:t xml:space="preserve">MediCoin</w:t>
+        </w:r>
+      </w:hyperlink>
       <w:r>
         <w:t xml:space="preserve"> </w:t>
       </w:r>
@@ -3809,13 +4362,16 @@
       <w:r>
         <w:t xml:space="preserve"> </w:t>
       </w:r>
-      <w:r>
-        <w:rPr>
-          <w:b/>
-          <w:bCs/>
-        </w:rPr>
-        <w:t xml:space="preserve">ClientEarth</w:t>
-      </w:r>
+      <w:hyperlink r:id="rId102">
+        <w:r>
+          <w:rPr>
+            <w:rStyle w:val="Hyperlink"/>
+            <w:b/>
+            <w:bCs/>
+          </w:rPr>
+          <w:t xml:space="preserve">ClientEarth</w:t>
+        </w:r>
+      </w:hyperlink>
       <w:r>
         <w:t xml:space="preserve">, the environmental law firm, has inspired litigation finance focused on climate cases through Aristata Capital. No known entity has combined environmental personhood, DAO governance, and tokenized litigation finance into a deployed system. TRL: 3. Funding: none identified for an integrated implementation.</w:t>
       </w:r>
@@ -3858,7 +4414,7 @@
       <w:r>
         <w:t xml:space="preserve"> </w:t>
       </w:r>
-      <w:hyperlink r:id="rId91">
+      <w:hyperlink r:id="rId99">
         <w:r>
           <w:rPr>
             <w:rStyle w:val="Hyperlink"/>
@@ -3881,7 +4437,7 @@
       <w:r>
         <w:t xml:space="preserve"> </w:t>
       </w:r>
-      <w:hyperlink r:id="rId92">
+      <w:hyperlink r:id="rId100">
         <w:r>
           <w:rPr>
             <w:rStyle w:val="Hyperlink"/>
@@ -3904,7 +4460,7 @@
       <w:r>
         <w:t xml:space="preserve"> </w:t>
       </w:r>
-      <w:hyperlink r:id="rId93">
+      <w:hyperlink r:id="rId101">
         <w:r>
           <w:rPr>
             <w:rStyle w:val="Hyperlink"/>
@@ -3927,7 +4483,7 @@
       <w:r>
         <w:t xml:space="preserve"> </w:t>
       </w:r>
-      <w:hyperlink r:id="rId94">
+      <w:hyperlink r:id="rId102">
         <w:r>
           <w:rPr>
             <w:rStyle w:val="Hyperlink"/>
@@ -3950,7 +4506,7 @@
       <w:r>
         <w:t xml:space="preserve"> </w:t>
       </w:r>
-      <w:hyperlink r:id="rId95">
+      <w:hyperlink r:id="rId103">
         <w:r>
           <w:rPr>
             <w:rStyle w:val="Hyperlink"/>
@@ -3973,7 +4529,7 @@
       <w:r>
         <w:t xml:space="preserve"> </w:t>
       </w:r>
-      <w:hyperlink r:id="rId96">
+      <w:hyperlink r:id="rId104">
         <w:r>
           <w:rPr>
             <w:rStyle w:val="Hyperlink"/>
@@ -3996,7 +4552,7 @@
       <w:r>
         <w:t xml:space="preserve"> </w:t>
       </w:r>
-      <w:hyperlink r:id="rId97">
+      <w:hyperlink r:id="rId105">
         <w:r>
           <w:rPr>
             <w:rStyle w:val="Hyperlink"/>
@@ -4043,7 +4599,7 @@
       <w:r>
         <w:t xml:space="preserve"> </w:t>
       </w:r>
-      <w:hyperlink r:id="rId98">
+      <w:hyperlink r:id="rId106">
         <w:r>
           <w:rPr>
             <w:rStyle w:val="Hyperlink"/>
@@ -4100,7 +4656,7 @@
         </w:rPr>
         <w:t xml:space="preserve"> </w:t>
       </w:r>
-      <w:hyperlink r:id="rId98">
+      <w:hyperlink r:id="rId106">
         <w:r>
           <w:rPr>
             <w:rStyle w:val="Hyperlink"/>
@@ -4111,8 +4667,8 @@
         </w:r>
       </w:hyperlink>
     </w:p>
-    <w:bookmarkEnd w:id="99"/>
-    <w:bookmarkStart w:id="108" w:name="wisdom-dao"/>
+    <w:bookmarkEnd w:id="107"/>
+    <w:bookmarkStart w:id="116" w:name="wisdom-dao"/>
     <w:p>
       <w:pPr>
         <w:pStyle w:val="Heading3"/>
@@ -4197,65 +4753,7 @@
       <w:r>
         <w:t xml:space="preserve"> </w:t>
       </w:r>
-      <w:r>
-        <w:t xml:space="preserve">Near Foundation is developing AI-powered delegates and the Pulse sentiment-tracking tool for DAO governance. SingularityNET operates a decentralized AI coordination platform using blockchain for service governance and privacy-preserving datasets. Aragon provides DAO infrastructure and tooling, while MakerDAO demonstrates on-chain token-based governance at meaningful scale. No dedicated funding for integrated human-AI hybrid governance DAOs has been identified.</w:t>
-      </w:r>
-      <w:r>
-        <w:t xml:space="preserve"> </w:t>
-      </w:r>
-      <w:r>
-        <w:rPr>
-          <w:b/>
-          <w:bCs/>
-        </w:rPr>
-        <w:t xml:space="preserve">TRL: 4</w:t>
-      </w:r>
-      <w:r>
-        <w:t xml:space="preserve"> </w:t>
-      </w:r>
-      <w:r>
-        <w:t xml:space="preserve">— AI agents have been tested against 3,383 real proposals with 97% alignment to historical human decisions, and simulations show a 40% participation increase, but no production deployment at city or national scale exists.</w:t>
-      </w:r>
-    </w:p>
-    <w:p>
-      <w:pPr>
-        <w:pStyle w:val="BodyText"/>
-      </w:pPr>
-      <w:r>
-        <w:rPr>
-          <w:b/>
-          <w:bCs/>
-        </w:rPr>
-        <w:t xml:space="preserve">d/acc alignment.</w:t>
-      </w:r>
-      <w:r>
-        <w:t xml:space="preserve"> </w:t>
-      </w:r>
-      <w:r>
-        <w:t xml:space="preserve">Democratic (4/5) and Decentralized (4/5) are the strongest dimensions, reflecting the system’s core design: distributed decision-making authority shared between citizens and AI rather than concentrated in bureaucratic institutions. Defensive scores lower (3/5) because the system’s resilience against manipulation and adversarial voting remains unproven at scale.</w:t>
-      </w:r>
-    </w:p>
-    <w:p>
-      <w:pPr>
-        <w:pStyle w:val="BodyText"/>
-      </w:pPr>
-      <w:r>
-        <w:rPr>
-          <w:b/>
-          <w:bCs/>
-        </w:rPr>
-        <w:t xml:space="preserve">Links.</w:t>
-      </w:r>
-      <w:r>
-        <w:t xml:space="preserve"> </w:t>
-      </w:r>
-      <w:r>
-        <w:t xml:space="preserve">-</w:t>
-      </w:r>
-      <w:r>
-        <w:t xml:space="preserve"> </w:t>
-      </w:r>
-      <w:hyperlink r:id="rId100">
+      <w:hyperlink r:id="rId108">
         <w:r>
           <w:rPr>
             <w:rStyle w:val="Hyperlink"/>
@@ -4267,18 +4765,12 @@
         <w:t xml:space="preserve"> </w:t>
       </w:r>
       <w:r>
-        <w:t xml:space="preserve">— Developing AI-powered delegates and governance tools (Pulse) for DAO voting and community sentiment tracking</w:t>
-      </w:r>
-      <w:r>
-        <w:t xml:space="preserve"> </w:t>
-      </w:r>
-      <w:r>
-        <w:t xml:space="preserve">-</w:t>
-      </w:r>
-      <w:r>
-        <w:t xml:space="preserve"> </w:t>
-      </w:r>
-      <w:hyperlink r:id="rId101">
+        <w:t xml:space="preserve">is developing AI-powered delegates and the Pulse sentiment-tracking tool for DAO governance.</w:t>
+      </w:r>
+      <w:r>
+        <w:t xml:space="preserve"> </w:t>
+      </w:r>
+      <w:hyperlink r:id="rId109">
         <w:r>
           <w:rPr>
             <w:rStyle w:val="Hyperlink"/>
@@ -4290,18 +4782,12 @@
         <w:t xml:space="preserve"> </w:t>
       </w:r>
       <w:r>
-        <w:t xml:space="preserve">— Decentralized AI governance platform using blockchain for AI service coordination and privacy-preserving datasets</w:t>
-      </w:r>
-      <w:r>
-        <w:t xml:space="preserve"> </w:t>
-      </w:r>
-      <w:r>
-        <w:t xml:space="preserve">-</w:t>
-      </w:r>
-      <w:r>
-        <w:t xml:space="preserve"> </w:t>
-      </w:r>
-      <w:hyperlink r:id="rId102">
+        <w:t xml:space="preserve">operates a decentralized AI coordination platform using blockchain for service governance and privacy-preserving datasets.</w:t>
+      </w:r>
+      <w:r>
+        <w:t xml:space="preserve"> </w:t>
+      </w:r>
+      <w:hyperlink r:id="rId110">
         <w:r>
           <w:rPr>
             <w:rStyle w:val="Hyperlink"/>
@@ -4313,18 +4799,12 @@
         <w:t xml:space="preserve"> </w:t>
       </w:r>
       <w:r>
-        <w:t xml:space="preserve">— DAO governance infrastructure and tooling for decentralized organizations</w:t>
-      </w:r>
-      <w:r>
-        <w:t xml:space="preserve"> </w:t>
-      </w:r>
-      <w:r>
-        <w:t xml:space="preserve">-</w:t>
-      </w:r>
-      <w:r>
-        <w:t xml:space="preserve"> </w:t>
-      </w:r>
-      <w:hyperlink r:id="rId103">
+        <w:t xml:space="preserve">provides DAO infrastructure and tooling, while</w:t>
+      </w:r>
+      <w:r>
+        <w:t xml:space="preserve"> </w:t>
+      </w:r>
+      <w:hyperlink r:id="rId111">
         <w:r>
           <w:rPr>
             <w:rStyle w:val="Hyperlink"/>
@@ -4336,6 +4816,144 @@
         <w:t xml:space="preserve"> </w:t>
       </w:r>
       <w:r>
+        <w:t xml:space="preserve">demonstrates on-chain token-based governance at meaningful scale. No dedicated funding for integrated human-AI hybrid governance DAOs has been identified.</w:t>
+      </w:r>
+      <w:r>
+        <w:t xml:space="preserve"> </w:t>
+      </w:r>
+      <w:r>
+        <w:rPr>
+          <w:b/>
+          <w:bCs/>
+        </w:rPr>
+        <w:t xml:space="preserve">TRL: 4</w:t>
+      </w:r>
+      <w:r>
+        <w:t xml:space="preserve"> </w:t>
+      </w:r>
+      <w:r>
+        <w:t xml:space="preserve">— AI agents have been tested against 3,383 real proposals with 97% alignment to historical human decisions, and simulations show a 40% participation increase, but no production deployment at city or national scale exists.</w:t>
+      </w:r>
+    </w:p>
+    <w:p>
+      <w:pPr>
+        <w:pStyle w:val="BodyText"/>
+      </w:pPr>
+      <w:r>
+        <w:rPr>
+          <w:b/>
+          <w:bCs/>
+        </w:rPr>
+        <w:t xml:space="preserve">d/acc alignment.</w:t>
+      </w:r>
+      <w:r>
+        <w:t xml:space="preserve"> </w:t>
+      </w:r>
+      <w:r>
+        <w:t xml:space="preserve">Democratic (4/5) and Decentralized (4/5) are the strongest dimensions, reflecting the system’s core design: distributed decision-making authority shared between citizens and AI rather than concentrated in bureaucratic institutions. Defensive scores lower (3/5) because the system’s resilience against manipulation and adversarial voting remains unproven at scale.</w:t>
+      </w:r>
+    </w:p>
+    <w:p>
+      <w:pPr>
+        <w:pStyle w:val="BodyText"/>
+      </w:pPr>
+      <w:r>
+        <w:rPr>
+          <w:b/>
+          <w:bCs/>
+        </w:rPr>
+        <w:t xml:space="preserve">Links.</w:t>
+      </w:r>
+      <w:r>
+        <w:t xml:space="preserve"> </w:t>
+      </w:r>
+      <w:r>
+        <w:t xml:space="preserve">-</w:t>
+      </w:r>
+      <w:r>
+        <w:t xml:space="preserve"> </w:t>
+      </w:r>
+      <w:hyperlink r:id="rId108">
+        <w:r>
+          <w:rPr>
+            <w:rStyle w:val="Hyperlink"/>
+          </w:rPr>
+          <w:t xml:space="preserve">Near Foundation</w:t>
+        </w:r>
+      </w:hyperlink>
+      <w:r>
+        <w:t xml:space="preserve"> </w:t>
+      </w:r>
+      <w:r>
+        <w:t xml:space="preserve">— Developing AI-powered delegates and governance tools (Pulse) for DAO voting and community sentiment tracking</w:t>
+      </w:r>
+      <w:r>
+        <w:t xml:space="preserve"> </w:t>
+      </w:r>
+      <w:r>
+        <w:t xml:space="preserve">-</w:t>
+      </w:r>
+      <w:r>
+        <w:t xml:space="preserve"> </w:t>
+      </w:r>
+      <w:hyperlink r:id="rId109">
+        <w:r>
+          <w:rPr>
+            <w:rStyle w:val="Hyperlink"/>
+          </w:rPr>
+          <w:t xml:space="preserve">SingularityNET</w:t>
+        </w:r>
+      </w:hyperlink>
+      <w:r>
+        <w:t xml:space="preserve"> </w:t>
+      </w:r>
+      <w:r>
+        <w:t xml:space="preserve">— Decentralized AI governance platform using blockchain for AI service coordination and privacy-preserving datasets</w:t>
+      </w:r>
+      <w:r>
+        <w:t xml:space="preserve"> </w:t>
+      </w:r>
+      <w:r>
+        <w:t xml:space="preserve">-</w:t>
+      </w:r>
+      <w:r>
+        <w:t xml:space="preserve"> </w:t>
+      </w:r>
+      <w:hyperlink r:id="rId110">
+        <w:r>
+          <w:rPr>
+            <w:rStyle w:val="Hyperlink"/>
+          </w:rPr>
+          <w:t xml:space="preserve">Aragon</w:t>
+        </w:r>
+      </w:hyperlink>
+      <w:r>
+        <w:t xml:space="preserve"> </w:t>
+      </w:r>
+      <w:r>
+        <w:t xml:space="preserve">— DAO governance infrastructure and tooling for decentralized organizations</w:t>
+      </w:r>
+      <w:r>
+        <w:t xml:space="preserve"> </w:t>
+      </w:r>
+      <w:r>
+        <w:t xml:space="preserve">-</w:t>
+      </w:r>
+      <w:r>
+        <w:t xml:space="preserve"> </w:t>
+      </w:r>
+      <w:hyperlink r:id="rId111">
+        <w:r>
+          <w:rPr>
+            <w:rStyle w:val="Hyperlink"/>
+          </w:rPr>
+          <w:t xml:space="preserve">MakerDAO</w:t>
+        </w:r>
+      </w:hyperlink>
+      <w:r>
+        <w:t xml:space="preserve"> </w:t>
+      </w:r>
+      <w:r>
         <w:t xml:space="preserve">— Major DAO with on-chain governance and token-based voting mechanisms</w:t>
       </w:r>
       <w:r>
@@ -4347,7 +4965,7 @@
       <w:r>
         <w:t xml:space="preserve"> </w:t>
       </w:r>
-      <w:hyperlink r:id="rId104">
+      <w:hyperlink r:id="rId112">
         <w:r>
           <w:rPr>
             <w:rStyle w:val="Hyperlink"/>
@@ -4370,7 +4988,7 @@
       <w:r>
         <w:t xml:space="preserve"> </w:t>
       </w:r>
-      <w:hyperlink r:id="rId105">
+      <w:hyperlink r:id="rId113">
         <w:r>
           <w:rPr>
             <w:rStyle w:val="Hyperlink"/>
@@ -4393,7 +5011,7 @@
       <w:r>
         <w:t xml:space="preserve"> </w:t>
       </w:r>
-      <w:hyperlink r:id="rId106">
+      <w:hyperlink r:id="rId114">
         <w:r>
           <w:rPr>
             <w:rStyle w:val="Hyperlink"/>
@@ -4416,7 +5034,7 @@
       <w:r>
         <w:t xml:space="preserve"> </w:t>
       </w:r>
-      <w:hyperlink r:id="rId107">
+      <w:hyperlink r:id="rId115">
         <w:r>
           <w:rPr>
             <w:rStyle w:val="Hyperlink"/>
@@ -4473,7 +5091,7 @@
         </w:rPr>
         <w:t xml:space="preserve"> </w:t>
       </w:r>
-      <w:hyperlink r:id="rId107">
+      <w:hyperlink r:id="rId115">
         <w:r>
           <w:rPr>
             <w:rStyle w:val="Hyperlink"/>
@@ -4484,8 +5102,8 @@
         </w:r>
       </w:hyperlink>
     </w:p>
-    <w:bookmarkEnd w:id="108"/>
-    <w:bookmarkStart w:id="117" w:name="accord-of-watersheds"/>
+    <w:bookmarkEnd w:id="116"/>
+    <w:bookmarkStart w:id="124" w:name="accord-of-watersheds"/>
     <w:p>
       <w:pPr>
         <w:pStyle w:val="Heading3"/>
@@ -4558,13 +5176,16 @@
       <w:r>
         <w:t xml:space="preserve"> </w:t>
       </w:r>
-      <w:r>
-        <w:rPr>
-          <w:b/>
-          <w:bCs/>
-        </w:rPr>
-        <w:t xml:space="preserve">International Joint Commission (IJC)</w:t>
-      </w:r>
+      <w:hyperlink r:id="rId117">
+        <w:r>
+          <w:rPr>
+            <w:rStyle w:val="Hyperlink"/>
+            <w:b/>
+            <w:bCs/>
+          </w:rPr>
+          <w:t xml:space="preserve">International Joint Commission (IJC)</w:t>
+        </w:r>
+      </w:hyperlink>
       <w:r>
         <w:t xml:space="preserve"> </w:t>
       </w:r>
@@ -4574,13 +5195,16 @@
       <w:r>
         <w:t xml:space="preserve"> </w:t>
       </w:r>
-      <w:r>
-        <w:rPr>
-          <w:b/>
-          <w:bCs/>
-        </w:rPr>
-        <w:t xml:space="preserve">Mekong River Commission (MRC)</w:t>
-      </w:r>
+      <w:hyperlink r:id="rId118">
+        <w:r>
+          <w:rPr>
+            <w:rStyle w:val="Hyperlink"/>
+            <w:b/>
+            <w:bCs/>
+          </w:rPr>
+          <w:t xml:space="preserve">Mekong River Commission (MRC)</w:t>
+        </w:r>
+      </w:hyperlink>
       <w:r>
         <w:t xml:space="preserve"> </w:t>
       </w:r>
@@ -4590,13 +5214,16 @@
       <w:r>
         <w:t xml:space="preserve"> </w:t>
       </w:r>
-      <w:r>
-        <w:rPr>
-          <w:b/>
-          <w:bCs/>
-        </w:rPr>
-        <w:t xml:space="preserve">International Network of Basin Organizations (INBO)</w:t>
-      </w:r>
+      <w:hyperlink r:id="rId119">
+        <w:r>
+          <w:rPr>
+            <w:rStyle w:val="Hyperlink"/>
+            <w:b/>
+            <w:bCs/>
+          </w:rPr>
+          <w:t xml:space="preserve">International Network of Basin Organizations (INBO)</w:t>
+        </w:r>
+      </w:hyperlink>
       <w:r>
         <w:t xml:space="preserve"> </w:t>
       </w:r>
@@ -4606,13 +5233,16 @@
       <w:r>
         <w:t xml:space="preserve"> </w:t>
       </w:r>
-      <w:r>
-        <w:rPr>
-          <w:b/>
-          <w:bCs/>
-        </w:rPr>
-        <w:t xml:space="preserve">Cascadia Department of Bioregion</w:t>
-      </w:r>
+      <w:hyperlink r:id="rId80">
+        <w:r>
+          <w:rPr>
+            <w:rStyle w:val="Hyperlink"/>
+            <w:b/>
+            <w:bCs/>
+          </w:rPr>
+          <w:t xml:space="preserve">Cascadia Department of Bioregion</w:t>
+        </w:r>
+      </w:hyperlink>
       <w:r>
         <w:t xml:space="preserve"> </w:t>
       </w:r>
@@ -4622,13 +5252,16 @@
       <w:r>
         <w:t xml:space="preserve"> </w:t>
       </w:r>
-      <w:r>
-        <w:rPr>
-          <w:b/>
-          <w:bCs/>
-        </w:rPr>
-        <w:t xml:space="preserve">Resilience.Earth</w:t>
-      </w:r>
+      <w:hyperlink r:id="rId79">
+        <w:r>
+          <w:rPr>
+            <w:rStyle w:val="Hyperlink"/>
+            <w:b/>
+            <w:bCs/>
+          </w:rPr>
+          <w:t xml:space="preserve">Resilience.Earth</w:t>
+        </w:r>
+      </w:hyperlink>
       <w:r>
         <w:t xml:space="preserve"> </w:t>
       </w:r>
@@ -4674,7 +5307,7 @@
       <w:r>
         <w:t xml:space="preserve"> </w:t>
       </w:r>
-      <w:hyperlink r:id="rId109">
+      <w:hyperlink r:id="rId117">
         <w:r>
           <w:rPr>
             <w:rStyle w:val="Hyperlink"/>
@@ -4697,7 +5330,7 @@
       <w:r>
         <w:t xml:space="preserve"> </w:t>
       </w:r>
-      <w:hyperlink r:id="rId110">
+      <w:hyperlink r:id="rId118">
         <w:r>
           <w:rPr>
             <w:rStyle w:val="Hyperlink"/>
@@ -4720,7 +5353,7 @@
       <w:r>
         <w:t xml:space="preserve"> </w:t>
       </w:r>
-      <w:hyperlink r:id="rId111">
+      <w:hyperlink r:id="rId119">
         <w:r>
           <w:rPr>
             <w:rStyle w:val="Hyperlink"/>
@@ -4743,7 +5376,7 @@
       <w:r>
         <w:t xml:space="preserve"> </w:t>
       </w:r>
-      <w:hyperlink r:id="rId73">
+      <w:hyperlink r:id="rId80">
         <w:r>
           <w:rPr>
             <w:rStyle w:val="Hyperlink"/>
@@ -4766,7 +5399,7 @@
       <w:r>
         <w:t xml:space="preserve"> </w:t>
       </w:r>
-      <w:hyperlink r:id="rId112">
+      <w:hyperlink r:id="rId79">
         <w:r>
           <w:rPr>
             <w:rStyle w:val="Hyperlink"/>
@@ -4789,7 +5422,7 @@
       <w:r>
         <w:t xml:space="preserve"> </w:t>
       </w:r>
-      <w:hyperlink r:id="rId113">
+      <w:hyperlink r:id="rId120">
         <w:r>
           <w:rPr>
             <w:rStyle w:val="Hyperlink"/>
@@ -4812,7 +5445,7 @@
       <w:r>
         <w:t xml:space="preserve"> </w:t>
       </w:r>
-      <w:hyperlink r:id="rId114">
+      <w:hyperlink r:id="rId121">
         <w:r>
           <w:rPr>
             <w:rStyle w:val="Hyperlink"/>
@@ -4835,7 +5468,7 @@
       <w:r>
         <w:t xml:space="preserve"> </w:t>
       </w:r>
-      <w:hyperlink r:id="rId115">
+      <w:hyperlink r:id="rId122">
         <w:r>
           <w:rPr>
             <w:rStyle w:val="Hyperlink"/>
@@ -4858,7 +5491,7 @@
       <w:r>
         <w:t xml:space="preserve"> </w:t>
       </w:r>
-      <w:hyperlink r:id="rId116">
+      <w:hyperlink r:id="rId123">
         <w:r>
           <w:rPr>
             <w:rStyle w:val="Hyperlink"/>
@@ -4915,7 +5548,7 @@
         </w:rPr>
         <w:t xml:space="preserve"> </w:t>
       </w:r>
-      <w:hyperlink r:id="rId116">
+      <w:hyperlink r:id="rId123">
         <w:r>
           <w:rPr>
             <w:rStyle w:val="Hyperlink"/>
@@ -4926,8 +5559,8 @@
         </w:r>
       </w:hyperlink>
     </w:p>
-    <w:bookmarkEnd w:id="117"/>
-    <w:bookmarkStart w:id="125" w:name="X6e76efc7e1570eac6950ad6f40a75eb4a8331ab"/>
+    <w:bookmarkEnd w:id="124"/>
+    <w:bookmarkStart w:id="132" w:name="X6e76efc7e1570eac6950ad6f40a75eb4a8331ab"/>
     <w:p>
       <w:pPr>
         <w:pStyle w:val="Heading3"/>
@@ -4994,49 +5627,7 @@
       <w:r>
         <w:t xml:space="preserve"> </w:t>
       </w:r>
-      <w:r>
-        <w:t xml:space="preserve">Hugging Face hosts over 1,000 community-contributed translation models but has no governance layer for community decision-making over those models. Mozilla Common Voice crowdsources multilingual voice data but doesn’t give contributors formal control over how it’s used. Ocean Protocol provides decentralized data exchange with DAO governance and tokenized data assets. Aragon supplies DAO governance frameworks and is exploring AI-DAO integration. The missing link is connecting contributor governance to model development decisions. Overall TRL: 3.</w:t>
-      </w:r>
-    </w:p>
-    <w:p>
-      <w:pPr>
-        <w:pStyle w:val="BodyText"/>
-      </w:pPr>
-      <w:r>
-        <w:rPr>
-          <w:b/>
-          <w:bCs/>
-        </w:rPr>
-        <w:t xml:space="preserve">d/acc alignment.</w:t>
-      </w:r>
-      <w:r>
-        <w:t xml:space="preserve"> </w:t>
-      </w:r>
-      <w:r>
-        <w:t xml:space="preserve">Democratic (4/5) and Decentralized (4/5) are the strongest dimensions, reflecting the core design intent to distribute control over model development away from proprietary actors and toward affected communities. Defensive scores lower (3/5) because the system’s protective value depends on successful implementation that has not yet been demonstrated at scale.</w:t>
-      </w:r>
-    </w:p>
-    <w:p>
-      <w:pPr>
-        <w:pStyle w:val="BodyText"/>
-      </w:pPr>
-      <w:r>
-        <w:rPr>
-          <w:b/>
-          <w:bCs/>
-        </w:rPr>
-        <w:t xml:space="preserve">Links.</w:t>
-      </w:r>
-      <w:r>
-        <w:t xml:space="preserve"> </w:t>
-      </w:r>
-      <w:r>
-        <w:t xml:space="preserve">-</w:t>
-      </w:r>
-      <w:r>
-        <w:t xml:space="preserve"> </w:t>
-      </w:r>
-      <w:hyperlink r:id="rId118">
+      <w:hyperlink r:id="rId125">
         <w:r>
           <w:rPr>
             <w:rStyle w:val="Hyperlink"/>
@@ -5048,18 +5639,29 @@
         <w:t xml:space="preserve"> </w:t>
       </w:r>
       <w:r>
-        <w:t xml:space="preserve">— Hosts open-source translation models and community contributions; over 1,000 translation models available on Hub</w:t>
-      </w:r>
-      <w:r>
-        <w:t xml:space="preserve"> </w:t>
-      </w:r>
-      <w:r>
-        <w:t xml:space="preserve">-</w:t>
-      </w:r>
-      <w:r>
-        <w:t xml:space="preserve"> </w:t>
-      </w:r>
-      <w:hyperlink r:id="rId119">
+        <w:t xml:space="preserve">hosts over 1,000 community-contributed translation models but has no governance layer for community decision-making over those models.</w:t>
+      </w:r>
+      <w:r>
+        <w:t xml:space="preserve"> </w:t>
+      </w:r>
+      <w:hyperlink r:id="rId126">
+        <w:r>
+          <w:rPr>
+            <w:rStyle w:val="Hyperlink"/>
+          </w:rPr>
+          <w:t xml:space="preserve">Mozilla Common Voice</w:t>
+        </w:r>
+      </w:hyperlink>
+      <w:r>
+        <w:t xml:space="preserve"> </w:t>
+      </w:r>
+      <w:r>
+        <w:t xml:space="preserve">crowdsources multilingual voice data but doesn’t give contributors formal control over how it’s used.</w:t>
+      </w:r>
+      <w:r>
+        <w:t xml:space="preserve"> </w:t>
+      </w:r>
+      <w:hyperlink r:id="rId127">
         <w:r>
           <w:rPr>
             <w:rStyle w:val="Hyperlink"/>
@@ -5071,6 +5673,99 @@
         <w:t xml:space="preserve"> </w:t>
       </w:r>
       <w:r>
+        <w:t xml:space="preserve">provides decentralized data exchange with DAO governance and tokenized data assets.</w:t>
+      </w:r>
+      <w:r>
+        <w:t xml:space="preserve"> </w:t>
+      </w:r>
+      <w:hyperlink r:id="rId110">
+        <w:r>
+          <w:rPr>
+            <w:rStyle w:val="Hyperlink"/>
+          </w:rPr>
+          <w:t xml:space="preserve">Aragon</w:t>
+        </w:r>
+      </w:hyperlink>
+      <w:r>
+        <w:t xml:space="preserve"> </w:t>
+      </w:r>
+      <w:r>
+        <w:t xml:space="preserve">supplies DAO governance frameworks and is exploring AI-DAO integration. The missing link is connecting contributor governance to model development decisions. Overall TRL: 3.</w:t>
+      </w:r>
+    </w:p>
+    <w:p>
+      <w:pPr>
+        <w:pStyle w:val="BodyText"/>
+      </w:pPr>
+      <w:r>
+        <w:rPr>
+          <w:b/>
+          <w:bCs/>
+        </w:rPr>
+        <w:t xml:space="preserve">d/acc alignment.</w:t>
+      </w:r>
+      <w:r>
+        <w:t xml:space="preserve"> </w:t>
+      </w:r>
+      <w:r>
+        <w:t xml:space="preserve">Democratic (4/5) and Decentralized (4/5) are the strongest dimensions, reflecting the core design intent to distribute control over model development away from proprietary actors and toward affected communities. Defensive scores lower (3/5) because the system’s protective value depends on successful implementation that has not yet been demonstrated at scale.</w:t>
+      </w:r>
+    </w:p>
+    <w:p>
+      <w:pPr>
+        <w:pStyle w:val="BodyText"/>
+      </w:pPr>
+      <w:r>
+        <w:rPr>
+          <w:b/>
+          <w:bCs/>
+        </w:rPr>
+        <w:t xml:space="preserve">Links.</w:t>
+      </w:r>
+      <w:r>
+        <w:t xml:space="preserve"> </w:t>
+      </w:r>
+      <w:r>
+        <w:t xml:space="preserve">-</w:t>
+      </w:r>
+      <w:r>
+        <w:t xml:space="preserve"> </w:t>
+      </w:r>
+      <w:hyperlink r:id="rId125">
+        <w:r>
+          <w:rPr>
+            <w:rStyle w:val="Hyperlink"/>
+          </w:rPr>
+          <w:t xml:space="preserve">Hugging Face</w:t>
+        </w:r>
+      </w:hyperlink>
+      <w:r>
+        <w:t xml:space="preserve"> </w:t>
+      </w:r>
+      <w:r>
+        <w:t xml:space="preserve">— Hosts open-source translation models and community contributions; over 1,000 translation models available on Hub</w:t>
+      </w:r>
+      <w:r>
+        <w:t xml:space="preserve"> </w:t>
+      </w:r>
+      <w:r>
+        <w:t xml:space="preserve">-</w:t>
+      </w:r>
+      <w:r>
+        <w:t xml:space="preserve"> </w:t>
+      </w:r>
+      <w:hyperlink r:id="rId127">
+        <w:r>
+          <w:rPr>
+            <w:rStyle w:val="Hyperlink"/>
+          </w:rPr>
+          <w:t xml:space="preserve">Ocean Protocol</w:t>
+        </w:r>
+      </w:hyperlink>
+      <w:r>
+        <w:t xml:space="preserve"> </w:t>
+      </w:r>
+      <w:r>
         <w:t xml:space="preserve">— Decentralized data exchange with DAO governance; enables tokenized data assets and AI model training with community oversight</w:t>
       </w:r>
       <w:r>
@@ -5082,7 +5777,7 @@
       <w:r>
         <w:t xml:space="preserve"> </w:t>
       </w:r>
-      <w:hyperlink r:id="rId120">
+      <w:hyperlink r:id="rId126">
         <w:r>
           <w:rPr>
             <w:rStyle w:val="Hyperlink"/>
@@ -5105,7 +5800,7 @@
       <w:r>
         <w:t xml:space="preserve"> </w:t>
       </w:r>
-      <w:hyperlink r:id="rId102">
+      <w:hyperlink r:id="rId110">
         <w:r>
           <w:rPr>
             <w:rStyle w:val="Hyperlink"/>
@@ -5128,7 +5823,7 @@
       <w:r>
         <w:t xml:space="preserve"> </w:t>
       </w:r>
-      <w:hyperlink r:id="rId121">
+      <w:hyperlink r:id="rId128">
         <w:r>
           <w:rPr>
             <w:rStyle w:val="Hyperlink"/>
@@ -5151,7 +5846,7 @@
       <w:r>
         <w:t xml:space="preserve"> </w:t>
       </w:r>
-      <w:hyperlink r:id="rId122">
+      <w:hyperlink r:id="rId129">
         <w:r>
           <w:rPr>
             <w:rStyle w:val="Hyperlink"/>
@@ -5174,7 +5869,7 @@
       <w:r>
         <w:t xml:space="preserve"> </w:t>
       </w:r>
-      <w:hyperlink r:id="rId123">
+      <w:hyperlink r:id="rId130">
         <w:r>
           <w:rPr>
             <w:rStyle w:val="Hyperlink"/>
@@ -5197,7 +5892,7 @@
       <w:r>
         <w:t xml:space="preserve"> </w:t>
       </w:r>
-      <w:hyperlink r:id="rId124">
+      <w:hyperlink r:id="rId131">
         <w:r>
           <w:rPr>
             <w:rStyle w:val="Hyperlink"/>
@@ -5254,7 +5949,7 @@
         </w:rPr>
         <w:t xml:space="preserve"> </w:t>
       </w:r>
-      <w:hyperlink r:id="rId124">
+      <w:hyperlink r:id="rId131">
         <w:r>
           <w:rPr>
             <w:rStyle w:val="Hyperlink"/>
@@ -5265,8 +5960,8 @@
         </w:r>
       </w:hyperlink>
     </w:p>
-    <w:bookmarkEnd w:id="125"/>
-    <w:bookmarkStart w:id="131" w:name="watershed-parliaments"/>
+    <w:bookmarkEnd w:id="132"/>
+    <w:bookmarkStart w:id="138" w:name="watershed-parliaments"/>
     <w:p>
       <w:pPr>
         <w:pStyle w:val="Heading3"/>
@@ -5339,13 +6034,16 @@
       <w:r>
         <w:t xml:space="preserve"> </w:t>
       </w:r>
-      <w:r>
-        <w:rPr>
-          <w:b/>
-          <w:bCs/>
-        </w:rPr>
-        <w:t xml:space="preserve">Murray-Darling Basin Authority</w:t>
-      </w:r>
+      <w:hyperlink r:id="rId133">
+        <w:r>
+          <w:rPr>
+            <w:rStyle w:val="Hyperlink"/>
+            <w:b/>
+            <w:bCs/>
+          </w:rPr>
+          <w:t xml:space="preserve">Murray-Darling Basin Authority</w:t>
+        </w:r>
+      </w:hyperlink>
       <w:r>
         <w:t xml:space="preserve"> </w:t>
       </w:r>
@@ -5355,13 +6053,16 @@
       <w:r>
         <w:t xml:space="preserve"> </w:t>
       </w:r>
-      <w:r>
-        <w:rPr>
-          <w:b/>
-          <w:bCs/>
-        </w:rPr>
-        <w:t xml:space="preserve">Susquehanna River Basin Commission</w:t>
-      </w:r>
+      <w:hyperlink r:id="rId134">
+        <w:r>
+          <w:rPr>
+            <w:rStyle w:val="Hyperlink"/>
+            <w:b/>
+            <w:bCs/>
+          </w:rPr>
+          <w:t xml:space="preserve">Susquehanna River Basin Commission</w:t>
+        </w:r>
+      </w:hyperlink>
       <w:r>
         <w:t xml:space="preserve"> </w:t>
       </w:r>
@@ -5371,13 +6072,16 @@
       <w:r>
         <w:t xml:space="preserve"> </w:t>
       </w:r>
-      <w:r>
-        <w:rPr>
-          <w:b/>
-          <w:bCs/>
-        </w:rPr>
-        <w:t xml:space="preserve">Interstate Commission on the Potomac River Basin</w:t>
-      </w:r>
+      <w:hyperlink r:id="rId135">
+        <w:r>
+          <w:rPr>
+            <w:rStyle w:val="Hyperlink"/>
+            <w:b/>
+            <w:bCs/>
+          </w:rPr>
+          <w:t xml:space="preserve">Interstate Commission on the Potomac River Basin</w:t>
+        </w:r>
+      </w:hyperlink>
       <w:r>
         <w:t xml:space="preserve"> </w:t>
       </w:r>
@@ -5387,13 +6091,16 @@
       <w:r>
         <w:t xml:space="preserve"> </w:t>
       </w:r>
-      <w:r>
-        <w:rPr>
-          <w:b/>
-          <w:bCs/>
-        </w:rPr>
-        <w:t xml:space="preserve">Cascadia Department of Bioregion</w:t>
-      </w:r>
+      <w:hyperlink r:id="rId80">
+        <w:r>
+          <w:rPr>
+            <w:rStyle w:val="Hyperlink"/>
+            <w:b/>
+            <w:bCs/>
+          </w:rPr>
+          <w:t xml:space="preserve">Cascadia Department of Bioregion</w:t>
+        </w:r>
+      </w:hyperlink>
       <w:r>
         <w:t xml:space="preserve"> </w:t>
       </w:r>
@@ -5439,7 +6146,7 @@
       <w:r>
         <w:t xml:space="preserve"> </w:t>
       </w:r>
-      <w:hyperlink r:id="rId126">
+      <w:hyperlink r:id="rId133">
         <w:r>
           <w:rPr>
             <w:rStyle w:val="Hyperlink"/>
@@ -5462,7 +6169,7 @@
       <w:r>
         <w:t xml:space="preserve"> </w:t>
       </w:r>
-      <w:hyperlink r:id="rId127">
+      <w:hyperlink r:id="rId134">
         <w:r>
           <w:rPr>
             <w:rStyle w:val="Hyperlink"/>
@@ -5485,7 +6192,7 @@
       <w:r>
         <w:t xml:space="preserve"> </w:t>
       </w:r>
-      <w:hyperlink r:id="rId128">
+      <w:hyperlink r:id="rId135">
         <w:r>
           <w:rPr>
             <w:rStyle w:val="Hyperlink"/>
@@ -5508,7 +6215,7 @@
       <w:r>
         <w:t xml:space="preserve"> </w:t>
       </w:r>
-      <w:hyperlink r:id="rId73">
+      <w:hyperlink r:id="rId80">
         <w:r>
           <w:rPr>
             <w:rStyle w:val="Hyperlink"/>
@@ -5531,7 +6238,7 @@
       <w:r>
         <w:t xml:space="preserve"> </w:t>
       </w:r>
-      <w:hyperlink r:id="rId115">
+      <w:hyperlink r:id="rId122">
         <w:r>
           <w:rPr>
             <w:rStyle w:val="Hyperlink"/>
@@ -5554,7 +6261,7 @@
       <w:r>
         <w:t xml:space="preserve"> </w:t>
       </w:r>
-      <w:hyperlink r:id="rId129">
+      <w:hyperlink r:id="rId136">
         <w:r>
           <w:rPr>
             <w:rStyle w:val="Hyperlink"/>
@@ -5577,7 +6284,7 @@
       <w:r>
         <w:t xml:space="preserve"> </w:t>
       </w:r>
-      <w:hyperlink r:id="rId130">
+      <w:hyperlink r:id="rId137">
         <w:r>
           <w:rPr>
             <w:rStyle w:val="Hyperlink"/>
@@ -5634,7 +6341,7 @@
         </w:rPr>
         <w:t xml:space="preserve"> </w:t>
       </w:r>
-      <w:hyperlink r:id="rId130">
+      <w:hyperlink r:id="rId137">
         <w:r>
           <w:rPr>
             <w:rStyle w:val="Hyperlink"/>
@@ -5645,8 +6352,8 @@
         </w:r>
       </w:hyperlink>
     </w:p>
-    <w:bookmarkEnd w:id="131"/>
-    <w:bookmarkStart w:id="139" w:name="Xe445405b7e1803566b963a1a029e6bf57de997c"/>
+    <w:bookmarkEnd w:id="138"/>
+    <w:bookmarkStart w:id="146" w:name="Xe445405b7e1803566b963a1a029e6bf57de997c"/>
     <w:p>
       <w:pPr>
         <w:pStyle w:val="Heading3"/>
@@ -5719,13 +6426,16 @@
       <w:r>
         <w:t xml:space="preserve"> </w:t>
       </w:r>
-      <w:r>
-        <w:rPr>
-          <w:b/>
-          <w:bCs/>
-        </w:rPr>
-        <w:t xml:space="preserve">Singapore Land Authority</w:t>
-      </w:r>
+      <w:hyperlink r:id="rId139">
+        <w:r>
+          <w:rPr>
+            <w:rStyle w:val="Hyperlink"/>
+            <w:b/>
+            <w:bCs/>
+          </w:rPr>
+          <w:t xml:space="preserve">Singapore Land Authority</w:t>
+        </w:r>
+      </w:hyperlink>
       <w:r>
         <w:t xml:space="preserve"> </w:t>
       </w:r>
@@ -5735,13 +6445,16 @@
       <w:r>
         <w:t xml:space="preserve"> </w:t>
       </w:r>
-      <w:r>
-        <w:rPr>
-          <w:b/>
-          <w:bCs/>
-        </w:rPr>
-        <w:t xml:space="preserve">Alan Turing Institute</w:t>
-      </w:r>
+      <w:hyperlink r:id="rId140">
+        <w:r>
+          <w:rPr>
+            <w:rStyle w:val="Hyperlink"/>
+            <w:b/>
+            <w:bCs/>
+          </w:rPr>
+          <w:t xml:space="preserve">Alan Turing Institute</w:t>
+        </w:r>
+      </w:hyperlink>
       <w:r>
         <w:t xml:space="preserve"> </w:t>
       </w:r>
@@ -5819,7 +6532,7 @@
       <w:r>
         <w:t xml:space="preserve"> </w:t>
       </w:r>
-      <w:hyperlink r:id="rId132">
+      <w:hyperlink r:id="rId141">
         <w:r>
           <w:rPr>
             <w:rStyle w:val="Hyperlink"/>
@@ -5842,7 +6555,7 @@
       <w:r>
         <w:t xml:space="preserve"> </w:t>
       </w:r>
-      <w:hyperlink r:id="rId133">
+      <w:hyperlink r:id="rId140">
         <w:r>
           <w:rPr>
             <w:rStyle w:val="Hyperlink"/>
@@ -5865,7 +6578,7 @@
       <w:r>
         <w:t xml:space="preserve"> </w:t>
       </w:r>
-      <w:hyperlink r:id="rId134">
+      <w:hyperlink r:id="rId142">
         <w:r>
           <w:rPr>
             <w:rStyle w:val="Hyperlink"/>
@@ -5888,7 +6601,7 @@
       <w:r>
         <w:t xml:space="preserve"> </w:t>
       </w:r>
-      <w:hyperlink r:id="rId135">
+      <w:hyperlink r:id="rId139">
         <w:r>
           <w:rPr>
             <w:rStyle w:val="Hyperlink"/>
@@ -5911,7 +6624,7 @@
       <w:r>
         <w:t xml:space="preserve"> </w:t>
       </w:r>
-      <w:hyperlink r:id="rId136">
+      <w:hyperlink r:id="rId143">
         <w:r>
           <w:rPr>
             <w:rStyle w:val="Hyperlink"/>
@@ -5934,7 +6647,7 @@
       <w:r>
         <w:t xml:space="preserve"> </w:t>
       </w:r>
-      <w:hyperlink r:id="rId137">
+      <w:hyperlink r:id="rId144">
         <w:r>
           <w:rPr>
             <w:rStyle w:val="Hyperlink"/>
@@ -5957,7 +6670,7 @@
       <w:r>
         <w:t xml:space="preserve"> </w:t>
       </w:r>
-      <w:hyperlink r:id="rId138">
+      <w:hyperlink r:id="rId145">
         <w:r>
           <w:rPr>
             <w:rStyle w:val="Hyperlink"/>
@@ -5980,7 +6693,7 @@
       <w:r>
         <w:t xml:space="preserve"> </w:t>
       </w:r>
-      <w:hyperlink r:id="rId70">
+      <w:hyperlink r:id="rId77">
         <w:r>
           <w:rPr>
             <w:rStyle w:val="Hyperlink"/>
@@ -6037,7 +6750,7 @@
         </w:rPr>
         <w:t xml:space="preserve"> </w:t>
       </w:r>
-      <w:hyperlink r:id="rId70">
+      <w:hyperlink r:id="rId77">
         <w:r>
           <w:rPr>
             <w:rStyle w:val="Hyperlink"/>
@@ -6048,8 +6761,8 @@
         </w:r>
       </w:hyperlink>
     </w:p>
-    <w:bookmarkEnd w:id="139"/>
-    <w:bookmarkStart w:id="147" w:name="Xb19b2039a26e4f8e91b95cf08d6f0af46880361"/>
+    <w:bookmarkEnd w:id="146"/>
+    <w:bookmarkStart w:id="154" w:name="Xb19b2039a26e4f8e91b95cf08d6f0af46880361"/>
     <w:p>
       <w:pPr>
         <w:pStyle w:val="Heading3"/>
@@ -6107,64 +6820,12 @@
         <w:pStyle w:val="BodyText"/>
       </w:pPr>
       <w:r>
-        <w:t xml:space="preserve">The Montreal AI Ethics Institute has developed research and design frameworks for fiduciary AI systems. Consumer Reports Innovation is exploring personal AI agents operating under fiduciary duty principles. The Alignment Research Center contributes relevant user-centric alignment research. No dedicated external funding has been documented.</w:t>
-      </w:r>
-      <w:r>
-        <w:t xml:space="preserve"> </w:t>
-      </w:r>
-      <w:r>
-        <w:rPr>
-          <w:b/>
-          <w:bCs/>
-        </w:rPr>
-        <w:t xml:space="preserve">TRL 3</w:t>
-      </w:r>
-      <w:r>
-        <w:t xml:space="preserve"> </w:t>
-      </w:r>
-      <w:r>
-        <w:t xml:space="preserve">— published design methodologies and legal frameworks exist, but no commercial deployment has occurred.</w:t>
-      </w:r>
-    </w:p>
-    <w:p>
-      <w:pPr>
-        <w:pStyle w:val="BodyText"/>
-      </w:pPr>
-      <w:r>
-        <w:rPr>
-          <w:b/>
-          <w:bCs/>
-        </w:rPr>
-        <w:t xml:space="preserve">d/acc alignment.</w:t>
-      </w:r>
-      <w:r>
-        <w:t xml:space="preserve"> </w:t>
-      </w:r>
-      <w:r>
-        <w:t xml:space="preserve">Scores highest on Democratic control (4/5) and Defensive posture (4/5), reflecting its core purpose of returning AI agency to individuals and protecting users from manipulative system design. Decentralization and differential acceleration scores are weaker (2/5 each).</w:t>
-      </w:r>
-    </w:p>
-    <w:p>
-      <w:pPr>
-        <w:pStyle w:val="BodyText"/>
-      </w:pPr>
-      <w:r>
-        <w:rPr>
-          <w:b/>
-          <w:bCs/>
-        </w:rPr>
-        <w:t xml:space="preserve">Links.</w:t>
-      </w:r>
-      <w:r>
-        <w:t xml:space="preserve"> </w:t>
-      </w:r>
-      <w:r>
-        <w:t xml:space="preserve">-</w:t>
-      </w:r>
-      <w:r>
-        <w:t xml:space="preserve"> </w:t>
-      </w:r>
-      <w:hyperlink r:id="rId140">
+        <w:t xml:space="preserve">The</w:t>
+      </w:r>
+      <w:r>
+        <w:t xml:space="preserve"> </w:t>
+      </w:r>
+      <w:hyperlink r:id="rId147">
         <w:r>
           <w:rPr>
             <w:rStyle w:val="Hyperlink"/>
@@ -6176,18 +6837,12 @@
         <w:t xml:space="preserve"> </w:t>
       </w:r>
       <w:r>
-        <w:t xml:space="preserve">— Research and design framework for Fiduciary AI systems</w:t>
-      </w:r>
-      <w:r>
-        <w:t xml:space="preserve"> </w:t>
-      </w:r>
-      <w:r>
-        <w:t xml:space="preserve">-</w:t>
-      </w:r>
-      <w:r>
-        <w:t xml:space="preserve"> </w:t>
-      </w:r>
-      <w:hyperlink r:id="rId141">
+        <w:t xml:space="preserve">has developed research and design frameworks for fiduciary AI systems.</w:t>
+      </w:r>
+      <w:r>
+        <w:t xml:space="preserve"> </w:t>
+      </w:r>
+      <w:hyperlink r:id="rId148">
         <w:r>
           <w:rPr>
             <w:rStyle w:val="Hyperlink"/>
@@ -6199,18 +6854,12 @@
         <w:t xml:space="preserve"> </w:t>
       </w:r>
       <w:r>
-        <w:t xml:space="preserve">— Exploring personal AI agents with fiduciary duty frameworks</w:t>
-      </w:r>
-      <w:r>
-        <w:t xml:space="preserve"> </w:t>
-      </w:r>
-      <w:r>
-        <w:t xml:space="preserve">-</w:t>
-      </w:r>
-      <w:r>
-        <w:t xml:space="preserve"> </w:t>
-      </w:r>
-      <w:hyperlink r:id="rId142">
+        <w:t xml:space="preserve">is exploring personal AI agents operating under fiduciary duty principles. The</w:t>
+      </w:r>
+      <w:r>
+        <w:t xml:space="preserve"> </w:t>
+      </w:r>
+      <w:hyperlink r:id="rId149">
         <w:r>
           <w:rPr>
             <w:rStyle w:val="Hyperlink"/>
@@ -6222,6 +6871,121 @@
         <w:t xml:space="preserve"> </w:t>
       </w:r>
       <w:r>
+        <w:t xml:space="preserve">contributes relevant user-centric alignment research. No dedicated external funding has been documented.</w:t>
+      </w:r>
+      <w:r>
+        <w:t xml:space="preserve"> </w:t>
+      </w:r>
+      <w:r>
+        <w:rPr>
+          <w:b/>
+          <w:bCs/>
+        </w:rPr>
+        <w:t xml:space="preserve">TRL 3</w:t>
+      </w:r>
+      <w:r>
+        <w:t xml:space="preserve"> </w:t>
+      </w:r>
+      <w:r>
+        <w:t xml:space="preserve">— published design methodologies and legal frameworks exist, but no commercial deployment has occurred.</w:t>
+      </w:r>
+    </w:p>
+    <w:p>
+      <w:pPr>
+        <w:pStyle w:val="BodyText"/>
+      </w:pPr>
+      <w:r>
+        <w:rPr>
+          <w:b/>
+          <w:bCs/>
+        </w:rPr>
+        <w:t xml:space="preserve">d/acc alignment.</w:t>
+      </w:r>
+      <w:r>
+        <w:t xml:space="preserve"> </w:t>
+      </w:r>
+      <w:r>
+        <w:t xml:space="preserve">Scores highest on Democratic control (4/5) and Defensive posture (4/5), reflecting its core purpose of returning AI agency to individuals and protecting users from manipulative system design. Decentralization and differential acceleration scores are weaker (2/5 each).</w:t>
+      </w:r>
+    </w:p>
+    <w:p>
+      <w:pPr>
+        <w:pStyle w:val="BodyText"/>
+      </w:pPr>
+      <w:r>
+        <w:rPr>
+          <w:b/>
+          <w:bCs/>
+        </w:rPr>
+        <w:t xml:space="preserve">Links.</w:t>
+      </w:r>
+      <w:r>
+        <w:t xml:space="preserve"> </w:t>
+      </w:r>
+      <w:r>
+        <w:t xml:space="preserve">-</w:t>
+      </w:r>
+      <w:r>
+        <w:t xml:space="preserve"> </w:t>
+      </w:r>
+      <w:hyperlink r:id="rId147">
+        <w:r>
+          <w:rPr>
+            <w:rStyle w:val="Hyperlink"/>
+          </w:rPr>
+          <w:t xml:space="preserve">Montreal AI Ethics Institute</w:t>
+        </w:r>
+      </w:hyperlink>
+      <w:r>
+        <w:t xml:space="preserve"> </w:t>
+      </w:r>
+      <w:r>
+        <w:t xml:space="preserve">— Research and design framework for Fiduciary AI systems</w:t>
+      </w:r>
+      <w:r>
+        <w:t xml:space="preserve"> </w:t>
+      </w:r>
+      <w:r>
+        <w:t xml:space="preserve">-</w:t>
+      </w:r>
+      <w:r>
+        <w:t xml:space="preserve"> </w:t>
+      </w:r>
+      <w:hyperlink r:id="rId148">
+        <w:r>
+          <w:rPr>
+            <w:rStyle w:val="Hyperlink"/>
+          </w:rPr>
+          <w:t xml:space="preserve">Consumer Reports Innovation</w:t>
+        </w:r>
+      </w:hyperlink>
+      <w:r>
+        <w:t xml:space="preserve"> </w:t>
+      </w:r>
+      <w:r>
+        <w:t xml:space="preserve">— Exploring personal AI agents with fiduciary duty frameworks</w:t>
+      </w:r>
+      <w:r>
+        <w:t xml:space="preserve"> </w:t>
+      </w:r>
+      <w:r>
+        <w:t xml:space="preserve">-</w:t>
+      </w:r>
+      <w:r>
+        <w:t xml:space="preserve"> </w:t>
+      </w:r>
+      <w:hyperlink r:id="rId149">
+        <w:r>
+          <w:rPr>
+            <w:rStyle w:val="Hyperlink"/>
+          </w:rPr>
+          <w:t xml:space="preserve">Alignment Research Center</w:t>
+        </w:r>
+      </w:hyperlink>
+      <w:r>
+        <w:t xml:space="preserve"> </w:t>
+      </w:r>
+      <w:r>
         <w:t xml:space="preserve">— AI alignment research including user-centric AI systems</w:t>
       </w:r>
       <w:r>
@@ -6233,7 +6997,7 @@
       <w:r>
         <w:t xml:space="preserve"> </w:t>
       </w:r>
-      <w:hyperlink r:id="rId143">
+      <w:hyperlink r:id="rId150">
         <w:r>
           <w:rPr>
             <w:rStyle w:val="Hyperlink"/>
@@ -6256,7 +7020,7 @@
       <w:r>
         <w:t xml:space="preserve"> </w:t>
       </w:r>
-      <w:hyperlink r:id="rId144">
+      <w:hyperlink r:id="rId151">
         <w:r>
           <w:rPr>
             <w:rStyle w:val="Hyperlink"/>
@@ -6279,7 +7043,7 @@
       <w:r>
         <w:t xml:space="preserve"> </w:t>
       </w:r>
-      <w:hyperlink r:id="rId145">
+      <w:hyperlink r:id="rId152">
         <w:r>
           <w:rPr>
             <w:rStyle w:val="Hyperlink"/>
@@ -6302,7 +7066,7 @@
       <w:r>
         <w:t xml:space="preserve"> </w:t>
       </w:r>
-      <w:hyperlink r:id="rId146">
+      <w:hyperlink r:id="rId153">
         <w:r>
           <w:rPr>
             <w:rStyle w:val="Hyperlink"/>
@@ -6341,7 +7105,7 @@
         </w:rPr>
         <w:t xml:space="preserve"> </w:t>
       </w:r>
-      <w:hyperlink r:id="rId146">
+      <w:hyperlink r:id="rId153">
         <w:r>
           <w:rPr>
             <w:rStyle w:val="Hyperlink"/>
@@ -6352,8 +7116,8 @@
         </w:r>
       </w:hyperlink>
     </w:p>
-    <w:bookmarkEnd w:id="147"/>
-    <w:bookmarkStart w:id="155" w:name="the-global-deliberation-coordinator"/>
+    <w:bookmarkEnd w:id="154"/>
+    <w:bookmarkStart w:id="162" w:name="the-global-deliberation-coordinator"/>
     <w:p>
       <w:pPr>
         <w:pStyle w:val="Heading3"/>
@@ -6431,24 +7195,44 @@
           <w:b/>
           <w:bCs/>
         </w:rPr>
-        <w:t xml:space="preserve">UN Global Dialogue on AI Governance</w:t>
-      </w:r>
-      <w:r>
-        <w:t xml:space="preserve"> </w:t>
-      </w:r>
-      <w:r>
-        <w:t xml:space="preserve">(launched August 2025) provides the most operational foundation, offering an inclusive state-and-stakeholder platform.</w:t>
-      </w:r>
-      <w:r>
-        <w:t xml:space="preserve"> </w:t>
+        <w:t xml:space="preserve">UN</w:t>
       </w:r>
       <w:r>
         <w:rPr>
           <w:b/>
           <w:bCs/>
         </w:rPr>
-        <w:t xml:space="preserve">AI4Deliberation</w:t>
-      </w:r>
+        <w:t xml:space="preserve"> </w:t>
+      </w:r>
+      <w:hyperlink r:id="rId155">
+        <w:r>
+          <w:rPr>
+            <w:rStyle w:val="Hyperlink"/>
+            <w:b/>
+            <w:bCs/>
+          </w:rPr>
+          <w:t xml:space="preserve">Global Dialogue on AI Governance</w:t>
+        </w:r>
+      </w:hyperlink>
+      <w:r>
+        <w:t xml:space="preserve"> </w:t>
+      </w:r>
+      <w:r>
+        <w:t xml:space="preserve">(launched August 2025) provides the most operational foundation, offering an inclusive state-and-stakeholder platform.</w:t>
+      </w:r>
+      <w:r>
+        <w:t xml:space="preserve"> </w:t>
+      </w:r>
+      <w:hyperlink r:id="rId156">
+        <w:r>
+          <w:rPr>
+            <w:rStyle w:val="Hyperlink"/>
+            <w:b/>
+            <w:bCs/>
+          </w:rPr>
+          <w:t xml:space="preserve">AI4Deliberation</w:t>
+        </w:r>
+      </w:hyperlink>
       <w:r>
         <w:t xml:space="preserve"> </w:t>
       </w:r>
@@ -6458,13 +7242,16 @@
       <w:r>
         <w:t xml:space="preserve"> </w:t>
       </w:r>
-      <w:r>
-        <w:rPr>
-          <w:b/>
-          <w:bCs/>
-        </w:rPr>
-        <w:t xml:space="preserve">Connected by Data</w:t>
-      </w:r>
+      <w:hyperlink r:id="rId157">
+        <w:r>
+          <w:rPr>
+            <w:rStyle w:val="Hyperlink"/>
+            <w:b/>
+            <w:bCs/>
+          </w:rPr>
+          <w:t xml:space="preserve">Connected by Data</w:t>
+        </w:r>
+      </w:hyperlink>
       <w:r>
         <w:t xml:space="preserve"> </w:t>
       </w:r>
@@ -6474,13 +7261,16 @@
       <w:r>
         <w:t xml:space="preserve"> </w:t>
       </w:r>
-      <w:r>
-        <w:rPr>
-          <w:b/>
-          <w:bCs/>
-        </w:rPr>
-        <w:t xml:space="preserve">AI &amp; Democracy Foundation</w:t>
-      </w:r>
+      <w:hyperlink r:id="rId158">
+        <w:r>
+          <w:rPr>
+            <w:rStyle w:val="Hyperlink"/>
+            <w:b/>
+            <w:bCs/>
+          </w:rPr>
+          <w:t xml:space="preserve">AI &amp; Democracy Foundation</w:t>
+        </w:r>
+      </w:hyperlink>
       <w:r>
         <w:t xml:space="preserve"> </w:t>
       </w:r>
@@ -6490,13 +7280,16 @@
       <w:r>
         <w:t xml:space="preserve"> </w:t>
       </w:r>
-      <w:r>
-        <w:rPr>
-          <w:b/>
-          <w:bCs/>
-        </w:rPr>
-        <w:t xml:space="preserve">Metagov</w:t>
-      </w:r>
+      <w:hyperlink r:id="rId159">
+        <w:r>
+          <w:rPr>
+            <w:rStyle w:val="Hyperlink"/>
+            <w:b/>
+            <w:bCs/>
+          </w:rPr>
+          <w:t xml:space="preserve">Metagov</w:t>
+        </w:r>
+      </w:hyperlink>
       <w:r>
         <w:t xml:space="preserve"> </w:t>
       </w:r>
@@ -6542,7 +7335,7 @@
       <w:r>
         <w:t xml:space="preserve"> </w:t>
       </w:r>
-      <w:hyperlink r:id="rId148">
+      <w:hyperlink r:id="rId155">
         <w:r>
           <w:rPr>
             <w:rStyle w:val="Hyperlink"/>
@@ -6565,7 +7358,7 @@
       <w:r>
         <w:t xml:space="preserve"> </w:t>
       </w:r>
-      <w:hyperlink r:id="rId149">
+      <w:hyperlink r:id="rId156">
         <w:r>
           <w:rPr>
             <w:rStyle w:val="Hyperlink"/>
@@ -6588,7 +7381,7 @@
       <w:r>
         <w:t xml:space="preserve"> </w:t>
       </w:r>
-      <w:hyperlink r:id="rId150">
+      <w:hyperlink r:id="rId158">
         <w:r>
           <w:rPr>
             <w:rStyle w:val="Hyperlink"/>
@@ -6611,7 +7404,7 @@
       <w:r>
         <w:t xml:space="preserve"> </w:t>
       </w:r>
-      <w:hyperlink r:id="rId151">
+      <w:hyperlink r:id="rId157">
         <w:r>
           <w:rPr>
             <w:rStyle w:val="Hyperlink"/>
@@ -6634,7 +7427,7 @@
       <w:r>
         <w:t xml:space="preserve"> </w:t>
       </w:r>
-      <w:hyperlink r:id="rId152">
+      <w:hyperlink r:id="rId159">
         <w:r>
           <w:rPr>
             <w:rStyle w:val="Hyperlink"/>
@@ -6657,7 +7450,7 @@
       <w:r>
         <w:t xml:space="preserve"> </w:t>
       </w:r>
-      <w:hyperlink r:id="rId153">
+      <w:hyperlink r:id="rId160">
         <w:r>
           <w:rPr>
             <w:rStyle w:val="Hyperlink"/>
@@ -6680,7 +7473,7 @@
       <w:r>
         <w:t xml:space="preserve"> </w:t>
       </w:r>
-      <w:hyperlink r:id="rId151">
+      <w:hyperlink r:id="rId157">
         <w:r>
           <w:rPr>
             <w:rStyle w:val="Hyperlink"/>
@@ -6703,7 +7496,7 @@
       <w:r>
         <w:t xml:space="preserve"> </w:t>
       </w:r>
-      <w:hyperlink r:id="rId154">
+      <w:hyperlink r:id="rId161">
         <w:r>
           <w:rPr>
             <w:rStyle w:val="Hyperlink"/>
@@ -6760,8 +7553,8 @@
         <w:t xml:space="preserve">Source: N/A</w:t>
       </w:r>
     </w:p>
-    <w:bookmarkEnd w:id="155"/>
-    <w:bookmarkStart w:id="164" w:name="epistemic-stack"/>
+    <w:bookmarkEnd w:id="162"/>
+    <w:bookmarkStart w:id="171" w:name="epistemic-stack"/>
     <w:p>
       <w:pPr>
         <w:pStyle w:val="Heading3"/>
@@ -6818,7 +7611,7 @@
         </w:rPr>
         <w:t xml:space="preserve"> </w:t>
       </w:r>
-      <w:hyperlink r:id="rId156">
+      <w:hyperlink r:id="rId163">
         <w:r>
           <w:rPr>
             <w:rStyle w:val="Hyperlink"/>
@@ -6870,48 +7663,12 @@
         <w:t xml:space="preserve"> </w:t>
       </w:r>
       <w:r>
-        <w:t xml:space="preserve">The Coalition for Content Provenance and Authenticity (C2PA) released its open technical standard in 2022, with adoption now spanning camera makers, news outlets, and platforms. The Content Authenticity Initiative (CAI) develops open-source tooling within that coalition. X’s Community Notes operates crowdsourced fact-checking at scale with 133,000+ contributors. Numbers Protocol integrates C2PA provenance data with blockchain for immutable asset tracking. No dedicated funding for a unified epistemic stack has been identified. TRL: 4—components exist in isolation; end-to-end integration from raw sensor data through inference to published claims with per-node trust scoring remains unbuilt.</w:t>
-      </w:r>
-    </w:p>
-    <w:p>
-      <w:pPr>
-        <w:pStyle w:val="BodyText"/>
-      </w:pPr>
-      <w:r>
-        <w:rPr>
-          <w:b/>
-          <w:bCs/>
-        </w:rPr>
-        <w:t xml:space="preserve">d/acc alignment.</w:t>
-      </w:r>
-      <w:r>
-        <w:t xml:space="preserve"> </w:t>
-      </w:r>
-      <w:r>
-        <w:t xml:space="preserve">Defensive scores highest (4/5) because accurate provenance directly counters manipulation and misinformation at the infrastructure level. Democratic scores 3/5, reflecting the system’s potential to equalize access to source-level verification across users and institutions.</w:t>
-      </w:r>
-    </w:p>
-    <w:p>
-      <w:pPr>
-        <w:pStyle w:val="BodyText"/>
-      </w:pPr>
-      <w:r>
-        <w:rPr>
-          <w:b/>
-          <w:bCs/>
-        </w:rPr>
-        <w:t xml:space="preserve">Links.</w:t>
-      </w:r>
-      <w:r>
-        <w:t xml:space="preserve"> </w:t>
-      </w:r>
-      <w:r>
-        <w:t xml:space="preserve">-</w:t>
-      </w:r>
-      <w:r>
-        <w:t xml:space="preserve"> </w:t>
-      </w:r>
-      <w:hyperlink r:id="rId157">
+        <w:t xml:space="preserve">The</w:t>
+      </w:r>
+      <w:r>
+        <w:t xml:space="preserve"> </w:t>
+      </w:r>
+      <w:hyperlink r:id="rId164">
         <w:r>
           <w:rPr>
             <w:rStyle w:val="Hyperlink"/>
@@ -6923,18 +7680,12 @@
         <w:t xml:space="preserve"> </w:t>
       </w:r>
       <w:r>
-        <w:t xml:space="preserve">— Developing open technical standards for digital content provenance and authenticity via Content Credentials</w:t>
-      </w:r>
-      <w:r>
-        <w:t xml:space="preserve"> </w:t>
-      </w:r>
-      <w:r>
-        <w:t xml:space="preserve">-</w:t>
-      </w:r>
-      <w:r>
-        <w:t xml:space="preserve"> </w:t>
-      </w:r>
-      <w:hyperlink r:id="rId158">
+        <w:t xml:space="preserve">released its open technical standard in 2022, with adoption now spanning camera makers, news outlets, and platforms. The</w:t>
+      </w:r>
+      <w:r>
+        <w:t xml:space="preserve"> </w:t>
+      </w:r>
+      <w:hyperlink r:id="rId165">
         <w:r>
           <w:rPr>
             <w:rStyle w:val="Hyperlink"/>
@@ -6946,6 +7697,82 @@
         <w:t xml:space="preserve"> </w:t>
       </w:r>
       <w:r>
+        <w:t xml:space="preserve">develops open-source tooling within that coalition. X’s Community Notes operates crowdsourced fact-checking at scale with 133,000+ contributors. Numbers Protocol integrates C2PA provenance data with blockchain for immutable asset tracking. No dedicated funding for a unified epistemic stack has been identified. TRL: 4—components exist in isolation; end-to-end integration from raw sensor data through inference to published claims with per-node trust scoring remains unbuilt.</w:t>
+      </w:r>
+    </w:p>
+    <w:p>
+      <w:pPr>
+        <w:pStyle w:val="BodyText"/>
+      </w:pPr>
+      <w:r>
+        <w:rPr>
+          <w:b/>
+          <w:bCs/>
+        </w:rPr>
+        <w:t xml:space="preserve">d/acc alignment.</w:t>
+      </w:r>
+      <w:r>
+        <w:t xml:space="preserve"> </w:t>
+      </w:r>
+      <w:r>
+        <w:t xml:space="preserve">Defensive scores highest (4/5) because accurate provenance directly counters manipulation and misinformation at the infrastructure level. Democratic scores 3/5, reflecting the system’s potential to equalize access to source-level verification across users and institutions.</w:t>
+      </w:r>
+    </w:p>
+    <w:p>
+      <w:pPr>
+        <w:pStyle w:val="BodyText"/>
+      </w:pPr>
+      <w:r>
+        <w:rPr>
+          <w:b/>
+          <w:bCs/>
+        </w:rPr>
+        <w:t xml:space="preserve">Links.</w:t>
+      </w:r>
+      <w:r>
+        <w:t xml:space="preserve"> </w:t>
+      </w:r>
+      <w:r>
+        <w:t xml:space="preserve">-</w:t>
+      </w:r>
+      <w:r>
+        <w:t xml:space="preserve"> </w:t>
+      </w:r>
+      <w:hyperlink r:id="rId164">
+        <w:r>
+          <w:rPr>
+            <w:rStyle w:val="Hyperlink"/>
+          </w:rPr>
+          <w:t xml:space="preserve">Coalition for Content Provenance and Authenticity (C2PA)</w:t>
+        </w:r>
+      </w:hyperlink>
+      <w:r>
+        <w:t xml:space="preserve"> </w:t>
+      </w:r>
+      <w:r>
+        <w:t xml:space="preserve">— Developing open technical standards for digital content provenance and authenticity via Content Credentials</w:t>
+      </w:r>
+      <w:r>
+        <w:t xml:space="preserve"> </w:t>
+      </w:r>
+      <w:r>
+        <w:t xml:space="preserve">-</w:t>
+      </w:r>
+      <w:r>
+        <w:t xml:space="preserve"> </w:t>
+      </w:r>
+      <w:hyperlink r:id="rId165">
+        <w:r>
+          <w:rPr>
+            <w:rStyle w:val="Hyperlink"/>
+          </w:rPr>
+          <w:t xml:space="preserve">Content Authenticity Initiative (CAI)</w:t>
+        </w:r>
+      </w:hyperlink>
+      <w:r>
+        <w:t xml:space="preserve"> </w:t>
+      </w:r>
+      <w:r>
         <w:t xml:space="preserve">— Creating open-source tools and systems for content provenance, part of C2PA coalition</w:t>
       </w:r>
       <w:r>
@@ -6957,7 +7784,7 @@
       <w:r>
         <w:t xml:space="preserve"> </w:t>
       </w:r>
-      <w:hyperlink r:id="rId159">
+      <w:hyperlink r:id="rId166">
         <w:r>
           <w:rPr>
             <w:rStyle w:val="Hyperlink"/>
@@ -6980,7 +7807,7 @@
       <w:r>
         <w:t xml:space="preserve"> </w:t>
       </w:r>
-      <w:hyperlink r:id="rId160">
+      <w:hyperlink r:id="rId167">
         <w:r>
           <w:rPr>
             <w:rStyle w:val="Hyperlink"/>
@@ -7003,7 +7830,7 @@
       <w:r>
         <w:t xml:space="preserve"> </w:t>
       </w:r>
-      <w:hyperlink r:id="rId161">
+      <w:hyperlink r:id="rId168">
         <w:r>
           <w:rPr>
             <w:rStyle w:val="Hyperlink"/>
@@ -7026,7 +7853,7 @@
       <w:r>
         <w:t xml:space="preserve"> </w:t>
       </w:r>
-      <w:hyperlink r:id="rId162">
+      <w:hyperlink r:id="rId169">
         <w:r>
           <w:rPr>
             <w:rStyle w:val="Hyperlink"/>
@@ -7049,7 +7876,7 @@
       <w:r>
         <w:t xml:space="preserve"> </w:t>
       </w:r>
-      <w:hyperlink r:id="rId163">
+      <w:hyperlink r:id="rId170">
         <w:r>
           <w:rPr>
             <w:rStyle w:val="Hyperlink"/>
@@ -7072,7 +7899,7 @@
       <w:r>
         <w:t xml:space="preserve"> </w:t>
       </w:r>
-      <w:hyperlink r:id="rId156">
+      <w:hyperlink r:id="rId163">
         <w:r>
           <w:rPr>
             <w:rStyle w:val="Hyperlink"/>
@@ -7106,9 +7933,9 @@
         </w:pict>
       </w:r>
     </w:p>
-    <w:bookmarkEnd w:id="164"/>
-    <w:bookmarkEnd w:id="165"/>
-    <w:bookmarkStart w:id="229" w:name="watch-list-tier-2"/>
+    <w:bookmarkEnd w:id="171"/>
+    <w:bookmarkEnd w:id="172"/>
+    <w:bookmarkStart w:id="236" w:name="watch-list-tier-2"/>
     <w:p>
       <w:pPr>
         <w:pStyle w:val="Heading2"/>
@@ -7406,7 +8233,7 @@
             <w:pPr>
               <w:pStyle w:val="Compact"/>
             </w:pPr>
-            <w:hyperlink r:id="rId166">
+            <w:hyperlink r:id="rId173">
               <w:r>
                 <w:rPr>
                   <w:rStyle w:val="Hyperlink"/>
@@ -7501,7 +8328,7 @@
             <w:pPr>
               <w:pStyle w:val="Compact"/>
             </w:pPr>
-            <w:hyperlink r:id="rId167">
+            <w:hyperlink r:id="rId174">
               <w:r>
                 <w:rPr>
                   <w:rStyle w:val="Hyperlink"/>
@@ -7596,7 +8423,7 @@
             <w:pPr>
               <w:pStyle w:val="Compact"/>
             </w:pPr>
-            <w:hyperlink r:id="rId168">
+            <w:hyperlink r:id="rId175">
               <w:r>
                 <w:rPr>
                   <w:rStyle w:val="Hyperlink"/>
@@ -7691,7 +8518,7 @@
             <w:pPr>
               <w:pStyle w:val="Compact"/>
             </w:pPr>
-            <w:hyperlink r:id="rId45">
+            <w:hyperlink r:id="rId52">
               <w:r>
                 <w:rPr>
                   <w:rStyle w:val="Hyperlink"/>
@@ -7786,7 +8613,7 @@
             <w:pPr>
               <w:pStyle w:val="Compact"/>
             </w:pPr>
-            <w:hyperlink r:id="rId169">
+            <w:hyperlink r:id="rId176">
               <w:r>
                 <w:rPr>
                   <w:rStyle w:val="Hyperlink"/>
@@ -7881,7 +8708,7 @@
             <w:pPr>
               <w:pStyle w:val="Compact"/>
             </w:pPr>
-            <w:hyperlink r:id="rId116">
+            <w:hyperlink r:id="rId123">
               <w:r>
                 <w:rPr>
                   <w:rStyle w:val="Hyperlink"/>
@@ -7976,7 +8803,7 @@
             <w:pPr>
               <w:pStyle w:val="Compact"/>
             </w:pPr>
-            <w:hyperlink r:id="rId170">
+            <w:hyperlink r:id="rId177">
               <w:r>
                 <w:rPr>
                   <w:rStyle w:val="Hyperlink"/>
@@ -8071,7 +8898,7 @@
             <w:pPr>
               <w:pStyle w:val="Compact"/>
             </w:pPr>
-            <w:hyperlink r:id="rId170">
+            <w:hyperlink r:id="rId177">
               <w:r>
                 <w:rPr>
                   <w:rStyle w:val="Hyperlink"/>
@@ -8166,7 +8993,7 @@
             <w:pPr>
               <w:pStyle w:val="Compact"/>
             </w:pPr>
-            <w:hyperlink r:id="rId124">
+            <w:hyperlink r:id="rId131">
               <w:r>
                 <w:rPr>
                   <w:rStyle w:val="Hyperlink"/>
@@ -8261,7 +9088,7 @@
             <w:pPr>
               <w:pStyle w:val="Compact"/>
             </w:pPr>
-            <w:hyperlink r:id="rId171">
+            <w:hyperlink r:id="rId178">
               <w:r>
                 <w:rPr>
                   <w:rStyle w:val="Hyperlink"/>
@@ -8356,7 +9183,7 @@
             <w:pPr>
               <w:pStyle w:val="Compact"/>
             </w:pPr>
-            <w:hyperlink r:id="rId171">
+            <w:hyperlink r:id="rId178">
               <w:r>
                 <w:rPr>
                   <w:rStyle w:val="Hyperlink"/>
@@ -8451,7 +9278,7 @@
             <w:pPr>
               <w:pStyle w:val="Compact"/>
             </w:pPr>
-            <w:hyperlink r:id="rId19">
+            <w:hyperlink r:id="rId26">
               <w:r>
                 <w:rPr>
                   <w:rStyle w:val="Hyperlink"/>
@@ -8546,7 +9373,7 @@
             <w:pPr>
               <w:pStyle w:val="Compact"/>
             </w:pPr>
-            <w:hyperlink r:id="rId172">
+            <w:hyperlink r:id="rId179">
               <w:r>
                 <w:rPr>
                   <w:rStyle w:val="Hyperlink"/>
@@ -8815,7 +9642,7 @@
             <w:pPr>
               <w:pStyle w:val="Compact"/>
             </w:pPr>
-            <w:hyperlink r:id="rId173">
+            <w:hyperlink r:id="rId180">
               <w:r>
                 <w:rPr>
                   <w:rStyle w:val="Hyperlink"/>
@@ -8910,7 +9737,7 @@
             <w:pPr>
               <w:pStyle w:val="Compact"/>
             </w:pPr>
-            <w:hyperlink r:id="rId174">
+            <w:hyperlink r:id="rId181">
               <w:r>
                 <w:rPr>
                   <w:rStyle w:val="Hyperlink"/>
@@ -9005,7 +9832,7 @@
             <w:pPr>
               <w:pStyle w:val="Compact"/>
             </w:pPr>
-            <w:hyperlink r:id="rId175">
+            <w:hyperlink r:id="rId182">
               <w:r>
                 <w:rPr>
                   <w:rStyle w:val="Hyperlink"/>
@@ -9100,7 +9927,7 @@
             <w:pPr>
               <w:pStyle w:val="Compact"/>
             </w:pPr>
-            <w:hyperlink r:id="rId176">
+            <w:hyperlink r:id="rId183">
               <w:r>
                 <w:rPr>
                   <w:rStyle w:val="Hyperlink"/>
@@ -9195,7 +10022,7 @@
             <w:pPr>
               <w:pStyle w:val="Compact"/>
             </w:pPr>
-            <w:hyperlink r:id="rId177">
+            <w:hyperlink r:id="rId184">
               <w:r>
                 <w:rPr>
                   <w:rStyle w:val="Hyperlink"/>
@@ -9290,7 +10117,7 @@
             <w:pPr>
               <w:pStyle w:val="Compact"/>
             </w:pPr>
-            <w:hyperlink r:id="rId38">
+            <w:hyperlink r:id="rId45">
               <w:r>
                 <w:rPr>
                   <w:rStyle w:val="Hyperlink"/>
@@ -9385,7 +10212,7 @@
             <w:pPr>
               <w:pStyle w:val="Compact"/>
             </w:pPr>
-            <w:hyperlink r:id="rId178">
+            <w:hyperlink r:id="rId185">
               <w:r>
                 <w:rPr>
                   <w:rStyle w:val="Hyperlink"/>
@@ -9480,7 +10307,7 @@
             <w:pPr>
               <w:pStyle w:val="Compact"/>
             </w:pPr>
-            <w:hyperlink r:id="rId179">
+            <w:hyperlink r:id="rId186">
               <w:r>
                 <w:rPr>
                   <w:rStyle w:val="Hyperlink"/>
@@ -9575,7 +10402,7 @@
             <w:pPr>
               <w:pStyle w:val="Compact"/>
             </w:pPr>
-            <w:hyperlink r:id="rId180">
+            <w:hyperlink r:id="rId187">
               <w:r>
                 <w:rPr>
                   <w:rStyle w:val="Hyperlink"/>
@@ -10105,7 +10932,7 @@
             <w:pPr>
               <w:pStyle w:val="Compact"/>
             </w:pPr>
-            <w:hyperlink r:id="rId181">
+            <w:hyperlink r:id="rId188">
               <w:r>
                 <w:rPr>
                   <w:rStyle w:val="Hyperlink"/>
@@ -10200,7 +11027,7 @@
             <w:pPr>
               <w:pStyle w:val="Compact"/>
             </w:pPr>
-            <w:hyperlink r:id="rId156">
+            <w:hyperlink r:id="rId163">
               <w:r>
                 <w:rPr>
                   <w:rStyle w:val="Hyperlink"/>
@@ -10295,7 +11122,7 @@
             <w:pPr>
               <w:pStyle w:val="Compact"/>
             </w:pPr>
-            <w:hyperlink r:id="rId182">
+            <w:hyperlink r:id="rId189">
               <w:r>
                 <w:rPr>
                   <w:rStyle w:val="Hyperlink"/>
@@ -10390,7 +11217,7 @@
             <w:pPr>
               <w:pStyle w:val="Compact"/>
             </w:pPr>
-            <w:hyperlink r:id="rId183">
+            <w:hyperlink r:id="rId190">
               <w:r>
                 <w:rPr>
                   <w:rStyle w:val="Hyperlink"/>
@@ -10485,7 +11312,7 @@
             <w:pPr>
               <w:pStyle w:val="Compact"/>
             </w:pPr>
-            <w:hyperlink r:id="rId175">
+            <w:hyperlink r:id="rId182">
               <w:r>
                 <w:rPr>
                   <w:rStyle w:val="Hyperlink"/>
@@ -10580,7 +11407,7 @@
             <w:pPr>
               <w:pStyle w:val="Compact"/>
             </w:pPr>
-            <w:hyperlink r:id="rId184">
+            <w:hyperlink r:id="rId191">
               <w:r>
                 <w:rPr>
                   <w:rStyle w:val="Hyperlink"/>
@@ -10675,7 +11502,7 @@
             <w:pPr>
               <w:pStyle w:val="Compact"/>
             </w:pPr>
-            <w:hyperlink r:id="rId185">
+            <w:hyperlink r:id="rId192">
               <w:r>
                 <w:rPr>
                   <w:rStyle w:val="Hyperlink"/>
@@ -10770,7 +11597,7 @@
             <w:pPr>
               <w:pStyle w:val="Compact"/>
             </w:pPr>
-            <w:hyperlink r:id="rId186">
+            <w:hyperlink r:id="rId193">
               <w:r>
                 <w:rPr>
                   <w:rStyle w:val="Hyperlink"/>
@@ -10865,7 +11692,7 @@
             <w:pPr>
               <w:pStyle w:val="Compact"/>
             </w:pPr>
-            <w:hyperlink r:id="rId187">
+            <w:hyperlink r:id="rId194">
               <w:r>
                 <w:rPr>
                   <w:rStyle w:val="Hyperlink"/>
@@ -10960,7 +11787,7 @@
             <w:pPr>
               <w:pStyle w:val="Compact"/>
             </w:pPr>
-            <w:hyperlink r:id="rId187">
+            <w:hyperlink r:id="rId194">
               <w:r>
                 <w:rPr>
                   <w:rStyle w:val="Hyperlink"/>
@@ -11055,7 +11882,7 @@
             <w:pPr>
               <w:pStyle w:val="Compact"/>
             </w:pPr>
-            <w:hyperlink r:id="rId168">
+            <w:hyperlink r:id="rId175">
               <w:r>
                 <w:rPr>
                   <w:rStyle w:val="Hyperlink"/>
@@ -11150,7 +11977,7 @@
             <w:pPr>
               <w:pStyle w:val="Compact"/>
             </w:pPr>
-            <w:hyperlink r:id="rId188">
+            <w:hyperlink r:id="rId195">
               <w:r>
                 <w:rPr>
                   <w:rStyle w:val="Hyperlink"/>
@@ -11245,7 +12072,7 @@
             <w:pPr>
               <w:pStyle w:val="Compact"/>
             </w:pPr>
-            <w:hyperlink r:id="rId189">
+            <w:hyperlink r:id="rId196">
               <w:r>
                 <w:rPr>
                   <w:rStyle w:val="Hyperlink"/>
@@ -11340,7 +12167,7 @@
             <w:pPr>
               <w:pStyle w:val="Compact"/>
             </w:pPr>
-            <w:hyperlink r:id="rId29">
+            <w:hyperlink r:id="rId36">
               <w:r>
                 <w:rPr>
                   <w:rStyle w:val="Hyperlink"/>
@@ -11609,7 +12436,7 @@
             <w:pPr>
               <w:pStyle w:val="Compact"/>
             </w:pPr>
-            <w:hyperlink r:id="rId190">
+            <w:hyperlink r:id="rId197">
               <w:r>
                 <w:rPr>
                   <w:rStyle w:val="Hyperlink"/>
@@ -11704,7 +12531,7 @@
             <w:pPr>
               <w:pStyle w:val="Compact"/>
             </w:pPr>
-            <w:hyperlink r:id="rId191">
+            <w:hyperlink r:id="rId198">
               <w:r>
                 <w:rPr>
                   <w:rStyle w:val="Hyperlink"/>
@@ -11799,7 +12626,7 @@
             <w:pPr>
               <w:pStyle w:val="Compact"/>
             </w:pPr>
-            <w:hyperlink r:id="rId192">
+            <w:hyperlink r:id="rId199">
               <w:r>
                 <w:rPr>
                   <w:rStyle w:val="Hyperlink"/>
@@ -11894,7 +12721,7 @@
             <w:pPr>
               <w:pStyle w:val="Compact"/>
             </w:pPr>
-            <w:hyperlink r:id="rId193">
+            <w:hyperlink r:id="rId200">
               <w:r>
                 <w:rPr>
                   <w:rStyle w:val="Hyperlink"/>
@@ -11989,7 +12816,7 @@
             <w:pPr>
               <w:pStyle w:val="Compact"/>
             </w:pPr>
-            <w:hyperlink r:id="rId194">
+            <w:hyperlink r:id="rId201">
               <w:r>
                 <w:rPr>
                   <w:rStyle w:val="Hyperlink"/>
@@ -12084,7 +12911,7 @@
             <w:pPr>
               <w:pStyle w:val="Compact"/>
             </w:pPr>
-            <w:hyperlink r:id="rId195">
+            <w:hyperlink r:id="rId202">
               <w:r>
                 <w:rPr>
                   <w:rStyle w:val="Hyperlink"/>
@@ -12179,7 +13006,7 @@
             <w:pPr>
               <w:pStyle w:val="Compact"/>
             </w:pPr>
-            <w:hyperlink r:id="rId196">
+            <w:hyperlink r:id="rId203">
               <w:r>
                 <w:rPr>
                   <w:rStyle w:val="Hyperlink"/>
@@ -12274,7 +13101,7 @@
             <w:pPr>
               <w:pStyle w:val="Compact"/>
             </w:pPr>
-            <w:hyperlink r:id="rId184">
+            <w:hyperlink r:id="rId191">
               <w:r>
                 <w:rPr>
                   <w:rStyle w:val="Hyperlink"/>
@@ -12369,7 +13196,7 @@
             <w:pPr>
               <w:pStyle w:val="Compact"/>
             </w:pPr>
-            <w:hyperlink r:id="rId185">
+            <w:hyperlink r:id="rId192">
               <w:r>
                 <w:rPr>
                   <w:rStyle w:val="Hyperlink"/>
@@ -12464,7 +13291,7 @@
             <w:pPr>
               <w:pStyle w:val="Compact"/>
             </w:pPr>
-            <w:hyperlink r:id="rId197">
+            <w:hyperlink r:id="rId204">
               <w:r>
                 <w:rPr>
                   <w:rStyle w:val="Hyperlink"/>
@@ -12559,7 +13386,7 @@
             <w:pPr>
               <w:pStyle w:val="Compact"/>
             </w:pPr>
-            <w:hyperlink r:id="rId198">
+            <w:hyperlink r:id="rId205">
               <w:r>
                 <w:rPr>
                   <w:rStyle w:val="Hyperlink"/>
@@ -12654,7 +13481,7 @@
             <w:pPr>
               <w:pStyle w:val="Compact"/>
             </w:pPr>
-            <w:hyperlink r:id="rId199">
+            <w:hyperlink r:id="rId206">
               <w:r>
                 <w:rPr>
                   <w:rStyle w:val="Hyperlink"/>
@@ -12749,7 +13576,7 @@
             <w:pPr>
               <w:pStyle w:val="Compact"/>
             </w:pPr>
-            <w:hyperlink r:id="rId188">
+            <w:hyperlink r:id="rId195">
               <w:r>
                 <w:rPr>
                   <w:rStyle w:val="Hyperlink"/>
@@ -12844,7 +13671,7 @@
             <w:pPr>
               <w:pStyle w:val="Compact"/>
             </w:pPr>
-            <w:hyperlink r:id="rId200">
+            <w:hyperlink r:id="rId207">
               <w:r>
                 <w:rPr>
                   <w:rStyle w:val="Hyperlink"/>
@@ -12939,7 +13766,7 @@
             <w:pPr>
               <w:pStyle w:val="Compact"/>
             </w:pPr>
-            <w:hyperlink r:id="rId201">
+            <w:hyperlink r:id="rId208">
               <w:r>
                 <w:rPr>
                   <w:rStyle w:val="Hyperlink"/>
@@ -13034,7 +13861,7 @@
             <w:pPr>
               <w:pStyle w:val="Compact"/>
             </w:pPr>
-            <w:hyperlink r:id="rId180">
+            <w:hyperlink r:id="rId187">
               <w:r>
                 <w:rPr>
                   <w:rStyle w:val="Hyperlink"/>
@@ -13129,7 +13956,7 @@
             <w:pPr>
               <w:pStyle w:val="Compact"/>
             </w:pPr>
-            <w:hyperlink r:id="rId68">
+            <w:hyperlink r:id="rId75">
               <w:r>
                 <w:rPr>
                   <w:rStyle w:val="Hyperlink"/>
@@ -13746,7 +14573,7 @@
             <w:pPr>
               <w:pStyle w:val="Compact"/>
             </w:pPr>
-            <w:hyperlink r:id="rId190">
+            <w:hyperlink r:id="rId197">
               <w:r>
                 <w:rPr>
                   <w:rStyle w:val="Hyperlink"/>
@@ -13841,7 +14668,7 @@
             <w:pPr>
               <w:pStyle w:val="Compact"/>
             </w:pPr>
-            <w:hyperlink r:id="rId190">
+            <w:hyperlink r:id="rId197">
               <w:r>
                 <w:rPr>
                   <w:rStyle w:val="Hyperlink"/>
@@ -13936,7 +14763,7 @@
             <w:pPr>
               <w:pStyle w:val="Compact"/>
             </w:pPr>
-            <w:hyperlink r:id="rId173">
+            <w:hyperlink r:id="rId180">
               <w:r>
                 <w:rPr>
                   <w:rStyle w:val="Hyperlink"/>
@@ -14031,7 +14858,7 @@
             <w:pPr>
               <w:pStyle w:val="Compact"/>
             </w:pPr>
-            <w:hyperlink r:id="rId146">
+            <w:hyperlink r:id="rId153">
               <w:r>
                 <w:rPr>
                   <w:rStyle w:val="Hyperlink"/>
@@ -14126,7 +14953,7 @@
             <w:pPr>
               <w:pStyle w:val="Compact"/>
             </w:pPr>
-            <w:hyperlink r:id="rId194">
+            <w:hyperlink r:id="rId201">
               <w:r>
                 <w:rPr>
                   <w:rStyle w:val="Hyperlink"/>
@@ -14221,7 +15048,7 @@
             <w:pPr>
               <w:pStyle w:val="Compact"/>
             </w:pPr>
-            <w:hyperlink r:id="rId202">
+            <w:hyperlink r:id="rId209">
               <w:r>
                 <w:rPr>
                   <w:rStyle w:val="Hyperlink"/>
@@ -14316,7 +15143,7 @@
             <w:pPr>
               <w:pStyle w:val="Compact"/>
             </w:pPr>
-            <w:hyperlink r:id="rId203">
+            <w:hyperlink r:id="rId210">
               <w:r>
                 <w:rPr>
                   <w:rStyle w:val="Hyperlink"/>
@@ -14411,7 +15238,7 @@
             <w:pPr>
               <w:pStyle w:val="Compact"/>
             </w:pPr>
-            <w:hyperlink r:id="rId89">
+            <w:hyperlink r:id="rId97">
               <w:r>
                 <w:rPr>
                   <w:rStyle w:val="Hyperlink"/>
@@ -14506,7 +15333,7 @@
             <w:pPr>
               <w:pStyle w:val="Compact"/>
             </w:pPr>
-            <w:hyperlink r:id="rId183">
+            <w:hyperlink r:id="rId190">
               <w:r>
                 <w:rPr>
                   <w:rStyle w:val="Hyperlink"/>
@@ -14601,7 +15428,7 @@
             <w:pPr>
               <w:pStyle w:val="Compact"/>
             </w:pPr>
-            <w:hyperlink r:id="rId184">
+            <w:hyperlink r:id="rId191">
               <w:r>
                 <w:rPr>
                   <w:rStyle w:val="Hyperlink"/>
@@ -14696,7 +15523,7 @@
             <w:pPr>
               <w:pStyle w:val="Compact"/>
             </w:pPr>
-            <w:hyperlink r:id="rId98">
+            <w:hyperlink r:id="rId106">
               <w:r>
                 <w:rPr>
                   <w:rStyle w:val="Hyperlink"/>
@@ -14791,7 +15618,7 @@
             <w:pPr>
               <w:pStyle w:val="Compact"/>
             </w:pPr>
-            <w:hyperlink r:id="rId177">
+            <w:hyperlink r:id="rId184">
               <w:r>
                 <w:rPr>
                   <w:rStyle w:val="Hyperlink"/>
@@ -14886,7 +15713,7 @@
             <w:pPr>
               <w:pStyle w:val="Compact"/>
             </w:pPr>
-            <w:hyperlink r:id="rId204">
+            <w:hyperlink r:id="rId211">
               <w:r>
                 <w:rPr>
                   <w:rStyle w:val="Hyperlink"/>
@@ -14981,7 +15808,7 @@
             <w:pPr>
               <w:pStyle w:val="Compact"/>
             </w:pPr>
-            <w:hyperlink r:id="rId205">
+            <w:hyperlink r:id="rId212">
               <w:r>
                 <w:rPr>
                   <w:rStyle w:val="Hyperlink"/>
@@ -15076,7 +15903,7 @@
             <w:pPr>
               <w:pStyle w:val="Compact"/>
             </w:pPr>
-            <w:hyperlink r:id="rId205">
+            <w:hyperlink r:id="rId212">
               <w:r>
                 <w:rPr>
                   <w:rStyle w:val="Hyperlink"/>
@@ -15171,7 +15998,7 @@
             <w:pPr>
               <w:pStyle w:val="Compact"/>
             </w:pPr>
-            <w:hyperlink r:id="rId206">
+            <w:hyperlink r:id="rId213">
               <w:r>
                 <w:rPr>
                   <w:rStyle w:val="Hyperlink"/>
@@ -15266,7 +16093,7 @@
             <w:pPr>
               <w:pStyle w:val="Compact"/>
             </w:pPr>
-            <w:hyperlink r:id="rId189">
+            <w:hyperlink r:id="rId196">
               <w:r>
                 <w:rPr>
                   <w:rStyle w:val="Hyperlink"/>
@@ -15361,7 +16188,7 @@
             <w:pPr>
               <w:pStyle w:val="Compact"/>
             </w:pPr>
-            <w:hyperlink r:id="rId201">
+            <w:hyperlink r:id="rId208">
               <w:r>
                 <w:rPr>
                   <w:rStyle w:val="Hyperlink"/>
@@ -15456,7 +16283,7 @@
             <w:pPr>
               <w:pStyle w:val="Compact"/>
             </w:pPr>
-            <w:hyperlink r:id="rId207">
+            <w:hyperlink r:id="rId214">
               <w:r>
                 <w:rPr>
                   <w:rStyle w:val="Hyperlink"/>
@@ -15551,7 +16378,7 @@
             <w:pPr>
               <w:pStyle w:val="Compact"/>
             </w:pPr>
-            <w:hyperlink r:id="rId207">
+            <w:hyperlink r:id="rId214">
               <w:r>
                 <w:rPr>
                   <w:rStyle w:val="Hyperlink"/>
@@ -15646,7 +16473,7 @@
             <w:pPr>
               <w:pStyle w:val="Compact"/>
             </w:pPr>
-            <w:hyperlink r:id="rId208">
+            <w:hyperlink r:id="rId215">
               <w:r>
                 <w:rPr>
                   <w:rStyle w:val="Hyperlink"/>
@@ -15741,7 +16568,7 @@
             <w:pPr>
               <w:pStyle w:val="Compact"/>
             </w:pPr>
-            <w:hyperlink r:id="rId174">
+            <w:hyperlink r:id="rId181">
               <w:r>
                 <w:rPr>
                   <w:rStyle w:val="Hyperlink"/>
@@ -15836,7 +16663,7 @@
             <w:pPr>
               <w:pStyle w:val="Compact"/>
             </w:pPr>
-            <w:hyperlink r:id="rId203">
+            <w:hyperlink r:id="rId210">
               <w:r>
                 <w:rPr>
                   <w:rStyle w:val="Hyperlink"/>
@@ -15931,7 +16758,7 @@
             <w:pPr>
               <w:pStyle w:val="Compact"/>
             </w:pPr>
-            <w:hyperlink r:id="rId209">
+            <w:hyperlink r:id="rId216">
               <w:r>
                 <w:rPr>
                   <w:rStyle w:val="Hyperlink"/>
@@ -16026,7 +16853,7 @@
             <w:pPr>
               <w:pStyle w:val="Compact"/>
             </w:pPr>
-            <w:hyperlink r:id="rId60">
+            <w:hyperlink r:id="rId67">
               <w:r>
                 <w:rPr>
                   <w:rStyle w:val="Hyperlink"/>
@@ -16121,7 +16948,7 @@
             <w:pPr>
               <w:pStyle w:val="Compact"/>
             </w:pPr>
-            <w:hyperlink r:id="rId89">
+            <w:hyperlink r:id="rId97">
               <w:r>
                 <w:rPr>
                   <w:rStyle w:val="Hyperlink"/>
@@ -16216,7 +17043,7 @@
             <w:pPr>
               <w:pStyle w:val="Compact"/>
             </w:pPr>
-            <w:hyperlink r:id="rId183">
+            <w:hyperlink r:id="rId190">
               <w:r>
                 <w:rPr>
                   <w:rStyle w:val="Hyperlink"/>
@@ -16311,7 +17138,7 @@
             <w:pPr>
               <w:pStyle w:val="Compact"/>
             </w:pPr>
-            <w:hyperlink r:id="rId184">
+            <w:hyperlink r:id="rId191">
               <w:r>
                 <w:rPr>
                   <w:rStyle w:val="Hyperlink"/>
@@ -16406,7 +17233,7 @@
             <w:pPr>
               <w:pStyle w:val="Compact"/>
             </w:pPr>
-            <w:hyperlink r:id="rId176">
+            <w:hyperlink r:id="rId183">
               <w:r>
                 <w:rPr>
                   <w:rStyle w:val="Hyperlink"/>
@@ -16501,7 +17328,7 @@
             <w:pPr>
               <w:pStyle w:val="Compact"/>
             </w:pPr>
-            <w:hyperlink r:id="rId107">
+            <w:hyperlink r:id="rId115">
               <w:r>
                 <w:rPr>
                   <w:rStyle w:val="Hyperlink"/>
@@ -16596,7 +17423,7 @@
             <w:pPr>
               <w:pStyle w:val="Compact"/>
             </w:pPr>
-            <w:hyperlink r:id="rId210">
+            <w:hyperlink r:id="rId217">
               <w:r>
                 <w:rPr>
                   <w:rStyle w:val="Hyperlink"/>
@@ -16691,7 +17518,7 @@
             <w:pPr>
               <w:pStyle w:val="Compact"/>
             </w:pPr>
-            <w:hyperlink r:id="rId204">
+            <w:hyperlink r:id="rId211">
               <w:r>
                 <w:rPr>
                   <w:rStyle w:val="Hyperlink"/>
@@ -16786,7 +17613,7 @@
             <w:pPr>
               <w:pStyle w:val="Compact"/>
             </w:pPr>
-            <w:hyperlink r:id="rId211">
+            <w:hyperlink r:id="rId218">
               <w:r>
                 <w:rPr>
                   <w:rStyle w:val="Hyperlink"/>
@@ -16881,7 +17708,7 @@
             <w:pPr>
               <w:pStyle w:val="Compact"/>
             </w:pPr>
-            <w:hyperlink r:id="rId212">
+            <w:hyperlink r:id="rId219">
               <w:r>
                 <w:rPr>
                   <w:rStyle w:val="Hyperlink"/>
@@ -16976,7 +17803,7 @@
             <w:pPr>
               <w:pStyle w:val="Compact"/>
             </w:pPr>
-            <w:hyperlink r:id="rId213">
+            <w:hyperlink r:id="rId220">
               <w:r>
                 <w:rPr>
                   <w:rStyle w:val="Hyperlink"/>
@@ -17071,7 +17898,7 @@
             <w:pPr>
               <w:pStyle w:val="Compact"/>
             </w:pPr>
-            <w:hyperlink r:id="rId169">
+            <w:hyperlink r:id="rId176">
               <w:r>
                 <w:rPr>
                   <w:rStyle w:val="Hyperlink"/>
@@ -17166,7 +17993,7 @@
             <w:pPr>
               <w:pStyle w:val="Compact"/>
             </w:pPr>
-            <w:hyperlink r:id="rId214">
+            <w:hyperlink r:id="rId221">
               <w:r>
                 <w:rPr>
                   <w:rStyle w:val="Hyperlink"/>
@@ -17435,7 +18262,7 @@
             <w:pPr>
               <w:pStyle w:val="Compact"/>
             </w:pPr>
-            <w:hyperlink r:id="rId181">
+            <w:hyperlink r:id="rId188">
               <w:r>
                 <w:rPr>
                   <w:rStyle w:val="Hyperlink"/>
@@ -17530,7 +18357,7 @@
             <w:pPr>
               <w:pStyle w:val="Compact"/>
             </w:pPr>
-            <w:hyperlink r:id="rId208">
+            <w:hyperlink r:id="rId215">
               <w:r>
                 <w:rPr>
                   <w:rStyle w:val="Hyperlink"/>
@@ -17625,7 +18452,7 @@
             <w:pPr>
               <w:pStyle w:val="Compact"/>
             </w:pPr>
-            <w:hyperlink r:id="rId173">
+            <w:hyperlink r:id="rId180">
               <w:r>
                 <w:rPr>
                   <w:rStyle w:val="Hyperlink"/>
@@ -17720,7 +18547,7 @@
             <w:pPr>
               <w:pStyle w:val="Compact"/>
             </w:pPr>
-            <w:hyperlink r:id="rId166">
+            <w:hyperlink r:id="rId173">
               <w:r>
                 <w:rPr>
                   <w:rStyle w:val="Hyperlink"/>
@@ -17815,7 +18642,7 @@
             <w:pPr>
               <w:pStyle w:val="Compact"/>
             </w:pPr>
-            <w:hyperlink r:id="rId215">
+            <w:hyperlink r:id="rId222">
               <w:r>
                 <w:rPr>
                   <w:rStyle w:val="Hyperlink"/>
@@ -17910,7 +18737,7 @@
             <w:pPr>
               <w:pStyle w:val="Compact"/>
             </w:pPr>
-            <w:hyperlink r:id="rId202">
+            <w:hyperlink r:id="rId209">
               <w:r>
                 <w:rPr>
                   <w:rStyle w:val="Hyperlink"/>
@@ -18005,7 +18832,7 @@
             <w:pPr>
               <w:pStyle w:val="Compact"/>
             </w:pPr>
-            <w:hyperlink r:id="rId175">
+            <w:hyperlink r:id="rId182">
               <w:r>
                 <w:rPr>
                   <w:rStyle w:val="Hyperlink"/>
@@ -18100,7 +18927,7 @@
             <w:pPr>
               <w:pStyle w:val="Compact"/>
             </w:pPr>
-            <w:hyperlink r:id="rId175">
+            <w:hyperlink r:id="rId182">
               <w:r>
                 <w:rPr>
                   <w:rStyle w:val="Hyperlink"/>
@@ -18195,7 +19022,7 @@
             <w:pPr>
               <w:pStyle w:val="Compact"/>
             </w:pPr>
-            <w:hyperlink r:id="rId216">
+            <w:hyperlink r:id="rId223">
               <w:r>
                 <w:rPr>
                   <w:rStyle w:val="Hyperlink"/>
@@ -18290,7 +19117,7 @@
             <w:pPr>
               <w:pStyle w:val="Compact"/>
             </w:pPr>
-            <w:hyperlink r:id="rId217">
+            <w:hyperlink r:id="rId224">
               <w:r>
                 <w:rPr>
                   <w:rStyle w:val="Hyperlink"/>
@@ -18385,7 +19212,7 @@
             <w:pPr>
               <w:pStyle w:val="Compact"/>
             </w:pPr>
-            <w:hyperlink r:id="rId218">
+            <w:hyperlink r:id="rId225">
               <w:r>
                 <w:rPr>
                   <w:rStyle w:val="Hyperlink"/>
@@ -18480,7 +19307,7 @@
             <w:pPr>
               <w:pStyle w:val="Compact"/>
             </w:pPr>
-            <w:hyperlink r:id="rId218">
+            <w:hyperlink r:id="rId225">
               <w:r>
                 <w:rPr>
                   <w:rStyle w:val="Hyperlink"/>
@@ -18575,7 +19402,7 @@
             <w:pPr>
               <w:pStyle w:val="Compact"/>
             </w:pPr>
-            <w:hyperlink r:id="rId211">
+            <w:hyperlink r:id="rId218">
               <w:r>
                 <w:rPr>
                   <w:rStyle w:val="Hyperlink"/>
@@ -18670,7 +19497,7 @@
             <w:pPr>
               <w:pStyle w:val="Compact"/>
             </w:pPr>
-            <w:hyperlink r:id="rId219">
+            <w:hyperlink r:id="rId226">
               <w:r>
                 <w:rPr>
                   <w:rStyle w:val="Hyperlink"/>
@@ -18765,7 +19592,7 @@
             <w:pPr>
               <w:pStyle w:val="Compact"/>
             </w:pPr>
-            <w:hyperlink r:id="rId220">
+            <w:hyperlink r:id="rId227">
               <w:r>
                 <w:rPr>
                   <w:rStyle w:val="Hyperlink"/>
@@ -18860,7 +19687,7 @@
             <w:pPr>
               <w:pStyle w:val="Compact"/>
             </w:pPr>
-            <w:hyperlink r:id="rId221">
+            <w:hyperlink r:id="rId228">
               <w:r>
                 <w:rPr>
                   <w:rStyle w:val="Hyperlink"/>
@@ -18955,7 +19782,7 @@
             <w:pPr>
               <w:pStyle w:val="Compact"/>
             </w:pPr>
-            <w:hyperlink r:id="rId222">
+            <w:hyperlink r:id="rId229">
               <w:r>
                 <w:rPr>
                   <w:rStyle w:val="Hyperlink"/>
@@ -19224,7 +20051,7 @@
             <w:pPr>
               <w:pStyle w:val="Compact"/>
             </w:pPr>
-            <w:hyperlink r:id="rId173">
+            <w:hyperlink r:id="rId180">
               <w:r>
                 <w:rPr>
                   <w:rStyle w:val="Hyperlink"/>
@@ -19319,7 +20146,7 @@
             <w:pPr>
               <w:pStyle w:val="Compact"/>
             </w:pPr>
-            <w:hyperlink r:id="rId191">
+            <w:hyperlink r:id="rId198">
               <w:r>
                 <w:rPr>
                   <w:rStyle w:val="Hyperlink"/>
@@ -19414,7 +20241,7 @@
             <w:pPr>
               <w:pStyle w:val="Compact"/>
             </w:pPr>
-            <w:hyperlink r:id="rId215">
+            <w:hyperlink r:id="rId222">
               <w:r>
                 <w:rPr>
                   <w:rStyle w:val="Hyperlink"/>
@@ -19509,7 +20336,7 @@
             <w:pPr>
               <w:pStyle w:val="Compact"/>
             </w:pPr>
-            <w:hyperlink r:id="rId203">
+            <w:hyperlink r:id="rId210">
               <w:r>
                 <w:rPr>
                   <w:rStyle w:val="Hyperlink"/>
@@ -19604,7 +20431,7 @@
             <w:pPr>
               <w:pStyle w:val="Compact"/>
             </w:pPr>
-            <w:hyperlink r:id="rId203">
+            <w:hyperlink r:id="rId210">
               <w:r>
                 <w:rPr>
                   <w:rStyle w:val="Hyperlink"/>
@@ -19699,7 +20526,7 @@
             <w:pPr>
               <w:pStyle w:val="Compact"/>
             </w:pPr>
-            <w:hyperlink r:id="rId195">
+            <w:hyperlink r:id="rId202">
               <w:r>
                 <w:rPr>
                   <w:rStyle w:val="Hyperlink"/>
@@ -19794,7 +20621,7 @@
             <w:pPr>
               <w:pStyle w:val="Compact"/>
             </w:pPr>
-            <w:hyperlink r:id="rId195">
+            <w:hyperlink r:id="rId202">
               <w:r>
                 <w:rPr>
                   <w:rStyle w:val="Hyperlink"/>
@@ -19889,7 +20716,7 @@
             <w:pPr>
               <w:pStyle w:val="Compact"/>
             </w:pPr>
-            <w:hyperlink r:id="rId223">
+            <w:hyperlink r:id="rId230">
               <w:r>
                 <w:rPr>
                   <w:rStyle w:val="Hyperlink"/>
@@ -19984,7 +20811,7 @@
             <w:pPr>
               <w:pStyle w:val="Compact"/>
             </w:pPr>
-            <w:hyperlink r:id="rId183">
+            <w:hyperlink r:id="rId190">
               <w:r>
                 <w:rPr>
                   <w:rStyle w:val="Hyperlink"/>
@@ -20079,7 +20906,7 @@
             <w:pPr>
               <w:pStyle w:val="Compact"/>
             </w:pPr>
-            <w:hyperlink r:id="rId224">
+            <w:hyperlink r:id="rId231">
               <w:r>
                 <w:rPr>
                   <w:rStyle w:val="Hyperlink"/>
@@ -20174,7 +21001,7 @@
             <w:pPr>
               <w:pStyle w:val="Compact"/>
             </w:pPr>
-            <w:hyperlink r:id="rId219">
+            <w:hyperlink r:id="rId226">
               <w:r>
                 <w:rPr>
                   <w:rStyle w:val="Hyperlink"/>
@@ -20269,7 +21096,7 @@
             <w:pPr>
               <w:pStyle w:val="Compact"/>
             </w:pPr>
-            <w:hyperlink r:id="rId221">
+            <w:hyperlink r:id="rId228">
               <w:r>
                 <w:rPr>
                   <w:rStyle w:val="Hyperlink"/>
@@ -20364,7 +21191,7 @@
             <w:pPr>
               <w:pStyle w:val="Compact"/>
             </w:pPr>
-            <w:hyperlink r:id="rId206">
+            <w:hyperlink r:id="rId213">
               <w:r>
                 <w:rPr>
                   <w:rStyle w:val="Hyperlink"/>
@@ -20459,7 +21286,7 @@
             <w:pPr>
               <w:pStyle w:val="Compact"/>
             </w:pPr>
-            <w:hyperlink r:id="rId199">
+            <w:hyperlink r:id="rId206">
               <w:r>
                 <w:rPr>
                   <w:rStyle w:val="Hyperlink"/>
@@ -20554,7 +21381,7 @@
             <w:pPr>
               <w:pStyle w:val="Compact"/>
             </w:pPr>
-            <w:hyperlink r:id="rId200">
+            <w:hyperlink r:id="rId207">
               <w:r>
                 <w:rPr>
                   <w:rStyle w:val="Hyperlink"/>
@@ -20649,7 +21476,7 @@
             <w:pPr>
               <w:pStyle w:val="Compact"/>
             </w:pPr>
-            <w:hyperlink r:id="rId179">
+            <w:hyperlink r:id="rId186">
               <w:r>
                 <w:rPr>
                   <w:rStyle w:val="Hyperlink"/>
@@ -20744,7 +21571,7 @@
             <w:pPr>
               <w:pStyle w:val="Compact"/>
             </w:pPr>
-            <w:hyperlink r:id="rId213">
+            <w:hyperlink r:id="rId220">
               <w:r>
                 <w:rPr>
                   <w:rStyle w:val="Hyperlink"/>
@@ -20839,7 +21666,7 @@
             <w:pPr>
               <w:pStyle w:val="Compact"/>
             </w:pPr>
-            <w:hyperlink r:id="rId225">
+            <w:hyperlink r:id="rId232">
               <w:r>
                 <w:rPr>
                   <w:rStyle w:val="Hyperlink"/>
@@ -20934,7 +21761,7 @@
             <w:pPr>
               <w:pStyle w:val="Compact"/>
             </w:pPr>
-            <w:hyperlink r:id="rId226">
+            <w:hyperlink r:id="rId233">
               <w:r>
                 <w:rPr>
                   <w:rStyle w:val="Hyperlink"/>
@@ -21029,7 +21856,7 @@
             <w:pPr>
               <w:pStyle w:val="Compact"/>
             </w:pPr>
-            <w:hyperlink r:id="rId172">
+            <w:hyperlink r:id="rId179">
               <w:r>
                 <w:rPr>
                   <w:rStyle w:val="Hyperlink"/>
@@ -21124,7 +21951,7 @@
             <w:pPr>
               <w:pStyle w:val="Compact"/>
             </w:pPr>
-            <w:hyperlink r:id="rId181">
+            <w:hyperlink r:id="rId188">
               <w:r>
                 <w:rPr>
                   <w:rStyle w:val="Hyperlink"/>
@@ -21219,7 +22046,7 @@
             <w:pPr>
               <w:pStyle w:val="Compact"/>
             </w:pPr>
-            <w:hyperlink r:id="rId192">
+            <w:hyperlink r:id="rId199">
               <w:r>
                 <w:rPr>
                   <w:rStyle w:val="Hyperlink"/>
@@ -21314,7 +22141,7 @@
             <w:pPr>
               <w:pStyle w:val="Compact"/>
             </w:pPr>
-            <w:hyperlink r:id="rId193">
+            <w:hyperlink r:id="rId200">
               <w:r>
                 <w:rPr>
                   <w:rStyle w:val="Hyperlink"/>
@@ -21409,7 +22236,7 @@
             <w:pPr>
               <w:pStyle w:val="Compact"/>
             </w:pPr>
-            <w:hyperlink r:id="rId227">
+            <w:hyperlink r:id="rId234">
               <w:r>
                 <w:rPr>
                   <w:rStyle w:val="Hyperlink"/>
@@ -21504,7 +22331,7 @@
             <w:pPr>
               <w:pStyle w:val="Compact"/>
             </w:pPr>
-            <w:hyperlink r:id="rId223">
+            <w:hyperlink r:id="rId230">
               <w:r>
                 <w:rPr>
                   <w:rStyle w:val="Hyperlink"/>
@@ -21599,7 +22426,7 @@
             <w:pPr>
               <w:pStyle w:val="Compact"/>
             </w:pPr>
-            <w:hyperlink r:id="rId209">
+            <w:hyperlink r:id="rId216">
               <w:r>
                 <w:rPr>
                   <w:rStyle w:val="Hyperlink"/>
@@ -21694,7 +22521,7 @@
             <w:pPr>
               <w:pStyle w:val="Compact"/>
             </w:pPr>
-            <w:hyperlink r:id="rId183">
+            <w:hyperlink r:id="rId190">
               <w:r>
                 <w:rPr>
                   <w:rStyle w:val="Hyperlink"/>
@@ -21789,7 +22616,7 @@
             <w:pPr>
               <w:pStyle w:val="Compact"/>
             </w:pPr>
-            <w:hyperlink r:id="rId217">
+            <w:hyperlink r:id="rId224">
               <w:r>
                 <w:rPr>
                   <w:rStyle w:val="Hyperlink"/>
@@ -21884,7 +22711,7 @@
             <w:pPr>
               <w:pStyle w:val="Compact"/>
             </w:pPr>
-            <w:hyperlink r:id="rId217">
+            <w:hyperlink r:id="rId224">
               <w:r>
                 <w:rPr>
                   <w:rStyle w:val="Hyperlink"/>
@@ -21979,7 +22806,7 @@
             <w:pPr>
               <w:pStyle w:val="Compact"/>
             </w:pPr>
-            <w:hyperlink r:id="rId220">
+            <w:hyperlink r:id="rId227">
               <w:r>
                 <w:rPr>
                   <w:rStyle w:val="Hyperlink"/>
@@ -22074,7 +22901,7 @@
             <w:pPr>
               <w:pStyle w:val="Compact"/>
             </w:pPr>
-            <w:hyperlink r:id="rId209">
+            <w:hyperlink r:id="rId216">
               <w:r>
                 <w:rPr>
                   <w:rStyle w:val="Hyperlink"/>
@@ -22169,7 +22996,7 @@
             <w:pPr>
               <w:pStyle w:val="Compact"/>
             </w:pPr>
-            <w:hyperlink r:id="rId210">
+            <w:hyperlink r:id="rId217">
               <w:r>
                 <w:rPr>
                   <w:rStyle w:val="Hyperlink"/>
@@ -22264,7 +23091,7 @@
             <w:pPr>
               <w:pStyle w:val="Compact"/>
             </w:pPr>
-            <w:hyperlink r:id="rId225">
+            <w:hyperlink r:id="rId232">
               <w:r>
                 <w:rPr>
                   <w:rStyle w:val="Hyperlink"/>
@@ -22359,7 +23186,7 @@
             <w:pPr>
               <w:pStyle w:val="Compact"/>
             </w:pPr>
-            <w:hyperlink r:id="rId228">
+            <w:hyperlink r:id="rId235">
               <w:r>
                 <w:rPr>
                   <w:rStyle w:val="Hyperlink"/>
@@ -22454,7 +23281,7 @@
             <w:pPr>
               <w:pStyle w:val="Compact"/>
             </w:pPr>
-            <w:hyperlink r:id="rId215">
+            <w:hyperlink r:id="rId222">
               <w:r>
                 <w:rPr>
                   <w:rStyle w:val="Hyperlink"/>
@@ -22549,7 +23376,7 @@
             <w:pPr>
               <w:pStyle w:val="Compact"/>
             </w:pPr>
-            <w:hyperlink r:id="rId98">
+            <w:hyperlink r:id="rId106">
               <w:r>
                 <w:rPr>
                   <w:rStyle w:val="Hyperlink"/>
@@ -22644,7 +23471,7 @@
             <w:pPr>
               <w:pStyle w:val="Compact"/>
             </w:pPr>
-            <w:hyperlink r:id="rId198">
+            <w:hyperlink r:id="rId205">
               <w:r>
                 <w:rPr>
                   <w:rStyle w:val="Hyperlink"/>
@@ -22739,7 +23566,7 @@
             <w:pPr>
               <w:pStyle w:val="Compact"/>
             </w:pPr>
-            <w:hyperlink r:id="rId226">
+            <w:hyperlink r:id="rId233">
               <w:r>
                 <w:rPr>
                   <w:rStyle w:val="Hyperlink"/>
@@ -22840,7 +23667,7 @@
             <w:pPr>
               <w:pStyle w:val="Compact"/>
             </w:pPr>
-            <w:hyperlink r:id="rId228">
+            <w:hyperlink r:id="rId235">
               <w:r>
                 <w:rPr>
                   <w:rStyle w:val="Hyperlink"/>
@@ -22935,7 +23762,7 @@
             <w:pPr>
               <w:pStyle w:val="Compact"/>
             </w:pPr>
-            <w:hyperlink r:id="rId222">
+            <w:hyperlink r:id="rId229">
               <w:r>
                 <w:rPr>
                   <w:rStyle w:val="Hyperlink"/>
@@ -23030,7 +23857,7 @@
             <w:pPr>
               <w:pStyle w:val="Compact"/>
             </w:pPr>
-            <w:hyperlink r:id="rId214">
+            <w:hyperlink r:id="rId221">
               <w:r>
                 <w:rPr>
                   <w:rStyle w:val="Hyperlink"/>
@@ -23125,7 +23952,7 @@
             <w:pPr>
               <w:pStyle w:val="Compact"/>
             </w:pPr>
-            <w:hyperlink r:id="rId228">
+            <w:hyperlink r:id="rId235">
               <w:r>
                 <w:rPr>
                   <w:rStyle w:val="Hyperlink"/>
@@ -23220,7 +24047,7 @@
             <w:pPr>
               <w:pStyle w:val="Compact"/>
             </w:pPr>
-            <w:hyperlink r:id="rId216">
+            <w:hyperlink r:id="rId223">
               <w:r>
                 <w:rPr>
                   <w:rStyle w:val="Hyperlink"/>
@@ -23239,8 +24066,8 @@
         </w:pict>
       </w:r>
     </w:p>
-    <w:bookmarkEnd w:id="229"/>
-    <w:bookmarkStart w:id="235" w:name="how-to-get-involved"/>
+    <w:bookmarkEnd w:id="236"/>
+    <w:bookmarkStart w:id="242" w:name="how-to-get-involved"/>
     <w:p>
       <w:pPr>
         <w:pStyle w:val="Heading2"/>
@@ -23249,7 +24076,7 @@
         <w:t xml:space="preserve">5. How to Get Involved</w:t>
       </w:r>
     </w:p>
-    <w:bookmarkStart w:id="230" w:name="fund-7-entities"/>
+    <w:bookmarkStart w:id="237" w:name="fund-7-entities"/>
     <w:p>
       <w:pPr>
         <w:pStyle w:val="Heading3"/>
@@ -23326,8 +24153,8 @@
         <w:t xml:space="preserve">- BBN-style Applied R&amp;D Contractor (New BBNs) (Bottleneck: Coordination)</w:t>
       </w:r>
     </w:p>
-    <w:bookmarkEnd w:id="230"/>
-    <w:bookmarkStart w:id="231" w:name="build-17-entities"/>
+    <w:bookmarkEnd w:id="237"/>
+    <w:bookmarkStart w:id="238" w:name="build-17-entities"/>
     <w:p>
       <w:pPr>
         <w:pStyle w:val="Heading3"/>
@@ -23438,8 +24265,8 @@
         <w:t xml:space="preserve">…and 7 more</w:t>
       </w:r>
     </w:p>
-    <w:bookmarkEnd w:id="231"/>
-    <w:bookmarkStart w:id="232" w:name="research-68-entities"/>
+    <w:bookmarkEnd w:id="238"/>
+    <w:bookmarkStart w:id="239" w:name="research-68-entities"/>
     <w:p>
       <w:pPr>
         <w:pStyle w:val="Heading3"/>
@@ -23476,13 +24303,16 @@
       <w:r>
         <w:t xml:space="preserve"> </w:t>
       </w:r>
-      <w:r>
-        <w:rPr>
-          <w:b/>
-          <w:bCs/>
-        </w:rPr>
-        <w:t xml:space="preserve">AI cryptographic oracle with zero-knowledge IoT auditing and jury-DAO</w:t>
-      </w:r>
+      <w:hyperlink w:anchor="X9fc63e5d647b8f398d58452eea4cbb7aff2b61d">
+        <w:r>
+          <w:rPr>
+            <w:rStyle w:val="Hyperlink"/>
+            <w:b/>
+            <w:bCs/>
+          </w:rPr>
+          <w:t xml:space="preserve">AI cryptographic oracle with zero-knowledge IoT auditing and jury-DAO</w:t>
+        </w:r>
+      </w:hyperlink>
       <w:r>
         <w:t xml:space="preserve"> </w:t>
       </w:r>
@@ -23498,13 +24328,16 @@
       <w:r>
         <w:t xml:space="preserve"> </w:t>
       </w:r>
-      <w:r>
-        <w:rPr>
-          <w:b/>
-          <w:bCs/>
-        </w:rPr>
-        <w:t xml:space="preserve">Moral Trade</w:t>
-      </w:r>
+      <w:hyperlink w:anchor="moral-trade">
+        <w:r>
+          <w:rPr>
+            <w:rStyle w:val="Hyperlink"/>
+            <w:b/>
+            <w:bCs/>
+          </w:rPr>
+          <w:t xml:space="preserve">Moral Trade</w:t>
+        </w:r>
+      </w:hyperlink>
       <w:r>
         <w:t xml:space="preserve"> </w:t>
       </w:r>
@@ -23520,13 +24353,16 @@
       <w:r>
         <w:t xml:space="preserve"> </w:t>
       </w:r>
-      <w:r>
-        <w:rPr>
-          <w:b/>
-          <w:bCs/>
-        </w:rPr>
-        <w:t xml:space="preserve">Comprehensive AI Services (Drexler)</w:t>
-      </w:r>
+      <w:hyperlink w:anchor="comprehensive-ai-services-drexler">
+        <w:r>
+          <w:rPr>
+            <w:rStyle w:val="Hyperlink"/>
+            <w:b/>
+            <w:bCs/>
+          </w:rPr>
+          <w:t xml:space="preserve">Comprehensive AI Services (Drexler)</w:t>
+        </w:r>
+      </w:hyperlink>
       <w:r>
         <w:t xml:space="preserve"> </w:t>
       </w:r>
@@ -23542,13 +24378,16 @@
       <w:r>
         <w:t xml:space="preserve"> </w:t>
       </w:r>
-      <w:r>
-        <w:rPr>
-          <w:b/>
-          <w:bCs/>
-        </w:rPr>
-        <w:t xml:space="preserve">Wisdom DAO</w:t>
-      </w:r>
+      <w:hyperlink w:anchor="wisdom-dao">
+        <w:r>
+          <w:rPr>
+            <w:rStyle w:val="Hyperlink"/>
+            <w:b/>
+            <w:bCs/>
+          </w:rPr>
+          <w:t xml:space="preserve">Wisdom DAO</w:t>
+        </w:r>
+      </w:hyperlink>
       <w:r>
         <w:t xml:space="preserve"> </w:t>
       </w:r>
@@ -23650,8 +24489,8 @@
         <w:t xml:space="preserve">…and 54 more</w:t>
       </w:r>
     </w:p>
-    <w:bookmarkEnd w:id="232"/>
-    <w:bookmarkStart w:id="233" w:name="advocate-39-entities"/>
+    <w:bookmarkEnd w:id="239"/>
+    <w:bookmarkStart w:id="240" w:name="advocate-39-entities"/>
     <w:p>
       <w:pPr>
         <w:pStyle w:val="Heading3"/>
@@ -23688,13 +24527,16 @@
       <w:r>
         <w:t xml:space="preserve"> </w:t>
       </w:r>
-      <w:r>
-        <w:rPr>
-          <w:b/>
-          <w:bCs/>
-        </w:rPr>
-        <w:t xml:space="preserve">Tokenized neural data sharing with selective disclosure</w:t>
-      </w:r>
+      <w:hyperlink w:anchor="X20de297535c4a087b7ecbc72d9af88a0c9f1880">
+        <w:r>
+          <w:rPr>
+            <w:rStyle w:val="Hyperlink"/>
+            <w:b/>
+            <w:bCs/>
+          </w:rPr>
+          <w:t xml:space="preserve">Tokenized neural data sharing with selective disclosure</w:t>
+        </w:r>
+      </w:hyperlink>
       <w:r>
         <w:t xml:space="preserve"> </w:t>
       </w:r>
@@ -23710,13 +24552,16 @@
       <w:r>
         <w:t xml:space="preserve"> </w:t>
       </w:r>
-      <w:r>
-        <w:rPr>
-          <w:b/>
-          <w:bCs/>
-        </w:rPr>
-        <w:t xml:space="preserve">Interbeing Forum</w:t>
-      </w:r>
+      <w:hyperlink w:anchor="interbeing-forum">
+        <w:r>
+          <w:rPr>
+            <w:rStyle w:val="Hyperlink"/>
+            <w:b/>
+            <w:bCs/>
+          </w:rPr>
+          <w:t xml:space="preserve">Interbeing Forum</w:t>
+        </w:r>
+      </w:hyperlink>
       <w:r>
         <w:t xml:space="preserve"> </w:t>
       </w:r>
@@ -23732,13 +24577,16 @@
       <w:r>
         <w:t xml:space="preserve"> </w:t>
       </w:r>
-      <w:r>
-        <w:rPr>
-          <w:b/>
-          <w:bCs/>
-        </w:rPr>
-        <w:t xml:space="preserve">Attack Dog DAO for Climate</w:t>
-      </w:r>
+      <w:hyperlink w:anchor="attack-dog-dao-for-climate">
+        <w:r>
+          <w:rPr>
+            <w:rStyle w:val="Hyperlink"/>
+            <w:b/>
+            <w:bCs/>
+          </w:rPr>
+          <w:t xml:space="preserve">Attack Dog DAO for Climate</w:t>
+        </w:r>
+      </w:hyperlink>
       <w:r>
         <w:t xml:space="preserve"> </w:t>
       </w:r>
@@ -23754,13 +24602,16 @@
       <w:r>
         <w:t xml:space="preserve"> </w:t>
       </w:r>
-      <w:r>
-        <w:rPr>
-          <w:b/>
-          <w:bCs/>
-        </w:rPr>
-        <w:t xml:space="preserve">Accord of Watersheds</w:t>
-      </w:r>
+      <w:hyperlink w:anchor="accord-of-watersheds">
+        <w:r>
+          <w:rPr>
+            <w:rStyle w:val="Hyperlink"/>
+            <w:b/>
+            <w:bCs/>
+          </w:rPr>
+          <w:t xml:space="preserve">Accord of Watersheds</w:t>
+        </w:r>
+      </w:hyperlink>
       <w:r>
         <w:t xml:space="preserve"> </w:t>
       </w:r>
@@ -23776,13 +24627,16 @@
       <w:r>
         <w:t xml:space="preserve"> </w:t>
       </w:r>
-      <w:r>
-        <w:rPr>
-          <w:b/>
-          <w:bCs/>
-        </w:rPr>
-        <w:t xml:space="preserve">Watershed Parliaments</w:t>
-      </w:r>
+      <w:hyperlink w:anchor="watershed-parliaments">
+        <w:r>
+          <w:rPr>
+            <w:rStyle w:val="Hyperlink"/>
+            <w:b/>
+            <w:bCs/>
+          </w:rPr>
+          <w:t xml:space="preserve">Watershed Parliaments</w:t>
+        </w:r>
+      </w:hyperlink>
       <w:r>
         <w:t xml:space="preserve"> </w:t>
       </w:r>
@@ -23798,13 +24652,16 @@
       <w:r>
         <w:t xml:space="preserve"> </w:t>
       </w:r>
-      <w:r>
-        <w:rPr>
-          <w:b/>
-          <w:bCs/>
-        </w:rPr>
-        <w:t xml:space="preserve">Loyal AI Assistance (Fiduciary AI Assistance)</w:t>
-      </w:r>
+      <w:hyperlink w:anchor="Xb19b2039a26e4f8e91b95cf08d6f0af46880361">
+        <w:r>
+          <w:rPr>
+            <w:rStyle w:val="Hyperlink"/>
+            <w:b/>
+            <w:bCs/>
+          </w:rPr>
+          <w:t xml:space="preserve">Loyal AI Assistance (Fiduciary AI Assistance)</w:t>
+        </w:r>
+      </w:hyperlink>
       <w:r>
         <w:t xml:space="preserve"> </w:t>
       </w:r>
@@ -23906,8 +24763,8 @@
         <w:t xml:space="preserve">…and 23 more</w:t>
       </w:r>
     </w:p>
-    <w:bookmarkEnd w:id="233"/>
-    <w:bookmarkStart w:id="234" w:name="convene-58-entities"/>
+    <w:bookmarkEnd w:id="240"/>
+    <w:bookmarkStart w:id="241" w:name="convene-58-entities"/>
     <w:p>
       <w:pPr>
         <w:pStyle w:val="Heading3"/>
@@ -23944,13 +24801,16 @@
       <w:r>
         <w:t xml:space="preserve"> </w:t>
       </w:r>
-      <w:r>
-        <w:rPr>
-          <w:b/>
-          <w:bCs/>
-        </w:rPr>
-        <w:t xml:space="preserve">Community-Governed AI Mesh Systems</w:t>
-      </w:r>
+      <w:hyperlink w:anchor="community-governed-ai-mesh-systems">
+        <w:r>
+          <w:rPr>
+            <w:rStyle w:val="Hyperlink"/>
+            <w:b/>
+            <w:bCs/>
+          </w:rPr>
+          <w:t xml:space="preserve">Community-Governed AI Mesh Systems</w:t>
+        </w:r>
+      </w:hyperlink>
       <w:r>
         <w:t xml:space="preserve"> </w:t>
       </w:r>
@@ -23966,13 +24826,16 @@
       <w:r>
         <w:t xml:space="preserve"> </w:t>
       </w:r>
-      <w:r>
-        <w:rPr>
-          <w:b/>
-          <w:bCs/>
-        </w:rPr>
-        <w:t xml:space="preserve">Universal AI Learning UnCommons (UALU)</w:t>
-      </w:r>
+      <w:hyperlink w:anchor="universal-ai-learning-uncommons-ualu">
+        <w:r>
+          <w:rPr>
+            <w:rStyle w:val="Hyperlink"/>
+            <w:b/>
+            <w:bCs/>
+          </w:rPr>
+          <w:t xml:space="preserve">Universal AI Learning UnCommons (UALU)</w:t>
+        </w:r>
+      </w:hyperlink>
       <w:r>
         <w:t xml:space="preserve"> </w:t>
       </w:r>
@@ -23988,13 +24851,16 @@
       <w:r>
         <w:t xml:space="preserve"> </w:t>
       </w:r>
-      <w:r>
-        <w:rPr>
-          <w:b/>
-          <w:bCs/>
-        </w:rPr>
-        <w:t xml:space="preserve">BCI Operating System (BCI-OS)</w:t>
-      </w:r>
+      <w:hyperlink w:anchor="bci-operating-system-bci-os">
+        <w:r>
+          <w:rPr>
+            <w:rStyle w:val="Hyperlink"/>
+            <w:b/>
+            <w:bCs/>
+          </w:rPr>
+          <w:t xml:space="preserve">BCI Operating System (BCI-OS)</w:t>
+        </w:r>
+      </w:hyperlink>
       <w:r>
         <w:t xml:space="preserve"> </w:t>
       </w:r>
@@ -24010,13 +24876,16 @@
       <w:r>
         <w:t xml:space="preserve"> </w:t>
       </w:r>
-      <w:r>
-        <w:rPr>
-          <w:b/>
-          <w:bCs/>
-        </w:rPr>
-        <w:t xml:space="preserve">Civic Systems Co-Op</w:t>
-      </w:r>
+      <w:hyperlink w:anchor="civic-systems-co-op">
+        <w:r>
+          <w:rPr>
+            <w:rStyle w:val="Hyperlink"/>
+            <w:b/>
+            <w:bCs/>
+          </w:rPr>
+          <w:t xml:space="preserve">Civic Systems Co-Op</w:t>
+        </w:r>
+      </w:hyperlink>
       <w:r>
         <w:t xml:space="preserve"> </w:t>
       </w:r>
@@ -24032,13 +24901,16 @@
       <w:r>
         <w:t xml:space="preserve"> </w:t>
       </w:r>
-      <w:r>
-        <w:rPr>
-          <w:b/>
-          <w:bCs/>
-        </w:rPr>
-        <w:t xml:space="preserve">Interoperable Governance Protocol Stack</w:t>
-      </w:r>
+      <w:hyperlink w:anchor="interoperable-governance-protocol-stack">
+        <w:r>
+          <w:rPr>
+            <w:rStyle w:val="Hyperlink"/>
+            <w:b/>
+            <w:bCs/>
+          </w:rPr>
+          <w:t xml:space="preserve">Interoperable Governance Protocol Stack</w:t>
+        </w:r>
+      </w:hyperlink>
       <w:r>
         <w:t xml:space="preserve"> </w:t>
       </w:r>
@@ -24054,13 +24926,16 @@
       <w:r>
         <w:t xml:space="preserve"> </w:t>
       </w:r>
-      <w:r>
-        <w:rPr>
-          <w:b/>
-          <w:bCs/>
-        </w:rPr>
-        <w:t xml:space="preserve">DAO-governed open innovation platform for TLM documentation and training data</w:t>
-      </w:r>
+      <w:hyperlink w:anchor="X6e76efc7e1570eac6950ad6f40a75eb4a8331ab">
+        <w:r>
+          <w:rPr>
+            <w:rStyle w:val="Hyperlink"/>
+            <w:b/>
+            <w:bCs/>
+          </w:rPr>
+          <w:t xml:space="preserve">DAO-governed open innovation platform for TLM documentation and training data</w:t>
+        </w:r>
+      </w:hyperlink>
       <w:r>
         <w:t xml:space="preserve"> </w:t>
       </w:r>
@@ -24076,13 +24951,16 @@
       <w:r>
         <w:t xml:space="preserve"> </w:t>
       </w:r>
-      <w:r>
-        <w:rPr>
-          <w:b/>
-          <w:bCs/>
-        </w:rPr>
-        <w:t xml:space="preserve">Digital Twins for Communities and Ecosystems</w:t>
-      </w:r>
+      <w:hyperlink w:anchor="Xe445405b7e1803566b963a1a029e6bf57de997c">
+        <w:r>
+          <w:rPr>
+            <w:rStyle w:val="Hyperlink"/>
+            <w:b/>
+            <w:bCs/>
+          </w:rPr>
+          <w:t xml:space="preserve">Digital Twins for Communities and Ecosystems</w:t>
+        </w:r>
+      </w:hyperlink>
       <w:r>
         <w:t xml:space="preserve"> </w:t>
       </w:r>
@@ -24098,13 +24976,16 @@
       <w:r>
         <w:t xml:space="preserve"> </w:t>
       </w:r>
-      <w:r>
-        <w:rPr>
-          <w:b/>
-          <w:bCs/>
-        </w:rPr>
-        <w:t xml:space="preserve">The Global Deliberation Coordinator</w:t>
-      </w:r>
+      <w:hyperlink w:anchor="the-global-deliberation-coordinator">
+        <w:r>
+          <w:rPr>
+            <w:rStyle w:val="Hyperlink"/>
+            <w:b/>
+            <w:bCs/>
+          </w:rPr>
+          <w:t xml:space="preserve">The Global Deliberation Coordinator</w:t>
+        </w:r>
+      </w:hyperlink>
       <w:r>
         <w:t xml:space="preserve"> </w:t>
       </w:r>
@@ -24120,13 +25001,16 @@
       <w:r>
         <w:t xml:space="preserve"> </w:t>
       </w:r>
-      <w:r>
-        <w:rPr>
-          <w:b/>
-          <w:bCs/>
-        </w:rPr>
-        <w:t xml:space="preserve">Epistemic stack</w:t>
-      </w:r>
+      <w:hyperlink w:anchor="epistemic-stack">
+        <w:r>
+          <w:rPr>
+            <w:rStyle w:val="Hyperlink"/>
+            <w:b/>
+            <w:bCs/>
+          </w:rPr>
+          <w:t xml:space="preserve">Epistemic stack</w:t>
+        </w:r>
+      </w:hyperlink>
       <w:r>
         <w:t xml:space="preserve"> </w:t>
       </w:r>
@@ -24235,9 +25119,9 @@
         </w:pict>
       </w:r>
     </w:p>
-    <w:bookmarkEnd w:id="234"/>
-    <w:bookmarkEnd w:id="235"/>
-    <w:bookmarkStart w:id="255" w:name="appendix-scoring-details"/>
+    <w:bookmarkEnd w:id="241"/>
+    <w:bookmarkEnd w:id="242"/>
+    <w:bookmarkStart w:id="262" w:name="appendix-scoring-details"/>
     <w:p>
       <w:pPr>
         <w:pStyle w:val="Heading2"/>
@@ -24254,7 +25138,7 @@
         <w:t xml:space="preserve">Full scoring breakdown for all Tier 1 entities.</w:t>
       </w:r>
     </w:p>
-    <w:bookmarkStart w:id="236" w:name="community-governed-ai-mesh-systems-1"/>
+    <w:bookmarkStart w:id="243" w:name="community-governed-ai-mesh-systems-1"/>
     <w:p>
       <w:pPr>
         <w:pStyle w:val="Heading3"/>
@@ -24632,8 +25516,8 @@
         </w:tc>
       </w:tr>
     </w:tbl>
-    <w:bookmarkEnd w:id="236"/>
-    <w:bookmarkStart w:id="237" w:name="universal-ai-learning-uncommons-ualu-1"/>
+    <w:bookmarkEnd w:id="243"/>
+    <w:bookmarkStart w:id="244" w:name="universal-ai-learning-uncommons-ualu-1"/>
     <w:p>
       <w:pPr>
         <w:pStyle w:val="Heading3"/>
@@ -25080,8 +25964,8 @@
         </w:tc>
       </w:tr>
     </w:tbl>
-    <w:bookmarkEnd w:id="237"/>
-    <w:bookmarkStart w:id="238" w:name="X135c650075a1d1795329722aab84cf68001ff27"/>
+    <w:bookmarkEnd w:id="244"/>
+    <w:bookmarkStart w:id="245" w:name="X135c650075a1d1795329722aab84cf68001ff27"/>
     <w:p>
       <w:pPr>
         <w:pStyle w:val="Heading3"/>
@@ -25456,8 +26340,8 @@
         </w:tc>
       </w:tr>
     </w:tbl>
-    <w:bookmarkEnd w:id="238"/>
-    <w:bookmarkStart w:id="239" w:name="moral-trade-1"/>
+    <w:bookmarkEnd w:id="245"/>
+    <w:bookmarkStart w:id="246" w:name="moral-trade-1"/>
     <w:p>
       <w:pPr>
         <w:pStyle w:val="Heading3"/>
@@ -25832,8 +26716,8 @@
         </w:tc>
       </w:tr>
     </w:tbl>
-    <w:bookmarkEnd w:id="239"/>
-    <w:bookmarkStart w:id="240" w:name="bci-operating-system-bci-os-1"/>
+    <w:bookmarkEnd w:id="246"/>
+    <w:bookmarkStart w:id="247" w:name="bci-operating-system-bci-os-1"/>
     <w:p>
       <w:pPr>
         <w:pStyle w:val="Heading3"/>
@@ -26199,8 +27083,8 @@
         </w:tc>
       </w:tr>
     </w:tbl>
-    <w:bookmarkEnd w:id="240"/>
-    <w:bookmarkStart w:id="241" w:name="X59ab189a482c6c2e01902e4a04f6f564514a5aa"/>
+    <w:bookmarkEnd w:id="247"/>
+    <w:bookmarkStart w:id="248" w:name="X59ab189a482c6c2e01902e4a04f6f564514a5aa"/>
     <w:p>
       <w:pPr>
         <w:pStyle w:val="Heading3"/>
@@ -26578,8 +27462,8 @@
         </w:tc>
       </w:tr>
     </w:tbl>
-    <w:bookmarkEnd w:id="241"/>
-    <w:bookmarkStart w:id="242" w:name="civic-systems-co-op-1"/>
+    <w:bookmarkEnd w:id="248"/>
+    <w:bookmarkStart w:id="249" w:name="civic-systems-co-op-1"/>
     <w:p>
       <w:pPr>
         <w:pStyle w:val="Heading3"/>
@@ -27002,8 +27886,8 @@
         </w:tc>
       </w:tr>
     </w:tbl>
-    <w:bookmarkEnd w:id="242"/>
-    <w:bookmarkStart w:id="243" w:name="interbeing-forum-1"/>
+    <w:bookmarkEnd w:id="249"/>
+    <w:bookmarkStart w:id="250" w:name="interbeing-forum-1"/>
     <w:p>
       <w:pPr>
         <w:pStyle w:val="Heading3"/>
@@ -27390,8 +28274,8 @@
         </w:tc>
       </w:tr>
     </w:tbl>
-    <w:bookmarkEnd w:id="243"/>
-    <w:bookmarkStart w:id="244" w:name="X7a76066f5f402ef0fdab138fe50f862551b9dd5"/>
+    <w:bookmarkEnd w:id="250"/>
+    <w:bookmarkStart w:id="251" w:name="X7a76066f5f402ef0fdab138fe50f862551b9dd5"/>
     <w:p>
       <w:pPr>
         <w:pStyle w:val="Heading3"/>
@@ -27778,8 +28662,8 @@
         </w:tc>
       </w:tr>
     </w:tbl>
-    <w:bookmarkEnd w:id="244"/>
-    <w:bookmarkStart w:id="245" w:name="comprehensive-ai-services-drexler-1"/>
+    <w:bookmarkEnd w:id="251"/>
+    <w:bookmarkStart w:id="252" w:name="comprehensive-ai-services-drexler-1"/>
     <w:p>
       <w:pPr>
         <w:pStyle w:val="Heading3"/>
@@ -28223,8 +29107,8 @@
         </w:tc>
       </w:tr>
     </w:tbl>
-    <w:bookmarkEnd w:id="245"/>
-    <w:bookmarkStart w:id="246" w:name="attack-dog-dao-for-climate-1"/>
+    <w:bookmarkEnd w:id="252"/>
+    <w:bookmarkStart w:id="253" w:name="attack-dog-dao-for-climate-1"/>
     <w:p>
       <w:pPr>
         <w:pStyle w:val="Heading3"/>
@@ -28611,8 +29495,8 @@
         </w:tc>
       </w:tr>
     </w:tbl>
-    <w:bookmarkEnd w:id="246"/>
-    <w:bookmarkStart w:id="247" w:name="wisdom-dao-1"/>
+    <w:bookmarkEnd w:id="253"/>
+    <w:bookmarkStart w:id="254" w:name="wisdom-dao-1"/>
     <w:p>
       <w:pPr>
         <w:pStyle w:val="Heading3"/>
@@ -28975,8 +29859,8 @@
         </w:tc>
       </w:tr>
     </w:tbl>
-    <w:bookmarkEnd w:id="247"/>
-    <w:bookmarkStart w:id="248" w:name="accord-of-watersheds-1"/>
+    <w:bookmarkEnd w:id="254"/>
+    <w:bookmarkStart w:id="255" w:name="accord-of-watersheds-1"/>
     <w:p>
       <w:pPr>
         <w:pStyle w:val="Heading3"/>
@@ -29396,8 +30280,8 @@
         </w:tc>
       </w:tr>
     </w:tbl>
-    <w:bookmarkEnd w:id="248"/>
-    <w:bookmarkStart w:id="249" w:name="X84bcbcf387cd302859f3c67e523a2109087717f"/>
+    <w:bookmarkEnd w:id="255"/>
+    <w:bookmarkStart w:id="256" w:name="X84bcbcf387cd302859f3c67e523a2109087717f"/>
     <w:p>
       <w:pPr>
         <w:pStyle w:val="Heading3"/>
@@ -29784,8 +30668,8 @@
         </w:tc>
       </w:tr>
     </w:tbl>
-    <w:bookmarkEnd w:id="249"/>
-    <w:bookmarkStart w:id="250" w:name="watershed-parliaments-1"/>
+    <w:bookmarkEnd w:id="256"/>
+    <w:bookmarkStart w:id="257" w:name="watershed-parliaments-1"/>
     <w:p>
       <w:pPr>
         <w:pStyle w:val="Heading3"/>
@@ -30196,8 +31080,8 @@
         </w:tc>
       </w:tr>
     </w:tbl>
-    <w:bookmarkEnd w:id="250"/>
-    <w:bookmarkStart w:id="251" w:name="X3dbef565700aca6c176f52d78628b620f9beee9"/>
+    <w:bookmarkEnd w:id="257"/>
+    <w:bookmarkStart w:id="258" w:name="X3dbef565700aca6c176f52d78628b620f9beee9"/>
     <w:p>
       <w:pPr>
         <w:pStyle w:val="Heading3"/>
@@ -30635,8 +31519,8 @@
         </w:tc>
       </w:tr>
     </w:tbl>
-    <w:bookmarkEnd w:id="251"/>
-    <w:bookmarkStart w:id="252" w:name="Xe49f120fdc38a50f5337a2a5d7cb9e59dfbf697"/>
+    <w:bookmarkEnd w:id="258"/>
+    <w:bookmarkStart w:id="259" w:name="Xe49f120fdc38a50f5337a2a5d7cb9e59dfbf697"/>
     <w:p>
       <w:pPr>
         <w:pStyle w:val="Heading3"/>
@@ -31026,8 +31910,8 @@
         </w:tc>
       </w:tr>
     </w:tbl>
-    <w:bookmarkEnd w:id="252"/>
-    <w:bookmarkStart w:id="253" w:name="the-global-deliberation-coordinator-1"/>
+    <w:bookmarkEnd w:id="259"/>
+    <w:bookmarkStart w:id="260" w:name="the-global-deliberation-coordinator-1"/>
     <w:p>
       <w:pPr>
         <w:pStyle w:val="Heading3"/>
@@ -31438,8 +32322,8 @@
         </w:tc>
       </w:tr>
     </w:tbl>
-    <w:bookmarkEnd w:id="253"/>
-    <w:bookmarkStart w:id="254" w:name="epistemic-stack-1"/>
+    <w:bookmarkEnd w:id="260"/>
+    <w:bookmarkStart w:id="261" w:name="epistemic-stack-1"/>
     <w:p>
       <w:pPr>
         <w:pStyle w:val="Heading3"/>
@@ -31814,9 +32698,9 @@
         </w:tc>
       </w:tr>
     </w:tbl>
-    <w:bookmarkEnd w:id="254"/>
-    <w:bookmarkEnd w:id="255"/>
-    <w:bookmarkEnd w:id="256"/>
+    <w:bookmarkEnd w:id="261"/>
+    <w:bookmarkEnd w:id="262"/>
+    <w:bookmarkEnd w:id="263"/>
     <w:sectPr>
       <w:footnotePr>
         <w:numRestart w:val="eachSect"/>

--- a/results/v3/report_v3.docx
+++ b/results/v3/report_v3.docx
@@ -28,7 +28,7 @@
         </w:p>
       </w:sdtContent>
     </w:sdt>
-    <w:bookmarkStart w:id="263" w:name="hyper-entities-v3-spotlight-report"/>
+    <w:bookmarkStart w:id="261" w:name="hyper-entities-v3-spotlight-report"/>
     <w:p>
       <w:pPr>
         <w:pStyle w:val="Heading1"/>
@@ -378,7 +378,7 @@
       </w:r>
     </w:p>
     <w:bookmarkEnd w:id="17"/>
-    <w:bookmarkStart w:id="172" w:name="spotlight-entities-tier-1"/>
+    <w:bookmarkStart w:id="170" w:name="spotlight-entities-tier-1"/>
     <w:p>
       <w:pPr>
         <w:pStyle w:val="Heading2"/>
@@ -607,140 +607,7 @@
         <w:t xml:space="preserve"> </w:t>
       </w:r>
       <w:r>
-        <w:t xml:space="preserve">This entity scores at the ceiling on Democratic (5/5) and Decentralized (5/5) dimensions, reflecting structural governance design that places decision-making authority with affected communities rather than extracting it upward. Defensive posture scores 4/5, as the architecture resists both corporate data capture and state surveillance by design.</w:t>
-      </w:r>
-    </w:p>
-    <w:p>
-      <w:pPr>
-        <w:pStyle w:val="BodyText"/>
-      </w:pPr>
-      <w:r>
-        <w:rPr>
-          <w:b/>
-          <w:bCs/>
-        </w:rPr>
-        <w:t xml:space="preserve">Links.</w:t>
-      </w:r>
-      <w:r>
-        <w:t xml:space="preserve"> </w:t>
-      </w:r>
-      <w:r>
-        <w:t xml:space="preserve">-</w:t>
-      </w:r>
-      <w:r>
-        <w:t xml:space="preserve"> </w:t>
-      </w:r>
-      <w:hyperlink r:id="rId18">
-        <w:r>
-          <w:rPr>
-            <w:rStyle w:val="Hyperlink"/>
-          </w:rPr>
-          <w:t xml:space="preserve">Flower (adap gmbh)</w:t>
-        </w:r>
-      </w:hyperlink>
-      <w:r>
-        <w:t xml:space="preserve"> </w:t>
-      </w:r>
-      <w:r>
-        <w:t xml:space="preserve">— Building federated learning framework for decentralized AI training</w:t>
-      </w:r>
-      <w:r>
-        <w:t xml:space="preserve"> </w:t>
-      </w:r>
-      <w:r>
-        <w:t xml:space="preserve">-</w:t>
-      </w:r>
-      <w:r>
-        <w:t xml:space="preserve"> </w:t>
-      </w:r>
-      <w:hyperlink r:id="rId19">
-        <w:r>
-          <w:rPr>
-            <w:rStyle w:val="Hyperlink"/>
-          </w:rPr>
-          <w:t xml:space="preserve">OpenMined</w:t>
-        </w:r>
-      </w:hyperlink>
-      <w:r>
-        <w:t xml:space="preserve"> </w:t>
-      </w:r>
-      <w:r>
-        <w:t xml:space="preserve">— Developing PySyft library for privacy-preserving federated learning</w:t>
-      </w:r>
-      <w:r>
-        <w:t xml:space="preserve"> </w:t>
-      </w:r>
-      <w:r>
-        <w:t xml:space="preserve">-</w:t>
-      </w:r>
-      <w:r>
-        <w:t xml:space="preserve"> </w:t>
-      </w:r>
-      <w:hyperlink r:id="rId20">
-        <w:r>
-          <w:rPr>
-            <w:rStyle w:val="Hyperlink"/>
-          </w:rPr>
-          <w:t xml:space="preserve">Global Indigenous Data Alliance (GIDA)</w:t>
-        </w:r>
-      </w:hyperlink>
-      <w:r>
-        <w:t xml:space="preserve"> </w:t>
-      </w:r>
-      <w:r>
-        <w:t xml:space="preserve">— Stewarding CARE Principles for Indigenous Data Governance</w:t>
-      </w:r>
-      <w:r>
-        <w:t xml:space="preserve"> </w:t>
-      </w:r>
-      <w:r>
-        <w:t xml:space="preserve">-</w:t>
-      </w:r>
-      <w:r>
-        <w:t xml:space="preserve"> </w:t>
-      </w:r>
-      <w:hyperlink r:id="rId21">
-        <w:r>
-          <w:rPr>
-            <w:rStyle w:val="Hyperlink"/>
-          </w:rPr>
-          <w:t xml:space="preserve">Local Contexts</w:t>
-        </w:r>
-      </w:hyperlink>
-      <w:r>
-        <w:t xml:space="preserve"> </w:t>
-      </w:r>
-      <w:r>
-        <w:t xml:space="preserve">— Supporting Indigenous data sovereignty and cultural heritage protection</w:t>
-      </w:r>
-      <w:r>
-        <w:t xml:space="preserve"> </w:t>
-      </w:r>
-      <w:r>
-        <w:t xml:space="preserve">-</w:t>
-      </w:r>
-      <w:r>
-        <w:t xml:space="preserve"> </w:t>
-      </w:r>
-      <w:hyperlink r:id="rId22">
-        <w:r>
-          <w:rPr>
-            <w:rStyle w:val="Hyperlink"/>
-          </w:rPr>
-          <w:t xml:space="preserve">Bittensor</w:t>
-        </w:r>
-      </w:hyperlink>
-      <w:r>
-        <w:t xml:space="preserve"> </w:t>
-      </w:r>
-      <w:r>
-        <w:t xml:space="preserve">— Building decentralized AI infrastructure with community-governed token incentives</w:t>
-      </w:r>
-      <w:r>
-        <w:t xml:space="preserve"> </w:t>
-      </w:r>
-      <w:r>
-        <w:t xml:space="preserve">-</w:t>
+        <w:t xml:space="preserve">This entity scores at the ceiling on Democratic (5/5) and Decentralized (5/5) dimensions, reflecting structural governance design that places decision-making authority with affected communities rather than extracting it upward. Defensive posture scores 4/5, as the architecture resists both corporate data capture and state surveillance by design. Key research underpinning this space includes</w:t>
       </w:r>
       <w:r>
         <w:t xml:space="preserve"> </w:t>
@@ -757,13 +624,7 @@
         <w:t xml:space="preserve"> </w:t>
       </w:r>
       <w:r>
-        <w:t xml:space="preserve">(2020)</w:t>
-      </w:r>
-      <w:r>
-        <w:t xml:space="preserve"> </w:t>
-      </w:r>
-      <w:r>
-        <w:t xml:space="preserve">-</w:t>
+        <w:t xml:space="preserve">(2020),</w:t>
       </w:r>
       <w:r>
         <w:t xml:space="preserve"> </w:t>
@@ -780,13 +641,7 @@
         <w:t xml:space="preserve"> </w:t>
       </w:r>
       <w:r>
-        <w:t xml:space="preserve">(2019)</w:t>
-      </w:r>
-      <w:r>
-        <w:t xml:space="preserve"> </w:t>
-      </w:r>
-      <w:r>
-        <w:t xml:space="preserve">-</w:t>
+        <w:t xml:space="preserve">(2019), and UNESCO’s report on</w:t>
       </w:r>
       <w:r>
         <w:t xml:space="preserve"> </w:t>
@@ -796,20 +651,14 @@
           <w:rPr>
             <w:rStyle w:val="Hyperlink"/>
           </w:rPr>
-          <w:t xml:space="preserve">Indigenous People-Centered Artificial Intelligence: Perspectives from Latin America and the Caribbean</w:t>
+          <w:t xml:space="preserve">Indigenous People-Centered AI</w:t>
         </w:r>
       </w:hyperlink>
       <w:r>
         <w:t xml:space="preserve"> </w:t>
       </w:r>
       <w:r>
-        <w:t xml:space="preserve">(2024)</w:t>
-      </w:r>
-      <w:r>
-        <w:t xml:space="preserve"> </w:t>
-      </w:r>
-      <w:r>
-        <w:t xml:space="preserve">- Source:</w:t>
+        <w:t xml:space="preserve">(2024). (Source:</w:t>
       </w:r>
       <w:r>
         <w:t xml:space="preserve"> </w:t>
@@ -822,6 +671,9 @@
           <w:t xml:space="preserve">the-living-rights-network</w:t>
         </w:r>
       </w:hyperlink>
+      <w:r>
+        <w:t xml:space="preserve">)</w:t>
+      </w:r>
     </w:p>
     <w:p>
       <w:pPr>
@@ -1061,140 +913,7 @@
         <w:t xml:space="preserve"> </w:t>
       </w:r>
       <w:r>
-        <w:t xml:space="preserve">UALU scores highest on Democratic (5/5) and Defensive (5/5), reflecting its structural commitment to participatory oversight and harm mitigation through community-led auditing. Decentralization scores 4/5, grounded in the federated node architecture.</w:t>
-      </w:r>
-    </w:p>
-    <w:p>
-      <w:pPr>
-        <w:pStyle w:val="BodyText"/>
-      </w:pPr>
-      <w:r>
-        <w:rPr>
-          <w:b/>
-          <w:bCs/>
-        </w:rPr>
-        <w:t xml:space="preserve">Links.</w:t>
-      </w:r>
-      <w:r>
-        <w:t xml:space="preserve"> </w:t>
-      </w:r>
-      <w:r>
-        <w:t xml:space="preserve">-</w:t>
-      </w:r>
-      <w:r>
-        <w:t xml:space="preserve"> </w:t>
-      </w:r>
-      <w:hyperlink r:id="rId31">
-        <w:r>
-          <w:rPr>
-            <w:rStyle w:val="Hyperlink"/>
-          </w:rPr>
-          <w:t xml:space="preserve">AIGN (AI Governance Network)</w:t>
-        </w:r>
-      </w:hyperlink>
-      <w:r>
-        <w:t xml:space="preserve"> </w:t>
-      </w:r>
-      <w:r>
-        <w:t xml:space="preserve">— Developing operational AI governance framework for schools and universities with audit mechanisms and compliance tools</w:t>
-      </w:r>
-      <w:r>
-        <w:t xml:space="preserve"> </w:t>
-      </w:r>
-      <w:r>
-        <w:t xml:space="preserve">-</w:t>
-      </w:r>
-      <w:r>
-        <w:t xml:space="preserve"> </w:t>
-      </w:r>
-      <w:hyperlink r:id="rId30">
-        <w:r>
-          <w:rPr>
-            <w:rStyle w:val="Hyperlink"/>
-          </w:rPr>
-          <w:t xml:space="preserve">Mozilla Foundation</w:t>
-        </w:r>
-      </w:hyperlink>
-      <w:r>
-        <w:t xml:space="preserve"> </w:t>
-      </w:r>
-      <w:r>
-        <w:t xml:space="preserve">— Funding responsible AI governance initiatives and multi-stakeholder accountability mechanisms for AI systems</w:t>
-      </w:r>
-      <w:r>
-        <w:t xml:space="preserve"> </w:t>
-      </w:r>
-      <w:r>
-        <w:t xml:space="preserve">-</w:t>
-      </w:r>
-      <w:r>
-        <w:t xml:space="preserve"> </w:t>
-      </w:r>
-      <w:hyperlink r:id="rId28">
-        <w:r>
-          <w:rPr>
-            <w:rStyle w:val="Hyperlink"/>
-          </w:rPr>
-          <w:t xml:space="preserve">African Union Commission</w:t>
-        </w:r>
-      </w:hyperlink>
-      <w:r>
-        <w:t xml:space="preserve"> </w:t>
-      </w:r>
-      <w:r>
-        <w:t xml:space="preserve">— Developing Continental AI Strategy and Digital Education Strategy (2023-2028) with multi-stakeholder consultation frameworks</w:t>
-      </w:r>
-      <w:r>
-        <w:t xml:space="preserve"> </w:t>
-      </w:r>
-      <w:r>
-        <w:t xml:space="preserve">-</w:t>
-      </w:r>
-      <w:r>
-        <w:t xml:space="preserve"> </w:t>
-      </w:r>
-      <w:hyperlink r:id="rId29">
-        <w:r>
-          <w:rPr>
-            <w:rStyle w:val="Hyperlink"/>
-          </w:rPr>
-          <w:t xml:space="preserve">UNESCO</w:t>
-        </w:r>
-      </w:hyperlink>
-      <w:r>
-        <w:t xml:space="preserve"> </w:t>
-      </w:r>
-      <w:r>
-        <w:t xml:space="preserve">— Establishing AI ethics standards, competency frameworks for students/teachers, and guidance for responsible AI in education</w:t>
-      </w:r>
-      <w:r>
-        <w:t xml:space="preserve"> </w:t>
-      </w:r>
-      <w:r>
-        <w:t xml:space="preserve">-</w:t>
-      </w:r>
-      <w:r>
-        <w:t xml:space="preserve"> </w:t>
-      </w:r>
-      <w:hyperlink r:id="rId32">
-        <w:r>
-          <w:rPr>
-            <w:rStyle w:val="Hyperlink"/>
-          </w:rPr>
-          <w:t xml:space="preserve">IDRC (International Development Research Centre)</w:t>
-        </w:r>
-      </w:hyperlink>
-      <w:r>
-        <w:t xml:space="preserve"> </w:t>
-      </w:r>
-      <w:r>
-        <w:t xml:space="preserve">— Supporting AI4D and EmpowerED initiatives for capacity-building and responsible AI implementation in African education systems</w:t>
-      </w:r>
-      <w:r>
-        <w:t xml:space="preserve"> </w:t>
-      </w:r>
-      <w:r>
-        <w:t xml:space="preserve">-</w:t>
+        <w:t xml:space="preserve">UALU scores highest on Democratic (5/5) and Defensive (5/5), reflecting its structural commitment to participatory oversight and harm mitigation through community-led auditing. Decentralization scores 4/5, grounded in the federated node architecture. Relevant publications include Mozilla’s</w:t>
       </w:r>
       <w:r>
         <w:t xml:space="preserve"> </w:t>
@@ -1211,13 +930,7 @@
         <w:t xml:space="preserve"> </w:t>
       </w:r>
       <w:r>
-        <w:t xml:space="preserve">(2020)</w:t>
-      </w:r>
-      <w:r>
-        <w:t xml:space="preserve"> </w:t>
-      </w:r>
-      <w:r>
-        <w:t xml:space="preserve">-</w:t>
+        <w:t xml:space="preserve">(2020), the OECD’s</w:t>
       </w:r>
       <w:r>
         <w:t xml:space="preserve"> </w:t>
@@ -1234,13 +947,7 @@
         <w:t xml:space="preserve"> </w:t>
       </w:r>
       <w:r>
-        <w:t xml:space="preserve">(2023)</w:t>
-      </w:r>
-      <w:r>
-        <w:t xml:space="preserve"> </w:t>
-      </w:r>
-      <w:r>
-        <w:t xml:space="preserve">-</w:t>
+        <w:t xml:space="preserve">(2023), and</w:t>
       </w:r>
       <w:r>
         <w:t xml:space="preserve"> </w:t>
@@ -1250,20 +957,14 @@
           <w:rPr>
             <w:rStyle w:val="Hyperlink"/>
           </w:rPr>
-          <w:t xml:space="preserve">AI Governance in Higher Education: A course design exploring regulatory, ethical and practical considerations</w:t>
+          <w:t xml:space="preserve">AI Governance in Higher Education</w:t>
         </w:r>
       </w:hyperlink>
       <w:r>
         <w:t xml:space="preserve"> </w:t>
       </w:r>
       <w:r>
-        <w:t xml:space="preserve">(2025)</w:t>
-      </w:r>
-      <w:r>
-        <w:t xml:space="preserve"> </w:t>
-      </w:r>
-      <w:r>
-        <w:t xml:space="preserve">- Source:</w:t>
+        <w:t xml:space="preserve">(2025). (Source:</w:t>
       </w:r>
       <w:r>
         <w:t xml:space="preserve"> </w:t>
@@ -1276,6 +977,9 @@
           <w:t xml:space="preserve">the-learning-uncommons-of-2035</w:t>
         </w:r>
       </w:hyperlink>
+      <w:r>
+        <w:t xml:space="preserve">)</w:t>
+      </w:r>
     </w:p>
     <w:p>
       <w:pPr>
@@ -1505,117 +1209,7 @@
         <w:t xml:space="preserve"> </w:t>
       </w:r>
       <w:r>
-        <w:t xml:space="preserve">Defensive scores highest at 5/5, reflecting the system’s explicit design to detect and penalize fraud at multiple layers. Democratic and Decentralized both score 4/5, driven by the jury-DAO’s human override capacity and the absence of any central arbiter.</w:t>
-      </w:r>
-    </w:p>
-    <w:p>
-      <w:pPr>
-        <w:pStyle w:val="BodyText"/>
-      </w:pPr>
-      <w:r>
-        <w:rPr>
-          <w:b/>
-          <w:bCs/>
-        </w:rPr>
-        <w:t xml:space="preserve">Links.</w:t>
-      </w:r>
-      <w:r>
-        <w:t xml:space="preserve"> </w:t>
-      </w:r>
-      <w:r>
-        <w:t xml:space="preserve">-</w:t>
-      </w:r>
-      <w:r>
-        <w:t xml:space="preserve"> </w:t>
-      </w:r>
-      <w:hyperlink r:id="rId41">
-        <w:r>
-          <w:rPr>
-            <w:rStyle w:val="Hyperlink"/>
-          </w:rPr>
-          <w:t xml:space="preserve">Kleros</w:t>
-        </w:r>
-      </w:hyperlink>
-      <w:r>
-        <w:t xml:space="preserve"> </w:t>
-      </w:r>
-      <w:r>
-        <w:t xml:space="preserve">— Decentralized jury-DAO for dispute resolution and arbitration on blockchain</w:t>
-      </w:r>
-      <w:r>
-        <w:t xml:space="preserve"> </w:t>
-      </w:r>
-      <w:r>
-        <w:t xml:space="preserve">-</w:t>
-      </w:r>
-      <w:r>
-        <w:t xml:space="preserve"> </w:t>
-      </w:r>
-      <w:hyperlink r:id="rId38">
-        <w:r>
-          <w:rPr>
-            <w:rStyle w:val="Hyperlink"/>
-          </w:rPr>
-          <w:t xml:space="preserve">RISC Zero</w:t>
-        </w:r>
-      </w:hyperlink>
-      <w:r>
-        <w:t xml:space="preserve"> </w:t>
-      </w:r>
-      <w:r>
-        <w:t xml:space="preserve">— Zero-knowledge virtual machine (zkVM) for generating ZK proofs of computation</w:t>
-      </w:r>
-      <w:r>
-        <w:t xml:space="preserve"> </w:t>
-      </w:r>
-      <w:r>
-        <w:t xml:space="preserve">-</w:t>
-      </w:r>
-      <w:r>
-        <w:t xml:space="preserve"> </w:t>
-      </w:r>
-      <w:hyperlink r:id="rId39">
-        <w:r>
-          <w:rPr>
-            <w:rStyle w:val="Hyperlink"/>
-          </w:rPr>
-          <w:t xml:space="preserve">Chainlink</w:t>
-        </w:r>
-      </w:hyperlink>
-      <w:r>
-        <w:t xml:space="preserve"> </w:t>
-      </w:r>
-      <w:r>
-        <w:t xml:space="preserve">— Decentralized oracle network for secure off-chain data feeds</w:t>
-      </w:r>
-      <w:r>
-        <w:t xml:space="preserve"> </w:t>
-      </w:r>
-      <w:r>
-        <w:t xml:space="preserve">-</w:t>
-      </w:r>
-      <w:r>
-        <w:t xml:space="preserve"> </w:t>
-      </w:r>
-      <w:hyperlink r:id="rId40">
-        <w:r>
-          <w:rPr>
-            <w:rStyle w:val="Hyperlink"/>
-          </w:rPr>
-          <w:t xml:space="preserve">API3</w:t>
-        </w:r>
-      </w:hyperlink>
-      <w:r>
-        <w:t xml:space="preserve"> </w:t>
-      </w:r>
-      <w:r>
-        <w:t xml:space="preserve">— First-party oracle network providing direct API connectivity to smart contracts</w:t>
-      </w:r>
-      <w:r>
-        <w:t xml:space="preserve"> </w:t>
-      </w:r>
-      <w:r>
-        <w:t xml:space="preserve">-</w:t>
+        <w:t xml:space="preserve">Defensive scores highest at 5/5, reflecting the system’s explicit design to detect and penalize fraud at multiple layers. Democratic and Decentralized both score 4/5, driven by the jury-DAO’s human override capacity and the absence of any central arbiter. The research base includes</w:t>
       </w:r>
       <w:r>
         <w:t xml:space="preserve"> </w:t>
@@ -1632,13 +1226,7 @@
         <w:t xml:space="preserve"> </w:t>
       </w:r>
       <w:r>
-        <w:t xml:space="preserve">(2024)</w:t>
-      </w:r>
-      <w:r>
-        <w:t xml:space="preserve"> </w:t>
-      </w:r>
-      <w:r>
-        <w:t xml:space="preserve">-</w:t>
+        <w:t xml:space="preserve">(2024),</w:t>
       </w:r>
       <w:r>
         <w:t xml:space="preserve"> </w:t>
@@ -1655,13 +1243,7 @@
         <w:t xml:space="preserve"> </w:t>
       </w:r>
       <w:r>
-        <w:t xml:space="preserve">(2024)</w:t>
-      </w:r>
-      <w:r>
-        <w:t xml:space="preserve"> </w:t>
-      </w:r>
-      <w:r>
-        <w:t xml:space="preserve">-</w:t>
+        <w:t xml:space="preserve">(2024), and</w:t>
       </w:r>
       <w:r>
         <w:t xml:space="preserve"> </w:t>
@@ -1671,20 +1253,14 @@
           <w:rPr>
             <w:rStyle w:val="Hyperlink"/>
           </w:rPr>
-          <w:t xml:space="preserve">Anomaly Detection in Blockchain: A Systematic Review of Trends, Challenges, and Future Directions</w:t>
+          <w:t xml:space="preserve">Anomaly Detection in Blockchain: A Systematic Review</w:t>
         </w:r>
       </w:hyperlink>
       <w:r>
         <w:t xml:space="preserve"> </w:t>
       </w:r>
       <w:r>
-        <w:t xml:space="preserve">(2025)</w:t>
-      </w:r>
-      <w:r>
-        <w:t xml:space="preserve"> </w:t>
-      </w:r>
-      <w:r>
-        <w:t xml:space="preserve">- Source:</w:t>
+        <w:t xml:space="preserve">(2025). (Source:</w:t>
       </w:r>
       <w:r>
         <w:t xml:space="preserve"> </w:t>
@@ -1697,6 +1273,9 @@
           <w:t xml:space="preserve">hybrid-market</w:t>
         </w:r>
       </w:hyperlink>
+      <w:r>
+        <w:t xml:space="preserve">)</w:t>
+      </w:r>
     </w:p>
     <w:p>
       <w:pPr>
@@ -1820,112 +1399,12 @@
         <w:t xml:space="preserve"> </w:t>
       </w:r>
       <w:r>
-        <w:t xml:space="preserve">Moral trade applies the logic of economic exchange to ethical preferences: parties identify where their moral priorities are relatively cheap for the other side to accommodate, then negotiate exchanges that leave both better off by their own values. At civilizational scale, this could allow diverse moral communities to each achieve far more of their valued outcomes than competition or majority-rule permits, without requiring any single ethical framework to dominate. Toby Ord formalized the concept academically in 2015; informal versions already occur in activist coalition bargaining and effective altruism cause prioritization.</w:t>
-      </w:r>
-    </w:p>
-    <w:p>
-      <w:pPr>
-        <w:pStyle w:val="BodyText"/>
-      </w:pPr>
-      <w:r>
-        <w:rPr>
-          <w:b/>
-          <w:bCs/>
-        </w:rPr>
-        <w:t xml:space="preserve">Who’s building toward this.</w:t>
-      </w:r>
-      <w:r>
-        <w:t xml:space="preserve"> </w:t>
-      </w:r>
-      <w:r>
-        <w:t xml:space="preserve">The Future of Humanity Institute and University of Oxford provided the academic home for Toby Ord’s foundational theoretical work. The Effective Altruism community has explored small-scale applications through informal coordination on charitable donations across cause areas. No dedicated funding has been identified, and the concept sits at TRL 2—theorized and occasionally applied ad hoc, but without formal institutional infrastructure or governance mechanisms.</w:t>
-      </w:r>
-    </w:p>
-    <w:p>
-      <w:pPr>
-        <w:pStyle w:val="BodyText"/>
-      </w:pPr>
-      <w:r>
-        <w:rPr>
-          <w:b/>
-          <w:bCs/>
-        </w:rPr>
-        <w:t xml:space="preserve">d/acc alignment.</w:t>
-      </w:r>
-      <w:r>
-        <w:t xml:space="preserve"> </w:t>
-      </w:r>
-      <w:r>
-        <w:t xml:space="preserve">Moral trade scores highest on Democratic (5/5) and Decentralized (4/5) dimensions, reflecting its core design goal of enabling pluralistic coordination without imposing a dominant moral framework. Defensive and Differential scores are lower, as the concept addresses coordination rather than security or targeted acceleration.</w:t>
-      </w:r>
-    </w:p>
-    <w:p>
-      <w:pPr>
-        <w:pStyle w:val="BodyText"/>
-      </w:pPr>
-      <w:r>
-        <w:rPr>
-          <w:b/>
-          <w:bCs/>
-        </w:rPr>
-        <w:t xml:space="preserve">Links.</w:t>
-      </w:r>
-      <w:r>
-        <w:t xml:space="preserve"> </w:t>
-      </w:r>
-      <w:r>
-        <w:t xml:space="preserve">-</w:t>
+        <w:t xml:space="preserve">Moral trade applies the logic of economic exchange to ethical preferences: parties identify where their moral priorities are relatively cheap for the other side to accommodate, then negotiate exchanges that leave both better off by their own values. At civilizational scale, this could allow diverse moral communities to each achieve far more of their valued outcomes than competition or majority-rule permits, without requiring any single ethical framework to dominate. Toby Ord formalized the concept academically in his paper</w:t>
       </w:r>
       <w:r>
         <w:t xml:space="preserve"> </w:t>
       </w:r>
       <w:hyperlink r:id="rId47">
-        <w:r>
-          <w:rPr>
-            <w:rStyle w:val="Hyperlink"/>
-          </w:rPr>
-          <w:t xml:space="preserve">Future of Humanity Institute, University of Oxford</w:t>
-        </w:r>
-      </w:hyperlink>
-      <w:r>
-        <w:t xml:space="preserve"> </w:t>
-      </w:r>
-      <w:r>
-        <w:t xml:space="preserve">— Academic research on moral trade theory; Toby Ord’s institutional affiliation</w:t>
-      </w:r>
-      <w:r>
-        <w:t xml:space="preserve"> </w:t>
-      </w:r>
-      <w:r>
-        <w:t xml:space="preserve">-</w:t>
-      </w:r>
-      <w:r>
-        <w:t xml:space="preserve"> </w:t>
-      </w:r>
-      <w:hyperlink r:id="rId48">
-        <w:r>
-          <w:rPr>
-            <w:rStyle w:val="Hyperlink"/>
-          </w:rPr>
-          <w:t xml:space="preserve">Effective Altruism Community</w:t>
-        </w:r>
-      </w:hyperlink>
-      <w:r>
-        <w:t xml:space="preserve"> </w:t>
-      </w:r>
-      <w:r>
-        <w:t xml:space="preserve">— Informal coordination of moral trade discussions and small-scale implementations in cause prioritization</w:t>
-      </w:r>
-      <w:r>
-        <w:t xml:space="preserve"> </w:t>
-      </w:r>
-      <w:r>
-        <w:t xml:space="preserve">-</w:t>
-      </w:r>
-      <w:r>
-        <w:t xml:space="preserve"> </w:t>
-      </w:r>
-      <w:hyperlink r:id="rId49">
         <w:r>
           <w:rPr>
             <w:rStyle w:val="Hyperlink"/>
@@ -1937,13 +1416,77 @@
         <w:t xml:space="preserve"> </w:t>
       </w:r>
       <w:r>
-        <w:t xml:space="preserve">(2015)</w:t>
-      </w:r>
-      <w:r>
-        <w:t xml:space="preserve"> </w:t>
-      </w:r>
-      <w:r>
-        <w:t xml:space="preserve">-</w:t>
+        <w:t xml:space="preserve">(2015); informal versions already occur in activist coalition bargaining and effective altruism cause prioritization.</w:t>
+      </w:r>
+    </w:p>
+    <w:p>
+      <w:pPr>
+        <w:pStyle w:val="BodyText"/>
+      </w:pPr>
+      <w:r>
+        <w:rPr>
+          <w:b/>
+          <w:bCs/>
+        </w:rPr>
+        <w:t xml:space="preserve">Who’s building toward this.</w:t>
+      </w:r>
+      <w:r>
+        <w:t xml:space="preserve"> </w:t>
+      </w:r>
+      <w:r>
+        <w:t xml:space="preserve">The</w:t>
+      </w:r>
+      <w:r>
+        <w:t xml:space="preserve"> </w:t>
+      </w:r>
+      <w:hyperlink r:id="rId48">
+        <w:r>
+          <w:rPr>
+            <w:rStyle w:val="Hyperlink"/>
+          </w:rPr>
+          <w:t xml:space="preserve">Future of Humanity Institute</w:t>
+        </w:r>
+      </w:hyperlink>
+      <w:r>
+        <w:t xml:space="preserve"> </w:t>
+      </w:r>
+      <w:r>
+        <w:t xml:space="preserve">and University of Oxford provided the academic home for Toby Ord’s foundational theoretical work. The</w:t>
+      </w:r>
+      <w:r>
+        <w:t xml:space="preserve"> </w:t>
+      </w:r>
+      <w:hyperlink r:id="rId49">
+        <w:r>
+          <w:rPr>
+            <w:rStyle w:val="Hyperlink"/>
+          </w:rPr>
+          <w:t xml:space="preserve">Effective Altruism</w:t>
+        </w:r>
+      </w:hyperlink>
+      <w:r>
+        <w:t xml:space="preserve"> </w:t>
+      </w:r>
+      <w:r>
+        <w:t xml:space="preserve">community has explored small-scale applications through informal coordination on charitable donations across cause areas. No dedicated funding has been identified, and the concept sits at TRL 2—theorized and occasionally applied ad hoc, but without formal institutional infrastructure or governance mechanisms.</w:t>
+      </w:r>
+    </w:p>
+    <w:p>
+      <w:pPr>
+        <w:pStyle w:val="BodyText"/>
+      </w:pPr>
+      <w:r>
+        <w:rPr>
+          <w:b/>
+          <w:bCs/>
+        </w:rPr>
+        <w:t xml:space="preserve">d/acc alignment.</w:t>
+      </w:r>
+      <w:r>
+        <w:t xml:space="preserve"> </w:t>
+      </w:r>
+      <w:r>
+        <w:t xml:space="preserve">Moral trade scores highest on Democratic (5/5) and Decentralized (4/5) dimensions, reflecting its core design goal of enabling pluralistic coordination without imposing a dominant moral framework. Defensive and Differential scores are lower, as the concept addresses coordination rather than security or targeted acceleration. Recent work includes</w:t>
       </w:r>
       <w:r>
         <w:t xml:space="preserve"> </w:t>
@@ -1960,13 +1503,7 @@
         <w:t xml:space="preserve"> </w:t>
       </w:r>
       <w:r>
-        <w:t xml:space="preserve">(2025)</w:t>
-      </w:r>
-      <w:r>
-        <w:t xml:space="preserve"> </w:t>
-      </w:r>
-      <w:r>
-        <w:t xml:space="preserve">-</w:t>
+        <w:t xml:space="preserve">(2025) and a</w:t>
       </w:r>
       <w:r>
         <w:t xml:space="preserve"> </w:t>
@@ -1983,13 +1520,7 @@
         <w:t xml:space="preserve"> </w:t>
       </w:r>
       <w:r>
-        <w:t xml:space="preserve">(2024)</w:t>
-      </w:r>
-      <w:r>
-        <w:t xml:space="preserve"> </w:t>
-      </w:r>
-      <w:r>
-        <w:t xml:space="preserve">- Source:</w:t>
+        <w:t xml:space="preserve">(2024). (Source:</w:t>
       </w:r>
       <w:r>
         <w:t xml:space="preserve"> </w:t>
@@ -2002,6 +1533,9 @@
           <w:t xml:space="preserve">fin-moorhouse-why-we-need-to-aim-higher-than-survival</w:t>
         </w:r>
       </w:hyperlink>
+      <w:r>
+        <w:t xml:space="preserve">)</w:t>
+      </w:r>
     </w:p>
     <w:p>
       <w:pPr>
@@ -2063,7 +1597,7 @@
       </w:hyperlink>
     </w:p>
     <w:bookmarkEnd w:id="53"/>
-    <w:bookmarkStart w:id="61" w:name="bci-operating-system-bci-os"/>
+    <w:bookmarkStart w:id="60" w:name="bci-operating-system-bci-os"/>
     <w:p>
       <w:pPr>
         <w:pStyle w:val="Heading3"/>
@@ -2211,122 +1745,12 @@
         <w:t xml:space="preserve"> </w:t>
       </w:r>
       <w:r>
-        <w:t xml:space="preserve">BCI-OS scores highest on Defensive (5/5) and Democratic (4/5), reflecting its core architectural commitment to protecting user agency and neural data privacy, and its open-source governance model that distributes control away from any single manufacturer.</w:t>
-      </w:r>
-    </w:p>
-    <w:p>
-      <w:pPr>
-        <w:pStyle w:val="BodyText"/>
-      </w:pPr>
-      <w:r>
-        <w:rPr>
-          <w:b/>
-          <w:bCs/>
-        </w:rPr>
-        <w:t xml:space="preserve">Links.</w:t>
-      </w:r>
-      <w:r>
-        <w:t xml:space="preserve"> </w:t>
-      </w:r>
-      <w:r>
-        <w:t xml:space="preserve">-</w:t>
-      </w:r>
-      <w:r>
-        <w:t xml:space="preserve"> </w:t>
-      </w:r>
-      <w:hyperlink r:id="rId54">
-        <w:r>
-          <w:rPr>
-            <w:rStyle w:val="Hyperlink"/>
-          </w:rPr>
-          <w:t xml:space="preserve">OpenBCI</w:t>
-        </w:r>
-      </w:hyperlink>
-      <w:r>
-        <w:t xml:space="preserve"> </w:t>
-      </w:r>
-      <w:r>
-        <w:t xml:space="preserve">— Developing open-source BCI hardware and software platform with GUI, drivers, and developer tools</w:t>
-      </w:r>
-      <w:r>
-        <w:t xml:space="preserve"> </w:t>
-      </w:r>
-      <w:r>
-        <w:t xml:space="preserve">-</w:t>
-      </w:r>
-      <w:r>
-        <w:t xml:space="preserve"> </w:t>
-      </w:r>
-      <w:hyperlink r:id="rId55">
-        <w:r>
-          <w:rPr>
-            <w:rStyle w:val="Hyperlink"/>
-          </w:rPr>
-          <w:t xml:space="preserve">AE Studio</w:t>
-        </w:r>
-      </w:hyperlink>
-      <w:r>
-        <w:t xml:space="preserve"> </w:t>
-      </w:r>
-      <w:r>
-        <w:t xml:space="preserve">— Building BCI operating system with agency evaluation, neuroethical principles, and open-source software like Neurotech Development Kit</w:t>
-      </w:r>
-      <w:r>
-        <w:t xml:space="preserve"> </w:t>
-      </w:r>
-      <w:r>
-        <w:t xml:space="preserve">-</w:t>
+        <w:t xml:space="preserve">BCI-OS scores highest on Defensive (5/5) and Democratic (4/5), reflecting its core architectural commitment to protecting user agency and neural data privacy, and its open-source governance model that distributes control away from any single manufacturer. Key references include</w:t>
       </w:r>
       <w:r>
         <w:t xml:space="preserve"> </w:t>
       </w:r>
       <w:hyperlink r:id="rId58">
-        <w:r>
-          <w:rPr>
-            <w:rStyle w:val="Hyperlink"/>
-          </w:rPr>
-          <w:t xml:space="preserve">Future of Privacy Forum</w:t>
-        </w:r>
-      </w:hyperlink>
-      <w:r>
-        <w:t xml:space="preserve"> </w:t>
-      </w:r>
-      <w:r>
-        <w:t xml:space="preserve">— Researching BCI privacy standards, data protection recommendations, and ethical frameworks for neurotechnology</w:t>
-      </w:r>
-      <w:r>
-        <w:t xml:space="preserve"> </w:t>
-      </w:r>
-      <w:r>
-        <w:t xml:space="preserve">-</w:t>
-      </w:r>
-      <w:r>
-        <w:t xml:space="preserve"> </w:t>
-      </w:r>
-      <w:hyperlink r:id="rId57">
-        <w:r>
-          <w:rPr>
-            <w:rStyle w:val="Hyperlink"/>
-          </w:rPr>
-          <w:t xml:space="preserve">IEEE Standards Association</w:t>
-        </w:r>
-      </w:hyperlink>
-      <w:r>
-        <w:t xml:space="preserve"> </w:t>
-      </w:r>
-      <w:r>
-        <w:t xml:space="preserve">— Developing Standards Roadmap for Neurotechnologies for Machine Interfacing covering sensing, feedback, data management, and performance</w:t>
-      </w:r>
-      <w:r>
-        <w:t xml:space="preserve"> </w:t>
-      </w:r>
-      <w:r>
-        <w:t xml:space="preserve">-</w:t>
-      </w:r>
-      <w:r>
-        <w:t xml:space="preserve"> </w:t>
-      </w:r>
-      <w:hyperlink r:id="rId59">
         <w:r>
           <w:rPr>
             <w:rStyle w:val="Hyperlink"/>
@@ -2338,13 +1762,7 @@
         <w:t xml:space="preserve"> </w:t>
       </w:r>
       <w:r>
-        <w:t xml:space="preserve">(2022)</w:t>
-      </w:r>
-      <w:r>
-        <w:t xml:space="preserve"> </w:t>
-      </w:r>
-      <w:r>
-        <w:t xml:space="preserve">-</w:t>
+        <w:t xml:space="preserve">(2022), the IEEE</w:t>
       </w:r>
       <w:r>
         <w:t xml:space="preserve"> </w:t>
@@ -2361,18 +1779,12 @@
         <w:t xml:space="preserve"> </w:t>
       </w:r>
       <w:r>
-        <w:t xml:space="preserve">(2024)</w:t>
-      </w:r>
-      <w:r>
-        <w:t xml:space="preserve"> </w:t>
-      </w:r>
-      <w:r>
-        <w:t xml:space="preserve">-</w:t>
-      </w:r>
-      <w:r>
-        <w:t xml:space="preserve"> </w:t>
-      </w:r>
-      <w:hyperlink r:id="rId60">
+        <w:t xml:space="preserve">(2024), and the GAO report on</w:t>
+      </w:r>
+      <w:r>
+        <w:t xml:space="preserve"> </w:t>
+      </w:r>
+      <w:hyperlink r:id="rId59">
         <w:r>
           <w:rPr>
             <w:rStyle w:val="Hyperlink"/>
@@ -2384,7 +1796,7 @@
         <w:t xml:space="preserve"> </w:t>
       </w:r>
       <w:r>
-        <w:t xml:space="preserve">(2025)</w:t>
+        <w:t xml:space="preserve">(2025).</w:t>
       </w:r>
     </w:p>
     <w:p>
@@ -2444,8 +1856,8 @@
         <w:t xml:space="preserve">Source: Diogo de Lucena, Judd Rosenblatt, Mamun Miah</w:t>
       </w:r>
     </w:p>
-    <w:bookmarkEnd w:id="61"/>
-    <w:bookmarkStart w:id="68" w:name="X20de297535c4a087b7ecbc72d9af88a0c9f1880"/>
+    <w:bookmarkEnd w:id="60"/>
+    <w:bookmarkStart w:id="67" w:name="X20de297535c4a087b7ecbc72d9af88a0c9f1880"/>
     <w:p>
       <w:pPr>
         <w:pStyle w:val="Heading3"/>
@@ -2477,7 +1889,66 @@
         <w:pStyle w:val="BodyText"/>
       </w:pPr>
       <w:r>
-        <w:t xml:space="preserve">Rather than broadcasting all neural data, the system segments and tokenizes different categories of neural output (emotional states, motor intentions, cognitive content), allowing users to grant or revoke access to specific tokens. Think OAuth scopes for your brain: share an emotional state with a therapist, keep everything else private. Existing healthcare privacy frameworks, including HIPAA and Montana’s neuro-rights law, provide the regulatory scaffolding on which such an architecture would sit.</w:t>
+        <w:t xml:space="preserve">Rather than broadcasting all neural data, the system segments and tokenizes different categories of neural output (emotional states, motor intentions, cognitive content), allowing users to grant or revoke access to specific tokens. Think OAuth scopes for your brain: share an emotional state with a therapist, keep everything else private. Existing healthcare privacy frameworks, including HIPAA and Montana’s neuro-rights law, provide the regulatory scaffolding on which such an architecture would sit (see</w:t>
+      </w:r>
+      <w:r>
+        <w:t xml:space="preserve"> </w:t>
+      </w:r>
+      <w:hyperlink r:id="rId61">
+        <w:r>
+          <w:rPr>
+            <w:rStyle w:val="Hyperlink"/>
+          </w:rPr>
+          <w:t xml:space="preserve">Regulating neural data processing in the age of BCIs</w:t>
+        </w:r>
+      </w:hyperlink>
+      <w:r>
+        <w:t xml:space="preserve">, 2025;</w:t>
+      </w:r>
+      <w:r>
+        <w:t xml:space="preserve"> </w:t>
+      </w:r>
+      <w:hyperlink r:id="rId62">
+        <w:r>
+          <w:rPr>
+            <w:rStyle w:val="Hyperlink"/>
+          </w:rPr>
+          <w:t xml:space="preserve">A Framework for Preserving Privacy and Cybersecurity in BCI Applications</w:t>
+        </w:r>
+      </w:hyperlink>
+      <w:r>
+        <w:t xml:space="preserve">, 2022; and</w:t>
+      </w:r>
+      <w:r>
+        <w:t xml:space="preserve"> </w:t>
+      </w:r>
+      <w:hyperlink r:id="rId63">
+        <w:r>
+          <w:rPr>
+            <w:rStyle w:val="Hyperlink"/>
+          </w:rPr>
+          <w:t xml:space="preserve">Chilean Supreme Court ruling on the protection of brain activity</w:t>
+        </w:r>
+      </w:hyperlink>
+      <w:r>
+        <w:t xml:space="preserve">, 2024). The concept was discussed in a</w:t>
+      </w:r>
+      <w:r>
+        <w:t xml:space="preserve"> </w:t>
+      </w:r>
+      <w:hyperlink r:id="rId64">
+        <w:r>
+          <w:rPr>
+            <w:rStyle w:val="Hyperlink"/>
+          </w:rPr>
+          <w:t xml:space="preserve">podcast with Mary Lou Jepsen</w:t>
+        </w:r>
+      </w:hyperlink>
+      <w:r>
+        <w:t xml:space="preserve"> </w:t>
+      </w:r>
+      <w:r>
+        <w:t xml:space="preserve">on Existential Hope.</w:t>
       </w:r>
     </w:p>
     <w:p>
@@ -2500,7 +1971,7 @@
       <w:r>
         <w:t xml:space="preserve"> </w:t>
       </w:r>
-      <w:hyperlink r:id="rId62">
+      <w:hyperlink r:id="rId65">
         <w:r>
           <w:rPr>
             <w:rStyle w:val="Hyperlink"/>
@@ -2529,7 +2000,24 @@
         <w:t xml:space="preserve"> </w:t>
       </w:r>
       <w:r>
-        <w:t xml:space="preserve">produces research and guidance on BCI privacy frameworks. Columbia University’s Neurotechnology Center works on neurorights and data protection frameworks. No funding for this specific architecture has been documented.</w:t>
+        <w:t xml:space="preserve">produces research and guidance on BCI privacy frameworks.</w:t>
+      </w:r>
+      <w:r>
+        <w:t xml:space="preserve"> </w:t>
+      </w:r>
+      <w:hyperlink r:id="rId66">
+        <w:r>
+          <w:rPr>
+            <w:rStyle w:val="Hyperlink"/>
+          </w:rPr>
+          <w:t xml:space="preserve">Columbia University’s Neurotechnology Center</w:t>
+        </w:r>
+      </w:hyperlink>
+      <w:r>
+        <w:t xml:space="preserve"> </w:t>
+      </w:r>
+      <w:r>
+        <w:t xml:space="preserve">works on neurorights and data protection frameworks. No funding for this specific architecture has been documented.</w:t>
       </w:r>
       <w:r>
         <w:t xml:space="preserve"> </w:t>
@@ -2568,194 +2056,27 @@
     </w:p>
     <w:p>
       <w:pPr>
-        <w:pStyle w:val="BodyText"/>
+        <w:pStyle w:val="BlockText"/>
       </w:pPr>
       <w:r>
         <w:rPr>
           <w:b/>
           <w:bCs/>
         </w:rPr>
-        <w:t xml:space="preserve">Links.</w:t>
-      </w:r>
-      <w:r>
-        <w:t xml:space="preserve"> </w:t>
-      </w:r>
-      <w:r>
-        <w:t xml:space="preserve">-</w:t>
-      </w:r>
-      <w:r>
-        <w:t xml:space="preserve"> </w:t>
-      </w:r>
-      <w:hyperlink r:id="rId62">
-        <w:r>
-          <w:rPr>
-            <w:rStyle w:val="Hyperlink"/>
-          </w:rPr>
-          <w:t xml:space="preserve">Neurorights Foundation</w:t>
-        </w:r>
-      </w:hyperlink>
-      <w:r>
-        <w:t xml:space="preserve"> </w:t>
-      </w:r>
-      <w:r>
-        <w:t xml:space="preserve">— Advocacy and policy development for neural data privacy; supports state-level legislation</w:t>
-      </w:r>
-      <w:r>
-        <w:t xml:space="preserve"> </w:t>
-      </w:r>
-      <w:r>
-        <w:t xml:space="preserve">-</w:t>
-      </w:r>
-      <w:r>
-        <w:t xml:space="preserve"> </w:t>
-      </w:r>
-      <w:hyperlink r:id="rId56">
-        <w:r>
-          <w:rPr>
-            <w:rStyle w:val="Hyperlink"/>
-          </w:rPr>
-          <w:t xml:space="preserve">Future of Privacy Forum (FPF)</w:t>
-        </w:r>
-      </w:hyperlink>
-      <w:r>
-        <w:t xml:space="preserve"> </w:t>
-      </w:r>
-      <w:r>
-        <w:t xml:space="preserve">— Research and guidance on BCI privacy frameworks and ethical considerations</w:t>
-      </w:r>
-      <w:r>
-        <w:t xml:space="preserve"> </w:t>
-      </w:r>
-      <w:r>
-        <w:t xml:space="preserve">-</w:t>
-      </w:r>
-      <w:r>
-        <w:t xml:space="preserve"> </w:t>
-      </w:r>
-      <w:hyperlink r:id="rId63">
-        <w:r>
-          <w:rPr>
-            <w:rStyle w:val="Hyperlink"/>
-          </w:rPr>
-          <w:t xml:space="preserve">Columbia University Neurotechnology Center</w:t>
-        </w:r>
-      </w:hyperlink>
-      <w:r>
-        <w:t xml:space="preserve"> </w:t>
-      </w:r>
-      <w:r>
-        <w:t xml:space="preserve">— Research on neurorights and neural data protection frameworks</w:t>
-      </w:r>
-      <w:r>
-        <w:t xml:space="preserve"> </w:t>
-      </w:r>
-      <w:r>
-        <w:t xml:space="preserve">-</w:t>
-      </w:r>
-      <w:r>
-        <w:t xml:space="preserve"> </w:t>
-      </w:r>
-      <w:hyperlink r:id="rId64">
-        <w:r>
-          <w:rPr>
-            <w:rStyle w:val="Hyperlink"/>
-          </w:rPr>
-          <w:t xml:space="preserve">Regulating neural data processing in the age of BCIs: Ethical concerns and legal approaches</w:t>
-        </w:r>
-      </w:hyperlink>
-      <w:r>
-        <w:t xml:space="preserve"> </w:t>
-      </w:r>
-      <w:r>
-        <w:t xml:space="preserve">(2025)</w:t>
-      </w:r>
-      <w:r>
-        <w:t xml:space="preserve"> </w:t>
-      </w:r>
-      <w:r>
-        <w:t xml:space="preserve">-</w:t>
-      </w:r>
-      <w:r>
-        <w:t xml:space="preserve"> </w:t>
-      </w:r>
-      <w:hyperlink r:id="rId65">
-        <w:r>
-          <w:rPr>
-            <w:rStyle w:val="Hyperlink"/>
-          </w:rPr>
-          <w:t xml:space="preserve">A Framework for Preserving Privacy and Cybersecurity in Brain-Computer Interfacing Applications</w:t>
-        </w:r>
-      </w:hyperlink>
-      <w:r>
-        <w:t xml:space="preserve"> </w:t>
-      </w:r>
-      <w:r>
-        <w:t xml:space="preserve">(2022)</w:t>
-      </w:r>
-      <w:r>
-        <w:t xml:space="preserve"> </w:t>
-      </w:r>
-      <w:r>
-        <w:t xml:space="preserve">-</w:t>
-      </w:r>
-      <w:r>
-        <w:t xml:space="preserve"> </w:t>
-      </w:r>
-      <w:hyperlink r:id="rId66">
-        <w:r>
-          <w:rPr>
-            <w:rStyle w:val="Hyperlink"/>
-          </w:rPr>
-          <w:t xml:space="preserve">Chilean Supreme Court ruling on the protection of brain activity: neurorights, personal data protection, and neurodata</w:t>
-        </w:r>
-      </w:hyperlink>
-      <w:r>
-        <w:t xml:space="preserve"> </w:t>
-      </w:r>
-      <w:r>
-        <w:t xml:space="preserve">(2024)</w:t>
-      </w:r>
-      <w:r>
-        <w:t xml:space="preserve"> </w:t>
-      </w:r>
-      <w:r>
-        <w:t xml:space="preserve">- Source:</w:t>
-      </w:r>
-      <w:r>
-        <w:t xml:space="preserve"> </w:t>
-      </w:r>
-      <w:hyperlink r:id="rId67">
-        <w:r>
-          <w:rPr>
-            <w:rStyle w:val="Hyperlink"/>
-          </w:rPr>
-          <w:t xml:space="preserve">mary-lou-jepsen-a-handheld-device-to-defeat-cancer</w:t>
-        </w:r>
-      </w:hyperlink>
+        <w:t xml:space="preserve">What can someone do RIGHT NOW?</w:t>
+      </w:r>
+      <w:r>
+        <w:t xml:space="preserve"> </w:t>
+      </w:r>
+      <w:r>
+        <w:t xml:space="preserve">Policy advocates and legal researchers should push for federal technical standards that define granular consent mechanisms for neural data—without unified specifications, companies have no regulatory incentive to build tokenized architectures. Organizations with healthcare IT expertise could draft model technical standards bridging existing OAuth-style access control frameworks to BCI data streams, giving regulators concrete language to adopt.</w:t>
+      </w:r>
     </w:p>
     <w:p>
       <w:pPr>
         <w:pStyle w:val="BlockText"/>
       </w:pPr>
       <w:r>
-        <w:rPr>
-          <w:b/>
-          <w:bCs/>
-        </w:rPr>
-        <w:t xml:space="preserve">What can someone do RIGHT NOW?</w:t>
-      </w:r>
-      <w:r>
-        <w:t xml:space="preserve"> </w:t>
-      </w:r>
-      <w:r>
-        <w:t xml:space="preserve">Policy advocates and legal researchers should push for federal technical standards that define granular consent mechanisms for neural data—without unified specifications, companies have no regulatory incentive to build tokenized architectures. Organizations with healthcare IT expertise could draft model technical standards bridging existing OAuth-style access control frameworks to BCI data streams, giving regulators concrete language to adopt.</w:t>
-      </w:r>
-    </w:p>
-    <w:p>
-      <w:pPr>
-        <w:pStyle w:val="BlockText"/>
-      </w:pPr>
-      <w:r>
         <w:t xml:space="preserve">“I think it’ll be tokenized, basically. You’ll let certain parts of what you want to share out, and you’ll keep what you want as your innermost thoughts to yourself. Or perhaps you’ll have relationships where you wish to share your innermost thoughts.”</w:t>
       </w:r>
       <w:r>
@@ -2781,7 +2102,7 @@
         </w:rPr>
         <w:t xml:space="preserve"> </w:t>
       </w:r>
-      <w:hyperlink r:id="rId67">
+      <w:hyperlink r:id="rId64">
         <w:r>
           <w:rPr>
             <w:rStyle w:val="Hyperlink"/>
@@ -2792,8 +2113,8 @@
         </w:r>
       </w:hyperlink>
     </w:p>
-    <w:bookmarkEnd w:id="68"/>
-    <w:bookmarkStart w:id="76" w:name="civic-systems-co-op"/>
+    <w:bookmarkEnd w:id="67"/>
+    <w:bookmarkStart w:id="75" w:name="civic-systems-co-op"/>
     <w:p>
       <w:pPr>
         <w:pStyle w:val="Heading3"/>
@@ -2848,7 +2169,7 @@
       <w:r>
         <w:t xml:space="preserve"> </w:t>
       </w:r>
-      <w:hyperlink r:id="rId69">
+      <w:hyperlink r:id="rId68">
         <w:r>
           <w:rPr>
             <w:rStyle w:val="Hyperlink"/>
@@ -2865,7 +2186,7 @@
       <w:r>
         <w:t xml:space="preserve"> </w:t>
       </w:r>
-      <w:hyperlink r:id="rId70">
+      <w:hyperlink r:id="rId69">
         <w:r>
           <w:rPr>
             <w:rStyle w:val="Hyperlink"/>
@@ -2882,7 +2203,7 @@
       <w:r>
         <w:t xml:space="preserve"> </w:t>
       </w:r>
-      <w:hyperlink r:id="rId71">
+      <w:hyperlink r:id="rId70">
         <w:r>
           <w:rPr>
             <w:rStyle w:val="Hyperlink"/>
@@ -2917,7 +2238,7 @@
       <w:r>
         <w:t xml:space="preserve"> </w:t>
       </w:r>
-      <w:hyperlink r:id="rId69">
+      <w:hyperlink r:id="rId68">
         <w:r>
           <w:rPr>
             <w:rStyle w:val="Hyperlink"/>
@@ -2936,7 +2257,7 @@
       <w:r>
         <w:t xml:space="preserve"> </w:t>
       </w:r>
-      <w:hyperlink r:id="rId70">
+      <w:hyperlink r:id="rId69">
         <w:r>
           <w:rPr>
             <w:rStyle w:val="Hyperlink"/>
@@ -2955,13 +2276,16 @@
       <w:r>
         <w:t xml:space="preserve"> </w:t>
       </w:r>
-      <w:r>
-        <w:rPr>
-          <w:b/>
-          <w:bCs/>
-        </w:rPr>
-        <w:t xml:space="preserve">OpenGov</w:t>
-      </w:r>
+      <w:hyperlink r:id="rId70">
+        <w:r>
+          <w:rPr>
+            <w:rStyle w:val="Hyperlink"/>
+            <w:b/>
+            <w:bCs/>
+          </w:rPr>
+          <w:t xml:space="preserve">OpenGov</w:t>
+        </w:r>
+      </w:hyperlink>
       <w:r>
         <w:t xml:space="preserve"> </w:t>
       </w:r>
@@ -2971,7 +2295,7 @@
       <w:r>
         <w:t xml:space="preserve"> </w:t>
       </w:r>
-      <w:hyperlink r:id="rId72">
+      <w:hyperlink r:id="rId71">
         <w:r>
           <w:rPr>
             <w:rStyle w:val="Hyperlink"/>
@@ -2985,140 +2309,12 @@
         <w:t xml:space="preserve"> </w:t>
       </w:r>
       <w:r>
-        <w:t xml:space="preserve">develops open-source standards and civic tech tools as a DPGA member. No dedicated funding for a unified consortium has been identified. TRL: 5 — field-tested components exist, but a true cooperative with distributed member control remains at prototype stage.</w:t>
-      </w:r>
-    </w:p>
-    <w:p>
-      <w:pPr>
-        <w:pStyle w:val="BodyText"/>
-      </w:pPr>
-      <w:r>
-        <w:rPr>
-          <w:b/>
-          <w:bCs/>
-        </w:rPr>
-        <w:t xml:space="preserve">d/acc alignment.</w:t>
-      </w:r>
-      <w:r>
-        <w:t xml:space="preserve"> </w:t>
-      </w:r>
-      <w:r>
-        <w:t xml:space="preserve">Democratic (4/5), Decentralized (4/5), and Defensive (4/5) scores are all strong, reflecting the model’s emphasis on distributed control, member accountability, and protection against vendor lock-in. Differential impact scores lower (2/5) because the mechanism operates within civic tech rather than across multiple domains.</w:t>
-      </w:r>
-    </w:p>
-    <w:p>
-      <w:pPr>
-        <w:pStyle w:val="BodyText"/>
-      </w:pPr>
-      <w:r>
-        <w:rPr>
-          <w:b/>
-          <w:bCs/>
-        </w:rPr>
-        <w:t xml:space="preserve">Links.</w:t>
-      </w:r>
-      <w:r>
-        <w:t xml:space="preserve"> </w:t>
-      </w:r>
-      <w:r>
-        <w:t xml:space="preserve">-</w:t>
-      </w:r>
-      <w:r>
-        <w:t xml:space="preserve"> </w:t>
-      </w:r>
-      <w:hyperlink r:id="rId69">
-        <w:r>
-          <w:rPr>
-            <w:rStyle w:val="Hyperlink"/>
-          </w:rPr>
-          <w:t xml:space="preserve">Digital Public Goods Alliance (DPGA)</w:t>
-        </w:r>
-      </w:hyperlink>
-      <w:r>
-        <w:t xml:space="preserve"> </w:t>
-      </w:r>
-      <w:r>
-        <w:t xml:space="preserve">— UN-endorsed multi-stakeholder initiative facilitating discovery, development, and investment in open-source digital public goods for governance and SDGs</w:t>
-      </w:r>
-      <w:r>
-        <w:t xml:space="preserve"> </w:t>
-      </w:r>
-      <w:r>
-        <w:t xml:space="preserve">-</w:t>
-      </w:r>
-      <w:r>
-        <w:t xml:space="preserve"> </w:t>
-      </w:r>
-      <w:hyperlink r:id="rId70">
-        <w:r>
-          <w:rPr>
-            <w:rStyle w:val="Hyperlink"/>
-          </w:rPr>
-          <w:t xml:space="preserve">Open Government Partnership (OGP)</w:t>
-        </w:r>
-      </w:hyperlink>
-      <w:r>
-        <w:t xml:space="preserve"> </w:t>
-      </w:r>
-      <w:r>
-        <w:t xml:space="preserve">— Multi-stakeholder initiative promoting transparent, accountable AI governance in local and national governments</w:t>
-      </w:r>
-      <w:r>
-        <w:t xml:space="preserve"> </w:t>
-      </w:r>
-      <w:r>
-        <w:t xml:space="preserve">-</w:t>
-      </w:r>
-      <w:r>
-        <w:t xml:space="preserve"> </w:t>
-      </w:r>
-      <w:hyperlink r:id="rId71">
-        <w:r>
-          <w:rPr>
-            <w:rStyle w:val="Hyperlink"/>
-          </w:rPr>
-          <w:t xml:space="preserve">OpenGov</w:t>
-        </w:r>
-      </w:hyperlink>
-      <w:r>
-        <w:t xml:space="preserve"> </w:t>
-      </w:r>
-      <w:r>
-        <w:t xml:space="preserve">— AI-enabled software platform serving 2,000+ US communities with governance tools for budgeting, permitting, and public engagement</w:t>
-      </w:r>
-      <w:r>
-        <w:t xml:space="preserve"> </w:t>
-      </w:r>
-      <w:r>
-        <w:t xml:space="preserve">-</w:t>
+        <w:t xml:space="preserve">develops open-source standards and civic tech tools as a DPGA member. No dedicated funding for a unified consortium has been identified. TRL: 5 — field-tested components exist, but a true cooperative with distributed member control remains at prototype stage. Recent research highlights both the opportunity and the gap: see OGP’s</w:t>
       </w:r>
       <w:r>
         <w:t xml:space="preserve"> </w:t>
       </w:r>
       <w:hyperlink r:id="rId72">
-        <w:r>
-          <w:rPr>
-            <w:rStyle w:val="Hyperlink"/>
-          </w:rPr>
-          <w:t xml:space="preserve">Open Knowledge Foundation (OKFN)</w:t>
-        </w:r>
-      </w:hyperlink>
-      <w:r>
-        <w:t xml:space="preserve"> </w:t>
-      </w:r>
-      <w:r>
-        <w:t xml:space="preserve">— Develops open-source standards and civic tech tools for governance; member of DPGA</w:t>
-      </w:r>
-      <w:r>
-        <w:t xml:space="preserve"> </w:t>
-      </w:r>
-      <w:r>
-        <w:t xml:space="preserve">-</w:t>
-      </w:r>
-      <w:r>
-        <w:t xml:space="preserve"> </w:t>
-      </w:r>
-      <w:hyperlink r:id="rId73">
         <w:r>
           <w:rPr>
             <w:rStyle w:val="Hyperlink"/>
@@ -3130,13 +2326,24 @@
         <w:t xml:space="preserve"> </w:t>
       </w:r>
       <w:r>
-        <w:t xml:space="preserve">(2025)</w:t>
-      </w:r>
-      <w:r>
-        <w:t xml:space="preserve"> </w:t>
-      </w:r>
-      <w:r>
-        <w:t xml:space="preserve">-</w:t>
+        <w:t xml:space="preserve">(2025) and</w:t>
+      </w:r>
+      <w:r>
+        <w:t xml:space="preserve"> </w:t>
+      </w:r>
+      <w:hyperlink r:id="rId73">
+        <w:r>
+          <w:rPr>
+            <w:rStyle w:val="Hyperlink"/>
+          </w:rPr>
+          <w:t xml:space="preserve">Building Accountable AI in Government</w:t>
+        </w:r>
+      </w:hyperlink>
+      <w:r>
+        <w:t xml:space="preserve"> </w:t>
+      </w:r>
+      <w:r>
+        <w:t xml:space="preserve">(2025). The concept originates from the</w:t>
       </w:r>
       <w:r>
         <w:t xml:space="preserve"> </w:t>
@@ -3146,32 +2353,33 @@
           <w:rPr>
             <w:rStyle w:val="Hyperlink"/>
           </w:rPr>
-          <w:t xml:space="preserve">Building Accountable Artificial Intelligence in Government: A Practical Reform Agenda</w:t>
+          <w:t xml:space="preserve">Commons Cloud</w:t>
         </w:r>
       </w:hyperlink>
       <w:r>
         <w:t xml:space="preserve"> </w:t>
       </w:r>
       <w:r>
-        <w:t xml:space="preserve">(2025)</w:t>
-      </w:r>
-      <w:r>
-        <w:t xml:space="preserve"> </w:t>
-      </w:r>
-      <w:r>
-        <w:t xml:space="preserve">- Source:</w:t>
-      </w:r>
-      <w:r>
-        <w:t xml:space="preserve"> </w:t>
-      </w:r>
-      <w:hyperlink r:id="rId75">
-        <w:r>
-          <w:rPr>
-            <w:rStyle w:val="Hyperlink"/>
-          </w:rPr>
-          <w:t xml:space="preserve">the-commons-cloud</w:t>
-        </w:r>
-      </w:hyperlink>
+        <w:t xml:space="preserve">scenario on Existential Hope.</w:t>
+      </w:r>
+    </w:p>
+    <w:p>
+      <w:pPr>
+        <w:pStyle w:val="BodyText"/>
+      </w:pPr>
+      <w:r>
+        <w:rPr>
+          <w:b/>
+          <w:bCs/>
+        </w:rPr>
+        <w:t xml:space="preserve">d/acc alignment.</w:t>
+      </w:r>
+      <w:r>
+        <w:t xml:space="preserve"> </w:t>
+      </w:r>
+      <w:r>
+        <w:t xml:space="preserve">Democratic (4/5), Decentralized (4/5), and Defensive (4/5) scores are all strong, reflecting the model’s emphasis on distributed control, member accountability, and protection against vendor lock-in. Differential impact scores lower (2/5) because the mechanism operates within civic tech rather than across multiple domains.</w:t>
+      </w:r>
     </w:p>
     <w:p>
       <w:pPr>
@@ -3221,7 +2429,7 @@
         </w:rPr>
         <w:t xml:space="preserve"> </w:t>
       </w:r>
-      <w:hyperlink r:id="rId75">
+      <w:hyperlink r:id="rId74">
         <w:r>
           <w:rPr>
             <w:rStyle w:val="Hyperlink"/>
@@ -3232,8 +2440,8 @@
         </w:r>
       </w:hyperlink>
     </w:p>
-    <w:bookmarkEnd w:id="76"/>
-    <w:bookmarkStart w:id="86" w:name="interbeing-forum"/>
+    <w:bookmarkEnd w:id="75"/>
+    <w:bookmarkStart w:id="84" w:name="interbeing-forum"/>
     <w:p>
       <w:pPr>
         <w:pStyle w:val="Heading3"/>
@@ -3290,7 +2498,7 @@
         </w:rPr>
         <w:t xml:space="preserve"> </w:t>
       </w:r>
-      <w:hyperlink r:id="rId77">
+      <w:hyperlink r:id="rId76">
         <w:r>
           <w:rPr>
             <w:rStyle w:val="Hyperlink"/>
@@ -3341,7 +2549,7 @@
       <w:r>
         <w:t xml:space="preserve"> </w:t>
       </w:r>
-      <w:hyperlink r:id="rId78">
+      <w:hyperlink r:id="rId77">
         <w:r>
           <w:rPr>
             <w:rStyle w:val="Hyperlink"/>
@@ -3358,7 +2566,7 @@
       <w:r>
         <w:t xml:space="preserve"> </w:t>
       </w:r>
-      <w:hyperlink r:id="rId79">
+      <w:hyperlink r:id="rId78">
         <w:r>
           <w:rPr>
             <w:rStyle w:val="Hyperlink"/>
@@ -3375,7 +2583,7 @@
       <w:r>
         <w:t xml:space="preserve"> </w:t>
       </w:r>
-      <w:hyperlink r:id="rId80">
+      <w:hyperlink r:id="rId79">
         <w:r>
           <w:rPr>
             <w:rStyle w:val="Hyperlink"/>
@@ -3392,7 +2600,7 @@
       <w:r>
         <w:t xml:space="preserve"> </w:t>
       </w:r>
-      <w:hyperlink r:id="rId81">
+      <w:hyperlink r:id="rId80">
         <w:r>
           <w:rPr>
             <w:rStyle w:val="Hyperlink"/>
@@ -3404,66 +2612,24 @@
         <w:t xml:space="preserve"> </w:t>
       </w:r>
       <w:r>
-        <w:t xml:space="preserve">has operated a rotating, consensus-based bioregional assembly in the Ozarks since 1980. No dedicated funding has been identified for the integrated Interbeing Forum model. TRL: 3. The Ozark Area Community Congress has run a rotating bioregional assembly since 1980, but without ecosystem guardianship. New Zealand’s Whanganui River has legal personhood, but without a bioregional assembly. Nobody has tried both at once.</w:t>
-      </w:r>
-    </w:p>
-    <w:p>
-      <w:pPr>
-        <w:pStyle w:val="BodyText"/>
-      </w:pPr>
-      <w:r>
-        <w:rPr>
-          <w:b/>
-          <w:bCs/>
-        </w:rPr>
-        <w:t xml:space="preserve">d/acc alignment.</w:t>
-      </w:r>
-      <w:r>
-        <w:t xml:space="preserve"> </w:t>
-      </w:r>
-      <w:r>
-        <w:t xml:space="preserve">Democratic and Decentralized dimensions both score 4/5, reflecting the rotating stewardship structure and formal power-sharing across bioregions that structurally resists capture. Differential scores lowest (2/5), as the model does not yet create new civilizational action space beyond the governance domain.</w:t>
-      </w:r>
-    </w:p>
-    <w:p>
-      <w:pPr>
-        <w:pStyle w:val="BodyText"/>
-      </w:pPr>
-      <w:r>
-        <w:rPr>
-          <w:b/>
-          <w:bCs/>
-        </w:rPr>
-        <w:t xml:space="preserve">Links.</w:t>
-      </w:r>
-      <w:r>
-        <w:t xml:space="preserve"> </w:t>
-      </w:r>
-      <w:r>
-        <w:t xml:space="preserve">-</w:t>
-      </w:r>
-      <w:r>
-        <w:t xml:space="preserve"> </w:t>
-      </w:r>
-      <w:hyperlink r:id="rId78">
+        <w:t xml:space="preserve">has operated a rotating, consensus-based bioregional assembly in the Ozarks since 1980. No dedicated funding has been identified for the integrated Interbeing Forum model. TRL: 3. The Ozark Area Community Congress has run a rotating bioregional assembly since 1980, but without ecosystem guardianship. New Zealand’s Whanganui River has legal personhood, but without a bioregional assembly. Nobody has tried both at once. Key research framing the opportunity includes</w:t>
+      </w:r>
+      <w:r>
+        <w:t xml:space="preserve"> </w:t>
+      </w:r>
+      <w:hyperlink r:id="rId81">
         <w:r>
           <w:rPr>
             <w:rStyle w:val="Hyperlink"/>
           </w:rPr>
-          <w:t xml:space="preserve">bioregional.agency</w:t>
+          <w:t xml:space="preserve">Where are you at? Re-engaging bioregional ideas</w:t>
         </w:r>
       </w:hyperlink>
       <w:r>
         <w:t xml:space="preserve"> </w:t>
       </w:r>
       <w:r>
-        <w:t xml:space="preserve">— Implementing bioregional assembly practices in Austria; co-founded 2025 by Gordon Selbach and Jakob Travnik</w:t>
-      </w:r>
-      <w:r>
-        <w:t xml:space="preserve"> </w:t>
-      </w:r>
-      <w:r>
-        <w:t xml:space="preserve">-</w:t>
+        <w:t xml:space="preserve">(2023),</w:t>
       </w:r>
       <w:r>
         <w:t xml:space="preserve"> </w:t>
@@ -3473,117 +2639,19 @@
           <w:rPr>
             <w:rStyle w:val="Hyperlink"/>
           </w:rPr>
-          <w:t xml:space="preserve">Resilience.Earth</w:t>
+          <w:t xml:space="preserve">Cyber-governance of the natural world: digital twins in environmental governance</w:t>
         </w:r>
       </w:hyperlink>
       <w:r>
         <w:t xml:space="preserve"> </w:t>
       </w:r>
       <w:r>
-        <w:t xml:space="preserve">— Developing distributed decision-making tools and adaptive governance systems for bioregional communities</w:t>
-      </w:r>
-      <w:r>
-        <w:t xml:space="preserve"> </w:t>
-      </w:r>
-      <w:r>
-        <w:t xml:space="preserve">-</w:t>
-      </w:r>
-      <w:r>
-        <w:t xml:space="preserve"> </w:t>
-      </w:r>
-      <w:hyperlink r:id="rId80">
-        <w:r>
-          <w:rPr>
-            <w:rStyle w:val="Hyperlink"/>
-          </w:rPr>
-          <w:t xml:space="preserve">Department of Bioregion / CascadiaNow!</w:t>
-        </w:r>
-      </w:hyperlink>
-      <w:r>
-        <w:t xml:space="preserve"> </w:t>
-      </w:r>
-      <w:r>
-        <w:t xml:space="preserve">— Advancing bioregional education and place-based regeneration strategies across Cascadia bioregion since 2005</w:t>
-      </w:r>
-      <w:r>
-        <w:t xml:space="preserve"> </w:t>
-      </w:r>
-      <w:r>
-        <w:t xml:space="preserve">-</w:t>
-      </w:r>
-      <w:r>
-        <w:t xml:space="preserve"> </w:t>
-      </w:r>
-      <w:hyperlink r:id="rId81">
-        <w:r>
-          <w:rPr>
-            <w:rStyle w:val="Hyperlink"/>
-          </w:rPr>
-          <w:t xml:space="preserve">Ozark Area Community Congress (OACC)</w:t>
-        </w:r>
-      </w:hyperlink>
-      <w:r>
-        <w:t xml:space="preserve"> </w:t>
-      </w:r>
-      <w:r>
-        <w:t xml:space="preserve">— Operating rotating consensus-based bioregional assembly since 1980 in Ozarks bioregion</w:t>
-      </w:r>
-      <w:r>
-        <w:t xml:space="preserve"> </w:t>
-      </w:r>
-      <w:r>
-        <w:t xml:space="preserve">-</w:t>
+        <w:t xml:space="preserve">(2025), and</w:t>
       </w:r>
       <w:r>
         <w:t xml:space="preserve"> </w:t>
       </w:r>
       <w:hyperlink r:id="rId83">
-        <w:r>
-          <w:rPr>
-            <w:rStyle w:val="Hyperlink"/>
-          </w:rPr>
-          <w:t xml:space="preserve">Where are you at? Re-engaging bioregional ideas and what they offer geography</w:t>
-        </w:r>
-      </w:hyperlink>
-      <w:r>
-        <w:t xml:space="preserve"> </w:t>
-      </w:r>
-      <w:r>
-        <w:t xml:space="preserve">(2023)</w:t>
-      </w:r>
-      <w:r>
-        <w:t xml:space="preserve"> </w:t>
-      </w:r>
-      <w:r>
-        <w:t xml:space="preserve">-</w:t>
-      </w:r>
-      <w:r>
-        <w:t xml:space="preserve"> </w:t>
-      </w:r>
-      <w:hyperlink r:id="rId84">
-        <w:r>
-          <w:rPr>
-            <w:rStyle w:val="Hyperlink"/>
-          </w:rPr>
-          <w:t xml:space="preserve">Cyber-governance of the natural world: the implications of digital twins in environmental governance</w:t>
-        </w:r>
-      </w:hyperlink>
-      <w:r>
-        <w:t xml:space="preserve"> </w:t>
-      </w:r>
-      <w:r>
-        <w:t xml:space="preserve">(2025)</w:t>
-      </w:r>
-      <w:r>
-        <w:t xml:space="preserve"> </w:t>
-      </w:r>
-      <w:r>
-        <w:t xml:space="preserve">-</w:t>
-      </w:r>
-      <w:r>
-        <w:t xml:space="preserve"> </w:t>
-      </w:r>
-      <w:hyperlink r:id="rId85">
         <w:r>
           <w:rPr>
             <w:rStyle w:val="Hyperlink"/>
@@ -3595,25 +2663,26 @@
         <w:t xml:space="preserve"> </w:t>
       </w:r>
       <w:r>
-        <w:t xml:space="preserve">(2026)</w:t>
-      </w:r>
-      <w:r>
-        <w:t xml:space="preserve"> </w:t>
-      </w:r>
-      <w:r>
-        <w:t xml:space="preserve">- Source:</w:t>
-      </w:r>
-      <w:r>
-        <w:t xml:space="preserve"> </w:t>
-      </w:r>
-      <w:hyperlink r:id="rId77">
-        <w:r>
-          <w:rPr>
-            <w:rStyle w:val="Hyperlink"/>
-          </w:rPr>
-          <w:t xml:space="preserve">the-commonsense-accord-collectively-stewarding-the-world-across-time-and-across-differences</w:t>
-        </w:r>
-      </w:hyperlink>
+        <w:t xml:space="preserve">(2026).</w:t>
+      </w:r>
+    </w:p>
+    <w:p>
+      <w:pPr>
+        <w:pStyle w:val="BodyText"/>
+      </w:pPr>
+      <w:r>
+        <w:rPr>
+          <w:b/>
+          <w:bCs/>
+        </w:rPr>
+        <w:t xml:space="preserve">d/acc alignment.</w:t>
+      </w:r>
+      <w:r>
+        <w:t xml:space="preserve"> </w:t>
+      </w:r>
+      <w:r>
+        <w:t xml:space="preserve">Democratic and Decentralized dimensions both score 4/5, reflecting the rotating stewardship structure and formal power-sharing across bioregions that structurally resists capture. Differential scores lowest (2/5), as the model does not yet create new civilizational action space beyond the governance domain.</w:t>
+      </w:r>
     </w:p>
     <w:p>
       <w:pPr>
@@ -3633,8 +2702,8 @@
         <w:t xml:space="preserve">Legal advocates and policy researchers should work to establish or extend ecosystem legal personhood frameworks, building on New Zealand’s Whanganui River precedent and Wales’s Future Generations Commissioner, into cross-jurisdictional bioregional contexts. Connecting existing practitioners (OACC, bioregional.agency) with environmental digital twin researchers would accelerate the governance integration that no institution has yet achieved.</w:t>
       </w:r>
     </w:p>
-    <w:bookmarkEnd w:id="86"/>
-    <w:bookmarkStart w:id="94" w:name="interoperable-governance-protocol-stack"/>
+    <w:bookmarkEnd w:id="84"/>
+    <w:bookmarkStart w:id="92" w:name="interoperable-governance-protocol-stack"/>
     <w:p>
       <w:pPr>
         <w:pStyle w:val="Heading3"/>
@@ -3687,7 +2756,7 @@
       <w:r>
         <w:t xml:space="preserve"> </w:t>
       </w:r>
-      <w:hyperlink r:id="rId87">
+      <w:hyperlink r:id="rId85">
         <w:r>
           <w:rPr>
             <w:rStyle w:val="Hyperlink"/>
@@ -3701,12 +2770,29 @@
         <w:t xml:space="preserve"> </w:t>
       </w:r>
       <w:r>
-        <w:t xml:space="preserve">completed a real-world multi-region interoperability demonstration in May 2025.</w:t>
-      </w:r>
-      <w:r>
-        <w:t xml:space="preserve"> </w:t>
-      </w:r>
-      <w:hyperlink r:id="rId88">
+        <w:t xml:space="preserve">completed a</w:t>
+      </w:r>
+      <w:r>
+        <w:t xml:space="preserve"> </w:t>
+      </w:r>
+      <w:hyperlink r:id="rId86">
+        <w:r>
+          <w:rPr>
+            <w:rStyle w:val="Hyperlink"/>
+          </w:rPr>
+          <w:t xml:space="preserve">real-world multi-region interoperability demonstration</w:t>
+        </w:r>
+      </w:hyperlink>
+      <w:r>
+        <w:t xml:space="preserve"> </w:t>
+      </w:r>
+      <w:r>
+        <w:t xml:space="preserve">in May 2025.</w:t>
+      </w:r>
+      <w:r>
+        <w:t xml:space="preserve"> </w:t>
+      </w:r>
+      <w:hyperlink r:id="rId87">
         <w:r>
           <w:rPr>
             <w:rStyle w:val="Hyperlink"/>
@@ -3725,7 +2811,7 @@
       <w:r>
         <w:t xml:space="preserve"> </w:t>
       </w:r>
-      <w:hyperlink r:id="rId89">
+      <w:hyperlink r:id="rId88">
         <w:r>
           <w:rPr>
             <w:rStyle w:val="Hyperlink"/>
@@ -3744,7 +2830,7 @@
       <w:r>
         <w:t xml:space="preserve"> </w:t>
       </w:r>
-      <w:hyperlink r:id="rId90">
+      <w:hyperlink r:id="rId89">
         <w:r>
           <w:rPr>
             <w:rStyle w:val="Hyperlink"/>
@@ -3758,140 +2844,12 @@
         <w:t xml:space="preserve"> </w:t>
       </w:r>
       <w:r>
-        <w:t xml:space="preserve">is assembling modular government building blocks covering identity, payments, and data exchange. Core identity standards are in production pilots across the EU, UK, Switzerland, Japan, and California, but the combined benefits-portability-plus-AI-crisis-coordination system remains at prototype stage. TRL: 4.</w:t>
-      </w:r>
-    </w:p>
-    <w:p>
-      <w:pPr>
-        <w:pStyle w:val="BodyText"/>
-      </w:pPr>
-      <w:r>
-        <w:rPr>
-          <w:b/>
-          <w:bCs/>
-        </w:rPr>
-        <w:t xml:space="preserve">d/acc alignment.</w:t>
-      </w:r>
-      <w:r>
-        <w:t xml:space="preserve"> </w:t>
-      </w:r>
-      <w:r>
-        <w:t xml:space="preserve">Decentralized (4/5) and Defensive (4/5) are the strongest dimensions: the modular architecture preserves jurisdictional autonomy while the crisis coordination capability directly reduces harm from disasters. Democratic alignment (3/5) reflects meaningful but incomplete citizen-facing benefits, and Differential (2/5) is low because the underlying technologies are established rather than frontier.</w:t>
-      </w:r>
-    </w:p>
-    <w:p>
-      <w:pPr>
-        <w:pStyle w:val="BodyText"/>
-      </w:pPr>
-      <w:r>
-        <w:rPr>
-          <w:b/>
-          <w:bCs/>
-        </w:rPr>
-        <w:t xml:space="preserve">Links.</w:t>
-      </w:r>
-      <w:r>
-        <w:t xml:space="preserve"> </w:t>
-      </w:r>
-      <w:r>
-        <w:t xml:space="preserve">-</w:t>
-      </w:r>
-      <w:r>
-        <w:t xml:space="preserve"> </w:t>
-      </w:r>
-      <w:hyperlink r:id="rId87">
-        <w:r>
-          <w:rPr>
-            <w:rStyle w:val="Hyperlink"/>
-          </w:rPr>
-          <w:t xml:space="preserve">OpenID Foundation</w:t>
-        </w:r>
-      </w:hyperlink>
-      <w:r>
-        <w:t xml:space="preserve"> </w:t>
-      </w:r>
-      <w:r>
-        <w:t xml:space="preserve">— Developing OpenID for Verifiable Credentials standards and interoperability specifications for digital identity across jurisdictions</w:t>
-      </w:r>
-      <w:r>
-        <w:t xml:space="preserve"> </w:t>
-      </w:r>
-      <w:r>
-        <w:t xml:space="preserve">-</w:t>
-      </w:r>
-      <w:r>
-        <w:t xml:space="preserve"> </w:t>
-      </w:r>
-      <w:hyperlink r:id="rId88">
-        <w:r>
-          <w:rPr>
-            <w:rStyle w:val="Hyperlink"/>
-          </w:rPr>
-          <w:t xml:space="preserve">W3C (World Wide Web Consortium)</w:t>
-        </w:r>
-      </w:hyperlink>
-      <w:r>
-        <w:t xml:space="preserve"> </w:t>
-      </w:r>
-      <w:r>
-        <w:t xml:space="preserve">— Maintaining Decentralized Identifiers (DIDs) and Verifiable Credentials standards for cross-jurisdictional identity portability</w:t>
-      </w:r>
-      <w:r>
-        <w:t xml:space="preserve"> </w:t>
-      </w:r>
-      <w:r>
-        <w:t xml:space="preserve">-</w:t>
-      </w:r>
-      <w:r>
-        <w:t xml:space="preserve"> </w:t>
-      </w:r>
-      <w:hyperlink r:id="rId89">
-        <w:r>
-          <w:rPr>
-            <w:rStyle w:val="Hyperlink"/>
-          </w:rPr>
-          <w:t xml:space="preserve">Trust Over IP Foundation</w:t>
-        </w:r>
-      </w:hyperlink>
-      <w:r>
-        <w:t xml:space="preserve"> </w:t>
-      </w:r>
-      <w:r>
-        <w:t xml:space="preserve">— Developing governance frameworks and architecture for decentralized digital trust infrastructure enabling interoperable identity systems</w:t>
-      </w:r>
-      <w:r>
-        <w:t xml:space="preserve"> </w:t>
-      </w:r>
-      <w:r>
-        <w:t xml:space="preserve">-</w:t>
+        <w:t xml:space="preserve">is assembling modular government building blocks covering identity, payments, and data exchange. Core identity standards are in production pilots across the EU, UK, Switzerland, Japan, and California, but the combined benefits-portability-plus-AI-crisis-coordination system remains at prototype stage. TRL: 4. Relevant research includes</w:t>
       </w:r>
       <w:r>
         <w:t xml:space="preserve"> </w:t>
       </w:r>
       <w:hyperlink r:id="rId90">
-        <w:r>
-          <w:rPr>
-            <w:rStyle w:val="Hyperlink"/>
-          </w:rPr>
-          <w:t xml:space="preserve">GovStack</w:t>
-        </w:r>
-      </w:hyperlink>
-      <w:r>
-        <w:t xml:space="preserve"> </w:t>
-      </w:r>
-      <w:r>
-        <w:t xml:space="preserve">— Building modular government digital infrastructure with interoperable building blocks for identity, payments, and data exchange across jurisdictions</w:t>
-      </w:r>
-      <w:r>
-        <w:t xml:space="preserve"> </w:t>
-      </w:r>
-      <w:r>
-        <w:t xml:space="preserve">-</w:t>
-      </w:r>
-      <w:r>
-        <w:t xml:space="preserve"> </w:t>
-      </w:r>
-      <w:hyperlink r:id="rId91">
         <w:r>
           <w:rPr>
             <w:rStyle w:val="Hyperlink"/>
@@ -3903,41 +2861,12 @@
         <w:t xml:space="preserve"> </w:t>
       </w:r>
       <w:r>
-        <w:t xml:space="preserve">(2026)</w:t>
-      </w:r>
-      <w:r>
-        <w:t xml:space="preserve"> </w:t>
-      </w:r>
-      <w:r>
-        <w:t xml:space="preserve">-</w:t>
-      </w:r>
-      <w:r>
-        <w:t xml:space="preserve"> </w:t>
-      </w:r>
-      <w:hyperlink r:id="rId92">
-        <w:r>
-          <w:rPr>
-            <w:rStyle w:val="Hyperlink"/>
-          </w:rPr>
-          <w:t xml:space="preserve">Real-World Interoperability Demonstration of New Standards</w:t>
-        </w:r>
-      </w:hyperlink>
-      <w:r>
-        <w:t xml:space="preserve"> </w:t>
-      </w:r>
-      <w:r>
-        <w:t xml:space="preserve">(2025)</w:t>
-      </w:r>
-      <w:r>
-        <w:t xml:space="preserve"> </w:t>
-      </w:r>
-      <w:r>
-        <w:t xml:space="preserve">-</w:t>
-      </w:r>
-      <w:r>
-        <w:t xml:space="preserve"> </w:t>
-      </w:r>
-      <w:hyperlink r:id="rId93">
+        <w:t xml:space="preserve">(2026) and</w:t>
+      </w:r>
+      <w:r>
+        <w:t xml:space="preserve"> </w:t>
+      </w:r>
+      <w:hyperlink r:id="rId91">
         <w:r>
           <w:rPr>
             <w:rStyle w:val="Hyperlink"/>
@@ -3949,7 +2878,25 @@
         <w:t xml:space="preserve"> </w:t>
       </w:r>
       <w:r>
-        <w:t xml:space="preserve">(2025)</w:t>
+        <w:t xml:space="preserve">(2025).</w:t>
+      </w:r>
+    </w:p>
+    <w:p>
+      <w:pPr>
+        <w:pStyle w:val="BodyText"/>
+      </w:pPr>
+      <w:r>
+        <w:rPr>
+          <w:b/>
+          <w:bCs/>
+        </w:rPr>
+        <w:t xml:space="preserve">d/acc alignment.</w:t>
+      </w:r>
+      <w:r>
+        <w:t xml:space="preserve"> </w:t>
+      </w:r>
+      <w:r>
+        <w:t xml:space="preserve">Decentralized (4/5) and Defensive (4/5) are the strongest dimensions: the modular architecture preserves jurisdictional autonomy while the crisis coordination capability directly reduces harm from disasters. Democratic alignment (3/5) reflects meaningful but incomplete citizen-facing benefits, and Differential (2/5) is low because the underlying technologies are established rather than frontier.</w:t>
       </w:r>
     </w:p>
     <w:p>
@@ -3994,8 +2941,8 @@
         <w:t xml:space="preserve">Source: N/A</w:t>
       </w:r>
     </w:p>
-    <w:bookmarkEnd w:id="94"/>
-    <w:bookmarkStart w:id="98" w:name="comprehensive-ai-services-drexler"/>
+    <w:bookmarkEnd w:id="92"/>
+    <w:bookmarkStart w:id="96" w:name="comprehensive-ai-services-drexler"/>
     <w:p>
       <w:pPr>
         <w:pStyle w:val="Heading3"/>
@@ -4063,20 +3010,57 @@
         <w:t xml:space="preserve"> </w:t>
       </w:r>
       <w:r>
-        <w:t xml:space="preserve">No organization is deliberately implementing CAIS as a unified design paradigm. The Future of Humanity Institute at the University of Oxford published Drexler’s foundational 2019 technical report,</w:t>
-      </w:r>
-      <w:r>
-        <w:t xml:space="preserve"> </w:t>
-      </w:r>
-      <w:r>
-        <w:rPr>
-          <w:i/>
-          <w:iCs/>
-        </w:rPr>
-        <w:t xml:space="preserve">Reframing Superintelligence</w:t>
-      </w:r>
-      <w:r>
-        <w:t xml:space="preserve">, which remains the primary articulation of the framework. Individual narrow superhuman AIs—AlphaFold, chess engines—demonstrate isolated components, but without architectural enforcement of narrowness or a competitive service ecology. No dedicated funding has been identified. TRL: 2.</w:t>
+        <w:t xml:space="preserve">No organization is deliberately implementing CAIS as a unified design paradigm. The</w:t>
+      </w:r>
+      <w:r>
+        <w:t xml:space="preserve"> </w:t>
+      </w:r>
+      <w:hyperlink r:id="rId93">
+        <w:r>
+          <w:rPr>
+            <w:rStyle w:val="Hyperlink"/>
+          </w:rPr>
+          <w:t xml:space="preserve">Future of Humanity Institute</w:t>
+        </w:r>
+      </w:hyperlink>
+      <w:r>
+        <w:t xml:space="preserve"> </w:t>
+      </w:r>
+      <w:r>
+        <w:t xml:space="preserve">at the University of Oxford published Drexler’s foundational 2019 technical report,</w:t>
+      </w:r>
+      <w:r>
+        <w:t xml:space="preserve"> </w:t>
+      </w:r>
+      <w:hyperlink r:id="rId94">
+        <w:r>
+          <w:rPr>
+            <w:rStyle w:val="Hyperlink"/>
+            <w:i/>
+            <w:iCs/>
+          </w:rPr>
+          <w:t xml:space="preserve">Reframing Superintelligence</w:t>
+        </w:r>
+      </w:hyperlink>
+      <w:r>
+        <w:t xml:space="preserve">, which remains the primary articulation of the framework. Individual narrow superhuman AIs—AlphaFold, chess engines—demonstrate isolated components, but without architectural enforcement of narrowness or a competitive service ecology. No dedicated funding has been identified. TRL: 2. The concept was discussed in a</w:t>
+      </w:r>
+      <w:r>
+        <w:t xml:space="preserve"> </w:t>
+      </w:r>
+      <w:hyperlink r:id="rId95">
+        <w:r>
+          <w:rPr>
+            <w:rStyle w:val="Hyperlink"/>
+          </w:rPr>
+          <w:t xml:space="preserve">podcast with Nathan Labenz</w:t>
+        </w:r>
+      </w:hyperlink>
+      <w:r>
+        <w:t xml:space="preserve"> </w:t>
+      </w:r>
+      <w:r>
+        <w:t xml:space="preserve">on Existential Hope.</w:t>
       </w:r>
     </w:p>
     <w:p>
@@ -4099,66 +3083,97 @@
     </w:p>
     <w:p>
       <w:pPr>
-        <w:pStyle w:val="BodyText"/>
+        <w:pStyle w:val="BlockText"/>
       </w:pPr>
       <w:r>
         <w:rPr>
           <w:b/>
           <w:bCs/>
         </w:rPr>
-        <w:t xml:space="preserve">Links.</w:t>
-      </w:r>
-      <w:r>
-        <w:t xml:space="preserve"> </w:t>
-      </w:r>
-      <w:r>
-        <w:t xml:space="preserve">-</w:t>
-      </w:r>
-      <w:r>
+        <w:t xml:space="preserve">What can someone do RIGHT NOW?</w:t>
+      </w:r>
+      <w:r>
+        <w:t xml:space="preserve"> </w:t>
+      </w:r>
+      <w:r>
+        <w:t xml:space="preserve">Who funds the formal verification work? The core unsolved problem is whether service composition across domain-limited AIs can be architecturally bounded to prevent emergent generalization. On the policy side, a regulatory proposal requiring capability partitioning disclosures for frontier model developers would create the coordination infrastructure the CAIS model currently lacks entirely.</w:t>
+      </w:r>
+    </w:p>
+    <w:p>
+      <w:pPr>
+        <w:pStyle w:val="BlockText"/>
+      </w:pPr>
+      <w:r>
+        <w:t xml:space="preserve">“It’s safety through narrowness. It’s not to say that the AIs aren’t really good at what they do—they could be superhuman at what they do—but in the same way that we have superhuman chess players that can only play chess, and we have superhuman protein folding AIs that can only fold protein, you don’t really have to worry that that’s going to do something surprising… I think that would be a really good design decision if we could manage it: to have AIs that are potentially superhuman in their domain but are in a pretty fundamental way limited to their domain so they don’t do an end-run around whatever guardrails we’ve put in place.”</w:t>
+      </w:r>
+      <w:r>
+        <w:t xml:space="preserve"> </w:t>
+      </w:r>
+      <w:r>
+        <w:t xml:space="preserve">—</w:t>
+      </w:r>
+      <w:r>
+        <w:t xml:space="preserve"> </w:t>
+      </w:r>
+      <w:r>
+        <w:rPr>
+          <w:i/>
+          <w:iCs/>
+        </w:rPr>
+        <w:t xml:space="preserve">Source:</w:t>
+      </w:r>
+      <w:r>
+        <w:rPr>
+          <w:i/>
+          <w:iCs/>
+        </w:rPr>
         <w:t xml:space="preserve"> </w:t>
       </w:r>
       <w:hyperlink r:id="rId95">
         <w:r>
           <w:rPr>
             <w:rStyle w:val="Hyperlink"/>
+            <w:i/>
+            <w:iCs/>
           </w:rPr>
-          <w:t xml:space="preserve">Future of Humanity Institute (FHI), University of Oxford</w:t>
+          <w:t xml:space="preserve">podcasts</w:t>
         </w:r>
       </w:hyperlink>
-      <w:r>
-        <w:t xml:space="preserve"> </w:t>
-      </w:r>
-      <w:r>
-        <w:t xml:space="preserve">— Published Drexler’s foundational CAIS technical report; conducts research on AI safety and superintelligence</w:t>
-      </w:r>
-      <w:r>
-        <w:t xml:space="preserve"> </w:t>
-      </w:r>
-      <w:r>
-        <w:t xml:space="preserve">-</w:t>
-      </w:r>
-      <w:r>
-        <w:t xml:space="preserve"> </w:t>
-      </w:r>
-      <w:hyperlink r:id="rId96">
-        <w:r>
-          <w:rPr>
-            <w:rStyle w:val="Hyperlink"/>
-          </w:rPr>
-          <w:t xml:space="preserve">Reframing Superintelligence: Comprehensive AI Services as General Intelligence</w:t>
-        </w:r>
-      </w:hyperlink>
-      <w:r>
-        <w:t xml:space="preserve"> </w:t>
-      </w:r>
-      <w:r>
-        <w:t xml:space="preserve">(2019)</w:t>
-      </w:r>
-      <w:r>
-        <w:t xml:space="preserve"> </w:t>
-      </w:r>
-      <w:r>
-        <w:t xml:space="preserve">- Source:</w:t>
+    </w:p>
+    <w:bookmarkEnd w:id="96"/>
+    <w:bookmarkStart w:id="105" w:name="attack-dog-dao-for-climate"/>
+    <w:p>
+      <w:pPr>
+        <w:pStyle w:val="Heading3"/>
+      </w:pPr>
+      <w:r>
+        <w:t xml:space="preserve">Attack Dog DAO for Climate</w:t>
+      </w:r>
+    </w:p>
+    <w:p>
+      <w:pPr>
+        <w:pStyle w:val="FirstParagraph"/>
+      </w:pPr>
+      <w:r>
+        <w:rPr>
+          <w:b/>
+          <w:bCs/>
+        </w:rPr>
+        <w:t xml:space="preserve">Ecological &amp; Regenerative Systems</w:t>
+      </w:r>
+      <w:r>
+        <w:t xml:space="preserve"> </w:t>
+      </w:r>
+      <w:r>
+        <w:t xml:space="preserve">| Composite: 16</w:t>
+      </w:r>
+    </w:p>
+    <w:p>
+      <w:pPr>
+        <w:pStyle w:val="BodyText"/>
+      </w:pPr>
+      <w:r>
+        <w:t xml:space="preserve">A DAO that funds and coordinates environmental litigation on behalf of legally-recognized natural entities, financed through tokenized litigation investment. The idea was</w:t>
       </w:r>
       <w:r>
         <w:t xml:space="preserve"> </w:t>
@@ -4168,9 +3183,184 @@
           <w:rPr>
             <w:rStyle w:val="Hyperlink"/>
           </w:rPr>
-          <w:t xml:space="preserve">nathan-labenz-what-are-the-best-case-scenarios-for-ai</w:t>
+          <w:t xml:space="preserve">proposed in a conversation about combining crypto mechanisms with climate action</w:t>
         </w:r>
       </w:hyperlink>
+      <w:r>
+        <w:t xml:space="preserve">.</w:t>
+      </w:r>
+    </w:p>
+    <w:p>
+      <w:pPr>
+        <w:pStyle w:val="BodyText"/>
+      </w:pPr>
+      <w:r>
+        <w:rPr>
+          <w:b/>
+          <w:bCs/>
+        </w:rPr>
+        <w:t xml:space="preserve">How it works.</w:t>
+      </w:r>
+      <w:r>
+        <w:t xml:space="preserve"> </w:t>
+      </w:r>
+      <w:r>
+        <w:t xml:space="preserve">Natural bodies granted</w:t>
+      </w:r>
+      <w:r>
+        <w:t xml:space="preserve"> </w:t>
+      </w:r>
+      <w:hyperlink r:id="rId98">
+        <w:r>
+          <w:rPr>
+            <w:rStyle w:val="Hyperlink"/>
+          </w:rPr>
+          <w:t xml:space="preserve">legal personhood</w:t>
+        </w:r>
+      </w:hyperlink>
+      <w:r>
+        <w:t xml:space="preserve">—rivers, lakes—become plaintiffs in lawsuits against polluters. A DAO pools capital from investors through tokenized litigation finance mechanisms, funding those cases and returning proceeds to investors when litigation succeeds. Investors profit when the lawsuits win. The lawsuits win when polluters lose. That’s the whole trick. The</w:t>
+      </w:r>
+      <w:r>
+        <w:t xml:space="preserve"> </w:t>
+      </w:r>
+      <w:hyperlink r:id="rId99">
+        <w:r>
+          <w:rPr>
+            <w:rStyle w:val="Hyperlink"/>
+          </w:rPr>
+          <w:t xml:space="preserve">movement to grant legal personhood to nature is growing</w:t>
+        </w:r>
+      </w:hyperlink>
+      <w:r>
+        <w:t xml:space="preserve">, expanding the potential plaintiff pool.</w:t>
+      </w:r>
+    </w:p>
+    <w:p>
+      <w:pPr>
+        <w:pStyle w:val="BodyText"/>
+      </w:pPr>
+      <w:r>
+        <w:rPr>
+          <w:b/>
+          <w:bCs/>
+        </w:rPr>
+        <w:t xml:space="preserve">Who’s building toward this.</w:t>
+      </w:r>
+      <w:r>
+        <w:t xml:space="preserve"> </w:t>
+      </w:r>
+      <w:r>
+        <w:t xml:space="preserve">The closest attempt was Aristata Capital, which explored climate litigation finance but stopped short of DAO governance or tokenization. Adjacent work is underway from several directions.</w:t>
+      </w:r>
+      <w:r>
+        <w:t xml:space="preserve"> </w:t>
+      </w:r>
+      <w:hyperlink r:id="rId100">
+        <w:r>
+          <w:rPr>
+            <w:rStyle w:val="Hyperlink"/>
+            <w:b/>
+            <w:bCs/>
+          </w:rPr>
+          <w:t xml:space="preserve">Ryval</w:t>
+        </w:r>
+      </w:hyperlink>
+      <w:r>
+        <w:t xml:space="preserve"> </w:t>
+      </w:r>
+      <w:r>
+        <w:t xml:space="preserve">pioneered</w:t>
+      </w:r>
+      <w:r>
+        <w:t xml:space="preserve"> </w:t>
+      </w:r>
+      <w:hyperlink r:id="rId101">
+        <w:r>
+          <w:rPr>
+            <w:rStyle w:val="Hyperlink"/>
+          </w:rPr>
+          <w:t xml:space="preserve">tokenized litigation finance</w:t>
+        </w:r>
+      </w:hyperlink>
+      <w:r>
+        <w:t xml:space="preserve"> </w:t>
+      </w:r>
+      <w:r>
+        <w:t xml:space="preserve">via Initial Litigation Offerings on blockchain, completing its first ILO in October 2021.</w:t>
+      </w:r>
+      <w:r>
+        <w:t xml:space="preserve"> </w:t>
+      </w:r>
+      <w:hyperlink r:id="rId102">
+        <w:r>
+          <w:rPr>
+            <w:rStyle w:val="Hyperlink"/>
+            <w:b/>
+            <w:bCs/>
+          </w:rPr>
+          <w:t xml:space="preserve">LawCoin</w:t>
+        </w:r>
+      </w:hyperlink>
+      <w:r>
+        <w:t xml:space="preserve"> </w:t>
+      </w:r>
+      <w:r>
+        <w:t xml:space="preserve">tokenizes litigation finance deals on Ethereum for institutional investors.</w:t>
+      </w:r>
+      <w:r>
+        <w:t xml:space="preserve"> </w:t>
+      </w:r>
+      <w:hyperlink r:id="rId103">
+        <w:r>
+          <w:rPr>
+            <w:rStyle w:val="Hyperlink"/>
+            <w:b/>
+            <w:bCs/>
+          </w:rPr>
+          <w:t xml:space="preserve">MediCoin</w:t>
+        </w:r>
+      </w:hyperlink>
+      <w:r>
+        <w:t xml:space="preserve"> </w:t>
+      </w:r>
+      <w:r>
+        <w:t xml:space="preserve">has tokenized attorney fee interests specifically in environmental litigation, including PFAS cases.</w:t>
+      </w:r>
+      <w:r>
+        <w:t xml:space="preserve"> </w:t>
+      </w:r>
+      <w:hyperlink r:id="rId104">
+        <w:r>
+          <w:rPr>
+            <w:rStyle w:val="Hyperlink"/>
+            <w:b/>
+            <w:bCs/>
+          </w:rPr>
+          <w:t xml:space="preserve">ClientEarth</w:t>
+        </w:r>
+      </w:hyperlink>
+      <w:r>
+        <w:t xml:space="preserve">, the environmental law firm, has inspired litigation finance focused on climate cases through Aristata Capital. No known entity has combined environmental personhood, DAO governance, and tokenized litigation finance into a deployed system. TRL: 3. Funding: none identified for an integrated implementation.</w:t>
+      </w:r>
+    </w:p>
+    <w:p>
+      <w:pPr>
+        <w:pStyle w:val="BodyText"/>
+      </w:pPr>
+      <w:r>
+        <w:rPr>
+          <w:b/>
+          <w:bCs/>
+        </w:rPr>
+        <w:t xml:space="preserve">d/acc alignment.</w:t>
+      </w:r>
+      <w:r>
+        <w:t xml:space="preserve"> </w:t>
+      </w:r>
+      <w:r>
+        <w:t xml:space="preserve">The concept scores highest on democratic distribution (4/5) and defensive posture (4/5)—it distributes access to legal enforcement mechanisms and directly counters harmful actors—while decentralization is constrained (3/5) by guardian bottlenecks and DAO liability exposure under current law.</w:t>
+      </w:r>
     </w:p>
     <w:p>
       <w:pPr>
@@ -4187,7 +3377,7 @@
         <w:t xml:space="preserve"> </w:t>
       </w:r>
       <w:r>
-        <w:t xml:space="preserve">Who funds the formal verification work? The core unsolved problem is whether service composition across domain-limited AIs can be architecturally bounded to prevent emergent generalization. On the policy side, a regulatory proposal requiring capability partitioning disclosures for frontier model developers would create the coordination infrastructure the CAIS model currently lacks entirely.</w:t>
+        <w:t xml:space="preserve">If ClientEarth or a similar environmental law firm won’t pilot a DAO-governed litigation fund, a crypto-native legal team should just build one and let courts sort out the liability questions — the precedent-setting value alone justifies the risk. Separately, engaging securities regulators on the classification of tokenized litigation interests would unblock retail investor participation.</w:t>
       </w:r>
     </w:p>
     <w:p>
@@ -4195,7 +3385,7 @@
         <w:pStyle w:val="BlockText"/>
       </w:pPr>
       <w:r>
-        <w:t xml:space="preserve">“It’s safety through narrowness. It’s not to say that the AIs aren’t really good at what they do—they could be superhuman at what they do—but in the same way that we have superhuman chess players that can only play chess, and we have superhuman protein folding AIs that can only fold protein, you don’t really have to worry that that’s going to do something surprising… I think that would be a really good design decision if we could manage it: to have AIs that are potentially superhuman in their domain but are in a pretty fundamental way limited to their domain so they don’t do an end-run around whatever guardrails we’ve put in place.”</w:t>
+        <w:t xml:space="preserve">“One approach is creating an attack dog DAO (Decentralized Autonomous Organization) for climate, similar to the Electronic Frontier Foundation but focused on environmental issues. This DAO could sue on behalf of natural bodies, like rivers or lakes, that have been granted legal personhood. It would leverage litigation finance, where people can invest in these legal battles.”</w:t>
       </w:r>
       <w:r>
         <w:t xml:space="preserve"> </w:t>
@@ -4231,14 +3421,14 @@
         </w:r>
       </w:hyperlink>
     </w:p>
-    <w:bookmarkEnd w:id="98"/>
-    <w:bookmarkStart w:id="107" w:name="attack-dog-dao-for-climate"/>
+    <w:bookmarkEnd w:id="105"/>
+    <w:bookmarkStart w:id="114" w:name="wisdom-dao"/>
     <w:p>
       <w:pPr>
         <w:pStyle w:val="Heading3"/>
       </w:pPr>
       <w:r>
-        <w:t xml:space="preserve">Attack Dog DAO for Climate</w:t>
+        <w:t xml:space="preserve">Wisdom DAO</w:t>
       </w:r>
     </w:p>
     <w:p>
@@ -4250,7 +3440,7 @@
           <w:b/>
           <w:bCs/>
         </w:rPr>
-        <w:t xml:space="preserve">Ecological &amp; Regenerative Systems</w:t>
+        <w:t xml:space="preserve">Decentralized &amp; Democratic Institutions</w:t>
       </w:r>
       <w:r>
         <w:t xml:space="preserve"> </w:t>
@@ -4264,7 +3454,21 @@
         <w:pStyle w:val="BodyText"/>
       </w:pPr>
       <w:r>
-        <w:t xml:space="preserve">A DAO that funds and coordinates environmental litigation on behalf of legally-recognized natural entities, financed through tokenized litigation investment.</w:t>
+        <w:t xml:space="preserve">A decentralized autonomous organization where human citizens and AI systems jointly propose, deliberate, and vote on governance policy using weighted voting and blockchain transparency. The concept originates from the</w:t>
+      </w:r>
+      <w:r>
+        <w:t xml:space="preserve"> </w:t>
+      </w:r>
+      <w:hyperlink r:id="rId106">
+        <w:r>
+          <w:rPr>
+            <w:rStyle w:val="Hyperlink"/>
+          </w:rPr>
+          <w:t xml:space="preserve">Sadvipra AI world-building scenario</w:t>
+        </w:r>
+      </w:hyperlink>
+      <w:r>
+        <w:t xml:space="preserve">.</w:t>
       </w:r>
     </w:p>
     <w:p>
@@ -4282,7 +3486,25 @@
         <w:t xml:space="preserve"> </w:t>
       </w:r>
       <w:r>
-        <w:t xml:space="preserve">Natural bodies granted legal personhood—rivers, lakes—become plaintiffs in lawsuits against polluters. A DAO pools capital from investors through tokenized litigation finance mechanisms, funding those cases and returning proceeds to investors when litigation succeeds. Investors profit when the lawsuits win. The lawsuits win when polluters lose. That’s the whole trick.</w:t>
+        <w:t xml:space="preserve">Citizens use personal AI assistants (Citizen-AI) to parse proposals and cast informed votes recorded on a blockchain ledger. A second AI layer aggregates votes into policy drafts. Humans still ratify, but execution runs on smart contracts, removing the usual discretionary window between</w:t>
+      </w:r>
+      <w:r>
+        <w:t xml:space="preserve"> </w:t>
+      </w:r>
+      <w:r>
+        <w:t xml:space="preserve">“approved”</w:t>
+      </w:r>
+      <w:r>
+        <w:t xml:space="preserve"> </w:t>
+      </w:r>
+      <w:r>
+        <w:t xml:space="preserve">and</w:t>
+      </w:r>
+      <w:r>
+        <w:t xml:space="preserve"> </w:t>
+      </w:r>
+      <w:r>
+        <w:t xml:space="preserve">“implemented.”</w:t>
       </w:r>
     </w:p>
     <w:p>
@@ -4299,81 +3521,426 @@
       <w:r>
         <w:t xml:space="preserve"> </w:t>
       </w:r>
-      <w:r>
-        <w:t xml:space="preserve">The closest attempt was Aristata Capital, which explored climate litigation finance but stopped short of DAO governance or tokenization. Adjacent work is underway from several directions.</w:t>
-      </w:r>
-      <w:r>
-        <w:t xml:space="preserve"> </w:t>
-      </w:r>
-      <w:hyperlink r:id="rId99">
+      <w:hyperlink r:id="rId107">
+        <w:r>
+          <w:rPr>
+            <w:rStyle w:val="Hyperlink"/>
+          </w:rPr>
+          <w:t xml:space="preserve">Near Foundation</w:t>
+        </w:r>
+      </w:hyperlink>
+      <w:r>
+        <w:t xml:space="preserve"> </w:t>
+      </w:r>
+      <w:r>
+        <w:t xml:space="preserve">is developing AI-powered delegates and the Pulse sentiment-tracking tool for DAO governance.</w:t>
+      </w:r>
+      <w:r>
+        <w:t xml:space="preserve"> </w:t>
+      </w:r>
+      <w:hyperlink r:id="rId108">
+        <w:r>
+          <w:rPr>
+            <w:rStyle w:val="Hyperlink"/>
+          </w:rPr>
+          <w:t xml:space="preserve">SingularityNET</w:t>
+        </w:r>
+      </w:hyperlink>
+      <w:r>
+        <w:t xml:space="preserve"> </w:t>
+      </w:r>
+      <w:r>
+        <w:t xml:space="preserve">operates a decentralized AI coordination platform using blockchain for service governance and privacy-preserving datasets.</w:t>
+      </w:r>
+      <w:r>
+        <w:t xml:space="preserve"> </w:t>
+      </w:r>
+      <w:hyperlink r:id="rId109">
+        <w:r>
+          <w:rPr>
+            <w:rStyle w:val="Hyperlink"/>
+          </w:rPr>
+          <w:t xml:space="preserve">Aragon</w:t>
+        </w:r>
+      </w:hyperlink>
+      <w:r>
+        <w:t xml:space="preserve"> </w:t>
+      </w:r>
+      <w:r>
+        <w:t xml:space="preserve">provides DAO infrastructure and tooling, while</w:t>
+      </w:r>
+      <w:r>
+        <w:t xml:space="preserve"> </w:t>
+      </w:r>
+      <w:hyperlink r:id="rId110">
+        <w:r>
+          <w:rPr>
+            <w:rStyle w:val="Hyperlink"/>
+          </w:rPr>
+          <w:t xml:space="preserve">MakerDAO</w:t>
+        </w:r>
+      </w:hyperlink>
+      <w:r>
+        <w:t xml:space="preserve"> </w:t>
+      </w:r>
+      <w:r>
+        <w:t xml:space="preserve">demonstrates on-chain token-based governance at meaningful scale. No dedicated funding for integrated human-AI hybrid governance DAOs has been identified.</w:t>
+      </w:r>
+      <w:r>
+        <w:t xml:space="preserve"> </w:t>
+      </w:r>
+      <w:r>
+        <w:rPr>
+          <w:b/>
+          <w:bCs/>
+        </w:rPr>
+        <w:t xml:space="preserve">TRL: 4</w:t>
+      </w:r>
+      <w:r>
+        <w:t xml:space="preserve"> </w:t>
+      </w:r>
+      <w:r>
+        <w:t xml:space="preserve">— AI agents have been</w:t>
+      </w:r>
+      <w:r>
+        <w:t xml:space="preserve"> </w:t>
+      </w:r>
+      <w:hyperlink r:id="rId111">
+        <w:r>
+          <w:rPr>
+            <w:rStyle w:val="Hyperlink"/>
+          </w:rPr>
+          <w:t xml:space="preserve">tested against 3,383 real proposals</w:t>
+        </w:r>
+      </w:hyperlink>
+      <w:r>
+        <w:t xml:space="preserve"> </w:t>
+      </w:r>
+      <w:r>
+        <w:t xml:space="preserve">with 97% alignment to historical human decisions, and simulations show a 40% participation increase, but no production deployment at city or national scale exists. Recent research includes a</w:t>
+      </w:r>
+      <w:r>
+        <w:t xml:space="preserve"> </w:t>
+      </w:r>
+      <w:hyperlink r:id="rId112">
+        <w:r>
+          <w:rPr>
+            <w:rStyle w:val="Hyperlink"/>
+          </w:rPr>
+          <w:t xml:space="preserve">stepwise development framework for AI-driven DAOs</w:t>
+        </w:r>
+      </w:hyperlink>
+      <w:r>
+        <w:t xml:space="preserve"> </w:t>
+      </w:r>
+      <w:r>
+        <w:t xml:space="preserve">and a study on</w:t>
+      </w:r>
+      <w:r>
+        <w:t xml:space="preserve"> </w:t>
+      </w:r>
+      <w:hyperlink r:id="rId113">
+        <w:r>
+          <w:rPr>
+            <w:rStyle w:val="Hyperlink"/>
+          </w:rPr>
+          <w:t xml:space="preserve">democratic governance through DAO-based deliberation</w:t>
+        </w:r>
+      </w:hyperlink>
+      <w:r>
+        <w:t xml:space="preserve">.</w:t>
+      </w:r>
+    </w:p>
+    <w:p>
+      <w:pPr>
+        <w:pStyle w:val="BodyText"/>
+      </w:pPr>
+      <w:r>
+        <w:rPr>
+          <w:b/>
+          <w:bCs/>
+        </w:rPr>
+        <w:t xml:space="preserve">d/acc alignment.</w:t>
+      </w:r>
+      <w:r>
+        <w:t xml:space="preserve"> </w:t>
+      </w:r>
+      <w:r>
+        <w:t xml:space="preserve">Democratic (4/5) and Decentralized (4/5) are the strongest dimensions, reflecting the system’s core design: distributed decision-making authority shared between citizens and AI rather than concentrated in bureaucratic institutions. Defensive scores lower (3/5) because the system’s resilience against manipulation and adversarial voting remains unproven at scale.</w:t>
+      </w:r>
+    </w:p>
+    <w:p>
+      <w:pPr>
+        <w:pStyle w:val="BlockText"/>
+      </w:pPr>
+      <w:r>
+        <w:rPr>
+          <w:b/>
+          <w:bCs/>
+        </w:rPr>
+        <w:t xml:space="preserve">What can someone do RIGHT NOW?</w:t>
+      </w:r>
+      <w:r>
+        <w:t xml:space="preserve"> </w:t>
+      </w:r>
+      <w:r>
+        <w:t xml:space="preserve">Researchers should publish comparative studies of existing DAO governance pilots—particularly Near Foundation’s Pulse deployments—to build the empirical record regulators need to draft workable legal frameworks. Policy advocates should engage directly with EU AI Act implementation bodies and NIST to push for explicit guidance on AI-assisted voting systems before legal ambiguity freezes further development.</w:t>
+      </w:r>
+    </w:p>
+    <w:p>
+      <w:pPr>
+        <w:pStyle w:val="BlockText"/>
+      </w:pPr>
+      <w:r>
+        <w:t xml:space="preserve">“Wisdom DAO – Citizens &amp; AIs co-create policy. By 2035, governance shifted from centralized bureaucracy to decentralized wisdom guided by Sadvipra AI and DAOs. People co-create policy with personal AIs, corruption drops through blockchain transparency, and decisions align with dharma.”</w:t>
+      </w:r>
+      <w:r>
+        <w:t xml:space="preserve"> </w:t>
+      </w:r>
+      <w:r>
+        <w:t xml:space="preserve">—</w:t>
+      </w:r>
+      <w:r>
+        <w:t xml:space="preserve"> </w:t>
+      </w:r>
+      <w:r>
+        <w:rPr>
+          <w:i/>
+          <w:iCs/>
+        </w:rPr>
+        <w:t xml:space="preserve">Source:</w:t>
+      </w:r>
+      <w:r>
+        <w:rPr>
+          <w:i/>
+          <w:iCs/>
+        </w:rPr>
+        <w:t xml:space="preserve"> </w:t>
+      </w:r>
+      <w:hyperlink r:id="rId106">
+        <w:r>
+          <w:rPr>
+            <w:rStyle w:val="Hyperlink"/>
+            <w:i/>
+            <w:iCs/>
+          </w:rPr>
+          <w:t xml:space="preserve">worldbuilding-course-worldbuilding-toolbox-world-entry-page-world-gallery-x-twitter-instagram-medium-bookmark-sadvipra-ai</w:t>
+        </w:r>
+      </w:hyperlink>
+    </w:p>
+    <w:bookmarkEnd w:id="114"/>
+    <w:bookmarkStart w:id="122" w:name="accord-of-watersheds"/>
+    <w:p>
+      <w:pPr>
+        <w:pStyle w:val="Heading3"/>
+      </w:pPr>
+      <w:r>
+        <w:t xml:space="preserve">Accord of Watersheds</w:t>
+      </w:r>
+    </w:p>
+    <w:p>
+      <w:pPr>
+        <w:pStyle w:val="FirstParagraph"/>
+      </w:pPr>
+      <w:r>
+        <w:rPr>
+          <w:b/>
+          <w:bCs/>
+        </w:rPr>
+        <w:t xml:space="preserve">International Governance &amp; Coordination</w:t>
+      </w:r>
+      <w:r>
+        <w:t xml:space="preserve"> </w:t>
+      </w:r>
+      <w:r>
+        <w:t xml:space="preserve">| Composite: 16</w:t>
+      </w:r>
+    </w:p>
+    <w:p>
+      <w:pPr>
+        <w:pStyle w:val="BodyText"/>
+      </w:pPr>
+      <w:r>
+        <w:t xml:space="preserve">An international treaty framework that organizes political cooperation around watershed and bioregional boundaries rather than national borders, envisioned in the</w:t>
+      </w:r>
+      <w:r>
+        <w:t xml:space="preserve"> </w:t>
+      </w:r>
+      <w:hyperlink r:id="rId115">
+        <w:r>
+          <w:rPr>
+            <w:rStyle w:val="Hyperlink"/>
+          </w:rPr>
+          <w:t xml:space="preserve">2035 Rewild scenario</w:t>
+        </w:r>
+      </w:hyperlink>
+      <w:r>
+        <w:t xml:space="preserve">.</w:t>
+      </w:r>
+    </w:p>
+    <w:p>
+      <w:pPr>
+        <w:pStyle w:val="BodyText"/>
+      </w:pPr>
+      <w:r>
+        <w:rPr>
+          <w:b/>
+          <w:bCs/>
+        </w:rPr>
+        <w:t xml:space="preserve">How it works.</w:t>
+      </w:r>
+      <w:r>
+        <w:t xml:space="preserve"> </w:t>
+      </w:r>
+      <w:r>
+        <w:t xml:space="preserve">Signatory parties—nations, Indigenous governments, and regional bodies—agree to coordinate resource use, conservation, and conflict resolution according to the boundaries and health of shared watersheds. Governance bodies are constituted around river basins or bioregions, with binding obligations tied to ecological indicators rather than national interest. Dispute resolution and resource allocation follow hydrological logic rather than political boundaries.</w:t>
+      </w:r>
+    </w:p>
+    <w:p>
+      <w:pPr>
+        <w:pStyle w:val="BodyText"/>
+      </w:pPr>
+      <w:r>
+        <w:rPr>
+          <w:b/>
+          <w:bCs/>
+        </w:rPr>
+        <w:t xml:space="preserve">Who’s building toward this.</w:t>
+      </w:r>
+      <w:r>
+        <w:t xml:space="preserve"> </w:t>
+      </w:r>
+      <w:r>
+        <w:t xml:space="preserve">The</w:t>
+      </w:r>
+      <w:r>
+        <w:t xml:space="preserve"> </w:t>
+      </w:r>
+      <w:hyperlink r:id="rId116">
         <w:r>
           <w:rPr>
             <w:rStyle w:val="Hyperlink"/>
             <w:b/>
             <w:bCs/>
           </w:rPr>
-          <w:t xml:space="preserve">Ryval</w:t>
+          <w:t xml:space="preserve">International Joint Commission (IJC)</w:t>
         </w:r>
       </w:hyperlink>
       <w:r>
         <w:t xml:space="preserve"> </w:t>
       </w:r>
       <w:r>
-        <w:t xml:space="preserve">pioneered tokenized litigation finance via Initial Litigation Offerings on blockchain, completing its first ILO in October 2021.</w:t>
-      </w:r>
-      <w:r>
-        <w:t xml:space="preserve"> </w:t>
-      </w:r>
-      <w:hyperlink r:id="rId100">
+        <w:t xml:space="preserve">has operated transboundary watershed governance between Canada and the US since 1909, with its</w:t>
+      </w:r>
+      <w:r>
+        <w:t xml:space="preserve"> </w:t>
+      </w:r>
+      <w:hyperlink r:id="rId117">
+        <w:r>
+          <w:rPr>
+            <w:rStyle w:val="Hyperlink"/>
+          </w:rPr>
+          <w:t xml:space="preserve">International Watersheds Initiative</w:t>
+        </w:r>
+      </w:hyperlink>
+      <w:r>
+        <w:t xml:space="preserve"> </w:t>
+      </w:r>
+      <w:r>
+        <w:t xml:space="preserve">(est. 1998) pioneering ecosystem-centered management with Indigenous participation. The</w:t>
+      </w:r>
+      <w:r>
+        <w:t xml:space="preserve"> </w:t>
+      </w:r>
+      <w:hyperlink r:id="rId118">
         <w:r>
           <w:rPr>
             <w:rStyle w:val="Hyperlink"/>
             <w:b/>
             <w:bCs/>
           </w:rPr>
-          <w:t xml:space="preserve">LawCoin</w:t>
+          <w:t xml:space="preserve">Mekong River Commission (MRC)</w:t>
         </w:r>
       </w:hyperlink>
       <w:r>
         <w:t xml:space="preserve"> </w:t>
       </w:r>
       <w:r>
-        <w:t xml:space="preserve">tokenizes litigation finance deals on Ethereum for institutional investors.</w:t>
-      </w:r>
-      <w:r>
-        <w:t xml:space="preserve"> </w:t>
-      </w:r>
-      <w:hyperlink r:id="rId101">
+        <w:t xml:space="preserve">coordinates four nations using integrated water resources management across the Mekong Basin. The</w:t>
+      </w:r>
+      <w:r>
+        <w:t xml:space="preserve"> </w:t>
+      </w:r>
+      <w:hyperlink r:id="rId119">
         <w:r>
           <w:rPr>
             <w:rStyle w:val="Hyperlink"/>
             <w:b/>
             <w:bCs/>
           </w:rPr>
-          <w:t xml:space="preserve">MediCoin</w:t>
+          <w:t xml:space="preserve">International Network of Basin Organizations (INBO)</w:t>
         </w:r>
       </w:hyperlink>
       <w:r>
         <w:t xml:space="preserve"> </w:t>
       </w:r>
       <w:r>
-        <w:t xml:space="preserve">has tokenized attorney fee interests specifically in environmental litigation, including PFAS cases.</w:t>
-      </w:r>
-      <w:r>
-        <w:t xml:space="preserve"> </w:t>
-      </w:r>
-      <w:hyperlink r:id="rId102">
+        <w:t xml:space="preserve">supports 120+ river basin organizations globally. The</w:t>
+      </w:r>
+      <w:r>
+        <w:t xml:space="preserve"> </w:t>
+      </w:r>
+      <w:hyperlink r:id="rId79">
         <w:r>
           <w:rPr>
             <w:rStyle w:val="Hyperlink"/>
             <w:b/>
             <w:bCs/>
           </w:rPr>
-          <w:t xml:space="preserve">ClientEarth</w:t>
+          <w:t xml:space="preserve">Cascadia Department of Bioregion</w:t>
         </w:r>
       </w:hyperlink>
       <w:r>
-        <w:t xml:space="preserve">, the environmental law firm, has inspired litigation finance focused on climate cases through Aristata Capital. No known entity has combined environmental personhood, DAO governance, and tokenized litigation finance into a deployed system. TRL: 3. Funding: none identified for an integrated implementation.</w:t>
+        <w:t xml:space="preserve"> </w:t>
+      </w:r>
+      <w:r>
+        <w:t xml:space="preserve">is developing bioregional governance frameworks across the Pacific Northwest, while</w:t>
+      </w:r>
+      <w:r>
+        <w:t xml:space="preserve"> </w:t>
+      </w:r>
+      <w:hyperlink r:id="rId78">
+        <w:r>
+          <w:rPr>
+            <w:rStyle w:val="Hyperlink"/>
+            <w:b/>
+            <w:bCs/>
+          </w:rPr>
+          <w:t xml:space="preserve">Resilience.Earth</w:t>
+        </w:r>
+      </w:hyperlink>
+      <w:r>
+        <w:t xml:space="preserve"> </w:t>
+      </w:r>
+      <w:r>
+        <w:t xml:space="preserve">delivers</w:t>
+      </w:r>
+      <w:r>
+        <w:t xml:space="preserve"> </w:t>
+      </w:r>
+      <w:hyperlink r:id="rId120">
+        <w:r>
+          <w:rPr>
+            <w:rStyle w:val="Hyperlink"/>
+          </w:rPr>
+          <w:t xml:space="preserve">bioregional governance training</w:t>
+        </w:r>
+      </w:hyperlink>
+      <w:r>
+        <w:t xml:space="preserve"> </w:t>
+      </w:r>
+      <w:r>
+        <w:t xml:space="preserve">in Asia-Pacific. No dedicated funding for a unified treaty framework has been identified. TRL: 6—operational regional structures exist, but a binding global framework remains conceptual.</w:t>
       </w:r>
     </w:p>
     <w:p>
@@ -4391,7 +3958,117 @@
         <w:t xml:space="preserve"> </w:t>
       </w:r>
       <w:r>
-        <w:t xml:space="preserve">The concept scores highest on democratic distribution (4/5) and defensive posture (4/5)—it distributes access to legal enforcement mechanisms and directly counters harmful actors—while decentralization is constrained (3/5) by guardian bottlenecks and DAO liability exposure under current law.</w:t>
+        <w:t xml:space="preserve">Scores highest on democratic inclusion (4/5) and defensive orientation (4/5), reflecting its emphasis on multi-stakeholder governance and ecological protection over extractive national interest. Decentralization scores moderate (3/5) because watershed bodies, while sub-national in logic, still require centralized treaty architecture to function. For further context, see</w:t>
+      </w:r>
+      <w:r>
+        <w:t xml:space="preserve"> </w:t>
+      </w:r>
+      <w:r>
+        <w:t xml:space="preserve">“</w:t>
+      </w:r>
+      <w:hyperlink r:id="rId121">
+        <w:r>
+          <w:rPr>
+            <w:rStyle w:val="Hyperlink"/>
+          </w:rPr>
+          <w:t xml:space="preserve">Human Watershed: The Emerging Politics of Bioregional Democracy</w:t>
+        </w:r>
+      </w:hyperlink>
+      <w:r>
+        <w:t xml:space="preserve">”</w:t>
+      </w:r>
+      <w:r>
+        <w:t xml:space="preserve"> </w:t>
+      </w:r>
+      <w:r>
+        <w:t xml:space="preserve">(2024).</w:t>
+      </w:r>
+    </w:p>
+    <w:p>
+      <w:pPr>
+        <w:pStyle w:val="BlockText"/>
+      </w:pPr>
+      <w:r>
+        <w:rPr>
+          <w:b/>
+          <w:bCs/>
+        </w:rPr>
+        <w:t xml:space="preserve">What can someone do RIGHT NOW?</w:t>
+      </w:r>
+      <w:r>
+        <w:t xml:space="preserve"> </w:t>
+      </w:r>
+      <w:r>
+        <w:t xml:space="preserve">Legal advocates and international law scholars can draft model treaty language that converts existing watershed commission frameworks—IJC, MRC—into a replicable binding instrument with enforceable ecological indicators. Policy advocates with access to UN Environment Assembly or CBD processes should push for a formal resolution recognizing bioregional governance as a legitimate basis for transboundary treaty obligations.</w:t>
+      </w:r>
+    </w:p>
+    <w:p>
+      <w:pPr>
+        <w:pStyle w:val="BlockText"/>
+      </w:pPr>
+      <w:r>
+        <w:t xml:space="preserve">“The Accord of Watersheds—a treaty system where ecosystems, not nations, are the organizing principle of cooperation.”</w:t>
+      </w:r>
+      <w:r>
+        <w:t xml:space="preserve"> </w:t>
+      </w:r>
+      <w:r>
+        <w:t xml:space="preserve">—</w:t>
+      </w:r>
+      <w:r>
+        <w:t xml:space="preserve"> </w:t>
+      </w:r>
+      <w:r>
+        <w:rPr>
+          <w:i/>
+          <w:iCs/>
+        </w:rPr>
+        <w:t xml:space="preserve">Source:</w:t>
+      </w:r>
+      <w:r>
+        <w:rPr>
+          <w:i/>
+          <w:iCs/>
+        </w:rPr>
+        <w:t xml:space="preserve"> </w:t>
+      </w:r>
+      <w:hyperlink r:id="rId115">
+        <w:r>
+          <w:rPr>
+            <w:rStyle w:val="Hyperlink"/>
+            <w:i/>
+            <w:iCs/>
+          </w:rPr>
+          <w:t xml:space="preserve">2035-rewild</w:t>
+        </w:r>
+      </w:hyperlink>
+    </w:p>
+    <w:bookmarkEnd w:id="122"/>
+    <w:bookmarkStart w:id="130" w:name="X6e76efc7e1570eac6950ad6f40a75eb4a8331ab"/>
+    <w:p>
+      <w:pPr>
+        <w:pStyle w:val="Heading3"/>
+      </w:pPr>
+      <w:r>
+        <w:t xml:space="preserve">DAO-governed open innovation platform for TLM documentation and training data</w:t>
+      </w:r>
+    </w:p>
+    <w:p>
+      <w:pPr>
+        <w:pStyle w:val="FirstParagraph"/>
+      </w:pPr>
+      <w:r>
+        <w:rPr>
+          <w:b/>
+          <w:bCs/>
+        </w:rPr>
+        <w:t xml:space="preserve">Decentralized &amp; Democratic Institutions</w:t>
+      </w:r>
+      <w:r>
+        <w:t xml:space="preserve"> </w:t>
+      </w:r>
+      <w:r>
+        <w:t xml:space="preserve">| Composite: 16</w:t>
       </w:r>
     </w:p>
     <w:p>
@@ -4399,214 +4076,183 @@
         <w:pStyle w:val="BodyText"/>
       </w:pPr>
       <w:r>
+        <w:t xml:space="preserve">A DAO-based governance structure that mandates open-source documentation and community-sourced feedback loops for translation model development and adaptation, as envisioned in</w:t>
+      </w:r>
+      <w:r>
+        <w:t xml:space="preserve"> </w:t>
+      </w:r>
+      <w:hyperlink r:id="rId123">
+        <w:r>
+          <w:rPr>
+            <w:rStyle w:val="Hyperlink"/>
+          </w:rPr>
+          <w:t xml:space="preserve">La Langue de la Prévoyance</w:t>
+        </w:r>
+      </w:hyperlink>
+      <w:r>
+        <w:t xml:space="preserve">.</w:t>
+      </w:r>
+    </w:p>
+    <w:p>
+      <w:pPr>
+        <w:pStyle w:val="BodyText"/>
+      </w:pPr>
+      <w:r>
         <w:rPr>
           <w:b/>
           <w:bCs/>
         </w:rPr>
-        <w:t xml:space="preserve">Links.</w:t>
-      </w:r>
-      <w:r>
-        <w:t xml:space="preserve"> </w:t>
-      </w:r>
-      <w:r>
-        <w:t xml:space="preserve">-</w:t>
-      </w:r>
-      <w:r>
-        <w:t xml:space="preserve"> </w:t>
-      </w:r>
-      <w:hyperlink r:id="rId99">
+        <w:t xml:space="preserve">How it works.</w:t>
+      </w:r>
+      <w:r>
+        <w:t xml:space="preserve"> </w:t>
+      </w:r>
+      <w:r>
+        <w:t xml:space="preserve">Smart-contract-based voting gives communities formal decision-making power over how translation language model (TLM) training data is collected, labeled, and updated. Open innovation platforms serve as the interface for submitting feedback, flagging bias, and proposing model adaptations. Governance rules enforced through the DAO prevent proprietary capture, keeping models and documentation publicly accessible.</w:t>
+      </w:r>
+    </w:p>
+    <w:p>
+      <w:pPr>
+        <w:pStyle w:val="BodyText"/>
+      </w:pPr>
+      <w:r>
+        <w:rPr>
+          <w:b/>
+          <w:bCs/>
+        </w:rPr>
+        <w:t xml:space="preserve">Who’s building toward this.</w:t>
+      </w:r>
+      <w:r>
+        <w:t xml:space="preserve"> </w:t>
+      </w:r>
+      <w:hyperlink r:id="rId124">
         <w:r>
           <w:rPr>
             <w:rStyle w:val="Hyperlink"/>
           </w:rPr>
-          <w:t xml:space="preserve">Ryval</w:t>
+          <w:t xml:space="preserve">Hugging Face</w:t>
         </w:r>
       </w:hyperlink>
       <w:r>
         <w:t xml:space="preserve"> </w:t>
       </w:r>
       <w:r>
-        <w:t xml:space="preserve">— Pioneering tokenized litigation finance via Initial Litigation Offerings (ILOs) on blockchain</w:t>
-      </w:r>
-      <w:r>
-        <w:t xml:space="preserve"> </w:t>
-      </w:r>
-      <w:r>
-        <w:t xml:space="preserve">-</w:t>
-      </w:r>
-      <w:r>
-        <w:t xml:space="preserve"> </w:t>
-      </w:r>
-      <w:hyperlink r:id="rId100">
+        <w:t xml:space="preserve">hosts over 1,000 community-contributed translation models but has no governance layer for community decision-making over those models.</w:t>
+      </w:r>
+      <w:r>
+        <w:t xml:space="preserve"> </w:t>
+      </w:r>
+      <w:hyperlink r:id="rId125">
         <w:r>
           <w:rPr>
             <w:rStyle w:val="Hyperlink"/>
           </w:rPr>
-          <w:t xml:space="preserve">LawCoin</w:t>
+          <w:t xml:space="preserve">Mozilla Common Voice</w:t>
         </w:r>
       </w:hyperlink>
       <w:r>
         <w:t xml:space="preserve"> </w:t>
       </w:r>
       <w:r>
-        <w:t xml:space="preserve">— Tokenizing litigation finance deals on Ethereum blockchain for institutional investors</w:t>
-      </w:r>
-      <w:r>
-        <w:t xml:space="preserve"> </w:t>
-      </w:r>
-      <w:r>
-        <w:t xml:space="preserve">-</w:t>
-      </w:r>
-      <w:r>
-        <w:t xml:space="preserve"> </w:t>
-      </w:r>
-      <w:hyperlink r:id="rId101">
+        <w:t xml:space="preserve">crowdsources multilingual voice data but doesn’t give contributors formal control over how it’s used.</w:t>
+      </w:r>
+      <w:r>
+        <w:t xml:space="preserve"> </w:t>
+      </w:r>
+      <w:hyperlink r:id="rId126">
         <w:r>
           <w:rPr>
             <w:rStyle w:val="Hyperlink"/>
           </w:rPr>
-          <w:t xml:space="preserve">MediCoin</w:t>
+          <w:t xml:space="preserve">Ocean Protocol</w:t>
         </w:r>
       </w:hyperlink>
       <w:r>
         <w:t xml:space="preserve"> </w:t>
       </w:r>
       <w:r>
-        <w:t xml:space="preserve">— Tokenizing attorney fee interests in environmental litigation (PFAS cases)</w:t>
-      </w:r>
-      <w:r>
-        <w:t xml:space="preserve"> </w:t>
-      </w:r>
-      <w:r>
-        <w:t xml:space="preserve">-</w:t>
-      </w:r>
-      <w:r>
-        <w:t xml:space="preserve"> </w:t>
-      </w:r>
-      <w:hyperlink r:id="rId102">
+        <w:t xml:space="preserve">provides decentralized data exchange with DAO governance and tokenized data assets.</w:t>
+      </w:r>
+      <w:r>
+        <w:t xml:space="preserve"> </w:t>
+      </w:r>
+      <w:hyperlink r:id="rId109">
         <w:r>
           <w:rPr>
             <w:rStyle w:val="Hyperlink"/>
           </w:rPr>
-          <w:t xml:space="preserve">ClientEarth</w:t>
+          <w:t xml:space="preserve">Aragon</w:t>
         </w:r>
       </w:hyperlink>
       <w:r>
         <w:t xml:space="preserve"> </w:t>
       </w:r>
       <w:r>
-        <w:t xml:space="preserve">— Environmental law firm; inspired Aristata Capital’s litigation finance focus on climate cases</w:t>
-      </w:r>
-      <w:r>
-        <w:t xml:space="preserve"> </w:t>
-      </w:r>
-      <w:r>
-        <w:t xml:space="preserve">-</w:t>
-      </w:r>
-      <w:r>
-        <w:t xml:space="preserve"> </w:t>
-      </w:r>
-      <w:hyperlink r:id="rId103">
+        <w:t xml:space="preserve">supplies DAO governance frameworks and is exploring</w:t>
+      </w:r>
+      <w:r>
+        <w:t xml:space="preserve"> </w:t>
+      </w:r>
+      <w:hyperlink r:id="rId127">
         <w:r>
           <w:rPr>
             <w:rStyle w:val="Hyperlink"/>
           </w:rPr>
-          <w:t xml:space="preserve">Litigation Finance and Crypto Tokens: How a Blockchain Startup Seeks to Create Financing Marketplaces for Disputes</w:t>
+          <w:t xml:space="preserve">AI-DAO integration</w:t>
         </w:r>
       </w:hyperlink>
       <w:r>
-        <w:t xml:space="preserve"> </w:t>
-      </w:r>
-      <w:r>
-        <w:t xml:space="preserve">(2022)</w:t>
-      </w:r>
-      <w:r>
-        <w:t xml:space="preserve"> </w:t>
-      </w:r>
-      <w:r>
-        <w:t xml:space="preserve">-</w:t>
-      </w:r>
-      <w:r>
-        <w:t xml:space="preserve"> </w:t>
-      </w:r>
-      <w:hyperlink r:id="rId104">
+        <w:t xml:space="preserve">. The missing link is connecting contributor governance to model development decisions. Overall TRL: 3. Relevant research includes work on</w:t>
+      </w:r>
+      <w:r>
+        <w:t xml:space="preserve"> </w:t>
+      </w:r>
+      <w:hyperlink r:id="rId128">
         <w:r>
           <w:rPr>
             <w:rStyle w:val="Hyperlink"/>
           </w:rPr>
-          <w:t xml:space="preserve">Environmental Personhood and Standing for Nature: Examining the Colorado River Case</w:t>
+          <w:t xml:space="preserve">governance of DAOs that produce open source software</w:t>
         </w:r>
       </w:hyperlink>
       <w:r>
         <w:t xml:space="preserve"> </w:t>
       </w:r>
       <w:r>
-        <w:t xml:space="preserve">(2019)</w:t>
-      </w:r>
-      <w:r>
-        <w:t xml:space="preserve"> </w:t>
-      </w:r>
-      <w:r>
-        <w:t xml:space="preserve">-</w:t>
-      </w:r>
-      <w:r>
-        <w:t xml:space="preserve"> </w:t>
-      </w:r>
-      <w:hyperlink r:id="rId105">
+        <w:t xml:space="preserve">and a</w:t>
+      </w:r>
+      <w:r>
+        <w:t xml:space="preserve"> </w:t>
+      </w:r>
+      <w:hyperlink r:id="rId129">
         <w:r>
           <w:rPr>
             <w:rStyle w:val="Hyperlink"/>
           </w:rPr>
-          <w:t xml:space="preserve">Granting legal</w:t>
-        </w:r>
-        <w:r>
-          <w:rPr>
-            <w:rStyle w:val="Hyperlink"/>
-          </w:rPr>
-          <w:t xml:space="preserve"> </w:t>
-        </w:r>
-        <w:r>
-          <w:rPr>
-            <w:rStyle w:val="Hyperlink"/>
-          </w:rPr>
-          <w:t xml:space="preserve">‘personhood’</w:t>
-        </w:r>
-        <w:r>
-          <w:rPr>
-            <w:rStyle w:val="Hyperlink"/>
-          </w:rPr>
-          <w:t xml:space="preserve"> </w:t>
-        </w:r>
-        <w:r>
-          <w:rPr>
-            <w:rStyle w:val="Hyperlink"/>
-          </w:rPr>
-          <w:t xml:space="preserve">to nature is a growing movement</w:t>
+          <w:t xml:space="preserve">stepwise development framework for AI-driven DAOs</w:t>
         </w:r>
       </w:hyperlink>
       <w:r>
-        <w:t xml:space="preserve"> </w:t>
-      </w:r>
-      <w:r>
-        <w:t xml:space="preserve">(2026)</w:t>
-      </w:r>
-      <w:r>
-        <w:t xml:space="preserve"> </w:t>
-      </w:r>
-      <w:r>
-        <w:t xml:space="preserve">- Source:</w:t>
-      </w:r>
-      <w:r>
-        <w:t xml:space="preserve"> </w:t>
-      </w:r>
-      <w:hyperlink r:id="rId106">
-        <w:r>
-          <w:rPr>
-            <w:rStyle w:val="Hyperlink"/>
-          </w:rPr>
-          <w:t xml:space="preserve">trent-mcconaghy-from-starships-to-tokens-pioneering-futures</w:t>
-        </w:r>
-      </w:hyperlink>
+        <w:t xml:space="preserve">.</w:t>
+      </w:r>
+    </w:p>
+    <w:p>
+      <w:pPr>
+        <w:pStyle w:val="BodyText"/>
+      </w:pPr>
+      <w:r>
+        <w:rPr>
+          <w:b/>
+          <w:bCs/>
+        </w:rPr>
+        <w:t xml:space="preserve">d/acc alignment.</w:t>
+      </w:r>
+      <w:r>
+        <w:t xml:space="preserve"> </w:t>
+      </w:r>
+      <w:r>
+        <w:t xml:space="preserve">Democratic (4/5) and Decentralized (4/5) are the strongest dimensions, reflecting the core design intent to distribute control over model development away from proprietary actors and toward affected communities. Defensive scores lower (3/5) because the system’s protective value depends on successful implementation that has not yet been demonstrated at scale.</w:t>
+      </w:r>
     </w:p>
     <w:p>
       <w:pPr>
@@ -4623,7 +4269,7 @@
         <w:t xml:space="preserve"> </w:t>
       </w:r>
       <w:r>
-        <w:t xml:space="preserve">If ClientEarth or a similar environmental law firm won’t pilot a DAO-governed litigation fund, a crypto-native legal team should just build one and let courts sort out the liability questions — the precedent-setting value alone justifies the risk. Separately, engaging securities regulators on the classification of tokenized litigation interests would unblock retail investor participation.</w:t>
+        <w:t xml:space="preserve">Convene a working group that brings together Hugging Face contributors, Ocean Protocol governance participants, and multilingual community organizations to design and pilot a DAO governance layer specifically for a production translation model — starting with a bounded language pair to test coordination mechanisms before scaling. A funder could seed this pilot by commissioning a governance design sprint that maps smart-contract voting to concrete model update decisions.</w:t>
       </w:r>
     </w:p>
     <w:p>
@@ -4631,7 +4277,7 @@
         <w:pStyle w:val="BlockText"/>
       </w:pPr>
       <w:r>
-        <w:t xml:space="preserve">“One approach is creating an attack dog DAO (Decentralized Autonomous Organization) for climate, similar to the Electronic Frontier Foundation but focused on environmental issues. This DAO could sue on behalf of natural bodies, like rivers or lakes, that have been granted legal personhood. It would leverage litigation finance, where people can invest in these legal battles.”</w:t>
+        <w:t xml:space="preserve">“Decentralized Autonomous Organizations (DAOs) ensure open access to TLM documentation and training data so that communities drive decision-making on model adaptations. Open innovation platforms source community feedback to further transparency and interoperability.”</w:t>
       </w:r>
       <w:r>
         <w:t xml:space="preserve"> </w:t>
@@ -4656,7 +4302,871 @@
         </w:rPr>
         <w:t xml:space="preserve"> </w:t>
       </w:r>
-      <w:hyperlink r:id="rId106">
+      <w:hyperlink r:id="rId123">
+        <w:r>
+          <w:rPr>
+            <w:rStyle w:val="Hyperlink"/>
+            <w:i/>
+            <w:iCs/>
+          </w:rPr>
+          <w:t xml:space="preserve">la-langue-de-la-prvoyance</w:t>
+        </w:r>
+      </w:hyperlink>
+    </w:p>
+    <w:bookmarkEnd w:id="130"/>
+    <w:bookmarkStart w:id="136" w:name="watershed-parliaments"/>
+    <w:p>
+      <w:pPr>
+        <w:pStyle w:val="Heading3"/>
+      </w:pPr>
+      <w:r>
+        <w:t xml:space="preserve">Watershed Parliaments</w:t>
+      </w:r>
+    </w:p>
+    <w:p>
+      <w:pPr>
+        <w:pStyle w:val="FirstParagraph"/>
+      </w:pPr>
+      <w:r>
+        <w:rPr>
+          <w:b/>
+          <w:bCs/>
+        </w:rPr>
+        <w:t xml:space="preserve">Decentralized &amp; Democratic Institutions</w:t>
+      </w:r>
+      <w:r>
+        <w:t xml:space="preserve"> </w:t>
+      </w:r>
+      <w:r>
+        <w:t xml:space="preserve">| Composite: 16</w:t>
+      </w:r>
+    </w:p>
+    <w:p>
+      <w:pPr>
+        <w:pStyle w:val="BodyText"/>
+      </w:pPr>
+      <w:r>
+        <w:t xml:space="preserve">Bioregional governance bodies organized around watershed boundaries rather than political borders, incorporating ecological feedback into formal decision-making. The concept appears in the</w:t>
+      </w:r>
+      <w:r>
+        <w:t xml:space="preserve"> </w:t>
+      </w:r>
+      <w:hyperlink r:id="rId131">
+        <w:r>
+          <w:rPr>
+            <w:rStyle w:val="Hyperlink"/>
+          </w:rPr>
+          <w:t xml:space="preserve">Mycelial Democracy scenario</w:t>
+        </w:r>
+      </w:hyperlink>
+      <w:r>
+        <w:t xml:space="preserve">.</w:t>
+      </w:r>
+    </w:p>
+    <w:p>
+      <w:pPr>
+        <w:pStyle w:val="BodyText"/>
+      </w:pPr>
+      <w:r>
+        <w:rPr>
+          <w:b/>
+          <w:bCs/>
+        </w:rPr>
+        <w:t xml:space="preserve">How it works.</w:t>
+      </w:r>
+      <w:r>
+        <w:t xml:space="preserve"> </w:t>
+      </w:r>
+      <w:r>
+        <w:t xml:space="preserve">Governance jurisdiction is defined by hydrological catchment areas, replacing nation-state and municipal lines with boundaries that match the actual movement of water and the ecosystems it sustains. Decision-making bodies include designated representatives for ecosystem interests alongside human citizens. Before adoption, proposals must pass multi-generational impact assessments covering all species within the watershed.</w:t>
+      </w:r>
+    </w:p>
+    <w:p>
+      <w:pPr>
+        <w:pStyle w:val="BodyText"/>
+      </w:pPr>
+      <w:r>
+        <w:rPr>
+          <w:b/>
+          <w:bCs/>
+        </w:rPr>
+        <w:t xml:space="preserve">Who’s building toward this.</w:t>
+      </w:r>
+      <w:r>
+        <w:t xml:space="preserve"> </w:t>
+      </w:r>
+      <w:r>
+        <w:t xml:space="preserve">The</w:t>
+      </w:r>
+      <w:r>
+        <w:t xml:space="preserve"> </w:t>
+      </w:r>
+      <w:hyperlink r:id="rId132">
+        <w:r>
+          <w:rPr>
+            <w:rStyle w:val="Hyperlink"/>
+            <w:b/>
+            <w:bCs/>
+          </w:rPr>
+          <w:t xml:space="preserve">Murray-Darling Basin Authority</w:t>
+        </w:r>
+      </w:hyperlink>
+      <w:r>
+        <w:t xml:space="preserve"> </w:t>
+      </w:r>
+      <w:r>
+        <w:t xml:space="preserve">(Australia) manages integrated water resources across a major watershed with Indigenous representation and multi-stakeholder governance. The</w:t>
+      </w:r>
+      <w:r>
+        <w:t xml:space="preserve"> </w:t>
+      </w:r>
+      <w:hyperlink r:id="rId133">
+        <w:r>
+          <w:rPr>
+            <w:rStyle w:val="Hyperlink"/>
+            <w:b/>
+            <w:bCs/>
+          </w:rPr>
+          <w:t xml:space="preserve">Susquehanna River Basin Commission</w:t>
+        </w:r>
+      </w:hyperlink>
+      <w:r>
+        <w:t xml:space="preserve"> </w:t>
+      </w:r>
+      <w:r>
+        <w:t xml:space="preserve">and</w:t>
+      </w:r>
+      <w:r>
+        <w:t xml:space="preserve"> </w:t>
+      </w:r>
+      <w:hyperlink r:id="rId134">
+        <w:r>
+          <w:rPr>
+            <w:rStyle w:val="Hyperlink"/>
+            <w:b/>
+            <w:bCs/>
+          </w:rPr>
+          <w:t xml:space="preserve">Interstate Commission on the Potomac River Basin</w:t>
+        </w:r>
+      </w:hyperlink>
+      <w:r>
+        <w:t xml:space="preserve"> </w:t>
+      </w:r>
+      <w:r>
+        <w:t xml:space="preserve">coordinate water management across multi-state jurisdictions in North America. The</w:t>
+      </w:r>
+      <w:r>
+        <w:t xml:space="preserve"> </w:t>
+      </w:r>
+      <w:hyperlink r:id="rId79">
+        <w:r>
+          <w:rPr>
+            <w:rStyle w:val="Hyperlink"/>
+            <w:b/>
+            <w:bCs/>
+          </w:rPr>
+          <w:t xml:space="preserve">Cascadia Department of Bioregion</w:t>
+        </w:r>
+      </w:hyperlink>
+      <w:r>
+        <w:t xml:space="preserve"> </w:t>
+      </w:r>
+      <w:r>
+        <w:t xml:space="preserve">advocates for watershed-based political restructuring, aligned with the vision of</w:t>
+      </w:r>
+      <w:r>
+        <w:t xml:space="preserve"> </w:t>
+      </w:r>
+      <w:r>
+        <w:t xml:space="preserve">“</w:t>
+      </w:r>
+      <w:hyperlink r:id="rId121">
+        <w:r>
+          <w:rPr>
+            <w:rStyle w:val="Hyperlink"/>
+          </w:rPr>
+          <w:t xml:space="preserve">bioregional democracy</w:t>
+        </w:r>
+      </w:hyperlink>
+      <w:r>
+        <w:t xml:space="preserve">”</w:t>
+      </w:r>
+      <w:r>
+        <w:t xml:space="preserve"> </w:t>
+      </w:r>
+      <w:r>
+        <w:t xml:space="preserve">as an emerging political form. New Zealand’s Whanganui River, granted legal personhood in 2017, remains the clearest proof-of-concept for ecosystem rights integration. No dedicated funding was identified. TRL: 4 — operational governance structures exist at watershed scale, but full ecosystem representation and multi-generational impact assessment mechanisms remain largely theoretical.</w:t>
+      </w:r>
+    </w:p>
+    <w:p>
+      <w:pPr>
+        <w:pStyle w:val="BodyText"/>
+      </w:pPr>
+      <w:r>
+        <w:rPr>
+          <w:b/>
+          <w:bCs/>
+        </w:rPr>
+        <w:t xml:space="preserve">d/acc alignment.</w:t>
+      </w:r>
+      <w:r>
+        <w:t xml:space="preserve"> </w:t>
+      </w:r>
+      <w:r>
+        <w:t xml:space="preserve">Watershed Parliaments score highest on Democratic (4/5) and Defensive (4/5), reflecting their potential to distribute political power along ecological lines and build long-term resilience against resource conflicts. Decentralization scores lower (3/5) because existing implementations remain embedded within nation-state structures rather than replacing them. For a broader framing, see</w:t>
+      </w:r>
+      <w:r>
+        <w:t xml:space="preserve"> </w:t>
+      </w:r>
+      <w:r>
+        <w:t xml:space="preserve">“</w:t>
+      </w:r>
+      <w:hyperlink r:id="rId135">
+        <w:r>
+          <w:rPr>
+            <w:rStyle w:val="Hyperlink"/>
+          </w:rPr>
+          <w:t xml:space="preserve">Bioregionalism: A Model for a Self-Sufficient and Democratic Economy</w:t>
+        </w:r>
+      </w:hyperlink>
+      <w:r>
+        <w:t xml:space="preserve">”</w:t>
+      </w:r>
+      <w:r>
+        <w:t xml:space="preserve"> </w:t>
+      </w:r>
+      <w:r>
+        <w:t xml:space="preserve">(2021).</w:t>
+      </w:r>
+    </w:p>
+    <w:p>
+      <w:pPr>
+        <w:pStyle w:val="BlockText"/>
+      </w:pPr>
+      <w:r>
+        <w:rPr>
+          <w:b/>
+          <w:bCs/>
+        </w:rPr>
+        <w:t xml:space="preserve">What can someone do RIGHT NOW?</w:t>
+      </w:r>
+      <w:r>
+        <w:t xml:space="preserve"> </w:t>
+      </w:r>
+      <w:r>
+        <w:t xml:space="preserve">If the Whanganui River legal personhood model can’t be expanded into binding governance frameworks in other jurisdictions, watershed parliaments remain a thought experiment. Advocates and legal scholars should focus there first. Separately, a comparative study of existing river basin commissions would identify which governance features actually transfer to full bioregional authority structures.</w:t>
+      </w:r>
+    </w:p>
+    <w:p>
+      <w:pPr>
+        <w:pStyle w:val="BlockText"/>
+      </w:pPr>
+      <w:r>
+        <w:t xml:space="preserve">“Watershed Parliaments replace geopolitical boundaries with bioregional governance aligned with natural water systems. These institutions integrate human decision-making with ecological feedback, where voting rights extend to ecosystem representatives and decisions must demonstrate positive impacts across seven generations of all life forms within the watershed.”</w:t>
+      </w:r>
+      <w:r>
+        <w:t xml:space="preserve"> </w:t>
+      </w:r>
+      <w:r>
+        <w:t xml:space="preserve">—</w:t>
+      </w:r>
+      <w:r>
+        <w:t xml:space="preserve"> </w:t>
+      </w:r>
+      <w:r>
+        <w:rPr>
+          <w:i/>
+          <w:iCs/>
+        </w:rPr>
+        <w:t xml:space="preserve">Source:</w:t>
+      </w:r>
+      <w:r>
+        <w:rPr>
+          <w:i/>
+          <w:iCs/>
+        </w:rPr>
+        <w:t xml:space="preserve"> </w:t>
+      </w:r>
+      <w:hyperlink r:id="rId131">
+        <w:r>
+          <w:rPr>
+            <w:rStyle w:val="Hyperlink"/>
+            <w:i/>
+            <w:iCs/>
+          </w:rPr>
+          <w:t xml:space="preserve">mycelial-democracy</w:t>
+        </w:r>
+      </w:hyperlink>
+    </w:p>
+    <w:bookmarkEnd w:id="136"/>
+    <w:bookmarkStart w:id="144" w:name="Xe445405b7e1803566b963a1a029e6bf57de997c"/>
+    <w:p>
+      <w:pPr>
+        <w:pStyle w:val="Heading3"/>
+      </w:pPr>
+      <w:r>
+        <w:t xml:space="preserve">Digital Twins for Communities and Ecosystems</w:t>
+      </w:r>
+    </w:p>
+    <w:p>
+      <w:pPr>
+        <w:pStyle w:val="FirstParagraph"/>
+      </w:pPr>
+      <w:r>
+        <w:rPr>
+          <w:b/>
+          <w:bCs/>
+        </w:rPr>
+        <w:t xml:space="preserve">AI-Mediated Deliberation &amp; Collective Intelligence</w:t>
+      </w:r>
+      <w:r>
+        <w:t xml:space="preserve"> </w:t>
+      </w:r>
+      <w:r>
+        <w:t xml:space="preserve">| Composite: 16</w:t>
+      </w:r>
+    </w:p>
+    <w:p>
+      <w:pPr>
+        <w:pStyle w:val="BodyText"/>
+      </w:pPr>
+      <w:r>
+        <w:t xml:space="preserve">Real-time digital models of communities and ecosystems that enable participatory future simulation with locally-owned data.</w:t>
+      </w:r>
+    </w:p>
+    <w:p>
+      <w:pPr>
+        <w:pStyle w:val="BodyText"/>
+      </w:pPr>
+      <w:r>
+        <w:rPr>
+          <w:b/>
+          <w:bCs/>
+        </w:rPr>
+        <w:t xml:space="preserve">How it works.</w:t>
+      </w:r>
+      <w:r>
+        <w:t xml:space="preserve"> </w:t>
+      </w:r>
+      <w:r>
+        <w:t xml:space="preserve">Sensor networks and continuous data feeds update digital models of local ecological and social conditions, allowing stakeholders to run simulations of policy or environmental decisions before implementing them. Critically, communities retain ownership of their data rather than ceding it to centralized platforms. Outputs can inform governance bodies, including representatives for non-human entities such as rivers.</w:t>
+      </w:r>
+    </w:p>
+    <w:p>
+      <w:pPr>
+        <w:pStyle w:val="BodyText"/>
+      </w:pPr>
+      <w:r>
+        <w:rPr>
+          <w:b/>
+          <w:bCs/>
+        </w:rPr>
+        <w:t xml:space="preserve">Who’s building toward this.</w:t>
+      </w:r>
+      <w:r>
+        <w:t xml:space="preserve"> </w:t>
+      </w:r>
+      <w:r>
+        <w:t xml:space="preserve">The</w:t>
+      </w:r>
+      <w:r>
+        <w:t xml:space="preserve"> </w:t>
+      </w:r>
+      <w:hyperlink r:id="rId137">
+        <w:r>
+          <w:rPr>
+            <w:rStyle w:val="Hyperlink"/>
+            <w:b/>
+            <w:bCs/>
+          </w:rPr>
+          <w:t xml:space="preserve">Singapore Land Authority</w:t>
+        </w:r>
+      </w:hyperlink>
+      <w:r>
+        <w:t xml:space="preserve"> </w:t>
+      </w:r>
+      <w:r>
+        <w:t xml:space="preserve">built Virtual Singapore, the first country-scale urban digital twin, operational since 2022 following a $73M investment over 2012–2017. The</w:t>
+      </w:r>
+      <w:r>
+        <w:t xml:space="preserve"> </w:t>
+      </w:r>
+      <w:hyperlink r:id="rId138">
+        <w:r>
+          <w:rPr>
+            <w:rStyle w:val="Hyperlink"/>
+            <w:b/>
+            <w:bCs/>
+          </w:rPr>
+          <w:t xml:space="preserve">Alan Turing Institute</w:t>
+        </w:r>
+      </w:hyperlink>
+      <w:r>
+        <w:t xml:space="preserve"> </w:t>
+      </w:r>
+      <w:r>
+        <w:t xml:space="preserve">is developing methodology for scalable digital twin ecosystems and national digital twin infrastructure.</w:t>
+      </w:r>
+      <w:r>
+        <w:t xml:space="preserve"> </w:t>
+      </w:r>
+      <w:hyperlink r:id="rId139">
+        <w:r>
+          <w:rPr>
+            <w:rStyle w:val="Hyperlink"/>
+            <w:b/>
+            <w:bCs/>
+          </w:rPr>
+          <w:t xml:space="preserve">Northeastern University’s Boston Area Research Initiative (BARI)</w:t>
+        </w:r>
+      </w:hyperlink>
+      <w:r>
+        <w:t xml:space="preserve"> </w:t>
+      </w:r>
+      <w:r>
+        <w:t xml:space="preserve">is building Fora.ai, a participatory modeling platform for community-led digital twins in green infrastructure planning (see</w:t>
+      </w:r>
+      <w:r>
+        <w:t xml:space="preserve"> </w:t>
+      </w:r>
+      <w:r>
+        <w:t xml:space="preserve">“</w:t>
+      </w:r>
+      <w:hyperlink r:id="rId140">
+        <w:r>
+          <w:rPr>
+            <w:rStyle w:val="Hyperlink"/>
+          </w:rPr>
+          <w:t xml:space="preserve">Enhancing digital twin technology with community-led, science-driven participatory modeling</w:t>
+        </w:r>
+      </w:hyperlink>
+      <w:r>
+        <w:t xml:space="preserve">,”</w:t>
+      </w:r>
+      <w:r>
+        <w:t xml:space="preserve"> </w:t>
+      </w:r>
+      <w:r>
+        <w:t xml:space="preserve">2025).</w:t>
+      </w:r>
+      <w:r>
+        <w:t xml:space="preserve"> </w:t>
+      </w:r>
+      <w:hyperlink r:id="rId141">
+        <w:r>
+          <w:rPr>
+            <w:rStyle w:val="Hyperlink"/>
+            <w:b/>
+            <w:bCs/>
+          </w:rPr>
+          <w:t xml:space="preserve">The Nature Conservancy and Esri</w:t>
+        </w:r>
+      </w:hyperlink>
+      <w:r>
+        <w:t xml:space="preserve"> </w:t>
+      </w:r>
+      <w:r>
+        <w:t xml:space="preserve">are developing environmental digital twins for ecosystem monitoring, including the Point Conception project. TRL sits at 5: urban digital twin components are mature, but participatory governance integrated with community data sovereignty at scale remains in prototype phase. Broader framing appears in</w:t>
+      </w:r>
+      <w:r>
+        <w:t xml:space="preserve"> </w:t>
+      </w:r>
+      <w:r>
+        <w:t xml:space="preserve">“</w:t>
+      </w:r>
+      <w:hyperlink r:id="rId142">
+        <w:r>
+          <w:rPr>
+            <w:rStyle w:val="Hyperlink"/>
+          </w:rPr>
+          <w:t xml:space="preserve">Digital twins and the digital logics of biodiversity</w:t>
+        </w:r>
+      </w:hyperlink>
+      <w:r>
+        <w:t xml:space="preserve">”</w:t>
+      </w:r>
+      <w:r>
+        <w:t xml:space="preserve"> </w:t>
+      </w:r>
+      <w:r>
+        <w:t xml:space="preserve">(2024) and</w:t>
+      </w:r>
+      <w:r>
+        <w:t xml:space="preserve"> </w:t>
+      </w:r>
+      <w:r>
+        <w:t xml:space="preserve">“</w:t>
+      </w:r>
+      <w:hyperlink r:id="rId143">
+        <w:r>
+          <w:rPr>
+            <w:rStyle w:val="Hyperlink"/>
+          </w:rPr>
+          <w:t xml:space="preserve">City Digital Twin Concepts: A Vision for Community Participation</w:t>
+        </w:r>
+      </w:hyperlink>
+      <w:r>
+        <w:t xml:space="preserve">”</w:t>
+      </w:r>
+      <w:r>
+        <w:t xml:space="preserve"> </w:t>
+      </w:r>
+      <w:r>
+        <w:t xml:space="preserve">(2022). The concept originates from the</w:t>
+      </w:r>
+      <w:r>
+        <w:t xml:space="preserve"> </w:t>
+      </w:r>
+      <w:hyperlink r:id="rId76">
+        <w:r>
+          <w:rPr>
+            <w:rStyle w:val="Hyperlink"/>
+          </w:rPr>
+          <w:t xml:space="preserve">Commonsense Accord world</w:t>
+        </w:r>
+      </w:hyperlink>
+      <w:r>
+        <w:t xml:space="preserve">.</w:t>
+      </w:r>
+    </w:p>
+    <w:p>
+      <w:pPr>
+        <w:pStyle w:val="BodyText"/>
+      </w:pPr>
+      <w:r>
+        <w:rPr>
+          <w:b/>
+          <w:bCs/>
+        </w:rPr>
+        <w:t xml:space="preserve">d/acc alignment.</w:t>
+      </w:r>
+      <w:r>
+        <w:t xml:space="preserve"> </w:t>
+      </w:r>
+      <w:r>
+        <w:t xml:space="preserve">This entity scores highest on democratic (4/5) and defensive (4/5) dimensions, reflecting its potential to distribute simulation capacity to communities and reduce harm from uninformed governance decisions. Decentralization scores 3/5 because data sovereignty frameworks and community-owned infrastructure remain partially realized rather than structurally embedded.</w:t>
+      </w:r>
+    </w:p>
+    <w:p>
+      <w:pPr>
+        <w:pStyle w:val="BlockText"/>
+      </w:pPr>
+      <w:r>
+        <w:rPr>
+          <w:b/>
+          <w:bCs/>
+        </w:rPr>
+        <w:t xml:space="preserve">What can someone do RIGHT NOW?</w:t>
+      </w:r>
+      <w:r>
+        <w:t xml:space="preserve"> </w:t>
+      </w:r>
+      <w:r>
+        <w:t xml:space="preserve">Funding a structured pilot that combines Fora.ai-style participatory modeling with a community data ownership agreement and an operational sensor network would move this from conceptual integration to demonstrated production system. Singapore proved national-scale digital twins work; Fora.ai proved participatory modeling works; GDPR and Indigenous data governance proved data sovereignty frameworks work. The gap is that urban planners, data sovereignty practitioners, and sensor network operators don’t attend the same conferences.</w:t>
+      </w:r>
+    </w:p>
+    <w:p>
+      <w:pPr>
+        <w:pStyle w:val="BlockText"/>
+      </w:pPr>
+      <w:r>
+        <w:t xml:space="preserve">“Digital twins reflect the real-time state of communities and ecosystems. They help people simulate futures, explore consequences, and make decisions guided by care, memory, and shared responsibility. Every community and citizen holds its own data as a form of digital sovereignty.”</w:t>
+      </w:r>
+      <w:r>
+        <w:t xml:space="preserve"> </w:t>
+      </w:r>
+      <w:r>
+        <w:t xml:space="preserve">—</w:t>
+      </w:r>
+      <w:r>
+        <w:t xml:space="preserve"> </w:t>
+      </w:r>
+      <w:r>
+        <w:rPr>
+          <w:i/>
+          <w:iCs/>
+        </w:rPr>
+        <w:t xml:space="preserve">Source:</w:t>
+      </w:r>
+      <w:r>
+        <w:rPr>
+          <w:i/>
+          <w:iCs/>
+        </w:rPr>
+        <w:t xml:space="preserve"> </w:t>
+      </w:r>
+      <w:hyperlink r:id="rId76">
+        <w:r>
+          <w:rPr>
+            <w:rStyle w:val="Hyperlink"/>
+            <w:i/>
+            <w:iCs/>
+          </w:rPr>
+          <w:t xml:space="preserve">the-commonsense-accord-collectively-stewarding-the-world-across-time-and-across-differences</w:t>
+        </w:r>
+      </w:hyperlink>
+    </w:p>
+    <w:bookmarkEnd w:id="144"/>
+    <w:bookmarkStart w:id="152" w:name="Xb19b2039a26e4f8e91b95cf08d6f0af46880361"/>
+    <w:p>
+      <w:pPr>
+        <w:pStyle w:val="Heading3"/>
+      </w:pPr>
+      <w:r>
+        <w:t xml:space="preserve">Loyal AI Assistance (Fiduciary AI Assistance)</w:t>
+      </w:r>
+    </w:p>
+    <w:p>
+      <w:pPr>
+        <w:pStyle w:val="FirstParagraph"/>
+      </w:pPr>
+      <w:r>
+        <w:rPr>
+          <w:b/>
+          <w:bCs/>
+        </w:rPr>
+        <w:t xml:space="preserve">AI Safety, Alignment &amp; Governance</w:t>
+      </w:r>
+      <w:r>
+        <w:t xml:space="preserve"> </w:t>
+      </w:r>
+      <w:r>
+        <w:t xml:space="preserve">| Composite: 15</w:t>
+      </w:r>
+    </w:p>
+    <w:p>
+      <w:pPr>
+        <w:pStyle w:val="BlockText"/>
+      </w:pPr>
+      <w:r>
+        <w:rPr>
+          <w:b/>
+          <w:bCs/>
+        </w:rPr>
+        <w:t xml:space="preserve">What can someone do RIGHT NOW?</w:t>
+      </w:r>
+      <w:r>
+        <w:t xml:space="preserve"> </w:t>
+      </w:r>
+      <w:r>
+        <w:t xml:space="preserve">Legal scholars, policy advocates, and AI governance organizations should push for regulatory frameworks that define and enforce fiduciary duty standards for AI assistants. This is the explicit gating factor for commercial adoption. Connecting existing legal instruments like UETA to AI agent accountability, and building coalitions that pressure regulators to establish compliance mechanisms, would move this from research artifact to deployable standard.</w:t>
+      </w:r>
+    </w:p>
+    <w:p>
+      <w:pPr>
+        <w:pStyle w:val="FirstParagraph"/>
+      </w:pPr>
+      <w:r>
+        <w:t xml:space="preserve">A personal AI system explicitly designed to serve the individual user’s goals rather than platform or advertiser interests, functioning more like a fiduciary than a product. A loyal AI assistant would know the user deeply enough to genuinely assist rather than manipulate, with no third-party incentives embedded in its objective function. Unlike Siri or Alexa, which are structurally oriented toward platform revenue and data monetization, a fiduciary AI would operate under a duty of loyalty and care analogous to legal fiduciary relationships.</w:t>
+      </w:r>
+    </w:p>
+    <w:p>
+      <w:pPr>
+        <w:pStyle w:val="BodyText"/>
+      </w:pPr>
+      <w:r>
+        <w:t xml:space="preserve">The</w:t>
+      </w:r>
+      <w:r>
+        <w:t xml:space="preserve"> </w:t>
+      </w:r>
+      <w:hyperlink r:id="rId145">
+        <w:r>
+          <w:rPr>
+            <w:rStyle w:val="Hyperlink"/>
+          </w:rPr>
+          <w:t xml:space="preserve">Montreal AI Ethics Institute</w:t>
+        </w:r>
+      </w:hyperlink>
+      <w:r>
+        <w:t xml:space="preserve"> </w:t>
+      </w:r>
+      <w:r>
+        <w:t xml:space="preserve">has developed research and design frameworks for fiduciary AI systems (see</w:t>
+      </w:r>
+      <w:r>
+        <w:t xml:space="preserve"> </w:t>
+      </w:r>
+      <w:r>
+        <w:t xml:space="preserve">“</w:t>
+      </w:r>
+      <w:hyperlink r:id="rId146">
+        <w:r>
+          <w:rPr>
+            <w:rStyle w:val="Hyperlink"/>
+          </w:rPr>
+          <w:t xml:space="preserve">Designing Fiduciary Artificial Intelligence</w:t>
+        </w:r>
+      </w:hyperlink>
+      <w:r>
+        <w:t xml:space="preserve">,”</w:t>
+      </w:r>
+      <w:r>
+        <w:t xml:space="preserve"> </w:t>
+      </w:r>
+      <w:r>
+        <w:t xml:space="preserve">2023).</w:t>
+      </w:r>
+      <w:r>
+        <w:t xml:space="preserve"> </w:t>
+      </w:r>
+      <w:hyperlink r:id="rId147">
+        <w:r>
+          <w:rPr>
+            <w:rStyle w:val="Hyperlink"/>
+          </w:rPr>
+          <w:t xml:space="preserve">Consumer Reports Innovation</w:t>
+        </w:r>
+      </w:hyperlink>
+      <w:r>
+        <w:t xml:space="preserve"> </w:t>
+      </w:r>
+      <w:r>
+        <w:t xml:space="preserve">is exploring personal AI agents operating under fiduciary duty principles, detailed in</w:t>
+      </w:r>
+      <w:r>
+        <w:t xml:space="preserve"> </w:t>
+      </w:r>
+      <w:r>
+        <w:t xml:space="preserve">“</w:t>
+      </w:r>
+      <w:hyperlink r:id="rId148">
+        <w:r>
+          <w:rPr>
+            <w:rStyle w:val="Hyperlink"/>
+          </w:rPr>
+          <w:t xml:space="preserve">Empowering Consumers with Personal AI Agents</w:t>
+        </w:r>
+      </w:hyperlink>
+      <w:r>
+        <w:t xml:space="preserve">”</w:t>
+      </w:r>
+      <w:r>
+        <w:t xml:space="preserve"> </w:t>
+      </w:r>
+      <w:r>
+        <w:t xml:space="preserve">(2025). The</w:t>
+      </w:r>
+      <w:r>
+        <w:t xml:space="preserve"> </w:t>
+      </w:r>
+      <w:hyperlink r:id="rId149">
+        <w:r>
+          <w:rPr>
+            <w:rStyle w:val="Hyperlink"/>
+          </w:rPr>
+          <w:t xml:space="preserve">Alignment Research Center</w:t>
+        </w:r>
+      </w:hyperlink>
+      <w:r>
+        <w:t xml:space="preserve"> </w:t>
+      </w:r>
+      <w:r>
+        <w:t xml:space="preserve">contributes relevant user-centric alignment research. Legal foundations are explored in</w:t>
+      </w:r>
+      <w:r>
+        <w:t xml:space="preserve"> </w:t>
+      </w:r>
+      <w:r>
+        <w:t xml:space="preserve">“</w:t>
+      </w:r>
+      <w:hyperlink r:id="rId150">
+        <w:r>
+          <w:rPr>
+            <w:rStyle w:val="Hyperlink"/>
+          </w:rPr>
+          <w:t xml:space="preserve">Fiduciary Principles in AI: Utilizing the Duty of Loyalty</w:t>
+        </w:r>
+      </w:hyperlink>
+      <w:r>
+        <w:t xml:space="preserve">”</w:t>
+      </w:r>
+      <w:r>
+        <w:t xml:space="preserve"> </w:t>
+      </w:r>
+      <w:r>
+        <w:t xml:space="preserve">(2023). No dedicated external funding has been documented.</w:t>
+      </w:r>
+      <w:r>
+        <w:t xml:space="preserve"> </w:t>
+      </w:r>
+      <w:r>
+        <w:rPr>
+          <w:b/>
+          <w:bCs/>
+        </w:rPr>
+        <w:t xml:space="preserve">TRL 3</w:t>
+      </w:r>
+      <w:r>
+        <w:t xml:space="preserve"> </w:t>
+      </w:r>
+      <w:r>
+        <w:t xml:space="preserve">— published design methodologies and legal frameworks exist, but no commercial deployment has occurred. The concept emerged from</w:t>
+      </w:r>
+      <w:r>
+        <w:t xml:space="preserve"> </w:t>
+      </w:r>
+      <w:hyperlink r:id="rId151">
+        <w:r>
+          <w:rPr>
+            <w:rStyle w:val="Hyperlink"/>
+          </w:rPr>
+          <w:t xml:space="preserve">a podcast discussion on worldbuilding</w:t>
+        </w:r>
+      </w:hyperlink>
+      <w:r>
+        <w:t xml:space="preserve">.</w:t>
+      </w:r>
+    </w:p>
+    <w:p>
+      <w:pPr>
+        <w:pStyle w:val="BodyText"/>
+      </w:pPr>
+      <w:r>
+        <w:rPr>
+          <w:b/>
+          <w:bCs/>
+        </w:rPr>
+        <w:t xml:space="preserve">d/acc alignment.</w:t>
+      </w:r>
+      <w:r>
+        <w:t xml:space="preserve"> </w:t>
+      </w:r>
+      <w:r>
+        <w:t xml:space="preserve">Scores highest on Democratic control (4/5) and Defensive posture (4/5), reflecting its core purpose of returning AI agency to individuals and protecting users from manipulative system design. Decentralization and differential acceleration scores are weaker (2/5 each).</w:t>
+      </w:r>
+    </w:p>
+    <w:p>
+      <w:pPr>
+        <w:pStyle w:val="BlockText"/>
+      </w:pPr>
+      <w:r>
+        <w:t xml:space="preserve">“One of the things that came out of the augmented intelligence summit was fiduciary AI assistance. I have been calling them loyal AI assistance. There is a loyal AI system that doesn’t have selfish interests and works to advance your goals and interests.”</w:t>
+      </w:r>
+      <w:r>
+        <w:t xml:space="preserve"> </w:t>
+      </w:r>
+      <w:r>
+        <w:t xml:space="preserve">—</w:t>
+      </w:r>
+      <w:r>
+        <w:t xml:space="preserve"> </w:t>
+      </w:r>
+      <w:r>
+        <w:rPr>
+          <w:i/>
+          <w:iCs/>
+        </w:rPr>
+        <w:t xml:space="preserve">Source:</w:t>
+      </w:r>
+      <w:r>
+        <w:rPr>
+          <w:i/>
+          <w:iCs/>
+        </w:rPr>
+        <w:t xml:space="preserve"> </w:t>
+      </w:r>
+      <w:hyperlink r:id="rId151">
         <w:r>
           <w:rPr>
             <w:rStyle w:val="Hyperlink"/>
@@ -4667,14 +5177,14 @@
         </w:r>
       </w:hyperlink>
     </w:p>
-    <w:bookmarkEnd w:id="107"/>
-    <w:bookmarkStart w:id="116" w:name="wisdom-dao"/>
+    <w:bookmarkEnd w:id="152"/>
+    <w:bookmarkStart w:id="160" w:name="the-global-deliberation-coordinator"/>
     <w:p>
       <w:pPr>
         <w:pStyle w:val="Heading3"/>
       </w:pPr>
       <w:r>
-        <w:t xml:space="preserve">Wisdom DAO</w:t>
+        <w:t xml:space="preserve">The Global Deliberation Coordinator</w:t>
       </w:r>
     </w:p>
     <w:p>
@@ -4686,13 +5196,13 @@
           <w:b/>
           <w:bCs/>
         </w:rPr>
-        <w:t xml:space="preserve">Decentralized &amp; Democratic Institutions</w:t>
-      </w:r>
-      <w:r>
-        <w:t xml:space="preserve"> </w:t>
-      </w:r>
-      <w:r>
-        <w:t xml:space="preserve">| Composite: 16</w:t>
+        <w:t xml:space="preserve">AI-Mediated Deliberation &amp; Collective Intelligence</w:t>
+      </w:r>
+      <w:r>
+        <w:t xml:space="preserve"> </w:t>
+      </w:r>
+      <w:r>
+        <w:t xml:space="preserve">| Composite: 15</w:t>
       </w:r>
     </w:p>
     <w:p>
@@ -4700,7 +5210,7 @@
         <w:pStyle w:val="BodyText"/>
       </w:pPr>
       <w:r>
-        <w:t xml:space="preserve">A decentralized autonomous organization where human citizens and AI systems jointly propose, deliberate, and vote on governance policy using weighted voting and blockchain transparency.</w:t>
+        <w:t xml:space="preserve">A platform institution designed to coordinate global deliberative processes and collective decision-making specifically around AI governance.</w:t>
       </w:r>
     </w:p>
     <w:p>
@@ -4718,25 +5228,7 @@
         <w:t xml:space="preserve"> </w:t>
       </w:r>
       <w:r>
-        <w:t xml:space="preserve">Citizens use personal AI assistants (Citizen-AI) to parse proposals and cast informed votes recorded on a blockchain ledger. A second AI layer aggregates votes into policy drafts. Humans still ratify, but execution runs on smart contracts, removing the usual discretionary window between</w:t>
-      </w:r>
-      <w:r>
-        <w:t xml:space="preserve"> </w:t>
-      </w:r>
-      <w:r>
-        <w:t xml:space="preserve">“approved”</w:t>
-      </w:r>
-      <w:r>
-        <w:t xml:space="preserve"> </w:t>
-      </w:r>
-      <w:r>
-        <w:t xml:space="preserve">and</w:t>
-      </w:r>
-      <w:r>
-        <w:t xml:space="preserve"> </w:t>
-      </w:r>
-      <w:r>
-        <w:t xml:space="preserve">“implemented.”</w:t>
+        <w:t xml:space="preserve">The institution establishes structured coordination infrastructure that convenes global stakeholders—states, civil society, technical experts—for deliberative discussions on AI governance, enabling collective decisions that cross national and organizational boundaries. Unlike existing expert bodies, the model centers inclusive participation and deliberative legitimacy rather than top-down technical guidance. AI tools support multilingual, asynchronous deliberation at scale across time zones and cultures.</w:t>
       </w:r>
     </w:p>
     <w:p>
@@ -4753,2437 +5245,6 @@
       <w:r>
         <w:t xml:space="preserve"> </w:t>
       </w:r>
-      <w:hyperlink r:id="rId108">
-        <w:r>
-          <w:rPr>
-            <w:rStyle w:val="Hyperlink"/>
-          </w:rPr>
-          <w:t xml:space="preserve">Near Foundation</w:t>
-        </w:r>
-      </w:hyperlink>
-      <w:r>
-        <w:t xml:space="preserve"> </w:t>
-      </w:r>
-      <w:r>
-        <w:t xml:space="preserve">is developing AI-powered delegates and the Pulse sentiment-tracking tool for DAO governance.</w:t>
-      </w:r>
-      <w:r>
-        <w:t xml:space="preserve"> </w:t>
-      </w:r>
-      <w:hyperlink r:id="rId109">
-        <w:r>
-          <w:rPr>
-            <w:rStyle w:val="Hyperlink"/>
-          </w:rPr>
-          <w:t xml:space="preserve">SingularityNET</w:t>
-        </w:r>
-      </w:hyperlink>
-      <w:r>
-        <w:t xml:space="preserve"> </w:t>
-      </w:r>
-      <w:r>
-        <w:t xml:space="preserve">operates a decentralized AI coordination platform using blockchain for service governance and privacy-preserving datasets.</w:t>
-      </w:r>
-      <w:r>
-        <w:t xml:space="preserve"> </w:t>
-      </w:r>
-      <w:hyperlink r:id="rId110">
-        <w:r>
-          <w:rPr>
-            <w:rStyle w:val="Hyperlink"/>
-          </w:rPr>
-          <w:t xml:space="preserve">Aragon</w:t>
-        </w:r>
-      </w:hyperlink>
-      <w:r>
-        <w:t xml:space="preserve"> </w:t>
-      </w:r>
-      <w:r>
-        <w:t xml:space="preserve">provides DAO infrastructure and tooling, while</w:t>
-      </w:r>
-      <w:r>
-        <w:t xml:space="preserve"> </w:t>
-      </w:r>
-      <w:hyperlink r:id="rId111">
-        <w:r>
-          <w:rPr>
-            <w:rStyle w:val="Hyperlink"/>
-          </w:rPr>
-          <w:t xml:space="preserve">MakerDAO</w:t>
-        </w:r>
-      </w:hyperlink>
-      <w:r>
-        <w:t xml:space="preserve"> </w:t>
-      </w:r>
-      <w:r>
-        <w:t xml:space="preserve">demonstrates on-chain token-based governance at meaningful scale. No dedicated funding for integrated human-AI hybrid governance DAOs has been identified.</w:t>
-      </w:r>
-      <w:r>
-        <w:t xml:space="preserve"> </w:t>
-      </w:r>
-      <w:r>
-        <w:rPr>
-          <w:b/>
-          <w:bCs/>
-        </w:rPr>
-        <w:t xml:space="preserve">TRL: 4</w:t>
-      </w:r>
-      <w:r>
-        <w:t xml:space="preserve"> </w:t>
-      </w:r>
-      <w:r>
-        <w:t xml:space="preserve">— AI agents have been tested against 3,383 real proposals with 97% alignment to historical human decisions, and simulations show a 40% participation increase, but no production deployment at city or national scale exists.</w:t>
-      </w:r>
-    </w:p>
-    <w:p>
-      <w:pPr>
-        <w:pStyle w:val="BodyText"/>
-      </w:pPr>
-      <w:r>
-        <w:rPr>
-          <w:b/>
-          <w:bCs/>
-        </w:rPr>
-        <w:t xml:space="preserve">d/acc alignment.</w:t>
-      </w:r>
-      <w:r>
-        <w:t xml:space="preserve"> </w:t>
-      </w:r>
-      <w:r>
-        <w:t xml:space="preserve">Democratic (4/5) and Decentralized (4/5) are the strongest dimensions, reflecting the system’s core design: distributed decision-making authority shared between citizens and AI rather than concentrated in bureaucratic institutions. Defensive scores lower (3/5) because the system’s resilience against manipulation and adversarial voting remains unproven at scale.</w:t>
-      </w:r>
-    </w:p>
-    <w:p>
-      <w:pPr>
-        <w:pStyle w:val="BodyText"/>
-      </w:pPr>
-      <w:r>
-        <w:rPr>
-          <w:b/>
-          <w:bCs/>
-        </w:rPr>
-        <w:t xml:space="preserve">Links.</w:t>
-      </w:r>
-      <w:r>
-        <w:t xml:space="preserve"> </w:t>
-      </w:r>
-      <w:r>
-        <w:t xml:space="preserve">-</w:t>
-      </w:r>
-      <w:r>
-        <w:t xml:space="preserve"> </w:t>
-      </w:r>
-      <w:hyperlink r:id="rId108">
-        <w:r>
-          <w:rPr>
-            <w:rStyle w:val="Hyperlink"/>
-          </w:rPr>
-          <w:t xml:space="preserve">Near Foundation</w:t>
-        </w:r>
-      </w:hyperlink>
-      <w:r>
-        <w:t xml:space="preserve"> </w:t>
-      </w:r>
-      <w:r>
-        <w:t xml:space="preserve">— Developing AI-powered delegates and governance tools (Pulse) for DAO voting and community sentiment tracking</w:t>
-      </w:r>
-      <w:r>
-        <w:t xml:space="preserve"> </w:t>
-      </w:r>
-      <w:r>
-        <w:t xml:space="preserve">-</w:t>
-      </w:r>
-      <w:r>
-        <w:t xml:space="preserve"> </w:t>
-      </w:r>
-      <w:hyperlink r:id="rId109">
-        <w:r>
-          <w:rPr>
-            <w:rStyle w:val="Hyperlink"/>
-          </w:rPr>
-          <w:t xml:space="preserve">SingularityNET</w:t>
-        </w:r>
-      </w:hyperlink>
-      <w:r>
-        <w:t xml:space="preserve"> </w:t>
-      </w:r>
-      <w:r>
-        <w:t xml:space="preserve">— Decentralized AI governance platform using blockchain for AI service coordination and privacy-preserving datasets</w:t>
-      </w:r>
-      <w:r>
-        <w:t xml:space="preserve"> </w:t>
-      </w:r>
-      <w:r>
-        <w:t xml:space="preserve">-</w:t>
-      </w:r>
-      <w:r>
-        <w:t xml:space="preserve"> </w:t>
-      </w:r>
-      <w:hyperlink r:id="rId110">
-        <w:r>
-          <w:rPr>
-            <w:rStyle w:val="Hyperlink"/>
-          </w:rPr>
-          <w:t xml:space="preserve">Aragon</w:t>
-        </w:r>
-      </w:hyperlink>
-      <w:r>
-        <w:t xml:space="preserve"> </w:t>
-      </w:r>
-      <w:r>
-        <w:t xml:space="preserve">— DAO governance infrastructure and tooling for decentralized organizations</w:t>
-      </w:r>
-      <w:r>
-        <w:t xml:space="preserve"> </w:t>
-      </w:r>
-      <w:r>
-        <w:t xml:space="preserve">-</w:t>
-      </w:r>
-      <w:r>
-        <w:t xml:space="preserve"> </w:t>
-      </w:r>
-      <w:hyperlink r:id="rId111">
-        <w:r>
-          <w:rPr>
-            <w:rStyle w:val="Hyperlink"/>
-          </w:rPr>
-          <w:t xml:space="preserve">MakerDAO</w:t>
-        </w:r>
-      </w:hyperlink>
-      <w:r>
-        <w:t xml:space="preserve"> </w:t>
-      </w:r>
-      <w:r>
-        <w:t xml:space="preserve">— Major DAO with on-chain governance and token-based voting mechanisms</w:t>
-      </w:r>
-      <w:r>
-        <w:t xml:space="preserve"> </w:t>
-      </w:r>
-      <w:r>
-        <w:t xml:space="preserve">-</w:t>
-      </w:r>
-      <w:r>
-        <w:t xml:space="preserve"> </w:t>
-      </w:r>
-      <w:hyperlink r:id="rId112">
-        <w:r>
-          <w:rPr>
-            <w:rStyle w:val="Hyperlink"/>
-          </w:rPr>
-          <w:t xml:space="preserve">QOC DAO - Stepwise Development Towards an AI Driven Decentralized Autonomous Organization</w:t>
-        </w:r>
-      </w:hyperlink>
-      <w:r>
-        <w:t xml:space="preserve"> </w:t>
-      </w:r>
-      <w:r>
-        <w:t xml:space="preserve">(2025)</w:t>
-      </w:r>
-      <w:r>
-        <w:t xml:space="preserve"> </w:t>
-      </w:r>
-      <w:r>
-        <w:t xml:space="preserve">-</w:t>
-      </w:r>
-      <w:r>
-        <w:t xml:space="preserve"> </w:t>
-      </w:r>
-      <w:hyperlink r:id="rId113">
-        <w:r>
-          <w:rPr>
-            <w:rStyle w:val="Hyperlink"/>
-          </w:rPr>
-          <w:t xml:space="preserve">DAO-AI: Evaluating Collective Decision-Making through Agentic AI in Decentralized Governance</w:t>
-        </w:r>
-      </w:hyperlink>
-      <w:r>
-        <w:t xml:space="preserve"> </w:t>
-      </w:r>
-      <w:r>
-        <w:t xml:space="preserve">(2025)</w:t>
-      </w:r>
-      <w:r>
-        <w:t xml:space="preserve"> </w:t>
-      </w:r>
-      <w:r>
-        <w:t xml:space="preserve">-</w:t>
-      </w:r>
-      <w:r>
-        <w:t xml:space="preserve"> </w:t>
-      </w:r>
-      <w:hyperlink r:id="rId114">
-        <w:r>
-          <w:rPr>
-            <w:rStyle w:val="Hyperlink"/>
-          </w:rPr>
-          <w:t xml:space="preserve">Democratic governance through DAO-based deliberation and voting for inclusive decision making in AI models</w:t>
-        </w:r>
-      </w:hyperlink>
-      <w:r>
-        <w:t xml:space="preserve"> </w:t>
-      </w:r>
-      <w:r>
-        <w:t xml:space="preserve">(2026)</w:t>
-      </w:r>
-      <w:r>
-        <w:t xml:space="preserve"> </w:t>
-      </w:r>
-      <w:r>
-        <w:t xml:space="preserve">- Source:</w:t>
-      </w:r>
-      <w:r>
-        <w:t xml:space="preserve"> </w:t>
-      </w:r>
-      <w:hyperlink r:id="rId115">
-        <w:r>
-          <w:rPr>
-            <w:rStyle w:val="Hyperlink"/>
-          </w:rPr>
-          <w:t xml:space="preserve">worldbuilding-course-worldbuilding-toolbox-world-entry-page-world-gallery-x-twitter-instagram-medium-bookmark-sadvipra-ai</w:t>
-        </w:r>
-      </w:hyperlink>
-    </w:p>
-    <w:p>
-      <w:pPr>
-        <w:pStyle w:val="BlockText"/>
-      </w:pPr>
-      <w:r>
-        <w:rPr>
-          <w:b/>
-          <w:bCs/>
-        </w:rPr>
-        <w:t xml:space="preserve">What can someone do RIGHT NOW?</w:t>
-      </w:r>
-      <w:r>
-        <w:t xml:space="preserve"> </w:t>
-      </w:r>
-      <w:r>
-        <w:t xml:space="preserve">Researchers should publish comparative studies of existing DAO governance pilots—particularly Near Foundation’s Pulse deployments—to build the empirical record regulators need to draft workable legal frameworks. Policy advocates should engage directly with EU AI Act implementation bodies and NIST to push for explicit guidance on AI-assisted voting systems before legal ambiguity freezes further development.</w:t>
-      </w:r>
-    </w:p>
-    <w:p>
-      <w:pPr>
-        <w:pStyle w:val="BlockText"/>
-      </w:pPr>
-      <w:r>
-        <w:t xml:space="preserve">“Wisdom DAO – Citizens &amp; AIs co-create policy. By 2035, governance shifted from centralized bureaucracy to decentralized wisdom guided by Sadvipra AI and DAOs. People co-create policy with personal AIs, corruption drops through blockchain transparency, and decisions align with dharma.”</w:t>
-      </w:r>
-      <w:r>
-        <w:t xml:space="preserve"> </w:t>
-      </w:r>
-      <w:r>
-        <w:t xml:space="preserve">—</w:t>
-      </w:r>
-      <w:r>
-        <w:t xml:space="preserve"> </w:t>
-      </w:r>
-      <w:r>
-        <w:rPr>
-          <w:i/>
-          <w:iCs/>
-        </w:rPr>
-        <w:t xml:space="preserve">Source:</w:t>
-      </w:r>
-      <w:r>
-        <w:rPr>
-          <w:i/>
-          <w:iCs/>
-        </w:rPr>
-        <w:t xml:space="preserve"> </w:t>
-      </w:r>
-      <w:hyperlink r:id="rId115">
-        <w:r>
-          <w:rPr>
-            <w:rStyle w:val="Hyperlink"/>
-            <w:i/>
-            <w:iCs/>
-          </w:rPr>
-          <w:t xml:space="preserve">worldbuilding-course-worldbuilding-toolbox-world-entry-page-world-gallery-x-twitter-instagram-medium-bookmark-sadvipra-ai</w:t>
-        </w:r>
-      </w:hyperlink>
-    </w:p>
-    <w:bookmarkEnd w:id="116"/>
-    <w:bookmarkStart w:id="124" w:name="accord-of-watersheds"/>
-    <w:p>
-      <w:pPr>
-        <w:pStyle w:val="Heading3"/>
-      </w:pPr>
-      <w:r>
-        <w:t xml:space="preserve">Accord of Watersheds</w:t>
-      </w:r>
-    </w:p>
-    <w:p>
-      <w:pPr>
-        <w:pStyle w:val="FirstParagraph"/>
-      </w:pPr>
-      <w:r>
-        <w:rPr>
-          <w:b/>
-          <w:bCs/>
-        </w:rPr>
-        <w:t xml:space="preserve">International Governance &amp; Coordination</w:t>
-      </w:r>
-      <w:r>
-        <w:t xml:space="preserve"> </w:t>
-      </w:r>
-      <w:r>
-        <w:t xml:space="preserve">| Composite: 16</w:t>
-      </w:r>
-    </w:p>
-    <w:p>
-      <w:pPr>
-        <w:pStyle w:val="BodyText"/>
-      </w:pPr>
-      <w:r>
-        <w:t xml:space="preserve">An international treaty framework that organizes political cooperation around watershed and bioregional boundaries rather than national borders.</w:t>
-      </w:r>
-    </w:p>
-    <w:p>
-      <w:pPr>
-        <w:pStyle w:val="BodyText"/>
-      </w:pPr>
-      <w:r>
-        <w:rPr>
-          <w:b/>
-          <w:bCs/>
-        </w:rPr>
-        <w:t xml:space="preserve">How it works.</w:t>
-      </w:r>
-      <w:r>
-        <w:t xml:space="preserve"> </w:t>
-      </w:r>
-      <w:r>
-        <w:t xml:space="preserve">Signatory parties—nations, Indigenous governments, and regional bodies—agree to coordinate resource use, conservation, and conflict resolution according to the boundaries and health of shared watersheds. Governance bodies are constituted around river basins or bioregions, with binding obligations tied to ecological indicators rather than national interest. Dispute resolution and resource allocation follow hydrological logic rather than political boundaries.</w:t>
-      </w:r>
-    </w:p>
-    <w:p>
-      <w:pPr>
-        <w:pStyle w:val="BodyText"/>
-      </w:pPr>
-      <w:r>
-        <w:rPr>
-          <w:b/>
-          <w:bCs/>
-        </w:rPr>
-        <w:t xml:space="preserve">Who’s building toward this.</w:t>
-      </w:r>
-      <w:r>
-        <w:t xml:space="preserve"> </w:t>
-      </w:r>
-      <w:r>
-        <w:t xml:space="preserve">The</w:t>
-      </w:r>
-      <w:r>
-        <w:t xml:space="preserve"> </w:t>
-      </w:r>
-      <w:hyperlink r:id="rId117">
-        <w:r>
-          <w:rPr>
-            <w:rStyle w:val="Hyperlink"/>
-            <w:b/>
-            <w:bCs/>
-          </w:rPr>
-          <w:t xml:space="preserve">International Joint Commission (IJC)</w:t>
-        </w:r>
-      </w:hyperlink>
-      <w:r>
-        <w:t xml:space="preserve"> </w:t>
-      </w:r>
-      <w:r>
-        <w:t xml:space="preserve">has operated transboundary watershed governance between Canada and the US since 1909, with its International Watersheds Initiative (est. 1998) pioneering ecosystem-centered management with Indigenous participation. The</w:t>
-      </w:r>
-      <w:r>
-        <w:t xml:space="preserve"> </w:t>
-      </w:r>
-      <w:hyperlink r:id="rId118">
-        <w:r>
-          <w:rPr>
-            <w:rStyle w:val="Hyperlink"/>
-            <w:b/>
-            <w:bCs/>
-          </w:rPr>
-          <w:t xml:space="preserve">Mekong River Commission (MRC)</w:t>
-        </w:r>
-      </w:hyperlink>
-      <w:r>
-        <w:t xml:space="preserve"> </w:t>
-      </w:r>
-      <w:r>
-        <w:t xml:space="preserve">coordinates four nations using integrated water resources management across the Mekong Basin. The</w:t>
-      </w:r>
-      <w:r>
-        <w:t xml:space="preserve"> </w:t>
-      </w:r>
-      <w:hyperlink r:id="rId119">
-        <w:r>
-          <w:rPr>
-            <w:rStyle w:val="Hyperlink"/>
-            <w:b/>
-            <w:bCs/>
-          </w:rPr>
-          <w:t xml:space="preserve">International Network of Basin Organizations (INBO)</w:t>
-        </w:r>
-      </w:hyperlink>
-      <w:r>
-        <w:t xml:space="preserve"> </w:t>
-      </w:r>
-      <w:r>
-        <w:t xml:space="preserve">supports 120+ river basin organizations globally. The</w:t>
-      </w:r>
-      <w:r>
-        <w:t xml:space="preserve"> </w:t>
-      </w:r>
-      <w:hyperlink r:id="rId80">
-        <w:r>
-          <w:rPr>
-            <w:rStyle w:val="Hyperlink"/>
-            <w:b/>
-            <w:bCs/>
-          </w:rPr>
-          <w:t xml:space="preserve">Cascadia Department of Bioregion</w:t>
-        </w:r>
-      </w:hyperlink>
-      <w:r>
-        <w:t xml:space="preserve"> </w:t>
-      </w:r>
-      <w:r>
-        <w:t xml:space="preserve">is developing bioregional governance frameworks across the Pacific Northwest, while</w:t>
-      </w:r>
-      <w:r>
-        <w:t xml:space="preserve"> </w:t>
-      </w:r>
-      <w:hyperlink r:id="rId79">
-        <w:r>
-          <w:rPr>
-            <w:rStyle w:val="Hyperlink"/>
-            <w:b/>
-            <w:bCs/>
-          </w:rPr>
-          <w:t xml:space="preserve">Resilience.Earth</w:t>
-        </w:r>
-      </w:hyperlink>
-      <w:r>
-        <w:t xml:space="preserve"> </w:t>
-      </w:r>
-      <w:r>
-        <w:t xml:space="preserve">delivers bioregional governance training in Asia-Pacific. No dedicated funding for a unified treaty framework has been identified. TRL: 6—operational regional structures exist, but a binding global framework remains conceptual.</w:t>
-      </w:r>
-    </w:p>
-    <w:p>
-      <w:pPr>
-        <w:pStyle w:val="BodyText"/>
-      </w:pPr>
-      <w:r>
-        <w:rPr>
-          <w:b/>
-          <w:bCs/>
-        </w:rPr>
-        <w:t xml:space="preserve">d/acc alignment.</w:t>
-      </w:r>
-      <w:r>
-        <w:t xml:space="preserve"> </w:t>
-      </w:r>
-      <w:r>
-        <w:t xml:space="preserve">Scores highest on democratic inclusion (4/5) and defensive orientation (4/5), reflecting its emphasis on multi-stakeholder governance and ecological protection over extractive national interest. Decentralization scores moderate (3/5) because watershed bodies, while sub-national in logic, still require centralized treaty architecture to function.</w:t>
-      </w:r>
-    </w:p>
-    <w:p>
-      <w:pPr>
-        <w:pStyle w:val="BodyText"/>
-      </w:pPr>
-      <w:r>
-        <w:rPr>
-          <w:b/>
-          <w:bCs/>
-        </w:rPr>
-        <w:t xml:space="preserve">Links.</w:t>
-      </w:r>
-      <w:r>
-        <w:t xml:space="preserve"> </w:t>
-      </w:r>
-      <w:r>
-        <w:t xml:space="preserve">-</w:t>
-      </w:r>
-      <w:r>
-        <w:t xml:space="preserve"> </w:t>
-      </w:r>
-      <w:hyperlink r:id="rId117">
-        <w:r>
-          <w:rPr>
-            <w:rStyle w:val="Hyperlink"/>
-          </w:rPr>
-          <w:t xml:space="preserve">International Joint Commission (IJC)</w:t>
-        </w:r>
-      </w:hyperlink>
-      <w:r>
-        <w:t xml:space="preserve"> </w:t>
-      </w:r>
-      <w:r>
-        <w:t xml:space="preserve">— Manages transboundary watershed cooperation between Canada and US; operates International Watersheds Initiative with ecosystem-based governance around river basins</w:t>
-      </w:r>
-      <w:r>
-        <w:t xml:space="preserve"> </w:t>
-      </w:r>
-      <w:r>
-        <w:t xml:space="preserve">-</w:t>
-      </w:r>
-      <w:r>
-        <w:t xml:space="preserve"> </w:t>
-      </w:r>
-      <w:hyperlink r:id="rId118">
-        <w:r>
-          <w:rPr>
-            <w:rStyle w:val="Hyperlink"/>
-          </w:rPr>
-          <w:t xml:space="preserve">Mekong River Commission (MRC)</w:t>
-        </w:r>
-      </w:hyperlink>
-      <w:r>
-        <w:t xml:space="preserve"> </w:t>
-      </w:r>
-      <w:r>
-        <w:t xml:space="preserve">— Coordinates sustainable management of Mekong River Basin across four countries; implements integrated water resources management based on watershed boundaries</w:t>
-      </w:r>
-      <w:r>
-        <w:t xml:space="preserve"> </w:t>
-      </w:r>
-      <w:r>
-        <w:t xml:space="preserve">-</w:t>
-      </w:r>
-      <w:r>
-        <w:t xml:space="preserve"> </w:t>
-      </w:r>
-      <w:hyperlink r:id="rId119">
-        <w:r>
-          <w:rPr>
-            <w:rStyle w:val="Hyperlink"/>
-          </w:rPr>
-          <w:t xml:space="preserve">International Network of Basin Organizations (INBO)</w:t>
-        </w:r>
-      </w:hyperlink>
-      <w:r>
-        <w:t xml:space="preserve"> </w:t>
-      </w:r>
-      <w:r>
-        <w:t xml:space="preserve">— Global network supporting 120+ international river basin organizations; facilitates knowledge exchange on watershed-based governance</w:t>
-      </w:r>
-      <w:r>
-        <w:t xml:space="preserve"> </w:t>
-      </w:r>
-      <w:r>
-        <w:t xml:space="preserve">-</w:t>
-      </w:r>
-      <w:r>
-        <w:t xml:space="preserve"> </w:t>
-      </w:r>
-      <w:hyperlink r:id="rId80">
-        <w:r>
-          <w:rPr>
-            <w:rStyle w:val="Hyperlink"/>
-          </w:rPr>
-          <w:t xml:space="preserve">Cascadia Department of Bioregion</w:t>
-        </w:r>
-      </w:hyperlink>
-      <w:r>
-        <w:t xml:space="preserve"> </w:t>
-      </w:r>
-      <w:r>
-        <w:t xml:space="preserve">— Develops bioregional governance frameworks organized around watershed and ecological boundaries across Pacific Northwest</w:t>
-      </w:r>
-      <w:r>
-        <w:t xml:space="preserve"> </w:t>
-      </w:r>
-      <w:r>
-        <w:t xml:space="preserve">-</w:t>
-      </w:r>
-      <w:r>
-        <w:t xml:space="preserve"> </w:t>
-      </w:r>
-      <w:hyperlink r:id="rId79">
-        <w:r>
-          <w:rPr>
-            <w:rStyle w:val="Hyperlink"/>
-          </w:rPr>
-          <w:t xml:space="preserve">Resilience.Earth</w:t>
-        </w:r>
-      </w:hyperlink>
-      <w:r>
-        <w:t xml:space="preserve"> </w:t>
-      </w:r>
-      <w:r>
-        <w:t xml:space="preserve">— Supports bioregional governance training and implementation in Asia-Pacific; develops climate-resilient ecosystem management frameworks</w:t>
-      </w:r>
-      <w:r>
-        <w:t xml:space="preserve"> </w:t>
-      </w:r>
-      <w:r>
-        <w:t xml:space="preserve">-</w:t>
-      </w:r>
-      <w:r>
-        <w:t xml:space="preserve"> </w:t>
-      </w:r>
-      <w:hyperlink r:id="rId120">
-        <w:r>
-          <w:rPr>
-            <w:rStyle w:val="Hyperlink"/>
-          </w:rPr>
-          <w:t xml:space="preserve">A Quarter Century of the International Watersheds Initiative</w:t>
-        </w:r>
-      </w:hyperlink>
-      <w:r>
-        <w:t xml:space="preserve"> </w:t>
-      </w:r>
-      <w:r>
-        <w:t xml:space="preserve">(2023)</w:t>
-      </w:r>
-      <w:r>
-        <w:t xml:space="preserve"> </w:t>
-      </w:r>
-      <w:r>
-        <w:t xml:space="preserve">-</w:t>
-      </w:r>
-      <w:r>
-        <w:t xml:space="preserve"> </w:t>
-      </w:r>
-      <w:hyperlink r:id="rId121">
-        <w:r>
-          <w:rPr>
-            <w:rStyle w:val="Hyperlink"/>
-          </w:rPr>
-          <w:t xml:space="preserve">Bioregional Governance for Climate-Resilient Ecosystems in Asia and the Pacific - Training Guide</w:t>
-        </w:r>
-      </w:hyperlink>
-      <w:r>
-        <w:t xml:space="preserve"> </w:t>
-      </w:r>
-      <w:r>
-        <w:t xml:space="preserve">(2024)</w:t>
-      </w:r>
-      <w:r>
-        <w:t xml:space="preserve"> </w:t>
-      </w:r>
-      <w:r>
-        <w:t xml:space="preserve">-</w:t>
-      </w:r>
-      <w:r>
-        <w:t xml:space="preserve"> </w:t>
-      </w:r>
-      <w:hyperlink r:id="rId122">
-        <w:r>
-          <w:rPr>
-            <w:rStyle w:val="Hyperlink"/>
-          </w:rPr>
-          <w:t xml:space="preserve">Human Watershed: The Emerging Politics of Bioregional Democracy</w:t>
-        </w:r>
-      </w:hyperlink>
-      <w:r>
-        <w:t xml:space="preserve"> </w:t>
-      </w:r>
-      <w:r>
-        <w:t xml:space="preserve">(2024)</w:t>
-      </w:r>
-      <w:r>
-        <w:t xml:space="preserve"> </w:t>
-      </w:r>
-      <w:r>
-        <w:t xml:space="preserve">- Source:</w:t>
-      </w:r>
-      <w:r>
-        <w:t xml:space="preserve"> </w:t>
-      </w:r>
-      <w:hyperlink r:id="rId123">
-        <w:r>
-          <w:rPr>
-            <w:rStyle w:val="Hyperlink"/>
-          </w:rPr>
-          <w:t xml:space="preserve">2035-rewild</w:t>
-        </w:r>
-      </w:hyperlink>
-    </w:p>
-    <w:p>
-      <w:pPr>
-        <w:pStyle w:val="BlockText"/>
-      </w:pPr>
-      <w:r>
-        <w:rPr>
-          <w:b/>
-          <w:bCs/>
-        </w:rPr>
-        <w:t xml:space="preserve">What can someone do RIGHT NOW?</w:t>
-      </w:r>
-      <w:r>
-        <w:t xml:space="preserve"> </w:t>
-      </w:r>
-      <w:r>
-        <w:t xml:space="preserve">Legal advocates and international law scholars can draft model treaty language that converts existing watershed commission frameworks—IJC, MRC—into a replicable binding instrument with enforceable ecological indicators. Policy advocates with access to UN Environment Assembly or CBD processes should push for a formal resolution recognizing bioregional governance as a legitimate basis for transboundary treaty obligations.</w:t>
-      </w:r>
-    </w:p>
-    <w:p>
-      <w:pPr>
-        <w:pStyle w:val="BlockText"/>
-      </w:pPr>
-      <w:r>
-        <w:t xml:space="preserve">“The Accord of Watersheds—a treaty system where ecosystems, not nations, are the organizing principle of cooperation.”</w:t>
-      </w:r>
-      <w:r>
-        <w:t xml:space="preserve"> </w:t>
-      </w:r>
-      <w:r>
-        <w:t xml:space="preserve">—</w:t>
-      </w:r>
-      <w:r>
-        <w:t xml:space="preserve"> </w:t>
-      </w:r>
-      <w:r>
-        <w:rPr>
-          <w:i/>
-          <w:iCs/>
-        </w:rPr>
-        <w:t xml:space="preserve">Source:</w:t>
-      </w:r>
-      <w:r>
-        <w:rPr>
-          <w:i/>
-          <w:iCs/>
-        </w:rPr>
-        <w:t xml:space="preserve"> </w:t>
-      </w:r>
-      <w:hyperlink r:id="rId123">
-        <w:r>
-          <w:rPr>
-            <w:rStyle w:val="Hyperlink"/>
-            <w:i/>
-            <w:iCs/>
-          </w:rPr>
-          <w:t xml:space="preserve">2035-rewild</w:t>
-        </w:r>
-      </w:hyperlink>
-    </w:p>
-    <w:bookmarkEnd w:id="124"/>
-    <w:bookmarkStart w:id="132" w:name="X6e76efc7e1570eac6950ad6f40a75eb4a8331ab"/>
-    <w:p>
-      <w:pPr>
-        <w:pStyle w:val="Heading3"/>
-      </w:pPr>
-      <w:r>
-        <w:t xml:space="preserve">DAO-governed open innovation platform for TLM documentation and training data</w:t>
-      </w:r>
-    </w:p>
-    <w:p>
-      <w:pPr>
-        <w:pStyle w:val="FirstParagraph"/>
-      </w:pPr>
-      <w:r>
-        <w:rPr>
-          <w:b/>
-          <w:bCs/>
-        </w:rPr>
-        <w:t xml:space="preserve">Decentralized &amp; Democratic Institutions</w:t>
-      </w:r>
-      <w:r>
-        <w:t xml:space="preserve"> </w:t>
-      </w:r>
-      <w:r>
-        <w:t xml:space="preserve">| Composite: 16</w:t>
-      </w:r>
-    </w:p>
-    <w:p>
-      <w:pPr>
-        <w:pStyle w:val="BodyText"/>
-      </w:pPr>
-      <w:r>
-        <w:t xml:space="preserve">A DAO-based governance structure that mandates open-source documentation and community-sourced feedback loops for translation model development and adaptation.</w:t>
-      </w:r>
-    </w:p>
-    <w:p>
-      <w:pPr>
-        <w:pStyle w:val="BodyText"/>
-      </w:pPr>
-      <w:r>
-        <w:rPr>
-          <w:b/>
-          <w:bCs/>
-        </w:rPr>
-        <w:t xml:space="preserve">How it works.</w:t>
-      </w:r>
-      <w:r>
-        <w:t xml:space="preserve"> </w:t>
-      </w:r>
-      <w:r>
-        <w:t xml:space="preserve">Smart-contract-based voting gives communities formal decision-making power over how translation language model (TLM) training data is collected, labeled, and updated. Open innovation platforms serve as the interface for submitting feedback, flagging bias, and proposing model adaptations. Governance rules enforced through the DAO prevent proprietary capture, keeping models and documentation publicly accessible.</w:t>
-      </w:r>
-    </w:p>
-    <w:p>
-      <w:pPr>
-        <w:pStyle w:val="BodyText"/>
-      </w:pPr>
-      <w:r>
-        <w:rPr>
-          <w:b/>
-          <w:bCs/>
-        </w:rPr>
-        <w:t xml:space="preserve">Who’s building toward this.</w:t>
-      </w:r>
-      <w:r>
-        <w:t xml:space="preserve"> </w:t>
-      </w:r>
-      <w:hyperlink r:id="rId125">
-        <w:r>
-          <w:rPr>
-            <w:rStyle w:val="Hyperlink"/>
-          </w:rPr>
-          <w:t xml:space="preserve">Hugging Face</w:t>
-        </w:r>
-      </w:hyperlink>
-      <w:r>
-        <w:t xml:space="preserve"> </w:t>
-      </w:r>
-      <w:r>
-        <w:t xml:space="preserve">hosts over 1,000 community-contributed translation models but has no governance layer for community decision-making over those models.</w:t>
-      </w:r>
-      <w:r>
-        <w:t xml:space="preserve"> </w:t>
-      </w:r>
-      <w:hyperlink r:id="rId126">
-        <w:r>
-          <w:rPr>
-            <w:rStyle w:val="Hyperlink"/>
-          </w:rPr>
-          <w:t xml:space="preserve">Mozilla Common Voice</w:t>
-        </w:r>
-      </w:hyperlink>
-      <w:r>
-        <w:t xml:space="preserve"> </w:t>
-      </w:r>
-      <w:r>
-        <w:t xml:space="preserve">crowdsources multilingual voice data but doesn’t give contributors formal control over how it’s used.</w:t>
-      </w:r>
-      <w:r>
-        <w:t xml:space="preserve"> </w:t>
-      </w:r>
-      <w:hyperlink r:id="rId127">
-        <w:r>
-          <w:rPr>
-            <w:rStyle w:val="Hyperlink"/>
-          </w:rPr>
-          <w:t xml:space="preserve">Ocean Protocol</w:t>
-        </w:r>
-      </w:hyperlink>
-      <w:r>
-        <w:t xml:space="preserve"> </w:t>
-      </w:r>
-      <w:r>
-        <w:t xml:space="preserve">provides decentralized data exchange with DAO governance and tokenized data assets.</w:t>
-      </w:r>
-      <w:r>
-        <w:t xml:space="preserve"> </w:t>
-      </w:r>
-      <w:hyperlink r:id="rId110">
-        <w:r>
-          <w:rPr>
-            <w:rStyle w:val="Hyperlink"/>
-          </w:rPr>
-          <w:t xml:space="preserve">Aragon</w:t>
-        </w:r>
-      </w:hyperlink>
-      <w:r>
-        <w:t xml:space="preserve"> </w:t>
-      </w:r>
-      <w:r>
-        <w:t xml:space="preserve">supplies DAO governance frameworks and is exploring AI-DAO integration. The missing link is connecting contributor governance to model development decisions. Overall TRL: 3.</w:t>
-      </w:r>
-    </w:p>
-    <w:p>
-      <w:pPr>
-        <w:pStyle w:val="BodyText"/>
-      </w:pPr>
-      <w:r>
-        <w:rPr>
-          <w:b/>
-          <w:bCs/>
-        </w:rPr>
-        <w:t xml:space="preserve">d/acc alignment.</w:t>
-      </w:r>
-      <w:r>
-        <w:t xml:space="preserve"> </w:t>
-      </w:r>
-      <w:r>
-        <w:t xml:space="preserve">Democratic (4/5) and Decentralized (4/5) are the strongest dimensions, reflecting the core design intent to distribute control over model development away from proprietary actors and toward affected communities. Defensive scores lower (3/5) because the system’s protective value depends on successful implementation that has not yet been demonstrated at scale.</w:t>
-      </w:r>
-    </w:p>
-    <w:p>
-      <w:pPr>
-        <w:pStyle w:val="BodyText"/>
-      </w:pPr>
-      <w:r>
-        <w:rPr>
-          <w:b/>
-          <w:bCs/>
-        </w:rPr>
-        <w:t xml:space="preserve">Links.</w:t>
-      </w:r>
-      <w:r>
-        <w:t xml:space="preserve"> </w:t>
-      </w:r>
-      <w:r>
-        <w:t xml:space="preserve">-</w:t>
-      </w:r>
-      <w:r>
-        <w:t xml:space="preserve"> </w:t>
-      </w:r>
-      <w:hyperlink r:id="rId125">
-        <w:r>
-          <w:rPr>
-            <w:rStyle w:val="Hyperlink"/>
-          </w:rPr>
-          <w:t xml:space="preserve">Hugging Face</w:t>
-        </w:r>
-      </w:hyperlink>
-      <w:r>
-        <w:t xml:space="preserve"> </w:t>
-      </w:r>
-      <w:r>
-        <w:t xml:space="preserve">— Hosts open-source translation models and community contributions; over 1,000 translation models available on Hub</w:t>
-      </w:r>
-      <w:r>
-        <w:t xml:space="preserve"> </w:t>
-      </w:r>
-      <w:r>
-        <w:t xml:space="preserve">-</w:t>
-      </w:r>
-      <w:r>
-        <w:t xml:space="preserve"> </w:t>
-      </w:r>
-      <w:hyperlink r:id="rId127">
-        <w:r>
-          <w:rPr>
-            <w:rStyle w:val="Hyperlink"/>
-          </w:rPr>
-          <w:t xml:space="preserve">Ocean Protocol</w:t>
-        </w:r>
-      </w:hyperlink>
-      <w:r>
-        <w:t xml:space="preserve"> </w:t>
-      </w:r>
-      <w:r>
-        <w:t xml:space="preserve">— Decentralized data exchange with DAO governance; enables tokenized data assets and AI model training with community oversight</w:t>
-      </w:r>
-      <w:r>
-        <w:t xml:space="preserve"> </w:t>
-      </w:r>
-      <w:r>
-        <w:t xml:space="preserve">-</w:t>
-      </w:r>
-      <w:r>
-        <w:t xml:space="preserve"> </w:t>
-      </w:r>
-      <w:hyperlink r:id="rId126">
-        <w:r>
-          <w:rPr>
-            <w:rStyle w:val="Hyperlink"/>
-          </w:rPr>
-          <w:t xml:space="preserve">Mozilla Common Voice</w:t>
-        </w:r>
-      </w:hyperlink>
-      <w:r>
-        <w:t xml:space="preserve"> </w:t>
-      </w:r>
-      <w:r>
-        <w:t xml:space="preserve">— Crowdsources multilingual voice data for open-source speech recognition; community-driven data collection</w:t>
-      </w:r>
-      <w:r>
-        <w:t xml:space="preserve"> </w:t>
-      </w:r>
-      <w:r>
-        <w:t xml:space="preserve">-</w:t>
-      </w:r>
-      <w:r>
-        <w:t xml:space="preserve"> </w:t>
-      </w:r>
-      <w:hyperlink r:id="rId110">
-        <w:r>
-          <w:rPr>
-            <w:rStyle w:val="Hyperlink"/>
-          </w:rPr>
-          <w:t xml:space="preserve">Aragon</w:t>
-        </w:r>
-      </w:hyperlink>
-      <w:r>
-        <w:t xml:space="preserve"> </w:t>
-      </w:r>
-      <w:r>
-        <w:t xml:space="preserve">— DAO governance framework and tools; explores AI-DAO integration for decentralized decision-making</w:t>
-      </w:r>
-      <w:r>
-        <w:t xml:space="preserve"> </w:t>
-      </w:r>
-      <w:r>
-        <w:t xml:space="preserve">-</w:t>
-      </w:r>
-      <w:r>
-        <w:t xml:space="preserve"> </w:t>
-      </w:r>
-      <w:hyperlink r:id="rId128">
-        <w:r>
-          <w:rPr>
-            <w:rStyle w:val="Hyperlink"/>
-          </w:rPr>
-          <w:t xml:space="preserve">QOC DAO - Stepwise Development Towards an AI Driven Decentralized Autonomous Organization</w:t>
-        </w:r>
-      </w:hyperlink>
-      <w:r>
-        <w:t xml:space="preserve"> </w:t>
-      </w:r>
-      <w:r>
-        <w:t xml:space="preserve">(2025)</w:t>
-      </w:r>
-      <w:r>
-        <w:t xml:space="preserve"> </w:t>
-      </w:r>
-      <w:r>
-        <w:t xml:space="preserve">-</w:t>
-      </w:r>
-      <w:r>
-        <w:t xml:space="preserve"> </w:t>
-      </w:r>
-      <w:hyperlink r:id="rId129">
-        <w:r>
-          <w:rPr>
-            <w:rStyle w:val="Hyperlink"/>
-          </w:rPr>
-          <w:t xml:space="preserve">Governance of decentralized autonomous organizations that produce open source software</w:t>
-        </w:r>
-      </w:hyperlink>
-      <w:r>
-        <w:t xml:space="preserve"> </w:t>
-      </w:r>
-      <w:r>
-        <w:t xml:space="preserve">(2023)</w:t>
-      </w:r>
-      <w:r>
-        <w:t xml:space="preserve"> </w:t>
-      </w:r>
-      <w:r>
-        <w:t xml:space="preserve">-</w:t>
-      </w:r>
-      <w:r>
-        <w:t xml:space="preserve"> </w:t>
-      </w:r>
-      <w:hyperlink r:id="rId130">
-        <w:r>
-          <w:rPr>
-            <w:rStyle w:val="Hyperlink"/>
-          </w:rPr>
-          <w:t xml:space="preserve">The Future of DAOs is Powered by AI</w:t>
-        </w:r>
-      </w:hyperlink>
-      <w:r>
-        <w:t xml:space="preserve"> </w:t>
-      </w:r>
-      <w:r>
-        <w:t xml:space="preserve">(2023)</w:t>
-      </w:r>
-      <w:r>
-        <w:t xml:space="preserve"> </w:t>
-      </w:r>
-      <w:r>
-        <w:t xml:space="preserve">- Source:</w:t>
-      </w:r>
-      <w:r>
-        <w:t xml:space="preserve"> </w:t>
-      </w:r>
-      <w:hyperlink r:id="rId131">
-        <w:r>
-          <w:rPr>
-            <w:rStyle w:val="Hyperlink"/>
-          </w:rPr>
-          <w:t xml:space="preserve">la-langue-de-la-prvoyance</w:t>
-        </w:r>
-      </w:hyperlink>
-    </w:p>
-    <w:p>
-      <w:pPr>
-        <w:pStyle w:val="BlockText"/>
-      </w:pPr>
-      <w:r>
-        <w:rPr>
-          <w:b/>
-          <w:bCs/>
-        </w:rPr>
-        <w:t xml:space="preserve">What can someone do RIGHT NOW?</w:t>
-      </w:r>
-      <w:r>
-        <w:t xml:space="preserve"> </w:t>
-      </w:r>
-      <w:r>
-        <w:t xml:space="preserve">Convene a working group that brings together Hugging Face contributors, Ocean Protocol governance participants, and multilingual community organizations to design and pilot a DAO governance layer specifically for a production translation model — starting with a bounded language pair to test coordination mechanisms before scaling. A funder could seed this pilot by commissioning a governance design sprint that maps smart-contract voting to concrete model update decisions.</w:t>
-      </w:r>
-    </w:p>
-    <w:p>
-      <w:pPr>
-        <w:pStyle w:val="BlockText"/>
-      </w:pPr>
-      <w:r>
-        <w:t xml:space="preserve">“Decentralized Autonomous Organizations (DAOs) ensure open access to TLM documentation and training data so that communities drive decision-making on model adaptations. Open innovation platforms source community feedback to further transparency and interoperability.”</w:t>
-      </w:r>
-      <w:r>
-        <w:t xml:space="preserve"> </w:t>
-      </w:r>
-      <w:r>
-        <w:t xml:space="preserve">—</w:t>
-      </w:r>
-      <w:r>
-        <w:t xml:space="preserve"> </w:t>
-      </w:r>
-      <w:r>
-        <w:rPr>
-          <w:i/>
-          <w:iCs/>
-        </w:rPr>
-        <w:t xml:space="preserve">Source:</w:t>
-      </w:r>
-      <w:r>
-        <w:rPr>
-          <w:i/>
-          <w:iCs/>
-        </w:rPr>
-        <w:t xml:space="preserve"> </w:t>
-      </w:r>
-      <w:hyperlink r:id="rId131">
-        <w:r>
-          <w:rPr>
-            <w:rStyle w:val="Hyperlink"/>
-            <w:i/>
-            <w:iCs/>
-          </w:rPr>
-          <w:t xml:space="preserve">la-langue-de-la-prvoyance</w:t>
-        </w:r>
-      </w:hyperlink>
-    </w:p>
-    <w:bookmarkEnd w:id="132"/>
-    <w:bookmarkStart w:id="138" w:name="watershed-parliaments"/>
-    <w:p>
-      <w:pPr>
-        <w:pStyle w:val="Heading3"/>
-      </w:pPr>
-      <w:r>
-        <w:t xml:space="preserve">Watershed Parliaments</w:t>
-      </w:r>
-    </w:p>
-    <w:p>
-      <w:pPr>
-        <w:pStyle w:val="FirstParagraph"/>
-      </w:pPr>
-      <w:r>
-        <w:rPr>
-          <w:b/>
-          <w:bCs/>
-        </w:rPr>
-        <w:t xml:space="preserve">Decentralized &amp; Democratic Institutions</w:t>
-      </w:r>
-      <w:r>
-        <w:t xml:space="preserve"> </w:t>
-      </w:r>
-      <w:r>
-        <w:t xml:space="preserve">| Composite: 16</w:t>
-      </w:r>
-    </w:p>
-    <w:p>
-      <w:pPr>
-        <w:pStyle w:val="BodyText"/>
-      </w:pPr>
-      <w:r>
-        <w:t xml:space="preserve">Bioregional governance bodies organized around watershed boundaries rather than political borders, incorporating ecological feedback into formal decision-making.</w:t>
-      </w:r>
-    </w:p>
-    <w:p>
-      <w:pPr>
-        <w:pStyle w:val="BodyText"/>
-      </w:pPr>
-      <w:r>
-        <w:rPr>
-          <w:b/>
-          <w:bCs/>
-        </w:rPr>
-        <w:t xml:space="preserve">How it works.</w:t>
-      </w:r>
-      <w:r>
-        <w:t xml:space="preserve"> </w:t>
-      </w:r>
-      <w:r>
-        <w:t xml:space="preserve">Governance jurisdiction is defined by hydrological catchment areas, replacing nation-state and municipal lines with boundaries that match the actual movement of water and the ecosystems it sustains. Decision-making bodies include designated representatives for ecosystem interests alongside human citizens. Before adoption, proposals must pass multi-generational impact assessments covering all species within the watershed.</w:t>
-      </w:r>
-    </w:p>
-    <w:p>
-      <w:pPr>
-        <w:pStyle w:val="BodyText"/>
-      </w:pPr>
-      <w:r>
-        <w:rPr>
-          <w:b/>
-          <w:bCs/>
-        </w:rPr>
-        <w:t xml:space="preserve">Who’s building toward this.</w:t>
-      </w:r>
-      <w:r>
-        <w:t xml:space="preserve"> </w:t>
-      </w:r>
-      <w:r>
-        <w:t xml:space="preserve">The</w:t>
-      </w:r>
-      <w:r>
-        <w:t xml:space="preserve"> </w:t>
-      </w:r>
-      <w:hyperlink r:id="rId133">
-        <w:r>
-          <w:rPr>
-            <w:rStyle w:val="Hyperlink"/>
-            <w:b/>
-            <w:bCs/>
-          </w:rPr>
-          <w:t xml:space="preserve">Murray-Darling Basin Authority</w:t>
-        </w:r>
-      </w:hyperlink>
-      <w:r>
-        <w:t xml:space="preserve"> </w:t>
-      </w:r>
-      <w:r>
-        <w:t xml:space="preserve">(Australia) manages integrated water resources across a major watershed with Indigenous representation and multi-stakeholder governance. The</w:t>
-      </w:r>
-      <w:r>
-        <w:t xml:space="preserve"> </w:t>
-      </w:r>
-      <w:hyperlink r:id="rId134">
-        <w:r>
-          <w:rPr>
-            <w:rStyle w:val="Hyperlink"/>
-            <w:b/>
-            <w:bCs/>
-          </w:rPr>
-          <w:t xml:space="preserve">Susquehanna River Basin Commission</w:t>
-        </w:r>
-      </w:hyperlink>
-      <w:r>
-        <w:t xml:space="preserve"> </w:t>
-      </w:r>
-      <w:r>
-        <w:t xml:space="preserve">and</w:t>
-      </w:r>
-      <w:r>
-        <w:t xml:space="preserve"> </w:t>
-      </w:r>
-      <w:hyperlink r:id="rId135">
-        <w:r>
-          <w:rPr>
-            <w:rStyle w:val="Hyperlink"/>
-            <w:b/>
-            <w:bCs/>
-          </w:rPr>
-          <w:t xml:space="preserve">Interstate Commission on the Potomac River Basin</w:t>
-        </w:r>
-      </w:hyperlink>
-      <w:r>
-        <w:t xml:space="preserve"> </w:t>
-      </w:r>
-      <w:r>
-        <w:t xml:space="preserve">coordinate water management across multi-state jurisdictions in North America. The</w:t>
-      </w:r>
-      <w:r>
-        <w:t xml:space="preserve"> </w:t>
-      </w:r>
-      <w:hyperlink r:id="rId80">
-        <w:r>
-          <w:rPr>
-            <w:rStyle w:val="Hyperlink"/>
-            <w:b/>
-            <w:bCs/>
-          </w:rPr>
-          <w:t xml:space="preserve">Cascadia Department of Bioregion</w:t>
-        </w:r>
-      </w:hyperlink>
-      <w:r>
-        <w:t xml:space="preserve"> </w:t>
-      </w:r>
-      <w:r>
-        <w:t xml:space="preserve">advocates for watershed-based political restructuring. New Zealand’s Whanganui River, granted legal personhood in 2017, remains the clearest proof-of-concept for ecosystem rights integration. No dedicated funding was identified. TRL: 4 — operational governance structures exist at watershed scale, but full ecosystem representation and multi-generational impact assessment mechanisms remain largely theoretical.</w:t>
-      </w:r>
-    </w:p>
-    <w:p>
-      <w:pPr>
-        <w:pStyle w:val="BodyText"/>
-      </w:pPr>
-      <w:r>
-        <w:rPr>
-          <w:b/>
-          <w:bCs/>
-        </w:rPr>
-        <w:t xml:space="preserve">d/acc alignment.</w:t>
-      </w:r>
-      <w:r>
-        <w:t xml:space="preserve"> </w:t>
-      </w:r>
-      <w:r>
-        <w:t xml:space="preserve">Watershed Parliaments score highest on Democratic (4/5) and Defensive (4/5), reflecting their potential to distribute political power along ecological lines and build long-term resilience against resource conflicts. Decentralization scores lower (3/5) because existing implementations remain embedded within nation-state structures rather than replacing them.</w:t>
-      </w:r>
-    </w:p>
-    <w:p>
-      <w:pPr>
-        <w:pStyle w:val="BodyText"/>
-      </w:pPr>
-      <w:r>
-        <w:rPr>
-          <w:b/>
-          <w:bCs/>
-        </w:rPr>
-        <w:t xml:space="preserve">Links.</w:t>
-      </w:r>
-      <w:r>
-        <w:t xml:space="preserve"> </w:t>
-      </w:r>
-      <w:r>
-        <w:t xml:space="preserve">-</w:t>
-      </w:r>
-      <w:r>
-        <w:t xml:space="preserve"> </w:t>
-      </w:r>
-      <w:hyperlink r:id="rId133">
-        <w:r>
-          <w:rPr>
-            <w:rStyle w:val="Hyperlink"/>
-          </w:rPr>
-          <w:t xml:space="preserve">Murray-Darling Basin Authority (MDBA)</w:t>
-        </w:r>
-      </w:hyperlink>
-      <w:r>
-        <w:t xml:space="preserve"> </w:t>
-      </w:r>
-      <w:r>
-        <w:t xml:space="preserve">— Principal government agency managing integrated water resources across Australian watershed; includes Indigenous representation and multi-stakeholder governance</w:t>
-      </w:r>
-      <w:r>
-        <w:t xml:space="preserve"> </w:t>
-      </w:r>
-      <w:r>
-        <w:t xml:space="preserve">-</w:t>
-      </w:r>
-      <w:r>
-        <w:t xml:space="preserve"> </w:t>
-      </w:r>
-      <w:hyperlink r:id="rId134">
-        <w:r>
-          <w:rPr>
-            <w:rStyle w:val="Hyperlink"/>
-          </w:rPr>
-          <w:t xml:space="preserve">Susquehanna River Basin Commission (SRBC)</w:t>
-        </w:r>
-      </w:hyperlink>
-      <w:r>
-        <w:t xml:space="preserve"> </w:t>
-      </w:r>
-      <w:r>
-        <w:t xml:space="preserve">— Interstate agency coordinating water resource management across multi-state watershed in North America</w:t>
-      </w:r>
-      <w:r>
-        <w:t xml:space="preserve"> </w:t>
-      </w:r>
-      <w:r>
-        <w:t xml:space="preserve">-</w:t>
-      </w:r>
-      <w:r>
-        <w:t xml:space="preserve"> </w:t>
-      </w:r>
-      <w:hyperlink r:id="rId135">
-        <w:r>
-          <w:rPr>
-            <w:rStyle w:val="Hyperlink"/>
-          </w:rPr>
-          <w:t xml:space="preserve">Interstate Commission on the Potomac River Basin (ICPRB)</w:t>
-        </w:r>
-      </w:hyperlink>
-      <w:r>
-        <w:t xml:space="preserve"> </w:t>
-      </w:r>
-      <w:r>
-        <w:t xml:space="preserve">— Regional cooperation body for watershed governance bridging political boundaries across multiple states</w:t>
-      </w:r>
-      <w:r>
-        <w:t xml:space="preserve"> </w:t>
-      </w:r>
-      <w:r>
-        <w:t xml:space="preserve">-</w:t>
-      </w:r>
-      <w:r>
-        <w:t xml:space="preserve"> </w:t>
-      </w:r>
-      <w:hyperlink r:id="rId80">
-        <w:r>
-          <w:rPr>
-            <w:rStyle w:val="Hyperlink"/>
-          </w:rPr>
-          <w:t xml:space="preserve">Cascadia Department of Bioregion</w:t>
-        </w:r>
-      </w:hyperlink>
-      <w:r>
-        <w:t xml:space="preserve"> </w:t>
-      </w:r>
-      <w:r>
-        <w:t xml:space="preserve">— Bioregional governance advocacy organization promoting watershed-based political and economic restructuring</w:t>
-      </w:r>
-      <w:r>
-        <w:t xml:space="preserve"> </w:t>
-      </w:r>
-      <w:r>
-        <w:t xml:space="preserve">-</w:t>
-      </w:r>
-      <w:r>
-        <w:t xml:space="preserve"> </w:t>
-      </w:r>
-      <w:hyperlink r:id="rId122">
-        <w:r>
-          <w:rPr>
-            <w:rStyle w:val="Hyperlink"/>
-          </w:rPr>
-          <w:t xml:space="preserve">Human Watershed: The Emerging Politics of Bioregional Democracy</w:t>
-        </w:r>
-      </w:hyperlink>
-      <w:r>
-        <w:t xml:space="preserve"> </w:t>
-      </w:r>
-      <w:r>
-        <w:t xml:space="preserve">(2022)</w:t>
-      </w:r>
-      <w:r>
-        <w:t xml:space="preserve"> </w:t>
-      </w:r>
-      <w:r>
-        <w:t xml:space="preserve">-</w:t>
-      </w:r>
-      <w:r>
-        <w:t xml:space="preserve"> </w:t>
-      </w:r>
-      <w:hyperlink r:id="rId136">
-        <w:r>
-          <w:rPr>
-            <w:rStyle w:val="Hyperlink"/>
-          </w:rPr>
-          <w:t xml:space="preserve">Bioregionalism: A Model for a Self-Sufficient and Democratic Economy</w:t>
-        </w:r>
-      </w:hyperlink>
-      <w:r>
-        <w:t xml:space="preserve"> </w:t>
-      </w:r>
-      <w:r>
-        <w:t xml:space="preserve">(2021)</w:t>
-      </w:r>
-      <w:r>
-        <w:t xml:space="preserve"> </w:t>
-      </w:r>
-      <w:r>
-        <w:t xml:space="preserve">- Source:</w:t>
-      </w:r>
-      <w:r>
-        <w:t xml:space="preserve"> </w:t>
-      </w:r>
-      <w:hyperlink r:id="rId137">
-        <w:r>
-          <w:rPr>
-            <w:rStyle w:val="Hyperlink"/>
-          </w:rPr>
-          <w:t xml:space="preserve">mycelial-democracy</w:t>
-        </w:r>
-      </w:hyperlink>
-    </w:p>
-    <w:p>
-      <w:pPr>
-        <w:pStyle w:val="BlockText"/>
-      </w:pPr>
-      <w:r>
-        <w:rPr>
-          <w:b/>
-          <w:bCs/>
-        </w:rPr>
-        <w:t xml:space="preserve">What can someone do RIGHT NOW?</w:t>
-      </w:r>
-      <w:r>
-        <w:t xml:space="preserve"> </w:t>
-      </w:r>
-      <w:r>
-        <w:t xml:space="preserve">If the Whanganui River legal personhood model can’t be expanded into binding governance frameworks in other jurisdictions, watershed parliaments remain a thought experiment. Advocates and legal scholars should focus there first. Separately, a comparative study of existing river basin commissions would identify which governance features actually transfer to full bioregional authority structures.</w:t>
-      </w:r>
-    </w:p>
-    <w:p>
-      <w:pPr>
-        <w:pStyle w:val="BlockText"/>
-      </w:pPr>
-      <w:r>
-        <w:t xml:space="preserve">“Watershed Parliaments replace geopolitical boundaries with bioregional governance aligned with natural water systems. These institutions integrate human decision-making with ecological feedback, where voting rights extend to ecosystem representatives and decisions must demonstrate positive impacts across seven generations of all life forms within the watershed.”</w:t>
-      </w:r>
-      <w:r>
-        <w:t xml:space="preserve"> </w:t>
-      </w:r>
-      <w:r>
-        <w:t xml:space="preserve">—</w:t>
-      </w:r>
-      <w:r>
-        <w:t xml:space="preserve"> </w:t>
-      </w:r>
-      <w:r>
-        <w:rPr>
-          <w:i/>
-          <w:iCs/>
-        </w:rPr>
-        <w:t xml:space="preserve">Source:</w:t>
-      </w:r>
-      <w:r>
-        <w:rPr>
-          <w:i/>
-          <w:iCs/>
-        </w:rPr>
-        <w:t xml:space="preserve"> </w:t>
-      </w:r>
-      <w:hyperlink r:id="rId137">
-        <w:r>
-          <w:rPr>
-            <w:rStyle w:val="Hyperlink"/>
-            <w:i/>
-            <w:iCs/>
-          </w:rPr>
-          <w:t xml:space="preserve">mycelial-democracy</w:t>
-        </w:r>
-      </w:hyperlink>
-    </w:p>
-    <w:bookmarkEnd w:id="138"/>
-    <w:bookmarkStart w:id="146" w:name="Xe445405b7e1803566b963a1a029e6bf57de997c"/>
-    <w:p>
-      <w:pPr>
-        <w:pStyle w:val="Heading3"/>
-      </w:pPr>
-      <w:r>
-        <w:t xml:space="preserve">Digital Twins for Communities and Ecosystems</w:t>
-      </w:r>
-    </w:p>
-    <w:p>
-      <w:pPr>
-        <w:pStyle w:val="FirstParagraph"/>
-      </w:pPr>
-      <w:r>
-        <w:rPr>
-          <w:b/>
-          <w:bCs/>
-        </w:rPr>
-        <w:t xml:space="preserve">AI-Mediated Deliberation &amp; Collective Intelligence</w:t>
-      </w:r>
-      <w:r>
-        <w:t xml:space="preserve"> </w:t>
-      </w:r>
-      <w:r>
-        <w:t xml:space="preserve">| Composite: 16</w:t>
-      </w:r>
-    </w:p>
-    <w:p>
-      <w:pPr>
-        <w:pStyle w:val="BodyText"/>
-      </w:pPr>
-      <w:r>
-        <w:t xml:space="preserve">Real-time digital models of communities and ecosystems that enable participatory future simulation with locally-owned data.</w:t>
-      </w:r>
-    </w:p>
-    <w:p>
-      <w:pPr>
-        <w:pStyle w:val="BodyText"/>
-      </w:pPr>
-      <w:r>
-        <w:rPr>
-          <w:b/>
-          <w:bCs/>
-        </w:rPr>
-        <w:t xml:space="preserve">How it works.</w:t>
-      </w:r>
-      <w:r>
-        <w:t xml:space="preserve"> </w:t>
-      </w:r>
-      <w:r>
-        <w:t xml:space="preserve">Sensor networks and continuous data feeds update digital models of local ecological and social conditions, allowing stakeholders to run simulations of policy or environmental decisions before implementing them. Critically, communities retain ownership of their data rather than ceding it to centralized platforms. Outputs can inform governance bodies, including representatives for non-human entities such as rivers.</w:t>
-      </w:r>
-    </w:p>
-    <w:p>
-      <w:pPr>
-        <w:pStyle w:val="BodyText"/>
-      </w:pPr>
-      <w:r>
-        <w:rPr>
-          <w:b/>
-          <w:bCs/>
-        </w:rPr>
-        <w:t xml:space="preserve">Who’s building toward this.</w:t>
-      </w:r>
-      <w:r>
-        <w:t xml:space="preserve"> </w:t>
-      </w:r>
-      <w:r>
-        <w:t xml:space="preserve">The</w:t>
-      </w:r>
-      <w:r>
-        <w:t xml:space="preserve"> </w:t>
-      </w:r>
-      <w:hyperlink r:id="rId139">
-        <w:r>
-          <w:rPr>
-            <w:rStyle w:val="Hyperlink"/>
-            <w:b/>
-            <w:bCs/>
-          </w:rPr>
-          <w:t xml:space="preserve">Singapore Land Authority</w:t>
-        </w:r>
-      </w:hyperlink>
-      <w:r>
-        <w:t xml:space="preserve"> </w:t>
-      </w:r>
-      <w:r>
-        <w:t xml:space="preserve">built Virtual Singapore, the first country-scale urban digital twin, operational since 2022 following a $73M investment over 2012–2017. The</w:t>
-      </w:r>
-      <w:r>
-        <w:t xml:space="preserve"> </w:t>
-      </w:r>
-      <w:hyperlink r:id="rId140">
-        <w:r>
-          <w:rPr>
-            <w:rStyle w:val="Hyperlink"/>
-            <w:b/>
-            <w:bCs/>
-          </w:rPr>
-          <w:t xml:space="preserve">Alan Turing Institute</w:t>
-        </w:r>
-      </w:hyperlink>
-      <w:r>
-        <w:t xml:space="preserve"> </w:t>
-      </w:r>
-      <w:r>
-        <w:t xml:space="preserve">is developing methodology for scalable digital twin ecosystems and national digital twin infrastructure.</w:t>
-      </w:r>
-      <w:r>
-        <w:t xml:space="preserve"> </w:t>
-      </w:r>
-      <w:r>
-        <w:rPr>
-          <w:b/>
-          <w:bCs/>
-        </w:rPr>
-        <w:t xml:space="preserve">Northeastern University’s Boston Area Research Initiative (BARI)</w:t>
-      </w:r>
-      <w:r>
-        <w:t xml:space="preserve"> </w:t>
-      </w:r>
-      <w:r>
-        <w:t xml:space="preserve">is building Fora.ai, a participatory modeling platform for community-led digital twins in green infrastructure planning.</w:t>
-      </w:r>
-      <w:r>
-        <w:t xml:space="preserve"> </w:t>
-      </w:r>
-      <w:r>
-        <w:rPr>
-          <w:b/>
-          <w:bCs/>
-        </w:rPr>
-        <w:t xml:space="preserve">The Nature Conservancy and Esri</w:t>
-      </w:r>
-      <w:r>
-        <w:t xml:space="preserve"> </w:t>
-      </w:r>
-      <w:r>
-        <w:t xml:space="preserve">are developing environmental digital twins for ecosystem monitoring, including the Point Conception project. TRL sits at 5: urban digital twin components are mature, but participatory governance integrated with community data sovereignty at scale remains in prototype phase.</w:t>
-      </w:r>
-    </w:p>
-    <w:p>
-      <w:pPr>
-        <w:pStyle w:val="BodyText"/>
-      </w:pPr>
-      <w:r>
-        <w:rPr>
-          <w:b/>
-          <w:bCs/>
-        </w:rPr>
-        <w:t xml:space="preserve">d/acc alignment.</w:t>
-      </w:r>
-      <w:r>
-        <w:t xml:space="preserve"> </w:t>
-      </w:r>
-      <w:r>
-        <w:t xml:space="preserve">This entity scores highest on democratic (4/5) and defensive (4/5) dimensions, reflecting its potential to distribute simulation capacity to communities and reduce harm from uninformed governance decisions. Decentralization scores 3/5 because data sovereignty frameworks and community-owned infrastructure remain partially realized rather than structurally embedded.</w:t>
-      </w:r>
-    </w:p>
-    <w:p>
-      <w:pPr>
-        <w:pStyle w:val="BodyText"/>
-      </w:pPr>
-      <w:r>
-        <w:rPr>
-          <w:b/>
-          <w:bCs/>
-        </w:rPr>
-        <w:t xml:space="preserve">Links.</w:t>
-      </w:r>
-      <w:r>
-        <w:t xml:space="preserve"> </w:t>
-      </w:r>
-      <w:r>
-        <w:t xml:space="preserve">-</w:t>
-      </w:r>
-      <w:r>
-        <w:t xml:space="preserve"> </w:t>
-      </w:r>
-      <w:hyperlink r:id="rId141">
-        <w:r>
-          <w:rPr>
-            <w:rStyle w:val="Hyperlink"/>
-          </w:rPr>
-          <w:t xml:space="preserve">The Nature Conservancy &amp; Esri</w:t>
-        </w:r>
-      </w:hyperlink>
-      <w:r>
-        <w:t xml:space="preserve"> </w:t>
-      </w:r>
-      <w:r>
-        <w:t xml:space="preserve">— Creating environmental digital twins for ecosystem monitoring and conservation (Point Conception project)</w:t>
-      </w:r>
-      <w:r>
-        <w:t xml:space="preserve"> </w:t>
-      </w:r>
-      <w:r>
-        <w:t xml:space="preserve">-</w:t>
-      </w:r>
-      <w:r>
-        <w:t xml:space="preserve"> </w:t>
-      </w:r>
-      <w:hyperlink r:id="rId140">
-        <w:r>
-          <w:rPr>
-            <w:rStyle w:val="Hyperlink"/>
-          </w:rPr>
-          <w:t xml:space="preserve">Alan Turing Institute</w:t>
-        </w:r>
-      </w:hyperlink>
-      <w:r>
-        <w:t xml:space="preserve"> </w:t>
-      </w:r>
-      <w:r>
-        <w:t xml:space="preserve">— Developing methodology for scalable digital twin ecosystems and National Digital Twin infrastructure</w:t>
-      </w:r>
-      <w:r>
-        <w:t xml:space="preserve"> </w:t>
-      </w:r>
-      <w:r>
-        <w:t xml:space="preserve">-</w:t>
-      </w:r>
-      <w:r>
-        <w:t xml:space="preserve"> </w:t>
-      </w:r>
-      <w:hyperlink r:id="rId142">
-        <w:r>
-          <w:rPr>
-            <w:rStyle w:val="Hyperlink"/>
-          </w:rPr>
-          <w:t xml:space="preserve">Northeastern University Boston Area Research Initiative (BARI)</w:t>
-        </w:r>
-      </w:hyperlink>
-      <w:r>
-        <w:t xml:space="preserve"> </w:t>
-      </w:r>
-      <w:r>
-        <w:t xml:space="preserve">— Building Fora.ai participatory modeling platform for community-led digital twins in green infrastructure planning</w:t>
-      </w:r>
-      <w:r>
-        <w:t xml:space="preserve"> </w:t>
-      </w:r>
-      <w:r>
-        <w:t xml:space="preserve">-</w:t>
-      </w:r>
-      <w:r>
-        <w:t xml:space="preserve"> </w:t>
-      </w:r>
-      <w:hyperlink r:id="rId139">
-        <w:r>
-          <w:rPr>
-            <w:rStyle w:val="Hyperlink"/>
-          </w:rPr>
-          <w:t xml:space="preserve">Singapore Land Authority (SLA)</w:t>
-        </w:r>
-      </w:hyperlink>
-      <w:r>
-        <w:t xml:space="preserve"> </w:t>
-      </w:r>
-      <w:r>
-        <w:t xml:space="preserve">— Developing Virtual Singapore, the first country-scale digital twin for urban planning and disaster management</w:t>
-      </w:r>
-      <w:r>
-        <w:t xml:space="preserve"> </w:t>
-      </w:r>
-      <w:r>
-        <w:t xml:space="preserve">-</w:t>
-      </w:r>
-      <w:r>
-        <w:t xml:space="preserve"> </w:t>
-      </w:r>
-      <w:hyperlink r:id="rId143">
-        <w:r>
-          <w:rPr>
-            <w:rStyle w:val="Hyperlink"/>
-          </w:rPr>
-          <w:t xml:space="preserve">Enhancing digital twin technology with community-led, science-driven participatory modeling: A case in green infrastructure planning</w:t>
-        </w:r>
-      </w:hyperlink>
-      <w:r>
-        <w:t xml:space="preserve"> </w:t>
-      </w:r>
-      <w:r>
-        <w:t xml:space="preserve">(2025)</w:t>
-      </w:r>
-      <w:r>
-        <w:t xml:space="preserve"> </w:t>
-      </w:r>
-      <w:r>
-        <w:t xml:space="preserve">-</w:t>
-      </w:r>
-      <w:r>
-        <w:t xml:space="preserve"> </w:t>
-      </w:r>
-      <w:hyperlink r:id="rId144">
-        <w:r>
-          <w:rPr>
-            <w:rStyle w:val="Hyperlink"/>
-          </w:rPr>
-          <w:t xml:space="preserve">Digital twins and the digital logics of biodiversity</w:t>
-        </w:r>
-      </w:hyperlink>
-      <w:r>
-        <w:t xml:space="preserve"> </w:t>
-      </w:r>
-      <w:r>
-        <w:t xml:space="preserve">(2024)</w:t>
-      </w:r>
-      <w:r>
-        <w:t xml:space="preserve"> </w:t>
-      </w:r>
-      <w:r>
-        <w:t xml:space="preserve">-</w:t>
-      </w:r>
-      <w:r>
-        <w:t xml:space="preserve"> </w:t>
-      </w:r>
-      <w:hyperlink r:id="rId145">
-        <w:r>
-          <w:rPr>
-            <w:rStyle w:val="Hyperlink"/>
-          </w:rPr>
-          <w:t xml:space="preserve">City Digital Twin Concepts: A Vision for Community Participation</w:t>
-        </w:r>
-      </w:hyperlink>
-      <w:r>
-        <w:t xml:space="preserve"> </w:t>
-      </w:r>
-      <w:r>
-        <w:t xml:space="preserve">(2022)</w:t>
-      </w:r>
-      <w:r>
-        <w:t xml:space="preserve"> </w:t>
-      </w:r>
-      <w:r>
-        <w:t xml:space="preserve">- Source:</w:t>
-      </w:r>
-      <w:r>
-        <w:t xml:space="preserve"> </w:t>
-      </w:r>
-      <w:hyperlink r:id="rId77">
-        <w:r>
-          <w:rPr>
-            <w:rStyle w:val="Hyperlink"/>
-          </w:rPr>
-          <w:t xml:space="preserve">the-commonsense-accord-collectively-stewarding-the-world-across-time-and-across-differences</w:t>
-        </w:r>
-      </w:hyperlink>
-    </w:p>
-    <w:p>
-      <w:pPr>
-        <w:pStyle w:val="BlockText"/>
-      </w:pPr>
-      <w:r>
-        <w:rPr>
-          <w:b/>
-          <w:bCs/>
-        </w:rPr>
-        <w:t xml:space="preserve">What can someone do RIGHT NOW?</w:t>
-      </w:r>
-      <w:r>
-        <w:t xml:space="preserve"> </w:t>
-      </w:r>
-      <w:r>
-        <w:t xml:space="preserve">Funding a structured pilot that combines Fora.ai-style participatory modeling with a community data ownership agreement and an operational sensor network would move this from conceptual integration to demonstrated production system. Singapore proved national-scale digital twins work; Fora.ai proved participatory modeling works; GDPR and Indigenous data governance proved data sovereignty frameworks work. The gap is that urban planners, data sovereignty practitioners, and sensor network operators don’t attend the same conferences.</w:t>
-      </w:r>
-    </w:p>
-    <w:p>
-      <w:pPr>
-        <w:pStyle w:val="BlockText"/>
-      </w:pPr>
-      <w:r>
-        <w:t xml:space="preserve">“Digital twins reflect the real-time state of communities and ecosystems. They help people simulate futures, explore consequences, and make decisions guided by care, memory, and shared responsibility. Every community and citizen holds its own data as a form of digital sovereignty.”</w:t>
-      </w:r>
-      <w:r>
-        <w:t xml:space="preserve"> </w:t>
-      </w:r>
-      <w:r>
-        <w:t xml:space="preserve">—</w:t>
-      </w:r>
-      <w:r>
-        <w:t xml:space="preserve"> </w:t>
-      </w:r>
-      <w:r>
-        <w:rPr>
-          <w:i/>
-          <w:iCs/>
-        </w:rPr>
-        <w:t xml:space="preserve">Source:</w:t>
-      </w:r>
-      <w:r>
-        <w:rPr>
-          <w:i/>
-          <w:iCs/>
-        </w:rPr>
-        <w:t xml:space="preserve"> </w:t>
-      </w:r>
-      <w:hyperlink r:id="rId77">
-        <w:r>
-          <w:rPr>
-            <w:rStyle w:val="Hyperlink"/>
-            <w:i/>
-            <w:iCs/>
-          </w:rPr>
-          <w:t xml:space="preserve">the-commonsense-accord-collectively-stewarding-the-world-across-time-and-across-differences</w:t>
-        </w:r>
-      </w:hyperlink>
-    </w:p>
-    <w:bookmarkEnd w:id="146"/>
-    <w:bookmarkStart w:id="154" w:name="Xb19b2039a26e4f8e91b95cf08d6f0af46880361"/>
-    <w:p>
-      <w:pPr>
-        <w:pStyle w:val="Heading3"/>
-      </w:pPr>
-      <w:r>
-        <w:t xml:space="preserve">Loyal AI Assistance (Fiduciary AI Assistance)</w:t>
-      </w:r>
-    </w:p>
-    <w:p>
-      <w:pPr>
-        <w:pStyle w:val="FirstParagraph"/>
-      </w:pPr>
-      <w:r>
-        <w:rPr>
-          <w:b/>
-          <w:bCs/>
-        </w:rPr>
-        <w:t xml:space="preserve">AI Safety, Alignment &amp; Governance</w:t>
-      </w:r>
-      <w:r>
-        <w:t xml:space="preserve"> </w:t>
-      </w:r>
-      <w:r>
-        <w:t xml:space="preserve">| Composite: 15</w:t>
-      </w:r>
-    </w:p>
-    <w:p>
-      <w:pPr>
-        <w:pStyle w:val="BlockText"/>
-      </w:pPr>
-      <w:r>
-        <w:rPr>
-          <w:b/>
-          <w:bCs/>
-        </w:rPr>
-        <w:t xml:space="preserve">What can someone do RIGHT NOW?</w:t>
-      </w:r>
-      <w:r>
-        <w:t xml:space="preserve"> </w:t>
-      </w:r>
-      <w:r>
-        <w:t xml:space="preserve">Legal scholars, policy advocates, and AI governance organizations should push for regulatory frameworks that define and enforce fiduciary duty standards for AI assistants. This is the explicit gating factor for commercial adoption. Connecting existing legal instruments like UETA to AI agent accountability, and building coalitions that pressure regulators to establish compliance mechanisms, would move this from research artifact to deployable standard.</w:t>
-      </w:r>
-    </w:p>
-    <w:p>
-      <w:pPr>
-        <w:pStyle w:val="FirstParagraph"/>
-      </w:pPr>
-      <w:r>
-        <w:t xml:space="preserve">A personal AI system explicitly designed to serve the individual user’s goals rather than platform or advertiser interests, functioning more like a fiduciary than a product. A loyal AI assistant would know the user deeply enough to genuinely assist rather than manipulate, with no third-party incentives embedded in its objective function. Unlike Siri or Alexa, which are structurally oriented toward platform revenue and data monetization, a fiduciary AI would operate under a duty of loyalty and care analogous to legal fiduciary relationships.</w:t>
-      </w:r>
-    </w:p>
-    <w:p>
-      <w:pPr>
-        <w:pStyle w:val="BodyText"/>
-      </w:pPr>
-      <w:r>
-        <w:t xml:space="preserve">The</w:t>
-      </w:r>
-      <w:r>
-        <w:t xml:space="preserve"> </w:t>
-      </w:r>
-      <w:hyperlink r:id="rId147">
-        <w:r>
-          <w:rPr>
-            <w:rStyle w:val="Hyperlink"/>
-          </w:rPr>
-          <w:t xml:space="preserve">Montreal AI Ethics Institute</w:t>
-        </w:r>
-      </w:hyperlink>
-      <w:r>
-        <w:t xml:space="preserve"> </w:t>
-      </w:r>
-      <w:r>
-        <w:t xml:space="preserve">has developed research and design frameworks for fiduciary AI systems.</w:t>
-      </w:r>
-      <w:r>
-        <w:t xml:space="preserve"> </w:t>
-      </w:r>
-      <w:hyperlink r:id="rId148">
-        <w:r>
-          <w:rPr>
-            <w:rStyle w:val="Hyperlink"/>
-          </w:rPr>
-          <w:t xml:space="preserve">Consumer Reports Innovation</w:t>
-        </w:r>
-      </w:hyperlink>
-      <w:r>
-        <w:t xml:space="preserve"> </w:t>
-      </w:r>
-      <w:r>
-        <w:t xml:space="preserve">is exploring personal AI agents operating under fiduciary duty principles. The</w:t>
-      </w:r>
-      <w:r>
-        <w:t xml:space="preserve"> </w:t>
-      </w:r>
-      <w:hyperlink r:id="rId149">
-        <w:r>
-          <w:rPr>
-            <w:rStyle w:val="Hyperlink"/>
-          </w:rPr>
-          <w:t xml:space="preserve">Alignment Research Center</w:t>
-        </w:r>
-      </w:hyperlink>
-      <w:r>
-        <w:t xml:space="preserve"> </w:t>
-      </w:r>
-      <w:r>
-        <w:t xml:space="preserve">contributes relevant user-centric alignment research. No dedicated external funding has been documented.</w:t>
-      </w:r>
-      <w:r>
-        <w:t xml:space="preserve"> </w:t>
-      </w:r>
-      <w:r>
-        <w:rPr>
-          <w:b/>
-          <w:bCs/>
-        </w:rPr>
-        <w:t xml:space="preserve">TRL 3</w:t>
-      </w:r>
-      <w:r>
-        <w:t xml:space="preserve"> </w:t>
-      </w:r>
-      <w:r>
-        <w:t xml:space="preserve">— published design methodologies and legal frameworks exist, but no commercial deployment has occurred.</w:t>
-      </w:r>
-    </w:p>
-    <w:p>
-      <w:pPr>
-        <w:pStyle w:val="BodyText"/>
-      </w:pPr>
-      <w:r>
-        <w:rPr>
-          <w:b/>
-          <w:bCs/>
-        </w:rPr>
-        <w:t xml:space="preserve">d/acc alignment.</w:t>
-      </w:r>
-      <w:r>
-        <w:t xml:space="preserve"> </w:t>
-      </w:r>
-      <w:r>
-        <w:t xml:space="preserve">Scores highest on Democratic control (4/5) and Defensive posture (4/5), reflecting its core purpose of returning AI agency to individuals and protecting users from manipulative system design. Decentralization and differential acceleration scores are weaker (2/5 each).</w:t>
-      </w:r>
-    </w:p>
-    <w:p>
-      <w:pPr>
-        <w:pStyle w:val="BodyText"/>
-      </w:pPr>
-      <w:r>
-        <w:rPr>
-          <w:b/>
-          <w:bCs/>
-        </w:rPr>
-        <w:t xml:space="preserve">Links.</w:t>
-      </w:r>
-      <w:r>
-        <w:t xml:space="preserve"> </w:t>
-      </w:r>
-      <w:r>
-        <w:t xml:space="preserve">-</w:t>
-      </w:r>
-      <w:r>
-        <w:t xml:space="preserve"> </w:t>
-      </w:r>
-      <w:hyperlink r:id="rId147">
-        <w:r>
-          <w:rPr>
-            <w:rStyle w:val="Hyperlink"/>
-          </w:rPr>
-          <w:t xml:space="preserve">Montreal AI Ethics Institute</w:t>
-        </w:r>
-      </w:hyperlink>
-      <w:r>
-        <w:t xml:space="preserve"> </w:t>
-      </w:r>
-      <w:r>
-        <w:t xml:space="preserve">— Research and design framework for Fiduciary AI systems</w:t>
-      </w:r>
-      <w:r>
-        <w:t xml:space="preserve"> </w:t>
-      </w:r>
-      <w:r>
-        <w:t xml:space="preserve">-</w:t>
-      </w:r>
-      <w:r>
-        <w:t xml:space="preserve"> </w:t>
-      </w:r>
-      <w:hyperlink r:id="rId148">
-        <w:r>
-          <w:rPr>
-            <w:rStyle w:val="Hyperlink"/>
-          </w:rPr>
-          <w:t xml:space="preserve">Consumer Reports Innovation</w:t>
-        </w:r>
-      </w:hyperlink>
-      <w:r>
-        <w:t xml:space="preserve"> </w:t>
-      </w:r>
-      <w:r>
-        <w:t xml:space="preserve">— Exploring personal AI agents with fiduciary duty frameworks</w:t>
-      </w:r>
-      <w:r>
-        <w:t xml:space="preserve"> </w:t>
-      </w:r>
-      <w:r>
-        <w:t xml:space="preserve">-</w:t>
-      </w:r>
-      <w:r>
-        <w:t xml:space="preserve"> </w:t>
-      </w:r>
-      <w:hyperlink r:id="rId149">
-        <w:r>
-          <w:rPr>
-            <w:rStyle w:val="Hyperlink"/>
-          </w:rPr>
-          <w:t xml:space="preserve">Alignment Research Center</w:t>
-        </w:r>
-      </w:hyperlink>
-      <w:r>
-        <w:t xml:space="preserve"> </w:t>
-      </w:r>
-      <w:r>
-        <w:t xml:space="preserve">— AI alignment research including user-centric AI systems</w:t>
-      </w:r>
-      <w:r>
-        <w:t xml:space="preserve"> </w:t>
-      </w:r>
-      <w:r>
-        <w:t xml:space="preserve">-</w:t>
-      </w:r>
-      <w:r>
-        <w:t xml:space="preserve"> </w:t>
-      </w:r>
-      <w:hyperlink r:id="rId150">
-        <w:r>
-          <w:rPr>
-            <w:rStyle w:val="Hyperlink"/>
-          </w:rPr>
-          <w:t xml:space="preserve">Designing Fiduciary Artificial Intelligence</w:t>
-        </w:r>
-      </w:hyperlink>
-      <w:r>
-        <w:t xml:space="preserve"> </w:t>
-      </w:r>
-      <w:r>
-        <w:t xml:space="preserve">(2023)</w:t>
-      </w:r>
-      <w:r>
-        <w:t xml:space="preserve"> </w:t>
-      </w:r>
-      <w:r>
-        <w:t xml:space="preserve">-</w:t>
-      </w:r>
-      <w:r>
-        <w:t xml:space="preserve"> </w:t>
-      </w:r>
-      <w:hyperlink r:id="rId151">
-        <w:r>
-          <w:rPr>
-            <w:rStyle w:val="Hyperlink"/>
-          </w:rPr>
-          <w:t xml:space="preserve">Fiduciary Principles in AI: Utilizing the Duty of Loyalty</w:t>
-        </w:r>
-      </w:hyperlink>
-      <w:r>
-        <w:t xml:space="preserve"> </w:t>
-      </w:r>
-      <w:r>
-        <w:t xml:space="preserve">(2023)</w:t>
-      </w:r>
-      <w:r>
-        <w:t xml:space="preserve"> </w:t>
-      </w:r>
-      <w:r>
-        <w:t xml:space="preserve">-</w:t>
-      </w:r>
-      <w:r>
-        <w:t xml:space="preserve"> </w:t>
-      </w:r>
-      <w:hyperlink r:id="rId152">
-        <w:r>
-          <w:rPr>
-            <w:rStyle w:val="Hyperlink"/>
-          </w:rPr>
-          <w:t xml:space="preserve">Empowering Consumers with Personal AI Agents: Legal Foundations and Design Considerations</w:t>
-        </w:r>
-      </w:hyperlink>
-      <w:r>
-        <w:t xml:space="preserve"> </w:t>
-      </w:r>
-      <w:r>
-        <w:t xml:space="preserve">(2025)</w:t>
-      </w:r>
-      <w:r>
-        <w:t xml:space="preserve"> </w:t>
-      </w:r>
-      <w:r>
-        <w:t xml:space="preserve">- Source:</w:t>
-      </w:r>
-      <w:r>
-        <w:t xml:space="preserve"> </w:t>
-      </w:r>
-      <w:hyperlink r:id="rId153">
-        <w:r>
-          <w:rPr>
-            <w:rStyle w:val="Hyperlink"/>
-          </w:rPr>
-          <w:t xml:space="preserve">anthony-aguirre-anna-yelizarova-on-worldbuilding</w:t>
-        </w:r>
-      </w:hyperlink>
-    </w:p>
-    <w:p>
-      <w:pPr>
-        <w:pStyle w:val="BlockText"/>
-      </w:pPr>
-      <w:r>
-        <w:t xml:space="preserve">“One of the things that came out of the augmented intelligence summit was fiduciary AI assistance. I have been calling them loyal AI assistance. There is a loyal AI system that doesn’t have selfish interests and works to advance your goals and interests.”</w:t>
-      </w:r>
-      <w:r>
-        <w:t xml:space="preserve"> </w:t>
-      </w:r>
-      <w:r>
-        <w:t xml:space="preserve">—</w:t>
-      </w:r>
-      <w:r>
-        <w:t xml:space="preserve"> </w:t>
-      </w:r>
-      <w:r>
-        <w:rPr>
-          <w:i/>
-          <w:iCs/>
-        </w:rPr>
-        <w:t xml:space="preserve">Source:</w:t>
-      </w:r>
-      <w:r>
-        <w:rPr>
-          <w:i/>
-          <w:iCs/>
-        </w:rPr>
-        <w:t xml:space="preserve"> </w:t>
-      </w:r>
-      <w:hyperlink r:id="rId153">
-        <w:r>
-          <w:rPr>
-            <w:rStyle w:val="Hyperlink"/>
-            <w:i/>
-            <w:iCs/>
-          </w:rPr>
-          <w:t xml:space="preserve">podcasts</w:t>
-        </w:r>
-      </w:hyperlink>
-    </w:p>
-    <w:bookmarkEnd w:id="154"/>
-    <w:bookmarkStart w:id="162" w:name="the-global-deliberation-coordinator"/>
-    <w:p>
-      <w:pPr>
-        <w:pStyle w:val="Heading3"/>
-      </w:pPr>
-      <w:r>
-        <w:t xml:space="preserve">The Global Deliberation Coordinator</w:t>
-      </w:r>
-    </w:p>
-    <w:p>
-      <w:pPr>
-        <w:pStyle w:val="FirstParagraph"/>
-      </w:pPr>
-      <w:r>
-        <w:rPr>
-          <w:b/>
-          <w:bCs/>
-        </w:rPr>
-        <w:t xml:space="preserve">AI-Mediated Deliberation &amp; Collective Intelligence</w:t>
-      </w:r>
-      <w:r>
-        <w:t xml:space="preserve"> </w:t>
-      </w:r>
-      <w:r>
-        <w:t xml:space="preserve">| Composite: 15</w:t>
-      </w:r>
-    </w:p>
-    <w:p>
-      <w:pPr>
-        <w:pStyle w:val="BodyText"/>
-      </w:pPr>
-      <w:r>
-        <w:t xml:space="preserve">A platform institution designed to coordinate global deliberative processes and collective decision-making specifically around AI governance.</w:t>
-      </w:r>
-    </w:p>
-    <w:p>
-      <w:pPr>
-        <w:pStyle w:val="BodyText"/>
-      </w:pPr>
-      <w:r>
-        <w:rPr>
-          <w:b/>
-          <w:bCs/>
-        </w:rPr>
-        <w:t xml:space="preserve">How it works.</w:t>
-      </w:r>
-      <w:r>
-        <w:t xml:space="preserve"> </w:t>
-      </w:r>
-      <w:r>
-        <w:t xml:space="preserve">The institution establishes structured coordination infrastructure that convenes global stakeholders—states, civil society, technical experts—for deliberative discussions on AI governance, enabling collective decisions that cross national and organizational boundaries. Unlike existing expert bodies, the model centers inclusive participation and deliberative legitimacy rather than top-down technical guidance. AI tools support multilingual, asynchronous deliberation at scale across time zones and cultures.</w:t>
-      </w:r>
-    </w:p>
-    <w:p>
-      <w:pPr>
-        <w:pStyle w:val="BodyText"/>
-      </w:pPr>
-      <w:r>
-        <w:rPr>
-          <w:b/>
-          <w:bCs/>
-        </w:rPr>
-        <w:t xml:space="preserve">Who’s building toward this.</w:t>
-      </w:r>
-      <w:r>
-        <w:t xml:space="preserve"> </w:t>
-      </w:r>
       <w:r>
         <w:t xml:space="preserve">The</w:t>
       </w:r>
@@ -7204,7 +5265,7 @@
         </w:rPr>
         <w:t xml:space="preserve"> </w:t>
       </w:r>
-      <w:hyperlink r:id="rId155">
+      <w:hyperlink r:id="rId153">
         <w:r>
           <w:rPr>
             <w:rStyle w:val="Hyperlink"/>
@@ -7223,7 +5284,7 @@
       <w:r>
         <w:t xml:space="preserve"> </w:t>
       </w:r>
-      <w:hyperlink r:id="rId156">
+      <w:hyperlink r:id="rId154">
         <w:r>
           <w:rPr>
             <w:rStyle w:val="Hyperlink"/>
@@ -7242,7 +5303,7 @@
       <w:r>
         <w:t xml:space="preserve"> </w:t>
       </w:r>
-      <w:hyperlink r:id="rId157">
+      <w:hyperlink r:id="rId155">
         <w:r>
           <w:rPr>
             <w:rStyle w:val="Hyperlink"/>
@@ -7261,7 +5322,7 @@
       <w:r>
         <w:t xml:space="preserve"> </w:t>
       </w:r>
-      <w:hyperlink r:id="rId158">
+      <w:hyperlink r:id="rId156">
         <w:r>
           <w:rPr>
             <w:rStyle w:val="Hyperlink"/>
@@ -7280,7 +5341,7 @@
       <w:r>
         <w:t xml:space="preserve"> </w:t>
       </w:r>
-      <w:hyperlink r:id="rId159">
+      <w:hyperlink r:id="rId157">
         <w:r>
           <w:rPr>
             <w:rStyle w:val="Hyperlink"/>
@@ -7294,163 +5355,15 @@
         <w:t xml:space="preserve"> </w:t>
       </w:r>
       <w:r>
-        <w:t xml:space="preserve">develops digital self-governance infrastructure. TRL sits at 4: pilots are proven, but no unified global coordination architecture exists yet.</w:t>
-      </w:r>
-    </w:p>
-    <w:p>
-      <w:pPr>
-        <w:pStyle w:val="BodyText"/>
-      </w:pPr>
-      <w:r>
-        <w:rPr>
-          <w:b/>
-          <w:bCs/>
-        </w:rPr>
-        <w:t xml:space="preserve">d/acc alignment.</w:t>
-      </w:r>
-      <w:r>
-        <w:t xml:space="preserve"> </w:t>
-      </w:r>
-      <w:r>
-        <w:t xml:space="preserve">Democratic (4/5) and Defensive (4/5) are the strongest dimensions—this entity directly addresses who gets a voice in AI governance decisions and builds resilience against unilateral capture of those decisions. Decentralized and Differential scores (2/5 each) reflect that coordination infrastructure, by design, requires some centralization.</w:t>
-      </w:r>
-    </w:p>
-    <w:p>
-      <w:pPr>
-        <w:pStyle w:val="BodyText"/>
-      </w:pPr>
-      <w:r>
-        <w:rPr>
-          <w:b/>
-          <w:bCs/>
-        </w:rPr>
-        <w:t xml:space="preserve">Links.</w:t>
-      </w:r>
-      <w:r>
-        <w:t xml:space="preserve"> </w:t>
-      </w:r>
-      <w:r>
-        <w:t xml:space="preserve">-</w:t>
-      </w:r>
-      <w:r>
-        <w:t xml:space="preserve"> </w:t>
-      </w:r>
-      <w:hyperlink r:id="rId155">
-        <w:r>
-          <w:rPr>
-            <w:rStyle w:val="Hyperlink"/>
-          </w:rPr>
-          <w:t xml:space="preserve">Global Dialogue on AI Governance (UN)</w:t>
-        </w:r>
-      </w:hyperlink>
-      <w:r>
-        <w:t xml:space="preserve"> </w:t>
-      </w:r>
-      <w:r>
-        <w:t xml:space="preserve">— UN platform for inclusive global stakeholder discussions on AI governance, established August 2025</w:t>
-      </w:r>
-      <w:r>
-        <w:t xml:space="preserve"> </w:t>
-      </w:r>
-      <w:r>
-        <w:t xml:space="preserve">-</w:t>
-      </w:r>
-      <w:r>
-        <w:t xml:space="preserve"> </w:t>
-      </w:r>
-      <w:hyperlink r:id="rId156">
-        <w:r>
-          <w:rPr>
-            <w:rStyle w:val="Hyperlink"/>
-          </w:rPr>
-          <w:t xml:space="preserve">AI4Deliberation (Horizon Europe Project)</w:t>
-        </w:r>
-      </w:hyperlink>
-      <w:r>
-        <w:t xml:space="preserve"> </w:t>
-      </w:r>
-      <w:r>
-        <w:t xml:space="preserve">— Building AI-enabled deliberative processes and toolkit for governments to design and institutionalize mass citizen deliberations</w:t>
-      </w:r>
-      <w:r>
-        <w:t xml:space="preserve"> </w:t>
-      </w:r>
-      <w:r>
-        <w:t xml:space="preserve">-</w:t>
-      </w:r>
-      <w:r>
-        <w:t xml:space="preserve"> </w:t>
+        <w:t xml:space="preserve">develops digital self-governance infrastructure. TRL sits at 4: pilots are proven, but no unified global coordination architecture exists yet. Key publications include</w:t>
+      </w:r>
+      <w:r>
+        <w:t xml:space="preserve"> </w:t>
+      </w:r>
+      <w:r>
+        <w:t xml:space="preserve">“</w:t>
       </w:r>
       <w:hyperlink r:id="rId158">
-        <w:r>
-          <w:rPr>
-            <w:rStyle w:val="Hyperlink"/>
-          </w:rPr>
-          <w:t xml:space="preserve">AI &amp; Democracy Foundation</w:t>
-        </w:r>
-      </w:hyperlink>
-      <w:r>
-        <w:t xml:space="preserve"> </w:t>
-      </w:r>
-      <w:r>
-        <w:t xml:space="preserve">— Driving design and adoption of democratic systems for AI alignment and governance through deliberative processes</w:t>
-      </w:r>
-      <w:r>
-        <w:t xml:space="preserve"> </w:t>
-      </w:r>
-      <w:r>
-        <w:t xml:space="preserve">-</w:t>
-      </w:r>
-      <w:r>
-        <w:t xml:space="preserve"> </w:t>
-      </w:r>
-      <w:hyperlink r:id="rId157">
-        <w:r>
-          <w:rPr>
-            <w:rStyle w:val="Hyperlink"/>
-          </w:rPr>
-          <w:t xml:space="preserve">Connected by Data</w:t>
-        </w:r>
-      </w:hyperlink>
-      <w:r>
-        <w:t xml:space="preserve"> </w:t>
-      </w:r>
-      <w:r>
-        <w:t xml:space="preserve">— Researching global citizen deliberation options for AI governance, including independent global assembly designs</w:t>
-      </w:r>
-      <w:r>
-        <w:t xml:space="preserve"> </w:t>
-      </w:r>
-      <w:r>
-        <w:t xml:space="preserve">-</w:t>
-      </w:r>
-      <w:r>
-        <w:t xml:space="preserve"> </w:t>
-      </w:r>
-      <w:hyperlink r:id="rId159">
-        <w:r>
-          <w:rPr>
-            <w:rStyle w:val="Hyperlink"/>
-          </w:rPr>
-          <w:t xml:space="preserve">Metagov</w:t>
-        </w:r>
-      </w:hyperlink>
-      <w:r>
-        <w:t xml:space="preserve"> </w:t>
-      </w:r>
-      <w:r>
-        <w:t xml:space="preserve">— Nonprofit research lab facilitating self-governance through technology and digital deliberation systems</w:t>
-      </w:r>
-      <w:r>
-        <w:t xml:space="preserve"> </w:t>
-      </w:r>
-      <w:r>
-        <w:t xml:space="preserve">-</w:t>
-      </w:r>
-      <w:r>
-        <w:t xml:space="preserve"> </w:t>
-      </w:r>
-      <w:hyperlink r:id="rId160">
         <w:r>
           <w:rPr>
             <w:rStyle w:val="Hyperlink"/>
@@ -7459,21 +5372,21 @@
         </w:r>
       </w:hyperlink>
       <w:r>
-        <w:t xml:space="preserve"> </w:t>
-      </w:r>
-      <w:r>
-        <w:t xml:space="preserve">(2025)</w:t>
-      </w:r>
-      <w:r>
-        <w:t xml:space="preserve"> </w:t>
-      </w:r>
-      <w:r>
-        <w:t xml:space="preserve">-</w:t>
-      </w:r>
-      <w:r>
-        <w:t xml:space="preserve"> </w:t>
-      </w:r>
-      <w:hyperlink r:id="rId157">
+        <w:t xml:space="preserve">”</w:t>
+      </w:r>
+      <w:r>
+        <w:t xml:space="preserve"> </w:t>
+      </w:r>
+      <w:r>
+        <w:t xml:space="preserve">(2025),</w:t>
+      </w:r>
+      <w:r>
+        <w:t xml:space="preserve"> </w:t>
+      </w:r>
+      <w:r>
+        <w:t xml:space="preserve">“</w:t>
+      </w:r>
+      <w:hyperlink r:id="rId155">
         <w:r>
           <w:rPr>
             <w:rStyle w:val="Hyperlink"/>
@@ -7482,33 +5395,54 @@
         </w:r>
       </w:hyperlink>
       <w:r>
-        <w:t xml:space="preserve"> </w:t>
-      </w:r>
-      <w:r>
-        <w:t xml:space="preserve">(2024)</w:t>
-      </w:r>
-      <w:r>
-        <w:t xml:space="preserve"> </w:t>
-      </w:r>
-      <w:r>
-        <w:t xml:space="preserve">-</w:t>
-      </w:r>
-      <w:r>
-        <w:t xml:space="preserve"> </w:t>
-      </w:r>
-      <w:hyperlink r:id="rId161">
+        <w:t xml:space="preserve">”</w:t>
+      </w:r>
+      <w:r>
+        <w:t xml:space="preserve"> </w:t>
+      </w:r>
+      <w:r>
+        <w:t xml:space="preserve">(2024), and the</w:t>
+      </w:r>
+      <w:r>
+        <w:t xml:space="preserve"> </w:t>
+      </w:r>
+      <w:r>
+        <w:t xml:space="preserve">“</w:t>
+      </w:r>
+      <w:hyperlink r:id="rId159">
         <w:r>
           <w:rPr>
             <w:rStyle w:val="Hyperlink"/>
           </w:rPr>
-          <w:t xml:space="preserve">Governing AI for Humanity (UN High-Level Advisory Body Final Report)</w:t>
+          <w:t xml:space="preserve">Governing AI for Humanity</w:t>
         </w:r>
       </w:hyperlink>
       <w:r>
-        <w:t xml:space="preserve"> </w:t>
-      </w:r>
-      <w:r>
-        <w:t xml:space="preserve">(2024)</w:t>
+        <w:t xml:space="preserve">”</w:t>
+      </w:r>
+      <w:r>
+        <w:t xml:space="preserve"> </w:t>
+      </w:r>
+      <w:r>
+        <w:t xml:space="preserve">UN High-Level Advisory Body Final Report (2024).</w:t>
+      </w:r>
+    </w:p>
+    <w:p>
+      <w:pPr>
+        <w:pStyle w:val="BodyText"/>
+      </w:pPr>
+      <w:r>
+        <w:rPr>
+          <w:b/>
+          <w:bCs/>
+        </w:rPr>
+        <w:t xml:space="preserve">d/acc alignment.</w:t>
+      </w:r>
+      <w:r>
+        <w:t xml:space="preserve"> </w:t>
+      </w:r>
+      <w:r>
+        <w:t xml:space="preserve">Democratic (4/5) and Defensive (4/5) are the strongest dimensions—this entity directly addresses who gets a voice in AI governance decisions and builds resilience against unilateral capture of those decisions. Decentralized and Differential scores (2/5 each) reflect that coordination infrastructure, by design, requires some centralization.</w:t>
       </w:r>
     </w:p>
     <w:p>
@@ -7553,8 +5487,8 @@
         <w:t xml:space="preserve">Source: N/A</w:t>
       </w:r>
     </w:p>
-    <w:bookmarkEnd w:id="162"/>
-    <w:bookmarkStart w:id="171" w:name="epistemic-stack"/>
+    <w:bookmarkEnd w:id="160"/>
+    <w:bookmarkStart w:id="169" w:name="epistemic-stack"/>
     <w:p>
       <w:pPr>
         <w:pStyle w:val="Heading3"/>
@@ -7611,7 +5545,7 @@
         </w:rPr>
         <w:t xml:space="preserve"> </w:t>
       </w:r>
-      <w:hyperlink r:id="rId163">
+      <w:hyperlink r:id="rId161">
         <w:r>
           <w:rPr>
             <w:rStyle w:val="Hyperlink"/>
@@ -7668,7 +5602,7 @@
       <w:r>
         <w:t xml:space="preserve"> </w:t>
       </w:r>
-      <w:hyperlink r:id="rId164">
+      <w:hyperlink r:id="rId162">
         <w:r>
           <w:rPr>
             <w:rStyle w:val="Hyperlink"/>
@@ -7685,7 +5619,7 @@
       <w:r>
         <w:t xml:space="preserve"> </w:t>
       </w:r>
-      <w:hyperlink r:id="rId165">
+      <w:hyperlink r:id="rId163">
         <w:r>
           <w:rPr>
             <w:rStyle w:val="Hyperlink"/>
@@ -7697,43 +5631,7 @@
         <w:t xml:space="preserve"> </w:t>
       </w:r>
       <w:r>
-        <w:t xml:space="preserve">develops open-source tooling within that coalition. X’s Community Notes operates crowdsourced fact-checking at scale with 133,000+ contributors. Numbers Protocol integrates C2PA provenance data with blockchain for immutable asset tracking. No dedicated funding for a unified epistemic stack has been identified. TRL: 4—components exist in isolation; end-to-end integration from raw sensor data through inference to published claims with per-node trust scoring remains unbuilt.</w:t>
-      </w:r>
-    </w:p>
-    <w:p>
-      <w:pPr>
-        <w:pStyle w:val="BodyText"/>
-      </w:pPr>
-      <w:r>
-        <w:rPr>
-          <w:b/>
-          <w:bCs/>
-        </w:rPr>
-        <w:t xml:space="preserve">d/acc alignment.</w:t>
-      </w:r>
-      <w:r>
-        <w:t xml:space="preserve"> </w:t>
-      </w:r>
-      <w:r>
-        <w:t xml:space="preserve">Defensive scores highest (4/5) because accurate provenance directly counters manipulation and misinformation at the infrastructure level. Democratic scores 3/5, reflecting the system’s potential to equalize access to source-level verification across users and institutions.</w:t>
-      </w:r>
-    </w:p>
-    <w:p>
-      <w:pPr>
-        <w:pStyle w:val="BodyText"/>
-      </w:pPr>
-      <w:r>
-        <w:rPr>
-          <w:b/>
-          <w:bCs/>
-        </w:rPr>
-        <w:t xml:space="preserve">Links.</w:t>
-      </w:r>
-      <w:r>
-        <w:t xml:space="preserve"> </w:t>
-      </w:r>
-      <w:r>
-        <w:t xml:space="preserve">-</w:t>
+        <w:t xml:space="preserve">develops open-source tooling within that coalition.</w:t>
       </w:r>
       <w:r>
         <w:t xml:space="preserve"> </w:t>
@@ -7743,20 +5641,14 @@
           <w:rPr>
             <w:rStyle w:val="Hyperlink"/>
           </w:rPr>
-          <w:t xml:space="preserve">Coalition for Content Provenance and Authenticity (C2PA)</w:t>
+          <w:t xml:space="preserve">X’s Community Notes</w:t>
         </w:r>
       </w:hyperlink>
       <w:r>
         <w:t xml:space="preserve"> </w:t>
       </w:r>
       <w:r>
-        <w:t xml:space="preserve">— Developing open technical standards for digital content provenance and authenticity via Content Credentials</w:t>
-      </w:r>
-      <w:r>
-        <w:t xml:space="preserve"> </w:t>
-      </w:r>
-      <w:r>
-        <w:t xml:space="preserve">-</w:t>
+        <w:t xml:space="preserve">operates crowdsourced fact-checking at scale with 133,000+ contributors.</w:t>
       </w:r>
       <w:r>
         <w:t xml:space="preserve"> </w:t>
@@ -7766,71 +5658,22 @@
           <w:rPr>
             <w:rStyle w:val="Hyperlink"/>
           </w:rPr>
-          <w:t xml:space="preserve">Content Authenticity Initiative (CAI)</w:t>
+          <w:t xml:space="preserve">Numbers Protocol</w:t>
         </w:r>
       </w:hyperlink>
       <w:r>
         <w:t xml:space="preserve"> </w:t>
       </w:r>
       <w:r>
-        <w:t xml:space="preserve">— Creating open-source tools and systems for content provenance, part of C2PA coalition</w:t>
-      </w:r>
-      <w:r>
-        <w:t xml:space="preserve"> </w:t>
-      </w:r>
-      <w:r>
-        <w:t xml:space="preserve">-</w:t>
-      </w:r>
-      <w:r>
-        <w:t xml:space="preserve"> </w:t>
+        <w:t xml:space="preserve">integrates C2PA provenance data with blockchain for immutable asset tracking. No dedicated funding for a unified epistemic stack has been identified. TRL: 4—components exist in isolation; end-to-end integration from raw sensor data through inference to published claims with per-node trust scoring remains unbuilt. The vision is articulated in</w:t>
+      </w:r>
+      <w:r>
+        <w:t xml:space="preserve"> </w:t>
+      </w:r>
+      <w:r>
+        <w:t xml:space="preserve">“</w:t>
       </w:r>
       <w:hyperlink r:id="rId166">
-        <w:r>
-          <w:rPr>
-            <w:rStyle w:val="Hyperlink"/>
-          </w:rPr>
-          <w:t xml:space="preserve">X (Twitter) Community Notes</w:t>
-        </w:r>
-      </w:hyperlink>
-      <w:r>
-        <w:t xml:space="preserve"> </w:t>
-      </w:r>
-      <w:r>
-        <w:t xml:space="preserve">— Operating crowdsourced fact-checking and context-provision system with public data and algorithms</w:t>
-      </w:r>
-      <w:r>
-        <w:t xml:space="preserve"> </w:t>
-      </w:r>
-      <w:r>
-        <w:t xml:space="preserve">-</w:t>
-      </w:r>
-      <w:r>
-        <w:t xml:space="preserve"> </w:t>
-      </w:r>
-      <w:hyperlink r:id="rId167">
-        <w:r>
-          <w:rPr>
-            <w:rStyle w:val="Hyperlink"/>
-          </w:rPr>
-          <w:t xml:space="preserve">Numbers Protocol / Capture</w:t>
-        </w:r>
-      </w:hyperlink>
-      <w:r>
-        <w:t xml:space="preserve"> </w:t>
-      </w:r>
-      <w:r>
-        <w:t xml:space="preserve">— Integrating C2PA provenance data with blockchain for immutable digital asset provenance tracking</w:t>
-      </w:r>
-      <w:r>
-        <w:t xml:space="preserve"> </w:t>
-      </w:r>
-      <w:r>
-        <w:t xml:space="preserve">-</w:t>
-      </w:r>
-      <w:r>
-        <w:t xml:space="preserve"> </w:t>
-      </w:r>
-      <w:hyperlink r:id="rId168">
         <w:r>
           <w:rPr>
             <w:rStyle w:val="Hyperlink"/>
@@ -7839,21 +5682,21 @@
         </w:r>
       </w:hyperlink>
       <w:r>
-        <w:t xml:space="preserve"> </w:t>
-      </w:r>
-      <w:r>
-        <w:t xml:space="preserve">(2025)</w:t>
-      </w:r>
-      <w:r>
-        <w:t xml:space="preserve"> </w:t>
-      </w:r>
-      <w:r>
-        <w:t xml:space="preserve">-</w:t>
-      </w:r>
-      <w:r>
-        <w:t xml:space="preserve"> </w:t>
-      </w:r>
-      <w:hyperlink r:id="rId169">
+        <w:t xml:space="preserve">”</w:t>
+      </w:r>
+      <w:r>
+        <w:t xml:space="preserve"> </w:t>
+      </w:r>
+      <w:r>
+        <w:t xml:space="preserve">(2025), while related challenges are examined in</w:t>
+      </w:r>
+      <w:r>
+        <w:t xml:space="preserve"> </w:t>
+      </w:r>
+      <w:r>
+        <w:t xml:space="preserve">“</w:t>
+      </w:r>
+      <w:hyperlink r:id="rId167">
         <w:r>
           <w:rPr>
             <w:rStyle w:val="Hyperlink"/>
@@ -7862,21 +5705,21 @@
         </w:r>
       </w:hyperlink>
       <w:r>
-        <w:t xml:space="preserve"> </w:t>
-      </w:r>
-      <w:r>
-        <w:t xml:space="preserve">(2025)</w:t>
-      </w:r>
-      <w:r>
-        <w:t xml:space="preserve"> </w:t>
-      </w:r>
-      <w:r>
-        <w:t xml:space="preserve">-</w:t>
-      </w:r>
-      <w:r>
-        <w:t xml:space="preserve"> </w:t>
-      </w:r>
-      <w:hyperlink r:id="rId170">
+        <w:t xml:space="preserve">”</w:t>
+      </w:r>
+      <w:r>
+        <w:t xml:space="preserve"> </w:t>
+      </w:r>
+      <w:r>
+        <w:t xml:space="preserve">(2025) and</w:t>
+      </w:r>
+      <w:r>
+        <w:t xml:space="preserve"> </w:t>
+      </w:r>
+      <w:r>
+        <w:t xml:space="preserve">“</w:t>
+      </w:r>
+      <w:hyperlink r:id="rId168">
         <w:r>
           <w:rPr>
             <w:rStyle w:val="Hyperlink"/>
@@ -7885,28 +5728,49 @@
         </w:r>
       </w:hyperlink>
       <w:r>
-        <w:t xml:space="preserve"> </w:t>
-      </w:r>
-      <w:r>
-        <w:t xml:space="preserve">(2025)</w:t>
-      </w:r>
-      <w:r>
-        <w:t xml:space="preserve"> </w:t>
-      </w:r>
-      <w:r>
-        <w:t xml:space="preserve">- Source:</w:t>
-      </w:r>
-      <w:r>
-        <w:t xml:space="preserve"> </w:t>
-      </w:r>
-      <w:hyperlink r:id="rId163">
+        <w:t xml:space="preserve">”</w:t>
+      </w:r>
+      <w:r>
+        <w:t xml:space="preserve"> </w:t>
+      </w:r>
+      <w:r>
+        <w:t xml:space="preserve">(2025). The concept draws from</w:t>
+      </w:r>
+      <w:r>
+        <w:t xml:space="preserve"> </w:t>
+      </w:r>
+      <w:hyperlink r:id="rId161">
         <w:r>
           <w:rPr>
             <w:rStyle w:val="Hyperlink"/>
           </w:rPr>
-          <w:t xml:space="preserve">anthony-aguirre-tools-or-agents-choosing-our-ai-future</w:t>
+          <w:t xml:space="preserve">a podcast discussion</w:t>
         </w:r>
       </w:hyperlink>
+      <w:r>
+        <w:t xml:space="preserve"> </w:t>
+      </w:r>
+      <w:r>
+        <w:t xml:space="preserve">on choosing our AI future.</w:t>
+      </w:r>
+    </w:p>
+    <w:p>
+      <w:pPr>
+        <w:pStyle w:val="BodyText"/>
+      </w:pPr>
+      <w:r>
+        <w:rPr>
+          <w:b/>
+          <w:bCs/>
+        </w:rPr>
+        <w:t xml:space="preserve">d/acc alignment.</w:t>
+      </w:r>
+      <w:r>
+        <w:t xml:space="preserve"> </w:t>
+      </w:r>
+      <w:r>
+        <w:t xml:space="preserve">Defensive scores highest (4/5) because accurate provenance directly counters manipulation and misinformation at the infrastructure level. Democratic scores 3/5, reflecting the system’s potential to equalize access to source-level verification across users and institutions.</w:t>
+      </w:r>
     </w:p>
     <w:p>
       <w:pPr>
@@ -7933,9 +5797,9 @@
         </w:pict>
       </w:r>
     </w:p>
-    <w:bookmarkEnd w:id="171"/>
-    <w:bookmarkEnd w:id="172"/>
-    <w:bookmarkStart w:id="236" w:name="watch-list-tier-2"/>
+    <w:bookmarkEnd w:id="169"/>
+    <w:bookmarkEnd w:id="170"/>
+    <w:bookmarkStart w:id="234" w:name="watch-list-tier-2"/>
     <w:p>
       <w:pPr>
         <w:pStyle w:val="Heading2"/>
@@ -8233,7 +6097,7 @@
             <w:pPr>
               <w:pStyle w:val="Compact"/>
             </w:pPr>
-            <w:hyperlink r:id="rId173">
+            <w:hyperlink r:id="rId171">
               <w:r>
                 <w:rPr>
                   <w:rStyle w:val="Hyperlink"/>
@@ -8328,7 +6192,7 @@
             <w:pPr>
               <w:pStyle w:val="Compact"/>
             </w:pPr>
-            <w:hyperlink r:id="rId174">
+            <w:hyperlink r:id="rId172">
               <w:r>
                 <w:rPr>
                   <w:rStyle w:val="Hyperlink"/>
@@ -8423,7 +6287,7 @@
             <w:pPr>
               <w:pStyle w:val="Compact"/>
             </w:pPr>
-            <w:hyperlink r:id="rId175">
+            <w:hyperlink r:id="rId173">
               <w:r>
                 <w:rPr>
                   <w:rStyle w:val="Hyperlink"/>
@@ -8613,7 +6477,7 @@
             <w:pPr>
               <w:pStyle w:val="Compact"/>
             </w:pPr>
-            <w:hyperlink r:id="rId176">
+            <w:hyperlink r:id="rId174">
               <w:r>
                 <w:rPr>
                   <w:rStyle w:val="Hyperlink"/>
@@ -8708,7 +6572,7 @@
             <w:pPr>
               <w:pStyle w:val="Compact"/>
             </w:pPr>
-            <w:hyperlink r:id="rId123">
+            <w:hyperlink r:id="rId115">
               <w:r>
                 <w:rPr>
                   <w:rStyle w:val="Hyperlink"/>
@@ -8803,7 +6667,7 @@
             <w:pPr>
               <w:pStyle w:val="Compact"/>
             </w:pPr>
-            <w:hyperlink r:id="rId177">
+            <w:hyperlink r:id="rId175">
               <w:r>
                 <w:rPr>
                   <w:rStyle w:val="Hyperlink"/>
@@ -8898,7 +6762,7 @@
             <w:pPr>
               <w:pStyle w:val="Compact"/>
             </w:pPr>
-            <w:hyperlink r:id="rId177">
+            <w:hyperlink r:id="rId175">
               <w:r>
                 <w:rPr>
                   <w:rStyle w:val="Hyperlink"/>
@@ -8993,7 +6857,7 @@
             <w:pPr>
               <w:pStyle w:val="Compact"/>
             </w:pPr>
-            <w:hyperlink r:id="rId131">
+            <w:hyperlink r:id="rId123">
               <w:r>
                 <w:rPr>
                   <w:rStyle w:val="Hyperlink"/>
@@ -9088,7 +6952,7 @@
             <w:pPr>
               <w:pStyle w:val="Compact"/>
             </w:pPr>
-            <w:hyperlink r:id="rId178">
+            <w:hyperlink r:id="rId176">
               <w:r>
                 <w:rPr>
                   <w:rStyle w:val="Hyperlink"/>
@@ -9183,7 +7047,7 @@
             <w:pPr>
               <w:pStyle w:val="Compact"/>
             </w:pPr>
-            <w:hyperlink r:id="rId178">
+            <w:hyperlink r:id="rId176">
               <w:r>
                 <w:rPr>
                   <w:rStyle w:val="Hyperlink"/>
@@ -9373,7 +7237,7 @@
             <w:pPr>
               <w:pStyle w:val="Compact"/>
             </w:pPr>
-            <w:hyperlink r:id="rId179">
+            <w:hyperlink r:id="rId177">
               <w:r>
                 <w:rPr>
                   <w:rStyle w:val="Hyperlink"/>
@@ -9642,7 +7506,7 @@
             <w:pPr>
               <w:pStyle w:val="Compact"/>
             </w:pPr>
-            <w:hyperlink r:id="rId180">
+            <w:hyperlink r:id="rId178">
               <w:r>
                 <w:rPr>
                   <w:rStyle w:val="Hyperlink"/>
@@ -9737,7 +7601,7 @@
             <w:pPr>
               <w:pStyle w:val="Compact"/>
             </w:pPr>
-            <w:hyperlink r:id="rId181">
+            <w:hyperlink r:id="rId179">
               <w:r>
                 <w:rPr>
                   <w:rStyle w:val="Hyperlink"/>
@@ -9832,7 +7696,7 @@
             <w:pPr>
               <w:pStyle w:val="Compact"/>
             </w:pPr>
-            <w:hyperlink r:id="rId182">
+            <w:hyperlink r:id="rId180">
               <w:r>
                 <w:rPr>
                   <w:rStyle w:val="Hyperlink"/>
@@ -9927,7 +7791,7 @@
             <w:pPr>
               <w:pStyle w:val="Compact"/>
             </w:pPr>
-            <w:hyperlink r:id="rId183">
+            <w:hyperlink r:id="rId181">
               <w:r>
                 <w:rPr>
                   <w:rStyle w:val="Hyperlink"/>
@@ -10022,7 +7886,7 @@
             <w:pPr>
               <w:pStyle w:val="Compact"/>
             </w:pPr>
-            <w:hyperlink r:id="rId184">
+            <w:hyperlink r:id="rId182">
               <w:r>
                 <w:rPr>
                   <w:rStyle w:val="Hyperlink"/>
@@ -10212,7 +8076,7 @@
             <w:pPr>
               <w:pStyle w:val="Compact"/>
             </w:pPr>
-            <w:hyperlink r:id="rId185">
+            <w:hyperlink r:id="rId183">
               <w:r>
                 <w:rPr>
                   <w:rStyle w:val="Hyperlink"/>
@@ -10307,7 +8171,7 @@
             <w:pPr>
               <w:pStyle w:val="Compact"/>
             </w:pPr>
-            <w:hyperlink r:id="rId186">
+            <w:hyperlink r:id="rId184">
               <w:r>
                 <w:rPr>
                   <w:rStyle w:val="Hyperlink"/>
@@ -10402,7 +8266,7 @@
             <w:pPr>
               <w:pStyle w:val="Compact"/>
             </w:pPr>
-            <w:hyperlink r:id="rId187">
+            <w:hyperlink r:id="rId185">
               <w:r>
                 <w:rPr>
                   <w:rStyle w:val="Hyperlink"/>
@@ -10932,7 +8796,7 @@
             <w:pPr>
               <w:pStyle w:val="Compact"/>
             </w:pPr>
-            <w:hyperlink r:id="rId188">
+            <w:hyperlink r:id="rId186">
               <w:r>
                 <w:rPr>
                   <w:rStyle w:val="Hyperlink"/>
@@ -11027,7 +8891,7 @@
             <w:pPr>
               <w:pStyle w:val="Compact"/>
             </w:pPr>
-            <w:hyperlink r:id="rId163">
+            <w:hyperlink r:id="rId161">
               <w:r>
                 <w:rPr>
                   <w:rStyle w:val="Hyperlink"/>
@@ -11122,7 +8986,7 @@
             <w:pPr>
               <w:pStyle w:val="Compact"/>
             </w:pPr>
-            <w:hyperlink r:id="rId189">
+            <w:hyperlink r:id="rId187">
               <w:r>
                 <w:rPr>
                   <w:rStyle w:val="Hyperlink"/>
@@ -11217,7 +9081,7 @@
             <w:pPr>
               <w:pStyle w:val="Compact"/>
             </w:pPr>
-            <w:hyperlink r:id="rId190">
+            <w:hyperlink r:id="rId188">
               <w:r>
                 <w:rPr>
                   <w:rStyle w:val="Hyperlink"/>
@@ -11312,7 +9176,7 @@
             <w:pPr>
               <w:pStyle w:val="Compact"/>
             </w:pPr>
-            <w:hyperlink r:id="rId182">
+            <w:hyperlink r:id="rId180">
               <w:r>
                 <w:rPr>
                   <w:rStyle w:val="Hyperlink"/>
@@ -11407,7 +9271,7 @@
             <w:pPr>
               <w:pStyle w:val="Compact"/>
             </w:pPr>
-            <w:hyperlink r:id="rId191">
+            <w:hyperlink r:id="rId189">
               <w:r>
                 <w:rPr>
                   <w:rStyle w:val="Hyperlink"/>
@@ -11502,7 +9366,7 @@
             <w:pPr>
               <w:pStyle w:val="Compact"/>
             </w:pPr>
-            <w:hyperlink r:id="rId192">
+            <w:hyperlink r:id="rId190">
               <w:r>
                 <w:rPr>
                   <w:rStyle w:val="Hyperlink"/>
@@ -11597,7 +9461,7 @@
             <w:pPr>
               <w:pStyle w:val="Compact"/>
             </w:pPr>
-            <w:hyperlink r:id="rId193">
+            <w:hyperlink r:id="rId191">
               <w:r>
                 <w:rPr>
                   <w:rStyle w:val="Hyperlink"/>
@@ -11692,7 +9556,7 @@
             <w:pPr>
               <w:pStyle w:val="Compact"/>
             </w:pPr>
-            <w:hyperlink r:id="rId194">
+            <w:hyperlink r:id="rId192">
               <w:r>
                 <w:rPr>
                   <w:rStyle w:val="Hyperlink"/>
@@ -11787,7 +9651,7 @@
             <w:pPr>
               <w:pStyle w:val="Compact"/>
             </w:pPr>
-            <w:hyperlink r:id="rId194">
+            <w:hyperlink r:id="rId192">
               <w:r>
                 <w:rPr>
                   <w:rStyle w:val="Hyperlink"/>
@@ -11882,7 +9746,7 @@
             <w:pPr>
               <w:pStyle w:val="Compact"/>
             </w:pPr>
-            <w:hyperlink r:id="rId175">
+            <w:hyperlink r:id="rId173">
               <w:r>
                 <w:rPr>
                   <w:rStyle w:val="Hyperlink"/>
@@ -11977,7 +9841,7 @@
             <w:pPr>
               <w:pStyle w:val="Compact"/>
             </w:pPr>
-            <w:hyperlink r:id="rId195">
+            <w:hyperlink r:id="rId193">
               <w:r>
                 <w:rPr>
                   <w:rStyle w:val="Hyperlink"/>
@@ -12072,7 +9936,7 @@
             <w:pPr>
               <w:pStyle w:val="Compact"/>
             </w:pPr>
-            <w:hyperlink r:id="rId196">
+            <w:hyperlink r:id="rId194">
               <w:r>
                 <w:rPr>
                   <w:rStyle w:val="Hyperlink"/>
@@ -12436,7 +10300,7 @@
             <w:pPr>
               <w:pStyle w:val="Compact"/>
             </w:pPr>
-            <w:hyperlink r:id="rId197">
+            <w:hyperlink r:id="rId195">
               <w:r>
                 <w:rPr>
                   <w:rStyle w:val="Hyperlink"/>
@@ -12531,7 +10395,7 @@
             <w:pPr>
               <w:pStyle w:val="Compact"/>
             </w:pPr>
-            <w:hyperlink r:id="rId198">
+            <w:hyperlink r:id="rId196">
               <w:r>
                 <w:rPr>
                   <w:rStyle w:val="Hyperlink"/>
@@ -12626,7 +10490,7 @@
             <w:pPr>
               <w:pStyle w:val="Compact"/>
             </w:pPr>
-            <w:hyperlink r:id="rId199">
+            <w:hyperlink r:id="rId197">
               <w:r>
                 <w:rPr>
                   <w:rStyle w:val="Hyperlink"/>
@@ -12721,7 +10585,7 @@
             <w:pPr>
               <w:pStyle w:val="Compact"/>
             </w:pPr>
-            <w:hyperlink r:id="rId200">
+            <w:hyperlink r:id="rId198">
               <w:r>
                 <w:rPr>
                   <w:rStyle w:val="Hyperlink"/>
@@ -12816,7 +10680,7 @@
             <w:pPr>
               <w:pStyle w:val="Compact"/>
             </w:pPr>
-            <w:hyperlink r:id="rId201">
+            <w:hyperlink r:id="rId199">
               <w:r>
                 <w:rPr>
                   <w:rStyle w:val="Hyperlink"/>
@@ -12911,7 +10775,7 @@
             <w:pPr>
               <w:pStyle w:val="Compact"/>
             </w:pPr>
-            <w:hyperlink r:id="rId202">
+            <w:hyperlink r:id="rId200">
               <w:r>
                 <w:rPr>
                   <w:rStyle w:val="Hyperlink"/>
@@ -13006,7 +10870,7 @@
             <w:pPr>
               <w:pStyle w:val="Compact"/>
             </w:pPr>
-            <w:hyperlink r:id="rId203">
+            <w:hyperlink r:id="rId201">
               <w:r>
                 <w:rPr>
                   <w:rStyle w:val="Hyperlink"/>
@@ -13101,7 +10965,7 @@
             <w:pPr>
               <w:pStyle w:val="Compact"/>
             </w:pPr>
-            <w:hyperlink r:id="rId191">
+            <w:hyperlink r:id="rId189">
               <w:r>
                 <w:rPr>
                   <w:rStyle w:val="Hyperlink"/>
@@ -13196,7 +11060,7 @@
             <w:pPr>
               <w:pStyle w:val="Compact"/>
             </w:pPr>
-            <w:hyperlink r:id="rId192">
+            <w:hyperlink r:id="rId190">
               <w:r>
                 <w:rPr>
                   <w:rStyle w:val="Hyperlink"/>
@@ -13291,7 +11155,7 @@
             <w:pPr>
               <w:pStyle w:val="Compact"/>
             </w:pPr>
-            <w:hyperlink r:id="rId204">
+            <w:hyperlink r:id="rId202">
               <w:r>
                 <w:rPr>
                   <w:rStyle w:val="Hyperlink"/>
@@ -13386,7 +11250,7 @@
             <w:pPr>
               <w:pStyle w:val="Compact"/>
             </w:pPr>
-            <w:hyperlink r:id="rId205">
+            <w:hyperlink r:id="rId203">
               <w:r>
                 <w:rPr>
                   <w:rStyle w:val="Hyperlink"/>
@@ -13481,7 +11345,7 @@
             <w:pPr>
               <w:pStyle w:val="Compact"/>
             </w:pPr>
-            <w:hyperlink r:id="rId206">
+            <w:hyperlink r:id="rId204">
               <w:r>
                 <w:rPr>
                   <w:rStyle w:val="Hyperlink"/>
@@ -13576,7 +11440,7 @@
             <w:pPr>
               <w:pStyle w:val="Compact"/>
             </w:pPr>
-            <w:hyperlink r:id="rId195">
+            <w:hyperlink r:id="rId193">
               <w:r>
                 <w:rPr>
                   <w:rStyle w:val="Hyperlink"/>
@@ -13671,7 +11535,7 @@
             <w:pPr>
               <w:pStyle w:val="Compact"/>
             </w:pPr>
-            <w:hyperlink r:id="rId207">
+            <w:hyperlink r:id="rId205">
               <w:r>
                 <w:rPr>
                   <w:rStyle w:val="Hyperlink"/>
@@ -13766,7 +11630,7 @@
             <w:pPr>
               <w:pStyle w:val="Compact"/>
             </w:pPr>
-            <w:hyperlink r:id="rId208">
+            <w:hyperlink r:id="rId206">
               <w:r>
                 <w:rPr>
                   <w:rStyle w:val="Hyperlink"/>
@@ -13861,7 +11725,7 @@
             <w:pPr>
               <w:pStyle w:val="Compact"/>
             </w:pPr>
-            <w:hyperlink r:id="rId187">
+            <w:hyperlink r:id="rId185">
               <w:r>
                 <w:rPr>
                   <w:rStyle w:val="Hyperlink"/>
@@ -13956,7 +11820,7 @@
             <w:pPr>
               <w:pStyle w:val="Compact"/>
             </w:pPr>
-            <w:hyperlink r:id="rId75">
+            <w:hyperlink r:id="rId74">
               <w:r>
                 <w:rPr>
                   <w:rStyle w:val="Hyperlink"/>
@@ -14573,7 +12437,7 @@
             <w:pPr>
               <w:pStyle w:val="Compact"/>
             </w:pPr>
-            <w:hyperlink r:id="rId197">
+            <w:hyperlink r:id="rId195">
               <w:r>
                 <w:rPr>
                   <w:rStyle w:val="Hyperlink"/>
@@ -14668,7 +12532,7 @@
             <w:pPr>
               <w:pStyle w:val="Compact"/>
             </w:pPr>
-            <w:hyperlink r:id="rId197">
+            <w:hyperlink r:id="rId195">
               <w:r>
                 <w:rPr>
                   <w:rStyle w:val="Hyperlink"/>
@@ -14763,7 +12627,7 @@
             <w:pPr>
               <w:pStyle w:val="Compact"/>
             </w:pPr>
-            <w:hyperlink r:id="rId180">
+            <w:hyperlink r:id="rId178">
               <w:r>
                 <w:rPr>
                   <w:rStyle w:val="Hyperlink"/>
@@ -14858,7 +12722,7 @@
             <w:pPr>
               <w:pStyle w:val="Compact"/>
             </w:pPr>
-            <w:hyperlink r:id="rId153">
+            <w:hyperlink r:id="rId151">
               <w:r>
                 <w:rPr>
                   <w:rStyle w:val="Hyperlink"/>
@@ -14953,7 +12817,7 @@
             <w:pPr>
               <w:pStyle w:val="Compact"/>
             </w:pPr>
-            <w:hyperlink r:id="rId201">
+            <w:hyperlink r:id="rId199">
               <w:r>
                 <w:rPr>
                   <w:rStyle w:val="Hyperlink"/>
@@ -15048,7 +12912,7 @@
             <w:pPr>
               <w:pStyle w:val="Compact"/>
             </w:pPr>
-            <w:hyperlink r:id="rId209">
+            <w:hyperlink r:id="rId207">
               <w:r>
                 <w:rPr>
                   <w:rStyle w:val="Hyperlink"/>
@@ -15143,7 +13007,7 @@
             <w:pPr>
               <w:pStyle w:val="Compact"/>
             </w:pPr>
-            <w:hyperlink r:id="rId210">
+            <w:hyperlink r:id="rId208">
               <w:r>
                 <w:rPr>
                   <w:rStyle w:val="Hyperlink"/>
@@ -15238,7 +13102,7 @@
             <w:pPr>
               <w:pStyle w:val="Compact"/>
             </w:pPr>
-            <w:hyperlink r:id="rId97">
+            <w:hyperlink r:id="rId95">
               <w:r>
                 <w:rPr>
                   <w:rStyle w:val="Hyperlink"/>
@@ -15333,7 +13197,7 @@
             <w:pPr>
               <w:pStyle w:val="Compact"/>
             </w:pPr>
-            <w:hyperlink r:id="rId190">
+            <w:hyperlink r:id="rId188">
               <w:r>
                 <w:rPr>
                   <w:rStyle w:val="Hyperlink"/>
@@ -15428,7 +13292,7 @@
             <w:pPr>
               <w:pStyle w:val="Compact"/>
             </w:pPr>
-            <w:hyperlink r:id="rId191">
+            <w:hyperlink r:id="rId189">
               <w:r>
                 <w:rPr>
                   <w:rStyle w:val="Hyperlink"/>
@@ -15523,7 +13387,7 @@
             <w:pPr>
               <w:pStyle w:val="Compact"/>
             </w:pPr>
-            <w:hyperlink r:id="rId106">
+            <w:hyperlink r:id="rId97">
               <w:r>
                 <w:rPr>
                   <w:rStyle w:val="Hyperlink"/>
@@ -15618,7 +13482,7 @@
             <w:pPr>
               <w:pStyle w:val="Compact"/>
             </w:pPr>
-            <w:hyperlink r:id="rId184">
+            <w:hyperlink r:id="rId182">
               <w:r>
                 <w:rPr>
                   <w:rStyle w:val="Hyperlink"/>
@@ -15713,7 +13577,7 @@
             <w:pPr>
               <w:pStyle w:val="Compact"/>
             </w:pPr>
-            <w:hyperlink r:id="rId211">
+            <w:hyperlink r:id="rId209">
               <w:r>
                 <w:rPr>
                   <w:rStyle w:val="Hyperlink"/>
@@ -15808,7 +13672,7 @@
             <w:pPr>
               <w:pStyle w:val="Compact"/>
             </w:pPr>
-            <w:hyperlink r:id="rId212">
+            <w:hyperlink r:id="rId210">
               <w:r>
                 <w:rPr>
                   <w:rStyle w:val="Hyperlink"/>
@@ -15903,7 +13767,7 @@
             <w:pPr>
               <w:pStyle w:val="Compact"/>
             </w:pPr>
-            <w:hyperlink r:id="rId212">
+            <w:hyperlink r:id="rId210">
               <w:r>
                 <w:rPr>
                   <w:rStyle w:val="Hyperlink"/>
@@ -15998,7 +13862,7 @@
             <w:pPr>
               <w:pStyle w:val="Compact"/>
             </w:pPr>
-            <w:hyperlink r:id="rId213">
+            <w:hyperlink r:id="rId211">
               <w:r>
                 <w:rPr>
                   <w:rStyle w:val="Hyperlink"/>
@@ -16093,7 +13957,7 @@
             <w:pPr>
               <w:pStyle w:val="Compact"/>
             </w:pPr>
-            <w:hyperlink r:id="rId196">
+            <w:hyperlink r:id="rId194">
               <w:r>
                 <w:rPr>
                   <w:rStyle w:val="Hyperlink"/>
@@ -16188,7 +14052,7 @@
             <w:pPr>
               <w:pStyle w:val="Compact"/>
             </w:pPr>
-            <w:hyperlink r:id="rId208">
+            <w:hyperlink r:id="rId206">
               <w:r>
                 <w:rPr>
                   <w:rStyle w:val="Hyperlink"/>
@@ -16283,7 +14147,7 @@
             <w:pPr>
               <w:pStyle w:val="Compact"/>
             </w:pPr>
-            <w:hyperlink r:id="rId214">
+            <w:hyperlink r:id="rId212">
               <w:r>
                 <w:rPr>
                   <w:rStyle w:val="Hyperlink"/>
@@ -16378,7 +14242,7 @@
             <w:pPr>
               <w:pStyle w:val="Compact"/>
             </w:pPr>
-            <w:hyperlink r:id="rId214">
+            <w:hyperlink r:id="rId212">
               <w:r>
                 <w:rPr>
                   <w:rStyle w:val="Hyperlink"/>
@@ -16473,7 +14337,7 @@
             <w:pPr>
               <w:pStyle w:val="Compact"/>
             </w:pPr>
-            <w:hyperlink r:id="rId215">
+            <w:hyperlink r:id="rId213">
               <w:r>
                 <w:rPr>
                   <w:rStyle w:val="Hyperlink"/>
@@ -16568,7 +14432,7 @@
             <w:pPr>
               <w:pStyle w:val="Compact"/>
             </w:pPr>
-            <w:hyperlink r:id="rId181">
+            <w:hyperlink r:id="rId179">
               <w:r>
                 <w:rPr>
                   <w:rStyle w:val="Hyperlink"/>
@@ -16663,7 +14527,7 @@
             <w:pPr>
               <w:pStyle w:val="Compact"/>
             </w:pPr>
-            <w:hyperlink r:id="rId210">
+            <w:hyperlink r:id="rId208">
               <w:r>
                 <w:rPr>
                   <w:rStyle w:val="Hyperlink"/>
@@ -16758,7 +14622,7 @@
             <w:pPr>
               <w:pStyle w:val="Compact"/>
             </w:pPr>
-            <w:hyperlink r:id="rId216">
+            <w:hyperlink r:id="rId214">
               <w:r>
                 <w:rPr>
                   <w:rStyle w:val="Hyperlink"/>
@@ -16853,7 +14717,7 @@
             <w:pPr>
               <w:pStyle w:val="Compact"/>
             </w:pPr>
-            <w:hyperlink r:id="rId67">
+            <w:hyperlink r:id="rId64">
               <w:r>
                 <w:rPr>
                   <w:rStyle w:val="Hyperlink"/>
@@ -16948,7 +14812,7 @@
             <w:pPr>
               <w:pStyle w:val="Compact"/>
             </w:pPr>
-            <w:hyperlink r:id="rId97">
+            <w:hyperlink r:id="rId95">
               <w:r>
                 <w:rPr>
                   <w:rStyle w:val="Hyperlink"/>
@@ -17043,7 +14907,7 @@
             <w:pPr>
               <w:pStyle w:val="Compact"/>
             </w:pPr>
-            <w:hyperlink r:id="rId190">
+            <w:hyperlink r:id="rId188">
               <w:r>
                 <w:rPr>
                   <w:rStyle w:val="Hyperlink"/>
@@ -17138,7 +15002,7 @@
             <w:pPr>
               <w:pStyle w:val="Compact"/>
             </w:pPr>
-            <w:hyperlink r:id="rId191">
+            <w:hyperlink r:id="rId189">
               <w:r>
                 <w:rPr>
                   <w:rStyle w:val="Hyperlink"/>
@@ -17233,7 +15097,7 @@
             <w:pPr>
               <w:pStyle w:val="Compact"/>
             </w:pPr>
-            <w:hyperlink r:id="rId183">
+            <w:hyperlink r:id="rId181">
               <w:r>
                 <w:rPr>
                   <w:rStyle w:val="Hyperlink"/>
@@ -17328,7 +15192,7 @@
             <w:pPr>
               <w:pStyle w:val="Compact"/>
             </w:pPr>
-            <w:hyperlink r:id="rId115">
+            <w:hyperlink r:id="rId106">
               <w:r>
                 <w:rPr>
                   <w:rStyle w:val="Hyperlink"/>
@@ -17423,7 +15287,7 @@
             <w:pPr>
               <w:pStyle w:val="Compact"/>
             </w:pPr>
-            <w:hyperlink r:id="rId217">
+            <w:hyperlink r:id="rId215">
               <w:r>
                 <w:rPr>
                   <w:rStyle w:val="Hyperlink"/>
@@ -17518,7 +15382,7 @@
             <w:pPr>
               <w:pStyle w:val="Compact"/>
             </w:pPr>
-            <w:hyperlink r:id="rId211">
+            <w:hyperlink r:id="rId209">
               <w:r>
                 <w:rPr>
                   <w:rStyle w:val="Hyperlink"/>
@@ -17613,7 +15477,7 @@
             <w:pPr>
               <w:pStyle w:val="Compact"/>
             </w:pPr>
-            <w:hyperlink r:id="rId218">
+            <w:hyperlink r:id="rId216">
               <w:r>
                 <w:rPr>
                   <w:rStyle w:val="Hyperlink"/>
@@ -17708,7 +15572,7 @@
             <w:pPr>
               <w:pStyle w:val="Compact"/>
             </w:pPr>
-            <w:hyperlink r:id="rId219">
+            <w:hyperlink r:id="rId217">
               <w:r>
                 <w:rPr>
                   <w:rStyle w:val="Hyperlink"/>
@@ -17803,7 +15667,7 @@
             <w:pPr>
               <w:pStyle w:val="Compact"/>
             </w:pPr>
-            <w:hyperlink r:id="rId220">
+            <w:hyperlink r:id="rId218">
               <w:r>
                 <w:rPr>
                   <w:rStyle w:val="Hyperlink"/>
@@ -17898,7 +15762,7 @@
             <w:pPr>
               <w:pStyle w:val="Compact"/>
             </w:pPr>
-            <w:hyperlink r:id="rId176">
+            <w:hyperlink r:id="rId174">
               <w:r>
                 <w:rPr>
                   <w:rStyle w:val="Hyperlink"/>
@@ -17993,7 +15857,7 @@
             <w:pPr>
               <w:pStyle w:val="Compact"/>
             </w:pPr>
-            <w:hyperlink r:id="rId221">
+            <w:hyperlink r:id="rId219">
               <w:r>
                 <w:rPr>
                   <w:rStyle w:val="Hyperlink"/>
@@ -18262,7 +16126,7 @@
             <w:pPr>
               <w:pStyle w:val="Compact"/>
             </w:pPr>
-            <w:hyperlink r:id="rId188">
+            <w:hyperlink r:id="rId186">
               <w:r>
                 <w:rPr>
                   <w:rStyle w:val="Hyperlink"/>
@@ -18357,7 +16221,7 @@
             <w:pPr>
               <w:pStyle w:val="Compact"/>
             </w:pPr>
-            <w:hyperlink r:id="rId215">
+            <w:hyperlink r:id="rId213">
               <w:r>
                 <w:rPr>
                   <w:rStyle w:val="Hyperlink"/>
@@ -18452,7 +16316,7 @@
             <w:pPr>
               <w:pStyle w:val="Compact"/>
             </w:pPr>
-            <w:hyperlink r:id="rId180">
+            <w:hyperlink r:id="rId178">
               <w:r>
                 <w:rPr>
                   <w:rStyle w:val="Hyperlink"/>
@@ -18547,7 +16411,7 @@
             <w:pPr>
               <w:pStyle w:val="Compact"/>
             </w:pPr>
-            <w:hyperlink r:id="rId173">
+            <w:hyperlink r:id="rId171">
               <w:r>
                 <w:rPr>
                   <w:rStyle w:val="Hyperlink"/>
@@ -18642,7 +16506,7 @@
             <w:pPr>
               <w:pStyle w:val="Compact"/>
             </w:pPr>
-            <w:hyperlink r:id="rId222">
+            <w:hyperlink r:id="rId220">
               <w:r>
                 <w:rPr>
                   <w:rStyle w:val="Hyperlink"/>
@@ -18737,7 +16601,7 @@
             <w:pPr>
               <w:pStyle w:val="Compact"/>
             </w:pPr>
-            <w:hyperlink r:id="rId209">
+            <w:hyperlink r:id="rId207">
               <w:r>
                 <w:rPr>
                   <w:rStyle w:val="Hyperlink"/>
@@ -18832,7 +16696,7 @@
             <w:pPr>
               <w:pStyle w:val="Compact"/>
             </w:pPr>
-            <w:hyperlink r:id="rId182">
+            <w:hyperlink r:id="rId180">
               <w:r>
                 <w:rPr>
                   <w:rStyle w:val="Hyperlink"/>
@@ -18927,7 +16791,7 @@
             <w:pPr>
               <w:pStyle w:val="Compact"/>
             </w:pPr>
-            <w:hyperlink r:id="rId182">
+            <w:hyperlink r:id="rId180">
               <w:r>
                 <w:rPr>
                   <w:rStyle w:val="Hyperlink"/>
@@ -19022,7 +16886,7 @@
             <w:pPr>
               <w:pStyle w:val="Compact"/>
             </w:pPr>
-            <w:hyperlink r:id="rId223">
+            <w:hyperlink r:id="rId221">
               <w:r>
                 <w:rPr>
                   <w:rStyle w:val="Hyperlink"/>
@@ -19117,7 +16981,7 @@
             <w:pPr>
               <w:pStyle w:val="Compact"/>
             </w:pPr>
-            <w:hyperlink r:id="rId224">
+            <w:hyperlink r:id="rId222">
               <w:r>
                 <w:rPr>
                   <w:rStyle w:val="Hyperlink"/>
@@ -19212,7 +17076,7 @@
             <w:pPr>
               <w:pStyle w:val="Compact"/>
             </w:pPr>
-            <w:hyperlink r:id="rId225">
+            <w:hyperlink r:id="rId223">
               <w:r>
                 <w:rPr>
                   <w:rStyle w:val="Hyperlink"/>
@@ -19307,7 +17171,7 @@
             <w:pPr>
               <w:pStyle w:val="Compact"/>
             </w:pPr>
-            <w:hyperlink r:id="rId225">
+            <w:hyperlink r:id="rId223">
               <w:r>
                 <w:rPr>
                   <w:rStyle w:val="Hyperlink"/>
@@ -19402,7 +17266,7 @@
             <w:pPr>
               <w:pStyle w:val="Compact"/>
             </w:pPr>
-            <w:hyperlink r:id="rId218">
+            <w:hyperlink r:id="rId216">
               <w:r>
                 <w:rPr>
                   <w:rStyle w:val="Hyperlink"/>
@@ -19497,7 +17361,7 @@
             <w:pPr>
               <w:pStyle w:val="Compact"/>
             </w:pPr>
-            <w:hyperlink r:id="rId226">
+            <w:hyperlink r:id="rId224">
               <w:r>
                 <w:rPr>
                   <w:rStyle w:val="Hyperlink"/>
@@ -19592,7 +17456,7 @@
             <w:pPr>
               <w:pStyle w:val="Compact"/>
             </w:pPr>
-            <w:hyperlink r:id="rId227">
+            <w:hyperlink r:id="rId225">
               <w:r>
                 <w:rPr>
                   <w:rStyle w:val="Hyperlink"/>
@@ -19687,7 +17551,7 @@
             <w:pPr>
               <w:pStyle w:val="Compact"/>
             </w:pPr>
-            <w:hyperlink r:id="rId228">
+            <w:hyperlink r:id="rId226">
               <w:r>
                 <w:rPr>
                   <w:rStyle w:val="Hyperlink"/>
@@ -19782,7 +17646,7 @@
             <w:pPr>
               <w:pStyle w:val="Compact"/>
             </w:pPr>
-            <w:hyperlink r:id="rId229">
+            <w:hyperlink r:id="rId227">
               <w:r>
                 <w:rPr>
                   <w:rStyle w:val="Hyperlink"/>
@@ -20051,7 +17915,7 @@
             <w:pPr>
               <w:pStyle w:val="Compact"/>
             </w:pPr>
-            <w:hyperlink r:id="rId180">
+            <w:hyperlink r:id="rId178">
               <w:r>
                 <w:rPr>
                   <w:rStyle w:val="Hyperlink"/>
@@ -20146,7 +18010,7 @@
             <w:pPr>
               <w:pStyle w:val="Compact"/>
             </w:pPr>
-            <w:hyperlink r:id="rId198">
+            <w:hyperlink r:id="rId196">
               <w:r>
                 <w:rPr>
                   <w:rStyle w:val="Hyperlink"/>
@@ -20241,7 +18105,7 @@
             <w:pPr>
               <w:pStyle w:val="Compact"/>
             </w:pPr>
-            <w:hyperlink r:id="rId222">
+            <w:hyperlink r:id="rId220">
               <w:r>
                 <w:rPr>
                   <w:rStyle w:val="Hyperlink"/>
@@ -20336,7 +18200,7 @@
             <w:pPr>
               <w:pStyle w:val="Compact"/>
             </w:pPr>
-            <w:hyperlink r:id="rId210">
+            <w:hyperlink r:id="rId208">
               <w:r>
                 <w:rPr>
                   <w:rStyle w:val="Hyperlink"/>
@@ -20431,7 +18295,7 @@
             <w:pPr>
               <w:pStyle w:val="Compact"/>
             </w:pPr>
-            <w:hyperlink r:id="rId210">
+            <w:hyperlink r:id="rId208">
               <w:r>
                 <w:rPr>
                   <w:rStyle w:val="Hyperlink"/>
@@ -20526,7 +18390,7 @@
             <w:pPr>
               <w:pStyle w:val="Compact"/>
             </w:pPr>
-            <w:hyperlink r:id="rId202">
+            <w:hyperlink r:id="rId200">
               <w:r>
                 <w:rPr>
                   <w:rStyle w:val="Hyperlink"/>
@@ -20621,7 +18485,7 @@
             <w:pPr>
               <w:pStyle w:val="Compact"/>
             </w:pPr>
-            <w:hyperlink r:id="rId202">
+            <w:hyperlink r:id="rId200">
               <w:r>
                 <w:rPr>
                   <w:rStyle w:val="Hyperlink"/>
@@ -20716,7 +18580,7 @@
             <w:pPr>
               <w:pStyle w:val="Compact"/>
             </w:pPr>
-            <w:hyperlink r:id="rId230">
+            <w:hyperlink r:id="rId228">
               <w:r>
                 <w:rPr>
                   <w:rStyle w:val="Hyperlink"/>
@@ -20811,7 +18675,7 @@
             <w:pPr>
               <w:pStyle w:val="Compact"/>
             </w:pPr>
-            <w:hyperlink r:id="rId190">
+            <w:hyperlink r:id="rId188">
               <w:r>
                 <w:rPr>
                   <w:rStyle w:val="Hyperlink"/>
@@ -20906,7 +18770,7 @@
             <w:pPr>
               <w:pStyle w:val="Compact"/>
             </w:pPr>
-            <w:hyperlink r:id="rId231">
+            <w:hyperlink r:id="rId229">
               <w:r>
                 <w:rPr>
                   <w:rStyle w:val="Hyperlink"/>
@@ -21001,7 +18865,7 @@
             <w:pPr>
               <w:pStyle w:val="Compact"/>
             </w:pPr>
-            <w:hyperlink r:id="rId226">
+            <w:hyperlink r:id="rId224">
               <w:r>
                 <w:rPr>
                   <w:rStyle w:val="Hyperlink"/>
@@ -21096,7 +18960,7 @@
             <w:pPr>
               <w:pStyle w:val="Compact"/>
             </w:pPr>
-            <w:hyperlink r:id="rId228">
+            <w:hyperlink r:id="rId226">
               <w:r>
                 <w:rPr>
                   <w:rStyle w:val="Hyperlink"/>
@@ -21191,7 +19055,7 @@
             <w:pPr>
               <w:pStyle w:val="Compact"/>
             </w:pPr>
-            <w:hyperlink r:id="rId213">
+            <w:hyperlink r:id="rId211">
               <w:r>
                 <w:rPr>
                   <w:rStyle w:val="Hyperlink"/>
@@ -21286,7 +19150,7 @@
             <w:pPr>
               <w:pStyle w:val="Compact"/>
             </w:pPr>
-            <w:hyperlink r:id="rId206">
+            <w:hyperlink r:id="rId204">
               <w:r>
                 <w:rPr>
                   <w:rStyle w:val="Hyperlink"/>
@@ -21381,7 +19245,7 @@
             <w:pPr>
               <w:pStyle w:val="Compact"/>
             </w:pPr>
-            <w:hyperlink r:id="rId207">
+            <w:hyperlink r:id="rId205">
               <w:r>
                 <w:rPr>
                   <w:rStyle w:val="Hyperlink"/>
@@ -21476,7 +19340,7 @@
             <w:pPr>
               <w:pStyle w:val="Compact"/>
             </w:pPr>
-            <w:hyperlink r:id="rId186">
+            <w:hyperlink r:id="rId184">
               <w:r>
                 <w:rPr>
                   <w:rStyle w:val="Hyperlink"/>
@@ -21571,7 +19435,7 @@
             <w:pPr>
               <w:pStyle w:val="Compact"/>
             </w:pPr>
-            <w:hyperlink r:id="rId220">
+            <w:hyperlink r:id="rId218">
               <w:r>
                 <w:rPr>
                   <w:rStyle w:val="Hyperlink"/>
@@ -21666,7 +19530,7 @@
             <w:pPr>
               <w:pStyle w:val="Compact"/>
             </w:pPr>
-            <w:hyperlink r:id="rId232">
+            <w:hyperlink r:id="rId230">
               <w:r>
                 <w:rPr>
                   <w:rStyle w:val="Hyperlink"/>
@@ -21761,7 +19625,7 @@
             <w:pPr>
               <w:pStyle w:val="Compact"/>
             </w:pPr>
-            <w:hyperlink r:id="rId233">
+            <w:hyperlink r:id="rId231">
               <w:r>
                 <w:rPr>
                   <w:rStyle w:val="Hyperlink"/>
@@ -21856,7 +19720,7 @@
             <w:pPr>
               <w:pStyle w:val="Compact"/>
             </w:pPr>
-            <w:hyperlink r:id="rId179">
+            <w:hyperlink r:id="rId177">
               <w:r>
                 <w:rPr>
                   <w:rStyle w:val="Hyperlink"/>
@@ -21951,7 +19815,7 @@
             <w:pPr>
               <w:pStyle w:val="Compact"/>
             </w:pPr>
-            <w:hyperlink r:id="rId188">
+            <w:hyperlink r:id="rId186">
               <w:r>
                 <w:rPr>
                   <w:rStyle w:val="Hyperlink"/>
@@ -22046,7 +19910,7 @@
             <w:pPr>
               <w:pStyle w:val="Compact"/>
             </w:pPr>
-            <w:hyperlink r:id="rId199">
+            <w:hyperlink r:id="rId197">
               <w:r>
                 <w:rPr>
                   <w:rStyle w:val="Hyperlink"/>
@@ -22141,7 +20005,7 @@
             <w:pPr>
               <w:pStyle w:val="Compact"/>
             </w:pPr>
-            <w:hyperlink r:id="rId200">
+            <w:hyperlink r:id="rId198">
               <w:r>
                 <w:rPr>
                   <w:rStyle w:val="Hyperlink"/>
@@ -22236,7 +20100,7 @@
             <w:pPr>
               <w:pStyle w:val="Compact"/>
             </w:pPr>
-            <w:hyperlink r:id="rId234">
+            <w:hyperlink r:id="rId232">
               <w:r>
                 <w:rPr>
                   <w:rStyle w:val="Hyperlink"/>
@@ -22331,7 +20195,7 @@
             <w:pPr>
               <w:pStyle w:val="Compact"/>
             </w:pPr>
-            <w:hyperlink r:id="rId230">
+            <w:hyperlink r:id="rId228">
               <w:r>
                 <w:rPr>
                   <w:rStyle w:val="Hyperlink"/>
@@ -22426,7 +20290,7 @@
             <w:pPr>
               <w:pStyle w:val="Compact"/>
             </w:pPr>
-            <w:hyperlink r:id="rId216">
+            <w:hyperlink r:id="rId214">
               <w:r>
                 <w:rPr>
                   <w:rStyle w:val="Hyperlink"/>
@@ -22521,7 +20385,7 @@
             <w:pPr>
               <w:pStyle w:val="Compact"/>
             </w:pPr>
-            <w:hyperlink r:id="rId190">
+            <w:hyperlink r:id="rId188">
               <w:r>
                 <w:rPr>
                   <w:rStyle w:val="Hyperlink"/>
@@ -22616,7 +20480,7 @@
             <w:pPr>
               <w:pStyle w:val="Compact"/>
             </w:pPr>
-            <w:hyperlink r:id="rId224">
+            <w:hyperlink r:id="rId222">
               <w:r>
                 <w:rPr>
                   <w:rStyle w:val="Hyperlink"/>
@@ -22711,7 +20575,7 @@
             <w:pPr>
               <w:pStyle w:val="Compact"/>
             </w:pPr>
-            <w:hyperlink r:id="rId224">
+            <w:hyperlink r:id="rId222">
               <w:r>
                 <w:rPr>
                   <w:rStyle w:val="Hyperlink"/>
@@ -22806,7 +20670,7 @@
             <w:pPr>
               <w:pStyle w:val="Compact"/>
             </w:pPr>
-            <w:hyperlink r:id="rId227">
+            <w:hyperlink r:id="rId225">
               <w:r>
                 <w:rPr>
                   <w:rStyle w:val="Hyperlink"/>
@@ -22901,7 +20765,7 @@
             <w:pPr>
               <w:pStyle w:val="Compact"/>
             </w:pPr>
-            <w:hyperlink r:id="rId216">
+            <w:hyperlink r:id="rId214">
               <w:r>
                 <w:rPr>
                   <w:rStyle w:val="Hyperlink"/>
@@ -22996,7 +20860,7 @@
             <w:pPr>
               <w:pStyle w:val="Compact"/>
             </w:pPr>
-            <w:hyperlink r:id="rId217">
+            <w:hyperlink r:id="rId215">
               <w:r>
                 <w:rPr>
                   <w:rStyle w:val="Hyperlink"/>
@@ -23091,7 +20955,7 @@
             <w:pPr>
               <w:pStyle w:val="Compact"/>
             </w:pPr>
-            <w:hyperlink r:id="rId232">
+            <w:hyperlink r:id="rId230">
               <w:r>
                 <w:rPr>
                   <w:rStyle w:val="Hyperlink"/>
@@ -23186,7 +21050,7 @@
             <w:pPr>
               <w:pStyle w:val="Compact"/>
             </w:pPr>
-            <w:hyperlink r:id="rId235">
+            <w:hyperlink r:id="rId233">
               <w:r>
                 <w:rPr>
                   <w:rStyle w:val="Hyperlink"/>
@@ -23281,7 +21145,7 @@
             <w:pPr>
               <w:pStyle w:val="Compact"/>
             </w:pPr>
-            <w:hyperlink r:id="rId222">
+            <w:hyperlink r:id="rId220">
               <w:r>
                 <w:rPr>
                   <w:rStyle w:val="Hyperlink"/>
@@ -23376,7 +21240,7 @@
             <w:pPr>
               <w:pStyle w:val="Compact"/>
             </w:pPr>
-            <w:hyperlink r:id="rId106">
+            <w:hyperlink r:id="rId97">
               <w:r>
                 <w:rPr>
                   <w:rStyle w:val="Hyperlink"/>
@@ -23471,7 +21335,7 @@
             <w:pPr>
               <w:pStyle w:val="Compact"/>
             </w:pPr>
-            <w:hyperlink r:id="rId205">
+            <w:hyperlink r:id="rId203">
               <w:r>
                 <w:rPr>
                   <w:rStyle w:val="Hyperlink"/>
@@ -23566,7 +21430,7 @@
             <w:pPr>
               <w:pStyle w:val="Compact"/>
             </w:pPr>
-            <w:hyperlink r:id="rId233">
+            <w:hyperlink r:id="rId231">
               <w:r>
                 <w:rPr>
                   <w:rStyle w:val="Hyperlink"/>
@@ -23667,7 +21531,7 @@
             <w:pPr>
               <w:pStyle w:val="Compact"/>
             </w:pPr>
-            <w:hyperlink r:id="rId235">
+            <w:hyperlink r:id="rId233">
               <w:r>
                 <w:rPr>
                   <w:rStyle w:val="Hyperlink"/>
@@ -23762,7 +21626,7 @@
             <w:pPr>
               <w:pStyle w:val="Compact"/>
             </w:pPr>
-            <w:hyperlink r:id="rId229">
+            <w:hyperlink r:id="rId227">
               <w:r>
                 <w:rPr>
                   <w:rStyle w:val="Hyperlink"/>
@@ -23857,7 +21721,7 @@
             <w:pPr>
               <w:pStyle w:val="Compact"/>
             </w:pPr>
-            <w:hyperlink r:id="rId221">
+            <w:hyperlink r:id="rId219">
               <w:r>
                 <w:rPr>
                   <w:rStyle w:val="Hyperlink"/>
@@ -23952,7 +21816,7 @@
             <w:pPr>
               <w:pStyle w:val="Compact"/>
             </w:pPr>
-            <w:hyperlink r:id="rId235">
+            <w:hyperlink r:id="rId233">
               <w:r>
                 <w:rPr>
                   <w:rStyle w:val="Hyperlink"/>
@@ -24047,7 +21911,7 @@
             <w:pPr>
               <w:pStyle w:val="Compact"/>
             </w:pPr>
-            <w:hyperlink r:id="rId223">
+            <w:hyperlink r:id="rId221">
               <w:r>
                 <w:rPr>
                   <w:rStyle w:val="Hyperlink"/>
@@ -24066,8 +21930,8 @@
         </w:pict>
       </w:r>
     </w:p>
-    <w:bookmarkEnd w:id="236"/>
-    <w:bookmarkStart w:id="242" w:name="how-to-get-involved"/>
+    <w:bookmarkEnd w:id="234"/>
+    <w:bookmarkStart w:id="240" w:name="how-to-get-involved"/>
     <w:p>
       <w:pPr>
         <w:pStyle w:val="Heading2"/>
@@ -24076,7 +21940,7 @@
         <w:t xml:space="preserve">5. How to Get Involved</w:t>
       </w:r>
     </w:p>
-    <w:bookmarkStart w:id="237" w:name="fund-7-entities"/>
+    <w:bookmarkStart w:id="235" w:name="fund-7-entities"/>
     <w:p>
       <w:pPr>
         <w:pStyle w:val="Heading3"/>
@@ -24153,8 +22017,8 @@
         <w:t xml:space="preserve">- BBN-style Applied R&amp;D Contractor (New BBNs) (Bottleneck: Coordination)</w:t>
       </w:r>
     </w:p>
-    <w:bookmarkEnd w:id="237"/>
-    <w:bookmarkStart w:id="238" w:name="build-17-entities"/>
+    <w:bookmarkEnd w:id="235"/>
+    <w:bookmarkStart w:id="236" w:name="build-17-entities"/>
     <w:p>
       <w:pPr>
         <w:pStyle w:val="Heading3"/>
@@ -24265,8 +22129,8 @@
         <w:t xml:space="preserve">…and 7 more</w:t>
       </w:r>
     </w:p>
-    <w:bookmarkEnd w:id="238"/>
-    <w:bookmarkStart w:id="239" w:name="research-68-entities"/>
+    <w:bookmarkEnd w:id="236"/>
+    <w:bookmarkStart w:id="237" w:name="research-68-entities"/>
     <w:p>
       <w:pPr>
         <w:pStyle w:val="Heading3"/>
@@ -24489,8 +22353,8 @@
         <w:t xml:space="preserve">…and 54 more</w:t>
       </w:r>
     </w:p>
-    <w:bookmarkEnd w:id="239"/>
-    <w:bookmarkStart w:id="240" w:name="advocate-39-entities"/>
+    <w:bookmarkEnd w:id="237"/>
+    <w:bookmarkStart w:id="238" w:name="advocate-39-entities"/>
     <w:p>
       <w:pPr>
         <w:pStyle w:val="Heading3"/>
@@ -24763,8 +22627,8 @@
         <w:t xml:space="preserve">…and 23 more</w:t>
       </w:r>
     </w:p>
-    <w:bookmarkEnd w:id="240"/>
-    <w:bookmarkStart w:id="241" w:name="convene-58-entities"/>
+    <w:bookmarkEnd w:id="238"/>
+    <w:bookmarkStart w:id="239" w:name="convene-58-entities"/>
     <w:p>
       <w:pPr>
         <w:pStyle w:val="Heading3"/>
@@ -25119,9 +22983,9 @@
         </w:pict>
       </w:r>
     </w:p>
-    <w:bookmarkEnd w:id="241"/>
-    <w:bookmarkEnd w:id="242"/>
-    <w:bookmarkStart w:id="262" w:name="appendix-scoring-details"/>
+    <w:bookmarkEnd w:id="239"/>
+    <w:bookmarkEnd w:id="240"/>
+    <w:bookmarkStart w:id="260" w:name="appendix-scoring-details"/>
     <w:p>
       <w:pPr>
         <w:pStyle w:val="Heading2"/>
@@ -25138,7 +23002,7 @@
         <w:t xml:space="preserve">Full scoring breakdown for all Tier 1 entities.</w:t>
       </w:r>
     </w:p>
-    <w:bookmarkStart w:id="243" w:name="community-governed-ai-mesh-systems-1"/>
+    <w:bookmarkStart w:id="241" w:name="community-governed-ai-mesh-systems-1"/>
     <w:p>
       <w:pPr>
         <w:pStyle w:val="Heading3"/>
@@ -25516,8 +23380,8 @@
         </w:tc>
       </w:tr>
     </w:tbl>
-    <w:bookmarkEnd w:id="243"/>
-    <w:bookmarkStart w:id="244" w:name="universal-ai-learning-uncommons-ualu-1"/>
+    <w:bookmarkEnd w:id="241"/>
+    <w:bookmarkStart w:id="242" w:name="universal-ai-learning-uncommons-ualu-1"/>
     <w:p>
       <w:pPr>
         <w:pStyle w:val="Heading3"/>
@@ -25964,8 +23828,8 @@
         </w:tc>
       </w:tr>
     </w:tbl>
-    <w:bookmarkEnd w:id="244"/>
-    <w:bookmarkStart w:id="245" w:name="X135c650075a1d1795329722aab84cf68001ff27"/>
+    <w:bookmarkEnd w:id="242"/>
+    <w:bookmarkStart w:id="243" w:name="X135c650075a1d1795329722aab84cf68001ff27"/>
     <w:p>
       <w:pPr>
         <w:pStyle w:val="Heading3"/>
@@ -26340,8 +24204,8 @@
         </w:tc>
       </w:tr>
     </w:tbl>
-    <w:bookmarkEnd w:id="245"/>
-    <w:bookmarkStart w:id="246" w:name="moral-trade-1"/>
+    <w:bookmarkEnd w:id="243"/>
+    <w:bookmarkStart w:id="244" w:name="moral-trade-1"/>
     <w:p>
       <w:pPr>
         <w:pStyle w:val="Heading3"/>
@@ -26716,8 +24580,8 @@
         </w:tc>
       </w:tr>
     </w:tbl>
-    <w:bookmarkEnd w:id="246"/>
-    <w:bookmarkStart w:id="247" w:name="bci-operating-system-bci-os-1"/>
+    <w:bookmarkEnd w:id="244"/>
+    <w:bookmarkStart w:id="245" w:name="bci-operating-system-bci-os-1"/>
     <w:p>
       <w:pPr>
         <w:pStyle w:val="Heading3"/>
@@ -27083,8 +24947,8 @@
         </w:tc>
       </w:tr>
     </w:tbl>
-    <w:bookmarkEnd w:id="247"/>
-    <w:bookmarkStart w:id="248" w:name="X59ab189a482c6c2e01902e4a04f6f564514a5aa"/>
+    <w:bookmarkEnd w:id="245"/>
+    <w:bookmarkStart w:id="246" w:name="X59ab189a482c6c2e01902e4a04f6f564514a5aa"/>
     <w:p>
       <w:pPr>
         <w:pStyle w:val="Heading3"/>
@@ -27462,8 +25326,8 @@
         </w:tc>
       </w:tr>
     </w:tbl>
-    <w:bookmarkEnd w:id="248"/>
-    <w:bookmarkStart w:id="249" w:name="civic-systems-co-op-1"/>
+    <w:bookmarkEnd w:id="246"/>
+    <w:bookmarkStart w:id="247" w:name="civic-systems-co-op-1"/>
     <w:p>
       <w:pPr>
         <w:pStyle w:val="Heading3"/>
@@ -27886,8 +25750,8 @@
         </w:tc>
       </w:tr>
     </w:tbl>
-    <w:bookmarkEnd w:id="249"/>
-    <w:bookmarkStart w:id="250" w:name="interbeing-forum-1"/>
+    <w:bookmarkEnd w:id="247"/>
+    <w:bookmarkStart w:id="248" w:name="interbeing-forum-1"/>
     <w:p>
       <w:pPr>
         <w:pStyle w:val="Heading3"/>
@@ -28274,8 +26138,8 @@
         </w:tc>
       </w:tr>
     </w:tbl>
-    <w:bookmarkEnd w:id="250"/>
-    <w:bookmarkStart w:id="251" w:name="X7a76066f5f402ef0fdab138fe50f862551b9dd5"/>
+    <w:bookmarkEnd w:id="248"/>
+    <w:bookmarkStart w:id="249" w:name="X7a76066f5f402ef0fdab138fe50f862551b9dd5"/>
     <w:p>
       <w:pPr>
         <w:pStyle w:val="Heading3"/>
@@ -28662,8 +26526,8 @@
         </w:tc>
       </w:tr>
     </w:tbl>
-    <w:bookmarkEnd w:id="251"/>
-    <w:bookmarkStart w:id="252" w:name="comprehensive-ai-services-drexler-1"/>
+    <w:bookmarkEnd w:id="249"/>
+    <w:bookmarkStart w:id="250" w:name="comprehensive-ai-services-drexler-1"/>
     <w:p>
       <w:pPr>
         <w:pStyle w:val="Heading3"/>
@@ -29107,8 +26971,8 @@
         </w:tc>
       </w:tr>
     </w:tbl>
-    <w:bookmarkEnd w:id="252"/>
-    <w:bookmarkStart w:id="253" w:name="attack-dog-dao-for-climate-1"/>
+    <w:bookmarkEnd w:id="250"/>
+    <w:bookmarkStart w:id="251" w:name="attack-dog-dao-for-climate-1"/>
     <w:p>
       <w:pPr>
         <w:pStyle w:val="Heading3"/>
@@ -29495,8 +27359,8 @@
         </w:tc>
       </w:tr>
     </w:tbl>
-    <w:bookmarkEnd w:id="253"/>
-    <w:bookmarkStart w:id="254" w:name="wisdom-dao-1"/>
+    <w:bookmarkEnd w:id="251"/>
+    <w:bookmarkStart w:id="252" w:name="wisdom-dao-1"/>
     <w:p>
       <w:pPr>
         <w:pStyle w:val="Heading3"/>
@@ -29859,8 +27723,8 @@
         </w:tc>
       </w:tr>
     </w:tbl>
-    <w:bookmarkEnd w:id="254"/>
-    <w:bookmarkStart w:id="255" w:name="accord-of-watersheds-1"/>
+    <w:bookmarkEnd w:id="252"/>
+    <w:bookmarkStart w:id="253" w:name="accord-of-watersheds-1"/>
     <w:p>
       <w:pPr>
         <w:pStyle w:val="Heading3"/>
@@ -30280,8 +28144,8 @@
         </w:tc>
       </w:tr>
     </w:tbl>
-    <w:bookmarkEnd w:id="255"/>
-    <w:bookmarkStart w:id="256" w:name="X84bcbcf387cd302859f3c67e523a2109087717f"/>
+    <w:bookmarkEnd w:id="253"/>
+    <w:bookmarkStart w:id="254" w:name="X84bcbcf387cd302859f3c67e523a2109087717f"/>
     <w:p>
       <w:pPr>
         <w:pStyle w:val="Heading3"/>
@@ -30668,8 +28532,8 @@
         </w:tc>
       </w:tr>
     </w:tbl>
-    <w:bookmarkEnd w:id="256"/>
-    <w:bookmarkStart w:id="257" w:name="watershed-parliaments-1"/>
+    <w:bookmarkEnd w:id="254"/>
+    <w:bookmarkStart w:id="255" w:name="watershed-parliaments-1"/>
     <w:p>
       <w:pPr>
         <w:pStyle w:val="Heading3"/>
@@ -31080,8 +28944,8 @@
         </w:tc>
       </w:tr>
     </w:tbl>
-    <w:bookmarkEnd w:id="257"/>
-    <w:bookmarkStart w:id="258" w:name="X3dbef565700aca6c176f52d78628b620f9beee9"/>
+    <w:bookmarkEnd w:id="255"/>
+    <w:bookmarkStart w:id="256" w:name="X3dbef565700aca6c176f52d78628b620f9beee9"/>
     <w:p>
       <w:pPr>
         <w:pStyle w:val="Heading3"/>
@@ -31519,8 +29383,8 @@
         </w:tc>
       </w:tr>
     </w:tbl>
-    <w:bookmarkEnd w:id="258"/>
-    <w:bookmarkStart w:id="259" w:name="Xe49f120fdc38a50f5337a2a5d7cb9e59dfbf697"/>
+    <w:bookmarkEnd w:id="256"/>
+    <w:bookmarkStart w:id="257" w:name="Xe49f120fdc38a50f5337a2a5d7cb9e59dfbf697"/>
     <w:p>
       <w:pPr>
         <w:pStyle w:val="Heading3"/>
@@ -31910,8 +29774,8 @@
         </w:tc>
       </w:tr>
     </w:tbl>
-    <w:bookmarkEnd w:id="259"/>
-    <w:bookmarkStart w:id="260" w:name="the-global-deliberation-coordinator-1"/>
+    <w:bookmarkEnd w:id="257"/>
+    <w:bookmarkStart w:id="258" w:name="the-global-deliberation-coordinator-1"/>
     <w:p>
       <w:pPr>
         <w:pStyle w:val="Heading3"/>
@@ -32322,8 +30186,8 @@
         </w:tc>
       </w:tr>
     </w:tbl>
-    <w:bookmarkEnd w:id="260"/>
-    <w:bookmarkStart w:id="261" w:name="epistemic-stack-1"/>
+    <w:bookmarkEnd w:id="258"/>
+    <w:bookmarkStart w:id="259" w:name="epistemic-stack-1"/>
     <w:p>
       <w:pPr>
         <w:pStyle w:val="Heading3"/>
@@ -32698,9 +30562,9 @@
         </w:tc>
       </w:tr>
     </w:tbl>
+    <w:bookmarkEnd w:id="259"/>
+    <w:bookmarkEnd w:id="260"/>
     <w:bookmarkEnd w:id="261"/>
-    <w:bookmarkEnd w:id="262"/>
-    <w:bookmarkEnd w:id="263"/>
     <w:sectPr>
       <w:footnotePr>
         <w:numRestart w:val="eachSect"/>

--- a/results/v3/report_v3.docx
+++ b/results/v3/report_v3.docx
@@ -28,7 +28,7 @@
         </w:p>
       </w:sdtContent>
     </w:sdt>
-    <w:bookmarkStart w:id="347" w:name="hyper-entities-v3-spotlight-report"/>
+    <w:bookmarkStart w:id="362" w:name="hyper-entities-v3-spotlight-report"/>
     <w:p>
       <w:pPr>
         <w:pStyle w:val="Heading1"/>
@@ -42,10 +42,10 @@
         <w:pStyle w:val="FirstParagraph"/>
       </w:pPr>
       <w:r>
-        <w:t xml:space="preserve">Linda Petrini</w:t>
-      </w:r>
-      <w:r>
-        <w:br/>
+        <w:t xml:space="preserve">Linda Petrini &amp; Beatrice Erkers</w:t>
+      </w:r>
+      <w:r>
+        <w:t xml:space="preserve"> </w:t>
       </w:r>
       <w:r>
         <w:t xml:space="preserve">Foresight Institute</w:t>
@@ -263,13 +263,22 @@
       </w:r>
     </w:p>
     <w:bookmarkEnd w:id="16"/>
-    <w:bookmarkStart w:id="17" w:name="methodology"/>
+    <w:bookmarkStart w:id="22" w:name="introduction"/>
     <w:p>
       <w:pPr>
         <w:pStyle w:val="Heading2"/>
       </w:pPr>
       <w:r>
-        <w:t xml:space="preserve">2. Methodology</w:t>
+        <w:t xml:space="preserve">2. Introduction</w:t>
+      </w:r>
+    </w:p>
+    <w:bookmarkStart w:id="18" w:name="what-are-hyper-entities"/>
+    <w:p>
+      <w:pPr>
+        <w:pStyle w:val="Heading3"/>
+      </w:pPr>
+      <w:r>
+        <w:t xml:space="preserve">What Are Hyper-Entities?</w:t>
       </w:r>
     </w:p>
     <w:p>
@@ -277,7 +286,21 @@
         <w:pStyle w:val="FirstParagraph"/>
       </w:pPr>
       <w:r>
-        <w:t xml:space="preserve">This report represents the third iteration of the Foresight Institute’s hyper-entity pipeline, designated V3. The pipeline has five stages: extraction, deduplication, web research, scoring, and curation into tiers.</w:t>
+        <w:t xml:space="preserve">A hyper-entity is a coherent, future-instantiated system that does not yet exist, but is treated as if it will; whose realization would create a new stable action space for humanity; and which already reorganizes coordination, investment, and narrative around its anticipated existence. The term was coined by</w:t>
+      </w:r>
+      <w:r>
+        <w:t xml:space="preserve"> </w:t>
+      </w:r>
+      <w:hyperlink r:id="rId17">
+        <w:r>
+          <w:rPr>
+            <w:rStyle w:val="Hyperlink"/>
+          </w:rPr>
+          <w:t xml:space="preserve">Michael Nielsen</w:t>
+        </w:r>
+      </w:hyperlink>
+      <w:r>
+        <w:t xml:space="preserve">, whose broader definition informed this project’s more operationally focused criteria.</w:t>
       </w:r>
     </w:p>
     <w:p>
@@ -285,17 +308,7 @@
         <w:pStyle w:val="BodyText"/>
       </w:pPr>
       <w:r>
-        <w:rPr>
-          <w:b/>
-          <w:bCs/>
-        </w:rPr>
-        <w:t xml:space="preserve">Source extraction.</w:t>
-      </w:r>
-      <w:r>
-        <w:t xml:space="preserve"> </w:t>
-      </w:r>
-      <w:r>
-        <w:t xml:space="preserve">Candidate entities were extracted from 109 distinct sources hosted on or linked through Existential Hope. These fell into three categories: transcripts from the Existential Hope podcast series, submissions to the Foresight World Gallery, and essays contributed to the AI Pathways project. Extraction targeted named systems, protocols, institutions, or frameworks described as anticipated or proposed rather than fully operational.</w:t>
+        <w:t xml:space="preserve">Nielsen’s emphasis was on the design dimension — hyper-entities as orienting visions that carry new affordances, requiring genuine imagination and depth of understanding to conceive. This project adds an operational criterion: that the entity’s anticipated existence is already causally active, reshaping coordination and investment before any prototype exists.</w:t>
       </w:r>
     </w:p>
     <w:p>
@@ -303,17 +316,283 @@
         <w:pStyle w:val="BodyText"/>
       </w:pPr>
       <w:r>
+        <w:t xml:space="preserve">Three characteristics define a hyper-entity:</w:t>
+      </w:r>
+    </w:p>
+    <w:p>
+      <w:pPr>
+        <w:pStyle w:val="Compact"/>
+        <w:numPr>
+          <w:ilvl w:val="0"/>
+          <w:numId w:val="1001"/>
+        </w:numPr>
+      </w:pPr>
+      <w:r>
         <w:rPr>
           <w:b/>
           <w:bCs/>
         </w:rPr>
-        <w:t xml:space="preserve">Deduplication.</w:t>
-      </w:r>
-      <w:r>
-        <w:t xml:space="preserve"> </w:t>
-      </w:r>
-      <w:r>
-        <w:t xml:space="preserve">Raw extraction produced substantial overlap, with the same concept appearing under variant names across sources. Candidates were deduplicated by concept rather than by label, collapsing near-synonyms into single entries and preserving the most descriptive name. This process reduced the candidate pool to 189 distinct entities.</w:t>
+        <w:t xml:space="preserve">Not yet deployed</w:t>
+      </w:r>
+      <w:r>
+        <w:t xml:space="preserve"> </w:t>
+      </w:r>
+      <w:r>
+        <w:t xml:space="preserve">— exists only as concept, early fragments, or shared anticipation — not as a functioning system at scale.</w:t>
+      </w:r>
+    </w:p>
+    <w:p>
+      <w:pPr>
+        <w:pStyle w:val="Compact"/>
+        <w:numPr>
+          <w:ilvl w:val="0"/>
+          <w:numId w:val="1001"/>
+        </w:numPr>
+      </w:pPr>
+      <w:r>
+        <w:rPr>
+          <w:b/>
+          <w:bCs/>
+        </w:rPr>
+        <w:t xml:space="preserve">Transformatively novel</w:t>
+      </w:r>
+      <w:r>
+        <w:t xml:space="preserve"> </w:t>
+      </w:r>
+      <w:r>
+        <w:t xml:space="preserve">— would enable fundamentally new things humans can do, not just improve on existing capabilities.</w:t>
+      </w:r>
+    </w:p>
+    <w:p>
+      <w:pPr>
+        <w:pStyle w:val="Compact"/>
+        <w:numPr>
+          <w:ilvl w:val="0"/>
+          <w:numId w:val="1001"/>
+        </w:numPr>
+      </w:pPr>
+      <w:r>
+        <w:rPr>
+          <w:b/>
+          <w:bCs/>
+        </w:rPr>
+        <w:t xml:space="preserve">Already causally active</w:t>
+      </w:r>
+      <w:r>
+        <w:t xml:space="preserve"> </w:t>
+      </w:r>
+      <w:r>
+        <w:t xml:space="preserve">— its anticipated existence reorganizes coordination, investment, and narrative now, before any prototype exists. This is the key distinguishing feature: a hyper-entity has causal force through expectation alone.</w:t>
+      </w:r>
+    </w:p>
+    <w:p>
+      <w:pPr>
+        <w:pStyle w:val="FirstParagraph"/>
+      </w:pPr>
+      <w:r>
+        <w:t xml:space="preserve">Historical examples include the Internet (pre-1990s), which reorganized telecoms R&amp;D, policy, and venture capital before widespread deployment; the Space Race (1950s-60s), where Moon missions organized national budgets and education systems before any launches; and AGI today, which reshapes AI research priorities, corporate strategies, and policy discussions despite not yet existing.</w:t>
+      </w:r>
+    </w:p>
+    <w:bookmarkEnd w:id="18"/>
+    <w:bookmarkStart w:id="20" w:name="project-overview"/>
+    <w:p>
+      <w:pPr>
+        <w:pStyle w:val="Heading3"/>
+      </w:pPr>
+      <w:r>
+        <w:t xml:space="preserve">Project Overview</w:t>
+      </w:r>
+    </w:p>
+    <w:p>
+      <w:pPr>
+        <w:pStyle w:val="FirstParagraph"/>
+      </w:pPr>
+      <w:r>
+        <w:t xml:space="preserve">This project set out to systematically identify, score, and curate hyper-entities emerging from the discourse around the</w:t>
+      </w:r>
+      <w:r>
+        <w:t xml:space="preserve"> </w:t>
+      </w:r>
+      <w:hyperlink r:id="rId11">
+        <w:r>
+          <w:rPr>
+            <w:rStyle w:val="Hyperlink"/>
+          </w:rPr>
+          <w:t xml:space="preserve">Existential Hope</w:t>
+        </w:r>
+      </w:hyperlink>
+      <w:r>
+        <w:t xml:space="preserve"> </w:t>
+      </w:r>
+      <w:r>
+        <w:t xml:space="preserve">community. The source material comprises:</w:t>
+      </w:r>
+    </w:p>
+    <w:p>
+      <w:pPr>
+        <w:pStyle w:val="Compact"/>
+        <w:numPr>
+          <w:ilvl w:val="0"/>
+          <w:numId w:val="1002"/>
+        </w:numPr>
+      </w:pPr>
+      <w:r>
+        <w:t xml:space="preserve">65 podcast transcripts from the</w:t>
+      </w:r>
+      <w:r>
+        <w:t xml:space="preserve"> </w:t>
+      </w:r>
+      <w:hyperlink r:id="rId13">
+        <w:r>
+          <w:rPr>
+            <w:rStyle w:val="Hyperlink"/>
+          </w:rPr>
+          <w:t xml:space="preserve">Existential Hope podcast</w:t>
+        </w:r>
+      </w:hyperlink>
+      <w:r>
+        <w:t xml:space="preserve"> </w:t>
+      </w:r>
+      <w:r>
+        <w:t xml:space="preserve">by the</w:t>
+      </w:r>
+      <w:r>
+        <w:t xml:space="preserve"> </w:t>
+      </w:r>
+      <w:hyperlink r:id="rId12">
+        <w:r>
+          <w:rPr>
+            <w:rStyle w:val="Hyperlink"/>
+          </w:rPr>
+          <w:t xml:space="preserve">Foresight Institute</w:t>
+        </w:r>
+      </w:hyperlink>
+    </w:p>
+    <w:p>
+      <w:pPr>
+        <w:pStyle w:val="Compact"/>
+        <w:numPr>
+          <w:ilvl w:val="0"/>
+          <w:numId w:val="1002"/>
+        </w:numPr>
+      </w:pPr>
+      <w:r>
+        <w:t xml:space="preserve">41</w:t>
+      </w:r>
+      <w:r>
+        <w:t xml:space="preserve"> </w:t>
+      </w:r>
+      <w:hyperlink r:id="rId14">
+        <w:r>
+          <w:rPr>
+            <w:rStyle w:val="Hyperlink"/>
+          </w:rPr>
+          <w:t xml:space="preserve">world gallery</w:t>
+        </w:r>
+      </w:hyperlink>
+      <w:r>
+        <w:t xml:space="preserve"> </w:t>
+      </w:r>
+      <w:r>
+        <w:t xml:space="preserve">submissions from Existential Hope</w:t>
+      </w:r>
+    </w:p>
+    <w:p>
+      <w:pPr>
+        <w:pStyle w:val="Compact"/>
+        <w:numPr>
+          <w:ilvl w:val="0"/>
+          <w:numId w:val="1002"/>
+        </w:numPr>
+      </w:pPr>
+      <w:r>
+        <w:t xml:space="preserve">3</w:t>
+      </w:r>
+      <w:r>
+        <w:t xml:space="preserve"> </w:t>
+      </w:r>
+      <w:hyperlink r:id="rId15">
+        <w:r>
+          <w:rPr>
+            <w:rStyle w:val="Hyperlink"/>
+          </w:rPr>
+          <w:t xml:space="preserve">AI pathways</w:t>
+        </w:r>
+      </w:hyperlink>
+      <w:r>
+        <w:t xml:space="preserve"> </w:t>
+      </w:r>
+      <w:r>
+        <w:t xml:space="preserve">essays, including</w:t>
+      </w:r>
+      <w:r>
+        <w:t xml:space="preserve"> </w:t>
+      </w:r>
+      <w:hyperlink r:id="rId19">
+        <w:r>
+          <w:rPr>
+            <w:rStyle w:val="Hyperlink"/>
+          </w:rPr>
+          <w:t xml:space="preserve">Vitalik Buterin</w:t>
+        </w:r>
+      </w:hyperlink>
+      <w:r>
+        <w:t xml:space="preserve">’s</w:t>
+      </w:r>
+      <w:r>
+        <w:t xml:space="preserve"> </w:t>
+      </w:r>
+      <w:hyperlink r:id="rId10">
+        <w:r>
+          <w:rPr>
+            <w:rStyle w:val="Hyperlink"/>
+          </w:rPr>
+          <w:t xml:space="preserve">d/acc framework</w:t>
+        </w:r>
+      </w:hyperlink>
+      <w:r>
+        <w:t xml:space="preserve"> </w:t>
+      </w:r>
+      <w:r>
+        <w:t xml:space="preserve">and its 2025 update</w:t>
+      </w:r>
+    </w:p>
+    <w:p>
+      <w:pPr>
+        <w:pStyle w:val="FirstParagraph"/>
+      </w:pPr>
+      <w:r>
+        <w:t xml:space="preserve">From this corpus, over 300 candidate hyper-entities were extracted, scored across three assessment dimensions, deduplicated, researched via web search, and curated to arrive at a final list of 189 distinct entities, with 19 highlighted as Tier 1 spotlight entities.</w:t>
+      </w:r>
+    </w:p>
+    <w:bookmarkEnd w:id="20"/>
+    <w:bookmarkStart w:id="21" w:name="X011d52f0907e5b1fe6bcf97b2d3f6762754fd6d"/>
+    <w:p>
+      <w:pPr>
+        <w:pStyle w:val="Heading3"/>
+      </w:pPr>
+      <w:r>
+        <w:t xml:space="preserve">Why This Matters: The AGI Crowding-Out Problem</w:t>
+      </w:r>
+    </w:p>
+    <w:p>
+      <w:pPr>
+        <w:pStyle w:val="FirstParagraph"/>
+      </w:pPr>
+      <w:r>
+        <w:t xml:space="preserve">If you follow technology discourse in 2026, you might reasonably conclude that artificial general intelligence is the only future worth preparing for. In 2024, over $252 billion in corporate investment flowed into AI and AGI companies. In 2025, AI startups alone raised $211 billion in venture capital, an 85% year-over-year increase. Major governments have appointed AI safety czars. CEOs casually discuss</w:t>
+      </w:r>
+      <w:r>
+        <w:t xml:space="preserve"> </w:t>
+      </w:r>
+      <w:r>
+        <w:t xml:space="preserve">“the arrival of superintelligence”</w:t>
+      </w:r>
+      <w:r>
+        <w:t xml:space="preserve"> </w:t>
+      </w:r>
+      <w:r>
+        <w:t xml:space="preserve">in quarterly earnings calls.</w:t>
       </w:r>
     </w:p>
     <w:p>
@@ -321,17 +600,7 @@
         <w:pStyle w:val="BodyText"/>
       </w:pPr>
       <w:r>
-        <w:rPr>
-          <w:b/>
-          <w:bCs/>
-        </w:rPr>
-        <w:t xml:space="preserve">Web research.</w:t>
-      </w:r>
-      <w:r>
-        <w:t xml:space="preserve"> </w:t>
-      </w:r>
-      <w:r>
-        <w:t xml:space="preserve">Each deduplicated entity was researched to establish current development status, identify relevant actors, and assign a Technology Readiness Level on the standard 1–9 scale. The distribution skewed early-stage, with a modal TRL of 4 and a range of 1–8. Most candidates have demonstrated feasibility in laboratory or limited-context conditions but have not yet achieved validated prototypes.</w:t>
+        <w:t xml:space="preserve">This isn’t inherently wrong — AGI could indeed be transformative. But this concentration creates what economists call a crowding-out effect: when one opportunity dominates attention and capital, other valuable investments get systematically underfunded.</w:t>
       </w:r>
     </w:p>
     <w:p>
@@ -339,17 +608,25 @@
         <w:pStyle w:val="BodyText"/>
       </w:pPr>
       <w:r>
-        <w:rPr>
-          <w:b/>
-          <w:bCs/>
-        </w:rPr>
-        <w:t xml:space="preserve">Scoring.</w:t>
-      </w:r>
-      <w:r>
-        <w:t xml:space="preserve"> </w:t>
-      </w:r>
-      <w:r>
-        <w:t xml:space="preserve">Each entity was scored on three dimensions. The d/acc score (0–20) assessed alignment with democratic, decentralized, defensive, and differential acceleration principles, with five points available per dimension. The transformative score (0–5) captured how much it could change the way societies coordinate or govern. The actionability score (0–5) assessed whether concrete next steps exist and whether current actors can execute them. Composite scores summed d/acc and transformative dimensions. Scoring was performed by the Claude API (Anthropic); we reviewed results by hand at the tiering and editorial stages to catch systematic errors and resolve ambiguous cases.</w:t>
+        <w:t xml:space="preserve">This project attempts to answer a different question: not</w:t>
+      </w:r>
+      <w:r>
+        <w:t xml:space="preserve"> </w:t>
+      </w:r>
+      <w:r>
+        <w:t xml:space="preserve">“what hyper-entity is most likely to arrive?”</w:t>
+      </w:r>
+      <w:r>
+        <w:t xml:space="preserve"> </w:t>
+      </w:r>
+      <w:r>
+        <w:t xml:space="preserve">but</w:t>
+      </w:r>
+      <w:r>
+        <w:t xml:space="preserve"> </w:t>
+      </w:r>
+      <w:r>
+        <w:t xml:space="preserve">“which ones should we be naming, funding, and building toward, given the kind of future we actually want?”</w:t>
       </w:r>
     </w:p>
     <w:p>
@@ -357,17 +634,39 @@
         <w:pStyle w:val="BodyText"/>
       </w:pPr>
       <w:r>
-        <w:rPr>
-          <w:b/>
-          <w:bCs/>
-        </w:rPr>
-        <w:t xml:space="preserve">Tiering.</w:t>
-      </w:r>
-      <w:r>
-        <w:t xml:space="preserve"> </w:t>
-      </w:r>
-      <w:r>
-        <w:t xml:space="preserve">Entities with composite scores of 14 or above were designated Tier 1 spotlight entities, yielding 19 candidates. The remaining 170 entities form the Tier 2 watch list. Twenty-seven entities appeared in both V3 and the prior V2 analysis, giving us a consistency check that was weighted positively in borderline cases. Primary bottleneck and recommended action type were assigned categorically rather than scored, based on the web research stage assessment of what currently constrains each entity’s development.</w:t>
+        <w:t xml:space="preserve">Our research identifies 189 such entities, ranging from planetary-scale governance systems to new tools for collective decision-making, from programmable biology to infrastructure for shared truth. Many score highly on metrics that should matter to rational funders: broad benefit distribution, downside protection, and resilience to political shifts.</w:t>
+      </w:r>
+    </w:p>
+    <w:p>
+      <w:pPr>
+        <w:pStyle w:val="BodyText"/>
+      </w:pPr>
+      <w:r>
+        <w:t xml:space="preserve">Yet they receive fragmentary attention. Consider epistemic infrastructure — systems designed to help communities establish shared facts and navigate information disorders. By our analysis, projects in this space align strongly with human values and address urgent coordination failures. The same pattern repeats across governance innovation, distributed energy systems, and open science infrastructure.</w:t>
+      </w:r>
+    </w:p>
+    <w:p>
+      <w:pPr>
+        <w:pStyle w:val="BodyText"/>
+      </w:pPr>
+      <w:r>
+        <w:t xml:space="preserve">This imbalance carries real costs. First, many of these overlooked systems represent critical infrastructure for human flourishing regardless of AGI timelines. Whether artificial superintelligence arrives in 2030 or 2080, we’ll still need tools for democratic legitimacy, ways to manage synthetic biology safely, and governance protocols that prevent technological lock-in.</w:t>
+      </w:r>
+    </w:p>
+    <w:p>
+      <w:pPr>
+        <w:pStyle w:val="BodyText"/>
+      </w:pPr>
+      <w:r>
+        <w:t xml:space="preserve">Second, several entities on our list would actually help society navigate AGI’s arrival more safely. Better epistemic infrastructure means clearer public deliberation about AI governance. Advanced collective intelligence systems could help coordinate complex international AI safety regimes. We’re underfunding the very tools we’d need to handle the future we’re investing so heavily in creating.</w:t>
+      </w:r>
+    </w:p>
+    <w:p>
+      <w:pPr>
+        <w:pStyle w:val="BodyText"/>
+      </w:pPr>
+      <w:r>
+        <w:t xml:space="preserve">The argument here isn’t anti-AGI. It’s closer to portfolio theory applied to civilizational bets: under genuine uncertainty, concentration in a single scenario carries real risk. Infrastructure that creates value across many possible futures — not just one — seems worth naming, even if the allocation decisions belong to others.</w:t>
       </w:r>
     </w:p>
     <w:p>
@@ -377,14 +676,24 @@
         </w:pict>
       </w:r>
     </w:p>
-    <w:bookmarkEnd w:id="17"/>
-    <w:bookmarkStart w:id="238" w:name="spotlight-entities-tier-1"/>
+    <w:bookmarkEnd w:id="21"/>
+    <w:bookmarkEnd w:id="22"/>
+    <w:bookmarkStart w:id="26" w:name="key-findings"/>
     <w:p>
       <w:pPr>
         <w:pStyle w:val="Heading2"/>
       </w:pPr>
       <w:r>
-        <w:t xml:space="preserve">3. Spotlight Entities (Tier 1)</w:t>
+        <w:t xml:space="preserve">3. Key Findings</w:t>
+      </w:r>
+    </w:p>
+    <w:bookmarkStart w:id="23" w:name="X552c759fa35aeefc39b5198c63b9356f4a6da5d"/>
+    <w:p>
+      <w:pPr>
+        <w:pStyle w:val="Heading3"/>
+      </w:pPr>
+      <w:r>
+        <w:t xml:space="preserve">The Landscape: d/acc Alignment vs. Transformative Potential</w:t>
       </w:r>
     </w:p>
     <w:p>
@@ -392,16 +701,321 @@
         <w:pStyle w:val="FirstParagraph"/>
       </w:pPr>
       <w:r>
-        <w:t xml:space="preserve">The following 19 entities scored highest on our composite metric (d/acc alignment + transformative potential + actionability). Each represents a system that doesn’t yet exist but is already shaping coordination and investment.</w:t>
+        <w:t xml:space="preserve">The scatter plot below positions all 189 entities by their d/acc values alignment score (x-axis) and transformative potential (y-axis). Point size reflects the composite score; color indicates thematic group.</w:t>
       </w:r>
     </w:p>
-    <w:bookmarkStart w:id="31" w:name="community-governed-ai-mesh-systems"/>
+    <w:tbl>
+      <w:tblPr>
+        <w:tblStyle w:val="FigureTable"/>
+        <w:tblW w:type="auto" w:w="0"/>
+        <w:jc w:val="center"/>
+        <w:tblLook w:firstRow="0" w:lastRow="0" w:firstColumn="0" w:lastColumn="0"/>
+      </w:tblPr>
+      <w:tblGrid>
+        <w:gridCol w:w="7920"/>
+      </w:tblGrid>
+      <w:tr>
+        <w:tc>
+          <w:tcPr/>
+          <w:p>
+            <w:pPr>
+              <w:pStyle w:val="Compact"/>
+              <w:jc w:val="center"/>
+            </w:pPr>
+            <w:r>
+              <w:t xml:space="preserve">Scatter plot: d/acc alignment vs transformative potential</w:t>
+            </w:r>
+          </w:p>
+        </w:tc>
+      </w:tr>
+    </w:tbl>
+    <w:p>
+      <w:pPr>
+        <w:pStyle w:val="ImageCaption"/>
+      </w:pPr>
+      <w:r>
+        <w:t xml:space="preserve">Scatter plot: d/acc alignment vs transformative potential</w:t>
+      </w:r>
+    </w:p>
+    <w:p>
+      <w:pPr>
+        <w:pStyle w:val="BodyText"/>
+      </w:pPr>
+      <w:r>
+        <w:t xml:space="preserve">The upper-right quadrant — high transformative potential and strong d/acc alignment — contains the systems most worth prioritizing: those that could change how societies coordinate while distributing power rather than concentrating it. This is where we find</w:t>
+      </w:r>
+      <w:r>
+        <w:t xml:space="preserve"> </w:t>
+      </w:r>
+      <w:r>
+        <w:rPr>
+          <w:b/>
+          <w:bCs/>
+        </w:rPr>
+        <w:t xml:space="preserve">Community-Governed AI Mesh Systems</w:t>
+      </w:r>
+      <w:r>
+        <w:t xml:space="preserve">, the</w:t>
+      </w:r>
+      <w:r>
+        <w:t xml:space="preserve"> </w:t>
+      </w:r>
+      <w:r>
+        <w:rPr>
+          <w:b/>
+          <w:bCs/>
+        </w:rPr>
+        <w:t xml:space="preserve">Universal AI Learning UnCommons</w:t>
+      </w:r>
+      <w:r>
+        <w:t xml:space="preserve">, and</w:t>
+      </w:r>
+      <w:r>
+        <w:t xml:space="preserve"> </w:t>
+      </w:r>
+      <w:r>
+        <w:rPr>
+          <w:b/>
+          <w:bCs/>
+        </w:rPr>
+        <w:t xml:space="preserve">Moral Trade</w:t>
+      </w:r>
+      <w:r>
+        <w:t xml:space="preserve">.</w:t>
+      </w:r>
+    </w:p>
+    <w:p>
+      <w:pPr>
+        <w:pStyle w:val="BodyText"/>
+      </w:pPr>
+      <w:r>
+        <w:t xml:space="preserve">The upper-left quadrant highlights transformative systems with weaker d/acc alignment — powerful but potentially centralizing. Several neurotechnology entities fall here, reflecting BCIs’ enormous potential alongside unresolved questions about who controls neural data.</w:t>
+      </w:r>
+    </w:p>
+    <w:p>
+      <w:pPr>
+        <w:pStyle w:val="BodyText"/>
+      </w:pPr>
+      <w:r>
+        <w:t xml:space="preserve">Most entities cluster in the mid-range of both axes, indicating meaningful but not yet paradigm-shifting systems that are still in early development stages.</w:t>
+      </w:r>
+    </w:p>
+    <w:bookmarkEnd w:id="23"/>
+    <w:bookmarkStart w:id="24" w:name="maturity-distribution"/>
     <w:p>
       <w:pPr>
         <w:pStyle w:val="Heading3"/>
       </w:pPr>
       <w:r>
-        <w:t xml:space="preserve">Community-Governed AI Mesh Systems</w:t>
+        <w:t xml:space="preserve">Maturity Distribution</w:t>
+      </w:r>
+    </w:p>
+    <w:tbl>
+      <w:tblPr>
+        <w:tblStyle w:val="Table"/>
+        <w:tblW w:type="auto" w:w="0"/>
+        <w:tblLook w:firstRow="1" w:lastRow="0" w:firstColumn="0" w:lastColumn="0" w:noHBand="0" w:noVBand="0" w:val="0020"/>
+      </w:tblPr>
+      <w:tblGrid>
+        <w:gridCol w:w="2640"/>
+        <w:gridCol w:w="2640"/>
+        <w:gridCol w:w="2640"/>
+      </w:tblGrid>
+      <w:tr>
+        <w:trPr>
+          <w:tblHeader w:val="on"/>
+        </w:trPr>
+        <w:tc>
+          <w:tcPr/>
+          <w:p>
+            <w:pPr>
+              <w:pStyle w:val="Compact"/>
+            </w:pPr>
+            <w:r>
+              <w:t xml:space="preserve">TRL Range</w:t>
+            </w:r>
+          </w:p>
+        </w:tc>
+        <w:tc>
+          <w:tcPr/>
+          <w:p>
+            <w:pPr>
+              <w:pStyle w:val="Compact"/>
+            </w:pPr>
+            <w:r>
+              <w:t xml:space="preserve">Description</w:t>
+            </w:r>
+          </w:p>
+        </w:tc>
+        <w:tc>
+          <w:tcPr/>
+          <w:p>
+            <w:pPr>
+              <w:pStyle w:val="Compact"/>
+            </w:pPr>
+            <w:r>
+              <w:t xml:space="preserve">Count</w:t>
+            </w:r>
+          </w:p>
+        </w:tc>
+      </w:tr>
+      <w:tr>
+        <w:tc>
+          <w:tcPr/>
+          <w:p>
+            <w:pPr>
+              <w:pStyle w:val="Compact"/>
+            </w:pPr>
+            <w:r>
+              <w:t xml:space="preserve">1-2</w:t>
+            </w:r>
+          </w:p>
+        </w:tc>
+        <w:tc>
+          <w:tcPr/>
+          <w:p>
+            <w:pPr>
+              <w:pStyle w:val="Compact"/>
+            </w:pPr>
+            <w:r>
+              <w:t xml:space="preserve">Conceptual / early research</w:t>
+            </w:r>
+          </w:p>
+        </w:tc>
+        <w:tc>
+          <w:tcPr/>
+          <w:p>
+            <w:pPr>
+              <w:pStyle w:val="Compact"/>
+            </w:pPr>
+            <w:r>
+              <w:t xml:space="preserve">34</w:t>
+            </w:r>
+          </w:p>
+        </w:tc>
+      </w:tr>
+      <w:tr>
+        <w:tc>
+          <w:tcPr/>
+          <w:p>
+            <w:pPr>
+              <w:pStyle w:val="Compact"/>
+            </w:pPr>
+            <w:r>
+              <w:t xml:space="preserve">3-4</w:t>
+            </w:r>
+          </w:p>
+        </w:tc>
+        <w:tc>
+          <w:tcPr/>
+          <w:p>
+            <w:pPr>
+              <w:pStyle w:val="Compact"/>
+            </w:pPr>
+            <w:r>
+              <w:t xml:space="preserve">Proof of concept / early validation</w:t>
+            </w:r>
+          </w:p>
+        </w:tc>
+        <w:tc>
+          <w:tcPr/>
+          <w:p>
+            <w:pPr>
+              <w:pStyle w:val="Compact"/>
+            </w:pPr>
+            <w:r>
+              <w:t xml:space="preserve">105</w:t>
+            </w:r>
+          </w:p>
+        </w:tc>
+      </w:tr>
+      <w:tr>
+        <w:tc>
+          <w:tcPr/>
+          <w:p>
+            <w:pPr>
+              <w:pStyle w:val="Compact"/>
+            </w:pPr>
+            <w:r>
+              <w:t xml:space="preserve">5-6</w:t>
+            </w:r>
+          </w:p>
+        </w:tc>
+        <w:tc>
+          <w:tcPr/>
+          <w:p>
+            <w:pPr>
+              <w:pStyle w:val="Compact"/>
+            </w:pPr>
+            <w:r>
+              <w:t xml:space="preserve">Prototype / operational in limited context</w:t>
+            </w:r>
+          </w:p>
+        </w:tc>
+        <w:tc>
+          <w:tcPr/>
+          <w:p>
+            <w:pPr>
+              <w:pStyle w:val="Compact"/>
+            </w:pPr>
+            <w:r>
+              <w:t xml:space="preserve">41</w:t>
+            </w:r>
+          </w:p>
+        </w:tc>
+      </w:tr>
+      <w:tr>
+        <w:tc>
+          <w:tcPr/>
+          <w:p>
+            <w:pPr>
+              <w:pStyle w:val="Compact"/>
+            </w:pPr>
+            <w:r>
+              <w:t xml:space="preserve">7-8</w:t>
+            </w:r>
+          </w:p>
+        </w:tc>
+        <w:tc>
+          <w:tcPr/>
+          <w:p>
+            <w:pPr>
+              <w:pStyle w:val="Compact"/>
+            </w:pPr>
+            <w:r>
+              <w:t xml:space="preserve">Near deployment</w:t>
+            </w:r>
+          </w:p>
+        </w:tc>
+        <w:tc>
+          <w:tcPr/>
+          <w:p>
+            <w:pPr>
+              <w:pStyle w:val="Compact"/>
+            </w:pPr>
+            <w:r>
+              <w:t xml:space="preserve">9</w:t>
+            </w:r>
+          </w:p>
+        </w:tc>
+      </w:tr>
+    </w:tbl>
+    <w:p>
+      <w:pPr>
+        <w:pStyle w:val="BodyText"/>
+      </w:pPr>
+      <w:r>
+        <w:t xml:space="preserve">The average TRL of 3.9 places the field, in aggregate, between proof-of-concept and early validation. This is not a list of things almost ready to ship — it is a map of things that need patient capital and sustained attention.</w:t>
+      </w:r>
+    </w:p>
+    <w:bookmarkEnd w:id="24"/>
+    <w:bookmarkStart w:id="25" w:name="bottleneck-and-action-distribution"/>
+    <w:p>
+      <w:pPr>
+        <w:pStyle w:val="Heading3"/>
+      </w:pPr>
+      <w:r>
+        <w:t xml:space="preserve">Bottleneck and Action Distribution</w:t>
       </w:r>
     </w:p>
     <w:p>
@@ -409,6 +1023,57 @@
         <w:pStyle w:val="FirstParagraph"/>
       </w:pPr>
       <w:r>
+        <w:t xml:space="preserve">The most common bottleneck is coordination (76 entities), followed by regulation (57), engineering (24), social acceptance (13), and funding (7). That funding ranks last challenges the common assumption that emerging technology primarily needs more capital. The scarcest resource appears to be institutional glue — shared standards, protocols, and governance frameworks.</w:t>
+      </w:r>
+    </w:p>
+    <w:p>
+      <w:pPr>
+        <w:pStyle w:val="BodyText"/>
+      </w:pPr>
+      <w:r>
+        <w:t xml:space="preserve">Recommended actions mirror this: 68 entities most need research, 58 need convening, 39 need advocacy, 17 need building, and 7 need funding.</w:t>
+      </w:r>
+    </w:p>
+    <w:p>
+      <w:r>
+        <w:pict>
+          <v:rect style="width:0;height:1.5pt" o:hralign="center" o:hrstd="t" o:hr="t"/>
+        </w:pict>
+      </w:r>
+    </w:p>
+    <w:bookmarkEnd w:id="25"/>
+    <w:bookmarkEnd w:id="26"/>
+    <w:bookmarkStart w:id="247" w:name="spotlight-entities-tier-1"/>
+    <w:p>
+      <w:pPr>
+        <w:pStyle w:val="Heading2"/>
+      </w:pPr>
+      <w:r>
+        <w:t xml:space="preserve">4. Spotlight Entities (Tier 1)</w:t>
+      </w:r>
+    </w:p>
+    <w:p>
+      <w:pPr>
+        <w:pStyle w:val="FirstParagraph"/>
+      </w:pPr>
+      <w:r>
+        <w:t xml:space="preserve">The following 19 entities scored highest on our composite metric (d/acc alignment + transformative potential + actionability). Each represents a system that doesn’t yet exist but is already shaping coordination and investment.</w:t>
+      </w:r>
+    </w:p>
+    <w:bookmarkStart w:id="40" w:name="community-governed-ai-mesh-systems"/>
+    <w:p>
+      <w:pPr>
+        <w:pStyle w:val="Heading3"/>
+      </w:pPr>
+      <w:r>
+        <w:t xml:space="preserve">Community-Governed AI Mesh Systems</w:t>
+      </w:r>
+    </w:p>
+    <w:p>
+      <w:pPr>
+        <w:pStyle w:val="FirstParagraph"/>
+      </w:pPr>
+      <w:r>
         <w:rPr>
           <w:b/>
           <w:bCs/>
@@ -450,7 +1115,7 @@
       <w:r>
         <w:t xml:space="preserve"> </w:t>
       </w:r>
-      <w:hyperlink r:id="rId18">
+      <w:hyperlink r:id="rId27">
         <w:r>
           <w:rPr>
             <w:rStyle w:val="Hyperlink"/>
@@ -467,7 +1132,7 @@
       <w:r>
         <w:t xml:space="preserve"> </w:t>
       </w:r>
-      <w:hyperlink r:id="rId19">
+      <w:hyperlink r:id="rId28">
         <w:r>
           <w:rPr>
             <w:rStyle w:val="Hyperlink"/>
@@ -484,7 +1149,7 @@
       <w:r>
         <w:t xml:space="preserve"> </w:t>
       </w:r>
-      <w:hyperlink r:id="rId20">
+      <w:hyperlink r:id="rId29">
         <w:r>
           <w:rPr>
             <w:rStyle w:val="Hyperlink"/>
@@ -501,7 +1166,7 @@
       <w:r>
         <w:t xml:space="preserve"> </w:t>
       </w:r>
-      <w:hyperlink r:id="rId21">
+      <w:hyperlink r:id="rId30">
         <w:r>
           <w:rPr>
             <w:rStyle w:val="Hyperlink"/>
@@ -518,7 +1183,7 @@
       <w:r>
         <w:t xml:space="preserve"> </w:t>
       </w:r>
-      <w:hyperlink r:id="rId22">
+      <w:hyperlink r:id="rId31">
         <w:r>
           <w:rPr>
             <w:rStyle w:val="Hyperlink"/>
@@ -547,7 +1212,7 @@
       <w:r>
         <w:t xml:space="preserve"> </w:t>
       </w:r>
-      <w:hyperlink r:id="rId19">
+      <w:hyperlink r:id="rId28">
         <w:r>
           <w:rPr>
             <w:rStyle w:val="Hyperlink"/>
@@ -561,7 +1226,7 @@
       <w:r>
         <w:t xml:space="preserve">and OpenMined (</w:t>
       </w:r>
-      <w:hyperlink r:id="rId23">
+      <w:hyperlink r:id="rId32">
         <w:r>
           <w:rPr>
             <w:rStyle w:val="Hyperlink"/>
@@ -575,7 +1240,7 @@
       <w:r>
         <w:t xml:space="preserve"> </w:t>
       </w:r>
-      <w:hyperlink r:id="rId22">
+      <w:hyperlink r:id="rId31">
         <w:r>
           <w:rPr>
             <w:rStyle w:val="Hyperlink"/>
@@ -592,7 +1257,7 @@
       <w:r>
         <w:t xml:space="preserve"> </w:t>
       </w:r>
-      <w:hyperlink r:id="rId24">
+      <w:hyperlink r:id="rId33">
         <w:r>
           <w:rPr>
             <w:rStyle w:val="Hyperlink"/>
@@ -606,7 +1271,7 @@
       <w:r>
         <w:t xml:space="preserve"> </w:t>
       </w:r>
-      <w:hyperlink r:id="rId25">
+      <w:hyperlink r:id="rId34">
         <w:r>
           <w:rPr>
             <w:rStyle w:val="Hyperlink"/>
@@ -623,7 +1288,7 @@
       <w:r>
         <w:t xml:space="preserve"> </w:t>
       </w:r>
-      <w:hyperlink r:id="rId26">
+      <w:hyperlink r:id="rId35">
         <w:r>
           <w:rPr>
             <w:rStyle w:val="Hyperlink"/>
@@ -671,7 +1336,7 @@
       <w:r>
         <w:t xml:space="preserve"> </w:t>
       </w:r>
-      <w:hyperlink r:id="rId27">
+      <w:hyperlink r:id="rId36">
         <w:r>
           <w:rPr>
             <w:rStyle w:val="Hyperlink"/>
@@ -688,7 +1353,7 @@
       <w:r>
         <w:t xml:space="preserve"> </w:t>
       </w:r>
-      <w:hyperlink r:id="rId28">
+      <w:hyperlink r:id="rId37">
         <w:r>
           <w:rPr>
             <w:rStyle w:val="Hyperlink"/>
@@ -705,7 +1370,7 @@
       <w:r>
         <w:t xml:space="preserve"> </w:t>
       </w:r>
-      <w:hyperlink r:id="rId29">
+      <w:hyperlink r:id="rId38">
         <w:r>
           <w:rPr>
             <w:rStyle w:val="Hyperlink"/>
@@ -722,7 +1387,7 @@
       <w:r>
         <w:t xml:space="preserve"> </w:t>
       </w:r>
-      <w:hyperlink r:id="rId30">
+      <w:hyperlink r:id="rId39">
         <w:r>
           <w:rPr>
             <w:rStyle w:val="Hyperlink"/>
@@ -782,7 +1447,7 @@
         </w:rPr>
         <w:t xml:space="preserve"> </w:t>
       </w:r>
-      <w:hyperlink r:id="rId30">
+      <w:hyperlink r:id="rId39">
         <w:r>
           <w:rPr>
             <w:rStyle w:val="Hyperlink"/>
@@ -793,8 +1458,8 @@
         </w:r>
       </w:hyperlink>
     </w:p>
-    <w:bookmarkEnd w:id="31"/>
-    <w:bookmarkStart w:id="43" w:name="universal-ai-learning-uncommons-ualu"/>
+    <w:bookmarkEnd w:id="40"/>
+    <w:bookmarkStart w:id="52" w:name="universal-ai-learning-uncommons-ualu"/>
     <w:p>
       <w:pPr>
         <w:pStyle w:val="Heading3"/>
@@ -849,7 +1514,7 @@
       <w:r>
         <w:t xml:space="preserve"> </w:t>
       </w:r>
-      <w:hyperlink r:id="rId32">
+      <w:hyperlink r:id="rId41">
         <w:r>
           <w:rPr>
             <w:rStyle w:val="Hyperlink"/>
@@ -866,7 +1531,7 @@
       <w:r>
         <w:t xml:space="preserve"> </w:t>
       </w:r>
-      <w:hyperlink r:id="rId33">
+      <w:hyperlink r:id="rId42">
         <w:r>
           <w:rPr>
             <w:rStyle w:val="Hyperlink"/>
@@ -883,7 +1548,7 @@
       <w:r>
         <w:t xml:space="preserve"> </w:t>
       </w:r>
-      <w:hyperlink r:id="rId34">
+      <w:hyperlink r:id="rId43">
         <w:r>
           <w:rPr>
             <w:rStyle w:val="Hyperlink"/>
@@ -900,7 +1565,7 @@
       <w:r>
         <w:t xml:space="preserve"> </w:t>
       </w:r>
-      <w:hyperlink r:id="rId35">
+      <w:hyperlink r:id="rId44">
         <w:r>
           <w:rPr>
             <w:rStyle w:val="Hyperlink"/>
@@ -929,7 +1594,7 @@
       <w:r>
         <w:t xml:space="preserve"> </w:t>
       </w:r>
-      <w:hyperlink r:id="rId36">
+      <w:hyperlink r:id="rId45">
         <w:r>
           <w:rPr>
             <w:rStyle w:val="Hyperlink"/>
@@ -946,7 +1611,7 @@
       <w:r>
         <w:t xml:space="preserve"> </w:t>
       </w:r>
-      <w:hyperlink r:id="rId37">
+      <w:hyperlink r:id="rId46">
         <w:r>
           <w:rPr>
             <w:rStyle w:val="Hyperlink"/>
@@ -963,7 +1628,7 @@
       <w:r>
         <w:t xml:space="preserve"> </w:t>
       </w:r>
-      <w:hyperlink r:id="rId38">
+      <w:hyperlink r:id="rId47">
         <w:r>
           <w:rPr>
             <w:rStyle w:val="Hyperlink"/>
@@ -1011,7 +1676,7 @@
       <w:r>
         <w:t xml:space="preserve"> </w:t>
       </w:r>
-      <w:hyperlink r:id="rId39">
+      <w:hyperlink r:id="rId48">
         <w:r>
           <w:rPr>
             <w:rStyle w:val="Hyperlink"/>
@@ -1028,7 +1693,7 @@
       <w:r>
         <w:t xml:space="preserve"> </w:t>
       </w:r>
-      <w:hyperlink r:id="rId40">
+      <w:hyperlink r:id="rId49">
         <w:r>
           <w:rPr>
             <w:rStyle w:val="Hyperlink"/>
@@ -1045,7 +1710,7 @@
       <w:r>
         <w:t xml:space="preserve"> </w:t>
       </w:r>
-      <w:hyperlink r:id="rId41">
+      <w:hyperlink r:id="rId50">
         <w:r>
           <w:rPr>
             <w:rStyle w:val="Hyperlink"/>
@@ -1062,7 +1727,7 @@
       <w:r>
         <w:t xml:space="preserve"> </w:t>
       </w:r>
-      <w:hyperlink r:id="rId42">
+      <w:hyperlink r:id="rId51">
         <w:r>
           <w:rPr>
             <w:rStyle w:val="Hyperlink"/>
@@ -1122,7 +1787,7 @@
         </w:rPr>
         <w:t xml:space="preserve"> </w:t>
       </w:r>
-      <w:hyperlink r:id="rId42">
+      <w:hyperlink r:id="rId51">
         <w:r>
           <w:rPr>
             <w:rStyle w:val="Hyperlink"/>
@@ -1133,8 +1798,8 @@
         </w:r>
       </w:hyperlink>
     </w:p>
-    <w:bookmarkEnd w:id="43"/>
-    <w:bookmarkStart w:id="57" w:name="X9fc63e5d647b8f398d58452eea4cbb7aff2b61d"/>
+    <w:bookmarkEnd w:id="52"/>
+    <w:bookmarkStart w:id="66" w:name="X9fc63e5d647b8f398d58452eea4cbb7aff2b61d"/>
     <w:p>
       <w:pPr>
         <w:pStyle w:val="Heading3"/>
@@ -1171,7 +1836,7 @@
       <w:r>
         <w:t xml:space="preserve"> </w:t>
       </w:r>
-      <w:hyperlink r:id="rId44">
+      <w:hyperlink r:id="rId53">
         <w:r>
           <w:rPr>
             <w:rStyle w:val="Hyperlink"/>
@@ -1200,7 +1865,7 @@
       <w:r>
         <w:t xml:space="preserve"> </w:t>
       </w:r>
-      <w:hyperlink r:id="rId45">
+      <w:hyperlink r:id="rId54">
         <w:r>
           <w:rPr>
             <w:rStyle w:val="Hyperlink"/>
@@ -1241,7 +1906,7 @@
       <w:r>
         <w:t xml:space="preserve"> </w:t>
       </w:r>
-      <w:hyperlink r:id="rId46">
+      <w:hyperlink r:id="rId55">
         <w:r>
           <w:rPr>
             <w:rStyle w:val="Hyperlink"/>
@@ -1260,7 +1925,7 @@
       <w:r>
         <w:t xml:space="preserve"> </w:t>
       </w:r>
-      <w:hyperlink r:id="rId47">
+      <w:hyperlink r:id="rId56">
         <w:r>
           <w:rPr>
             <w:rStyle w:val="Hyperlink"/>
@@ -1279,7 +1944,7 @@
       <w:r>
         <w:t xml:space="preserve"> </w:t>
       </w:r>
-      <w:hyperlink r:id="rId48">
+      <w:hyperlink r:id="rId57">
         <w:r>
           <w:rPr>
             <w:rStyle w:val="Hyperlink"/>
@@ -1298,7 +1963,7 @@
       <w:r>
         <w:t xml:space="preserve"> </w:t>
       </w:r>
-      <w:hyperlink r:id="rId49">
+      <w:hyperlink r:id="rId58">
         <w:r>
           <w:rPr>
             <w:rStyle w:val="Hyperlink"/>
@@ -1315,7 +1980,7 @@
       <w:r>
         <w:t xml:space="preserve"> </w:t>
       </w:r>
-      <w:hyperlink r:id="rId50">
+      <w:hyperlink r:id="rId59">
         <w:r>
           <w:rPr>
             <w:rStyle w:val="Hyperlink"/>
@@ -1334,7 +1999,7 @@
       <w:r>
         <w:t xml:space="preserve"> </w:t>
       </w:r>
-      <w:hyperlink r:id="rId51">
+      <w:hyperlink r:id="rId60">
         <w:r>
           <w:rPr>
             <w:rStyle w:val="Hyperlink"/>
@@ -1348,7 +2013,7 @@
       <w:r>
         <w:t xml:space="preserve"> </w:t>
       </w:r>
-      <w:hyperlink r:id="rId52">
+      <w:hyperlink r:id="rId61">
         <w:r>
           <w:rPr>
             <w:rStyle w:val="Hyperlink"/>
@@ -1383,7 +2048,7 @@
       <w:r>
         <w:t xml:space="preserve"> </w:t>
       </w:r>
-      <w:hyperlink r:id="rId53">
+      <w:hyperlink r:id="rId62">
         <w:r>
           <w:rPr>
             <w:rStyle w:val="Hyperlink"/>
@@ -1400,7 +2065,7 @@
       <w:r>
         <w:t xml:space="preserve"> </w:t>
       </w:r>
-      <w:hyperlink r:id="rId54">
+      <w:hyperlink r:id="rId63">
         <w:r>
           <w:rPr>
             <w:rStyle w:val="Hyperlink"/>
@@ -1417,7 +2082,7 @@
       <w:r>
         <w:t xml:space="preserve"> </w:t>
       </w:r>
-      <w:hyperlink r:id="rId55">
+      <w:hyperlink r:id="rId64">
         <w:r>
           <w:rPr>
             <w:rStyle w:val="Hyperlink"/>
@@ -1434,7 +2099,7 @@
       <w:r>
         <w:t xml:space="preserve"> </w:t>
       </w:r>
-      <w:hyperlink r:id="rId56">
+      <w:hyperlink r:id="rId65">
         <w:r>
           <w:rPr>
             <w:rStyle w:val="Hyperlink"/>
@@ -1506,7 +2171,7 @@
         </w:rPr>
         <w:t xml:space="preserve"> </w:t>
       </w:r>
-      <w:hyperlink r:id="rId56">
+      <w:hyperlink r:id="rId65">
         <w:r>
           <w:rPr>
             <w:rStyle w:val="Hyperlink"/>
@@ -1517,8 +2182,8 @@
         </w:r>
       </w:hyperlink>
     </w:p>
-    <w:bookmarkEnd w:id="57"/>
-    <w:bookmarkStart w:id="71" w:name="moral-trade"/>
+    <w:bookmarkEnd w:id="66"/>
+    <w:bookmarkStart w:id="80" w:name="moral-trade"/>
     <w:p>
       <w:pPr>
         <w:pStyle w:val="Heading3"/>
@@ -1573,7 +2238,7 @@
       <w:r>
         <w:t xml:space="preserve"> </w:t>
       </w:r>
-      <w:hyperlink r:id="rId58">
+      <w:hyperlink r:id="rId67">
         <w:r>
           <w:rPr>
             <w:rStyle w:val="Hyperlink"/>
@@ -1590,7 +2255,7 @@
       <w:r>
         <w:t xml:space="preserve"> </w:t>
       </w:r>
-      <w:hyperlink r:id="rId59">
+      <w:hyperlink r:id="rId68">
         <w:r>
           <w:rPr>
             <w:rStyle w:val="Hyperlink"/>
@@ -1607,7 +2272,7 @@
       <w:r>
         <w:t xml:space="preserve"> </w:t>
       </w:r>
-      <w:hyperlink r:id="rId60">
+      <w:hyperlink r:id="rId69">
         <w:r>
           <w:rPr>
             <w:rStyle w:val="Hyperlink"/>
@@ -1642,7 +2307,7 @@
       <w:r>
         <w:t xml:space="preserve"> </w:t>
       </w:r>
-      <w:hyperlink r:id="rId61">
+      <w:hyperlink r:id="rId70">
         <w:r>
           <w:rPr>
             <w:rStyle w:val="Hyperlink"/>
@@ -1659,7 +2324,7 @@
       <w:r>
         <w:t xml:space="preserve"> </w:t>
       </w:r>
-      <w:hyperlink r:id="rId62">
+      <w:hyperlink r:id="rId71">
         <w:r>
           <w:rPr>
             <w:rStyle w:val="Hyperlink"/>
@@ -1676,7 +2341,7 @@
       <w:r>
         <w:t xml:space="preserve"> </w:t>
       </w:r>
-      <w:hyperlink r:id="rId63">
+      <w:hyperlink r:id="rId72">
         <w:r>
           <w:rPr>
             <w:rStyle w:val="Hyperlink"/>
@@ -1711,7 +2376,7 @@
       <w:r>
         <w:t xml:space="preserve"> </w:t>
       </w:r>
-      <w:hyperlink r:id="rId64">
+      <w:hyperlink r:id="rId73">
         <w:r>
           <w:rPr>
             <w:rStyle w:val="Hyperlink"/>
@@ -1728,7 +2393,7 @@
       <w:r>
         <w:t xml:space="preserve"> </w:t>
       </w:r>
-      <w:hyperlink r:id="rId65">
+      <w:hyperlink r:id="rId74">
         <w:r>
           <w:rPr>
             <w:rStyle w:val="Hyperlink"/>
@@ -1745,7 +2410,7 @@
       <w:r>
         <w:t xml:space="preserve"> </w:t>
       </w:r>
-      <w:hyperlink r:id="rId66">
+      <w:hyperlink r:id="rId75">
         <w:r>
           <w:rPr>
             <w:rStyle w:val="Hyperlink"/>
@@ -1762,7 +2427,7 @@
       <w:r>
         <w:t xml:space="preserve"> </w:t>
       </w:r>
-      <w:hyperlink r:id="rId67">
+      <w:hyperlink r:id="rId76">
         <w:r>
           <w:rPr>
             <w:rStyle w:val="Hyperlink"/>
@@ -1794,7 +2459,7 @@
       <w:r>
         <w:t xml:space="preserve"> </w:t>
       </w:r>
-      <w:hyperlink r:id="rId68">
+      <w:hyperlink r:id="rId77">
         <w:r>
           <w:rPr>
             <w:rStyle w:val="Hyperlink"/>
@@ -1808,7 +2473,7 @@
       <w:r>
         <w:t xml:space="preserve">literature already has working algorithms (</w:t>
       </w:r>
-      <w:hyperlink r:id="rId69">
+      <w:hyperlink r:id="rId78">
         <w:r>
           <w:rPr>
             <w:rStyle w:val="Hyperlink"/>
@@ -1822,7 +2487,7 @@
       <w:r>
         <w:t xml:space="preserve"> </w:t>
       </w:r>
-      <w:hyperlink r:id="rId70">
+      <w:hyperlink r:id="rId79">
         <w:r>
           <w:rPr>
             <w:rStyle w:val="Hyperlink"/>
@@ -1864,7 +2529,7 @@
         </w:rPr>
         <w:t xml:space="preserve"> </w:t>
       </w:r>
-      <w:hyperlink r:id="rId67">
+      <w:hyperlink r:id="rId76">
         <w:r>
           <w:rPr>
             <w:rStyle w:val="Hyperlink"/>
@@ -1875,8 +2540,8 @@
         </w:r>
       </w:hyperlink>
     </w:p>
-    <w:bookmarkEnd w:id="71"/>
-    <w:bookmarkStart w:id="81" w:name="bci-operating-system-bci-os"/>
+    <w:bookmarkEnd w:id="80"/>
+    <w:bookmarkStart w:id="90" w:name="bci-operating-system-bci-os"/>
     <w:p>
       <w:pPr>
         <w:pStyle w:val="Heading3"/>
@@ -1913,7 +2578,7 @@
       <w:r>
         <w:t xml:space="preserve"> </w:t>
       </w:r>
-      <w:hyperlink r:id="rId72">
+      <w:hyperlink r:id="rId81">
         <w:r>
           <w:rPr>
             <w:rStyle w:val="Hyperlink"/>
@@ -1960,7 +2625,7 @@
       <w:r>
         <w:t xml:space="preserve"> </w:t>
       </w:r>
-      <w:hyperlink r:id="rId73">
+      <w:hyperlink r:id="rId82">
         <w:r>
           <w:rPr>
             <w:rStyle w:val="Hyperlink"/>
@@ -1977,7 +2642,7 @@
       <w:r>
         <w:t xml:space="preserve"> </w:t>
       </w:r>
-      <w:hyperlink r:id="rId74">
+      <w:hyperlink r:id="rId83">
         <w:r>
           <w:rPr>
             <w:rStyle w:val="Hyperlink"/>
@@ -1994,7 +2659,7 @@
       <w:r>
         <w:t xml:space="preserve"> </w:t>
       </w:r>
-      <w:hyperlink r:id="rId75">
+      <w:hyperlink r:id="rId84">
         <w:r>
           <w:rPr>
             <w:rStyle w:val="Hyperlink"/>
@@ -2011,7 +2676,7 @@
       <w:r>
         <w:t xml:space="preserve"> </w:t>
       </w:r>
-      <w:hyperlink r:id="rId76">
+      <w:hyperlink r:id="rId85">
         <w:r>
           <w:rPr>
             <w:rStyle w:val="Hyperlink"/>
@@ -2046,7 +2711,7 @@
       <w:r>
         <w:t xml:space="preserve"> </w:t>
       </w:r>
-      <w:hyperlink r:id="rId77">
+      <w:hyperlink r:id="rId86">
         <w:r>
           <w:rPr>
             <w:rStyle w:val="Hyperlink"/>
@@ -2063,7 +2728,7 @@
       <w:r>
         <w:t xml:space="preserve"> </w:t>
       </w:r>
-      <w:hyperlink r:id="rId78">
+      <w:hyperlink r:id="rId87">
         <w:r>
           <w:rPr>
             <w:rStyle w:val="Hyperlink"/>
@@ -2080,7 +2745,7 @@
       <w:r>
         <w:t xml:space="preserve"> </w:t>
       </w:r>
-      <w:hyperlink r:id="rId79">
+      <w:hyperlink r:id="rId88">
         <w:r>
           <w:rPr>
             <w:rStyle w:val="Hyperlink"/>
@@ -2115,7 +2780,7 @@
       <w:r>
         <w:t xml:space="preserve"> </w:t>
       </w:r>
-      <w:hyperlink r:id="rId80">
+      <w:hyperlink r:id="rId89">
         <w:r>
           <w:rPr>
             <w:rStyle w:val="Hyperlink"/>
@@ -2169,8 +2834,8 @@
         <w:t xml:space="preserve">Source: Diogo de Lucena, Judd Rosenblatt, Mamun Miah</w:t>
       </w:r>
     </w:p>
-    <w:bookmarkEnd w:id="81"/>
-    <w:bookmarkStart w:id="96" w:name="X20de297535c4a087b7ecbc72d9af88a0c9f1880"/>
+    <w:bookmarkEnd w:id="90"/>
+    <w:bookmarkStart w:id="105" w:name="X20de297535c4a087b7ecbc72d9af88a0c9f1880"/>
     <w:p>
       <w:pPr>
         <w:pStyle w:val="Heading3"/>
@@ -2207,7 +2872,7 @@
       <w:r>
         <w:t xml:space="preserve"> </w:t>
       </w:r>
-      <w:hyperlink r:id="rId82">
+      <w:hyperlink r:id="rId91">
         <w:r>
           <w:rPr>
             <w:rStyle w:val="Hyperlink"/>
@@ -2221,7 +2886,7 @@
       <w:r>
         <w:t xml:space="preserve"> </w:t>
       </w:r>
-      <w:hyperlink r:id="rId83">
+      <w:hyperlink r:id="rId92">
         <w:r>
           <w:rPr>
             <w:rStyle w:val="Hyperlink"/>
@@ -2238,7 +2903,7 @@
       <w:r>
         <w:t xml:space="preserve"> </w:t>
       </w:r>
-      <w:hyperlink r:id="rId84">
+      <w:hyperlink r:id="rId93">
         <w:r>
           <w:rPr>
             <w:rStyle w:val="Hyperlink"/>
@@ -2255,7 +2920,7 @@
       <w:r>
         <w:t xml:space="preserve"> </w:t>
       </w:r>
-      <w:hyperlink r:id="rId85">
+      <w:hyperlink r:id="rId94">
         <w:r>
           <w:rPr>
             <w:rStyle w:val="Hyperlink"/>
@@ -2269,7 +2934,7 @@
       <w:r>
         <w:t xml:space="preserve"> </w:t>
       </w:r>
-      <w:hyperlink r:id="rId86">
+      <w:hyperlink r:id="rId95">
         <w:r>
           <w:rPr>
             <w:rStyle w:val="Hyperlink"/>
@@ -2283,7 +2948,7 @@
       <w:r>
         <w:t xml:space="preserve"> </w:t>
       </w:r>
-      <w:hyperlink r:id="rId87">
+      <w:hyperlink r:id="rId96">
         <w:r>
           <w:rPr>
             <w:rStyle w:val="Hyperlink"/>
@@ -2297,7 +2962,7 @@
       <w:r>
         <w:t xml:space="preserve"> </w:t>
       </w:r>
-      <w:hyperlink r:id="rId88">
+      <w:hyperlink r:id="rId97">
         <w:r>
           <w:rPr>
             <w:rStyle w:val="Hyperlink"/>
@@ -2311,7 +2976,7 @@
       <w:r>
         <w:t xml:space="preserve"> </w:t>
       </w:r>
-      <w:hyperlink r:id="rId89">
+      <w:hyperlink r:id="rId98">
         <w:r>
           <w:rPr>
             <w:rStyle w:val="Hyperlink"/>
@@ -2328,7 +2993,7 @@
       <w:r>
         <w:t xml:space="preserve"> </w:t>
       </w:r>
-      <w:hyperlink r:id="rId90">
+      <w:hyperlink r:id="rId99">
         <w:r>
           <w:rPr>
             <w:rStyle w:val="Hyperlink"/>
@@ -2363,7 +3028,7 @@
       <w:r>
         <w:t xml:space="preserve"> </w:t>
       </w:r>
-      <w:hyperlink r:id="rId91">
+      <w:hyperlink r:id="rId100">
         <w:r>
           <w:rPr>
             <w:rStyle w:val="Hyperlink"/>
@@ -2380,7 +3045,7 @@
       <w:r>
         <w:t xml:space="preserve"> </w:t>
       </w:r>
-      <w:hyperlink r:id="rId75">
+      <w:hyperlink r:id="rId84">
         <w:r>
           <w:rPr>
             <w:rStyle w:val="Hyperlink"/>
@@ -2397,7 +3062,7 @@
       <w:r>
         <w:t xml:space="preserve"> </w:t>
       </w:r>
-      <w:hyperlink r:id="rId92">
+      <w:hyperlink r:id="rId101">
         <w:r>
           <w:rPr>
             <w:rStyle w:val="Hyperlink"/>
@@ -2411,7 +3076,7 @@
       <w:r>
         <w:t xml:space="preserve"> </w:t>
       </w:r>
-      <w:hyperlink r:id="rId93">
+      <w:hyperlink r:id="rId102">
         <w:r>
           <w:rPr>
             <w:rStyle w:val="Hyperlink"/>
@@ -2441,7 +3106,7 @@
       <w:r>
         <w:t xml:space="preserve"> </w:t>
       </w:r>
-      <w:hyperlink r:id="rId94">
+      <w:hyperlink r:id="rId103">
         <w:r>
           <w:rPr>
             <w:rStyle w:val="Hyperlink"/>
@@ -2455,7 +3120,7 @@
       <w:r>
         <w:t xml:space="preserve"> </w:t>
       </w:r>
-      <w:hyperlink r:id="rId95">
+      <w:hyperlink r:id="rId104">
         <w:r>
           <w:rPr>
             <w:rStyle w:val="Hyperlink"/>
@@ -2533,7 +3198,7 @@
         </w:rPr>
         <w:t xml:space="preserve"> </w:t>
       </w:r>
-      <w:hyperlink r:id="rId89">
+      <w:hyperlink r:id="rId98">
         <w:r>
           <w:rPr>
             <w:rStyle w:val="Hyperlink"/>
@@ -2544,8 +3209,8 @@
         </w:r>
       </w:hyperlink>
     </w:p>
-    <w:bookmarkEnd w:id="96"/>
-    <w:bookmarkStart w:id="107" w:name="civic-systems-co-op"/>
+    <w:bookmarkEnd w:id="105"/>
+    <w:bookmarkStart w:id="116" w:name="civic-systems-co-op"/>
     <w:p>
       <w:pPr>
         <w:pStyle w:val="Heading3"/>
@@ -2600,7 +3265,7 @@
       <w:r>
         <w:t xml:space="preserve"> </w:t>
       </w:r>
-      <w:hyperlink r:id="rId97">
+      <w:hyperlink r:id="rId106">
         <w:r>
           <w:rPr>
             <w:rStyle w:val="Hyperlink"/>
@@ -2617,7 +3282,7 @@
       <w:r>
         <w:t xml:space="preserve"> </w:t>
       </w:r>
-      <w:hyperlink r:id="rId98">
+      <w:hyperlink r:id="rId107">
         <w:r>
           <w:rPr>
             <w:rStyle w:val="Hyperlink"/>
@@ -2634,7 +3299,7 @@
       <w:r>
         <w:t xml:space="preserve"> </w:t>
       </w:r>
-      <w:hyperlink r:id="rId99">
+      <w:hyperlink r:id="rId108">
         <w:r>
           <w:rPr>
             <w:rStyle w:val="Hyperlink"/>
@@ -2651,7 +3316,7 @@
       <w:r>
         <w:t xml:space="preserve"> </w:t>
       </w:r>
-      <w:hyperlink r:id="rId100">
+      <w:hyperlink r:id="rId109">
         <w:r>
           <w:rPr>
             <w:rStyle w:val="Hyperlink"/>
@@ -2668,7 +3333,7 @@
       <w:r>
         <w:t xml:space="preserve"> </w:t>
       </w:r>
-      <w:hyperlink r:id="rId101">
+      <w:hyperlink r:id="rId110">
         <w:r>
           <w:rPr>
             <w:rStyle w:val="Hyperlink"/>
@@ -2703,7 +3368,7 @@
       <w:r>
         <w:t xml:space="preserve"> </w:t>
       </w:r>
-      <w:hyperlink r:id="rId97">
+      <w:hyperlink r:id="rId106">
         <w:r>
           <w:rPr>
             <w:rStyle w:val="Hyperlink"/>
@@ -2722,7 +3387,7 @@
       <w:r>
         <w:t xml:space="preserve"> </w:t>
       </w:r>
-      <w:hyperlink r:id="rId99">
+      <w:hyperlink r:id="rId108">
         <w:r>
           <w:rPr>
             <w:rStyle w:val="Hyperlink"/>
@@ -2741,7 +3406,7 @@
       <w:r>
         <w:t xml:space="preserve"> </w:t>
       </w:r>
-      <w:hyperlink r:id="rId100">
+      <w:hyperlink r:id="rId109">
         <w:r>
           <w:rPr>
             <w:rStyle w:val="Hyperlink"/>
@@ -2760,7 +3425,7 @@
       <w:r>
         <w:t xml:space="preserve"> </w:t>
       </w:r>
-      <w:hyperlink r:id="rId102">
+      <w:hyperlink r:id="rId111">
         <w:r>
           <w:rPr>
             <w:rStyle w:val="Hyperlink"/>
@@ -2779,7 +3444,7 @@
       <w:r>
         <w:t xml:space="preserve"> </w:t>
       </w:r>
-      <w:hyperlink r:id="rId103">
+      <w:hyperlink r:id="rId112">
         <w:r>
           <w:rPr>
             <w:rStyle w:val="Hyperlink"/>
@@ -2796,7 +3461,7 @@
       <w:r>
         <w:t xml:space="preserve"> </w:t>
       </w:r>
-      <w:hyperlink r:id="rId104">
+      <w:hyperlink r:id="rId113">
         <w:r>
           <w:rPr>
             <w:rStyle w:val="Hyperlink"/>
@@ -2813,7 +3478,7 @@
       <w:r>
         <w:t xml:space="preserve"> </w:t>
       </w:r>
-      <w:hyperlink r:id="rId105">
+      <w:hyperlink r:id="rId114">
         <w:r>
           <w:rPr>
             <w:rStyle w:val="Hyperlink"/>
@@ -2848,7 +3513,7 @@
       <w:r>
         <w:t xml:space="preserve"> </w:t>
       </w:r>
-      <w:hyperlink r:id="rId106">
+      <w:hyperlink r:id="rId115">
         <w:r>
           <w:rPr>
             <w:rStyle w:val="Hyperlink"/>
@@ -2911,7 +3576,7 @@
         </w:rPr>
         <w:t xml:space="preserve"> </w:t>
       </w:r>
-      <w:hyperlink r:id="rId105">
+      <w:hyperlink r:id="rId114">
         <w:r>
           <w:rPr>
             <w:rStyle w:val="Hyperlink"/>
@@ -2922,8 +3587,8 @@
         </w:r>
       </w:hyperlink>
     </w:p>
-    <w:bookmarkEnd w:id="107"/>
-    <w:bookmarkStart w:id="121" w:name="interbeing-forum"/>
+    <w:bookmarkEnd w:id="116"/>
+    <w:bookmarkStart w:id="130" w:name="interbeing-forum"/>
     <w:p>
       <w:pPr>
         <w:pStyle w:val="Heading3"/>
@@ -2980,7 +3645,7 @@
         </w:rPr>
         <w:t xml:space="preserve"> </w:t>
       </w:r>
-      <w:hyperlink r:id="rId108">
+      <w:hyperlink r:id="rId117">
         <w:r>
           <w:rPr>
             <w:rStyle w:val="Hyperlink"/>
@@ -3001,7 +3666,7 @@
       <w:r>
         <w:t xml:space="preserve"> </w:t>
       </w:r>
-      <w:hyperlink r:id="rId109">
+      <w:hyperlink r:id="rId118">
         <w:r>
           <w:rPr>
             <w:rStyle w:val="Hyperlink"/>
@@ -3018,7 +3683,7 @@
       <w:r>
         <w:t xml:space="preserve"> </w:t>
       </w:r>
-      <w:hyperlink r:id="rId110">
+      <w:hyperlink r:id="rId119">
         <w:r>
           <w:rPr>
             <w:rStyle w:val="Hyperlink"/>
@@ -3065,7 +3730,7 @@
       <w:r>
         <w:t xml:space="preserve"> </w:t>
       </w:r>
-      <w:hyperlink r:id="rId111">
+      <w:hyperlink r:id="rId120">
         <w:r>
           <w:rPr>
             <w:rStyle w:val="Hyperlink"/>
@@ -3082,7 +3747,7 @@
       <w:r>
         <w:t xml:space="preserve"> </w:t>
       </w:r>
-      <w:hyperlink r:id="rId112">
+      <w:hyperlink r:id="rId121">
         <w:r>
           <w:rPr>
             <w:rStyle w:val="Hyperlink"/>
@@ -3099,7 +3764,7 @@
       <w:r>
         <w:t xml:space="preserve"> </w:t>
       </w:r>
-      <w:hyperlink r:id="rId113">
+      <w:hyperlink r:id="rId122">
         <w:r>
           <w:rPr>
             <w:rStyle w:val="Hyperlink"/>
@@ -3116,7 +3781,7 @@
       <w:r>
         <w:t xml:space="preserve"> </w:t>
       </w:r>
-      <w:hyperlink r:id="rId114">
+      <w:hyperlink r:id="rId123">
         <w:r>
           <w:rPr>
             <w:rStyle w:val="Hyperlink"/>
@@ -3149,7 +3814,7 @@
       <w:r>
         <w:t xml:space="preserve"> </w:t>
       </w:r>
-      <w:hyperlink r:id="rId115">
+      <w:hyperlink r:id="rId124">
         <w:r>
           <w:rPr>
             <w:rStyle w:val="Hyperlink"/>
@@ -3166,7 +3831,7 @@
       <w:r>
         <w:t xml:space="preserve"> </w:t>
       </w:r>
-      <w:hyperlink r:id="rId116">
+      <w:hyperlink r:id="rId125">
         <w:r>
           <w:rPr>
             <w:rStyle w:val="Hyperlink"/>
@@ -3180,7 +3845,7 @@
       <w:r>
         <w:t xml:space="preserve"> </w:t>
       </w:r>
-      <w:hyperlink r:id="rId117">
+      <w:hyperlink r:id="rId126">
         <w:r>
           <w:rPr>
             <w:rStyle w:val="Hyperlink"/>
@@ -3197,7 +3862,7 @@
       <w:r>
         <w:t xml:space="preserve"> </w:t>
       </w:r>
-      <w:hyperlink r:id="rId118">
+      <w:hyperlink r:id="rId127">
         <w:r>
           <w:rPr>
             <w:rStyle w:val="Hyperlink"/>
@@ -3214,7 +3879,7 @@
       <w:r>
         <w:t xml:space="preserve"> </w:t>
       </w:r>
-      <w:hyperlink r:id="rId119">
+      <w:hyperlink r:id="rId128">
         <w:r>
           <w:rPr>
             <w:rStyle w:val="Hyperlink"/>
@@ -3267,7 +3932,7 @@
       <w:r>
         <w:t xml:space="preserve"> </w:t>
       </w:r>
-      <w:hyperlink r:id="rId120">
+      <w:hyperlink r:id="rId129">
         <w:r>
           <w:rPr>
             <w:rStyle w:val="Hyperlink"/>
@@ -3279,8 +3944,8 @@
         <w:t xml:space="preserve">, into cross-jurisdictional bioregional contexts. Connecting existing practitioners (OACC, bioregional.agency) with environmental digital twin researchers would accelerate the governance integration that no institution has yet achieved.</w:t>
       </w:r>
     </w:p>
-    <w:bookmarkEnd w:id="121"/>
-    <w:bookmarkStart w:id="132" w:name="interoperable-governance-protocol-stack"/>
+    <w:bookmarkEnd w:id="130"/>
+    <w:bookmarkStart w:id="141" w:name="interoperable-governance-protocol-stack"/>
     <w:p>
       <w:pPr>
         <w:pStyle w:val="Heading3"/>
@@ -3317,7 +3982,7 @@
       <w:r>
         <w:t xml:space="preserve"> </w:t>
       </w:r>
-      <w:hyperlink r:id="rId122">
+      <w:hyperlink r:id="rId131">
         <w:r>
           <w:rPr>
             <w:rStyle w:val="Hyperlink"/>
@@ -3347,7 +4012,7 @@
       <w:r>
         <w:t xml:space="preserve"> </w:t>
       </w:r>
-      <w:hyperlink r:id="rId123">
+      <w:hyperlink r:id="rId132">
         <w:r>
           <w:rPr>
             <w:rStyle w:val="Hyperlink"/>
@@ -3366,7 +4031,7 @@
       <w:r>
         <w:t xml:space="preserve"> </w:t>
       </w:r>
-      <w:hyperlink r:id="rId124">
+      <w:hyperlink r:id="rId133">
         <w:r>
           <w:rPr>
             <w:rStyle w:val="Hyperlink"/>
@@ -3383,7 +4048,7 @@
       <w:r>
         <w:t xml:space="preserve"> </w:t>
       </w:r>
-      <w:hyperlink r:id="rId125">
+      <w:hyperlink r:id="rId134">
         <w:r>
           <w:rPr>
             <w:rStyle w:val="Hyperlink"/>
@@ -3402,7 +4067,7 @@
       <w:r>
         <w:t xml:space="preserve"> </w:t>
       </w:r>
-      <w:hyperlink r:id="rId126">
+      <w:hyperlink r:id="rId135">
         <w:r>
           <w:rPr>
             <w:rStyle w:val="Hyperlink"/>
@@ -3419,7 +4084,7 @@
       <w:r>
         <w:t xml:space="preserve"> </w:t>
       </w:r>
-      <w:hyperlink r:id="rId127">
+      <w:hyperlink r:id="rId136">
         <w:r>
           <w:rPr>
             <w:rStyle w:val="Hyperlink"/>
@@ -3436,7 +4101,7 @@
       <w:r>
         <w:t xml:space="preserve"> </w:t>
       </w:r>
-      <w:hyperlink r:id="rId128">
+      <w:hyperlink r:id="rId137">
         <w:r>
           <w:rPr>
             <w:rStyle w:val="Hyperlink"/>
@@ -3455,7 +4120,7 @@
       <w:r>
         <w:t xml:space="preserve"> </w:t>
       </w:r>
-      <w:hyperlink r:id="rId129">
+      <w:hyperlink r:id="rId138">
         <w:r>
           <w:rPr>
             <w:rStyle w:val="Hyperlink"/>
@@ -3474,7 +4139,7 @@
       <w:r>
         <w:t xml:space="preserve"> </w:t>
       </w:r>
-      <w:hyperlink r:id="rId130">
+      <w:hyperlink r:id="rId139">
         <w:r>
           <w:rPr>
             <w:rStyle w:val="Hyperlink"/>
@@ -3491,7 +4156,7 @@
       <w:r>
         <w:t xml:space="preserve"> </w:t>
       </w:r>
-      <w:hyperlink r:id="rId131">
+      <w:hyperlink r:id="rId140">
         <w:r>
           <w:rPr>
             <w:rStyle w:val="Hyperlink"/>
@@ -3566,8 +4231,8 @@
         <w:t xml:space="preserve">Source: N/A</w:t>
       </w:r>
     </w:p>
-    <w:bookmarkEnd w:id="132"/>
-    <w:bookmarkStart w:id="140" w:name="comprehensive-ai-services-drexler"/>
+    <w:bookmarkEnd w:id="141"/>
+    <w:bookmarkStart w:id="149" w:name="comprehensive-ai-services-drexler"/>
     <w:p>
       <w:pPr>
         <w:pStyle w:val="Heading3"/>
@@ -3604,7 +4269,7 @@
       <w:r>
         <w:t xml:space="preserve"> </w:t>
       </w:r>
-      <w:hyperlink r:id="rId133">
+      <w:hyperlink r:id="rId142">
         <w:r>
           <w:rPr>
             <w:rStyle w:val="Hyperlink"/>
@@ -3654,7 +4319,7 @@
       <w:r>
         <w:t xml:space="preserve"> </w:t>
       </w:r>
-      <w:hyperlink r:id="rId134">
+      <w:hyperlink r:id="rId143">
         <w:r>
           <w:rPr>
             <w:rStyle w:val="Hyperlink"/>
@@ -3671,7 +4336,7 @@
       <w:r>
         <w:t xml:space="preserve"> </w:t>
       </w:r>
-      <w:hyperlink r:id="rId135">
+      <w:hyperlink r:id="rId144">
         <w:r>
           <w:rPr>
             <w:rStyle w:val="Hyperlink"/>
@@ -3685,7 +4350,7 @@
       <w:r>
         <w:t xml:space="preserve"> </w:t>
       </w:r>
-      <w:hyperlink r:id="rId136">
+      <w:hyperlink r:id="rId145">
         <w:r>
           <w:rPr>
             <w:rStyle w:val="Hyperlink"/>
@@ -3698,7 +4363,7 @@
       <w:r>
         <w:t xml:space="preserve">, which remains the primary articulation of the framework. Individual narrow superhuman AIs—</w:t>
       </w:r>
-      <w:hyperlink r:id="rId137">
+      <w:hyperlink r:id="rId146">
         <w:r>
           <w:rPr>
             <w:rStyle w:val="Hyperlink"/>
@@ -3712,7 +4377,7 @@
       <w:r>
         <w:t xml:space="preserve"> </w:t>
       </w:r>
-      <w:hyperlink r:id="rId138">
+      <w:hyperlink r:id="rId147">
         <w:r>
           <w:rPr>
             <w:rStyle w:val="Hyperlink"/>
@@ -3765,7 +4430,7 @@
       <w:r>
         <w:t xml:space="preserve"> </w:t>
       </w:r>
-      <w:hyperlink r:id="rId139">
+      <w:hyperlink r:id="rId148">
         <w:r>
           <w:rPr>
             <w:rStyle w:val="Hyperlink"/>
@@ -3810,7 +4475,7 @@
         </w:rPr>
         <w:t xml:space="preserve"> </w:t>
       </w:r>
-      <w:hyperlink r:id="rId138">
+      <w:hyperlink r:id="rId147">
         <w:r>
           <w:rPr>
             <w:rStyle w:val="Hyperlink"/>
@@ -3821,8 +4486,8 @@
         </w:r>
       </w:hyperlink>
     </w:p>
-    <w:bookmarkEnd w:id="140"/>
-    <w:bookmarkStart w:id="152" w:name="attack-dog-dao-for-climate"/>
+    <w:bookmarkEnd w:id="149"/>
+    <w:bookmarkStart w:id="161" w:name="attack-dog-dao-for-climate"/>
     <w:p>
       <w:pPr>
         <w:pStyle w:val="Heading3"/>
@@ -3859,7 +4524,7 @@
       <w:r>
         <w:t xml:space="preserve"> </w:t>
       </w:r>
-      <w:hyperlink r:id="rId141">
+      <w:hyperlink r:id="rId150">
         <w:r>
           <w:rPr>
             <w:rStyle w:val="Hyperlink"/>
@@ -3876,7 +4541,7 @@
       <w:r>
         <w:t xml:space="preserve"> </w:t>
       </w:r>
-      <w:hyperlink r:id="rId142">
+      <w:hyperlink r:id="rId151">
         <w:r>
           <w:rPr>
             <w:rStyle w:val="Hyperlink"/>
@@ -3908,7 +4573,7 @@
       <w:r>
         <w:t xml:space="preserve"> </w:t>
       </w:r>
-      <w:hyperlink r:id="rId143">
+      <w:hyperlink r:id="rId152">
         <w:r>
           <w:rPr>
             <w:rStyle w:val="Hyperlink"/>
@@ -3922,7 +4587,7 @@
       <w:r>
         <w:t xml:space="preserve"> </w:t>
       </w:r>
-      <w:hyperlink r:id="rId144">
+      <w:hyperlink r:id="rId153">
         <w:r>
           <w:rPr>
             <w:rStyle w:val="Hyperlink"/>
@@ -3954,7 +4619,7 @@
       <w:r>
         <w:t xml:space="preserve"> </w:t>
       </w:r>
-      <w:hyperlink r:id="rId145">
+      <w:hyperlink r:id="rId154">
         <w:r>
           <w:rPr>
             <w:rStyle w:val="Hyperlink"/>
@@ -3973,7 +4638,7 @@
       <w:r>
         <w:t xml:space="preserve"> </w:t>
       </w:r>
-      <w:hyperlink r:id="rId146">
+      <w:hyperlink r:id="rId155">
         <w:r>
           <w:rPr>
             <w:rStyle w:val="Hyperlink"/>
@@ -3990,7 +4655,7 @@
       <w:r>
         <w:t xml:space="preserve"> </w:t>
       </w:r>
-      <w:hyperlink r:id="rId147">
+      <w:hyperlink r:id="rId156">
         <w:r>
           <w:rPr>
             <w:rStyle w:val="Hyperlink"/>
@@ -4009,7 +4674,7 @@
       <w:r>
         <w:t xml:space="preserve"> </w:t>
       </w:r>
-      <w:hyperlink r:id="rId148">
+      <w:hyperlink r:id="rId157">
         <w:r>
           <w:rPr>
             <w:rStyle w:val="Hyperlink"/>
@@ -4026,7 +4691,7 @@
       <w:r>
         <w:t xml:space="preserve"> </w:t>
       </w:r>
-      <w:hyperlink r:id="rId149">
+      <w:hyperlink r:id="rId158">
         <w:r>
           <w:rPr>
             <w:rStyle w:val="Hyperlink"/>
@@ -4045,7 +4710,7 @@
       <w:r>
         <w:t xml:space="preserve"> </w:t>
       </w:r>
-      <w:hyperlink r:id="rId150">
+      <w:hyperlink r:id="rId159">
         <w:r>
           <w:rPr>
             <w:rStyle w:val="Hyperlink"/>
@@ -4062,7 +4727,7 @@
       <w:r>
         <w:t xml:space="preserve"> </w:t>
       </w:r>
-      <w:hyperlink r:id="rId151">
+      <w:hyperlink r:id="rId160">
         <w:r>
           <w:rPr>
             <w:rStyle w:val="Hyperlink"/>
@@ -4142,7 +4807,7 @@
         </w:rPr>
         <w:t xml:space="preserve"> </w:t>
       </w:r>
-      <w:hyperlink r:id="rId142">
+      <w:hyperlink r:id="rId151">
         <w:r>
           <w:rPr>
             <w:rStyle w:val="Hyperlink"/>
@@ -4153,8 +4818,8 @@
         </w:r>
       </w:hyperlink>
     </w:p>
-    <w:bookmarkEnd w:id="152"/>
-    <w:bookmarkStart w:id="165" w:name="wisdom-dao"/>
+    <w:bookmarkEnd w:id="161"/>
+    <w:bookmarkStart w:id="174" w:name="wisdom-dao"/>
     <w:p>
       <w:pPr>
         <w:pStyle w:val="Heading3"/>
@@ -4191,7 +4856,7 @@
       <w:r>
         <w:t xml:space="preserve"> </w:t>
       </w:r>
-      <w:hyperlink r:id="rId141">
+      <w:hyperlink r:id="rId150">
         <w:r>
           <w:rPr>
             <w:rStyle w:val="Hyperlink"/>
@@ -4208,7 +4873,7 @@
       <w:r>
         <w:t xml:space="preserve"> </w:t>
       </w:r>
-      <w:hyperlink r:id="rId153">
+      <w:hyperlink r:id="rId162">
         <w:r>
           <w:rPr>
             <w:rStyle w:val="Hyperlink"/>
@@ -4225,7 +4890,7 @@
       <w:r>
         <w:t xml:space="preserve"> </w:t>
       </w:r>
-      <w:hyperlink r:id="rId154">
+      <w:hyperlink r:id="rId163">
         <w:r>
           <w:rPr>
             <w:rStyle w:val="Hyperlink"/>
@@ -4257,7 +4922,7 @@
       <w:r>
         <w:t xml:space="preserve"> </w:t>
       </w:r>
-      <w:hyperlink r:id="rId155">
+      <w:hyperlink r:id="rId164">
         <w:r>
           <w:rPr>
             <w:rStyle w:val="Hyperlink"/>
@@ -4301,7 +4966,7 @@
       <w:r>
         <w:t xml:space="preserve"> </w:t>
       </w:r>
-      <w:hyperlink r:id="rId156">
+      <w:hyperlink r:id="rId165">
         <w:r>
           <w:rPr>
             <w:rStyle w:val="Hyperlink"/>
@@ -4318,7 +4983,7 @@
       <w:r>
         <w:t xml:space="preserve"> </w:t>
       </w:r>
-      <w:hyperlink r:id="rId157">
+      <w:hyperlink r:id="rId166">
         <w:r>
           <w:rPr>
             <w:rStyle w:val="Hyperlink"/>
@@ -4335,7 +5000,7 @@
       <w:r>
         <w:t xml:space="preserve"> </w:t>
       </w:r>
-      <w:hyperlink r:id="rId158">
+      <w:hyperlink r:id="rId167">
         <w:r>
           <w:rPr>
             <w:rStyle w:val="Hyperlink"/>
@@ -4352,7 +5017,7 @@
       <w:r>
         <w:t xml:space="preserve"> </w:t>
       </w:r>
-      <w:hyperlink r:id="rId159">
+      <w:hyperlink r:id="rId168">
         <w:r>
           <w:rPr>
             <w:rStyle w:val="Hyperlink"/>
@@ -4385,7 +5050,7 @@
       <w:r>
         <w:t xml:space="preserve"> </w:t>
       </w:r>
-      <w:hyperlink r:id="rId160">
+      <w:hyperlink r:id="rId169">
         <w:r>
           <w:rPr>
             <w:rStyle w:val="Hyperlink"/>
@@ -4402,7 +5067,7 @@
       <w:r>
         <w:t xml:space="preserve"> </w:t>
       </w:r>
-      <w:hyperlink r:id="rId161">
+      <w:hyperlink r:id="rId170">
         <w:r>
           <w:rPr>
             <w:rStyle w:val="Hyperlink"/>
@@ -4419,7 +5084,7 @@
       <w:r>
         <w:t xml:space="preserve"> </w:t>
       </w:r>
-      <w:hyperlink r:id="rId162">
+      <w:hyperlink r:id="rId171">
         <w:r>
           <w:rPr>
             <w:rStyle w:val="Hyperlink"/>
@@ -4469,7 +5134,7 @@
       <w:r>
         <w:t xml:space="preserve"> </w:t>
       </w:r>
-      <w:hyperlink r:id="rId163">
+      <w:hyperlink r:id="rId172">
         <w:r>
           <w:rPr>
             <w:rStyle w:val="Hyperlink"/>
@@ -4486,7 +5151,7 @@
       <w:r>
         <w:t xml:space="preserve"> </w:t>
       </w:r>
-      <w:hyperlink r:id="rId164">
+      <w:hyperlink r:id="rId173">
         <w:r>
           <w:rPr>
             <w:rStyle w:val="Hyperlink"/>
@@ -4531,7 +5196,7 @@
         </w:rPr>
         <w:t xml:space="preserve"> </w:t>
       </w:r>
-      <w:hyperlink r:id="rId154">
+      <w:hyperlink r:id="rId163">
         <w:r>
           <w:rPr>
             <w:rStyle w:val="Hyperlink"/>
@@ -4542,8 +5207,8 @@
         </w:r>
       </w:hyperlink>
     </w:p>
-    <w:bookmarkEnd w:id="165"/>
-    <w:bookmarkStart w:id="179" w:name="accord-of-watersheds"/>
+    <w:bookmarkEnd w:id="174"/>
+    <w:bookmarkStart w:id="188" w:name="accord-of-watersheds"/>
     <w:p>
       <w:pPr>
         <w:pStyle w:val="Heading3"/>
@@ -4580,7 +5245,7 @@
       <w:r>
         <w:t xml:space="preserve"> </w:t>
       </w:r>
-      <w:hyperlink r:id="rId166">
+      <w:hyperlink r:id="rId175">
         <w:r>
           <w:rPr>
             <w:rStyle w:val="Hyperlink"/>
@@ -4597,7 +5262,7 @@
       <w:r>
         <w:t xml:space="preserve"> </w:t>
       </w:r>
-      <w:hyperlink r:id="rId167">
+      <w:hyperlink r:id="rId176">
         <w:r>
           <w:rPr>
             <w:rStyle w:val="Hyperlink"/>
@@ -4629,7 +5294,7 @@
       <w:r>
         <w:t xml:space="preserve"> </w:t>
       </w:r>
-      <w:hyperlink r:id="rId168">
+      <w:hyperlink r:id="rId177">
         <w:r>
           <w:rPr>
             <w:rStyle w:val="Hyperlink"/>
@@ -4664,7 +5329,7 @@
       <w:r>
         <w:t xml:space="preserve"> </w:t>
       </w:r>
-      <w:hyperlink r:id="rId169">
+      <w:hyperlink r:id="rId178">
         <w:r>
           <w:rPr>
             <w:rStyle w:val="Hyperlink"/>
@@ -4683,7 +5348,7 @@
       <w:r>
         <w:t xml:space="preserve"> </w:t>
       </w:r>
-      <w:hyperlink r:id="rId170">
+      <w:hyperlink r:id="rId179">
         <w:r>
           <w:rPr>
             <w:rStyle w:val="Hyperlink"/>
@@ -4700,7 +5365,7 @@
       <w:r>
         <w:t xml:space="preserve"> </w:t>
       </w:r>
-      <w:hyperlink r:id="rId171">
+      <w:hyperlink r:id="rId180">
         <w:r>
           <w:rPr>
             <w:rStyle w:val="Hyperlink"/>
@@ -4717,7 +5382,7 @@
       <w:r>
         <w:t xml:space="preserve"> </w:t>
       </w:r>
-      <w:hyperlink r:id="rId172">
+      <w:hyperlink r:id="rId181">
         <w:r>
           <w:rPr>
             <w:rStyle w:val="Hyperlink"/>
@@ -4736,7 +5401,7 @@
       <w:r>
         <w:t xml:space="preserve"> </w:t>
       </w:r>
-      <w:hyperlink r:id="rId173">
+      <w:hyperlink r:id="rId182">
         <w:r>
           <w:rPr>
             <w:rStyle w:val="Hyperlink"/>
@@ -4753,7 +5418,7 @@
       <w:r>
         <w:t xml:space="preserve"> </w:t>
       </w:r>
-      <w:hyperlink r:id="rId174">
+      <w:hyperlink r:id="rId183">
         <w:r>
           <w:rPr>
             <w:rStyle w:val="Hyperlink"/>
@@ -4772,7 +5437,7 @@
       <w:r>
         <w:t xml:space="preserve"> </w:t>
       </w:r>
-      <w:hyperlink r:id="rId113">
+      <w:hyperlink r:id="rId122">
         <w:r>
           <w:rPr>
             <w:rStyle w:val="Hyperlink"/>
@@ -4791,7 +5456,7 @@
       <w:r>
         <w:t xml:space="preserve"> </w:t>
       </w:r>
-      <w:hyperlink r:id="rId112">
+      <w:hyperlink r:id="rId121">
         <w:r>
           <w:rPr>
             <w:rStyle w:val="Hyperlink"/>
@@ -4810,7 +5475,7 @@
       <w:r>
         <w:t xml:space="preserve"> </w:t>
       </w:r>
-      <w:hyperlink r:id="rId175">
+      <w:hyperlink r:id="rId184">
         <w:r>
           <w:rPr>
             <w:rStyle w:val="Hyperlink"/>
@@ -4848,7 +5513,7 @@
       <w:r>
         <w:t xml:space="preserve">“</w:t>
       </w:r>
-      <w:hyperlink r:id="rId176">
+      <w:hyperlink r:id="rId185">
         <w:r>
           <w:rPr>
             <w:rStyle w:val="Hyperlink"/>
@@ -4886,7 +5551,7 @@
       <w:r>
         <w:t xml:space="preserve"> </w:t>
       </w:r>
-      <w:hyperlink r:id="rId177">
+      <w:hyperlink r:id="rId186">
         <w:r>
           <w:rPr>
             <w:rStyle w:val="Hyperlink"/>
@@ -4903,7 +5568,7 @@
       <w:r>
         <w:t xml:space="preserve"> </w:t>
       </w:r>
-      <w:hyperlink r:id="rId178">
+      <w:hyperlink r:id="rId187">
         <w:r>
           <w:rPr>
             <w:rStyle w:val="Hyperlink"/>
@@ -4948,7 +5613,7 @@
         </w:rPr>
         <w:t xml:space="preserve"> </w:t>
       </w:r>
-      <w:hyperlink r:id="rId167">
+      <w:hyperlink r:id="rId176">
         <w:r>
           <w:rPr>
             <w:rStyle w:val="Hyperlink"/>
@@ -4959,8 +5624,8 @@
         </w:r>
       </w:hyperlink>
     </w:p>
-    <w:bookmarkEnd w:id="179"/>
-    <w:bookmarkStart w:id="189" w:name="X6e76efc7e1570eac6950ad6f40a75eb4a8331ab"/>
+    <w:bookmarkEnd w:id="188"/>
+    <w:bookmarkStart w:id="198" w:name="X6e76efc7e1570eac6950ad6f40a75eb4a8331ab"/>
     <w:p>
       <w:pPr>
         <w:pStyle w:val="Heading3"/>
@@ -4997,7 +5662,7 @@
       <w:r>
         <w:t xml:space="preserve"> </w:t>
       </w:r>
-      <w:hyperlink r:id="rId141">
+      <w:hyperlink r:id="rId150">
         <w:r>
           <w:rPr>
             <w:rStyle w:val="Hyperlink"/>
@@ -5011,7 +5676,7 @@
       <w:r>
         <w:t xml:space="preserve"> </w:t>
       </w:r>
-      <w:hyperlink r:id="rId180">
+      <w:hyperlink r:id="rId189">
         <w:r>
           <w:rPr>
             <w:rStyle w:val="Hyperlink"/>
@@ -5037,7 +5702,7 @@
       <w:r>
         <w:t xml:space="preserve"> </w:t>
       </w:r>
-      <w:hyperlink r:id="rId155">
+      <w:hyperlink r:id="rId164">
         <w:r>
           <w:rPr>
             <w:rStyle w:val="Hyperlink"/>
@@ -5051,7 +5716,7 @@
       <w:r>
         <w:t xml:space="preserve"> </w:t>
       </w:r>
-      <w:hyperlink r:id="rId181">
+      <w:hyperlink r:id="rId190">
         <w:r>
           <w:rPr>
             <w:rStyle w:val="Hyperlink"/>
@@ -5068,7 +5733,7 @@
       <w:r>
         <w:t xml:space="preserve"> </w:t>
       </w:r>
-      <w:hyperlink r:id="rId182">
+      <w:hyperlink r:id="rId191">
         <w:r>
           <w:rPr>
             <w:rStyle w:val="Hyperlink"/>
@@ -5097,7 +5762,7 @@
       <w:r>
         <w:t xml:space="preserve"> </w:t>
       </w:r>
-      <w:hyperlink r:id="rId183">
+      <w:hyperlink r:id="rId192">
         <w:r>
           <w:rPr>
             <w:rStyle w:val="Hyperlink"/>
@@ -5114,7 +5779,7 @@
       <w:r>
         <w:t xml:space="preserve"> </w:t>
       </w:r>
-      <w:hyperlink r:id="rId184">
+      <w:hyperlink r:id="rId193">
         <w:r>
           <w:rPr>
             <w:rStyle w:val="Hyperlink"/>
@@ -5131,7 +5796,7 @@
       <w:r>
         <w:t xml:space="preserve"> </w:t>
       </w:r>
-      <w:hyperlink r:id="rId185">
+      <w:hyperlink r:id="rId194">
         <w:r>
           <w:rPr>
             <w:rStyle w:val="Hyperlink"/>
@@ -5148,7 +5813,7 @@
       <w:r>
         <w:t xml:space="preserve"> </w:t>
       </w:r>
-      <w:hyperlink r:id="rId158">
+      <w:hyperlink r:id="rId167">
         <w:r>
           <w:rPr>
             <w:rStyle w:val="Hyperlink"/>
@@ -5165,7 +5830,7 @@
       <w:r>
         <w:t xml:space="preserve"> </w:t>
       </w:r>
-      <w:hyperlink r:id="rId186">
+      <w:hyperlink r:id="rId195">
         <w:r>
           <w:rPr>
             <w:rStyle w:val="Hyperlink"/>
@@ -5179,7 +5844,7 @@
       <w:r>
         <w:t xml:space="preserve"> </w:t>
       </w:r>
-      <w:hyperlink r:id="rId187">
+      <w:hyperlink r:id="rId196">
         <w:r>
           <w:rPr>
             <w:rStyle w:val="Hyperlink"/>
@@ -5196,7 +5861,7 @@
       <w:r>
         <w:t xml:space="preserve"> </w:t>
       </w:r>
-      <w:hyperlink r:id="rId188">
+      <w:hyperlink r:id="rId197">
         <w:r>
           <w:rPr>
             <w:rStyle w:val="Hyperlink"/>
@@ -5274,7 +5939,7 @@
         </w:rPr>
         <w:t xml:space="preserve"> </w:t>
       </w:r>
-      <w:hyperlink r:id="rId180">
+      <w:hyperlink r:id="rId189">
         <w:r>
           <w:rPr>
             <w:rStyle w:val="Hyperlink"/>
@@ -5285,8 +5950,8 @@
         </w:r>
       </w:hyperlink>
     </w:p>
-    <w:bookmarkEnd w:id="189"/>
-    <w:bookmarkStart w:id="195" w:name="watershed-parliaments"/>
+    <w:bookmarkEnd w:id="198"/>
+    <w:bookmarkStart w:id="204" w:name="watershed-parliaments"/>
     <w:p>
       <w:pPr>
         <w:pStyle w:val="Heading3"/>
@@ -5317,7 +5982,7 @@
       <w:pPr>
         <w:pStyle w:val="BodyText"/>
       </w:pPr>
-      <w:hyperlink r:id="rId109">
+      <w:hyperlink r:id="rId118">
         <w:r>
           <w:rPr>
             <w:rStyle w:val="Hyperlink"/>
@@ -5334,7 +5999,7 @@
       <w:r>
         <w:t xml:space="preserve"> </w:t>
       </w:r>
-      <w:hyperlink r:id="rId190">
+      <w:hyperlink r:id="rId199">
         <w:r>
           <w:rPr>
             <w:rStyle w:val="Hyperlink"/>
@@ -5384,7 +6049,7 @@
       <w:r>
         <w:t xml:space="preserve"> </w:t>
       </w:r>
-      <w:hyperlink r:id="rId191">
+      <w:hyperlink r:id="rId200">
         <w:r>
           <w:rPr>
             <w:rStyle w:val="Hyperlink"/>
@@ -5403,7 +6068,7 @@
       <w:r>
         <w:t xml:space="preserve"> </w:t>
       </w:r>
-      <w:hyperlink r:id="rId192">
+      <w:hyperlink r:id="rId201">
         <w:r>
           <w:rPr>
             <w:rStyle w:val="Hyperlink"/>
@@ -5422,7 +6087,7 @@
       <w:r>
         <w:t xml:space="preserve"> </w:t>
       </w:r>
-      <w:hyperlink r:id="rId193">
+      <w:hyperlink r:id="rId202">
         <w:r>
           <w:rPr>
             <w:rStyle w:val="Hyperlink"/>
@@ -5441,7 +6106,7 @@
       <w:r>
         <w:t xml:space="preserve"> </w:t>
       </w:r>
-      <w:hyperlink r:id="rId113">
+      <w:hyperlink r:id="rId122">
         <w:r>
           <w:rPr>
             <w:rStyle w:val="Hyperlink"/>
@@ -5463,7 +6128,7 @@
       <w:r>
         <w:t xml:space="preserve">“</w:t>
       </w:r>
-      <w:hyperlink r:id="rId176">
+      <w:hyperlink r:id="rId185">
         <w:r>
           <w:rPr>
             <w:rStyle w:val="Hyperlink"/>
@@ -5483,7 +6148,7 @@
       <w:r>
         <w:t xml:space="preserve"> </w:t>
       </w:r>
-      <w:hyperlink r:id="rId115">
+      <w:hyperlink r:id="rId124">
         <w:r>
           <w:rPr>
             <w:rStyle w:val="Hyperlink"/>
@@ -5497,7 +6162,7 @@
       <w:r>
         <w:t xml:space="preserve"> </w:t>
       </w:r>
-      <w:hyperlink r:id="rId116">
+      <w:hyperlink r:id="rId125">
         <w:r>
           <w:rPr>
             <w:rStyle w:val="Hyperlink"/>
@@ -5545,7 +6210,7 @@
       <w:r>
         <w:t xml:space="preserve">“</w:t>
       </w:r>
-      <w:hyperlink r:id="rId194">
+      <w:hyperlink r:id="rId203">
         <w:r>
           <w:rPr>
             <w:rStyle w:val="Hyperlink"/>
@@ -5611,7 +6276,7 @@
         </w:rPr>
         <w:t xml:space="preserve"> </w:t>
       </w:r>
-      <w:hyperlink r:id="rId190">
+      <w:hyperlink r:id="rId199">
         <w:r>
           <w:rPr>
             <w:rStyle w:val="Hyperlink"/>
@@ -5622,8 +6287,8 @@
         </w:r>
       </w:hyperlink>
     </w:p>
-    <w:bookmarkEnd w:id="195"/>
-    <w:bookmarkStart w:id="205" w:name="Xe445405b7e1803566b963a1a029e6bf57de997c"/>
+    <w:bookmarkEnd w:id="204"/>
+    <w:bookmarkStart w:id="214" w:name="Xe445405b7e1803566b963a1a029e6bf57de997c"/>
     <w:p>
       <w:pPr>
         <w:pStyle w:val="Heading3"/>
@@ -5696,7 +6361,7 @@
       <w:r>
         <w:t xml:space="preserve"> </w:t>
       </w:r>
-      <w:hyperlink r:id="rId196">
+      <w:hyperlink r:id="rId205">
         <w:r>
           <w:rPr>
             <w:rStyle w:val="Hyperlink"/>
@@ -5715,7 +6380,7 @@
       <w:r>
         <w:t xml:space="preserve"> </w:t>
       </w:r>
-      <w:hyperlink r:id="rId197">
+      <w:hyperlink r:id="rId206">
         <w:r>
           <w:rPr>
             <w:rStyle w:val="Hyperlink"/>
@@ -5729,7 +6394,7 @@
       <w:r>
         <w:t xml:space="preserve"> </w:t>
       </w:r>
-      <w:hyperlink r:id="rId110">
+      <w:hyperlink r:id="rId119">
         <w:r>
           <w:rPr>
             <w:rStyle w:val="Hyperlink"/>
@@ -5743,7 +6408,7 @@
       <w:r>
         <w:t xml:space="preserve"> </w:t>
       </w:r>
-      <w:hyperlink r:id="rId198">
+      <w:hyperlink r:id="rId207">
         <w:r>
           <w:rPr>
             <w:rStyle w:val="Hyperlink"/>
@@ -5762,7 +6427,7 @@
       <w:r>
         <w:t xml:space="preserve"> </w:t>
       </w:r>
-      <w:hyperlink r:id="rId199">
+      <w:hyperlink r:id="rId208">
         <w:r>
           <w:rPr>
             <w:rStyle w:val="Hyperlink"/>
@@ -5784,7 +6449,7 @@
       <w:r>
         <w:t xml:space="preserve">“</w:t>
       </w:r>
-      <w:hyperlink r:id="rId200">
+      <w:hyperlink r:id="rId209">
         <w:r>
           <w:rPr>
             <w:rStyle w:val="Hyperlink"/>
@@ -5804,7 +6469,7 @@
       <w:r>
         <w:t xml:space="preserve"> </w:t>
       </w:r>
-      <w:hyperlink r:id="rId201">
+      <w:hyperlink r:id="rId210">
         <w:r>
           <w:rPr>
             <w:rStyle w:val="Hyperlink"/>
@@ -5823,7 +6488,7 @@
       <w:r>
         <w:t xml:space="preserve"> </w:t>
       </w:r>
-      <w:hyperlink r:id="rId202">
+      <w:hyperlink r:id="rId211">
         <w:r>
           <w:rPr>
             <w:rStyle w:val="Hyperlink"/>
@@ -5843,7 +6508,7 @@
       <w:r>
         <w:t xml:space="preserve">“</w:t>
       </w:r>
-      <w:hyperlink r:id="rId203">
+      <w:hyperlink r:id="rId212">
         <w:r>
           <w:rPr>
             <w:rStyle w:val="Hyperlink"/>
@@ -5866,7 +6531,7 @@
       <w:r>
         <w:t xml:space="preserve">“</w:t>
       </w:r>
-      <w:hyperlink r:id="rId204">
+      <w:hyperlink r:id="rId213">
         <w:r>
           <w:rPr>
             <w:rStyle w:val="Hyperlink"/>
@@ -5886,7 +6551,7 @@
       <w:r>
         <w:t xml:space="preserve"> </w:t>
       </w:r>
-      <w:hyperlink r:id="rId108">
+      <w:hyperlink r:id="rId117">
         <w:r>
           <w:rPr>
             <w:rStyle w:val="Hyperlink"/>
@@ -5964,7 +6629,7 @@
         </w:rPr>
         <w:t xml:space="preserve"> </w:t>
       </w:r>
-      <w:hyperlink r:id="rId108">
+      <w:hyperlink r:id="rId117">
         <w:r>
           <w:rPr>
             <w:rStyle w:val="Hyperlink"/>
@@ -5975,8 +6640,8 @@
         </w:r>
       </w:hyperlink>
     </w:p>
-    <w:bookmarkEnd w:id="205"/>
-    <w:bookmarkStart w:id="216" w:name="Xb19b2039a26e4f8e91b95cf08d6f0af46880361"/>
+    <w:bookmarkEnd w:id="214"/>
+    <w:bookmarkStart w:id="225" w:name="Xb19b2039a26e4f8e91b95cf08d6f0af46880361"/>
     <w:p>
       <w:pPr>
         <w:pStyle w:val="Heading3"/>
@@ -6023,7 +6688,7 @@
       <w:r>
         <w:t xml:space="preserve"> </w:t>
       </w:r>
-      <w:hyperlink r:id="rId206">
+      <w:hyperlink r:id="rId215">
         <w:r>
           <w:rPr>
             <w:rStyle w:val="Hyperlink"/>
@@ -6048,7 +6713,7 @@
       <w:r>
         <w:t xml:space="preserve"> </w:t>
       </w:r>
-      <w:hyperlink r:id="rId207">
+      <w:hyperlink r:id="rId216">
         <w:r>
           <w:rPr>
             <w:rStyle w:val="Hyperlink"/>
@@ -6073,7 +6738,7 @@
       <w:r>
         <w:t xml:space="preserve"> </w:t>
       </w:r>
-      <w:hyperlink r:id="rId208">
+      <w:hyperlink r:id="rId217">
         <w:r>
           <w:rPr>
             <w:rStyle w:val="Hyperlink"/>
@@ -6093,7 +6758,7 @@
       <w:r>
         <w:t xml:space="preserve">“</w:t>
       </w:r>
-      <w:hyperlink r:id="rId209">
+      <w:hyperlink r:id="rId218">
         <w:r>
           <w:rPr>
             <w:rStyle w:val="Hyperlink"/>
@@ -6113,7 +6778,7 @@
       <w:r>
         <w:t xml:space="preserve"> </w:t>
       </w:r>
-      <w:hyperlink r:id="rId210">
+      <w:hyperlink r:id="rId219">
         <w:r>
           <w:rPr>
             <w:rStyle w:val="Hyperlink"/>
@@ -6133,7 +6798,7 @@
       <w:r>
         <w:t xml:space="preserve">“</w:t>
       </w:r>
-      <w:hyperlink r:id="rId211">
+      <w:hyperlink r:id="rId220">
         <w:r>
           <w:rPr>
             <w:rStyle w:val="Hyperlink"/>
@@ -6153,7 +6818,7 @@
       <w:r>
         <w:t xml:space="preserve"> </w:t>
       </w:r>
-      <w:hyperlink r:id="rId212">
+      <w:hyperlink r:id="rId221">
         <w:r>
           <w:rPr>
             <w:rStyle w:val="Hyperlink"/>
@@ -6173,7 +6838,7 @@
       <w:r>
         <w:t xml:space="preserve">“</w:t>
       </w:r>
-      <w:hyperlink r:id="rId213">
+      <w:hyperlink r:id="rId222">
         <w:r>
           <w:rPr>
             <w:rStyle w:val="Hyperlink"/>
@@ -6209,7 +6874,7 @@
       <w:r>
         <w:t xml:space="preserve"> </w:t>
       </w:r>
-      <w:hyperlink r:id="rId214">
+      <w:hyperlink r:id="rId223">
         <w:r>
           <w:rPr>
             <w:rStyle w:val="Hyperlink"/>
@@ -6220,7 +6885,7 @@
       <w:r>
         <w:t xml:space="preserve"> </w:t>
       </w:r>
-      <w:hyperlink r:id="rId215">
+      <w:hyperlink r:id="rId224">
         <w:r>
           <w:rPr>
             <w:rStyle w:val="Hyperlink"/>
@@ -6280,7 +6945,7 @@
         </w:rPr>
         <w:t xml:space="preserve"> </w:t>
       </w:r>
-      <w:hyperlink r:id="rId215">
+      <w:hyperlink r:id="rId224">
         <w:r>
           <w:rPr>
             <w:rStyle w:val="Hyperlink"/>
@@ -6291,8 +6956,8 @@
         </w:r>
       </w:hyperlink>
     </w:p>
-    <w:bookmarkEnd w:id="216"/>
-    <w:bookmarkStart w:id="226" w:name="the-global-deliberation-coordinator"/>
+    <w:bookmarkEnd w:id="225"/>
+    <w:bookmarkStart w:id="235" w:name="the-global-deliberation-coordinator"/>
     <w:p>
       <w:pPr>
         <w:pStyle w:val="Heading3"/>
@@ -6347,7 +7012,7 @@
       <w:r>
         <w:t xml:space="preserve"> </w:t>
       </w:r>
-      <w:hyperlink r:id="rId217">
+      <w:hyperlink r:id="rId226">
         <w:r>
           <w:rPr>
             <w:rStyle w:val="Hyperlink"/>
@@ -6396,7 +7061,7 @@
         </w:rPr>
         <w:t xml:space="preserve"> </w:t>
       </w:r>
-      <w:hyperlink r:id="rId218">
+      <w:hyperlink r:id="rId227">
         <w:r>
           <w:rPr>
             <w:rStyle w:val="Hyperlink"/>
@@ -6415,7 +7080,7 @@
       <w:r>
         <w:t xml:space="preserve"> </w:t>
       </w:r>
-      <w:hyperlink r:id="rId219">
+      <w:hyperlink r:id="rId228">
         <w:r>
           <w:rPr>
             <w:rStyle w:val="Hyperlink"/>
@@ -6431,7 +7096,7 @@
       <w:r>
         <w:t xml:space="preserve">(</w:t>
       </w:r>
-      <w:hyperlink r:id="rId220">
+      <w:hyperlink r:id="rId229">
         <w:r>
           <w:rPr>
             <w:rStyle w:val="Hyperlink"/>
@@ -6445,7 +7110,7 @@
       <w:r>
         <w:t xml:space="preserve"> </w:t>
       </w:r>
-      <w:hyperlink r:id="rId221">
+      <w:hyperlink r:id="rId230">
         <w:r>
           <w:rPr>
             <w:rStyle w:val="Hyperlink"/>
@@ -6464,7 +7129,7 @@
       <w:r>
         <w:t xml:space="preserve"> </w:t>
       </w:r>
-      <w:hyperlink r:id="rId222">
+      <w:hyperlink r:id="rId231">
         <w:r>
           <w:rPr>
             <w:rStyle w:val="Hyperlink"/>
@@ -6483,7 +7148,7 @@
       <w:r>
         <w:t xml:space="preserve"> </w:t>
       </w:r>
-      <w:hyperlink r:id="rId223">
+      <w:hyperlink r:id="rId232">
         <w:r>
           <w:rPr>
             <w:rStyle w:val="Hyperlink"/>
@@ -6505,7 +7170,7 @@
       <w:r>
         <w:t xml:space="preserve">“</w:t>
       </w:r>
-      <w:hyperlink r:id="rId224">
+      <w:hyperlink r:id="rId233">
         <w:r>
           <w:rPr>
             <w:rStyle w:val="Hyperlink"/>
@@ -6528,7 +7193,7 @@
       <w:r>
         <w:t xml:space="preserve">“</w:t>
       </w:r>
-      <w:hyperlink r:id="rId221">
+      <w:hyperlink r:id="rId230">
         <w:r>
           <w:rPr>
             <w:rStyle w:val="Hyperlink"/>
@@ -6551,7 +7216,7 @@
       <w:r>
         <w:t xml:space="preserve">“</w:t>
       </w:r>
-      <w:hyperlink r:id="rId225">
+      <w:hyperlink r:id="rId234">
         <w:r>
           <w:rPr>
             <w:rStyle w:val="Hyperlink"/>
@@ -6629,8 +7294,8 @@
         <w:t xml:space="preserve">Source: N/A</w:t>
       </w:r>
     </w:p>
-    <w:bookmarkEnd w:id="226"/>
-    <w:bookmarkStart w:id="237" w:name="epistemic-stack"/>
+    <w:bookmarkEnd w:id="235"/>
+    <w:bookmarkStart w:id="246" w:name="epistemic-stack"/>
     <w:p>
       <w:pPr>
         <w:pStyle w:val="Heading3"/>
@@ -6687,7 +7352,7 @@
         </w:rPr>
         <w:t xml:space="preserve"> </w:t>
       </w:r>
-      <w:hyperlink r:id="rId227">
+      <w:hyperlink r:id="rId236">
         <w:r>
           <w:rPr>
             <w:rStyle w:val="Hyperlink"/>
@@ -6708,7 +7373,7 @@
       <w:r>
         <w:t xml:space="preserve"> </w:t>
       </w:r>
-      <w:hyperlink r:id="rId228">
+      <w:hyperlink r:id="rId237">
         <w:r>
           <w:rPr>
             <w:rStyle w:val="Hyperlink"/>
@@ -6743,7 +7408,7 @@
       <w:r>
         <w:t xml:space="preserve"> </w:t>
       </w:r>
-      <w:hyperlink r:id="rId229">
+      <w:hyperlink r:id="rId238">
         <w:r>
           <w:rPr>
             <w:rStyle w:val="Hyperlink"/>
@@ -6775,7 +7440,7 @@
       <w:r>
         <w:t xml:space="preserve"> </w:t>
       </w:r>
-      <w:hyperlink r:id="rId230">
+      <w:hyperlink r:id="rId239">
         <w:r>
           <w:rPr>
             <w:rStyle w:val="Hyperlink"/>
@@ -6792,7 +7457,7 @@
       <w:r>
         <w:t xml:space="preserve"> </w:t>
       </w:r>
-      <w:hyperlink r:id="rId231">
+      <w:hyperlink r:id="rId240">
         <w:r>
           <w:rPr>
             <w:rStyle w:val="Hyperlink"/>
@@ -6809,7 +7474,7 @@
       <w:r>
         <w:t xml:space="preserve"> </w:t>
       </w:r>
-      <w:hyperlink r:id="rId232">
+      <w:hyperlink r:id="rId241">
         <w:r>
           <w:rPr>
             <w:rStyle w:val="Hyperlink"/>
@@ -6826,7 +7491,7 @@
       <w:r>
         <w:t xml:space="preserve"> </w:t>
       </w:r>
-      <w:hyperlink r:id="rId233">
+      <w:hyperlink r:id="rId242">
         <w:r>
           <w:rPr>
             <w:rStyle w:val="Hyperlink"/>
@@ -6846,7 +7511,7 @@
       <w:r>
         <w:t xml:space="preserve">“</w:t>
       </w:r>
-      <w:hyperlink r:id="rId234">
+      <w:hyperlink r:id="rId243">
         <w:r>
           <w:rPr>
             <w:rStyle w:val="Hyperlink"/>
@@ -6869,7 +7534,7 @@
       <w:r>
         <w:t xml:space="preserve">“</w:t>
       </w:r>
-      <w:hyperlink r:id="rId235">
+      <w:hyperlink r:id="rId244">
         <w:r>
           <w:rPr>
             <w:rStyle w:val="Hyperlink"/>
@@ -6892,7 +7557,7 @@
       <w:r>
         <w:t xml:space="preserve">“</w:t>
       </w:r>
-      <w:hyperlink r:id="rId236">
+      <w:hyperlink r:id="rId245">
         <w:r>
           <w:rPr>
             <w:rStyle w:val="Hyperlink"/>
@@ -6912,7 +7577,7 @@
       <w:r>
         <w:t xml:space="preserve"> </w:t>
       </w:r>
-      <w:hyperlink r:id="rId214">
+      <w:hyperlink r:id="rId223">
         <w:r>
           <w:rPr>
             <w:rStyle w:val="Hyperlink"/>
@@ -6929,7 +7594,7 @@
       <w:r>
         <w:t xml:space="preserve"> </w:t>
       </w:r>
-      <w:hyperlink r:id="rId227">
+      <w:hyperlink r:id="rId236">
         <w:r>
           <w:rPr>
             <w:rStyle w:val="Hyperlink"/>
@@ -6984,15 +7649,15 @@
         </w:pict>
       </w:r>
     </w:p>
-    <w:bookmarkEnd w:id="237"/>
-    <w:bookmarkEnd w:id="238"/>
-    <w:bookmarkStart w:id="302" w:name="watch-list-tier-2"/>
+    <w:bookmarkEnd w:id="246"/>
+    <w:bookmarkEnd w:id="247"/>
+    <w:bookmarkStart w:id="311" w:name="watch-list-tier-2"/>
     <w:p>
       <w:pPr>
         <w:pStyle w:val="Heading2"/>
       </w:pPr>
       <w:r>
-        <w:t xml:space="preserve">4. Watch List (Tier 2)</w:t>
+        <w:t xml:space="preserve">5. Watch List (Tier 2)</w:t>
       </w:r>
     </w:p>
     <w:p>
@@ -7292,7 +7957,7 @@
             <w:pPr>
               <w:pStyle w:val="Compact"/>
             </w:pPr>
-            <w:hyperlink r:id="rId239">
+            <w:hyperlink r:id="rId248">
               <w:r>
                 <w:rPr>
                   <w:rStyle w:val="Hyperlink"/>
@@ -7391,7 +8056,7 @@
             <w:pPr>
               <w:pStyle w:val="Compact"/>
             </w:pPr>
-            <w:hyperlink r:id="rId240">
+            <w:hyperlink r:id="rId249">
               <w:r>
                 <w:rPr>
                   <w:rStyle w:val="Hyperlink"/>
@@ -7490,7 +8155,7 @@
             <w:pPr>
               <w:pStyle w:val="Compact"/>
             </w:pPr>
-            <w:hyperlink r:id="rId241">
+            <w:hyperlink r:id="rId250">
               <w:r>
                 <w:rPr>
                   <w:rStyle w:val="Hyperlink"/>
@@ -7589,7 +8254,7 @@
             <w:pPr>
               <w:pStyle w:val="Compact"/>
             </w:pPr>
-            <w:hyperlink r:id="rId67">
+            <w:hyperlink r:id="rId76">
               <w:r>
                 <w:rPr>
                   <w:rStyle w:val="Hyperlink"/>
@@ -7688,7 +8353,7 @@
             <w:pPr>
               <w:pStyle w:val="Compact"/>
             </w:pPr>
-            <w:hyperlink r:id="rId242">
+            <w:hyperlink r:id="rId251">
               <w:r>
                 <w:rPr>
                   <w:rStyle w:val="Hyperlink"/>
@@ -7787,7 +8452,7 @@
             <w:pPr>
               <w:pStyle w:val="Compact"/>
             </w:pPr>
-            <w:hyperlink r:id="rId167">
+            <w:hyperlink r:id="rId176">
               <w:r>
                 <w:rPr>
                   <w:rStyle w:val="Hyperlink"/>
@@ -7886,7 +8551,7 @@
             <w:pPr>
               <w:pStyle w:val="Compact"/>
             </w:pPr>
-            <w:hyperlink r:id="rId243">
+            <w:hyperlink r:id="rId252">
               <w:r>
                 <w:rPr>
                   <w:rStyle w:val="Hyperlink"/>
@@ -7985,7 +8650,7 @@
             <w:pPr>
               <w:pStyle w:val="Compact"/>
             </w:pPr>
-            <w:hyperlink r:id="rId243">
+            <w:hyperlink r:id="rId252">
               <w:r>
                 <w:rPr>
                   <w:rStyle w:val="Hyperlink"/>
@@ -8084,7 +8749,7 @@
             <w:pPr>
               <w:pStyle w:val="Compact"/>
             </w:pPr>
-            <w:hyperlink r:id="rId180">
+            <w:hyperlink r:id="rId189">
               <w:r>
                 <w:rPr>
                   <w:rStyle w:val="Hyperlink"/>
@@ -8183,7 +8848,7 @@
             <w:pPr>
               <w:pStyle w:val="Compact"/>
             </w:pPr>
-            <w:hyperlink r:id="rId244">
+            <w:hyperlink r:id="rId253">
               <w:r>
                 <w:rPr>
                   <w:rStyle w:val="Hyperlink"/>
@@ -8282,7 +8947,7 @@
             <w:pPr>
               <w:pStyle w:val="Compact"/>
             </w:pPr>
-            <w:hyperlink r:id="rId244">
+            <w:hyperlink r:id="rId253">
               <w:r>
                 <w:rPr>
                   <w:rStyle w:val="Hyperlink"/>
@@ -8381,7 +9046,7 @@
             <w:pPr>
               <w:pStyle w:val="Compact"/>
             </w:pPr>
-            <w:hyperlink r:id="rId30">
+            <w:hyperlink r:id="rId39">
               <w:r>
                 <w:rPr>
                   <w:rStyle w:val="Hyperlink"/>
@@ -8480,7 +9145,7 @@
             <w:pPr>
               <w:pStyle w:val="Compact"/>
             </w:pPr>
-            <w:hyperlink r:id="rId245">
+            <w:hyperlink r:id="rId254">
               <w:r>
                 <w:rPr>
                   <w:rStyle w:val="Hyperlink"/>
@@ -8761,7 +9426,7 @@
             <w:pPr>
               <w:pStyle w:val="Compact"/>
             </w:pPr>
-            <w:hyperlink r:id="rId246">
+            <w:hyperlink r:id="rId255">
               <w:r>
                 <w:rPr>
                   <w:rStyle w:val="Hyperlink"/>
@@ -8860,7 +9525,7 @@
             <w:pPr>
               <w:pStyle w:val="Compact"/>
             </w:pPr>
-            <w:hyperlink r:id="rId247">
+            <w:hyperlink r:id="rId256">
               <w:r>
                 <w:rPr>
                   <w:rStyle w:val="Hyperlink"/>
@@ -8959,7 +9624,7 @@
             <w:pPr>
               <w:pStyle w:val="Compact"/>
             </w:pPr>
-            <w:hyperlink r:id="rId248">
+            <w:hyperlink r:id="rId257">
               <w:r>
                 <w:rPr>
                   <w:rStyle w:val="Hyperlink"/>
@@ -9058,7 +9723,7 @@
             <w:pPr>
               <w:pStyle w:val="Compact"/>
             </w:pPr>
-            <w:hyperlink r:id="rId249">
+            <w:hyperlink r:id="rId258">
               <w:r>
                 <w:rPr>
                   <w:rStyle w:val="Hyperlink"/>
@@ -9157,7 +9822,7 @@
             <w:pPr>
               <w:pStyle w:val="Compact"/>
             </w:pPr>
-            <w:hyperlink r:id="rId250">
+            <w:hyperlink r:id="rId259">
               <w:r>
                 <w:rPr>
                   <w:rStyle w:val="Hyperlink"/>
@@ -9256,7 +9921,7 @@
             <w:pPr>
               <w:pStyle w:val="Compact"/>
             </w:pPr>
-            <w:hyperlink r:id="rId56">
+            <w:hyperlink r:id="rId65">
               <w:r>
                 <w:rPr>
                   <w:rStyle w:val="Hyperlink"/>
@@ -9355,7 +10020,7 @@
             <w:pPr>
               <w:pStyle w:val="Compact"/>
             </w:pPr>
-            <w:hyperlink r:id="rId251">
+            <w:hyperlink r:id="rId260">
               <w:r>
                 <w:rPr>
                   <w:rStyle w:val="Hyperlink"/>
@@ -9454,7 +10119,7 @@
             <w:pPr>
               <w:pStyle w:val="Compact"/>
             </w:pPr>
-            <w:hyperlink r:id="rId252">
+            <w:hyperlink r:id="rId261">
               <w:r>
                 <w:rPr>
                   <w:rStyle w:val="Hyperlink"/>
@@ -9553,7 +10218,7 @@
             <w:pPr>
               <w:pStyle w:val="Compact"/>
             </w:pPr>
-            <w:hyperlink r:id="rId253">
+            <w:hyperlink r:id="rId262">
               <w:r>
                 <w:rPr>
                   <w:rStyle w:val="Hyperlink"/>
@@ -10107,7 +10772,7 @@
             <w:pPr>
               <w:pStyle w:val="Compact"/>
             </w:pPr>
-            <w:hyperlink r:id="rId254">
+            <w:hyperlink r:id="rId263">
               <w:r>
                 <w:rPr>
                   <w:rStyle w:val="Hyperlink"/>
@@ -10206,7 +10871,7 @@
             <w:pPr>
               <w:pStyle w:val="Compact"/>
             </w:pPr>
-            <w:hyperlink r:id="rId227">
+            <w:hyperlink r:id="rId236">
               <w:r>
                 <w:rPr>
                   <w:rStyle w:val="Hyperlink"/>
@@ -10305,7 +10970,7 @@
             <w:pPr>
               <w:pStyle w:val="Compact"/>
             </w:pPr>
-            <w:hyperlink r:id="rId255">
+            <w:hyperlink r:id="rId264">
               <w:r>
                 <w:rPr>
                   <w:rStyle w:val="Hyperlink"/>
@@ -10404,7 +11069,7 @@
             <w:pPr>
               <w:pStyle w:val="Compact"/>
             </w:pPr>
-            <w:hyperlink r:id="rId256">
+            <w:hyperlink r:id="rId265">
               <w:r>
                 <w:rPr>
                   <w:rStyle w:val="Hyperlink"/>
@@ -10503,7 +11168,7 @@
             <w:pPr>
               <w:pStyle w:val="Compact"/>
             </w:pPr>
-            <w:hyperlink r:id="rId248">
+            <w:hyperlink r:id="rId257">
               <w:r>
                 <w:rPr>
                   <w:rStyle w:val="Hyperlink"/>
@@ -10602,7 +11267,7 @@
             <w:pPr>
               <w:pStyle w:val="Compact"/>
             </w:pPr>
-            <w:hyperlink r:id="rId257">
+            <w:hyperlink r:id="rId266">
               <w:r>
                 <w:rPr>
                   <w:rStyle w:val="Hyperlink"/>
@@ -10701,7 +11366,7 @@
             <w:pPr>
               <w:pStyle w:val="Compact"/>
             </w:pPr>
-            <w:hyperlink r:id="rId258">
+            <w:hyperlink r:id="rId267">
               <w:r>
                 <w:rPr>
                   <w:rStyle w:val="Hyperlink"/>
@@ -10800,7 +11465,7 @@
             <w:pPr>
               <w:pStyle w:val="Compact"/>
             </w:pPr>
-            <w:hyperlink r:id="rId259">
+            <w:hyperlink r:id="rId268">
               <w:r>
                 <w:rPr>
                   <w:rStyle w:val="Hyperlink"/>
@@ -10899,7 +11564,7 @@
             <w:pPr>
               <w:pStyle w:val="Compact"/>
             </w:pPr>
-            <w:hyperlink r:id="rId260">
+            <w:hyperlink r:id="rId269">
               <w:r>
                 <w:rPr>
                   <w:rStyle w:val="Hyperlink"/>
@@ -10998,7 +11663,7 @@
             <w:pPr>
               <w:pStyle w:val="Compact"/>
             </w:pPr>
-            <w:hyperlink r:id="rId260">
+            <w:hyperlink r:id="rId269">
               <w:r>
                 <w:rPr>
                   <w:rStyle w:val="Hyperlink"/>
@@ -11097,7 +11762,7 @@
             <w:pPr>
               <w:pStyle w:val="Compact"/>
             </w:pPr>
-            <w:hyperlink r:id="rId241">
+            <w:hyperlink r:id="rId250">
               <w:r>
                 <w:rPr>
                   <w:rStyle w:val="Hyperlink"/>
@@ -11196,7 +11861,7 @@
             <w:pPr>
               <w:pStyle w:val="Compact"/>
             </w:pPr>
-            <w:hyperlink r:id="rId261">
+            <w:hyperlink r:id="rId270">
               <w:r>
                 <w:rPr>
                   <w:rStyle w:val="Hyperlink"/>
@@ -11295,7 +11960,7 @@
             <w:pPr>
               <w:pStyle w:val="Compact"/>
             </w:pPr>
-            <w:hyperlink r:id="rId262">
+            <w:hyperlink r:id="rId271">
               <w:r>
                 <w:rPr>
                   <w:rStyle w:val="Hyperlink"/>
@@ -11394,7 +12059,7 @@
             <w:pPr>
               <w:pStyle w:val="Compact"/>
             </w:pPr>
-            <w:hyperlink r:id="rId42">
+            <w:hyperlink r:id="rId51">
               <w:r>
                 <w:rPr>
                   <w:rStyle w:val="Hyperlink"/>
@@ -11675,7 +12340,7 @@
             <w:pPr>
               <w:pStyle w:val="Compact"/>
             </w:pPr>
-            <w:hyperlink r:id="rId263">
+            <w:hyperlink r:id="rId272">
               <w:r>
                 <w:rPr>
                   <w:rStyle w:val="Hyperlink"/>
@@ -11774,7 +12439,7 @@
             <w:pPr>
               <w:pStyle w:val="Compact"/>
             </w:pPr>
-            <w:hyperlink r:id="rId264">
+            <w:hyperlink r:id="rId273">
               <w:r>
                 <w:rPr>
                   <w:rStyle w:val="Hyperlink"/>
@@ -11873,7 +12538,7 @@
             <w:pPr>
               <w:pStyle w:val="Compact"/>
             </w:pPr>
-            <w:hyperlink r:id="rId265">
+            <w:hyperlink r:id="rId274">
               <w:r>
                 <w:rPr>
                   <w:rStyle w:val="Hyperlink"/>
@@ -11972,7 +12637,7 @@
             <w:pPr>
               <w:pStyle w:val="Compact"/>
             </w:pPr>
-            <w:hyperlink r:id="rId266">
+            <w:hyperlink r:id="rId275">
               <w:r>
                 <w:rPr>
                   <w:rStyle w:val="Hyperlink"/>
@@ -12071,7 +12736,7 @@
             <w:pPr>
               <w:pStyle w:val="Compact"/>
             </w:pPr>
-            <w:hyperlink r:id="rId267">
+            <w:hyperlink r:id="rId276">
               <w:r>
                 <w:rPr>
                   <w:rStyle w:val="Hyperlink"/>
@@ -12170,7 +12835,7 @@
             <w:pPr>
               <w:pStyle w:val="Compact"/>
             </w:pPr>
-            <w:hyperlink r:id="rId268">
+            <w:hyperlink r:id="rId277">
               <w:r>
                 <w:rPr>
                   <w:rStyle w:val="Hyperlink"/>
@@ -12269,7 +12934,7 @@
             <w:pPr>
               <w:pStyle w:val="Compact"/>
             </w:pPr>
-            <w:hyperlink r:id="rId269">
+            <w:hyperlink r:id="rId278">
               <w:r>
                 <w:rPr>
                   <w:rStyle w:val="Hyperlink"/>
@@ -12368,7 +13033,7 @@
             <w:pPr>
               <w:pStyle w:val="Compact"/>
             </w:pPr>
-            <w:hyperlink r:id="rId257">
+            <w:hyperlink r:id="rId266">
               <w:r>
                 <w:rPr>
                   <w:rStyle w:val="Hyperlink"/>
@@ -12467,7 +13132,7 @@
             <w:pPr>
               <w:pStyle w:val="Compact"/>
             </w:pPr>
-            <w:hyperlink r:id="rId258">
+            <w:hyperlink r:id="rId267">
               <w:r>
                 <w:rPr>
                   <w:rStyle w:val="Hyperlink"/>
@@ -12566,7 +13231,7 @@
             <w:pPr>
               <w:pStyle w:val="Compact"/>
             </w:pPr>
-            <w:hyperlink r:id="rId270">
+            <w:hyperlink r:id="rId279">
               <w:r>
                 <w:rPr>
                   <w:rStyle w:val="Hyperlink"/>
@@ -12665,7 +13330,7 @@
             <w:pPr>
               <w:pStyle w:val="Compact"/>
             </w:pPr>
-            <w:hyperlink r:id="rId271">
+            <w:hyperlink r:id="rId280">
               <w:r>
                 <w:rPr>
                   <w:rStyle w:val="Hyperlink"/>
@@ -12764,7 +13429,7 @@
             <w:pPr>
               <w:pStyle w:val="Compact"/>
             </w:pPr>
-            <w:hyperlink r:id="rId272">
+            <w:hyperlink r:id="rId281">
               <w:r>
                 <w:rPr>
                   <w:rStyle w:val="Hyperlink"/>
@@ -12863,7 +13528,7 @@
             <w:pPr>
               <w:pStyle w:val="Compact"/>
             </w:pPr>
-            <w:hyperlink r:id="rId261">
+            <w:hyperlink r:id="rId270">
               <w:r>
                 <w:rPr>
                   <w:rStyle w:val="Hyperlink"/>
@@ -12962,7 +13627,7 @@
             <w:pPr>
               <w:pStyle w:val="Compact"/>
             </w:pPr>
-            <w:hyperlink r:id="rId273">
+            <w:hyperlink r:id="rId282">
               <w:r>
                 <w:rPr>
                   <w:rStyle w:val="Hyperlink"/>
@@ -13061,7 +13726,7 @@
             <w:pPr>
               <w:pStyle w:val="Compact"/>
             </w:pPr>
-            <w:hyperlink r:id="rId274">
+            <w:hyperlink r:id="rId283">
               <w:r>
                 <w:rPr>
                   <w:rStyle w:val="Hyperlink"/>
@@ -13160,7 +13825,7 @@
             <w:pPr>
               <w:pStyle w:val="Compact"/>
             </w:pPr>
-            <w:hyperlink r:id="rId253">
+            <w:hyperlink r:id="rId262">
               <w:r>
                 <w:rPr>
                   <w:rStyle w:val="Hyperlink"/>
@@ -13259,7 +13924,7 @@
             <w:pPr>
               <w:pStyle w:val="Compact"/>
             </w:pPr>
-            <w:hyperlink r:id="rId105">
+            <w:hyperlink r:id="rId114">
               <w:r>
                 <w:rPr>
                   <w:rStyle w:val="Hyperlink"/>
@@ -13904,7 +14569,7 @@
             <w:pPr>
               <w:pStyle w:val="Compact"/>
             </w:pPr>
-            <w:hyperlink r:id="rId263">
+            <w:hyperlink r:id="rId272">
               <w:r>
                 <w:rPr>
                   <w:rStyle w:val="Hyperlink"/>
@@ -14003,7 +14668,7 @@
             <w:pPr>
               <w:pStyle w:val="Compact"/>
             </w:pPr>
-            <w:hyperlink r:id="rId263">
+            <w:hyperlink r:id="rId272">
               <w:r>
                 <w:rPr>
                   <w:rStyle w:val="Hyperlink"/>
@@ -14102,7 +14767,7 @@
             <w:pPr>
               <w:pStyle w:val="Compact"/>
             </w:pPr>
-            <w:hyperlink r:id="rId246">
+            <w:hyperlink r:id="rId255">
               <w:r>
                 <w:rPr>
                   <w:rStyle w:val="Hyperlink"/>
@@ -14201,7 +14866,7 @@
             <w:pPr>
               <w:pStyle w:val="Compact"/>
             </w:pPr>
-            <w:hyperlink r:id="rId215">
+            <w:hyperlink r:id="rId224">
               <w:r>
                 <w:rPr>
                   <w:rStyle w:val="Hyperlink"/>
@@ -14300,7 +14965,7 @@
             <w:pPr>
               <w:pStyle w:val="Compact"/>
             </w:pPr>
-            <w:hyperlink r:id="rId267">
+            <w:hyperlink r:id="rId276">
               <w:r>
                 <w:rPr>
                   <w:rStyle w:val="Hyperlink"/>
@@ -14399,7 +15064,7 @@
             <w:pPr>
               <w:pStyle w:val="Compact"/>
             </w:pPr>
-            <w:hyperlink r:id="rId275">
+            <w:hyperlink r:id="rId284">
               <w:r>
                 <w:rPr>
                   <w:rStyle w:val="Hyperlink"/>
@@ -14498,7 +15163,7 @@
             <w:pPr>
               <w:pStyle w:val="Compact"/>
             </w:pPr>
-            <w:hyperlink r:id="rId276">
+            <w:hyperlink r:id="rId285">
               <w:r>
                 <w:rPr>
                   <w:rStyle w:val="Hyperlink"/>
@@ -14597,7 +15262,7 @@
             <w:pPr>
               <w:pStyle w:val="Compact"/>
             </w:pPr>
-            <w:hyperlink r:id="rId138">
+            <w:hyperlink r:id="rId147">
               <w:r>
                 <w:rPr>
                   <w:rStyle w:val="Hyperlink"/>
@@ -14696,7 +15361,7 @@
             <w:pPr>
               <w:pStyle w:val="Compact"/>
             </w:pPr>
-            <w:hyperlink r:id="rId256">
+            <w:hyperlink r:id="rId265">
               <w:r>
                 <w:rPr>
                   <w:rStyle w:val="Hyperlink"/>
@@ -14795,7 +15460,7 @@
             <w:pPr>
               <w:pStyle w:val="Compact"/>
             </w:pPr>
-            <w:hyperlink r:id="rId257">
+            <w:hyperlink r:id="rId266">
               <w:r>
                 <w:rPr>
                   <w:rStyle w:val="Hyperlink"/>
@@ -14894,7 +15559,7 @@
             <w:pPr>
               <w:pStyle w:val="Compact"/>
             </w:pPr>
-            <w:hyperlink r:id="rId142">
+            <w:hyperlink r:id="rId151">
               <w:r>
                 <w:rPr>
                   <w:rStyle w:val="Hyperlink"/>
@@ -14993,7 +15658,7 @@
             <w:pPr>
               <w:pStyle w:val="Compact"/>
             </w:pPr>
-            <w:hyperlink r:id="rId250">
+            <w:hyperlink r:id="rId259">
               <w:r>
                 <w:rPr>
                   <w:rStyle w:val="Hyperlink"/>
@@ -15092,7 +15757,7 @@
             <w:pPr>
               <w:pStyle w:val="Compact"/>
             </w:pPr>
-            <w:hyperlink r:id="rId277">
+            <w:hyperlink r:id="rId286">
               <w:r>
                 <w:rPr>
                   <w:rStyle w:val="Hyperlink"/>
@@ -15191,7 +15856,7 @@
             <w:pPr>
               <w:pStyle w:val="Compact"/>
             </w:pPr>
-            <w:hyperlink r:id="rId278">
+            <w:hyperlink r:id="rId287">
               <w:r>
                 <w:rPr>
                   <w:rStyle w:val="Hyperlink"/>
@@ -15290,7 +15955,7 @@
             <w:pPr>
               <w:pStyle w:val="Compact"/>
             </w:pPr>
-            <w:hyperlink r:id="rId278">
+            <w:hyperlink r:id="rId287">
               <w:r>
                 <w:rPr>
                   <w:rStyle w:val="Hyperlink"/>
@@ -15389,7 +16054,7 @@
             <w:pPr>
               <w:pStyle w:val="Compact"/>
             </w:pPr>
-            <w:hyperlink r:id="rId279">
+            <w:hyperlink r:id="rId288">
               <w:r>
                 <w:rPr>
                   <w:rStyle w:val="Hyperlink"/>
@@ -15488,7 +16153,7 @@
             <w:pPr>
               <w:pStyle w:val="Compact"/>
             </w:pPr>
-            <w:hyperlink r:id="rId262">
+            <w:hyperlink r:id="rId271">
               <w:r>
                 <w:rPr>
                   <w:rStyle w:val="Hyperlink"/>
@@ -15587,7 +16252,7 @@
             <w:pPr>
               <w:pStyle w:val="Compact"/>
             </w:pPr>
-            <w:hyperlink r:id="rId274">
+            <w:hyperlink r:id="rId283">
               <w:r>
                 <w:rPr>
                   <w:rStyle w:val="Hyperlink"/>
@@ -15686,7 +16351,7 @@
             <w:pPr>
               <w:pStyle w:val="Compact"/>
             </w:pPr>
-            <w:hyperlink r:id="rId280">
+            <w:hyperlink r:id="rId289">
               <w:r>
                 <w:rPr>
                   <w:rStyle w:val="Hyperlink"/>
@@ -15785,7 +16450,7 @@
             <w:pPr>
               <w:pStyle w:val="Compact"/>
             </w:pPr>
-            <w:hyperlink r:id="rId280">
+            <w:hyperlink r:id="rId289">
               <w:r>
                 <w:rPr>
                   <w:rStyle w:val="Hyperlink"/>
@@ -15884,7 +16549,7 @@
             <w:pPr>
               <w:pStyle w:val="Compact"/>
             </w:pPr>
-            <w:hyperlink r:id="rId281">
+            <w:hyperlink r:id="rId290">
               <w:r>
                 <w:rPr>
                   <w:rStyle w:val="Hyperlink"/>
@@ -15983,7 +16648,7 @@
             <w:pPr>
               <w:pStyle w:val="Compact"/>
             </w:pPr>
-            <w:hyperlink r:id="rId247">
+            <w:hyperlink r:id="rId256">
               <w:r>
                 <w:rPr>
                   <w:rStyle w:val="Hyperlink"/>
@@ -16082,7 +16747,7 @@
             <w:pPr>
               <w:pStyle w:val="Compact"/>
             </w:pPr>
-            <w:hyperlink r:id="rId276">
+            <w:hyperlink r:id="rId285">
               <w:r>
                 <w:rPr>
                   <w:rStyle w:val="Hyperlink"/>
@@ -16181,7 +16846,7 @@
             <w:pPr>
               <w:pStyle w:val="Compact"/>
             </w:pPr>
-            <w:hyperlink r:id="rId282">
+            <w:hyperlink r:id="rId291">
               <w:r>
                 <w:rPr>
                   <w:rStyle w:val="Hyperlink"/>
@@ -16280,7 +16945,7 @@
             <w:pPr>
               <w:pStyle w:val="Compact"/>
             </w:pPr>
-            <w:hyperlink r:id="rId89">
+            <w:hyperlink r:id="rId98">
               <w:r>
                 <w:rPr>
                   <w:rStyle w:val="Hyperlink"/>
@@ -16379,7 +17044,7 @@
             <w:pPr>
               <w:pStyle w:val="Compact"/>
             </w:pPr>
-            <w:hyperlink r:id="rId138">
+            <w:hyperlink r:id="rId147">
               <w:r>
                 <w:rPr>
                   <w:rStyle w:val="Hyperlink"/>
@@ -16478,7 +17143,7 @@
             <w:pPr>
               <w:pStyle w:val="Compact"/>
             </w:pPr>
-            <w:hyperlink r:id="rId256">
+            <w:hyperlink r:id="rId265">
               <w:r>
                 <w:rPr>
                   <w:rStyle w:val="Hyperlink"/>
@@ -16577,7 +17242,7 @@
             <w:pPr>
               <w:pStyle w:val="Compact"/>
             </w:pPr>
-            <w:hyperlink r:id="rId257">
+            <w:hyperlink r:id="rId266">
               <w:r>
                 <w:rPr>
                   <w:rStyle w:val="Hyperlink"/>
@@ -16676,7 +17341,7 @@
             <w:pPr>
               <w:pStyle w:val="Compact"/>
             </w:pPr>
-            <w:hyperlink r:id="rId249">
+            <w:hyperlink r:id="rId258">
               <w:r>
                 <w:rPr>
                   <w:rStyle w:val="Hyperlink"/>
@@ -16775,7 +17440,7 @@
             <w:pPr>
               <w:pStyle w:val="Compact"/>
             </w:pPr>
-            <w:hyperlink r:id="rId154">
+            <w:hyperlink r:id="rId163">
               <w:r>
                 <w:rPr>
                   <w:rStyle w:val="Hyperlink"/>
@@ -16874,7 +17539,7 @@
             <w:pPr>
               <w:pStyle w:val="Compact"/>
             </w:pPr>
-            <w:hyperlink r:id="rId283">
+            <w:hyperlink r:id="rId292">
               <w:r>
                 <w:rPr>
                   <w:rStyle w:val="Hyperlink"/>
@@ -16973,7 +17638,7 @@
             <w:pPr>
               <w:pStyle w:val="Compact"/>
             </w:pPr>
-            <w:hyperlink r:id="rId277">
+            <w:hyperlink r:id="rId286">
               <w:r>
                 <w:rPr>
                   <w:rStyle w:val="Hyperlink"/>
@@ -17072,7 +17737,7 @@
             <w:pPr>
               <w:pStyle w:val="Compact"/>
             </w:pPr>
-            <w:hyperlink r:id="rId284">
+            <w:hyperlink r:id="rId293">
               <w:r>
                 <w:rPr>
                   <w:rStyle w:val="Hyperlink"/>
@@ -17171,7 +17836,7 @@
             <w:pPr>
               <w:pStyle w:val="Compact"/>
             </w:pPr>
-            <w:hyperlink r:id="rId285">
+            <w:hyperlink r:id="rId294">
               <w:r>
                 <w:rPr>
                   <w:rStyle w:val="Hyperlink"/>
@@ -17270,7 +17935,7 @@
             <w:pPr>
               <w:pStyle w:val="Compact"/>
             </w:pPr>
-            <w:hyperlink r:id="rId286">
+            <w:hyperlink r:id="rId295">
               <w:r>
                 <w:rPr>
                   <w:rStyle w:val="Hyperlink"/>
@@ -17369,7 +18034,7 @@
             <w:pPr>
               <w:pStyle w:val="Compact"/>
             </w:pPr>
-            <w:hyperlink r:id="rId242">
+            <w:hyperlink r:id="rId251">
               <w:r>
                 <w:rPr>
                   <w:rStyle w:val="Hyperlink"/>
@@ -17468,7 +18133,7 @@
             <w:pPr>
               <w:pStyle w:val="Compact"/>
             </w:pPr>
-            <w:hyperlink r:id="rId287">
+            <w:hyperlink r:id="rId296">
               <w:r>
                 <w:rPr>
                   <w:rStyle w:val="Hyperlink"/>
@@ -17749,7 +18414,7 @@
             <w:pPr>
               <w:pStyle w:val="Compact"/>
             </w:pPr>
-            <w:hyperlink r:id="rId254">
+            <w:hyperlink r:id="rId263">
               <w:r>
                 <w:rPr>
                   <w:rStyle w:val="Hyperlink"/>
@@ -17848,7 +18513,7 @@
             <w:pPr>
               <w:pStyle w:val="Compact"/>
             </w:pPr>
-            <w:hyperlink r:id="rId281">
+            <w:hyperlink r:id="rId290">
               <w:r>
                 <w:rPr>
                   <w:rStyle w:val="Hyperlink"/>
@@ -17947,7 +18612,7 @@
             <w:pPr>
               <w:pStyle w:val="Compact"/>
             </w:pPr>
-            <w:hyperlink r:id="rId246">
+            <w:hyperlink r:id="rId255">
               <w:r>
                 <w:rPr>
                   <w:rStyle w:val="Hyperlink"/>
@@ -18046,7 +18711,7 @@
             <w:pPr>
               <w:pStyle w:val="Compact"/>
             </w:pPr>
-            <w:hyperlink r:id="rId239">
+            <w:hyperlink r:id="rId248">
               <w:r>
                 <w:rPr>
                   <w:rStyle w:val="Hyperlink"/>
@@ -18145,7 +18810,7 @@
             <w:pPr>
               <w:pStyle w:val="Compact"/>
             </w:pPr>
-            <w:hyperlink r:id="rId288">
+            <w:hyperlink r:id="rId297">
               <w:r>
                 <w:rPr>
                   <w:rStyle w:val="Hyperlink"/>
@@ -18244,7 +18909,7 @@
             <w:pPr>
               <w:pStyle w:val="Compact"/>
             </w:pPr>
-            <w:hyperlink r:id="rId275">
+            <w:hyperlink r:id="rId284">
               <w:r>
                 <w:rPr>
                   <w:rStyle w:val="Hyperlink"/>
@@ -18343,7 +19008,7 @@
             <w:pPr>
               <w:pStyle w:val="Compact"/>
             </w:pPr>
-            <w:hyperlink r:id="rId248">
+            <w:hyperlink r:id="rId257">
               <w:r>
                 <w:rPr>
                   <w:rStyle w:val="Hyperlink"/>
@@ -18442,7 +19107,7 @@
             <w:pPr>
               <w:pStyle w:val="Compact"/>
             </w:pPr>
-            <w:hyperlink r:id="rId248">
+            <w:hyperlink r:id="rId257">
               <w:r>
                 <w:rPr>
                   <w:rStyle w:val="Hyperlink"/>
@@ -18541,7 +19206,7 @@
             <w:pPr>
               <w:pStyle w:val="Compact"/>
             </w:pPr>
-            <w:hyperlink r:id="rId289">
+            <w:hyperlink r:id="rId298">
               <w:r>
                 <w:rPr>
                   <w:rStyle w:val="Hyperlink"/>
@@ -18640,7 +19305,7 @@
             <w:pPr>
               <w:pStyle w:val="Compact"/>
             </w:pPr>
-            <w:hyperlink r:id="rId290">
+            <w:hyperlink r:id="rId299">
               <w:r>
                 <w:rPr>
                   <w:rStyle w:val="Hyperlink"/>
@@ -18739,7 +19404,7 @@
             <w:pPr>
               <w:pStyle w:val="Compact"/>
             </w:pPr>
-            <w:hyperlink r:id="rId291">
+            <w:hyperlink r:id="rId300">
               <w:r>
                 <w:rPr>
                   <w:rStyle w:val="Hyperlink"/>
@@ -18838,7 +19503,7 @@
             <w:pPr>
               <w:pStyle w:val="Compact"/>
             </w:pPr>
-            <w:hyperlink r:id="rId291">
+            <w:hyperlink r:id="rId300">
               <w:r>
                 <w:rPr>
                   <w:rStyle w:val="Hyperlink"/>
@@ -18937,7 +19602,7 @@
             <w:pPr>
               <w:pStyle w:val="Compact"/>
             </w:pPr>
-            <w:hyperlink r:id="rId284">
+            <w:hyperlink r:id="rId293">
               <w:r>
                 <w:rPr>
                   <w:rStyle w:val="Hyperlink"/>
@@ -19036,7 +19701,7 @@
             <w:pPr>
               <w:pStyle w:val="Compact"/>
             </w:pPr>
-            <w:hyperlink r:id="rId292">
+            <w:hyperlink r:id="rId301">
               <w:r>
                 <w:rPr>
                   <w:rStyle w:val="Hyperlink"/>
@@ -19135,7 +19800,7 @@
             <w:pPr>
               <w:pStyle w:val="Compact"/>
             </w:pPr>
-            <w:hyperlink r:id="rId293">
+            <w:hyperlink r:id="rId302">
               <w:r>
                 <w:rPr>
                   <w:rStyle w:val="Hyperlink"/>
@@ -19234,7 +19899,7 @@
             <w:pPr>
               <w:pStyle w:val="Compact"/>
             </w:pPr>
-            <w:hyperlink r:id="rId294">
+            <w:hyperlink r:id="rId303">
               <w:r>
                 <w:rPr>
                   <w:rStyle w:val="Hyperlink"/>
@@ -19333,7 +19998,7 @@
             <w:pPr>
               <w:pStyle w:val="Compact"/>
             </w:pPr>
-            <w:hyperlink r:id="rId295">
+            <w:hyperlink r:id="rId304">
               <w:r>
                 <w:rPr>
                   <w:rStyle w:val="Hyperlink"/>
@@ -19614,7 +20279,7 @@
             <w:pPr>
               <w:pStyle w:val="Compact"/>
             </w:pPr>
-            <w:hyperlink r:id="rId246">
+            <w:hyperlink r:id="rId255">
               <w:r>
                 <w:rPr>
                   <w:rStyle w:val="Hyperlink"/>
@@ -19713,7 +20378,7 @@
             <w:pPr>
               <w:pStyle w:val="Compact"/>
             </w:pPr>
-            <w:hyperlink r:id="rId264">
+            <w:hyperlink r:id="rId273">
               <w:r>
                 <w:rPr>
                   <w:rStyle w:val="Hyperlink"/>
@@ -19812,7 +20477,7 @@
             <w:pPr>
               <w:pStyle w:val="Compact"/>
             </w:pPr>
-            <w:hyperlink r:id="rId288">
+            <w:hyperlink r:id="rId297">
               <w:r>
                 <w:rPr>
                   <w:rStyle w:val="Hyperlink"/>
@@ -19911,7 +20576,7 @@
             <w:pPr>
               <w:pStyle w:val="Compact"/>
             </w:pPr>
-            <w:hyperlink r:id="rId276">
+            <w:hyperlink r:id="rId285">
               <w:r>
                 <w:rPr>
                   <w:rStyle w:val="Hyperlink"/>
@@ -20010,7 +20675,7 @@
             <w:pPr>
               <w:pStyle w:val="Compact"/>
             </w:pPr>
-            <w:hyperlink r:id="rId276">
+            <w:hyperlink r:id="rId285">
               <w:r>
                 <w:rPr>
                   <w:rStyle w:val="Hyperlink"/>
@@ -20109,7 +20774,7 @@
             <w:pPr>
               <w:pStyle w:val="Compact"/>
             </w:pPr>
-            <w:hyperlink r:id="rId268">
+            <w:hyperlink r:id="rId277">
               <w:r>
                 <w:rPr>
                   <w:rStyle w:val="Hyperlink"/>
@@ -20208,7 +20873,7 @@
             <w:pPr>
               <w:pStyle w:val="Compact"/>
             </w:pPr>
-            <w:hyperlink r:id="rId268">
+            <w:hyperlink r:id="rId277">
               <w:r>
                 <w:rPr>
                   <w:rStyle w:val="Hyperlink"/>
@@ -20307,7 +20972,7 @@
             <w:pPr>
               <w:pStyle w:val="Compact"/>
             </w:pPr>
-            <w:hyperlink r:id="rId296">
+            <w:hyperlink r:id="rId305">
               <w:r>
                 <w:rPr>
                   <w:rStyle w:val="Hyperlink"/>
@@ -20406,7 +21071,7 @@
             <w:pPr>
               <w:pStyle w:val="Compact"/>
             </w:pPr>
-            <w:hyperlink r:id="rId256">
+            <w:hyperlink r:id="rId265">
               <w:r>
                 <w:rPr>
                   <w:rStyle w:val="Hyperlink"/>
@@ -20505,7 +21170,7 @@
             <w:pPr>
               <w:pStyle w:val="Compact"/>
             </w:pPr>
-            <w:hyperlink r:id="rId297">
+            <w:hyperlink r:id="rId306">
               <w:r>
                 <w:rPr>
                   <w:rStyle w:val="Hyperlink"/>
@@ -20604,7 +21269,7 @@
             <w:pPr>
               <w:pStyle w:val="Compact"/>
             </w:pPr>
-            <w:hyperlink r:id="rId292">
+            <w:hyperlink r:id="rId301">
               <w:r>
                 <w:rPr>
                   <w:rStyle w:val="Hyperlink"/>
@@ -20703,7 +21368,7 @@
             <w:pPr>
               <w:pStyle w:val="Compact"/>
             </w:pPr>
-            <w:hyperlink r:id="rId294">
+            <w:hyperlink r:id="rId303">
               <w:r>
                 <w:rPr>
                   <w:rStyle w:val="Hyperlink"/>
@@ -20802,7 +21467,7 @@
             <w:pPr>
               <w:pStyle w:val="Compact"/>
             </w:pPr>
-            <w:hyperlink r:id="rId279">
+            <w:hyperlink r:id="rId288">
               <w:r>
                 <w:rPr>
                   <w:rStyle w:val="Hyperlink"/>
@@ -20901,7 +21566,7 @@
             <w:pPr>
               <w:pStyle w:val="Compact"/>
             </w:pPr>
-            <w:hyperlink r:id="rId272">
+            <w:hyperlink r:id="rId281">
               <w:r>
                 <w:rPr>
                   <w:rStyle w:val="Hyperlink"/>
@@ -21000,7 +21665,7 @@
             <w:pPr>
               <w:pStyle w:val="Compact"/>
             </w:pPr>
-            <w:hyperlink r:id="rId273">
+            <w:hyperlink r:id="rId282">
               <w:r>
                 <w:rPr>
                   <w:rStyle w:val="Hyperlink"/>
@@ -21099,7 +21764,7 @@
             <w:pPr>
               <w:pStyle w:val="Compact"/>
             </w:pPr>
-            <w:hyperlink r:id="rId252">
+            <w:hyperlink r:id="rId261">
               <w:r>
                 <w:rPr>
                   <w:rStyle w:val="Hyperlink"/>
@@ -21198,7 +21863,7 @@
             <w:pPr>
               <w:pStyle w:val="Compact"/>
             </w:pPr>
-            <w:hyperlink r:id="rId286">
+            <w:hyperlink r:id="rId295">
               <w:r>
                 <w:rPr>
                   <w:rStyle w:val="Hyperlink"/>
@@ -21297,7 +21962,7 @@
             <w:pPr>
               <w:pStyle w:val="Compact"/>
             </w:pPr>
-            <w:hyperlink r:id="rId298">
+            <w:hyperlink r:id="rId307">
               <w:r>
                 <w:rPr>
                   <w:rStyle w:val="Hyperlink"/>
@@ -21396,7 +22061,7 @@
             <w:pPr>
               <w:pStyle w:val="Compact"/>
             </w:pPr>
-            <w:hyperlink r:id="rId299">
+            <w:hyperlink r:id="rId308">
               <w:r>
                 <w:rPr>
                   <w:rStyle w:val="Hyperlink"/>
@@ -21495,7 +22160,7 @@
             <w:pPr>
               <w:pStyle w:val="Compact"/>
             </w:pPr>
-            <w:hyperlink r:id="rId245">
+            <w:hyperlink r:id="rId254">
               <w:r>
                 <w:rPr>
                   <w:rStyle w:val="Hyperlink"/>
@@ -21594,7 +22259,7 @@
             <w:pPr>
               <w:pStyle w:val="Compact"/>
             </w:pPr>
-            <w:hyperlink r:id="rId254">
+            <w:hyperlink r:id="rId263">
               <w:r>
                 <w:rPr>
                   <w:rStyle w:val="Hyperlink"/>
@@ -21693,7 +22358,7 @@
             <w:pPr>
               <w:pStyle w:val="Compact"/>
             </w:pPr>
-            <w:hyperlink r:id="rId265">
+            <w:hyperlink r:id="rId274">
               <w:r>
                 <w:rPr>
                   <w:rStyle w:val="Hyperlink"/>
@@ -21792,7 +22457,7 @@
             <w:pPr>
               <w:pStyle w:val="Compact"/>
             </w:pPr>
-            <w:hyperlink r:id="rId266">
+            <w:hyperlink r:id="rId275">
               <w:r>
                 <w:rPr>
                   <w:rStyle w:val="Hyperlink"/>
@@ -21891,7 +22556,7 @@
             <w:pPr>
               <w:pStyle w:val="Compact"/>
             </w:pPr>
-            <w:hyperlink r:id="rId300">
+            <w:hyperlink r:id="rId309">
               <w:r>
                 <w:rPr>
                   <w:rStyle w:val="Hyperlink"/>
@@ -21990,7 +22655,7 @@
             <w:pPr>
               <w:pStyle w:val="Compact"/>
             </w:pPr>
-            <w:hyperlink r:id="rId296">
+            <w:hyperlink r:id="rId305">
               <w:r>
                 <w:rPr>
                   <w:rStyle w:val="Hyperlink"/>
@@ -22089,7 +22754,7 @@
             <w:pPr>
               <w:pStyle w:val="Compact"/>
             </w:pPr>
-            <w:hyperlink r:id="rId282">
+            <w:hyperlink r:id="rId291">
               <w:r>
                 <w:rPr>
                   <w:rStyle w:val="Hyperlink"/>
@@ -22188,7 +22853,7 @@
             <w:pPr>
               <w:pStyle w:val="Compact"/>
             </w:pPr>
-            <w:hyperlink r:id="rId256">
+            <w:hyperlink r:id="rId265">
               <w:r>
                 <w:rPr>
                   <w:rStyle w:val="Hyperlink"/>
@@ -22287,7 +22952,7 @@
             <w:pPr>
               <w:pStyle w:val="Compact"/>
             </w:pPr>
-            <w:hyperlink r:id="rId290">
+            <w:hyperlink r:id="rId299">
               <w:r>
                 <w:rPr>
                   <w:rStyle w:val="Hyperlink"/>
@@ -22386,7 +23051,7 @@
             <w:pPr>
               <w:pStyle w:val="Compact"/>
             </w:pPr>
-            <w:hyperlink r:id="rId290">
+            <w:hyperlink r:id="rId299">
               <w:r>
                 <w:rPr>
                   <w:rStyle w:val="Hyperlink"/>
@@ -22485,7 +23150,7 @@
             <w:pPr>
               <w:pStyle w:val="Compact"/>
             </w:pPr>
-            <w:hyperlink r:id="rId293">
+            <w:hyperlink r:id="rId302">
               <w:r>
                 <w:rPr>
                   <w:rStyle w:val="Hyperlink"/>
@@ -22584,7 +23249,7 @@
             <w:pPr>
               <w:pStyle w:val="Compact"/>
             </w:pPr>
-            <w:hyperlink r:id="rId282">
+            <w:hyperlink r:id="rId291">
               <w:r>
                 <w:rPr>
                   <w:rStyle w:val="Hyperlink"/>
@@ -22683,7 +23348,7 @@
             <w:pPr>
               <w:pStyle w:val="Compact"/>
             </w:pPr>
-            <w:hyperlink r:id="rId283">
+            <w:hyperlink r:id="rId292">
               <w:r>
                 <w:rPr>
                   <w:rStyle w:val="Hyperlink"/>
@@ -22782,7 +23447,7 @@
             <w:pPr>
               <w:pStyle w:val="Compact"/>
             </w:pPr>
-            <w:hyperlink r:id="rId298">
+            <w:hyperlink r:id="rId307">
               <w:r>
                 <w:rPr>
                   <w:rStyle w:val="Hyperlink"/>
@@ -22881,7 +23546,7 @@
             <w:pPr>
               <w:pStyle w:val="Compact"/>
             </w:pPr>
-            <w:hyperlink r:id="rId301">
+            <w:hyperlink r:id="rId310">
               <w:r>
                 <w:rPr>
                   <w:rStyle w:val="Hyperlink"/>
@@ -22980,7 +23645,7 @@
             <w:pPr>
               <w:pStyle w:val="Compact"/>
             </w:pPr>
-            <w:hyperlink r:id="rId288">
+            <w:hyperlink r:id="rId297">
               <w:r>
                 <w:rPr>
                   <w:rStyle w:val="Hyperlink"/>
@@ -23079,7 +23744,7 @@
             <w:pPr>
               <w:pStyle w:val="Compact"/>
             </w:pPr>
-            <w:hyperlink r:id="rId142">
+            <w:hyperlink r:id="rId151">
               <w:r>
                 <w:rPr>
                   <w:rStyle w:val="Hyperlink"/>
@@ -23178,7 +23843,7 @@
             <w:pPr>
               <w:pStyle w:val="Compact"/>
             </w:pPr>
-            <w:hyperlink r:id="rId271">
+            <w:hyperlink r:id="rId280">
               <w:r>
                 <w:rPr>
                   <w:rStyle w:val="Hyperlink"/>
@@ -23277,7 +23942,7 @@
             <w:pPr>
               <w:pStyle w:val="Compact"/>
             </w:pPr>
-            <w:hyperlink r:id="rId299">
+            <w:hyperlink r:id="rId308">
               <w:r>
                 <w:rPr>
                   <w:rStyle w:val="Hyperlink"/>
@@ -23390,7 +24055,7 @@
             <w:pPr>
               <w:pStyle w:val="Compact"/>
             </w:pPr>
-            <w:hyperlink r:id="rId301">
+            <w:hyperlink r:id="rId310">
               <w:r>
                 <w:rPr>
                   <w:rStyle w:val="Hyperlink"/>
@@ -23489,7 +24154,7 @@
             <w:pPr>
               <w:pStyle w:val="Compact"/>
             </w:pPr>
-            <w:hyperlink r:id="rId295">
+            <w:hyperlink r:id="rId304">
               <w:r>
                 <w:rPr>
                   <w:rStyle w:val="Hyperlink"/>
@@ -23588,7 +24253,7 @@
             <w:pPr>
               <w:pStyle w:val="Compact"/>
             </w:pPr>
-            <w:hyperlink r:id="rId287">
+            <w:hyperlink r:id="rId296">
               <w:r>
                 <w:rPr>
                   <w:rStyle w:val="Hyperlink"/>
@@ -23687,7 +24352,7 @@
             <w:pPr>
               <w:pStyle w:val="Compact"/>
             </w:pPr>
-            <w:hyperlink r:id="rId301">
+            <w:hyperlink r:id="rId310">
               <w:r>
                 <w:rPr>
                   <w:rStyle w:val="Hyperlink"/>
@@ -23786,7 +24451,7 @@
             <w:pPr>
               <w:pStyle w:val="Compact"/>
             </w:pPr>
-            <w:hyperlink r:id="rId289">
+            <w:hyperlink r:id="rId298">
               <w:r>
                 <w:rPr>
                   <w:rStyle w:val="Hyperlink"/>
@@ -23805,17 +24470,17 @@
         </w:pict>
       </w:r>
     </w:p>
-    <w:bookmarkEnd w:id="302"/>
-    <w:bookmarkStart w:id="326" w:name="how-to-get-involved"/>
+    <w:bookmarkEnd w:id="311"/>
+    <w:bookmarkStart w:id="335" w:name="how-to-get-involved"/>
     <w:p>
       <w:pPr>
         <w:pStyle w:val="Heading2"/>
       </w:pPr>
       <w:r>
-        <w:t xml:space="preserve">5. How to Get Involved</w:t>
+        <w:t xml:space="preserve">6. How to Get Involved</w:t>
       </w:r>
     </w:p>
-    <w:bookmarkStart w:id="308" w:name="fund-7-entities"/>
+    <w:bookmarkStart w:id="317" w:name="fund-7-entities"/>
     <w:p>
       <w:pPr>
         <w:pStyle w:val="Heading3"/>
@@ -23864,7 +24529,7 @@
       <w:r>
         <w:t xml:space="preserve"> </w:t>
       </w:r>
-      <w:hyperlink r:id="rId303">
+      <w:hyperlink r:id="rId312">
         <w:r>
           <w:rPr>
             <w:rStyle w:val="Hyperlink"/>
@@ -23893,7 +24558,7 @@
       <w:r>
         <w:t xml:space="preserve"> </w:t>
       </w:r>
-      <w:hyperlink r:id="rId304">
+      <w:hyperlink r:id="rId313">
         <w:r>
           <w:rPr>
             <w:rStyle w:val="Hyperlink"/>
@@ -23916,7 +24581,7 @@
       <w:r>
         <w:t xml:space="preserve"> </w:t>
       </w:r>
-      <w:hyperlink r:id="rId305">
+      <w:hyperlink r:id="rId314">
         <w:r>
           <w:rPr>
             <w:rStyle w:val="Hyperlink"/>
@@ -23939,7 +24604,7 @@
       <w:r>
         <w:t xml:space="preserve"> </w:t>
       </w:r>
-      <w:hyperlink r:id="rId306">
+      <w:hyperlink r:id="rId315">
         <w:r>
           <w:rPr>
             <w:rStyle w:val="Hyperlink"/>
@@ -23962,7 +24627,7 @@
       <w:r>
         <w:t xml:space="preserve"> </w:t>
       </w:r>
-      <w:hyperlink r:id="rId307">
+      <w:hyperlink r:id="rId316">
         <w:r>
           <w:rPr>
             <w:rStyle w:val="Hyperlink"/>
@@ -23974,8 +24639,8 @@
         <w:t xml:space="preserve">-style Applied R&amp;D Contractor (New BBNs) (Bottleneck: Coordination)</w:t>
       </w:r>
     </w:p>
-    <w:bookmarkEnd w:id="308"/>
-    <w:bookmarkStart w:id="314" w:name="build-17-entities"/>
+    <w:bookmarkEnd w:id="317"/>
+    <w:bookmarkStart w:id="323" w:name="build-17-entities"/>
     <w:p>
       <w:pPr>
         <w:pStyle w:val="Heading3"/>
@@ -24024,7 +24689,7 @@
       <w:r>
         <w:t xml:space="preserve"> </w:t>
       </w:r>
-      <w:hyperlink r:id="rId309">
+      <w:hyperlink r:id="rId318">
         <w:r>
           <w:rPr>
             <w:rStyle w:val="Hyperlink"/>
@@ -24047,7 +24712,7 @@
       <w:r>
         <w:t xml:space="preserve"> </w:t>
       </w:r>
-      <w:hyperlink r:id="rId310">
+      <w:hyperlink r:id="rId319">
         <w:r>
           <w:rPr>
             <w:rStyle w:val="Hyperlink"/>
@@ -24076,7 +24741,7 @@
       <w:r>
         <w:t xml:space="preserve"> </w:t>
       </w:r>
-      <w:hyperlink r:id="rId311">
+      <w:hyperlink r:id="rId320">
         <w:r>
           <w:rPr>
             <w:rStyle w:val="Hyperlink"/>
@@ -24099,7 +24764,7 @@
       <w:r>
         <w:t xml:space="preserve"> </w:t>
       </w:r>
-      <w:hyperlink r:id="rId141">
+      <w:hyperlink r:id="rId150">
         <w:r>
           <w:rPr>
             <w:rStyle w:val="Hyperlink"/>
@@ -24122,7 +24787,7 @@
       <w:r>
         <w:t xml:space="preserve"> </w:t>
       </w:r>
-      <w:hyperlink r:id="rId312">
+      <w:hyperlink r:id="rId321">
         <w:r>
           <w:rPr>
             <w:rStyle w:val="Hyperlink"/>
@@ -24145,7 +24810,7 @@
       <w:r>
         <w:t xml:space="preserve"> </w:t>
       </w:r>
-      <w:hyperlink r:id="rId313">
+      <w:hyperlink r:id="rId322">
         <w:r>
           <w:rPr>
             <w:rStyle w:val="Hyperlink"/>
@@ -24188,8 +24853,8 @@
         <w:t xml:space="preserve">…and 7 more</w:t>
       </w:r>
     </w:p>
-    <w:bookmarkEnd w:id="314"/>
-    <w:bookmarkStart w:id="316" w:name="research-68-entities"/>
+    <w:bookmarkEnd w:id="323"/>
+    <w:bookmarkStart w:id="325" w:name="research-68-entities"/>
     <w:p>
       <w:pPr>
         <w:pStyle w:val="Heading3"/>
@@ -24245,7 +24910,7 @@
       <w:r>
         <w:t xml:space="preserve"> </w:t>
       </w:r>
-      <w:hyperlink r:id="rId44">
+      <w:hyperlink r:id="rId53">
         <w:r>
           <w:rPr>
             <w:rStyle w:val="Hyperlink"/>
@@ -24287,7 +24952,7 @@
       <w:r>
         <w:t xml:space="preserve"> </w:t>
       </w:r>
-      <w:hyperlink r:id="rId58">
+      <w:hyperlink r:id="rId67">
         <w:r>
           <w:rPr>
             <w:rStyle w:val="Hyperlink"/>
@@ -24326,7 +24991,7 @@
       <w:r>
         <w:t xml:space="preserve"> </w:t>
       </w:r>
-      <w:hyperlink r:id="rId315">
+      <w:hyperlink r:id="rId324">
         <w:r>
           <w:rPr>
             <w:rStyle w:val="Hyperlink"/>
@@ -24365,7 +25030,7 @@
       <w:r>
         <w:t xml:space="preserve"> </w:t>
       </w:r>
-      <w:hyperlink r:id="rId141">
+      <w:hyperlink r:id="rId150">
         <w:r>
           <w:rPr>
             <w:rStyle w:val="Hyperlink"/>
@@ -24382,7 +25047,7 @@
       <w:r>
         <w:t xml:space="preserve"> </w:t>
       </w:r>
-      <w:hyperlink r:id="rId153">
+      <w:hyperlink r:id="rId162">
         <w:r>
           <w:rPr>
             <w:rStyle w:val="Hyperlink"/>
@@ -24491,8 +25156,8 @@
         <w:t xml:space="preserve">…and 54 more</w:t>
       </w:r>
     </w:p>
-    <w:bookmarkEnd w:id="316"/>
-    <w:bookmarkStart w:id="323" w:name="advocate-39-entities"/>
+    <w:bookmarkEnd w:id="325"/>
+    <w:bookmarkStart w:id="332" w:name="advocate-39-entities"/>
     <w:p>
       <w:pPr>
         <w:pStyle w:val="Heading3"/>
@@ -24548,7 +25213,7 @@
       <w:r>
         <w:t xml:space="preserve"> </w:t>
       </w:r>
-      <w:hyperlink r:id="rId72">
+      <w:hyperlink r:id="rId81">
         <w:r>
           <w:rPr>
             <w:rStyle w:val="Hyperlink"/>
@@ -24590,7 +25255,7 @@
       <w:r>
         <w:t xml:space="preserve"> </w:t>
       </w:r>
-      <w:hyperlink r:id="rId110">
+      <w:hyperlink r:id="rId119">
         <w:r>
           <w:rPr>
             <w:rStyle w:val="Hyperlink"/>
@@ -24657,7 +25322,7 @@
       <w:r>
         <w:t xml:space="preserve"> </w:t>
       </w:r>
-      <w:hyperlink r:id="rId168">
+      <w:hyperlink r:id="rId177">
         <w:r>
           <w:rPr>
             <w:rStyle w:val="Hyperlink"/>
@@ -24724,7 +25389,7 @@
       <w:r>
         <w:t xml:space="preserve"> </w:t>
       </w:r>
-      <w:hyperlink r:id="rId317">
+      <w:hyperlink r:id="rId326">
         <w:r>
           <w:rPr>
             <w:rStyle w:val="Hyperlink"/>
@@ -24762,7 +25427,7 @@
       <w:r>
         <w:t xml:space="preserve"> </w:t>
       </w:r>
-      <w:hyperlink r:id="rId318">
+      <w:hyperlink r:id="rId327">
         <w:r>
           <w:rPr>
             <w:rStyle w:val="Hyperlink"/>
@@ -24782,7 +25447,7 @@
       <w:r>
         <w:t xml:space="preserve">- De novo designed universal flu vaccines (</w:t>
       </w:r>
-      <w:hyperlink r:id="rId319">
+      <w:hyperlink r:id="rId328">
         <w:r>
           <w:rPr>
             <w:rStyle w:val="Hyperlink"/>
@@ -24799,7 +25464,7 @@
       <w:r>
         <w:t xml:space="preserve"> </w:t>
       </w:r>
-      <w:hyperlink r:id="rId320">
+      <w:hyperlink r:id="rId329">
         <w:r>
           <w:rPr>
             <w:rStyle w:val="Hyperlink"/>
@@ -24834,7 +25499,7 @@
       <w:r>
         <w:t xml:space="preserve"> </w:t>
       </w:r>
-      <w:hyperlink r:id="rId321">
+      <w:hyperlink r:id="rId330">
         <w:r>
           <w:rPr>
             <w:rStyle w:val="Hyperlink"/>
@@ -24863,7 +25528,7 @@
       <w:r>
         <w:t xml:space="preserve"> </w:t>
       </w:r>
-      <w:hyperlink r:id="rId322">
+      <w:hyperlink r:id="rId331">
         <w:r>
           <w:rPr>
             <w:rStyle w:val="Hyperlink"/>
@@ -24912,8 +25577,8 @@
         <w:t xml:space="preserve">…and 23 more</w:t>
       </w:r>
     </w:p>
-    <w:bookmarkEnd w:id="323"/>
-    <w:bookmarkStart w:id="325" w:name="convene-58-entities"/>
+    <w:bookmarkEnd w:id="332"/>
+    <w:bookmarkStart w:id="334" w:name="convene-58-entities"/>
     <w:p>
       <w:pPr>
         <w:pStyle w:val="Heading3"/>
@@ -25019,7 +25684,7 @@
       <w:r>
         <w:t xml:space="preserve"> </w:t>
       </w:r>
-      <w:hyperlink r:id="rId72">
+      <w:hyperlink r:id="rId81">
         <w:r>
           <w:rPr>
             <w:rStyle w:val="Hyperlink"/>
@@ -25136,7 +25801,7 @@
       <w:r>
         <w:t xml:space="preserve"> </w:t>
       </w:r>
-      <w:hyperlink r:id="rId110">
+      <w:hyperlink r:id="rId119">
         <w:r>
           <w:rPr>
             <w:rStyle w:val="Hyperlink"/>
@@ -25178,7 +25843,7 @@
       <w:r>
         <w:t xml:space="preserve"> </w:t>
       </w:r>
-      <w:hyperlink r:id="rId217">
+      <w:hyperlink r:id="rId226">
         <w:r>
           <w:rPr>
             <w:rStyle w:val="Hyperlink"/>
@@ -25244,7 +25909,7 @@
       <w:r>
         <w:t xml:space="preserve"> </w:t>
       </w:r>
-      <w:hyperlink r:id="rId317">
+      <w:hyperlink r:id="rId326">
         <w:r>
           <w:rPr>
             <w:rStyle w:val="Hyperlink"/>
@@ -25303,7 +25968,7 @@
       <w:r>
         <w:t xml:space="preserve"> </w:t>
       </w:r>
-      <w:hyperlink r:id="rId324">
+      <w:hyperlink r:id="rId333">
         <w:r>
           <w:rPr>
             <w:rStyle w:val="Hyperlink"/>
@@ -25353,15 +26018,15 @@
         </w:pict>
       </w:r>
     </w:p>
-    <w:bookmarkEnd w:id="325"/>
-    <w:bookmarkEnd w:id="326"/>
-    <w:bookmarkStart w:id="346" w:name="appendix-scoring-details"/>
+    <w:bookmarkEnd w:id="334"/>
+    <w:bookmarkEnd w:id="335"/>
+    <w:bookmarkStart w:id="336" w:name="conclusion"/>
     <w:p>
       <w:pPr>
         <w:pStyle w:val="Heading2"/>
       </w:pPr>
       <w:r>
-        <w:t xml:space="preserve">6. Appendix: Scoring Details</w:t>
+        <w:t xml:space="preserve">7. Conclusion</w:t>
       </w:r>
     </w:p>
     <w:p>
@@ -25369,10 +26034,433 @@
         <w:pStyle w:val="FirstParagraph"/>
       </w:pPr>
       <w:r>
+        <w:t xml:space="preserve">The 189 hyper-entities identified in this report represent a curated map of futures that are already shaping the present. They are not predictions — they are coordination attractors, systems around which investment, research, and narrative are already forming even before the first prototype exists. What makes them worth attending to now is precisely that earliness: the decisions made in the next five to ten years about which of these systems to fund, govern, and build will determine whether the technologies of the 2030s and 2040s concentrate power or distribute it, protect human agency or erode it, accelerate beneficial futures or foreclose them.</w:t>
+      </w:r>
+    </w:p>
+    <w:p>
+      <w:pPr>
+        <w:pStyle w:val="BodyText"/>
+      </w:pPr>
+      <w:r>
+        <w:t xml:space="preserve">For funders and policymakers, the key question is not</w:t>
+      </w:r>
+      <w:r>
+        <w:t xml:space="preserve"> </w:t>
+      </w:r>
+      <w:r>
+        <w:t xml:space="preserve">“what is the most powerful technology on the horizon?”</w:t>
+      </w:r>
+      <w:r>
+        <w:t xml:space="preserve"> </w:t>
+      </w:r>
+      <w:r>
+        <w:t xml:space="preserve">Power is not scarce in current technology development — attention and capital are already flowing toward the most transformative systems. The question is: what infrastructure ensures that powerful technologies serve broad human interests rather than narrow ones?</w:t>
+      </w:r>
+    </w:p>
+    <w:p>
+      <w:pPr>
+        <w:pStyle w:val="BodyText"/>
+      </w:pPr>
+      <w:r>
+        <w:t xml:space="preserve">Several patterns in this data are striking. Epistemic infrastructure — systems for verifying truth, enhancing collective reasoning, and making knowledge legible — is chronically underfunded relative to its importance. Governance tools and coordination protocols tend to have the longest time horizons but the highest systemic leverage. Energy and ecological systems consistently score high on d/acc alignment, suggesting that sustainability transitions, if done right, could be among the most broadly beneficial shifts.</w:t>
+      </w:r>
+    </w:p>
+    <w:p>
+      <w:pPr>
+        <w:pStyle w:val="BodyText"/>
+      </w:pPr>
+      <w:r>
+        <w:t xml:space="preserve">The maturity distribution tells its own story. The modal TRL of 3.9 means most entities are between proof-of-concept and early validation. This is not a list of things almost ready to ship — it is a list of things that need patient capital, cross-disciplinary collaboration, and regulatory frameworks designed for experimentation rather than premature standardization.</w:t>
+      </w:r>
+    </w:p>
+    <w:p>
+      <w:pPr>
+        <w:pStyle w:val="BodyText"/>
+      </w:pPr>
+      <w:r>
+        <w:t xml:space="preserve">The window for shaping these systems is open now, and it will not remain open indefinitely. Once infrastructure standards calcify around centralized control, once regulatory frameworks cement incumbent advantages, once public narrative settles on a narrow vision of which futures are possible — the range of available paths narrows dramatically.</w:t>
+      </w:r>
+    </w:p>
+    <w:p>
+      <w:pPr>
+        <w:pStyle w:val="BodyText"/>
+      </w:pPr>
+      <w:r>
+        <w:t xml:space="preserve">What can you do with this information? If you are a funder, the Tier 1 spotlight entities and the action breakdown in this report provide a starting point. Consider whether your portfolio has exposure to infrastructure that works across many possible futures, not just the ones currently receiving the most hype. If you are a policymaker, the entities scoring highest on d/acc alignment represent the systems most worth building regulatory runway for today. If you are a researcher or technologist, the bottleneck analysis throughout this report identifies genuine frontiers: places where the field lacks basic understanding, where governance frameworks don’t yet exist, or where the coordination problem is more tractable than the technical one.</w:t>
+      </w:r>
+    </w:p>
+    <w:p>
+      <w:pPr>
+        <w:pStyle w:val="BodyText"/>
+      </w:pPr>
+      <w:r>
+        <w:t xml:space="preserve">This research is designed to be repeatable and extensible. Future iterations should expand the source corpus to include non-English discourse communities, incorporate structured expert elicitation alongside automated scoring, and track entities longitudinally to see which ones move from foundational research toward deployment. The goal is not to produce a single authoritative ranking but to build a shared language for talking about which futures are forming, which deserve more resources, and how the choices we make today constrain or expand the range of tomorrow.</w:t>
+      </w:r>
+    </w:p>
+    <w:p>
+      <w:r>
+        <w:pict>
+          <v:rect style="width:0;height:1.5pt" o:hralign="center" o:hrstd="t" o:hr="t"/>
+        </w:pict>
+      </w:r>
+    </w:p>
+    <w:bookmarkEnd w:id="336"/>
+    <w:bookmarkStart w:id="361" w:name="appendix"/>
+    <w:p>
+      <w:pPr>
+        <w:pStyle w:val="Heading2"/>
+      </w:pPr>
+      <w:r>
+        <w:t xml:space="preserve">8. Appendix</w:t>
+      </w:r>
+    </w:p>
+    <w:bookmarkStart w:id="339" w:name="a.-methodology"/>
+    <w:p>
+      <w:pPr>
+        <w:pStyle w:val="Heading3"/>
+      </w:pPr>
+      <w:r>
+        <w:t xml:space="preserve">A. Methodology</w:t>
+      </w:r>
+    </w:p>
+    <w:p>
+      <w:pPr>
+        <w:pStyle w:val="FirstParagraph"/>
+      </w:pPr>
+      <w:r>
+        <w:t xml:space="preserve">This report represents the third iteration of the Foresight Institute’s hyper-entity pipeline, designated V3. The pipeline has five stages: extraction, deduplication, web research, scoring, and curation into tiers.</w:t>
+      </w:r>
+    </w:p>
+    <w:p>
+      <w:pPr>
+        <w:pStyle w:val="BodyText"/>
+      </w:pPr>
+      <w:r>
+        <w:rPr>
+          <w:b/>
+          <w:bCs/>
+        </w:rPr>
+        <w:t xml:space="preserve">Source extraction.</w:t>
+      </w:r>
+      <w:r>
+        <w:t xml:space="preserve"> </w:t>
+      </w:r>
+      <w:r>
+        <w:t xml:space="preserve">Candidate entities were extracted from 109 distinct sources hosted on or linked through Existential Hope. These fell into three categories: transcripts from the Existential Hope podcast series, submissions to the Foresight World Gallery, and essays contributed to the AI Pathways project. Extraction targeted named systems, protocols, institutions, or frameworks described as anticipated or proposed rather than fully operational.</w:t>
+      </w:r>
+    </w:p>
+    <w:p>
+      <w:pPr>
+        <w:pStyle w:val="BodyText"/>
+      </w:pPr>
+      <w:r>
+        <w:rPr>
+          <w:b/>
+          <w:bCs/>
+        </w:rPr>
+        <w:t xml:space="preserve">Deduplication.</w:t>
+      </w:r>
+      <w:r>
+        <w:t xml:space="preserve"> </w:t>
+      </w:r>
+      <w:r>
+        <w:t xml:space="preserve">Raw extraction produced substantial overlap, with the same concept appearing under variant names across sources. Candidates were deduplicated by concept rather than by label, collapsing near-synonyms into single entries and preserving the most descriptive name. This process reduced the candidate pool to 189 distinct entities.</w:t>
+      </w:r>
+    </w:p>
+    <w:p>
+      <w:pPr>
+        <w:pStyle w:val="BodyText"/>
+      </w:pPr>
+      <w:r>
+        <w:rPr>
+          <w:b/>
+          <w:bCs/>
+        </w:rPr>
+        <w:t xml:space="preserve">Web research.</w:t>
+      </w:r>
+      <w:r>
+        <w:t xml:space="preserve"> </w:t>
+      </w:r>
+      <w:r>
+        <w:t xml:space="preserve">Each deduplicated entity was researched to establish current development status, identify relevant actors, and assign a Technology Readiness Level on the standard 1–9 scale. The distribution skewed early-stage, with a modal TRL of 4 and a range of 1–8. Most candidates have demonstrated feasibility in laboratory or limited-context conditions but have not yet achieved validated prototypes.</w:t>
+      </w:r>
+    </w:p>
+    <w:p>
+      <w:pPr>
+        <w:pStyle w:val="BodyText"/>
+      </w:pPr>
+      <w:r>
+        <w:rPr>
+          <w:b/>
+          <w:bCs/>
+        </w:rPr>
+        <w:t xml:space="preserve">Scoring.</w:t>
+      </w:r>
+      <w:r>
+        <w:t xml:space="preserve"> </w:t>
+      </w:r>
+      <w:r>
+        <w:t xml:space="preserve">Each entity was scored on three dimensions. The d/acc score (0–20) assessed alignment with democratic, decentralized, defensive, and differential acceleration principles, with five points available per dimension. The transformative score (0–5) captured how much it could change the way societies coordinate or govern. The actionability score (0–5) assessed whether concrete next steps exist and whether current actors can execute them. Composite scores summed d/acc and transformative dimensions. Scoring was performed by the</w:t>
+      </w:r>
+      <w:r>
+        <w:t xml:space="preserve"> </w:t>
+      </w:r>
+      <w:hyperlink r:id="rId337">
+        <w:r>
+          <w:rPr>
+            <w:rStyle w:val="Hyperlink"/>
+          </w:rPr>
+          <w:t xml:space="preserve">Claude API</w:t>
+        </w:r>
+      </w:hyperlink>
+      <w:r>
+        <w:t xml:space="preserve"> </w:t>
+      </w:r>
+      <w:r>
+        <w:t xml:space="preserve">(</w:t>
+      </w:r>
+      <w:hyperlink r:id="rId338">
+        <w:r>
+          <w:rPr>
+            <w:rStyle w:val="Hyperlink"/>
+          </w:rPr>
+          <w:t xml:space="preserve">Anthropic</w:t>
+        </w:r>
+      </w:hyperlink>
+      <w:r>
+        <w:t xml:space="preserve">); we reviewed results by hand at the tiering and editorial stages to catch systematic errors and resolve ambiguous cases.</w:t>
+      </w:r>
+    </w:p>
+    <w:p>
+      <w:pPr>
+        <w:pStyle w:val="BodyText"/>
+      </w:pPr>
+      <w:r>
+        <w:rPr>
+          <w:b/>
+          <w:bCs/>
+        </w:rPr>
+        <w:t xml:space="preserve">Tiering.</w:t>
+      </w:r>
+      <w:r>
+        <w:t xml:space="preserve"> </w:t>
+      </w:r>
+      <w:r>
+        <w:t xml:space="preserve">Entities with composite scores of 14 or above were designated Tier 1 spotlight entities, yielding 19 candidates. The remaining 170 entities form the Tier 2 watch list. Twenty-seven entities appeared in both V3 and the prior V2 analysis, giving us a consistency check that was weighted positively in borderline cases. Primary bottleneck and recommended action type were assigned categorically rather than scored, based on the web research stage assessment of what currently constrains each entity’s development.</w:t>
+      </w:r>
+    </w:p>
+    <w:bookmarkEnd w:id="339"/>
+    <w:bookmarkStart w:id="340" w:name="b.-pipeline-prompts"/>
+    <w:p>
+      <w:pPr>
+        <w:pStyle w:val="Heading3"/>
+      </w:pPr>
+      <w:r>
+        <w:t xml:space="preserve">B. Pipeline Prompts</w:t>
+      </w:r>
+    </w:p>
+    <w:p>
+      <w:pPr>
+        <w:pStyle w:val="FirstParagraph"/>
+      </w:pPr>
+      <w:r>
+        <w:t xml:space="preserve">The following prompts were used in the automated stages of the pipeline. All were executed via the Claude API (Anthropic).</w:t>
+      </w:r>
+    </w:p>
+    <w:p>
+      <w:pPr>
+        <w:pStyle w:val="BodyText"/>
+      </w:pPr>
+      <w:r>
+        <w:rPr>
+          <w:b/>
+          <w:bCs/>
+        </w:rPr>
+        <w:t xml:space="preserve">Extraction prompt (podcasts).</w:t>
+      </w:r>
+      <w:r>
+        <w:t xml:space="preserve"> </w:t>
+      </w:r>
+      <w:r>
+        <w:t xml:space="preserve">&gt; Extract SPECIFIC proposals, systems, architectures, or technologies discussed by the speaker that are:</w:t>
+      </w:r>
+      <w:r>
+        <w:t xml:space="preserve"> </w:t>
+      </w:r>
+      <w:r>
+        <w:t xml:space="preserve">&gt; 1. NAMED or CONCRETE enough that someone could write a spec for it</w:t>
+      </w:r>
+      <w:r>
+        <w:t xml:space="preserve"> </w:t>
+      </w:r>
+      <w:r>
+        <w:t xml:space="preserve">&gt; 2. NOT YET BUILT at scale (may have prototypes or research)</w:t>
+      </w:r>
+      <w:r>
+        <w:t xml:space="preserve"> </w:t>
+      </w:r>
+      <w:r>
+        <w:t xml:space="preserve">&gt; 3. DISCUSSED SERIOUSLY with some mechanism explained (not throwaway mentions)</w:t>
+      </w:r>
+      <w:r>
+        <w:t xml:space="preserve"> </w:t>
+      </w:r>
+      <w:r>
+        <w:t xml:space="preserve">&gt;</w:t>
+      </w:r>
+      <w:r>
+        <w:t xml:space="preserve"> </w:t>
+      </w:r>
+      <w:r>
+        <w:t xml:space="preserve">&gt; ANTI-PATTERNS (do NOT extract these):</w:t>
+      </w:r>
+      <w:r>
+        <w:t xml:space="preserve"> </w:t>
+      </w:r>
+      <w:r>
+        <w:t xml:space="preserve">&gt; - Generic field descriptions (</w:t>
+      </w:r>
+      <w:r>
+        <w:t xml:space="preserve">‘AI-enhanced governance’</w:t>
+      </w:r>
+      <w:r>
+        <w:t xml:space="preserve">)</w:t>
+      </w:r>
+      <w:r>
+        <w:t xml:space="preserve"> </w:t>
+      </w:r>
+      <w:r>
+        <w:t xml:space="preserve">&gt; - Vague compound nouns you invented</w:t>
+      </w:r>
+      <w:r>
+        <w:t xml:space="preserve"> </w:t>
+      </w:r>
+      <w:r>
+        <w:t xml:space="preserve">&gt; - Already widely deployed technology</w:t>
+      </w:r>
+      <w:r>
+        <w:t xml:space="preserve"> </w:t>
+      </w:r>
+      <w:r>
+        <w:t xml:space="preserve">&gt; - Abstract values or principles without implementation mechanisms</w:t>
+      </w:r>
+    </w:p>
+    <w:p>
+      <w:pPr>
+        <w:pStyle w:val="BodyText"/>
+      </w:pPr>
+      <w:r>
+        <w:rPr>
+          <w:b/>
+          <w:bCs/>
+        </w:rPr>
+        <w:t xml:space="preserve">Extraction prompt (world gallery).</w:t>
+      </w:r>
+      <w:r>
+        <w:t xml:space="preserve"> </w:t>
+      </w:r>
+      <w:r>
+        <w:t xml:space="preserve">&gt; This is a brief speculative world sketch. Extract 0-2 SPECIFIC technologies, institutions, or systems described that someone could actually build or fund. If nothing is concrete enough to have a mechanism of action, return an empty list. Do NOT extract vague concepts or genre labels.</w:t>
+      </w:r>
+    </w:p>
+    <w:p>
+      <w:pPr>
+        <w:pStyle w:val="BodyText"/>
+      </w:pPr>
+      <w:r>
+        <w:rPr>
+          <w:b/>
+          <w:bCs/>
+        </w:rPr>
+        <w:t xml:space="preserve">Deduplication prompt.</w:t>
+      </w:r>
+      <w:r>
+        <w:t xml:space="preserve"> </w:t>
+      </w:r>
+      <w:r>
+        <w:t xml:space="preserve">&gt; You are comparing two hyper-entity candidates to determine if they describe the same concept. Classify the relationship as exactly one of:</w:t>
+      </w:r>
+      <w:r>
+        <w:t xml:space="preserve"> </w:t>
+      </w:r>
+      <w:r>
+        <w:t xml:space="preserve">&gt; - SAME: These describe the same entity/concept/system (even if named differently). They should be merged.</w:t>
+      </w:r>
+      <w:r>
+        <w:t xml:space="preserve"> </w:t>
+      </w:r>
+      <w:r>
+        <w:t xml:space="preserve">&gt; - OVERLAPPING: Related concepts in the same domain, but distinct enough to keep separate.</w:t>
+      </w:r>
+      <w:r>
+        <w:t xml:space="preserve"> </w:t>
+      </w:r>
+      <w:r>
+        <w:t xml:space="preserve">&gt; - DISTINCT: Unrelated or only superficially similar.</w:t>
+      </w:r>
+    </w:p>
+    <w:p>
+      <w:pPr>
+        <w:pStyle w:val="BodyText"/>
+      </w:pPr>
+      <w:r>
+        <w:rPr>
+          <w:b/>
+          <w:bCs/>
+        </w:rPr>
+        <w:t xml:space="preserve">Scoring prompt (excerpt).</w:t>
+      </w:r>
+      <w:r>
+        <w:t xml:space="preserve"> </w:t>
+      </w:r>
+      <w:r>
+        <w:t xml:space="preserve">&gt; Score this hyper-entity candidate on three dimensions. Use ONLY evidence from the provided description and research data. No evidence = score 0.</w:t>
+      </w:r>
+      <w:r>
+        <w:t xml:space="preserve"> </w:t>
+      </w:r>
+      <w:r>
+        <w:t xml:space="preserve">&gt;</w:t>
+      </w:r>
+      <w:r>
+        <w:t xml:space="preserve"> </w:t>
+      </w:r>
+      <w:r>
+        <w:t xml:space="preserve">&gt; A. d/acc Values (0–5 per dimension: Democratic, Decentralized, Defensive, Differential)</w:t>
+      </w:r>
+      <w:r>
+        <w:t xml:space="preserve"> </w:t>
+      </w:r>
+      <w:r>
+        <w:t xml:space="preserve">&gt; B. Transformative potential (0–5)</w:t>
+      </w:r>
+      <w:r>
+        <w:t xml:space="preserve"> </w:t>
+      </w:r>
+      <w:r>
+        <w:t xml:space="preserve">&gt; C. Actionability: primary bottleneck and recommended action type</w:t>
+      </w:r>
+    </w:p>
+    <w:bookmarkEnd w:id="340"/>
+    <w:bookmarkStart w:id="341" w:name="c.-scoring-details"/>
+    <w:p>
+      <w:pPr>
+        <w:pStyle w:val="Heading3"/>
+      </w:pPr>
+      <w:r>
+        <w:t xml:space="preserve">C. Scoring Details</w:t>
+      </w:r>
+    </w:p>
+    <w:p>
+      <w:pPr>
+        <w:pStyle w:val="FirstParagraph"/>
+      </w:pPr>
+      <w:r>
         <w:t xml:space="preserve">Full scoring breakdown for all Tier 1 entities.</w:t>
       </w:r>
     </w:p>
-    <w:bookmarkStart w:id="327" w:name="community-governed-ai-mesh-systems-1"/>
+    <w:bookmarkEnd w:id="341"/>
+    <w:bookmarkStart w:id="342" w:name="community-governed-ai-mesh-systems-1"/>
     <w:p>
       <w:pPr>
         <w:pStyle w:val="Heading3"/>
@@ -25750,8 +26838,8 @@
         </w:tc>
       </w:tr>
     </w:tbl>
-    <w:bookmarkEnd w:id="327"/>
-    <w:bookmarkStart w:id="328" w:name="universal-ai-learning-uncommons-ualu-1"/>
+    <w:bookmarkEnd w:id="342"/>
+    <w:bookmarkStart w:id="343" w:name="universal-ai-learning-uncommons-ualu-1"/>
     <w:p>
       <w:pPr>
         <w:pStyle w:val="Heading3"/>
@@ -26198,8 +27286,8 @@
         </w:tc>
       </w:tr>
     </w:tbl>
-    <w:bookmarkEnd w:id="328"/>
-    <w:bookmarkStart w:id="329" w:name="X135c650075a1d1795329722aab84cf68001ff27"/>
+    <w:bookmarkEnd w:id="343"/>
+    <w:bookmarkStart w:id="344" w:name="X135c650075a1d1795329722aab84cf68001ff27"/>
     <w:p>
       <w:pPr>
         <w:pStyle w:val="Heading3"/>
@@ -26574,8 +27662,8 @@
         </w:tc>
       </w:tr>
     </w:tbl>
-    <w:bookmarkEnd w:id="329"/>
-    <w:bookmarkStart w:id="330" w:name="moral-trade-1"/>
+    <w:bookmarkEnd w:id="344"/>
+    <w:bookmarkStart w:id="345" w:name="moral-trade-1"/>
     <w:p>
       <w:pPr>
         <w:pStyle w:val="Heading3"/>
@@ -26950,8 +28038,8 @@
         </w:tc>
       </w:tr>
     </w:tbl>
-    <w:bookmarkEnd w:id="330"/>
-    <w:bookmarkStart w:id="331" w:name="bci-operating-system-bci-os-1"/>
+    <w:bookmarkEnd w:id="345"/>
+    <w:bookmarkStart w:id="346" w:name="bci-operating-system-bci-os-1"/>
     <w:p>
       <w:pPr>
         <w:pStyle w:val="Heading3"/>
@@ -27317,8 +28405,8 @@
         </w:tc>
       </w:tr>
     </w:tbl>
-    <w:bookmarkEnd w:id="331"/>
-    <w:bookmarkStart w:id="332" w:name="X59ab189a482c6c2e01902e4a04f6f564514a5aa"/>
+    <w:bookmarkEnd w:id="346"/>
+    <w:bookmarkStart w:id="347" w:name="X59ab189a482c6c2e01902e4a04f6f564514a5aa"/>
     <w:p>
       <w:pPr>
         <w:pStyle w:val="Heading3"/>
@@ -27696,8 +28784,8 @@
         </w:tc>
       </w:tr>
     </w:tbl>
-    <w:bookmarkEnd w:id="332"/>
-    <w:bookmarkStart w:id="333" w:name="civic-systems-co-op-1"/>
+    <w:bookmarkEnd w:id="347"/>
+    <w:bookmarkStart w:id="348" w:name="civic-systems-co-op-1"/>
     <w:p>
       <w:pPr>
         <w:pStyle w:val="Heading3"/>
@@ -28120,8 +29208,8 @@
         </w:tc>
       </w:tr>
     </w:tbl>
-    <w:bookmarkEnd w:id="333"/>
-    <w:bookmarkStart w:id="334" w:name="interbeing-forum-1"/>
+    <w:bookmarkEnd w:id="348"/>
+    <w:bookmarkStart w:id="349" w:name="interbeing-forum-1"/>
     <w:p>
       <w:pPr>
         <w:pStyle w:val="Heading3"/>
@@ -28508,8 +29596,8 @@
         </w:tc>
       </w:tr>
     </w:tbl>
-    <w:bookmarkEnd w:id="334"/>
-    <w:bookmarkStart w:id="335" w:name="X7a76066f5f402ef0fdab138fe50f862551b9dd5"/>
+    <w:bookmarkEnd w:id="349"/>
+    <w:bookmarkStart w:id="350" w:name="X7a76066f5f402ef0fdab138fe50f862551b9dd5"/>
     <w:p>
       <w:pPr>
         <w:pStyle w:val="Heading3"/>
@@ -28896,8 +29984,8 @@
         </w:tc>
       </w:tr>
     </w:tbl>
-    <w:bookmarkEnd w:id="335"/>
-    <w:bookmarkStart w:id="336" w:name="comprehensive-ai-services-drexler-1"/>
+    <w:bookmarkEnd w:id="350"/>
+    <w:bookmarkStart w:id="351" w:name="comprehensive-ai-services-drexler-1"/>
     <w:p>
       <w:pPr>
         <w:pStyle w:val="Heading3"/>
@@ -29341,8 +30429,8 @@
         </w:tc>
       </w:tr>
     </w:tbl>
-    <w:bookmarkEnd w:id="336"/>
-    <w:bookmarkStart w:id="337" w:name="attack-dog-dao-for-climate-1"/>
+    <w:bookmarkEnd w:id="351"/>
+    <w:bookmarkStart w:id="352" w:name="attack-dog-dao-for-climate-1"/>
     <w:p>
       <w:pPr>
         <w:pStyle w:val="Heading3"/>
@@ -29729,8 +30817,8 @@
         </w:tc>
       </w:tr>
     </w:tbl>
-    <w:bookmarkEnd w:id="337"/>
-    <w:bookmarkStart w:id="338" w:name="wisdom-dao-1"/>
+    <w:bookmarkEnd w:id="352"/>
+    <w:bookmarkStart w:id="353" w:name="wisdom-dao-1"/>
     <w:p>
       <w:pPr>
         <w:pStyle w:val="Heading3"/>
@@ -30093,8 +31181,8 @@
         </w:tc>
       </w:tr>
     </w:tbl>
-    <w:bookmarkEnd w:id="338"/>
-    <w:bookmarkStart w:id="339" w:name="accord-of-watersheds-1"/>
+    <w:bookmarkEnd w:id="353"/>
+    <w:bookmarkStart w:id="354" w:name="accord-of-watersheds-1"/>
     <w:p>
       <w:pPr>
         <w:pStyle w:val="Heading3"/>
@@ -30514,8 +31602,8 @@
         </w:tc>
       </w:tr>
     </w:tbl>
-    <w:bookmarkEnd w:id="339"/>
-    <w:bookmarkStart w:id="340" w:name="X84bcbcf387cd302859f3c67e523a2109087717f"/>
+    <w:bookmarkEnd w:id="354"/>
+    <w:bookmarkStart w:id="355" w:name="X84bcbcf387cd302859f3c67e523a2109087717f"/>
     <w:p>
       <w:pPr>
         <w:pStyle w:val="Heading3"/>
@@ -30902,8 +31990,8 @@
         </w:tc>
       </w:tr>
     </w:tbl>
-    <w:bookmarkEnd w:id="340"/>
-    <w:bookmarkStart w:id="341" w:name="watershed-parliaments-1"/>
+    <w:bookmarkEnd w:id="355"/>
+    <w:bookmarkStart w:id="356" w:name="watershed-parliaments-1"/>
     <w:p>
       <w:pPr>
         <w:pStyle w:val="Heading3"/>
@@ -31314,8 +32402,8 @@
         </w:tc>
       </w:tr>
     </w:tbl>
-    <w:bookmarkEnd w:id="341"/>
-    <w:bookmarkStart w:id="342" w:name="X3dbef565700aca6c176f52d78628b620f9beee9"/>
+    <w:bookmarkEnd w:id="356"/>
+    <w:bookmarkStart w:id="357" w:name="X3dbef565700aca6c176f52d78628b620f9beee9"/>
     <w:p>
       <w:pPr>
         <w:pStyle w:val="Heading3"/>
@@ -31753,8 +32841,8 @@
         </w:tc>
       </w:tr>
     </w:tbl>
-    <w:bookmarkEnd w:id="342"/>
-    <w:bookmarkStart w:id="343" w:name="Xe49f120fdc38a50f5337a2a5d7cb9e59dfbf697"/>
+    <w:bookmarkEnd w:id="357"/>
+    <w:bookmarkStart w:id="358" w:name="Xe49f120fdc38a50f5337a2a5d7cb9e59dfbf697"/>
     <w:p>
       <w:pPr>
         <w:pStyle w:val="Heading3"/>
@@ -32144,8 +33232,8 @@
         </w:tc>
       </w:tr>
     </w:tbl>
-    <w:bookmarkEnd w:id="343"/>
-    <w:bookmarkStart w:id="344" w:name="the-global-deliberation-coordinator-1"/>
+    <w:bookmarkEnd w:id="358"/>
+    <w:bookmarkStart w:id="359" w:name="the-global-deliberation-coordinator-1"/>
     <w:p>
       <w:pPr>
         <w:pStyle w:val="Heading3"/>
@@ -32556,8 +33644,8 @@
         </w:tc>
       </w:tr>
     </w:tbl>
-    <w:bookmarkEnd w:id="344"/>
-    <w:bookmarkStart w:id="345" w:name="epistemic-stack-1"/>
+    <w:bookmarkEnd w:id="359"/>
+    <w:bookmarkStart w:id="360" w:name="epistemic-stack-1"/>
     <w:p>
       <w:pPr>
         <w:pStyle w:val="Heading3"/>
@@ -32932,9 +34020,9 @@
         </w:tc>
       </w:tr>
     </w:tbl>
-    <w:bookmarkEnd w:id="345"/>
-    <w:bookmarkEnd w:id="346"/>
-    <w:bookmarkEnd w:id="347"/>
+    <w:bookmarkEnd w:id="360"/>
+    <w:bookmarkEnd w:id="361"/>
+    <w:bookmarkEnd w:id="362"/>
     <w:sectPr>
       <w:footnotePr>
         <w:numRestart w:val="eachSect"/>
@@ -33045,8 +34133,229 @@
       </w:pPr>
     </w:lvl>
   </w:abstractNum>
+  <w:abstractNum w:abstractNumId="99411">
+    <w:nsid w:val="00A99411"/>
+    <w:multiLevelType w:val="multilevel"/>
+    <w:lvl w:ilvl="0">
+      <w:start w:val="1"/>
+      <w:numFmt w:val="decimal"/>
+      <w:lvlText w:val="%1."/>
+      <w:lvlJc w:val="left"/>
+      <w:pPr>
+        <w:ind w:left="720" w:hanging="360"/>
+      </w:pPr>
+    </w:lvl>
+    <w:lvl w:ilvl="1">
+      <w:start w:val="1"/>
+      <w:numFmt w:val="decimal"/>
+      <w:lvlText w:val="%2."/>
+      <w:lvlJc w:val="left"/>
+      <w:pPr>
+        <w:ind w:left="1440" w:hanging="360"/>
+      </w:pPr>
+    </w:lvl>
+    <w:lvl w:ilvl="2">
+      <w:start w:val="1"/>
+      <w:numFmt w:val="decimal"/>
+      <w:lvlText w:val="%3."/>
+      <w:lvlJc w:val="left"/>
+      <w:pPr>
+        <w:ind w:left="2160" w:hanging="360"/>
+      </w:pPr>
+    </w:lvl>
+    <w:lvl w:ilvl="3">
+      <w:start w:val="1"/>
+      <w:numFmt w:val="decimal"/>
+      <w:lvlText w:val="%4."/>
+      <w:lvlJc w:val="left"/>
+      <w:pPr>
+        <w:ind w:left="2880" w:hanging="360"/>
+      </w:pPr>
+    </w:lvl>
+    <w:lvl w:ilvl="4">
+      <w:start w:val="1"/>
+      <w:numFmt w:val="decimal"/>
+      <w:lvlText w:val="%5."/>
+      <w:lvlJc w:val="left"/>
+      <w:pPr>
+        <w:ind w:left="3600" w:hanging="360"/>
+      </w:pPr>
+    </w:lvl>
+    <w:lvl w:ilvl="5">
+      <w:start w:val="1"/>
+      <w:numFmt w:val="decimal"/>
+      <w:lvlText w:val="%6."/>
+      <w:lvlJc w:val="left"/>
+      <w:pPr>
+        <w:ind w:left="4320" w:hanging="360"/>
+      </w:pPr>
+    </w:lvl>
+    <w:lvl w:ilvl="6">
+      <w:start w:val="1"/>
+      <w:numFmt w:val="decimal"/>
+      <w:lvlText w:val="%7."/>
+      <w:lvlJc w:val="left"/>
+      <w:pPr>
+        <w:ind w:left="5040" w:hanging="360"/>
+      </w:pPr>
+    </w:lvl>
+    <w:lvl w:ilvl="7">
+      <w:start w:val="1"/>
+      <w:numFmt w:val="decimal"/>
+      <w:lvlText w:val="%8."/>
+      <w:lvlJc w:val="left"/>
+      <w:pPr>
+        <w:ind w:left="5760" w:hanging="360"/>
+      </w:pPr>
+    </w:lvl>
+    <w:lvl w:ilvl="8">
+      <w:start w:val="1"/>
+      <w:numFmt w:val="decimal"/>
+      <w:lvlText w:val="%9."/>
+      <w:lvlJc w:val="left"/>
+      <w:pPr>
+        <w:ind w:left="6480" w:hanging="360"/>
+      </w:pPr>
+    </w:lvl>
+  </w:abstractNum>
+  <w:abstractNum w:abstractNumId="991">
+    <w:nsid w:val="0000A991"/>
+    <w:multiLevelType w:val="multilevel"/>
+    <w:lvl w:ilvl="0">
+      <w:numFmt w:val="bullet"/>
+      <w:lvlText w:val=""/>
+      <w:lvlJc w:val="left"/>
+      <w:pPr>
+        <w:ind w:left="720" w:hanging="360"/>
+      </w:pPr>
+      <w:rPr>
+        <w:rFonts w:ascii="Symbol" w:hAnsi="Symbol" w:cs="Symbol" w:hint="default"/>
+      </w:rPr>
+    </w:lvl>
+    <w:lvl w:ilvl="1">
+      <w:numFmt w:val="bullet"/>
+      <w:lvlText w:val="o"/>
+      <w:lvlJc w:val="left"/>
+      <w:pPr>
+        <w:ind w:left="1440" w:hanging="360"/>
+      </w:pPr>
+      <w:rPr>
+        <w:rFonts w:ascii="Courier New" w:hAnsi="Courier New" w:cs="Courier New" w:hint="default"/>
+      </w:rPr>
+    </w:lvl>
+    <w:lvl w:ilvl="2">
+      <w:numFmt w:val="bullet"/>
+      <w:lvlText w:val=""/>
+      <w:lvlJc w:val="left"/>
+      <w:pPr>
+        <w:ind w:left="2160" w:hanging="360"/>
+      </w:pPr>
+      <w:rPr>
+        <w:rFonts w:ascii="Wingdings" w:hAnsi="Wingdings" w:cs="Wingdings" w:hint="default"/>
+      </w:rPr>
+    </w:lvl>
+    <w:lvl w:ilvl="3">
+      <w:numFmt w:val="bullet"/>
+      <w:lvlText w:val=""/>
+      <w:lvlJc w:val="left"/>
+      <w:pPr>
+        <w:ind w:left="2880" w:hanging="360"/>
+      </w:pPr>
+      <w:rPr>
+        <w:rFonts w:ascii="Symbol" w:hAnsi="Symbol" w:cs="Symbol" w:hint="default"/>
+      </w:rPr>
+    </w:lvl>
+    <w:lvl w:ilvl="4">
+      <w:numFmt w:val="bullet"/>
+      <w:lvlText w:val="o"/>
+      <w:lvlJc w:val="left"/>
+      <w:pPr>
+        <w:ind w:left="3600" w:hanging="360"/>
+      </w:pPr>
+      <w:rPr>
+        <w:rFonts w:ascii="Courier New" w:hAnsi="Courier New" w:cs="Courier New" w:hint="default"/>
+      </w:rPr>
+    </w:lvl>
+    <w:lvl w:ilvl="5">
+      <w:numFmt w:val="bullet"/>
+      <w:lvlText w:val=""/>
+      <w:lvlJc w:val="left"/>
+      <w:pPr>
+        <w:ind w:left="4320" w:hanging="360"/>
+      </w:pPr>
+      <w:rPr>
+        <w:rFonts w:ascii="Wingdings" w:hAnsi="Wingdings" w:cs="Wingdings" w:hint="default"/>
+      </w:rPr>
+    </w:lvl>
+    <w:lvl w:ilvl="6">
+      <w:numFmt w:val="bullet"/>
+      <w:lvlText w:val=""/>
+      <w:lvlJc w:val="left"/>
+      <w:pPr>
+        <w:ind w:left="5040" w:hanging="360"/>
+      </w:pPr>
+      <w:rPr>
+        <w:rFonts w:ascii="Symbol" w:hAnsi="Symbol" w:cs="Symbol" w:hint="default"/>
+      </w:rPr>
+    </w:lvl>
+    <w:lvl w:ilvl="7">
+      <w:numFmt w:val="bullet"/>
+      <w:lvlText w:val="o"/>
+      <w:lvlJc w:val="left"/>
+      <w:pPr>
+        <w:ind w:left="5760" w:hanging="360"/>
+      </w:pPr>
+      <w:rPr>
+        <w:rFonts w:ascii="Courier New" w:hAnsi="Courier New" w:cs="Courier New" w:hint="default"/>
+      </w:rPr>
+    </w:lvl>
+    <w:lvl w:ilvl="8">
+      <w:numFmt w:val="bullet"/>
+      <w:lvlText w:val=""/>
+      <w:lvlJc w:val="left"/>
+      <w:pPr>
+        <w:ind w:left="6480" w:hanging="360"/>
+      </w:pPr>
+      <w:rPr>
+        <w:rFonts w:ascii="Wingdings" w:hAnsi="Wingdings" w:cs="Wingdings" w:hint="default"/>
+      </w:rPr>
+    </w:lvl>
+  </w:abstractNum>
   <w:num w:numId="1000">
     <w:abstractNumId w:val="990"/>
+  </w:num>
+  <w:num w:numId="1001">
+    <w:abstractNumId w:val="99411"/>
+    <w:lvlOverride w:ilvl="0">
+      <w:startOverride w:val="1"/>
+    </w:lvlOverride>
+    <w:lvlOverride w:ilvl="1">
+      <w:startOverride w:val="1"/>
+    </w:lvlOverride>
+    <w:lvlOverride w:ilvl="2">
+      <w:startOverride w:val="1"/>
+    </w:lvlOverride>
+    <w:lvlOverride w:ilvl="3">
+      <w:startOverride w:val="1"/>
+    </w:lvlOverride>
+    <w:lvlOverride w:ilvl="4">
+      <w:startOverride w:val="1"/>
+    </w:lvlOverride>
+    <w:lvlOverride w:ilvl="5">
+      <w:startOverride w:val="1"/>
+    </w:lvlOverride>
+    <w:lvlOverride w:ilvl="6">
+      <w:startOverride w:val="1"/>
+    </w:lvlOverride>
+    <w:lvlOverride w:ilvl="7">
+      <w:startOverride w:val="1"/>
+    </w:lvlOverride>
+    <w:lvlOverride w:ilvl="8">
+      <w:startOverride w:val="1"/>
+    </w:lvlOverride>
+  </w:num>
+  <w:num w:numId="1002">
+    <w:abstractNumId w:val="991"/>
   </w:num>
 </w:numbering>
 </file>
